--- a/app/reference_docs/reference_letter.docx
+++ b/app/reference_docs/reference_letter.docx
@@ -1143,6 +1143,8506 @@
       <w:color w:val="365F91" w:themeColor="accent1" w:themeShade="BF"/>
     </w:rPr>
   </w:style>
+  <w:style w:type="character" w:customStyle="1" w:styleId="ColorE60000">
+    <w:name w:val="ColorE60000"/>
+    <w:rPr>
+      <w:color w:val="E60000"/>
+    </w:rPr>
+  </w:style>
+  <w:style w:type="character" w:customStyle="1" w:styleId="BgE60000">
+    <w:name w:val="BgE60000"/>
+    <w:rPr>
+      <w:shd w:val="clear" w:color="auto" w:fill="E60000"/>
+    </w:rPr>
+  </w:style>
+  <w:style w:type="character" w:customStyle="1" w:styleId="ColorE60000BgE60000">
+    <w:name w:val="ColorE60000BgE60000"/>
+    <w:rPr>
+      <w:color w:val="E60000"/>
+      <w:shd w:val="clear" w:color="auto" w:fill="E60000"/>
+    </w:rPr>
+  </w:style>
+  <w:style w:type="character" w:customStyle="1" w:styleId="BgFF9900">
+    <w:name w:val="BgFF9900"/>
+    <w:rPr>
+      <w:shd w:val="clear" w:color="auto" w:fill="FF9900"/>
+    </w:rPr>
+  </w:style>
+  <w:style w:type="character" w:customStyle="1" w:styleId="ColorE60000BgFF9900">
+    <w:name w:val="ColorE60000BgFF9900"/>
+    <w:rPr>
+      <w:color w:val="E60000"/>
+      <w:shd w:val="clear" w:color="auto" w:fill="FF9900"/>
+    </w:rPr>
+  </w:style>
+  <w:style w:type="character" w:customStyle="1" w:styleId="BgFFFF00">
+    <w:name w:val="BgFFFF00"/>
+    <w:rPr>
+      <w:shd w:val="clear" w:color="auto" w:fill="FFFF00"/>
+    </w:rPr>
+  </w:style>
+  <w:style w:type="character" w:customStyle="1" w:styleId="ColorE60000BgFFFF00">
+    <w:name w:val="ColorE60000BgFFFF00"/>
+    <w:rPr>
+      <w:color w:val="E60000"/>
+      <w:shd w:val="clear" w:color="auto" w:fill="FFFF00"/>
+    </w:rPr>
+  </w:style>
+  <w:style w:type="character" w:customStyle="1" w:styleId="Bg008A00">
+    <w:name w:val="Bg008A00"/>
+    <w:rPr>
+      <w:shd w:val="clear" w:color="auto" w:fill="008A00"/>
+    </w:rPr>
+  </w:style>
+  <w:style w:type="character" w:customStyle="1" w:styleId="ColorE60000Bg008A00">
+    <w:name w:val="ColorE60000Bg008A00"/>
+    <w:rPr>
+      <w:color w:val="E60000"/>
+      <w:shd w:val="clear" w:color="auto" w:fill="008A00"/>
+    </w:rPr>
+  </w:style>
+  <w:style w:type="character" w:customStyle="1" w:styleId="Bg0066CC">
+    <w:name w:val="Bg0066CC"/>
+    <w:rPr>
+      <w:shd w:val="clear" w:color="auto" w:fill="0066CC"/>
+    </w:rPr>
+  </w:style>
+  <w:style w:type="character" w:customStyle="1" w:styleId="ColorE60000Bg0066CC">
+    <w:name w:val="ColorE60000Bg0066CC"/>
+    <w:rPr>
+      <w:color w:val="E60000"/>
+      <w:shd w:val="clear" w:color="auto" w:fill="0066CC"/>
+    </w:rPr>
+  </w:style>
+  <w:style w:type="character" w:customStyle="1" w:styleId="Bg9933FF">
+    <w:name w:val="Bg9933FF"/>
+    <w:rPr>
+      <w:shd w:val="clear" w:color="auto" w:fill="9933FF"/>
+    </w:rPr>
+  </w:style>
+  <w:style w:type="character" w:customStyle="1" w:styleId="ColorE60000Bg9933FF">
+    <w:name w:val="ColorE60000Bg9933FF"/>
+    <w:rPr>
+      <w:color w:val="E60000"/>
+      <w:shd w:val="clear" w:color="auto" w:fill="9933FF"/>
+    </w:rPr>
+  </w:style>
+  <w:style w:type="character" w:customStyle="1" w:styleId="BgFFFFFF">
+    <w:name w:val="BgFFFFFF"/>
+    <w:rPr>
+      <w:shd w:val="clear" w:color="auto" w:fill="FFFFFF"/>
+    </w:rPr>
+  </w:style>
+  <w:style w:type="character" w:customStyle="1" w:styleId="ColorE60000BgFFFFFF">
+    <w:name w:val="ColorE60000BgFFFFFF"/>
+    <w:rPr>
+      <w:color w:val="E60000"/>
+      <w:shd w:val="clear" w:color="auto" w:fill="FFFFFF"/>
+    </w:rPr>
+  </w:style>
+  <w:style w:type="character" w:customStyle="1" w:styleId="BgFACCCC">
+    <w:name w:val="BgFACCCC"/>
+    <w:rPr>
+      <w:shd w:val="clear" w:color="auto" w:fill="FACCCC"/>
+    </w:rPr>
+  </w:style>
+  <w:style w:type="character" w:customStyle="1" w:styleId="ColorE60000BgFACCCC">
+    <w:name w:val="ColorE60000BgFACCCC"/>
+    <w:rPr>
+      <w:color w:val="E60000"/>
+      <w:shd w:val="clear" w:color="auto" w:fill="FACCCC"/>
+    </w:rPr>
+  </w:style>
+  <w:style w:type="character" w:customStyle="1" w:styleId="BgFFEBCC">
+    <w:name w:val="BgFFEBCC"/>
+    <w:rPr>
+      <w:shd w:val="clear" w:color="auto" w:fill="FFEBCC"/>
+    </w:rPr>
+  </w:style>
+  <w:style w:type="character" w:customStyle="1" w:styleId="ColorE60000BgFFEBCC">
+    <w:name w:val="ColorE60000BgFFEBCC"/>
+    <w:rPr>
+      <w:color w:val="E60000"/>
+      <w:shd w:val="clear" w:color="auto" w:fill="FFEBCC"/>
+    </w:rPr>
+  </w:style>
+  <w:style w:type="character" w:customStyle="1" w:styleId="BgFFFFCC">
+    <w:name w:val="BgFFFFCC"/>
+    <w:rPr>
+      <w:shd w:val="clear" w:color="auto" w:fill="FFFFCC"/>
+    </w:rPr>
+  </w:style>
+  <w:style w:type="character" w:customStyle="1" w:styleId="ColorE60000BgFFFFCC">
+    <w:name w:val="ColorE60000BgFFFFCC"/>
+    <w:rPr>
+      <w:color w:val="E60000"/>
+      <w:shd w:val="clear" w:color="auto" w:fill="FFFFCC"/>
+    </w:rPr>
+  </w:style>
+  <w:style w:type="character" w:customStyle="1" w:styleId="BgCCE8CC">
+    <w:name w:val="BgCCE8CC"/>
+    <w:rPr>
+      <w:shd w:val="clear" w:color="auto" w:fill="CCE8CC"/>
+    </w:rPr>
+  </w:style>
+  <w:style w:type="character" w:customStyle="1" w:styleId="ColorE60000BgCCE8CC">
+    <w:name w:val="ColorE60000BgCCE8CC"/>
+    <w:rPr>
+      <w:color w:val="E60000"/>
+      <w:shd w:val="clear" w:color="auto" w:fill="CCE8CC"/>
+    </w:rPr>
+  </w:style>
+  <w:style w:type="character" w:customStyle="1" w:styleId="BgCCE0F5">
+    <w:name w:val="BgCCE0F5"/>
+    <w:rPr>
+      <w:shd w:val="clear" w:color="auto" w:fill="CCE0F5"/>
+    </w:rPr>
+  </w:style>
+  <w:style w:type="character" w:customStyle="1" w:styleId="ColorE60000BgCCE0F5">
+    <w:name w:val="ColorE60000BgCCE0F5"/>
+    <w:rPr>
+      <w:color w:val="E60000"/>
+      <w:shd w:val="clear" w:color="auto" w:fill="CCE0F5"/>
+    </w:rPr>
+  </w:style>
+  <w:style w:type="character" w:customStyle="1" w:styleId="BgEBD6FF">
+    <w:name w:val="BgEBD6FF"/>
+    <w:rPr>
+      <w:shd w:val="clear" w:color="auto" w:fill="EBD6FF"/>
+    </w:rPr>
+  </w:style>
+  <w:style w:type="character" w:customStyle="1" w:styleId="ColorE60000BgEBD6FF">
+    <w:name w:val="ColorE60000BgEBD6FF"/>
+    <w:rPr>
+      <w:color w:val="E60000"/>
+      <w:shd w:val="clear" w:color="auto" w:fill="EBD6FF"/>
+    </w:rPr>
+  </w:style>
+  <w:style w:type="character" w:customStyle="1" w:styleId="BgBBBBBB">
+    <w:name w:val="BgBBBBBB"/>
+    <w:rPr>
+      <w:shd w:val="clear" w:color="auto" w:fill="BBBBBB"/>
+    </w:rPr>
+  </w:style>
+  <w:style w:type="character" w:customStyle="1" w:styleId="ColorE60000BgBBBBBB">
+    <w:name w:val="ColorE60000BgBBBBBB"/>
+    <w:rPr>
+      <w:color w:val="E60000"/>
+      <w:shd w:val="clear" w:color="auto" w:fill="BBBBBB"/>
+    </w:rPr>
+  </w:style>
+  <w:style w:type="character" w:customStyle="1" w:styleId="BgF06666">
+    <w:name w:val="BgF06666"/>
+    <w:rPr>
+      <w:shd w:val="clear" w:color="auto" w:fill="F06666"/>
+    </w:rPr>
+  </w:style>
+  <w:style w:type="character" w:customStyle="1" w:styleId="ColorE60000BgF06666">
+    <w:name w:val="ColorE60000BgF06666"/>
+    <w:rPr>
+      <w:color w:val="E60000"/>
+      <w:shd w:val="clear" w:color="auto" w:fill="F06666"/>
+    </w:rPr>
+  </w:style>
+  <w:style w:type="character" w:customStyle="1" w:styleId="BgFFC266">
+    <w:name w:val="BgFFC266"/>
+    <w:rPr>
+      <w:shd w:val="clear" w:color="auto" w:fill="FFC266"/>
+    </w:rPr>
+  </w:style>
+  <w:style w:type="character" w:customStyle="1" w:styleId="ColorE60000BgFFC266">
+    <w:name w:val="ColorE60000BgFFC266"/>
+    <w:rPr>
+      <w:color w:val="E60000"/>
+      <w:shd w:val="clear" w:color="auto" w:fill="FFC266"/>
+    </w:rPr>
+  </w:style>
+  <w:style w:type="character" w:customStyle="1" w:styleId="BgFFFF66">
+    <w:name w:val="BgFFFF66"/>
+    <w:rPr>
+      <w:shd w:val="clear" w:color="auto" w:fill="FFFF66"/>
+    </w:rPr>
+  </w:style>
+  <w:style w:type="character" w:customStyle="1" w:styleId="ColorE60000BgFFFF66">
+    <w:name w:val="ColorE60000BgFFFF66"/>
+    <w:rPr>
+      <w:color w:val="E60000"/>
+      <w:shd w:val="clear" w:color="auto" w:fill="FFFF66"/>
+    </w:rPr>
+  </w:style>
+  <w:style w:type="character" w:customStyle="1" w:styleId="Bg66B966">
+    <w:name w:val="Bg66B966"/>
+    <w:rPr>
+      <w:shd w:val="clear" w:color="auto" w:fill="66B966"/>
+    </w:rPr>
+  </w:style>
+  <w:style w:type="character" w:customStyle="1" w:styleId="ColorE60000Bg66B966">
+    <w:name w:val="ColorE60000Bg66B966"/>
+    <w:rPr>
+      <w:color w:val="E60000"/>
+      <w:shd w:val="clear" w:color="auto" w:fill="66B966"/>
+    </w:rPr>
+  </w:style>
+  <w:style w:type="character" w:customStyle="1" w:styleId="Bg66A3E0">
+    <w:name w:val="Bg66A3E0"/>
+    <w:rPr>
+      <w:shd w:val="clear" w:color="auto" w:fill="66A3E0"/>
+    </w:rPr>
+  </w:style>
+  <w:style w:type="character" w:customStyle="1" w:styleId="ColorE60000Bg66A3E0">
+    <w:name w:val="ColorE60000Bg66A3E0"/>
+    <w:rPr>
+      <w:color w:val="E60000"/>
+      <w:shd w:val="clear" w:color="auto" w:fill="66A3E0"/>
+    </w:rPr>
+  </w:style>
+  <w:style w:type="character" w:customStyle="1" w:styleId="BgC285FF">
+    <w:name w:val="BgC285FF"/>
+    <w:rPr>
+      <w:shd w:val="clear" w:color="auto" w:fill="C285FF"/>
+    </w:rPr>
+  </w:style>
+  <w:style w:type="character" w:customStyle="1" w:styleId="ColorE60000BgC285FF">
+    <w:name w:val="ColorE60000BgC285FF"/>
+    <w:rPr>
+      <w:color w:val="E60000"/>
+      <w:shd w:val="clear" w:color="auto" w:fill="C285FF"/>
+    </w:rPr>
+  </w:style>
+  <w:style w:type="character" w:customStyle="1" w:styleId="Bg888888">
+    <w:name w:val="Bg888888"/>
+    <w:rPr>
+      <w:shd w:val="clear" w:color="auto" w:fill="888888"/>
+    </w:rPr>
+  </w:style>
+  <w:style w:type="character" w:customStyle="1" w:styleId="ColorE60000Bg888888">
+    <w:name w:val="ColorE60000Bg888888"/>
+    <w:rPr>
+      <w:color w:val="E60000"/>
+      <w:shd w:val="clear" w:color="auto" w:fill="888888"/>
+    </w:rPr>
+  </w:style>
+  <w:style w:type="character" w:customStyle="1" w:styleId="BgA10000">
+    <w:name w:val="BgA10000"/>
+    <w:rPr>
+      <w:shd w:val="clear" w:color="auto" w:fill="A10000"/>
+    </w:rPr>
+  </w:style>
+  <w:style w:type="character" w:customStyle="1" w:styleId="ColorE60000BgA10000">
+    <w:name w:val="ColorE60000BgA10000"/>
+    <w:rPr>
+      <w:color w:val="E60000"/>
+      <w:shd w:val="clear" w:color="auto" w:fill="A10000"/>
+    </w:rPr>
+  </w:style>
+  <w:style w:type="character" w:customStyle="1" w:styleId="BgB26B00">
+    <w:name w:val="BgB26B00"/>
+    <w:rPr>
+      <w:shd w:val="clear" w:color="auto" w:fill="B26B00"/>
+    </w:rPr>
+  </w:style>
+  <w:style w:type="character" w:customStyle="1" w:styleId="ColorE60000BgB26B00">
+    <w:name w:val="ColorE60000BgB26B00"/>
+    <w:rPr>
+      <w:color w:val="E60000"/>
+      <w:shd w:val="clear" w:color="auto" w:fill="B26B00"/>
+    </w:rPr>
+  </w:style>
+  <w:style w:type="character" w:customStyle="1" w:styleId="BgB2B200">
+    <w:name w:val="BgB2B200"/>
+    <w:rPr>
+      <w:shd w:val="clear" w:color="auto" w:fill="B2B200"/>
+    </w:rPr>
+  </w:style>
+  <w:style w:type="character" w:customStyle="1" w:styleId="ColorE60000BgB2B200">
+    <w:name w:val="ColorE60000BgB2B200"/>
+    <w:rPr>
+      <w:color w:val="E60000"/>
+      <w:shd w:val="clear" w:color="auto" w:fill="B2B200"/>
+    </w:rPr>
+  </w:style>
+  <w:style w:type="character" w:customStyle="1" w:styleId="Bg006100">
+    <w:name w:val="Bg006100"/>
+    <w:rPr>
+      <w:shd w:val="clear" w:color="auto" w:fill="006100"/>
+    </w:rPr>
+  </w:style>
+  <w:style w:type="character" w:customStyle="1" w:styleId="ColorE60000Bg006100">
+    <w:name w:val="ColorE60000Bg006100"/>
+    <w:rPr>
+      <w:color w:val="E60000"/>
+      <w:shd w:val="clear" w:color="auto" w:fill="006100"/>
+    </w:rPr>
+  </w:style>
+  <w:style w:type="character" w:customStyle="1" w:styleId="Bg0047B2">
+    <w:name w:val="Bg0047B2"/>
+    <w:rPr>
+      <w:shd w:val="clear" w:color="auto" w:fill="0047B2"/>
+    </w:rPr>
+  </w:style>
+  <w:style w:type="character" w:customStyle="1" w:styleId="ColorE60000Bg0047B2">
+    <w:name w:val="ColorE60000Bg0047B2"/>
+    <w:rPr>
+      <w:color w:val="E60000"/>
+      <w:shd w:val="clear" w:color="auto" w:fill="0047B2"/>
+    </w:rPr>
+  </w:style>
+  <w:style w:type="character" w:customStyle="1" w:styleId="Bg6B24B2">
+    <w:name w:val="Bg6B24B2"/>
+    <w:rPr>
+      <w:shd w:val="clear" w:color="auto" w:fill="6B24B2"/>
+    </w:rPr>
+  </w:style>
+  <w:style w:type="character" w:customStyle="1" w:styleId="ColorE60000Bg6B24B2">
+    <w:name w:val="ColorE60000Bg6B24B2"/>
+    <w:rPr>
+      <w:color w:val="E60000"/>
+      <w:shd w:val="clear" w:color="auto" w:fill="6B24B2"/>
+    </w:rPr>
+  </w:style>
+  <w:style w:type="character" w:customStyle="1" w:styleId="Bg444444">
+    <w:name w:val="Bg444444"/>
+    <w:rPr>
+      <w:shd w:val="clear" w:color="auto" w:fill="444444"/>
+    </w:rPr>
+  </w:style>
+  <w:style w:type="character" w:customStyle="1" w:styleId="ColorE60000Bg444444">
+    <w:name w:val="ColorE60000Bg444444"/>
+    <w:rPr>
+      <w:color w:val="E60000"/>
+      <w:shd w:val="clear" w:color="auto" w:fill="444444"/>
+    </w:rPr>
+  </w:style>
+  <w:style w:type="character" w:customStyle="1" w:styleId="Bg5C0000">
+    <w:name w:val="Bg5C0000"/>
+    <w:rPr>
+      <w:shd w:val="clear" w:color="auto" w:fill="5C0000"/>
+    </w:rPr>
+  </w:style>
+  <w:style w:type="character" w:customStyle="1" w:styleId="ColorE60000Bg5C0000">
+    <w:name w:val="ColorE60000Bg5C0000"/>
+    <w:rPr>
+      <w:color w:val="E60000"/>
+      <w:shd w:val="clear" w:color="auto" w:fill="5C0000"/>
+    </w:rPr>
+  </w:style>
+  <w:style w:type="character" w:customStyle="1" w:styleId="Bg663D00">
+    <w:name w:val="Bg663D00"/>
+    <w:rPr>
+      <w:shd w:val="clear" w:color="auto" w:fill="663D00"/>
+    </w:rPr>
+  </w:style>
+  <w:style w:type="character" w:customStyle="1" w:styleId="ColorE60000Bg663D00">
+    <w:name w:val="ColorE60000Bg663D00"/>
+    <w:rPr>
+      <w:color w:val="E60000"/>
+      <w:shd w:val="clear" w:color="auto" w:fill="663D00"/>
+    </w:rPr>
+  </w:style>
+  <w:style w:type="character" w:customStyle="1" w:styleId="Bg666600">
+    <w:name w:val="Bg666600"/>
+    <w:rPr>
+      <w:shd w:val="clear" w:color="auto" w:fill="666600"/>
+    </w:rPr>
+  </w:style>
+  <w:style w:type="character" w:customStyle="1" w:styleId="ColorE60000Bg666600">
+    <w:name w:val="ColorE60000Bg666600"/>
+    <w:rPr>
+      <w:color w:val="E60000"/>
+      <w:shd w:val="clear" w:color="auto" w:fill="666600"/>
+    </w:rPr>
+  </w:style>
+  <w:style w:type="character" w:customStyle="1" w:styleId="Bg003700">
+    <w:name w:val="Bg003700"/>
+    <w:rPr>
+      <w:shd w:val="clear" w:color="auto" w:fill="003700"/>
+    </w:rPr>
+  </w:style>
+  <w:style w:type="character" w:customStyle="1" w:styleId="ColorE60000Bg003700">
+    <w:name w:val="ColorE60000Bg003700"/>
+    <w:rPr>
+      <w:color w:val="E60000"/>
+      <w:shd w:val="clear" w:color="auto" w:fill="003700"/>
+    </w:rPr>
+  </w:style>
+  <w:style w:type="character" w:customStyle="1" w:styleId="Bg002966">
+    <w:name w:val="Bg002966"/>
+    <w:rPr>
+      <w:shd w:val="clear" w:color="auto" w:fill="002966"/>
+    </w:rPr>
+  </w:style>
+  <w:style w:type="character" w:customStyle="1" w:styleId="ColorE60000Bg002966">
+    <w:name w:val="ColorE60000Bg002966"/>
+    <w:rPr>
+      <w:color w:val="E60000"/>
+      <w:shd w:val="clear" w:color="auto" w:fill="002966"/>
+    </w:rPr>
+  </w:style>
+  <w:style w:type="character" w:customStyle="1" w:styleId="Bg3D1466">
+    <w:name w:val="Bg3D1466"/>
+    <w:rPr>
+      <w:shd w:val="clear" w:color="auto" w:fill="3D1466"/>
+    </w:rPr>
+  </w:style>
+  <w:style w:type="character" w:customStyle="1" w:styleId="ColorE60000Bg3D1466">
+    <w:name w:val="ColorE60000Bg3D1466"/>
+    <w:rPr>
+      <w:color w:val="E60000"/>
+      <w:shd w:val="clear" w:color="auto" w:fill="3D1466"/>
+    </w:rPr>
+  </w:style>
+  <w:style w:type="character" w:customStyle="1" w:styleId="ColorFF9900">
+    <w:name w:val="ColorFF9900"/>
+    <w:rPr>
+      <w:color w:val="FF9900"/>
+    </w:rPr>
+  </w:style>
+  <w:style w:type="character" w:customStyle="1" w:styleId="ColorFF9900BgE60000">
+    <w:name w:val="ColorFF9900BgE60000"/>
+    <w:rPr>
+      <w:color w:val="FF9900"/>
+      <w:shd w:val="clear" w:color="auto" w:fill="E60000"/>
+    </w:rPr>
+  </w:style>
+  <w:style w:type="character" w:customStyle="1" w:styleId="ColorFF9900BgFF9900">
+    <w:name w:val="ColorFF9900BgFF9900"/>
+    <w:rPr>
+      <w:color w:val="FF9900"/>
+      <w:shd w:val="clear" w:color="auto" w:fill="FF9900"/>
+    </w:rPr>
+  </w:style>
+  <w:style w:type="character" w:customStyle="1" w:styleId="ColorFF9900BgFFFF00">
+    <w:name w:val="ColorFF9900BgFFFF00"/>
+    <w:rPr>
+      <w:color w:val="FF9900"/>
+      <w:shd w:val="clear" w:color="auto" w:fill="FFFF00"/>
+    </w:rPr>
+  </w:style>
+  <w:style w:type="character" w:customStyle="1" w:styleId="ColorFF9900Bg008A00">
+    <w:name w:val="ColorFF9900Bg008A00"/>
+    <w:rPr>
+      <w:color w:val="FF9900"/>
+      <w:shd w:val="clear" w:color="auto" w:fill="008A00"/>
+    </w:rPr>
+  </w:style>
+  <w:style w:type="character" w:customStyle="1" w:styleId="ColorFF9900Bg0066CC">
+    <w:name w:val="ColorFF9900Bg0066CC"/>
+    <w:rPr>
+      <w:color w:val="FF9900"/>
+      <w:shd w:val="clear" w:color="auto" w:fill="0066CC"/>
+    </w:rPr>
+  </w:style>
+  <w:style w:type="character" w:customStyle="1" w:styleId="ColorFF9900Bg9933FF">
+    <w:name w:val="ColorFF9900Bg9933FF"/>
+    <w:rPr>
+      <w:color w:val="FF9900"/>
+      <w:shd w:val="clear" w:color="auto" w:fill="9933FF"/>
+    </w:rPr>
+  </w:style>
+  <w:style w:type="character" w:customStyle="1" w:styleId="ColorFF9900BgFFFFFF">
+    <w:name w:val="ColorFF9900BgFFFFFF"/>
+    <w:rPr>
+      <w:color w:val="FF9900"/>
+      <w:shd w:val="clear" w:color="auto" w:fill="FFFFFF"/>
+    </w:rPr>
+  </w:style>
+  <w:style w:type="character" w:customStyle="1" w:styleId="ColorFF9900BgFACCCC">
+    <w:name w:val="ColorFF9900BgFACCCC"/>
+    <w:rPr>
+      <w:color w:val="FF9900"/>
+      <w:shd w:val="clear" w:color="auto" w:fill="FACCCC"/>
+    </w:rPr>
+  </w:style>
+  <w:style w:type="character" w:customStyle="1" w:styleId="ColorFF9900BgFFEBCC">
+    <w:name w:val="ColorFF9900BgFFEBCC"/>
+    <w:rPr>
+      <w:color w:val="FF9900"/>
+      <w:shd w:val="clear" w:color="auto" w:fill="FFEBCC"/>
+    </w:rPr>
+  </w:style>
+  <w:style w:type="character" w:customStyle="1" w:styleId="ColorFF9900BgFFFFCC">
+    <w:name w:val="ColorFF9900BgFFFFCC"/>
+    <w:rPr>
+      <w:color w:val="FF9900"/>
+      <w:shd w:val="clear" w:color="auto" w:fill="FFFFCC"/>
+    </w:rPr>
+  </w:style>
+  <w:style w:type="character" w:customStyle="1" w:styleId="ColorFF9900BgCCE8CC">
+    <w:name w:val="ColorFF9900BgCCE8CC"/>
+    <w:rPr>
+      <w:color w:val="FF9900"/>
+      <w:shd w:val="clear" w:color="auto" w:fill="CCE8CC"/>
+    </w:rPr>
+  </w:style>
+  <w:style w:type="character" w:customStyle="1" w:styleId="ColorFF9900BgCCE0F5">
+    <w:name w:val="ColorFF9900BgCCE0F5"/>
+    <w:rPr>
+      <w:color w:val="FF9900"/>
+      <w:shd w:val="clear" w:color="auto" w:fill="CCE0F5"/>
+    </w:rPr>
+  </w:style>
+  <w:style w:type="character" w:customStyle="1" w:styleId="ColorFF9900BgEBD6FF">
+    <w:name w:val="ColorFF9900BgEBD6FF"/>
+    <w:rPr>
+      <w:color w:val="FF9900"/>
+      <w:shd w:val="clear" w:color="auto" w:fill="EBD6FF"/>
+    </w:rPr>
+  </w:style>
+  <w:style w:type="character" w:customStyle="1" w:styleId="ColorFF9900BgBBBBBB">
+    <w:name w:val="ColorFF9900BgBBBBBB"/>
+    <w:rPr>
+      <w:color w:val="FF9900"/>
+      <w:shd w:val="clear" w:color="auto" w:fill="BBBBBB"/>
+    </w:rPr>
+  </w:style>
+  <w:style w:type="character" w:customStyle="1" w:styleId="ColorFF9900BgF06666">
+    <w:name w:val="ColorFF9900BgF06666"/>
+    <w:rPr>
+      <w:color w:val="FF9900"/>
+      <w:shd w:val="clear" w:color="auto" w:fill="F06666"/>
+    </w:rPr>
+  </w:style>
+  <w:style w:type="character" w:customStyle="1" w:styleId="ColorFF9900BgFFC266">
+    <w:name w:val="ColorFF9900BgFFC266"/>
+    <w:rPr>
+      <w:color w:val="FF9900"/>
+      <w:shd w:val="clear" w:color="auto" w:fill="FFC266"/>
+    </w:rPr>
+  </w:style>
+  <w:style w:type="character" w:customStyle="1" w:styleId="ColorFF9900BgFFFF66">
+    <w:name w:val="ColorFF9900BgFFFF66"/>
+    <w:rPr>
+      <w:color w:val="FF9900"/>
+      <w:shd w:val="clear" w:color="auto" w:fill="FFFF66"/>
+    </w:rPr>
+  </w:style>
+  <w:style w:type="character" w:customStyle="1" w:styleId="ColorFF9900Bg66B966">
+    <w:name w:val="ColorFF9900Bg66B966"/>
+    <w:rPr>
+      <w:color w:val="FF9900"/>
+      <w:shd w:val="clear" w:color="auto" w:fill="66B966"/>
+    </w:rPr>
+  </w:style>
+  <w:style w:type="character" w:customStyle="1" w:styleId="ColorFF9900Bg66A3E0">
+    <w:name w:val="ColorFF9900Bg66A3E0"/>
+    <w:rPr>
+      <w:color w:val="FF9900"/>
+      <w:shd w:val="clear" w:color="auto" w:fill="66A3E0"/>
+    </w:rPr>
+  </w:style>
+  <w:style w:type="character" w:customStyle="1" w:styleId="ColorFF9900BgC285FF">
+    <w:name w:val="ColorFF9900BgC285FF"/>
+    <w:rPr>
+      <w:color w:val="FF9900"/>
+      <w:shd w:val="clear" w:color="auto" w:fill="C285FF"/>
+    </w:rPr>
+  </w:style>
+  <w:style w:type="character" w:customStyle="1" w:styleId="ColorFF9900Bg888888">
+    <w:name w:val="ColorFF9900Bg888888"/>
+    <w:rPr>
+      <w:color w:val="FF9900"/>
+      <w:shd w:val="clear" w:color="auto" w:fill="888888"/>
+    </w:rPr>
+  </w:style>
+  <w:style w:type="character" w:customStyle="1" w:styleId="ColorFF9900BgA10000">
+    <w:name w:val="ColorFF9900BgA10000"/>
+    <w:rPr>
+      <w:color w:val="FF9900"/>
+      <w:shd w:val="clear" w:color="auto" w:fill="A10000"/>
+    </w:rPr>
+  </w:style>
+  <w:style w:type="character" w:customStyle="1" w:styleId="ColorFF9900BgB26B00">
+    <w:name w:val="ColorFF9900BgB26B00"/>
+    <w:rPr>
+      <w:color w:val="FF9900"/>
+      <w:shd w:val="clear" w:color="auto" w:fill="B26B00"/>
+    </w:rPr>
+  </w:style>
+  <w:style w:type="character" w:customStyle="1" w:styleId="ColorFF9900BgB2B200">
+    <w:name w:val="ColorFF9900BgB2B200"/>
+    <w:rPr>
+      <w:color w:val="FF9900"/>
+      <w:shd w:val="clear" w:color="auto" w:fill="B2B200"/>
+    </w:rPr>
+  </w:style>
+  <w:style w:type="character" w:customStyle="1" w:styleId="ColorFF9900Bg006100">
+    <w:name w:val="ColorFF9900Bg006100"/>
+    <w:rPr>
+      <w:color w:val="FF9900"/>
+      <w:shd w:val="clear" w:color="auto" w:fill="006100"/>
+    </w:rPr>
+  </w:style>
+  <w:style w:type="character" w:customStyle="1" w:styleId="ColorFF9900Bg0047B2">
+    <w:name w:val="ColorFF9900Bg0047B2"/>
+    <w:rPr>
+      <w:color w:val="FF9900"/>
+      <w:shd w:val="clear" w:color="auto" w:fill="0047B2"/>
+    </w:rPr>
+  </w:style>
+  <w:style w:type="character" w:customStyle="1" w:styleId="ColorFF9900Bg6B24B2">
+    <w:name w:val="ColorFF9900Bg6B24B2"/>
+    <w:rPr>
+      <w:color w:val="FF9900"/>
+      <w:shd w:val="clear" w:color="auto" w:fill="6B24B2"/>
+    </w:rPr>
+  </w:style>
+  <w:style w:type="character" w:customStyle="1" w:styleId="ColorFF9900Bg444444">
+    <w:name w:val="ColorFF9900Bg444444"/>
+    <w:rPr>
+      <w:color w:val="FF9900"/>
+      <w:shd w:val="clear" w:color="auto" w:fill="444444"/>
+    </w:rPr>
+  </w:style>
+  <w:style w:type="character" w:customStyle="1" w:styleId="ColorFF9900Bg5C0000">
+    <w:name w:val="ColorFF9900Bg5C0000"/>
+    <w:rPr>
+      <w:color w:val="FF9900"/>
+      <w:shd w:val="clear" w:color="auto" w:fill="5C0000"/>
+    </w:rPr>
+  </w:style>
+  <w:style w:type="character" w:customStyle="1" w:styleId="ColorFF9900Bg663D00">
+    <w:name w:val="ColorFF9900Bg663D00"/>
+    <w:rPr>
+      <w:color w:val="FF9900"/>
+      <w:shd w:val="clear" w:color="auto" w:fill="663D00"/>
+    </w:rPr>
+  </w:style>
+  <w:style w:type="character" w:customStyle="1" w:styleId="ColorFF9900Bg666600">
+    <w:name w:val="ColorFF9900Bg666600"/>
+    <w:rPr>
+      <w:color w:val="FF9900"/>
+      <w:shd w:val="clear" w:color="auto" w:fill="666600"/>
+    </w:rPr>
+  </w:style>
+  <w:style w:type="character" w:customStyle="1" w:styleId="ColorFF9900Bg003700">
+    <w:name w:val="ColorFF9900Bg003700"/>
+    <w:rPr>
+      <w:color w:val="FF9900"/>
+      <w:shd w:val="clear" w:color="auto" w:fill="003700"/>
+    </w:rPr>
+  </w:style>
+  <w:style w:type="character" w:customStyle="1" w:styleId="ColorFF9900Bg002966">
+    <w:name w:val="ColorFF9900Bg002966"/>
+    <w:rPr>
+      <w:color w:val="FF9900"/>
+      <w:shd w:val="clear" w:color="auto" w:fill="002966"/>
+    </w:rPr>
+  </w:style>
+  <w:style w:type="character" w:customStyle="1" w:styleId="ColorFF9900Bg3D1466">
+    <w:name w:val="ColorFF9900Bg3D1466"/>
+    <w:rPr>
+      <w:color w:val="FF9900"/>
+      <w:shd w:val="clear" w:color="auto" w:fill="3D1466"/>
+    </w:rPr>
+  </w:style>
+  <w:style w:type="character" w:customStyle="1" w:styleId="ColorFFFF00">
+    <w:name w:val="ColorFFFF00"/>
+    <w:rPr>
+      <w:color w:val="FFFF00"/>
+    </w:rPr>
+  </w:style>
+  <w:style w:type="character" w:customStyle="1" w:styleId="ColorFFFF00BgE60000">
+    <w:name w:val="ColorFFFF00BgE60000"/>
+    <w:rPr>
+      <w:color w:val="FFFF00"/>
+      <w:shd w:val="clear" w:color="auto" w:fill="E60000"/>
+    </w:rPr>
+  </w:style>
+  <w:style w:type="character" w:customStyle="1" w:styleId="ColorFFFF00BgFF9900">
+    <w:name w:val="ColorFFFF00BgFF9900"/>
+    <w:rPr>
+      <w:color w:val="FFFF00"/>
+      <w:shd w:val="clear" w:color="auto" w:fill="FF9900"/>
+    </w:rPr>
+  </w:style>
+  <w:style w:type="character" w:customStyle="1" w:styleId="ColorFFFF00BgFFFF00">
+    <w:name w:val="ColorFFFF00BgFFFF00"/>
+    <w:rPr>
+      <w:color w:val="FFFF00"/>
+      <w:shd w:val="clear" w:color="auto" w:fill="FFFF00"/>
+    </w:rPr>
+  </w:style>
+  <w:style w:type="character" w:customStyle="1" w:styleId="ColorFFFF00Bg008A00">
+    <w:name w:val="ColorFFFF00Bg008A00"/>
+    <w:rPr>
+      <w:color w:val="FFFF00"/>
+      <w:shd w:val="clear" w:color="auto" w:fill="008A00"/>
+    </w:rPr>
+  </w:style>
+  <w:style w:type="character" w:customStyle="1" w:styleId="ColorFFFF00Bg0066CC">
+    <w:name w:val="ColorFFFF00Bg0066CC"/>
+    <w:rPr>
+      <w:color w:val="FFFF00"/>
+      <w:shd w:val="clear" w:color="auto" w:fill="0066CC"/>
+    </w:rPr>
+  </w:style>
+  <w:style w:type="character" w:customStyle="1" w:styleId="ColorFFFF00Bg9933FF">
+    <w:name w:val="ColorFFFF00Bg9933FF"/>
+    <w:rPr>
+      <w:color w:val="FFFF00"/>
+      <w:shd w:val="clear" w:color="auto" w:fill="9933FF"/>
+    </w:rPr>
+  </w:style>
+  <w:style w:type="character" w:customStyle="1" w:styleId="ColorFFFF00BgFFFFFF">
+    <w:name w:val="ColorFFFF00BgFFFFFF"/>
+    <w:rPr>
+      <w:color w:val="FFFF00"/>
+      <w:shd w:val="clear" w:color="auto" w:fill="FFFFFF"/>
+    </w:rPr>
+  </w:style>
+  <w:style w:type="character" w:customStyle="1" w:styleId="ColorFFFF00BgFACCCC">
+    <w:name w:val="ColorFFFF00BgFACCCC"/>
+    <w:rPr>
+      <w:color w:val="FFFF00"/>
+      <w:shd w:val="clear" w:color="auto" w:fill="FACCCC"/>
+    </w:rPr>
+  </w:style>
+  <w:style w:type="character" w:customStyle="1" w:styleId="ColorFFFF00BgFFEBCC">
+    <w:name w:val="ColorFFFF00BgFFEBCC"/>
+    <w:rPr>
+      <w:color w:val="FFFF00"/>
+      <w:shd w:val="clear" w:color="auto" w:fill="FFEBCC"/>
+    </w:rPr>
+  </w:style>
+  <w:style w:type="character" w:customStyle="1" w:styleId="ColorFFFF00BgFFFFCC">
+    <w:name w:val="ColorFFFF00BgFFFFCC"/>
+    <w:rPr>
+      <w:color w:val="FFFF00"/>
+      <w:shd w:val="clear" w:color="auto" w:fill="FFFFCC"/>
+    </w:rPr>
+  </w:style>
+  <w:style w:type="character" w:customStyle="1" w:styleId="ColorFFFF00BgCCE8CC">
+    <w:name w:val="ColorFFFF00BgCCE8CC"/>
+    <w:rPr>
+      <w:color w:val="FFFF00"/>
+      <w:shd w:val="clear" w:color="auto" w:fill="CCE8CC"/>
+    </w:rPr>
+  </w:style>
+  <w:style w:type="character" w:customStyle="1" w:styleId="ColorFFFF00BgCCE0F5">
+    <w:name w:val="ColorFFFF00BgCCE0F5"/>
+    <w:rPr>
+      <w:color w:val="FFFF00"/>
+      <w:shd w:val="clear" w:color="auto" w:fill="CCE0F5"/>
+    </w:rPr>
+  </w:style>
+  <w:style w:type="character" w:customStyle="1" w:styleId="ColorFFFF00BgEBD6FF">
+    <w:name w:val="ColorFFFF00BgEBD6FF"/>
+    <w:rPr>
+      <w:color w:val="FFFF00"/>
+      <w:shd w:val="clear" w:color="auto" w:fill="EBD6FF"/>
+    </w:rPr>
+  </w:style>
+  <w:style w:type="character" w:customStyle="1" w:styleId="ColorFFFF00BgBBBBBB">
+    <w:name w:val="ColorFFFF00BgBBBBBB"/>
+    <w:rPr>
+      <w:color w:val="FFFF00"/>
+      <w:shd w:val="clear" w:color="auto" w:fill="BBBBBB"/>
+    </w:rPr>
+  </w:style>
+  <w:style w:type="character" w:customStyle="1" w:styleId="ColorFFFF00BgF06666">
+    <w:name w:val="ColorFFFF00BgF06666"/>
+    <w:rPr>
+      <w:color w:val="FFFF00"/>
+      <w:shd w:val="clear" w:color="auto" w:fill="F06666"/>
+    </w:rPr>
+  </w:style>
+  <w:style w:type="character" w:customStyle="1" w:styleId="ColorFFFF00BgFFC266">
+    <w:name w:val="ColorFFFF00BgFFC266"/>
+    <w:rPr>
+      <w:color w:val="FFFF00"/>
+      <w:shd w:val="clear" w:color="auto" w:fill="FFC266"/>
+    </w:rPr>
+  </w:style>
+  <w:style w:type="character" w:customStyle="1" w:styleId="ColorFFFF00BgFFFF66">
+    <w:name w:val="ColorFFFF00BgFFFF66"/>
+    <w:rPr>
+      <w:color w:val="FFFF00"/>
+      <w:shd w:val="clear" w:color="auto" w:fill="FFFF66"/>
+    </w:rPr>
+  </w:style>
+  <w:style w:type="character" w:customStyle="1" w:styleId="ColorFFFF00Bg66B966">
+    <w:name w:val="ColorFFFF00Bg66B966"/>
+    <w:rPr>
+      <w:color w:val="FFFF00"/>
+      <w:shd w:val="clear" w:color="auto" w:fill="66B966"/>
+    </w:rPr>
+  </w:style>
+  <w:style w:type="character" w:customStyle="1" w:styleId="ColorFFFF00Bg66A3E0">
+    <w:name w:val="ColorFFFF00Bg66A3E0"/>
+    <w:rPr>
+      <w:color w:val="FFFF00"/>
+      <w:shd w:val="clear" w:color="auto" w:fill="66A3E0"/>
+    </w:rPr>
+  </w:style>
+  <w:style w:type="character" w:customStyle="1" w:styleId="ColorFFFF00BgC285FF">
+    <w:name w:val="ColorFFFF00BgC285FF"/>
+    <w:rPr>
+      <w:color w:val="FFFF00"/>
+      <w:shd w:val="clear" w:color="auto" w:fill="C285FF"/>
+    </w:rPr>
+  </w:style>
+  <w:style w:type="character" w:customStyle="1" w:styleId="ColorFFFF00Bg888888">
+    <w:name w:val="ColorFFFF00Bg888888"/>
+    <w:rPr>
+      <w:color w:val="FFFF00"/>
+      <w:shd w:val="clear" w:color="auto" w:fill="888888"/>
+    </w:rPr>
+  </w:style>
+  <w:style w:type="character" w:customStyle="1" w:styleId="ColorFFFF00BgA10000">
+    <w:name w:val="ColorFFFF00BgA10000"/>
+    <w:rPr>
+      <w:color w:val="FFFF00"/>
+      <w:shd w:val="clear" w:color="auto" w:fill="A10000"/>
+    </w:rPr>
+  </w:style>
+  <w:style w:type="character" w:customStyle="1" w:styleId="ColorFFFF00BgB26B00">
+    <w:name w:val="ColorFFFF00BgB26B00"/>
+    <w:rPr>
+      <w:color w:val="FFFF00"/>
+      <w:shd w:val="clear" w:color="auto" w:fill="B26B00"/>
+    </w:rPr>
+  </w:style>
+  <w:style w:type="character" w:customStyle="1" w:styleId="ColorFFFF00BgB2B200">
+    <w:name w:val="ColorFFFF00BgB2B200"/>
+    <w:rPr>
+      <w:color w:val="FFFF00"/>
+      <w:shd w:val="clear" w:color="auto" w:fill="B2B200"/>
+    </w:rPr>
+  </w:style>
+  <w:style w:type="character" w:customStyle="1" w:styleId="ColorFFFF00Bg006100">
+    <w:name w:val="ColorFFFF00Bg006100"/>
+    <w:rPr>
+      <w:color w:val="FFFF00"/>
+      <w:shd w:val="clear" w:color="auto" w:fill="006100"/>
+    </w:rPr>
+  </w:style>
+  <w:style w:type="character" w:customStyle="1" w:styleId="ColorFFFF00Bg0047B2">
+    <w:name w:val="ColorFFFF00Bg0047B2"/>
+    <w:rPr>
+      <w:color w:val="FFFF00"/>
+      <w:shd w:val="clear" w:color="auto" w:fill="0047B2"/>
+    </w:rPr>
+  </w:style>
+  <w:style w:type="character" w:customStyle="1" w:styleId="ColorFFFF00Bg6B24B2">
+    <w:name w:val="ColorFFFF00Bg6B24B2"/>
+    <w:rPr>
+      <w:color w:val="FFFF00"/>
+      <w:shd w:val="clear" w:color="auto" w:fill="6B24B2"/>
+    </w:rPr>
+  </w:style>
+  <w:style w:type="character" w:customStyle="1" w:styleId="ColorFFFF00Bg444444">
+    <w:name w:val="ColorFFFF00Bg444444"/>
+    <w:rPr>
+      <w:color w:val="FFFF00"/>
+      <w:shd w:val="clear" w:color="auto" w:fill="444444"/>
+    </w:rPr>
+  </w:style>
+  <w:style w:type="character" w:customStyle="1" w:styleId="ColorFFFF00Bg5C0000">
+    <w:name w:val="ColorFFFF00Bg5C0000"/>
+    <w:rPr>
+      <w:color w:val="FFFF00"/>
+      <w:shd w:val="clear" w:color="auto" w:fill="5C0000"/>
+    </w:rPr>
+  </w:style>
+  <w:style w:type="character" w:customStyle="1" w:styleId="ColorFFFF00Bg663D00">
+    <w:name w:val="ColorFFFF00Bg663D00"/>
+    <w:rPr>
+      <w:color w:val="FFFF00"/>
+      <w:shd w:val="clear" w:color="auto" w:fill="663D00"/>
+    </w:rPr>
+  </w:style>
+  <w:style w:type="character" w:customStyle="1" w:styleId="ColorFFFF00Bg666600">
+    <w:name w:val="ColorFFFF00Bg666600"/>
+    <w:rPr>
+      <w:color w:val="FFFF00"/>
+      <w:shd w:val="clear" w:color="auto" w:fill="666600"/>
+    </w:rPr>
+  </w:style>
+  <w:style w:type="character" w:customStyle="1" w:styleId="ColorFFFF00Bg003700">
+    <w:name w:val="ColorFFFF00Bg003700"/>
+    <w:rPr>
+      <w:color w:val="FFFF00"/>
+      <w:shd w:val="clear" w:color="auto" w:fill="003700"/>
+    </w:rPr>
+  </w:style>
+  <w:style w:type="character" w:customStyle="1" w:styleId="ColorFFFF00Bg002966">
+    <w:name w:val="ColorFFFF00Bg002966"/>
+    <w:rPr>
+      <w:color w:val="FFFF00"/>
+      <w:shd w:val="clear" w:color="auto" w:fill="002966"/>
+    </w:rPr>
+  </w:style>
+  <w:style w:type="character" w:customStyle="1" w:styleId="ColorFFFF00Bg3D1466">
+    <w:name w:val="ColorFFFF00Bg3D1466"/>
+    <w:rPr>
+      <w:color w:val="FFFF00"/>
+      <w:shd w:val="clear" w:color="auto" w:fill="3D1466"/>
+    </w:rPr>
+  </w:style>
+  <w:style w:type="character" w:customStyle="1" w:styleId="Color008A00">
+    <w:name w:val="Color008A00"/>
+    <w:rPr>
+      <w:color w:val="008A00"/>
+    </w:rPr>
+  </w:style>
+  <w:style w:type="character" w:customStyle="1" w:styleId="Color008A00BgE60000">
+    <w:name w:val="Color008A00BgE60000"/>
+    <w:rPr>
+      <w:color w:val="008A00"/>
+      <w:shd w:val="clear" w:color="auto" w:fill="E60000"/>
+    </w:rPr>
+  </w:style>
+  <w:style w:type="character" w:customStyle="1" w:styleId="Color008A00BgFF9900">
+    <w:name w:val="Color008A00BgFF9900"/>
+    <w:rPr>
+      <w:color w:val="008A00"/>
+      <w:shd w:val="clear" w:color="auto" w:fill="FF9900"/>
+    </w:rPr>
+  </w:style>
+  <w:style w:type="character" w:customStyle="1" w:styleId="Color008A00BgFFFF00">
+    <w:name w:val="Color008A00BgFFFF00"/>
+    <w:rPr>
+      <w:color w:val="008A00"/>
+      <w:shd w:val="clear" w:color="auto" w:fill="FFFF00"/>
+    </w:rPr>
+  </w:style>
+  <w:style w:type="character" w:customStyle="1" w:styleId="Color008A00Bg008A00">
+    <w:name w:val="Color008A00Bg008A00"/>
+    <w:rPr>
+      <w:color w:val="008A00"/>
+      <w:shd w:val="clear" w:color="auto" w:fill="008A00"/>
+    </w:rPr>
+  </w:style>
+  <w:style w:type="character" w:customStyle="1" w:styleId="Color008A00Bg0066CC">
+    <w:name w:val="Color008A00Bg0066CC"/>
+    <w:rPr>
+      <w:color w:val="008A00"/>
+      <w:shd w:val="clear" w:color="auto" w:fill="0066CC"/>
+    </w:rPr>
+  </w:style>
+  <w:style w:type="character" w:customStyle="1" w:styleId="Color008A00Bg9933FF">
+    <w:name w:val="Color008A00Bg9933FF"/>
+    <w:rPr>
+      <w:color w:val="008A00"/>
+      <w:shd w:val="clear" w:color="auto" w:fill="9933FF"/>
+    </w:rPr>
+  </w:style>
+  <w:style w:type="character" w:customStyle="1" w:styleId="Color008A00BgFFFFFF">
+    <w:name w:val="Color008A00BgFFFFFF"/>
+    <w:rPr>
+      <w:color w:val="008A00"/>
+      <w:shd w:val="clear" w:color="auto" w:fill="FFFFFF"/>
+    </w:rPr>
+  </w:style>
+  <w:style w:type="character" w:customStyle="1" w:styleId="Color008A00BgFACCCC">
+    <w:name w:val="Color008A00BgFACCCC"/>
+    <w:rPr>
+      <w:color w:val="008A00"/>
+      <w:shd w:val="clear" w:color="auto" w:fill="FACCCC"/>
+    </w:rPr>
+  </w:style>
+  <w:style w:type="character" w:customStyle="1" w:styleId="Color008A00BgFFEBCC">
+    <w:name w:val="Color008A00BgFFEBCC"/>
+    <w:rPr>
+      <w:color w:val="008A00"/>
+      <w:shd w:val="clear" w:color="auto" w:fill="FFEBCC"/>
+    </w:rPr>
+  </w:style>
+  <w:style w:type="character" w:customStyle="1" w:styleId="Color008A00BgFFFFCC">
+    <w:name w:val="Color008A00BgFFFFCC"/>
+    <w:rPr>
+      <w:color w:val="008A00"/>
+      <w:shd w:val="clear" w:color="auto" w:fill="FFFFCC"/>
+    </w:rPr>
+  </w:style>
+  <w:style w:type="character" w:customStyle="1" w:styleId="Color008A00BgCCE8CC">
+    <w:name w:val="Color008A00BgCCE8CC"/>
+    <w:rPr>
+      <w:color w:val="008A00"/>
+      <w:shd w:val="clear" w:color="auto" w:fill="CCE8CC"/>
+    </w:rPr>
+  </w:style>
+  <w:style w:type="character" w:customStyle="1" w:styleId="Color008A00BgCCE0F5">
+    <w:name w:val="Color008A00BgCCE0F5"/>
+    <w:rPr>
+      <w:color w:val="008A00"/>
+      <w:shd w:val="clear" w:color="auto" w:fill="CCE0F5"/>
+    </w:rPr>
+  </w:style>
+  <w:style w:type="character" w:customStyle="1" w:styleId="Color008A00BgEBD6FF">
+    <w:name w:val="Color008A00BgEBD6FF"/>
+    <w:rPr>
+      <w:color w:val="008A00"/>
+      <w:shd w:val="clear" w:color="auto" w:fill="EBD6FF"/>
+    </w:rPr>
+  </w:style>
+  <w:style w:type="character" w:customStyle="1" w:styleId="Color008A00BgBBBBBB">
+    <w:name w:val="Color008A00BgBBBBBB"/>
+    <w:rPr>
+      <w:color w:val="008A00"/>
+      <w:shd w:val="clear" w:color="auto" w:fill="BBBBBB"/>
+    </w:rPr>
+  </w:style>
+  <w:style w:type="character" w:customStyle="1" w:styleId="Color008A00BgF06666">
+    <w:name w:val="Color008A00BgF06666"/>
+    <w:rPr>
+      <w:color w:val="008A00"/>
+      <w:shd w:val="clear" w:color="auto" w:fill="F06666"/>
+    </w:rPr>
+  </w:style>
+  <w:style w:type="character" w:customStyle="1" w:styleId="Color008A00BgFFC266">
+    <w:name w:val="Color008A00BgFFC266"/>
+    <w:rPr>
+      <w:color w:val="008A00"/>
+      <w:shd w:val="clear" w:color="auto" w:fill="FFC266"/>
+    </w:rPr>
+  </w:style>
+  <w:style w:type="character" w:customStyle="1" w:styleId="Color008A00BgFFFF66">
+    <w:name w:val="Color008A00BgFFFF66"/>
+    <w:rPr>
+      <w:color w:val="008A00"/>
+      <w:shd w:val="clear" w:color="auto" w:fill="FFFF66"/>
+    </w:rPr>
+  </w:style>
+  <w:style w:type="character" w:customStyle="1" w:styleId="Color008A00Bg66B966">
+    <w:name w:val="Color008A00Bg66B966"/>
+    <w:rPr>
+      <w:color w:val="008A00"/>
+      <w:shd w:val="clear" w:color="auto" w:fill="66B966"/>
+    </w:rPr>
+  </w:style>
+  <w:style w:type="character" w:customStyle="1" w:styleId="Color008A00Bg66A3E0">
+    <w:name w:val="Color008A00Bg66A3E0"/>
+    <w:rPr>
+      <w:color w:val="008A00"/>
+      <w:shd w:val="clear" w:color="auto" w:fill="66A3E0"/>
+    </w:rPr>
+  </w:style>
+  <w:style w:type="character" w:customStyle="1" w:styleId="Color008A00BgC285FF">
+    <w:name w:val="Color008A00BgC285FF"/>
+    <w:rPr>
+      <w:color w:val="008A00"/>
+      <w:shd w:val="clear" w:color="auto" w:fill="C285FF"/>
+    </w:rPr>
+  </w:style>
+  <w:style w:type="character" w:customStyle="1" w:styleId="Color008A00Bg888888">
+    <w:name w:val="Color008A00Bg888888"/>
+    <w:rPr>
+      <w:color w:val="008A00"/>
+      <w:shd w:val="clear" w:color="auto" w:fill="888888"/>
+    </w:rPr>
+  </w:style>
+  <w:style w:type="character" w:customStyle="1" w:styleId="Color008A00BgA10000">
+    <w:name w:val="Color008A00BgA10000"/>
+    <w:rPr>
+      <w:color w:val="008A00"/>
+      <w:shd w:val="clear" w:color="auto" w:fill="A10000"/>
+    </w:rPr>
+  </w:style>
+  <w:style w:type="character" w:customStyle="1" w:styleId="Color008A00BgB26B00">
+    <w:name w:val="Color008A00BgB26B00"/>
+    <w:rPr>
+      <w:color w:val="008A00"/>
+      <w:shd w:val="clear" w:color="auto" w:fill="B26B00"/>
+    </w:rPr>
+  </w:style>
+  <w:style w:type="character" w:customStyle="1" w:styleId="Color008A00BgB2B200">
+    <w:name w:val="Color008A00BgB2B200"/>
+    <w:rPr>
+      <w:color w:val="008A00"/>
+      <w:shd w:val="clear" w:color="auto" w:fill="B2B200"/>
+    </w:rPr>
+  </w:style>
+  <w:style w:type="character" w:customStyle="1" w:styleId="Color008A00Bg006100">
+    <w:name w:val="Color008A00Bg006100"/>
+    <w:rPr>
+      <w:color w:val="008A00"/>
+      <w:shd w:val="clear" w:color="auto" w:fill="006100"/>
+    </w:rPr>
+  </w:style>
+  <w:style w:type="character" w:customStyle="1" w:styleId="Color008A00Bg0047B2">
+    <w:name w:val="Color008A00Bg0047B2"/>
+    <w:rPr>
+      <w:color w:val="008A00"/>
+      <w:shd w:val="clear" w:color="auto" w:fill="0047B2"/>
+    </w:rPr>
+  </w:style>
+  <w:style w:type="character" w:customStyle="1" w:styleId="Color008A00Bg6B24B2">
+    <w:name w:val="Color008A00Bg6B24B2"/>
+    <w:rPr>
+      <w:color w:val="008A00"/>
+      <w:shd w:val="clear" w:color="auto" w:fill="6B24B2"/>
+    </w:rPr>
+  </w:style>
+  <w:style w:type="character" w:customStyle="1" w:styleId="Color008A00Bg444444">
+    <w:name w:val="Color008A00Bg444444"/>
+    <w:rPr>
+      <w:color w:val="008A00"/>
+      <w:shd w:val="clear" w:color="auto" w:fill="444444"/>
+    </w:rPr>
+  </w:style>
+  <w:style w:type="character" w:customStyle="1" w:styleId="Color008A00Bg5C0000">
+    <w:name w:val="Color008A00Bg5C0000"/>
+    <w:rPr>
+      <w:color w:val="008A00"/>
+      <w:shd w:val="clear" w:color="auto" w:fill="5C0000"/>
+    </w:rPr>
+  </w:style>
+  <w:style w:type="character" w:customStyle="1" w:styleId="Color008A00Bg663D00">
+    <w:name w:val="Color008A00Bg663D00"/>
+    <w:rPr>
+      <w:color w:val="008A00"/>
+      <w:shd w:val="clear" w:color="auto" w:fill="663D00"/>
+    </w:rPr>
+  </w:style>
+  <w:style w:type="character" w:customStyle="1" w:styleId="Color008A00Bg666600">
+    <w:name w:val="Color008A00Bg666600"/>
+    <w:rPr>
+      <w:color w:val="008A00"/>
+      <w:shd w:val="clear" w:color="auto" w:fill="666600"/>
+    </w:rPr>
+  </w:style>
+  <w:style w:type="character" w:customStyle="1" w:styleId="Color008A00Bg003700">
+    <w:name w:val="Color008A00Bg003700"/>
+    <w:rPr>
+      <w:color w:val="008A00"/>
+      <w:shd w:val="clear" w:color="auto" w:fill="003700"/>
+    </w:rPr>
+  </w:style>
+  <w:style w:type="character" w:customStyle="1" w:styleId="Color008A00Bg002966">
+    <w:name w:val="Color008A00Bg002966"/>
+    <w:rPr>
+      <w:color w:val="008A00"/>
+      <w:shd w:val="clear" w:color="auto" w:fill="002966"/>
+    </w:rPr>
+  </w:style>
+  <w:style w:type="character" w:customStyle="1" w:styleId="Color008A00Bg3D1466">
+    <w:name w:val="Color008A00Bg3D1466"/>
+    <w:rPr>
+      <w:color w:val="008A00"/>
+      <w:shd w:val="clear" w:color="auto" w:fill="3D1466"/>
+    </w:rPr>
+  </w:style>
+  <w:style w:type="character" w:customStyle="1" w:styleId="Color0066CC">
+    <w:name w:val="Color0066CC"/>
+    <w:rPr>
+      <w:color w:val="0066CC"/>
+    </w:rPr>
+  </w:style>
+  <w:style w:type="character" w:customStyle="1" w:styleId="Color0066CCBgE60000">
+    <w:name w:val="Color0066CCBgE60000"/>
+    <w:rPr>
+      <w:color w:val="0066CC"/>
+      <w:shd w:val="clear" w:color="auto" w:fill="E60000"/>
+    </w:rPr>
+  </w:style>
+  <w:style w:type="character" w:customStyle="1" w:styleId="Color0066CCBgFF9900">
+    <w:name w:val="Color0066CCBgFF9900"/>
+    <w:rPr>
+      <w:color w:val="0066CC"/>
+      <w:shd w:val="clear" w:color="auto" w:fill="FF9900"/>
+    </w:rPr>
+  </w:style>
+  <w:style w:type="character" w:customStyle="1" w:styleId="Color0066CCBgFFFF00">
+    <w:name w:val="Color0066CCBgFFFF00"/>
+    <w:rPr>
+      <w:color w:val="0066CC"/>
+      <w:shd w:val="clear" w:color="auto" w:fill="FFFF00"/>
+    </w:rPr>
+  </w:style>
+  <w:style w:type="character" w:customStyle="1" w:styleId="Color0066CCBg008A00">
+    <w:name w:val="Color0066CCBg008A00"/>
+    <w:rPr>
+      <w:color w:val="0066CC"/>
+      <w:shd w:val="clear" w:color="auto" w:fill="008A00"/>
+    </w:rPr>
+  </w:style>
+  <w:style w:type="character" w:customStyle="1" w:styleId="Color0066CCBg0066CC">
+    <w:name w:val="Color0066CCBg0066CC"/>
+    <w:rPr>
+      <w:color w:val="0066CC"/>
+      <w:shd w:val="clear" w:color="auto" w:fill="0066CC"/>
+    </w:rPr>
+  </w:style>
+  <w:style w:type="character" w:customStyle="1" w:styleId="Color0066CCBg9933FF">
+    <w:name w:val="Color0066CCBg9933FF"/>
+    <w:rPr>
+      <w:color w:val="0066CC"/>
+      <w:shd w:val="clear" w:color="auto" w:fill="9933FF"/>
+    </w:rPr>
+  </w:style>
+  <w:style w:type="character" w:customStyle="1" w:styleId="Color0066CCBgFFFFFF">
+    <w:name w:val="Color0066CCBgFFFFFF"/>
+    <w:rPr>
+      <w:color w:val="0066CC"/>
+      <w:shd w:val="clear" w:color="auto" w:fill="FFFFFF"/>
+    </w:rPr>
+  </w:style>
+  <w:style w:type="character" w:customStyle="1" w:styleId="Color0066CCBgFACCCC">
+    <w:name w:val="Color0066CCBgFACCCC"/>
+    <w:rPr>
+      <w:color w:val="0066CC"/>
+      <w:shd w:val="clear" w:color="auto" w:fill="FACCCC"/>
+    </w:rPr>
+  </w:style>
+  <w:style w:type="character" w:customStyle="1" w:styleId="Color0066CCBgFFEBCC">
+    <w:name w:val="Color0066CCBgFFEBCC"/>
+    <w:rPr>
+      <w:color w:val="0066CC"/>
+      <w:shd w:val="clear" w:color="auto" w:fill="FFEBCC"/>
+    </w:rPr>
+  </w:style>
+  <w:style w:type="character" w:customStyle="1" w:styleId="Color0066CCBgFFFFCC">
+    <w:name w:val="Color0066CCBgFFFFCC"/>
+    <w:rPr>
+      <w:color w:val="0066CC"/>
+      <w:shd w:val="clear" w:color="auto" w:fill="FFFFCC"/>
+    </w:rPr>
+  </w:style>
+  <w:style w:type="character" w:customStyle="1" w:styleId="Color0066CCBgCCE8CC">
+    <w:name w:val="Color0066CCBgCCE8CC"/>
+    <w:rPr>
+      <w:color w:val="0066CC"/>
+      <w:shd w:val="clear" w:color="auto" w:fill="CCE8CC"/>
+    </w:rPr>
+  </w:style>
+  <w:style w:type="character" w:customStyle="1" w:styleId="Color0066CCBgCCE0F5">
+    <w:name w:val="Color0066CCBgCCE0F5"/>
+    <w:rPr>
+      <w:color w:val="0066CC"/>
+      <w:shd w:val="clear" w:color="auto" w:fill="CCE0F5"/>
+    </w:rPr>
+  </w:style>
+  <w:style w:type="character" w:customStyle="1" w:styleId="Color0066CCBgEBD6FF">
+    <w:name w:val="Color0066CCBgEBD6FF"/>
+    <w:rPr>
+      <w:color w:val="0066CC"/>
+      <w:shd w:val="clear" w:color="auto" w:fill="EBD6FF"/>
+    </w:rPr>
+  </w:style>
+  <w:style w:type="character" w:customStyle="1" w:styleId="Color0066CCBgBBBBBB">
+    <w:name w:val="Color0066CCBgBBBBBB"/>
+    <w:rPr>
+      <w:color w:val="0066CC"/>
+      <w:shd w:val="clear" w:color="auto" w:fill="BBBBBB"/>
+    </w:rPr>
+  </w:style>
+  <w:style w:type="character" w:customStyle="1" w:styleId="Color0066CCBgF06666">
+    <w:name w:val="Color0066CCBgF06666"/>
+    <w:rPr>
+      <w:color w:val="0066CC"/>
+      <w:shd w:val="clear" w:color="auto" w:fill="F06666"/>
+    </w:rPr>
+  </w:style>
+  <w:style w:type="character" w:customStyle="1" w:styleId="Color0066CCBgFFC266">
+    <w:name w:val="Color0066CCBgFFC266"/>
+    <w:rPr>
+      <w:color w:val="0066CC"/>
+      <w:shd w:val="clear" w:color="auto" w:fill="FFC266"/>
+    </w:rPr>
+  </w:style>
+  <w:style w:type="character" w:customStyle="1" w:styleId="Color0066CCBgFFFF66">
+    <w:name w:val="Color0066CCBgFFFF66"/>
+    <w:rPr>
+      <w:color w:val="0066CC"/>
+      <w:shd w:val="clear" w:color="auto" w:fill="FFFF66"/>
+    </w:rPr>
+  </w:style>
+  <w:style w:type="character" w:customStyle="1" w:styleId="Color0066CCBg66B966">
+    <w:name w:val="Color0066CCBg66B966"/>
+    <w:rPr>
+      <w:color w:val="0066CC"/>
+      <w:shd w:val="clear" w:color="auto" w:fill="66B966"/>
+    </w:rPr>
+  </w:style>
+  <w:style w:type="character" w:customStyle="1" w:styleId="Color0066CCBg66A3E0">
+    <w:name w:val="Color0066CCBg66A3E0"/>
+    <w:rPr>
+      <w:color w:val="0066CC"/>
+      <w:shd w:val="clear" w:color="auto" w:fill="66A3E0"/>
+    </w:rPr>
+  </w:style>
+  <w:style w:type="character" w:customStyle="1" w:styleId="Color0066CCBgC285FF">
+    <w:name w:val="Color0066CCBgC285FF"/>
+    <w:rPr>
+      <w:color w:val="0066CC"/>
+      <w:shd w:val="clear" w:color="auto" w:fill="C285FF"/>
+    </w:rPr>
+  </w:style>
+  <w:style w:type="character" w:customStyle="1" w:styleId="Color0066CCBg888888">
+    <w:name w:val="Color0066CCBg888888"/>
+    <w:rPr>
+      <w:color w:val="0066CC"/>
+      <w:shd w:val="clear" w:color="auto" w:fill="888888"/>
+    </w:rPr>
+  </w:style>
+  <w:style w:type="character" w:customStyle="1" w:styleId="Color0066CCBgA10000">
+    <w:name w:val="Color0066CCBgA10000"/>
+    <w:rPr>
+      <w:color w:val="0066CC"/>
+      <w:shd w:val="clear" w:color="auto" w:fill="A10000"/>
+    </w:rPr>
+  </w:style>
+  <w:style w:type="character" w:customStyle="1" w:styleId="Color0066CCBgB26B00">
+    <w:name w:val="Color0066CCBgB26B00"/>
+    <w:rPr>
+      <w:color w:val="0066CC"/>
+      <w:shd w:val="clear" w:color="auto" w:fill="B26B00"/>
+    </w:rPr>
+  </w:style>
+  <w:style w:type="character" w:customStyle="1" w:styleId="Color0066CCBgB2B200">
+    <w:name w:val="Color0066CCBgB2B200"/>
+    <w:rPr>
+      <w:color w:val="0066CC"/>
+      <w:shd w:val="clear" w:color="auto" w:fill="B2B200"/>
+    </w:rPr>
+  </w:style>
+  <w:style w:type="character" w:customStyle="1" w:styleId="Color0066CCBg006100">
+    <w:name w:val="Color0066CCBg006100"/>
+    <w:rPr>
+      <w:color w:val="0066CC"/>
+      <w:shd w:val="clear" w:color="auto" w:fill="006100"/>
+    </w:rPr>
+  </w:style>
+  <w:style w:type="character" w:customStyle="1" w:styleId="Color0066CCBg0047B2">
+    <w:name w:val="Color0066CCBg0047B2"/>
+    <w:rPr>
+      <w:color w:val="0066CC"/>
+      <w:shd w:val="clear" w:color="auto" w:fill="0047B2"/>
+    </w:rPr>
+  </w:style>
+  <w:style w:type="character" w:customStyle="1" w:styleId="Color0066CCBg6B24B2">
+    <w:name w:val="Color0066CCBg6B24B2"/>
+    <w:rPr>
+      <w:color w:val="0066CC"/>
+      <w:shd w:val="clear" w:color="auto" w:fill="6B24B2"/>
+    </w:rPr>
+  </w:style>
+  <w:style w:type="character" w:customStyle="1" w:styleId="Color0066CCBg444444">
+    <w:name w:val="Color0066CCBg444444"/>
+    <w:rPr>
+      <w:color w:val="0066CC"/>
+      <w:shd w:val="clear" w:color="auto" w:fill="444444"/>
+    </w:rPr>
+  </w:style>
+  <w:style w:type="character" w:customStyle="1" w:styleId="Color0066CCBg5C0000">
+    <w:name w:val="Color0066CCBg5C0000"/>
+    <w:rPr>
+      <w:color w:val="0066CC"/>
+      <w:shd w:val="clear" w:color="auto" w:fill="5C0000"/>
+    </w:rPr>
+  </w:style>
+  <w:style w:type="character" w:customStyle="1" w:styleId="Color0066CCBg663D00">
+    <w:name w:val="Color0066CCBg663D00"/>
+    <w:rPr>
+      <w:color w:val="0066CC"/>
+      <w:shd w:val="clear" w:color="auto" w:fill="663D00"/>
+    </w:rPr>
+  </w:style>
+  <w:style w:type="character" w:customStyle="1" w:styleId="Color0066CCBg666600">
+    <w:name w:val="Color0066CCBg666600"/>
+    <w:rPr>
+      <w:color w:val="0066CC"/>
+      <w:shd w:val="clear" w:color="auto" w:fill="666600"/>
+    </w:rPr>
+  </w:style>
+  <w:style w:type="character" w:customStyle="1" w:styleId="Color0066CCBg003700">
+    <w:name w:val="Color0066CCBg003700"/>
+    <w:rPr>
+      <w:color w:val="0066CC"/>
+      <w:shd w:val="clear" w:color="auto" w:fill="003700"/>
+    </w:rPr>
+  </w:style>
+  <w:style w:type="character" w:customStyle="1" w:styleId="Color0066CCBg002966">
+    <w:name w:val="Color0066CCBg002966"/>
+    <w:rPr>
+      <w:color w:val="0066CC"/>
+      <w:shd w:val="clear" w:color="auto" w:fill="002966"/>
+    </w:rPr>
+  </w:style>
+  <w:style w:type="character" w:customStyle="1" w:styleId="Color0066CCBg3D1466">
+    <w:name w:val="Color0066CCBg3D1466"/>
+    <w:rPr>
+      <w:color w:val="0066CC"/>
+      <w:shd w:val="clear" w:color="auto" w:fill="3D1466"/>
+    </w:rPr>
+  </w:style>
+  <w:style w:type="character" w:customStyle="1" w:styleId="Color9933FF">
+    <w:name w:val="Color9933FF"/>
+    <w:rPr>
+      <w:color w:val="9933FF"/>
+    </w:rPr>
+  </w:style>
+  <w:style w:type="character" w:customStyle="1" w:styleId="Color9933FFBgE60000">
+    <w:name w:val="Color9933FFBgE60000"/>
+    <w:rPr>
+      <w:color w:val="9933FF"/>
+      <w:shd w:val="clear" w:color="auto" w:fill="E60000"/>
+    </w:rPr>
+  </w:style>
+  <w:style w:type="character" w:customStyle="1" w:styleId="Color9933FFBgFF9900">
+    <w:name w:val="Color9933FFBgFF9900"/>
+    <w:rPr>
+      <w:color w:val="9933FF"/>
+      <w:shd w:val="clear" w:color="auto" w:fill="FF9900"/>
+    </w:rPr>
+  </w:style>
+  <w:style w:type="character" w:customStyle="1" w:styleId="Color9933FFBgFFFF00">
+    <w:name w:val="Color9933FFBgFFFF00"/>
+    <w:rPr>
+      <w:color w:val="9933FF"/>
+      <w:shd w:val="clear" w:color="auto" w:fill="FFFF00"/>
+    </w:rPr>
+  </w:style>
+  <w:style w:type="character" w:customStyle="1" w:styleId="Color9933FFBg008A00">
+    <w:name w:val="Color9933FFBg008A00"/>
+    <w:rPr>
+      <w:color w:val="9933FF"/>
+      <w:shd w:val="clear" w:color="auto" w:fill="008A00"/>
+    </w:rPr>
+  </w:style>
+  <w:style w:type="character" w:customStyle="1" w:styleId="Color9933FFBg0066CC">
+    <w:name w:val="Color9933FFBg0066CC"/>
+    <w:rPr>
+      <w:color w:val="9933FF"/>
+      <w:shd w:val="clear" w:color="auto" w:fill="0066CC"/>
+    </w:rPr>
+  </w:style>
+  <w:style w:type="character" w:customStyle="1" w:styleId="Color9933FFBg9933FF">
+    <w:name w:val="Color9933FFBg9933FF"/>
+    <w:rPr>
+      <w:color w:val="9933FF"/>
+      <w:shd w:val="clear" w:color="auto" w:fill="9933FF"/>
+    </w:rPr>
+  </w:style>
+  <w:style w:type="character" w:customStyle="1" w:styleId="Color9933FFBgFFFFFF">
+    <w:name w:val="Color9933FFBgFFFFFF"/>
+    <w:rPr>
+      <w:color w:val="9933FF"/>
+      <w:shd w:val="clear" w:color="auto" w:fill="FFFFFF"/>
+    </w:rPr>
+  </w:style>
+  <w:style w:type="character" w:customStyle="1" w:styleId="Color9933FFBgFACCCC">
+    <w:name w:val="Color9933FFBgFACCCC"/>
+    <w:rPr>
+      <w:color w:val="9933FF"/>
+      <w:shd w:val="clear" w:color="auto" w:fill="FACCCC"/>
+    </w:rPr>
+  </w:style>
+  <w:style w:type="character" w:customStyle="1" w:styleId="Color9933FFBgFFEBCC">
+    <w:name w:val="Color9933FFBgFFEBCC"/>
+    <w:rPr>
+      <w:color w:val="9933FF"/>
+      <w:shd w:val="clear" w:color="auto" w:fill="FFEBCC"/>
+    </w:rPr>
+  </w:style>
+  <w:style w:type="character" w:customStyle="1" w:styleId="Color9933FFBgFFFFCC">
+    <w:name w:val="Color9933FFBgFFFFCC"/>
+    <w:rPr>
+      <w:color w:val="9933FF"/>
+      <w:shd w:val="clear" w:color="auto" w:fill="FFFFCC"/>
+    </w:rPr>
+  </w:style>
+  <w:style w:type="character" w:customStyle="1" w:styleId="Color9933FFBgCCE8CC">
+    <w:name w:val="Color9933FFBgCCE8CC"/>
+    <w:rPr>
+      <w:color w:val="9933FF"/>
+      <w:shd w:val="clear" w:color="auto" w:fill="CCE8CC"/>
+    </w:rPr>
+  </w:style>
+  <w:style w:type="character" w:customStyle="1" w:styleId="Color9933FFBgCCE0F5">
+    <w:name w:val="Color9933FFBgCCE0F5"/>
+    <w:rPr>
+      <w:color w:val="9933FF"/>
+      <w:shd w:val="clear" w:color="auto" w:fill="CCE0F5"/>
+    </w:rPr>
+  </w:style>
+  <w:style w:type="character" w:customStyle="1" w:styleId="Color9933FFBgEBD6FF">
+    <w:name w:val="Color9933FFBgEBD6FF"/>
+    <w:rPr>
+      <w:color w:val="9933FF"/>
+      <w:shd w:val="clear" w:color="auto" w:fill="EBD6FF"/>
+    </w:rPr>
+  </w:style>
+  <w:style w:type="character" w:customStyle="1" w:styleId="Color9933FFBgBBBBBB">
+    <w:name w:val="Color9933FFBgBBBBBB"/>
+    <w:rPr>
+      <w:color w:val="9933FF"/>
+      <w:shd w:val="clear" w:color="auto" w:fill="BBBBBB"/>
+    </w:rPr>
+  </w:style>
+  <w:style w:type="character" w:customStyle="1" w:styleId="Color9933FFBgF06666">
+    <w:name w:val="Color9933FFBgF06666"/>
+    <w:rPr>
+      <w:color w:val="9933FF"/>
+      <w:shd w:val="clear" w:color="auto" w:fill="F06666"/>
+    </w:rPr>
+  </w:style>
+  <w:style w:type="character" w:customStyle="1" w:styleId="Color9933FFBgFFC266">
+    <w:name w:val="Color9933FFBgFFC266"/>
+    <w:rPr>
+      <w:color w:val="9933FF"/>
+      <w:shd w:val="clear" w:color="auto" w:fill="FFC266"/>
+    </w:rPr>
+  </w:style>
+  <w:style w:type="character" w:customStyle="1" w:styleId="Color9933FFBgFFFF66">
+    <w:name w:val="Color9933FFBgFFFF66"/>
+    <w:rPr>
+      <w:color w:val="9933FF"/>
+      <w:shd w:val="clear" w:color="auto" w:fill="FFFF66"/>
+    </w:rPr>
+  </w:style>
+  <w:style w:type="character" w:customStyle="1" w:styleId="Color9933FFBg66B966">
+    <w:name w:val="Color9933FFBg66B966"/>
+    <w:rPr>
+      <w:color w:val="9933FF"/>
+      <w:shd w:val="clear" w:color="auto" w:fill="66B966"/>
+    </w:rPr>
+  </w:style>
+  <w:style w:type="character" w:customStyle="1" w:styleId="Color9933FFBg66A3E0">
+    <w:name w:val="Color9933FFBg66A3E0"/>
+    <w:rPr>
+      <w:color w:val="9933FF"/>
+      <w:shd w:val="clear" w:color="auto" w:fill="66A3E0"/>
+    </w:rPr>
+  </w:style>
+  <w:style w:type="character" w:customStyle="1" w:styleId="Color9933FFBgC285FF">
+    <w:name w:val="Color9933FFBgC285FF"/>
+    <w:rPr>
+      <w:color w:val="9933FF"/>
+      <w:shd w:val="clear" w:color="auto" w:fill="C285FF"/>
+    </w:rPr>
+  </w:style>
+  <w:style w:type="character" w:customStyle="1" w:styleId="Color9933FFBg888888">
+    <w:name w:val="Color9933FFBg888888"/>
+    <w:rPr>
+      <w:color w:val="9933FF"/>
+      <w:shd w:val="clear" w:color="auto" w:fill="888888"/>
+    </w:rPr>
+  </w:style>
+  <w:style w:type="character" w:customStyle="1" w:styleId="Color9933FFBgA10000">
+    <w:name w:val="Color9933FFBgA10000"/>
+    <w:rPr>
+      <w:color w:val="9933FF"/>
+      <w:shd w:val="clear" w:color="auto" w:fill="A10000"/>
+    </w:rPr>
+  </w:style>
+  <w:style w:type="character" w:customStyle="1" w:styleId="Color9933FFBgB26B00">
+    <w:name w:val="Color9933FFBgB26B00"/>
+    <w:rPr>
+      <w:color w:val="9933FF"/>
+      <w:shd w:val="clear" w:color="auto" w:fill="B26B00"/>
+    </w:rPr>
+  </w:style>
+  <w:style w:type="character" w:customStyle="1" w:styleId="Color9933FFBgB2B200">
+    <w:name w:val="Color9933FFBgB2B200"/>
+    <w:rPr>
+      <w:color w:val="9933FF"/>
+      <w:shd w:val="clear" w:color="auto" w:fill="B2B200"/>
+    </w:rPr>
+  </w:style>
+  <w:style w:type="character" w:customStyle="1" w:styleId="Color9933FFBg006100">
+    <w:name w:val="Color9933FFBg006100"/>
+    <w:rPr>
+      <w:color w:val="9933FF"/>
+      <w:shd w:val="clear" w:color="auto" w:fill="006100"/>
+    </w:rPr>
+  </w:style>
+  <w:style w:type="character" w:customStyle="1" w:styleId="Color9933FFBg0047B2">
+    <w:name w:val="Color9933FFBg0047B2"/>
+    <w:rPr>
+      <w:color w:val="9933FF"/>
+      <w:shd w:val="clear" w:color="auto" w:fill="0047B2"/>
+    </w:rPr>
+  </w:style>
+  <w:style w:type="character" w:customStyle="1" w:styleId="Color9933FFBg6B24B2">
+    <w:name w:val="Color9933FFBg6B24B2"/>
+    <w:rPr>
+      <w:color w:val="9933FF"/>
+      <w:shd w:val="clear" w:color="auto" w:fill="6B24B2"/>
+    </w:rPr>
+  </w:style>
+  <w:style w:type="character" w:customStyle="1" w:styleId="Color9933FFBg444444">
+    <w:name w:val="Color9933FFBg444444"/>
+    <w:rPr>
+      <w:color w:val="9933FF"/>
+      <w:shd w:val="clear" w:color="auto" w:fill="444444"/>
+    </w:rPr>
+  </w:style>
+  <w:style w:type="character" w:customStyle="1" w:styleId="Color9933FFBg5C0000">
+    <w:name w:val="Color9933FFBg5C0000"/>
+    <w:rPr>
+      <w:color w:val="9933FF"/>
+      <w:shd w:val="clear" w:color="auto" w:fill="5C0000"/>
+    </w:rPr>
+  </w:style>
+  <w:style w:type="character" w:customStyle="1" w:styleId="Color9933FFBg663D00">
+    <w:name w:val="Color9933FFBg663D00"/>
+    <w:rPr>
+      <w:color w:val="9933FF"/>
+      <w:shd w:val="clear" w:color="auto" w:fill="663D00"/>
+    </w:rPr>
+  </w:style>
+  <w:style w:type="character" w:customStyle="1" w:styleId="Color9933FFBg666600">
+    <w:name w:val="Color9933FFBg666600"/>
+    <w:rPr>
+      <w:color w:val="9933FF"/>
+      <w:shd w:val="clear" w:color="auto" w:fill="666600"/>
+    </w:rPr>
+  </w:style>
+  <w:style w:type="character" w:customStyle="1" w:styleId="Color9933FFBg003700">
+    <w:name w:val="Color9933FFBg003700"/>
+    <w:rPr>
+      <w:color w:val="9933FF"/>
+      <w:shd w:val="clear" w:color="auto" w:fill="003700"/>
+    </w:rPr>
+  </w:style>
+  <w:style w:type="character" w:customStyle="1" w:styleId="Color9933FFBg002966">
+    <w:name w:val="Color9933FFBg002966"/>
+    <w:rPr>
+      <w:color w:val="9933FF"/>
+      <w:shd w:val="clear" w:color="auto" w:fill="002966"/>
+    </w:rPr>
+  </w:style>
+  <w:style w:type="character" w:customStyle="1" w:styleId="Color9933FFBg3D1466">
+    <w:name w:val="Color9933FFBg3D1466"/>
+    <w:rPr>
+      <w:color w:val="9933FF"/>
+      <w:shd w:val="clear" w:color="auto" w:fill="3D1466"/>
+    </w:rPr>
+  </w:style>
+  <w:style w:type="character" w:customStyle="1" w:styleId="ColorFFFFFF">
+    <w:name w:val="ColorFFFFFF"/>
+    <w:rPr>
+      <w:color w:val="FFFFFF"/>
+    </w:rPr>
+  </w:style>
+  <w:style w:type="character" w:customStyle="1" w:styleId="ColorFFFFFFBgE60000">
+    <w:name w:val="ColorFFFFFFBgE60000"/>
+    <w:rPr>
+      <w:color w:val="FFFFFF"/>
+      <w:shd w:val="clear" w:color="auto" w:fill="E60000"/>
+    </w:rPr>
+  </w:style>
+  <w:style w:type="character" w:customStyle="1" w:styleId="ColorFFFFFFBgFF9900">
+    <w:name w:val="ColorFFFFFFBgFF9900"/>
+    <w:rPr>
+      <w:color w:val="FFFFFF"/>
+      <w:shd w:val="clear" w:color="auto" w:fill="FF9900"/>
+    </w:rPr>
+  </w:style>
+  <w:style w:type="character" w:customStyle="1" w:styleId="ColorFFFFFFBgFFFF00">
+    <w:name w:val="ColorFFFFFFBgFFFF00"/>
+    <w:rPr>
+      <w:color w:val="FFFFFF"/>
+      <w:shd w:val="clear" w:color="auto" w:fill="FFFF00"/>
+    </w:rPr>
+  </w:style>
+  <w:style w:type="character" w:customStyle="1" w:styleId="ColorFFFFFFBg008A00">
+    <w:name w:val="ColorFFFFFFBg008A00"/>
+    <w:rPr>
+      <w:color w:val="FFFFFF"/>
+      <w:shd w:val="clear" w:color="auto" w:fill="008A00"/>
+    </w:rPr>
+  </w:style>
+  <w:style w:type="character" w:customStyle="1" w:styleId="ColorFFFFFFBg0066CC">
+    <w:name w:val="ColorFFFFFFBg0066CC"/>
+    <w:rPr>
+      <w:color w:val="FFFFFF"/>
+      <w:shd w:val="clear" w:color="auto" w:fill="0066CC"/>
+    </w:rPr>
+  </w:style>
+  <w:style w:type="character" w:customStyle="1" w:styleId="ColorFFFFFFBg9933FF">
+    <w:name w:val="ColorFFFFFFBg9933FF"/>
+    <w:rPr>
+      <w:color w:val="FFFFFF"/>
+      <w:shd w:val="clear" w:color="auto" w:fill="9933FF"/>
+    </w:rPr>
+  </w:style>
+  <w:style w:type="character" w:customStyle="1" w:styleId="ColorFFFFFFBgFFFFFF">
+    <w:name w:val="ColorFFFFFFBgFFFFFF"/>
+    <w:rPr>
+      <w:color w:val="FFFFFF"/>
+      <w:shd w:val="clear" w:color="auto" w:fill="FFFFFF"/>
+    </w:rPr>
+  </w:style>
+  <w:style w:type="character" w:customStyle="1" w:styleId="ColorFFFFFFBgFACCCC">
+    <w:name w:val="ColorFFFFFFBgFACCCC"/>
+    <w:rPr>
+      <w:color w:val="FFFFFF"/>
+      <w:shd w:val="clear" w:color="auto" w:fill="FACCCC"/>
+    </w:rPr>
+  </w:style>
+  <w:style w:type="character" w:customStyle="1" w:styleId="ColorFFFFFFBgFFEBCC">
+    <w:name w:val="ColorFFFFFFBgFFEBCC"/>
+    <w:rPr>
+      <w:color w:val="FFFFFF"/>
+      <w:shd w:val="clear" w:color="auto" w:fill="FFEBCC"/>
+    </w:rPr>
+  </w:style>
+  <w:style w:type="character" w:customStyle="1" w:styleId="ColorFFFFFFBgFFFFCC">
+    <w:name w:val="ColorFFFFFFBgFFFFCC"/>
+    <w:rPr>
+      <w:color w:val="FFFFFF"/>
+      <w:shd w:val="clear" w:color="auto" w:fill="FFFFCC"/>
+    </w:rPr>
+  </w:style>
+  <w:style w:type="character" w:customStyle="1" w:styleId="ColorFFFFFFBgCCE8CC">
+    <w:name w:val="ColorFFFFFFBgCCE8CC"/>
+    <w:rPr>
+      <w:color w:val="FFFFFF"/>
+      <w:shd w:val="clear" w:color="auto" w:fill="CCE8CC"/>
+    </w:rPr>
+  </w:style>
+  <w:style w:type="character" w:customStyle="1" w:styleId="ColorFFFFFFBgCCE0F5">
+    <w:name w:val="ColorFFFFFFBgCCE0F5"/>
+    <w:rPr>
+      <w:color w:val="FFFFFF"/>
+      <w:shd w:val="clear" w:color="auto" w:fill="CCE0F5"/>
+    </w:rPr>
+  </w:style>
+  <w:style w:type="character" w:customStyle="1" w:styleId="ColorFFFFFFBgEBD6FF">
+    <w:name w:val="ColorFFFFFFBgEBD6FF"/>
+    <w:rPr>
+      <w:color w:val="FFFFFF"/>
+      <w:shd w:val="clear" w:color="auto" w:fill="EBD6FF"/>
+    </w:rPr>
+  </w:style>
+  <w:style w:type="character" w:customStyle="1" w:styleId="ColorFFFFFFBgBBBBBB">
+    <w:name w:val="ColorFFFFFFBgBBBBBB"/>
+    <w:rPr>
+      <w:color w:val="FFFFFF"/>
+      <w:shd w:val="clear" w:color="auto" w:fill="BBBBBB"/>
+    </w:rPr>
+  </w:style>
+  <w:style w:type="character" w:customStyle="1" w:styleId="ColorFFFFFFBgF06666">
+    <w:name w:val="ColorFFFFFFBgF06666"/>
+    <w:rPr>
+      <w:color w:val="FFFFFF"/>
+      <w:shd w:val="clear" w:color="auto" w:fill="F06666"/>
+    </w:rPr>
+  </w:style>
+  <w:style w:type="character" w:customStyle="1" w:styleId="ColorFFFFFFBgFFC266">
+    <w:name w:val="ColorFFFFFFBgFFC266"/>
+    <w:rPr>
+      <w:color w:val="FFFFFF"/>
+      <w:shd w:val="clear" w:color="auto" w:fill="FFC266"/>
+    </w:rPr>
+  </w:style>
+  <w:style w:type="character" w:customStyle="1" w:styleId="ColorFFFFFFBgFFFF66">
+    <w:name w:val="ColorFFFFFFBgFFFF66"/>
+    <w:rPr>
+      <w:color w:val="FFFFFF"/>
+      <w:shd w:val="clear" w:color="auto" w:fill="FFFF66"/>
+    </w:rPr>
+  </w:style>
+  <w:style w:type="character" w:customStyle="1" w:styleId="ColorFFFFFFBg66B966">
+    <w:name w:val="ColorFFFFFFBg66B966"/>
+    <w:rPr>
+      <w:color w:val="FFFFFF"/>
+      <w:shd w:val="clear" w:color="auto" w:fill="66B966"/>
+    </w:rPr>
+  </w:style>
+  <w:style w:type="character" w:customStyle="1" w:styleId="ColorFFFFFFBg66A3E0">
+    <w:name w:val="ColorFFFFFFBg66A3E0"/>
+    <w:rPr>
+      <w:color w:val="FFFFFF"/>
+      <w:shd w:val="clear" w:color="auto" w:fill="66A3E0"/>
+    </w:rPr>
+  </w:style>
+  <w:style w:type="character" w:customStyle="1" w:styleId="ColorFFFFFFBgC285FF">
+    <w:name w:val="ColorFFFFFFBgC285FF"/>
+    <w:rPr>
+      <w:color w:val="FFFFFF"/>
+      <w:shd w:val="clear" w:color="auto" w:fill="C285FF"/>
+    </w:rPr>
+  </w:style>
+  <w:style w:type="character" w:customStyle="1" w:styleId="ColorFFFFFFBg888888">
+    <w:name w:val="ColorFFFFFFBg888888"/>
+    <w:rPr>
+      <w:color w:val="FFFFFF"/>
+      <w:shd w:val="clear" w:color="auto" w:fill="888888"/>
+    </w:rPr>
+  </w:style>
+  <w:style w:type="character" w:customStyle="1" w:styleId="ColorFFFFFFBgA10000">
+    <w:name w:val="ColorFFFFFFBgA10000"/>
+    <w:rPr>
+      <w:color w:val="FFFFFF"/>
+      <w:shd w:val="clear" w:color="auto" w:fill="A10000"/>
+    </w:rPr>
+  </w:style>
+  <w:style w:type="character" w:customStyle="1" w:styleId="ColorFFFFFFBgB26B00">
+    <w:name w:val="ColorFFFFFFBgB26B00"/>
+    <w:rPr>
+      <w:color w:val="FFFFFF"/>
+      <w:shd w:val="clear" w:color="auto" w:fill="B26B00"/>
+    </w:rPr>
+  </w:style>
+  <w:style w:type="character" w:customStyle="1" w:styleId="ColorFFFFFFBgB2B200">
+    <w:name w:val="ColorFFFFFFBgB2B200"/>
+    <w:rPr>
+      <w:color w:val="FFFFFF"/>
+      <w:shd w:val="clear" w:color="auto" w:fill="B2B200"/>
+    </w:rPr>
+  </w:style>
+  <w:style w:type="character" w:customStyle="1" w:styleId="ColorFFFFFFBg006100">
+    <w:name w:val="ColorFFFFFFBg006100"/>
+    <w:rPr>
+      <w:color w:val="FFFFFF"/>
+      <w:shd w:val="clear" w:color="auto" w:fill="006100"/>
+    </w:rPr>
+  </w:style>
+  <w:style w:type="character" w:customStyle="1" w:styleId="ColorFFFFFFBg0047B2">
+    <w:name w:val="ColorFFFFFFBg0047B2"/>
+    <w:rPr>
+      <w:color w:val="FFFFFF"/>
+      <w:shd w:val="clear" w:color="auto" w:fill="0047B2"/>
+    </w:rPr>
+  </w:style>
+  <w:style w:type="character" w:customStyle="1" w:styleId="ColorFFFFFFBg6B24B2">
+    <w:name w:val="ColorFFFFFFBg6B24B2"/>
+    <w:rPr>
+      <w:color w:val="FFFFFF"/>
+      <w:shd w:val="clear" w:color="auto" w:fill="6B24B2"/>
+    </w:rPr>
+  </w:style>
+  <w:style w:type="character" w:customStyle="1" w:styleId="ColorFFFFFFBg444444">
+    <w:name w:val="ColorFFFFFFBg444444"/>
+    <w:rPr>
+      <w:color w:val="FFFFFF"/>
+      <w:shd w:val="clear" w:color="auto" w:fill="444444"/>
+    </w:rPr>
+  </w:style>
+  <w:style w:type="character" w:customStyle="1" w:styleId="ColorFFFFFFBg5C0000">
+    <w:name w:val="ColorFFFFFFBg5C0000"/>
+    <w:rPr>
+      <w:color w:val="FFFFFF"/>
+      <w:shd w:val="clear" w:color="auto" w:fill="5C0000"/>
+    </w:rPr>
+  </w:style>
+  <w:style w:type="character" w:customStyle="1" w:styleId="ColorFFFFFFBg663D00">
+    <w:name w:val="ColorFFFFFFBg663D00"/>
+    <w:rPr>
+      <w:color w:val="FFFFFF"/>
+      <w:shd w:val="clear" w:color="auto" w:fill="663D00"/>
+    </w:rPr>
+  </w:style>
+  <w:style w:type="character" w:customStyle="1" w:styleId="ColorFFFFFFBg666600">
+    <w:name w:val="ColorFFFFFFBg666600"/>
+    <w:rPr>
+      <w:color w:val="FFFFFF"/>
+      <w:shd w:val="clear" w:color="auto" w:fill="666600"/>
+    </w:rPr>
+  </w:style>
+  <w:style w:type="character" w:customStyle="1" w:styleId="ColorFFFFFFBg003700">
+    <w:name w:val="ColorFFFFFFBg003700"/>
+    <w:rPr>
+      <w:color w:val="FFFFFF"/>
+      <w:shd w:val="clear" w:color="auto" w:fill="003700"/>
+    </w:rPr>
+  </w:style>
+  <w:style w:type="character" w:customStyle="1" w:styleId="ColorFFFFFFBg002966">
+    <w:name w:val="ColorFFFFFFBg002966"/>
+    <w:rPr>
+      <w:color w:val="FFFFFF"/>
+      <w:shd w:val="clear" w:color="auto" w:fill="002966"/>
+    </w:rPr>
+  </w:style>
+  <w:style w:type="character" w:customStyle="1" w:styleId="ColorFFFFFFBg3D1466">
+    <w:name w:val="ColorFFFFFFBg3D1466"/>
+    <w:rPr>
+      <w:color w:val="FFFFFF"/>
+      <w:shd w:val="clear" w:color="auto" w:fill="3D1466"/>
+    </w:rPr>
+  </w:style>
+  <w:style w:type="character" w:customStyle="1" w:styleId="ColorFACCCC">
+    <w:name w:val="ColorFACCCC"/>
+    <w:rPr>
+      <w:color w:val="FACCCC"/>
+    </w:rPr>
+  </w:style>
+  <w:style w:type="character" w:customStyle="1" w:styleId="ColorFACCCCBgE60000">
+    <w:name w:val="ColorFACCCCBgE60000"/>
+    <w:rPr>
+      <w:color w:val="FACCCC"/>
+      <w:shd w:val="clear" w:color="auto" w:fill="E60000"/>
+    </w:rPr>
+  </w:style>
+  <w:style w:type="character" w:customStyle="1" w:styleId="ColorFACCCCBgFF9900">
+    <w:name w:val="ColorFACCCCBgFF9900"/>
+    <w:rPr>
+      <w:color w:val="FACCCC"/>
+      <w:shd w:val="clear" w:color="auto" w:fill="FF9900"/>
+    </w:rPr>
+  </w:style>
+  <w:style w:type="character" w:customStyle="1" w:styleId="ColorFACCCCBgFFFF00">
+    <w:name w:val="ColorFACCCCBgFFFF00"/>
+    <w:rPr>
+      <w:color w:val="FACCCC"/>
+      <w:shd w:val="clear" w:color="auto" w:fill="FFFF00"/>
+    </w:rPr>
+  </w:style>
+  <w:style w:type="character" w:customStyle="1" w:styleId="ColorFACCCCBg008A00">
+    <w:name w:val="ColorFACCCCBg008A00"/>
+    <w:rPr>
+      <w:color w:val="FACCCC"/>
+      <w:shd w:val="clear" w:color="auto" w:fill="008A00"/>
+    </w:rPr>
+  </w:style>
+  <w:style w:type="character" w:customStyle="1" w:styleId="ColorFACCCCBg0066CC">
+    <w:name w:val="ColorFACCCCBg0066CC"/>
+    <w:rPr>
+      <w:color w:val="FACCCC"/>
+      <w:shd w:val="clear" w:color="auto" w:fill="0066CC"/>
+    </w:rPr>
+  </w:style>
+  <w:style w:type="character" w:customStyle="1" w:styleId="ColorFACCCCBg9933FF">
+    <w:name w:val="ColorFACCCCBg9933FF"/>
+    <w:rPr>
+      <w:color w:val="FACCCC"/>
+      <w:shd w:val="clear" w:color="auto" w:fill="9933FF"/>
+    </w:rPr>
+  </w:style>
+  <w:style w:type="character" w:customStyle="1" w:styleId="ColorFACCCCBgFFFFFF">
+    <w:name w:val="ColorFACCCCBgFFFFFF"/>
+    <w:rPr>
+      <w:color w:val="FACCCC"/>
+      <w:shd w:val="clear" w:color="auto" w:fill="FFFFFF"/>
+    </w:rPr>
+  </w:style>
+  <w:style w:type="character" w:customStyle="1" w:styleId="ColorFACCCCBgFACCCC">
+    <w:name w:val="ColorFACCCCBgFACCCC"/>
+    <w:rPr>
+      <w:color w:val="FACCCC"/>
+      <w:shd w:val="clear" w:color="auto" w:fill="FACCCC"/>
+    </w:rPr>
+  </w:style>
+  <w:style w:type="character" w:customStyle="1" w:styleId="ColorFACCCCBgFFEBCC">
+    <w:name w:val="ColorFACCCCBgFFEBCC"/>
+    <w:rPr>
+      <w:color w:val="FACCCC"/>
+      <w:shd w:val="clear" w:color="auto" w:fill="FFEBCC"/>
+    </w:rPr>
+  </w:style>
+  <w:style w:type="character" w:customStyle="1" w:styleId="ColorFACCCCBgFFFFCC">
+    <w:name w:val="ColorFACCCCBgFFFFCC"/>
+    <w:rPr>
+      <w:color w:val="FACCCC"/>
+      <w:shd w:val="clear" w:color="auto" w:fill="FFFFCC"/>
+    </w:rPr>
+  </w:style>
+  <w:style w:type="character" w:customStyle="1" w:styleId="ColorFACCCCBgCCE8CC">
+    <w:name w:val="ColorFACCCCBgCCE8CC"/>
+    <w:rPr>
+      <w:color w:val="FACCCC"/>
+      <w:shd w:val="clear" w:color="auto" w:fill="CCE8CC"/>
+    </w:rPr>
+  </w:style>
+  <w:style w:type="character" w:customStyle="1" w:styleId="ColorFACCCCBgCCE0F5">
+    <w:name w:val="ColorFACCCCBgCCE0F5"/>
+    <w:rPr>
+      <w:color w:val="FACCCC"/>
+      <w:shd w:val="clear" w:color="auto" w:fill="CCE0F5"/>
+    </w:rPr>
+  </w:style>
+  <w:style w:type="character" w:customStyle="1" w:styleId="ColorFACCCCBgEBD6FF">
+    <w:name w:val="ColorFACCCCBgEBD6FF"/>
+    <w:rPr>
+      <w:color w:val="FACCCC"/>
+      <w:shd w:val="clear" w:color="auto" w:fill="EBD6FF"/>
+    </w:rPr>
+  </w:style>
+  <w:style w:type="character" w:customStyle="1" w:styleId="ColorFACCCCBgBBBBBB">
+    <w:name w:val="ColorFACCCCBgBBBBBB"/>
+    <w:rPr>
+      <w:color w:val="FACCCC"/>
+      <w:shd w:val="clear" w:color="auto" w:fill="BBBBBB"/>
+    </w:rPr>
+  </w:style>
+  <w:style w:type="character" w:customStyle="1" w:styleId="ColorFACCCCBgF06666">
+    <w:name w:val="ColorFACCCCBgF06666"/>
+    <w:rPr>
+      <w:color w:val="FACCCC"/>
+      <w:shd w:val="clear" w:color="auto" w:fill="F06666"/>
+    </w:rPr>
+  </w:style>
+  <w:style w:type="character" w:customStyle="1" w:styleId="ColorFACCCCBgFFC266">
+    <w:name w:val="ColorFACCCCBgFFC266"/>
+    <w:rPr>
+      <w:color w:val="FACCCC"/>
+      <w:shd w:val="clear" w:color="auto" w:fill="FFC266"/>
+    </w:rPr>
+  </w:style>
+  <w:style w:type="character" w:customStyle="1" w:styleId="ColorFACCCCBgFFFF66">
+    <w:name w:val="ColorFACCCCBgFFFF66"/>
+    <w:rPr>
+      <w:color w:val="FACCCC"/>
+      <w:shd w:val="clear" w:color="auto" w:fill="FFFF66"/>
+    </w:rPr>
+  </w:style>
+  <w:style w:type="character" w:customStyle="1" w:styleId="ColorFACCCCBg66B966">
+    <w:name w:val="ColorFACCCCBg66B966"/>
+    <w:rPr>
+      <w:color w:val="FACCCC"/>
+      <w:shd w:val="clear" w:color="auto" w:fill="66B966"/>
+    </w:rPr>
+  </w:style>
+  <w:style w:type="character" w:customStyle="1" w:styleId="ColorFACCCCBg66A3E0">
+    <w:name w:val="ColorFACCCCBg66A3E0"/>
+    <w:rPr>
+      <w:color w:val="FACCCC"/>
+      <w:shd w:val="clear" w:color="auto" w:fill="66A3E0"/>
+    </w:rPr>
+  </w:style>
+  <w:style w:type="character" w:customStyle="1" w:styleId="ColorFACCCCBgC285FF">
+    <w:name w:val="ColorFACCCCBgC285FF"/>
+    <w:rPr>
+      <w:color w:val="FACCCC"/>
+      <w:shd w:val="clear" w:color="auto" w:fill="C285FF"/>
+    </w:rPr>
+  </w:style>
+  <w:style w:type="character" w:customStyle="1" w:styleId="ColorFACCCCBg888888">
+    <w:name w:val="ColorFACCCCBg888888"/>
+    <w:rPr>
+      <w:color w:val="FACCCC"/>
+      <w:shd w:val="clear" w:color="auto" w:fill="888888"/>
+    </w:rPr>
+  </w:style>
+  <w:style w:type="character" w:customStyle="1" w:styleId="ColorFACCCCBgA10000">
+    <w:name w:val="ColorFACCCCBgA10000"/>
+    <w:rPr>
+      <w:color w:val="FACCCC"/>
+      <w:shd w:val="clear" w:color="auto" w:fill="A10000"/>
+    </w:rPr>
+  </w:style>
+  <w:style w:type="character" w:customStyle="1" w:styleId="ColorFACCCCBgB26B00">
+    <w:name w:val="ColorFACCCCBgB26B00"/>
+    <w:rPr>
+      <w:color w:val="FACCCC"/>
+      <w:shd w:val="clear" w:color="auto" w:fill="B26B00"/>
+    </w:rPr>
+  </w:style>
+  <w:style w:type="character" w:customStyle="1" w:styleId="ColorFACCCCBgB2B200">
+    <w:name w:val="ColorFACCCCBgB2B200"/>
+    <w:rPr>
+      <w:color w:val="FACCCC"/>
+      <w:shd w:val="clear" w:color="auto" w:fill="B2B200"/>
+    </w:rPr>
+  </w:style>
+  <w:style w:type="character" w:customStyle="1" w:styleId="ColorFACCCCBg006100">
+    <w:name w:val="ColorFACCCCBg006100"/>
+    <w:rPr>
+      <w:color w:val="FACCCC"/>
+      <w:shd w:val="clear" w:color="auto" w:fill="006100"/>
+    </w:rPr>
+  </w:style>
+  <w:style w:type="character" w:customStyle="1" w:styleId="ColorFACCCCBg0047B2">
+    <w:name w:val="ColorFACCCCBg0047B2"/>
+    <w:rPr>
+      <w:color w:val="FACCCC"/>
+      <w:shd w:val="clear" w:color="auto" w:fill="0047B2"/>
+    </w:rPr>
+  </w:style>
+  <w:style w:type="character" w:customStyle="1" w:styleId="ColorFACCCCBg6B24B2">
+    <w:name w:val="ColorFACCCCBg6B24B2"/>
+    <w:rPr>
+      <w:color w:val="FACCCC"/>
+      <w:shd w:val="clear" w:color="auto" w:fill="6B24B2"/>
+    </w:rPr>
+  </w:style>
+  <w:style w:type="character" w:customStyle="1" w:styleId="ColorFACCCCBg444444">
+    <w:name w:val="ColorFACCCCBg444444"/>
+    <w:rPr>
+      <w:color w:val="FACCCC"/>
+      <w:shd w:val="clear" w:color="auto" w:fill="444444"/>
+    </w:rPr>
+  </w:style>
+  <w:style w:type="character" w:customStyle="1" w:styleId="ColorFACCCCBg5C0000">
+    <w:name w:val="ColorFACCCCBg5C0000"/>
+    <w:rPr>
+      <w:color w:val="FACCCC"/>
+      <w:shd w:val="clear" w:color="auto" w:fill="5C0000"/>
+    </w:rPr>
+  </w:style>
+  <w:style w:type="character" w:customStyle="1" w:styleId="ColorFACCCCBg663D00">
+    <w:name w:val="ColorFACCCCBg663D00"/>
+    <w:rPr>
+      <w:color w:val="FACCCC"/>
+      <w:shd w:val="clear" w:color="auto" w:fill="663D00"/>
+    </w:rPr>
+  </w:style>
+  <w:style w:type="character" w:customStyle="1" w:styleId="ColorFACCCCBg666600">
+    <w:name w:val="ColorFACCCCBg666600"/>
+    <w:rPr>
+      <w:color w:val="FACCCC"/>
+      <w:shd w:val="clear" w:color="auto" w:fill="666600"/>
+    </w:rPr>
+  </w:style>
+  <w:style w:type="character" w:customStyle="1" w:styleId="ColorFACCCCBg003700">
+    <w:name w:val="ColorFACCCCBg003700"/>
+    <w:rPr>
+      <w:color w:val="FACCCC"/>
+      <w:shd w:val="clear" w:color="auto" w:fill="003700"/>
+    </w:rPr>
+  </w:style>
+  <w:style w:type="character" w:customStyle="1" w:styleId="ColorFACCCCBg002966">
+    <w:name w:val="ColorFACCCCBg002966"/>
+    <w:rPr>
+      <w:color w:val="FACCCC"/>
+      <w:shd w:val="clear" w:color="auto" w:fill="002966"/>
+    </w:rPr>
+  </w:style>
+  <w:style w:type="character" w:customStyle="1" w:styleId="ColorFACCCCBg3D1466">
+    <w:name w:val="ColorFACCCCBg3D1466"/>
+    <w:rPr>
+      <w:color w:val="FACCCC"/>
+      <w:shd w:val="clear" w:color="auto" w:fill="3D1466"/>
+    </w:rPr>
+  </w:style>
+  <w:style w:type="character" w:customStyle="1" w:styleId="ColorFFEBCC">
+    <w:name w:val="ColorFFEBCC"/>
+    <w:rPr>
+      <w:color w:val="FFEBCC"/>
+    </w:rPr>
+  </w:style>
+  <w:style w:type="character" w:customStyle="1" w:styleId="ColorFFEBCCBgE60000">
+    <w:name w:val="ColorFFEBCCBgE60000"/>
+    <w:rPr>
+      <w:color w:val="FFEBCC"/>
+      <w:shd w:val="clear" w:color="auto" w:fill="E60000"/>
+    </w:rPr>
+  </w:style>
+  <w:style w:type="character" w:customStyle="1" w:styleId="ColorFFEBCCBgFF9900">
+    <w:name w:val="ColorFFEBCCBgFF9900"/>
+    <w:rPr>
+      <w:color w:val="FFEBCC"/>
+      <w:shd w:val="clear" w:color="auto" w:fill="FF9900"/>
+    </w:rPr>
+  </w:style>
+  <w:style w:type="character" w:customStyle="1" w:styleId="ColorFFEBCCBgFFFF00">
+    <w:name w:val="ColorFFEBCCBgFFFF00"/>
+    <w:rPr>
+      <w:color w:val="FFEBCC"/>
+      <w:shd w:val="clear" w:color="auto" w:fill="FFFF00"/>
+    </w:rPr>
+  </w:style>
+  <w:style w:type="character" w:customStyle="1" w:styleId="ColorFFEBCCBg008A00">
+    <w:name w:val="ColorFFEBCCBg008A00"/>
+    <w:rPr>
+      <w:color w:val="FFEBCC"/>
+      <w:shd w:val="clear" w:color="auto" w:fill="008A00"/>
+    </w:rPr>
+  </w:style>
+  <w:style w:type="character" w:customStyle="1" w:styleId="ColorFFEBCCBg0066CC">
+    <w:name w:val="ColorFFEBCCBg0066CC"/>
+    <w:rPr>
+      <w:color w:val="FFEBCC"/>
+      <w:shd w:val="clear" w:color="auto" w:fill="0066CC"/>
+    </w:rPr>
+  </w:style>
+  <w:style w:type="character" w:customStyle="1" w:styleId="ColorFFEBCCBg9933FF">
+    <w:name w:val="ColorFFEBCCBg9933FF"/>
+    <w:rPr>
+      <w:color w:val="FFEBCC"/>
+      <w:shd w:val="clear" w:color="auto" w:fill="9933FF"/>
+    </w:rPr>
+  </w:style>
+  <w:style w:type="character" w:customStyle="1" w:styleId="ColorFFEBCCBgFFFFFF">
+    <w:name w:val="ColorFFEBCCBgFFFFFF"/>
+    <w:rPr>
+      <w:color w:val="FFEBCC"/>
+      <w:shd w:val="clear" w:color="auto" w:fill="FFFFFF"/>
+    </w:rPr>
+  </w:style>
+  <w:style w:type="character" w:customStyle="1" w:styleId="ColorFFEBCCBgFACCCC">
+    <w:name w:val="ColorFFEBCCBgFACCCC"/>
+    <w:rPr>
+      <w:color w:val="FFEBCC"/>
+      <w:shd w:val="clear" w:color="auto" w:fill="FACCCC"/>
+    </w:rPr>
+  </w:style>
+  <w:style w:type="character" w:customStyle="1" w:styleId="ColorFFEBCCBgFFEBCC">
+    <w:name w:val="ColorFFEBCCBgFFEBCC"/>
+    <w:rPr>
+      <w:color w:val="FFEBCC"/>
+      <w:shd w:val="clear" w:color="auto" w:fill="FFEBCC"/>
+    </w:rPr>
+  </w:style>
+  <w:style w:type="character" w:customStyle="1" w:styleId="ColorFFEBCCBgFFFFCC">
+    <w:name w:val="ColorFFEBCCBgFFFFCC"/>
+    <w:rPr>
+      <w:color w:val="FFEBCC"/>
+      <w:shd w:val="clear" w:color="auto" w:fill="FFFFCC"/>
+    </w:rPr>
+  </w:style>
+  <w:style w:type="character" w:customStyle="1" w:styleId="ColorFFEBCCBgCCE8CC">
+    <w:name w:val="ColorFFEBCCBgCCE8CC"/>
+    <w:rPr>
+      <w:color w:val="FFEBCC"/>
+      <w:shd w:val="clear" w:color="auto" w:fill="CCE8CC"/>
+    </w:rPr>
+  </w:style>
+  <w:style w:type="character" w:customStyle="1" w:styleId="ColorFFEBCCBgCCE0F5">
+    <w:name w:val="ColorFFEBCCBgCCE0F5"/>
+    <w:rPr>
+      <w:color w:val="FFEBCC"/>
+      <w:shd w:val="clear" w:color="auto" w:fill="CCE0F5"/>
+    </w:rPr>
+  </w:style>
+  <w:style w:type="character" w:customStyle="1" w:styleId="ColorFFEBCCBgEBD6FF">
+    <w:name w:val="ColorFFEBCCBgEBD6FF"/>
+    <w:rPr>
+      <w:color w:val="FFEBCC"/>
+      <w:shd w:val="clear" w:color="auto" w:fill="EBD6FF"/>
+    </w:rPr>
+  </w:style>
+  <w:style w:type="character" w:customStyle="1" w:styleId="ColorFFEBCCBgBBBBBB">
+    <w:name w:val="ColorFFEBCCBgBBBBBB"/>
+    <w:rPr>
+      <w:color w:val="FFEBCC"/>
+      <w:shd w:val="clear" w:color="auto" w:fill="BBBBBB"/>
+    </w:rPr>
+  </w:style>
+  <w:style w:type="character" w:customStyle="1" w:styleId="ColorFFEBCCBgF06666">
+    <w:name w:val="ColorFFEBCCBgF06666"/>
+    <w:rPr>
+      <w:color w:val="FFEBCC"/>
+      <w:shd w:val="clear" w:color="auto" w:fill="F06666"/>
+    </w:rPr>
+  </w:style>
+  <w:style w:type="character" w:customStyle="1" w:styleId="ColorFFEBCCBgFFC266">
+    <w:name w:val="ColorFFEBCCBgFFC266"/>
+    <w:rPr>
+      <w:color w:val="FFEBCC"/>
+      <w:shd w:val="clear" w:color="auto" w:fill="FFC266"/>
+    </w:rPr>
+  </w:style>
+  <w:style w:type="character" w:customStyle="1" w:styleId="ColorFFEBCCBgFFFF66">
+    <w:name w:val="ColorFFEBCCBgFFFF66"/>
+    <w:rPr>
+      <w:color w:val="FFEBCC"/>
+      <w:shd w:val="clear" w:color="auto" w:fill="FFFF66"/>
+    </w:rPr>
+  </w:style>
+  <w:style w:type="character" w:customStyle="1" w:styleId="ColorFFEBCCBg66B966">
+    <w:name w:val="ColorFFEBCCBg66B966"/>
+    <w:rPr>
+      <w:color w:val="FFEBCC"/>
+      <w:shd w:val="clear" w:color="auto" w:fill="66B966"/>
+    </w:rPr>
+  </w:style>
+  <w:style w:type="character" w:customStyle="1" w:styleId="ColorFFEBCCBg66A3E0">
+    <w:name w:val="ColorFFEBCCBg66A3E0"/>
+    <w:rPr>
+      <w:color w:val="FFEBCC"/>
+      <w:shd w:val="clear" w:color="auto" w:fill="66A3E0"/>
+    </w:rPr>
+  </w:style>
+  <w:style w:type="character" w:customStyle="1" w:styleId="ColorFFEBCCBgC285FF">
+    <w:name w:val="ColorFFEBCCBgC285FF"/>
+    <w:rPr>
+      <w:color w:val="FFEBCC"/>
+      <w:shd w:val="clear" w:color="auto" w:fill="C285FF"/>
+    </w:rPr>
+  </w:style>
+  <w:style w:type="character" w:customStyle="1" w:styleId="ColorFFEBCCBg888888">
+    <w:name w:val="ColorFFEBCCBg888888"/>
+    <w:rPr>
+      <w:color w:val="FFEBCC"/>
+      <w:shd w:val="clear" w:color="auto" w:fill="888888"/>
+    </w:rPr>
+  </w:style>
+  <w:style w:type="character" w:customStyle="1" w:styleId="ColorFFEBCCBgA10000">
+    <w:name w:val="ColorFFEBCCBgA10000"/>
+    <w:rPr>
+      <w:color w:val="FFEBCC"/>
+      <w:shd w:val="clear" w:color="auto" w:fill="A10000"/>
+    </w:rPr>
+  </w:style>
+  <w:style w:type="character" w:customStyle="1" w:styleId="ColorFFEBCCBgB26B00">
+    <w:name w:val="ColorFFEBCCBgB26B00"/>
+    <w:rPr>
+      <w:color w:val="FFEBCC"/>
+      <w:shd w:val="clear" w:color="auto" w:fill="B26B00"/>
+    </w:rPr>
+  </w:style>
+  <w:style w:type="character" w:customStyle="1" w:styleId="ColorFFEBCCBgB2B200">
+    <w:name w:val="ColorFFEBCCBgB2B200"/>
+    <w:rPr>
+      <w:color w:val="FFEBCC"/>
+      <w:shd w:val="clear" w:color="auto" w:fill="B2B200"/>
+    </w:rPr>
+  </w:style>
+  <w:style w:type="character" w:customStyle="1" w:styleId="ColorFFEBCCBg006100">
+    <w:name w:val="ColorFFEBCCBg006100"/>
+    <w:rPr>
+      <w:color w:val="FFEBCC"/>
+      <w:shd w:val="clear" w:color="auto" w:fill="006100"/>
+    </w:rPr>
+  </w:style>
+  <w:style w:type="character" w:customStyle="1" w:styleId="ColorFFEBCCBg0047B2">
+    <w:name w:val="ColorFFEBCCBg0047B2"/>
+    <w:rPr>
+      <w:color w:val="FFEBCC"/>
+      <w:shd w:val="clear" w:color="auto" w:fill="0047B2"/>
+    </w:rPr>
+  </w:style>
+  <w:style w:type="character" w:customStyle="1" w:styleId="ColorFFEBCCBg6B24B2">
+    <w:name w:val="ColorFFEBCCBg6B24B2"/>
+    <w:rPr>
+      <w:color w:val="FFEBCC"/>
+      <w:shd w:val="clear" w:color="auto" w:fill="6B24B2"/>
+    </w:rPr>
+  </w:style>
+  <w:style w:type="character" w:customStyle="1" w:styleId="ColorFFEBCCBg444444">
+    <w:name w:val="ColorFFEBCCBg444444"/>
+    <w:rPr>
+      <w:color w:val="FFEBCC"/>
+      <w:shd w:val="clear" w:color="auto" w:fill="444444"/>
+    </w:rPr>
+  </w:style>
+  <w:style w:type="character" w:customStyle="1" w:styleId="ColorFFEBCCBg5C0000">
+    <w:name w:val="ColorFFEBCCBg5C0000"/>
+    <w:rPr>
+      <w:color w:val="FFEBCC"/>
+      <w:shd w:val="clear" w:color="auto" w:fill="5C0000"/>
+    </w:rPr>
+  </w:style>
+  <w:style w:type="character" w:customStyle="1" w:styleId="ColorFFEBCCBg663D00">
+    <w:name w:val="ColorFFEBCCBg663D00"/>
+    <w:rPr>
+      <w:color w:val="FFEBCC"/>
+      <w:shd w:val="clear" w:color="auto" w:fill="663D00"/>
+    </w:rPr>
+  </w:style>
+  <w:style w:type="character" w:customStyle="1" w:styleId="ColorFFEBCCBg666600">
+    <w:name w:val="ColorFFEBCCBg666600"/>
+    <w:rPr>
+      <w:color w:val="FFEBCC"/>
+      <w:shd w:val="clear" w:color="auto" w:fill="666600"/>
+    </w:rPr>
+  </w:style>
+  <w:style w:type="character" w:customStyle="1" w:styleId="ColorFFEBCCBg003700">
+    <w:name w:val="ColorFFEBCCBg003700"/>
+    <w:rPr>
+      <w:color w:val="FFEBCC"/>
+      <w:shd w:val="clear" w:color="auto" w:fill="003700"/>
+    </w:rPr>
+  </w:style>
+  <w:style w:type="character" w:customStyle="1" w:styleId="ColorFFEBCCBg002966">
+    <w:name w:val="ColorFFEBCCBg002966"/>
+    <w:rPr>
+      <w:color w:val="FFEBCC"/>
+      <w:shd w:val="clear" w:color="auto" w:fill="002966"/>
+    </w:rPr>
+  </w:style>
+  <w:style w:type="character" w:customStyle="1" w:styleId="ColorFFEBCCBg3D1466">
+    <w:name w:val="ColorFFEBCCBg3D1466"/>
+    <w:rPr>
+      <w:color w:val="FFEBCC"/>
+      <w:shd w:val="clear" w:color="auto" w:fill="3D1466"/>
+    </w:rPr>
+  </w:style>
+  <w:style w:type="character" w:customStyle="1" w:styleId="ColorFFFFCC">
+    <w:name w:val="ColorFFFFCC"/>
+    <w:rPr>
+      <w:color w:val="FFFFCC"/>
+    </w:rPr>
+  </w:style>
+  <w:style w:type="character" w:customStyle="1" w:styleId="ColorFFFFCCBgE60000">
+    <w:name w:val="ColorFFFFCCBgE60000"/>
+    <w:rPr>
+      <w:color w:val="FFFFCC"/>
+      <w:shd w:val="clear" w:color="auto" w:fill="E60000"/>
+    </w:rPr>
+  </w:style>
+  <w:style w:type="character" w:customStyle="1" w:styleId="ColorFFFFCCBgFF9900">
+    <w:name w:val="ColorFFFFCCBgFF9900"/>
+    <w:rPr>
+      <w:color w:val="FFFFCC"/>
+      <w:shd w:val="clear" w:color="auto" w:fill="FF9900"/>
+    </w:rPr>
+  </w:style>
+  <w:style w:type="character" w:customStyle="1" w:styleId="ColorFFFFCCBgFFFF00">
+    <w:name w:val="ColorFFFFCCBgFFFF00"/>
+    <w:rPr>
+      <w:color w:val="FFFFCC"/>
+      <w:shd w:val="clear" w:color="auto" w:fill="FFFF00"/>
+    </w:rPr>
+  </w:style>
+  <w:style w:type="character" w:customStyle="1" w:styleId="ColorFFFFCCBg008A00">
+    <w:name w:val="ColorFFFFCCBg008A00"/>
+    <w:rPr>
+      <w:color w:val="FFFFCC"/>
+      <w:shd w:val="clear" w:color="auto" w:fill="008A00"/>
+    </w:rPr>
+  </w:style>
+  <w:style w:type="character" w:customStyle="1" w:styleId="ColorFFFFCCBg0066CC">
+    <w:name w:val="ColorFFFFCCBg0066CC"/>
+    <w:rPr>
+      <w:color w:val="FFFFCC"/>
+      <w:shd w:val="clear" w:color="auto" w:fill="0066CC"/>
+    </w:rPr>
+  </w:style>
+  <w:style w:type="character" w:customStyle="1" w:styleId="ColorFFFFCCBg9933FF">
+    <w:name w:val="ColorFFFFCCBg9933FF"/>
+    <w:rPr>
+      <w:color w:val="FFFFCC"/>
+      <w:shd w:val="clear" w:color="auto" w:fill="9933FF"/>
+    </w:rPr>
+  </w:style>
+  <w:style w:type="character" w:customStyle="1" w:styleId="ColorFFFFCCBgFFFFFF">
+    <w:name w:val="ColorFFFFCCBgFFFFFF"/>
+    <w:rPr>
+      <w:color w:val="FFFFCC"/>
+      <w:shd w:val="clear" w:color="auto" w:fill="FFFFFF"/>
+    </w:rPr>
+  </w:style>
+  <w:style w:type="character" w:customStyle="1" w:styleId="ColorFFFFCCBgFACCCC">
+    <w:name w:val="ColorFFFFCCBgFACCCC"/>
+    <w:rPr>
+      <w:color w:val="FFFFCC"/>
+      <w:shd w:val="clear" w:color="auto" w:fill="FACCCC"/>
+    </w:rPr>
+  </w:style>
+  <w:style w:type="character" w:customStyle="1" w:styleId="ColorFFFFCCBgFFEBCC">
+    <w:name w:val="ColorFFFFCCBgFFEBCC"/>
+    <w:rPr>
+      <w:color w:val="FFFFCC"/>
+      <w:shd w:val="clear" w:color="auto" w:fill="FFEBCC"/>
+    </w:rPr>
+  </w:style>
+  <w:style w:type="character" w:customStyle="1" w:styleId="ColorFFFFCCBgFFFFCC">
+    <w:name w:val="ColorFFFFCCBgFFFFCC"/>
+    <w:rPr>
+      <w:color w:val="FFFFCC"/>
+      <w:shd w:val="clear" w:color="auto" w:fill="FFFFCC"/>
+    </w:rPr>
+  </w:style>
+  <w:style w:type="character" w:customStyle="1" w:styleId="ColorFFFFCCBgCCE8CC">
+    <w:name w:val="ColorFFFFCCBgCCE8CC"/>
+    <w:rPr>
+      <w:color w:val="FFFFCC"/>
+      <w:shd w:val="clear" w:color="auto" w:fill="CCE8CC"/>
+    </w:rPr>
+  </w:style>
+  <w:style w:type="character" w:customStyle="1" w:styleId="ColorFFFFCCBgCCE0F5">
+    <w:name w:val="ColorFFFFCCBgCCE0F5"/>
+    <w:rPr>
+      <w:color w:val="FFFFCC"/>
+      <w:shd w:val="clear" w:color="auto" w:fill="CCE0F5"/>
+    </w:rPr>
+  </w:style>
+  <w:style w:type="character" w:customStyle="1" w:styleId="ColorFFFFCCBgEBD6FF">
+    <w:name w:val="ColorFFFFCCBgEBD6FF"/>
+    <w:rPr>
+      <w:color w:val="FFFFCC"/>
+      <w:shd w:val="clear" w:color="auto" w:fill="EBD6FF"/>
+    </w:rPr>
+  </w:style>
+  <w:style w:type="character" w:customStyle="1" w:styleId="ColorFFFFCCBgBBBBBB">
+    <w:name w:val="ColorFFFFCCBgBBBBBB"/>
+    <w:rPr>
+      <w:color w:val="FFFFCC"/>
+      <w:shd w:val="clear" w:color="auto" w:fill="BBBBBB"/>
+    </w:rPr>
+  </w:style>
+  <w:style w:type="character" w:customStyle="1" w:styleId="ColorFFFFCCBgF06666">
+    <w:name w:val="ColorFFFFCCBgF06666"/>
+    <w:rPr>
+      <w:color w:val="FFFFCC"/>
+      <w:shd w:val="clear" w:color="auto" w:fill="F06666"/>
+    </w:rPr>
+  </w:style>
+  <w:style w:type="character" w:customStyle="1" w:styleId="ColorFFFFCCBgFFC266">
+    <w:name w:val="ColorFFFFCCBgFFC266"/>
+    <w:rPr>
+      <w:color w:val="FFFFCC"/>
+      <w:shd w:val="clear" w:color="auto" w:fill="FFC266"/>
+    </w:rPr>
+  </w:style>
+  <w:style w:type="character" w:customStyle="1" w:styleId="ColorFFFFCCBgFFFF66">
+    <w:name w:val="ColorFFFFCCBgFFFF66"/>
+    <w:rPr>
+      <w:color w:val="FFFFCC"/>
+      <w:shd w:val="clear" w:color="auto" w:fill="FFFF66"/>
+    </w:rPr>
+  </w:style>
+  <w:style w:type="character" w:customStyle="1" w:styleId="ColorFFFFCCBg66B966">
+    <w:name w:val="ColorFFFFCCBg66B966"/>
+    <w:rPr>
+      <w:color w:val="FFFFCC"/>
+      <w:shd w:val="clear" w:color="auto" w:fill="66B966"/>
+    </w:rPr>
+  </w:style>
+  <w:style w:type="character" w:customStyle="1" w:styleId="ColorFFFFCCBg66A3E0">
+    <w:name w:val="ColorFFFFCCBg66A3E0"/>
+    <w:rPr>
+      <w:color w:val="FFFFCC"/>
+      <w:shd w:val="clear" w:color="auto" w:fill="66A3E0"/>
+    </w:rPr>
+  </w:style>
+  <w:style w:type="character" w:customStyle="1" w:styleId="ColorFFFFCCBgC285FF">
+    <w:name w:val="ColorFFFFCCBgC285FF"/>
+    <w:rPr>
+      <w:color w:val="FFFFCC"/>
+      <w:shd w:val="clear" w:color="auto" w:fill="C285FF"/>
+    </w:rPr>
+  </w:style>
+  <w:style w:type="character" w:customStyle="1" w:styleId="ColorFFFFCCBg888888">
+    <w:name w:val="ColorFFFFCCBg888888"/>
+    <w:rPr>
+      <w:color w:val="FFFFCC"/>
+      <w:shd w:val="clear" w:color="auto" w:fill="888888"/>
+    </w:rPr>
+  </w:style>
+  <w:style w:type="character" w:customStyle="1" w:styleId="ColorFFFFCCBgA10000">
+    <w:name w:val="ColorFFFFCCBgA10000"/>
+    <w:rPr>
+      <w:color w:val="FFFFCC"/>
+      <w:shd w:val="clear" w:color="auto" w:fill="A10000"/>
+    </w:rPr>
+  </w:style>
+  <w:style w:type="character" w:customStyle="1" w:styleId="ColorFFFFCCBgB26B00">
+    <w:name w:val="ColorFFFFCCBgB26B00"/>
+    <w:rPr>
+      <w:color w:val="FFFFCC"/>
+      <w:shd w:val="clear" w:color="auto" w:fill="B26B00"/>
+    </w:rPr>
+  </w:style>
+  <w:style w:type="character" w:customStyle="1" w:styleId="ColorFFFFCCBgB2B200">
+    <w:name w:val="ColorFFFFCCBgB2B200"/>
+    <w:rPr>
+      <w:color w:val="FFFFCC"/>
+      <w:shd w:val="clear" w:color="auto" w:fill="B2B200"/>
+    </w:rPr>
+  </w:style>
+  <w:style w:type="character" w:customStyle="1" w:styleId="ColorFFFFCCBg006100">
+    <w:name w:val="ColorFFFFCCBg006100"/>
+    <w:rPr>
+      <w:color w:val="FFFFCC"/>
+      <w:shd w:val="clear" w:color="auto" w:fill="006100"/>
+    </w:rPr>
+  </w:style>
+  <w:style w:type="character" w:customStyle="1" w:styleId="ColorFFFFCCBg0047B2">
+    <w:name w:val="ColorFFFFCCBg0047B2"/>
+    <w:rPr>
+      <w:color w:val="FFFFCC"/>
+      <w:shd w:val="clear" w:color="auto" w:fill="0047B2"/>
+    </w:rPr>
+  </w:style>
+  <w:style w:type="character" w:customStyle="1" w:styleId="ColorFFFFCCBg6B24B2">
+    <w:name w:val="ColorFFFFCCBg6B24B2"/>
+    <w:rPr>
+      <w:color w:val="FFFFCC"/>
+      <w:shd w:val="clear" w:color="auto" w:fill="6B24B2"/>
+    </w:rPr>
+  </w:style>
+  <w:style w:type="character" w:customStyle="1" w:styleId="ColorFFFFCCBg444444">
+    <w:name w:val="ColorFFFFCCBg444444"/>
+    <w:rPr>
+      <w:color w:val="FFFFCC"/>
+      <w:shd w:val="clear" w:color="auto" w:fill="444444"/>
+    </w:rPr>
+  </w:style>
+  <w:style w:type="character" w:customStyle="1" w:styleId="ColorFFFFCCBg5C0000">
+    <w:name w:val="ColorFFFFCCBg5C0000"/>
+    <w:rPr>
+      <w:color w:val="FFFFCC"/>
+      <w:shd w:val="clear" w:color="auto" w:fill="5C0000"/>
+    </w:rPr>
+  </w:style>
+  <w:style w:type="character" w:customStyle="1" w:styleId="ColorFFFFCCBg663D00">
+    <w:name w:val="ColorFFFFCCBg663D00"/>
+    <w:rPr>
+      <w:color w:val="FFFFCC"/>
+      <w:shd w:val="clear" w:color="auto" w:fill="663D00"/>
+    </w:rPr>
+  </w:style>
+  <w:style w:type="character" w:customStyle="1" w:styleId="ColorFFFFCCBg666600">
+    <w:name w:val="ColorFFFFCCBg666600"/>
+    <w:rPr>
+      <w:color w:val="FFFFCC"/>
+      <w:shd w:val="clear" w:color="auto" w:fill="666600"/>
+    </w:rPr>
+  </w:style>
+  <w:style w:type="character" w:customStyle="1" w:styleId="ColorFFFFCCBg003700">
+    <w:name w:val="ColorFFFFCCBg003700"/>
+    <w:rPr>
+      <w:color w:val="FFFFCC"/>
+      <w:shd w:val="clear" w:color="auto" w:fill="003700"/>
+    </w:rPr>
+  </w:style>
+  <w:style w:type="character" w:customStyle="1" w:styleId="ColorFFFFCCBg002966">
+    <w:name w:val="ColorFFFFCCBg002966"/>
+    <w:rPr>
+      <w:color w:val="FFFFCC"/>
+      <w:shd w:val="clear" w:color="auto" w:fill="002966"/>
+    </w:rPr>
+  </w:style>
+  <w:style w:type="character" w:customStyle="1" w:styleId="ColorFFFFCCBg3D1466">
+    <w:name w:val="ColorFFFFCCBg3D1466"/>
+    <w:rPr>
+      <w:color w:val="FFFFCC"/>
+      <w:shd w:val="clear" w:color="auto" w:fill="3D1466"/>
+    </w:rPr>
+  </w:style>
+  <w:style w:type="character" w:customStyle="1" w:styleId="ColorCCE8CC">
+    <w:name w:val="ColorCCE8CC"/>
+    <w:rPr>
+      <w:color w:val="CCE8CC"/>
+    </w:rPr>
+  </w:style>
+  <w:style w:type="character" w:customStyle="1" w:styleId="ColorCCE8CCBgE60000">
+    <w:name w:val="ColorCCE8CCBgE60000"/>
+    <w:rPr>
+      <w:color w:val="CCE8CC"/>
+      <w:shd w:val="clear" w:color="auto" w:fill="E60000"/>
+    </w:rPr>
+  </w:style>
+  <w:style w:type="character" w:customStyle="1" w:styleId="ColorCCE8CCBgFF9900">
+    <w:name w:val="ColorCCE8CCBgFF9900"/>
+    <w:rPr>
+      <w:color w:val="CCE8CC"/>
+      <w:shd w:val="clear" w:color="auto" w:fill="FF9900"/>
+    </w:rPr>
+  </w:style>
+  <w:style w:type="character" w:customStyle="1" w:styleId="ColorCCE8CCBgFFFF00">
+    <w:name w:val="ColorCCE8CCBgFFFF00"/>
+    <w:rPr>
+      <w:color w:val="CCE8CC"/>
+      <w:shd w:val="clear" w:color="auto" w:fill="FFFF00"/>
+    </w:rPr>
+  </w:style>
+  <w:style w:type="character" w:customStyle="1" w:styleId="ColorCCE8CCBg008A00">
+    <w:name w:val="ColorCCE8CCBg008A00"/>
+    <w:rPr>
+      <w:color w:val="CCE8CC"/>
+      <w:shd w:val="clear" w:color="auto" w:fill="008A00"/>
+    </w:rPr>
+  </w:style>
+  <w:style w:type="character" w:customStyle="1" w:styleId="ColorCCE8CCBg0066CC">
+    <w:name w:val="ColorCCE8CCBg0066CC"/>
+    <w:rPr>
+      <w:color w:val="CCE8CC"/>
+      <w:shd w:val="clear" w:color="auto" w:fill="0066CC"/>
+    </w:rPr>
+  </w:style>
+  <w:style w:type="character" w:customStyle="1" w:styleId="ColorCCE8CCBg9933FF">
+    <w:name w:val="ColorCCE8CCBg9933FF"/>
+    <w:rPr>
+      <w:color w:val="CCE8CC"/>
+      <w:shd w:val="clear" w:color="auto" w:fill="9933FF"/>
+    </w:rPr>
+  </w:style>
+  <w:style w:type="character" w:customStyle="1" w:styleId="ColorCCE8CCBgFFFFFF">
+    <w:name w:val="ColorCCE8CCBgFFFFFF"/>
+    <w:rPr>
+      <w:color w:val="CCE8CC"/>
+      <w:shd w:val="clear" w:color="auto" w:fill="FFFFFF"/>
+    </w:rPr>
+  </w:style>
+  <w:style w:type="character" w:customStyle="1" w:styleId="ColorCCE8CCBgFACCCC">
+    <w:name w:val="ColorCCE8CCBgFACCCC"/>
+    <w:rPr>
+      <w:color w:val="CCE8CC"/>
+      <w:shd w:val="clear" w:color="auto" w:fill="FACCCC"/>
+    </w:rPr>
+  </w:style>
+  <w:style w:type="character" w:customStyle="1" w:styleId="ColorCCE8CCBgFFEBCC">
+    <w:name w:val="ColorCCE8CCBgFFEBCC"/>
+    <w:rPr>
+      <w:color w:val="CCE8CC"/>
+      <w:shd w:val="clear" w:color="auto" w:fill="FFEBCC"/>
+    </w:rPr>
+  </w:style>
+  <w:style w:type="character" w:customStyle="1" w:styleId="ColorCCE8CCBgFFFFCC">
+    <w:name w:val="ColorCCE8CCBgFFFFCC"/>
+    <w:rPr>
+      <w:color w:val="CCE8CC"/>
+      <w:shd w:val="clear" w:color="auto" w:fill="FFFFCC"/>
+    </w:rPr>
+  </w:style>
+  <w:style w:type="character" w:customStyle="1" w:styleId="ColorCCE8CCBgCCE8CC">
+    <w:name w:val="ColorCCE8CCBgCCE8CC"/>
+    <w:rPr>
+      <w:color w:val="CCE8CC"/>
+      <w:shd w:val="clear" w:color="auto" w:fill="CCE8CC"/>
+    </w:rPr>
+  </w:style>
+  <w:style w:type="character" w:customStyle="1" w:styleId="ColorCCE8CCBgCCE0F5">
+    <w:name w:val="ColorCCE8CCBgCCE0F5"/>
+    <w:rPr>
+      <w:color w:val="CCE8CC"/>
+      <w:shd w:val="clear" w:color="auto" w:fill="CCE0F5"/>
+    </w:rPr>
+  </w:style>
+  <w:style w:type="character" w:customStyle="1" w:styleId="ColorCCE8CCBgEBD6FF">
+    <w:name w:val="ColorCCE8CCBgEBD6FF"/>
+    <w:rPr>
+      <w:color w:val="CCE8CC"/>
+      <w:shd w:val="clear" w:color="auto" w:fill="EBD6FF"/>
+    </w:rPr>
+  </w:style>
+  <w:style w:type="character" w:customStyle="1" w:styleId="ColorCCE8CCBgBBBBBB">
+    <w:name w:val="ColorCCE8CCBgBBBBBB"/>
+    <w:rPr>
+      <w:color w:val="CCE8CC"/>
+      <w:shd w:val="clear" w:color="auto" w:fill="BBBBBB"/>
+    </w:rPr>
+  </w:style>
+  <w:style w:type="character" w:customStyle="1" w:styleId="ColorCCE8CCBgF06666">
+    <w:name w:val="ColorCCE8CCBgF06666"/>
+    <w:rPr>
+      <w:color w:val="CCE8CC"/>
+      <w:shd w:val="clear" w:color="auto" w:fill="F06666"/>
+    </w:rPr>
+  </w:style>
+  <w:style w:type="character" w:customStyle="1" w:styleId="ColorCCE8CCBgFFC266">
+    <w:name w:val="ColorCCE8CCBgFFC266"/>
+    <w:rPr>
+      <w:color w:val="CCE8CC"/>
+      <w:shd w:val="clear" w:color="auto" w:fill="FFC266"/>
+    </w:rPr>
+  </w:style>
+  <w:style w:type="character" w:customStyle="1" w:styleId="ColorCCE8CCBgFFFF66">
+    <w:name w:val="ColorCCE8CCBgFFFF66"/>
+    <w:rPr>
+      <w:color w:val="CCE8CC"/>
+      <w:shd w:val="clear" w:color="auto" w:fill="FFFF66"/>
+    </w:rPr>
+  </w:style>
+  <w:style w:type="character" w:customStyle="1" w:styleId="ColorCCE8CCBg66B966">
+    <w:name w:val="ColorCCE8CCBg66B966"/>
+    <w:rPr>
+      <w:color w:val="CCE8CC"/>
+      <w:shd w:val="clear" w:color="auto" w:fill="66B966"/>
+    </w:rPr>
+  </w:style>
+  <w:style w:type="character" w:customStyle="1" w:styleId="ColorCCE8CCBg66A3E0">
+    <w:name w:val="ColorCCE8CCBg66A3E0"/>
+    <w:rPr>
+      <w:color w:val="CCE8CC"/>
+      <w:shd w:val="clear" w:color="auto" w:fill="66A3E0"/>
+    </w:rPr>
+  </w:style>
+  <w:style w:type="character" w:customStyle="1" w:styleId="ColorCCE8CCBgC285FF">
+    <w:name w:val="ColorCCE8CCBgC285FF"/>
+    <w:rPr>
+      <w:color w:val="CCE8CC"/>
+      <w:shd w:val="clear" w:color="auto" w:fill="C285FF"/>
+    </w:rPr>
+  </w:style>
+  <w:style w:type="character" w:customStyle="1" w:styleId="ColorCCE8CCBg888888">
+    <w:name w:val="ColorCCE8CCBg888888"/>
+    <w:rPr>
+      <w:color w:val="CCE8CC"/>
+      <w:shd w:val="clear" w:color="auto" w:fill="888888"/>
+    </w:rPr>
+  </w:style>
+  <w:style w:type="character" w:customStyle="1" w:styleId="ColorCCE8CCBgA10000">
+    <w:name w:val="ColorCCE8CCBgA10000"/>
+    <w:rPr>
+      <w:color w:val="CCE8CC"/>
+      <w:shd w:val="clear" w:color="auto" w:fill="A10000"/>
+    </w:rPr>
+  </w:style>
+  <w:style w:type="character" w:customStyle="1" w:styleId="ColorCCE8CCBgB26B00">
+    <w:name w:val="ColorCCE8CCBgB26B00"/>
+    <w:rPr>
+      <w:color w:val="CCE8CC"/>
+      <w:shd w:val="clear" w:color="auto" w:fill="B26B00"/>
+    </w:rPr>
+  </w:style>
+  <w:style w:type="character" w:customStyle="1" w:styleId="ColorCCE8CCBgB2B200">
+    <w:name w:val="ColorCCE8CCBgB2B200"/>
+    <w:rPr>
+      <w:color w:val="CCE8CC"/>
+      <w:shd w:val="clear" w:color="auto" w:fill="B2B200"/>
+    </w:rPr>
+  </w:style>
+  <w:style w:type="character" w:customStyle="1" w:styleId="ColorCCE8CCBg006100">
+    <w:name w:val="ColorCCE8CCBg006100"/>
+    <w:rPr>
+      <w:color w:val="CCE8CC"/>
+      <w:shd w:val="clear" w:color="auto" w:fill="006100"/>
+    </w:rPr>
+  </w:style>
+  <w:style w:type="character" w:customStyle="1" w:styleId="ColorCCE8CCBg0047B2">
+    <w:name w:val="ColorCCE8CCBg0047B2"/>
+    <w:rPr>
+      <w:color w:val="CCE8CC"/>
+      <w:shd w:val="clear" w:color="auto" w:fill="0047B2"/>
+    </w:rPr>
+  </w:style>
+  <w:style w:type="character" w:customStyle="1" w:styleId="ColorCCE8CCBg6B24B2">
+    <w:name w:val="ColorCCE8CCBg6B24B2"/>
+    <w:rPr>
+      <w:color w:val="CCE8CC"/>
+      <w:shd w:val="clear" w:color="auto" w:fill="6B24B2"/>
+    </w:rPr>
+  </w:style>
+  <w:style w:type="character" w:customStyle="1" w:styleId="ColorCCE8CCBg444444">
+    <w:name w:val="ColorCCE8CCBg444444"/>
+    <w:rPr>
+      <w:color w:val="CCE8CC"/>
+      <w:shd w:val="clear" w:color="auto" w:fill="444444"/>
+    </w:rPr>
+  </w:style>
+  <w:style w:type="character" w:customStyle="1" w:styleId="ColorCCE8CCBg5C0000">
+    <w:name w:val="ColorCCE8CCBg5C0000"/>
+    <w:rPr>
+      <w:color w:val="CCE8CC"/>
+      <w:shd w:val="clear" w:color="auto" w:fill="5C0000"/>
+    </w:rPr>
+  </w:style>
+  <w:style w:type="character" w:customStyle="1" w:styleId="ColorCCE8CCBg663D00">
+    <w:name w:val="ColorCCE8CCBg663D00"/>
+    <w:rPr>
+      <w:color w:val="CCE8CC"/>
+      <w:shd w:val="clear" w:color="auto" w:fill="663D00"/>
+    </w:rPr>
+  </w:style>
+  <w:style w:type="character" w:customStyle="1" w:styleId="ColorCCE8CCBg666600">
+    <w:name w:val="ColorCCE8CCBg666600"/>
+    <w:rPr>
+      <w:color w:val="CCE8CC"/>
+      <w:shd w:val="clear" w:color="auto" w:fill="666600"/>
+    </w:rPr>
+  </w:style>
+  <w:style w:type="character" w:customStyle="1" w:styleId="ColorCCE8CCBg003700">
+    <w:name w:val="ColorCCE8CCBg003700"/>
+    <w:rPr>
+      <w:color w:val="CCE8CC"/>
+      <w:shd w:val="clear" w:color="auto" w:fill="003700"/>
+    </w:rPr>
+  </w:style>
+  <w:style w:type="character" w:customStyle="1" w:styleId="ColorCCE8CCBg002966">
+    <w:name w:val="ColorCCE8CCBg002966"/>
+    <w:rPr>
+      <w:color w:val="CCE8CC"/>
+      <w:shd w:val="clear" w:color="auto" w:fill="002966"/>
+    </w:rPr>
+  </w:style>
+  <w:style w:type="character" w:customStyle="1" w:styleId="ColorCCE8CCBg3D1466">
+    <w:name w:val="ColorCCE8CCBg3D1466"/>
+    <w:rPr>
+      <w:color w:val="CCE8CC"/>
+      <w:shd w:val="clear" w:color="auto" w:fill="3D1466"/>
+    </w:rPr>
+  </w:style>
+  <w:style w:type="character" w:customStyle="1" w:styleId="ColorCCE0F5">
+    <w:name w:val="ColorCCE0F5"/>
+    <w:rPr>
+      <w:color w:val="CCE0F5"/>
+    </w:rPr>
+  </w:style>
+  <w:style w:type="character" w:customStyle="1" w:styleId="ColorCCE0F5BgE60000">
+    <w:name w:val="ColorCCE0F5BgE60000"/>
+    <w:rPr>
+      <w:color w:val="CCE0F5"/>
+      <w:shd w:val="clear" w:color="auto" w:fill="E60000"/>
+    </w:rPr>
+  </w:style>
+  <w:style w:type="character" w:customStyle="1" w:styleId="ColorCCE0F5BgFF9900">
+    <w:name w:val="ColorCCE0F5BgFF9900"/>
+    <w:rPr>
+      <w:color w:val="CCE0F5"/>
+      <w:shd w:val="clear" w:color="auto" w:fill="FF9900"/>
+    </w:rPr>
+  </w:style>
+  <w:style w:type="character" w:customStyle="1" w:styleId="ColorCCE0F5BgFFFF00">
+    <w:name w:val="ColorCCE0F5BgFFFF00"/>
+    <w:rPr>
+      <w:color w:val="CCE0F5"/>
+      <w:shd w:val="clear" w:color="auto" w:fill="FFFF00"/>
+    </w:rPr>
+  </w:style>
+  <w:style w:type="character" w:customStyle="1" w:styleId="ColorCCE0F5Bg008A00">
+    <w:name w:val="ColorCCE0F5Bg008A00"/>
+    <w:rPr>
+      <w:color w:val="CCE0F5"/>
+      <w:shd w:val="clear" w:color="auto" w:fill="008A00"/>
+    </w:rPr>
+  </w:style>
+  <w:style w:type="character" w:customStyle="1" w:styleId="ColorCCE0F5Bg0066CC">
+    <w:name w:val="ColorCCE0F5Bg0066CC"/>
+    <w:rPr>
+      <w:color w:val="CCE0F5"/>
+      <w:shd w:val="clear" w:color="auto" w:fill="0066CC"/>
+    </w:rPr>
+  </w:style>
+  <w:style w:type="character" w:customStyle="1" w:styleId="ColorCCE0F5Bg9933FF">
+    <w:name w:val="ColorCCE0F5Bg9933FF"/>
+    <w:rPr>
+      <w:color w:val="CCE0F5"/>
+      <w:shd w:val="clear" w:color="auto" w:fill="9933FF"/>
+    </w:rPr>
+  </w:style>
+  <w:style w:type="character" w:customStyle="1" w:styleId="ColorCCE0F5BgFFFFFF">
+    <w:name w:val="ColorCCE0F5BgFFFFFF"/>
+    <w:rPr>
+      <w:color w:val="CCE0F5"/>
+      <w:shd w:val="clear" w:color="auto" w:fill="FFFFFF"/>
+    </w:rPr>
+  </w:style>
+  <w:style w:type="character" w:customStyle="1" w:styleId="ColorCCE0F5BgFACCCC">
+    <w:name w:val="ColorCCE0F5BgFACCCC"/>
+    <w:rPr>
+      <w:color w:val="CCE0F5"/>
+      <w:shd w:val="clear" w:color="auto" w:fill="FACCCC"/>
+    </w:rPr>
+  </w:style>
+  <w:style w:type="character" w:customStyle="1" w:styleId="ColorCCE0F5BgFFEBCC">
+    <w:name w:val="ColorCCE0F5BgFFEBCC"/>
+    <w:rPr>
+      <w:color w:val="CCE0F5"/>
+      <w:shd w:val="clear" w:color="auto" w:fill="FFEBCC"/>
+    </w:rPr>
+  </w:style>
+  <w:style w:type="character" w:customStyle="1" w:styleId="ColorCCE0F5BgFFFFCC">
+    <w:name w:val="ColorCCE0F5BgFFFFCC"/>
+    <w:rPr>
+      <w:color w:val="CCE0F5"/>
+      <w:shd w:val="clear" w:color="auto" w:fill="FFFFCC"/>
+    </w:rPr>
+  </w:style>
+  <w:style w:type="character" w:customStyle="1" w:styleId="ColorCCE0F5BgCCE8CC">
+    <w:name w:val="ColorCCE0F5BgCCE8CC"/>
+    <w:rPr>
+      <w:color w:val="CCE0F5"/>
+      <w:shd w:val="clear" w:color="auto" w:fill="CCE8CC"/>
+    </w:rPr>
+  </w:style>
+  <w:style w:type="character" w:customStyle="1" w:styleId="ColorCCE0F5BgCCE0F5">
+    <w:name w:val="ColorCCE0F5BgCCE0F5"/>
+    <w:rPr>
+      <w:color w:val="CCE0F5"/>
+      <w:shd w:val="clear" w:color="auto" w:fill="CCE0F5"/>
+    </w:rPr>
+  </w:style>
+  <w:style w:type="character" w:customStyle="1" w:styleId="ColorCCE0F5BgEBD6FF">
+    <w:name w:val="ColorCCE0F5BgEBD6FF"/>
+    <w:rPr>
+      <w:color w:val="CCE0F5"/>
+      <w:shd w:val="clear" w:color="auto" w:fill="EBD6FF"/>
+    </w:rPr>
+  </w:style>
+  <w:style w:type="character" w:customStyle="1" w:styleId="ColorCCE0F5BgBBBBBB">
+    <w:name w:val="ColorCCE0F5BgBBBBBB"/>
+    <w:rPr>
+      <w:color w:val="CCE0F5"/>
+      <w:shd w:val="clear" w:color="auto" w:fill="BBBBBB"/>
+    </w:rPr>
+  </w:style>
+  <w:style w:type="character" w:customStyle="1" w:styleId="ColorCCE0F5BgF06666">
+    <w:name w:val="ColorCCE0F5BgF06666"/>
+    <w:rPr>
+      <w:color w:val="CCE0F5"/>
+      <w:shd w:val="clear" w:color="auto" w:fill="F06666"/>
+    </w:rPr>
+  </w:style>
+  <w:style w:type="character" w:customStyle="1" w:styleId="ColorCCE0F5BgFFC266">
+    <w:name w:val="ColorCCE0F5BgFFC266"/>
+    <w:rPr>
+      <w:color w:val="CCE0F5"/>
+      <w:shd w:val="clear" w:color="auto" w:fill="FFC266"/>
+    </w:rPr>
+  </w:style>
+  <w:style w:type="character" w:customStyle="1" w:styleId="ColorCCE0F5BgFFFF66">
+    <w:name w:val="ColorCCE0F5BgFFFF66"/>
+    <w:rPr>
+      <w:color w:val="CCE0F5"/>
+      <w:shd w:val="clear" w:color="auto" w:fill="FFFF66"/>
+    </w:rPr>
+  </w:style>
+  <w:style w:type="character" w:customStyle="1" w:styleId="ColorCCE0F5Bg66B966">
+    <w:name w:val="ColorCCE0F5Bg66B966"/>
+    <w:rPr>
+      <w:color w:val="CCE0F5"/>
+      <w:shd w:val="clear" w:color="auto" w:fill="66B966"/>
+    </w:rPr>
+  </w:style>
+  <w:style w:type="character" w:customStyle="1" w:styleId="ColorCCE0F5Bg66A3E0">
+    <w:name w:val="ColorCCE0F5Bg66A3E0"/>
+    <w:rPr>
+      <w:color w:val="CCE0F5"/>
+      <w:shd w:val="clear" w:color="auto" w:fill="66A3E0"/>
+    </w:rPr>
+  </w:style>
+  <w:style w:type="character" w:customStyle="1" w:styleId="ColorCCE0F5BgC285FF">
+    <w:name w:val="ColorCCE0F5BgC285FF"/>
+    <w:rPr>
+      <w:color w:val="CCE0F5"/>
+      <w:shd w:val="clear" w:color="auto" w:fill="C285FF"/>
+    </w:rPr>
+  </w:style>
+  <w:style w:type="character" w:customStyle="1" w:styleId="ColorCCE0F5Bg888888">
+    <w:name w:val="ColorCCE0F5Bg888888"/>
+    <w:rPr>
+      <w:color w:val="CCE0F5"/>
+      <w:shd w:val="clear" w:color="auto" w:fill="888888"/>
+    </w:rPr>
+  </w:style>
+  <w:style w:type="character" w:customStyle="1" w:styleId="ColorCCE0F5BgA10000">
+    <w:name w:val="ColorCCE0F5BgA10000"/>
+    <w:rPr>
+      <w:color w:val="CCE0F5"/>
+      <w:shd w:val="clear" w:color="auto" w:fill="A10000"/>
+    </w:rPr>
+  </w:style>
+  <w:style w:type="character" w:customStyle="1" w:styleId="ColorCCE0F5BgB26B00">
+    <w:name w:val="ColorCCE0F5BgB26B00"/>
+    <w:rPr>
+      <w:color w:val="CCE0F5"/>
+      <w:shd w:val="clear" w:color="auto" w:fill="B26B00"/>
+    </w:rPr>
+  </w:style>
+  <w:style w:type="character" w:customStyle="1" w:styleId="ColorCCE0F5BgB2B200">
+    <w:name w:val="ColorCCE0F5BgB2B200"/>
+    <w:rPr>
+      <w:color w:val="CCE0F5"/>
+      <w:shd w:val="clear" w:color="auto" w:fill="B2B200"/>
+    </w:rPr>
+  </w:style>
+  <w:style w:type="character" w:customStyle="1" w:styleId="ColorCCE0F5Bg006100">
+    <w:name w:val="ColorCCE0F5Bg006100"/>
+    <w:rPr>
+      <w:color w:val="CCE0F5"/>
+      <w:shd w:val="clear" w:color="auto" w:fill="006100"/>
+    </w:rPr>
+  </w:style>
+  <w:style w:type="character" w:customStyle="1" w:styleId="ColorCCE0F5Bg0047B2">
+    <w:name w:val="ColorCCE0F5Bg0047B2"/>
+    <w:rPr>
+      <w:color w:val="CCE0F5"/>
+      <w:shd w:val="clear" w:color="auto" w:fill="0047B2"/>
+    </w:rPr>
+  </w:style>
+  <w:style w:type="character" w:customStyle="1" w:styleId="ColorCCE0F5Bg6B24B2">
+    <w:name w:val="ColorCCE0F5Bg6B24B2"/>
+    <w:rPr>
+      <w:color w:val="CCE0F5"/>
+      <w:shd w:val="clear" w:color="auto" w:fill="6B24B2"/>
+    </w:rPr>
+  </w:style>
+  <w:style w:type="character" w:customStyle="1" w:styleId="ColorCCE0F5Bg444444">
+    <w:name w:val="ColorCCE0F5Bg444444"/>
+    <w:rPr>
+      <w:color w:val="CCE0F5"/>
+      <w:shd w:val="clear" w:color="auto" w:fill="444444"/>
+    </w:rPr>
+  </w:style>
+  <w:style w:type="character" w:customStyle="1" w:styleId="ColorCCE0F5Bg5C0000">
+    <w:name w:val="ColorCCE0F5Bg5C0000"/>
+    <w:rPr>
+      <w:color w:val="CCE0F5"/>
+      <w:shd w:val="clear" w:color="auto" w:fill="5C0000"/>
+    </w:rPr>
+  </w:style>
+  <w:style w:type="character" w:customStyle="1" w:styleId="ColorCCE0F5Bg663D00">
+    <w:name w:val="ColorCCE0F5Bg663D00"/>
+    <w:rPr>
+      <w:color w:val="CCE0F5"/>
+      <w:shd w:val="clear" w:color="auto" w:fill="663D00"/>
+    </w:rPr>
+  </w:style>
+  <w:style w:type="character" w:customStyle="1" w:styleId="ColorCCE0F5Bg666600">
+    <w:name w:val="ColorCCE0F5Bg666600"/>
+    <w:rPr>
+      <w:color w:val="CCE0F5"/>
+      <w:shd w:val="clear" w:color="auto" w:fill="666600"/>
+    </w:rPr>
+  </w:style>
+  <w:style w:type="character" w:customStyle="1" w:styleId="ColorCCE0F5Bg003700">
+    <w:name w:val="ColorCCE0F5Bg003700"/>
+    <w:rPr>
+      <w:color w:val="CCE0F5"/>
+      <w:shd w:val="clear" w:color="auto" w:fill="003700"/>
+    </w:rPr>
+  </w:style>
+  <w:style w:type="character" w:customStyle="1" w:styleId="ColorCCE0F5Bg002966">
+    <w:name w:val="ColorCCE0F5Bg002966"/>
+    <w:rPr>
+      <w:color w:val="CCE0F5"/>
+      <w:shd w:val="clear" w:color="auto" w:fill="002966"/>
+    </w:rPr>
+  </w:style>
+  <w:style w:type="character" w:customStyle="1" w:styleId="ColorCCE0F5Bg3D1466">
+    <w:name w:val="ColorCCE0F5Bg3D1466"/>
+    <w:rPr>
+      <w:color w:val="CCE0F5"/>
+      <w:shd w:val="clear" w:color="auto" w:fill="3D1466"/>
+    </w:rPr>
+  </w:style>
+  <w:style w:type="character" w:customStyle="1" w:styleId="ColorEBD6FF">
+    <w:name w:val="ColorEBD6FF"/>
+    <w:rPr>
+      <w:color w:val="EBD6FF"/>
+    </w:rPr>
+  </w:style>
+  <w:style w:type="character" w:customStyle="1" w:styleId="ColorEBD6FFBgE60000">
+    <w:name w:val="ColorEBD6FFBgE60000"/>
+    <w:rPr>
+      <w:color w:val="EBD6FF"/>
+      <w:shd w:val="clear" w:color="auto" w:fill="E60000"/>
+    </w:rPr>
+  </w:style>
+  <w:style w:type="character" w:customStyle="1" w:styleId="ColorEBD6FFBgFF9900">
+    <w:name w:val="ColorEBD6FFBgFF9900"/>
+    <w:rPr>
+      <w:color w:val="EBD6FF"/>
+      <w:shd w:val="clear" w:color="auto" w:fill="FF9900"/>
+    </w:rPr>
+  </w:style>
+  <w:style w:type="character" w:customStyle="1" w:styleId="ColorEBD6FFBgFFFF00">
+    <w:name w:val="ColorEBD6FFBgFFFF00"/>
+    <w:rPr>
+      <w:color w:val="EBD6FF"/>
+      <w:shd w:val="clear" w:color="auto" w:fill="FFFF00"/>
+    </w:rPr>
+  </w:style>
+  <w:style w:type="character" w:customStyle="1" w:styleId="ColorEBD6FFBg008A00">
+    <w:name w:val="ColorEBD6FFBg008A00"/>
+    <w:rPr>
+      <w:color w:val="EBD6FF"/>
+      <w:shd w:val="clear" w:color="auto" w:fill="008A00"/>
+    </w:rPr>
+  </w:style>
+  <w:style w:type="character" w:customStyle="1" w:styleId="ColorEBD6FFBg0066CC">
+    <w:name w:val="ColorEBD6FFBg0066CC"/>
+    <w:rPr>
+      <w:color w:val="EBD6FF"/>
+      <w:shd w:val="clear" w:color="auto" w:fill="0066CC"/>
+    </w:rPr>
+  </w:style>
+  <w:style w:type="character" w:customStyle="1" w:styleId="ColorEBD6FFBg9933FF">
+    <w:name w:val="ColorEBD6FFBg9933FF"/>
+    <w:rPr>
+      <w:color w:val="EBD6FF"/>
+      <w:shd w:val="clear" w:color="auto" w:fill="9933FF"/>
+    </w:rPr>
+  </w:style>
+  <w:style w:type="character" w:customStyle="1" w:styleId="ColorEBD6FFBgFFFFFF">
+    <w:name w:val="ColorEBD6FFBgFFFFFF"/>
+    <w:rPr>
+      <w:color w:val="EBD6FF"/>
+      <w:shd w:val="clear" w:color="auto" w:fill="FFFFFF"/>
+    </w:rPr>
+  </w:style>
+  <w:style w:type="character" w:customStyle="1" w:styleId="ColorEBD6FFBgFACCCC">
+    <w:name w:val="ColorEBD6FFBgFACCCC"/>
+    <w:rPr>
+      <w:color w:val="EBD6FF"/>
+      <w:shd w:val="clear" w:color="auto" w:fill="FACCCC"/>
+    </w:rPr>
+  </w:style>
+  <w:style w:type="character" w:customStyle="1" w:styleId="ColorEBD6FFBgFFEBCC">
+    <w:name w:val="ColorEBD6FFBgFFEBCC"/>
+    <w:rPr>
+      <w:color w:val="EBD6FF"/>
+      <w:shd w:val="clear" w:color="auto" w:fill="FFEBCC"/>
+    </w:rPr>
+  </w:style>
+  <w:style w:type="character" w:customStyle="1" w:styleId="ColorEBD6FFBgFFFFCC">
+    <w:name w:val="ColorEBD6FFBgFFFFCC"/>
+    <w:rPr>
+      <w:color w:val="EBD6FF"/>
+      <w:shd w:val="clear" w:color="auto" w:fill="FFFFCC"/>
+    </w:rPr>
+  </w:style>
+  <w:style w:type="character" w:customStyle="1" w:styleId="ColorEBD6FFBgCCE8CC">
+    <w:name w:val="ColorEBD6FFBgCCE8CC"/>
+    <w:rPr>
+      <w:color w:val="EBD6FF"/>
+      <w:shd w:val="clear" w:color="auto" w:fill="CCE8CC"/>
+    </w:rPr>
+  </w:style>
+  <w:style w:type="character" w:customStyle="1" w:styleId="ColorEBD6FFBgCCE0F5">
+    <w:name w:val="ColorEBD6FFBgCCE0F5"/>
+    <w:rPr>
+      <w:color w:val="EBD6FF"/>
+      <w:shd w:val="clear" w:color="auto" w:fill="CCE0F5"/>
+    </w:rPr>
+  </w:style>
+  <w:style w:type="character" w:customStyle="1" w:styleId="ColorEBD6FFBgEBD6FF">
+    <w:name w:val="ColorEBD6FFBgEBD6FF"/>
+    <w:rPr>
+      <w:color w:val="EBD6FF"/>
+      <w:shd w:val="clear" w:color="auto" w:fill="EBD6FF"/>
+    </w:rPr>
+  </w:style>
+  <w:style w:type="character" w:customStyle="1" w:styleId="ColorEBD6FFBgBBBBBB">
+    <w:name w:val="ColorEBD6FFBgBBBBBB"/>
+    <w:rPr>
+      <w:color w:val="EBD6FF"/>
+      <w:shd w:val="clear" w:color="auto" w:fill="BBBBBB"/>
+    </w:rPr>
+  </w:style>
+  <w:style w:type="character" w:customStyle="1" w:styleId="ColorEBD6FFBgF06666">
+    <w:name w:val="ColorEBD6FFBgF06666"/>
+    <w:rPr>
+      <w:color w:val="EBD6FF"/>
+      <w:shd w:val="clear" w:color="auto" w:fill="F06666"/>
+    </w:rPr>
+  </w:style>
+  <w:style w:type="character" w:customStyle="1" w:styleId="ColorEBD6FFBgFFC266">
+    <w:name w:val="ColorEBD6FFBgFFC266"/>
+    <w:rPr>
+      <w:color w:val="EBD6FF"/>
+      <w:shd w:val="clear" w:color="auto" w:fill="FFC266"/>
+    </w:rPr>
+  </w:style>
+  <w:style w:type="character" w:customStyle="1" w:styleId="ColorEBD6FFBgFFFF66">
+    <w:name w:val="ColorEBD6FFBgFFFF66"/>
+    <w:rPr>
+      <w:color w:val="EBD6FF"/>
+      <w:shd w:val="clear" w:color="auto" w:fill="FFFF66"/>
+    </w:rPr>
+  </w:style>
+  <w:style w:type="character" w:customStyle="1" w:styleId="ColorEBD6FFBg66B966">
+    <w:name w:val="ColorEBD6FFBg66B966"/>
+    <w:rPr>
+      <w:color w:val="EBD6FF"/>
+      <w:shd w:val="clear" w:color="auto" w:fill="66B966"/>
+    </w:rPr>
+  </w:style>
+  <w:style w:type="character" w:customStyle="1" w:styleId="ColorEBD6FFBg66A3E0">
+    <w:name w:val="ColorEBD6FFBg66A3E0"/>
+    <w:rPr>
+      <w:color w:val="EBD6FF"/>
+      <w:shd w:val="clear" w:color="auto" w:fill="66A3E0"/>
+    </w:rPr>
+  </w:style>
+  <w:style w:type="character" w:customStyle="1" w:styleId="ColorEBD6FFBgC285FF">
+    <w:name w:val="ColorEBD6FFBgC285FF"/>
+    <w:rPr>
+      <w:color w:val="EBD6FF"/>
+      <w:shd w:val="clear" w:color="auto" w:fill="C285FF"/>
+    </w:rPr>
+  </w:style>
+  <w:style w:type="character" w:customStyle="1" w:styleId="ColorEBD6FFBg888888">
+    <w:name w:val="ColorEBD6FFBg888888"/>
+    <w:rPr>
+      <w:color w:val="EBD6FF"/>
+      <w:shd w:val="clear" w:color="auto" w:fill="888888"/>
+    </w:rPr>
+  </w:style>
+  <w:style w:type="character" w:customStyle="1" w:styleId="ColorEBD6FFBgA10000">
+    <w:name w:val="ColorEBD6FFBgA10000"/>
+    <w:rPr>
+      <w:color w:val="EBD6FF"/>
+      <w:shd w:val="clear" w:color="auto" w:fill="A10000"/>
+    </w:rPr>
+  </w:style>
+  <w:style w:type="character" w:customStyle="1" w:styleId="ColorEBD6FFBgB26B00">
+    <w:name w:val="ColorEBD6FFBgB26B00"/>
+    <w:rPr>
+      <w:color w:val="EBD6FF"/>
+      <w:shd w:val="clear" w:color="auto" w:fill="B26B00"/>
+    </w:rPr>
+  </w:style>
+  <w:style w:type="character" w:customStyle="1" w:styleId="ColorEBD6FFBgB2B200">
+    <w:name w:val="ColorEBD6FFBgB2B200"/>
+    <w:rPr>
+      <w:color w:val="EBD6FF"/>
+      <w:shd w:val="clear" w:color="auto" w:fill="B2B200"/>
+    </w:rPr>
+  </w:style>
+  <w:style w:type="character" w:customStyle="1" w:styleId="ColorEBD6FFBg006100">
+    <w:name w:val="ColorEBD6FFBg006100"/>
+    <w:rPr>
+      <w:color w:val="EBD6FF"/>
+      <w:shd w:val="clear" w:color="auto" w:fill="006100"/>
+    </w:rPr>
+  </w:style>
+  <w:style w:type="character" w:customStyle="1" w:styleId="ColorEBD6FFBg0047B2">
+    <w:name w:val="ColorEBD6FFBg0047B2"/>
+    <w:rPr>
+      <w:color w:val="EBD6FF"/>
+      <w:shd w:val="clear" w:color="auto" w:fill="0047B2"/>
+    </w:rPr>
+  </w:style>
+  <w:style w:type="character" w:customStyle="1" w:styleId="ColorEBD6FFBg6B24B2">
+    <w:name w:val="ColorEBD6FFBg6B24B2"/>
+    <w:rPr>
+      <w:color w:val="EBD6FF"/>
+      <w:shd w:val="clear" w:color="auto" w:fill="6B24B2"/>
+    </w:rPr>
+  </w:style>
+  <w:style w:type="character" w:customStyle="1" w:styleId="ColorEBD6FFBg444444">
+    <w:name w:val="ColorEBD6FFBg444444"/>
+    <w:rPr>
+      <w:color w:val="EBD6FF"/>
+      <w:shd w:val="clear" w:color="auto" w:fill="444444"/>
+    </w:rPr>
+  </w:style>
+  <w:style w:type="character" w:customStyle="1" w:styleId="ColorEBD6FFBg5C0000">
+    <w:name w:val="ColorEBD6FFBg5C0000"/>
+    <w:rPr>
+      <w:color w:val="EBD6FF"/>
+      <w:shd w:val="clear" w:color="auto" w:fill="5C0000"/>
+    </w:rPr>
+  </w:style>
+  <w:style w:type="character" w:customStyle="1" w:styleId="ColorEBD6FFBg663D00">
+    <w:name w:val="ColorEBD6FFBg663D00"/>
+    <w:rPr>
+      <w:color w:val="EBD6FF"/>
+      <w:shd w:val="clear" w:color="auto" w:fill="663D00"/>
+    </w:rPr>
+  </w:style>
+  <w:style w:type="character" w:customStyle="1" w:styleId="ColorEBD6FFBg666600">
+    <w:name w:val="ColorEBD6FFBg666600"/>
+    <w:rPr>
+      <w:color w:val="EBD6FF"/>
+      <w:shd w:val="clear" w:color="auto" w:fill="666600"/>
+    </w:rPr>
+  </w:style>
+  <w:style w:type="character" w:customStyle="1" w:styleId="ColorEBD6FFBg003700">
+    <w:name w:val="ColorEBD6FFBg003700"/>
+    <w:rPr>
+      <w:color w:val="EBD6FF"/>
+      <w:shd w:val="clear" w:color="auto" w:fill="003700"/>
+    </w:rPr>
+  </w:style>
+  <w:style w:type="character" w:customStyle="1" w:styleId="ColorEBD6FFBg002966">
+    <w:name w:val="ColorEBD6FFBg002966"/>
+    <w:rPr>
+      <w:color w:val="EBD6FF"/>
+      <w:shd w:val="clear" w:color="auto" w:fill="002966"/>
+    </w:rPr>
+  </w:style>
+  <w:style w:type="character" w:customStyle="1" w:styleId="ColorEBD6FFBg3D1466">
+    <w:name w:val="ColorEBD6FFBg3D1466"/>
+    <w:rPr>
+      <w:color w:val="EBD6FF"/>
+      <w:shd w:val="clear" w:color="auto" w:fill="3D1466"/>
+    </w:rPr>
+  </w:style>
+  <w:style w:type="character" w:customStyle="1" w:styleId="ColorBBBBBB">
+    <w:name w:val="ColorBBBBBB"/>
+    <w:rPr>
+      <w:color w:val="BBBBBB"/>
+    </w:rPr>
+  </w:style>
+  <w:style w:type="character" w:customStyle="1" w:styleId="ColorBBBBBBBgE60000">
+    <w:name w:val="ColorBBBBBBBgE60000"/>
+    <w:rPr>
+      <w:color w:val="BBBBBB"/>
+      <w:shd w:val="clear" w:color="auto" w:fill="E60000"/>
+    </w:rPr>
+  </w:style>
+  <w:style w:type="character" w:customStyle="1" w:styleId="ColorBBBBBBBgFF9900">
+    <w:name w:val="ColorBBBBBBBgFF9900"/>
+    <w:rPr>
+      <w:color w:val="BBBBBB"/>
+      <w:shd w:val="clear" w:color="auto" w:fill="FF9900"/>
+    </w:rPr>
+  </w:style>
+  <w:style w:type="character" w:customStyle="1" w:styleId="ColorBBBBBBBgFFFF00">
+    <w:name w:val="ColorBBBBBBBgFFFF00"/>
+    <w:rPr>
+      <w:color w:val="BBBBBB"/>
+      <w:shd w:val="clear" w:color="auto" w:fill="FFFF00"/>
+    </w:rPr>
+  </w:style>
+  <w:style w:type="character" w:customStyle="1" w:styleId="ColorBBBBBBBg008A00">
+    <w:name w:val="ColorBBBBBBBg008A00"/>
+    <w:rPr>
+      <w:color w:val="BBBBBB"/>
+      <w:shd w:val="clear" w:color="auto" w:fill="008A00"/>
+    </w:rPr>
+  </w:style>
+  <w:style w:type="character" w:customStyle="1" w:styleId="ColorBBBBBBBg0066CC">
+    <w:name w:val="ColorBBBBBBBg0066CC"/>
+    <w:rPr>
+      <w:color w:val="BBBBBB"/>
+      <w:shd w:val="clear" w:color="auto" w:fill="0066CC"/>
+    </w:rPr>
+  </w:style>
+  <w:style w:type="character" w:customStyle="1" w:styleId="ColorBBBBBBBg9933FF">
+    <w:name w:val="ColorBBBBBBBg9933FF"/>
+    <w:rPr>
+      <w:color w:val="BBBBBB"/>
+      <w:shd w:val="clear" w:color="auto" w:fill="9933FF"/>
+    </w:rPr>
+  </w:style>
+  <w:style w:type="character" w:customStyle="1" w:styleId="ColorBBBBBBBgFFFFFF">
+    <w:name w:val="ColorBBBBBBBgFFFFFF"/>
+    <w:rPr>
+      <w:color w:val="BBBBBB"/>
+      <w:shd w:val="clear" w:color="auto" w:fill="FFFFFF"/>
+    </w:rPr>
+  </w:style>
+  <w:style w:type="character" w:customStyle="1" w:styleId="ColorBBBBBBBgFACCCC">
+    <w:name w:val="ColorBBBBBBBgFACCCC"/>
+    <w:rPr>
+      <w:color w:val="BBBBBB"/>
+      <w:shd w:val="clear" w:color="auto" w:fill="FACCCC"/>
+    </w:rPr>
+  </w:style>
+  <w:style w:type="character" w:customStyle="1" w:styleId="ColorBBBBBBBgFFEBCC">
+    <w:name w:val="ColorBBBBBBBgFFEBCC"/>
+    <w:rPr>
+      <w:color w:val="BBBBBB"/>
+      <w:shd w:val="clear" w:color="auto" w:fill="FFEBCC"/>
+    </w:rPr>
+  </w:style>
+  <w:style w:type="character" w:customStyle="1" w:styleId="ColorBBBBBBBgFFFFCC">
+    <w:name w:val="ColorBBBBBBBgFFFFCC"/>
+    <w:rPr>
+      <w:color w:val="BBBBBB"/>
+      <w:shd w:val="clear" w:color="auto" w:fill="FFFFCC"/>
+    </w:rPr>
+  </w:style>
+  <w:style w:type="character" w:customStyle="1" w:styleId="ColorBBBBBBBgCCE8CC">
+    <w:name w:val="ColorBBBBBBBgCCE8CC"/>
+    <w:rPr>
+      <w:color w:val="BBBBBB"/>
+      <w:shd w:val="clear" w:color="auto" w:fill="CCE8CC"/>
+    </w:rPr>
+  </w:style>
+  <w:style w:type="character" w:customStyle="1" w:styleId="ColorBBBBBBBgCCE0F5">
+    <w:name w:val="ColorBBBBBBBgCCE0F5"/>
+    <w:rPr>
+      <w:color w:val="BBBBBB"/>
+      <w:shd w:val="clear" w:color="auto" w:fill="CCE0F5"/>
+    </w:rPr>
+  </w:style>
+  <w:style w:type="character" w:customStyle="1" w:styleId="ColorBBBBBBBgEBD6FF">
+    <w:name w:val="ColorBBBBBBBgEBD6FF"/>
+    <w:rPr>
+      <w:color w:val="BBBBBB"/>
+      <w:shd w:val="clear" w:color="auto" w:fill="EBD6FF"/>
+    </w:rPr>
+  </w:style>
+  <w:style w:type="character" w:customStyle="1" w:styleId="ColorBBBBBBBgBBBBBB">
+    <w:name w:val="ColorBBBBBBBgBBBBBB"/>
+    <w:rPr>
+      <w:color w:val="BBBBBB"/>
+      <w:shd w:val="clear" w:color="auto" w:fill="BBBBBB"/>
+    </w:rPr>
+  </w:style>
+  <w:style w:type="character" w:customStyle="1" w:styleId="ColorBBBBBBBgF06666">
+    <w:name w:val="ColorBBBBBBBgF06666"/>
+    <w:rPr>
+      <w:color w:val="BBBBBB"/>
+      <w:shd w:val="clear" w:color="auto" w:fill="F06666"/>
+    </w:rPr>
+  </w:style>
+  <w:style w:type="character" w:customStyle="1" w:styleId="ColorBBBBBBBgFFC266">
+    <w:name w:val="ColorBBBBBBBgFFC266"/>
+    <w:rPr>
+      <w:color w:val="BBBBBB"/>
+      <w:shd w:val="clear" w:color="auto" w:fill="FFC266"/>
+    </w:rPr>
+  </w:style>
+  <w:style w:type="character" w:customStyle="1" w:styleId="ColorBBBBBBBgFFFF66">
+    <w:name w:val="ColorBBBBBBBgFFFF66"/>
+    <w:rPr>
+      <w:color w:val="BBBBBB"/>
+      <w:shd w:val="clear" w:color="auto" w:fill="FFFF66"/>
+    </w:rPr>
+  </w:style>
+  <w:style w:type="character" w:customStyle="1" w:styleId="ColorBBBBBBBg66B966">
+    <w:name w:val="ColorBBBBBBBg66B966"/>
+    <w:rPr>
+      <w:color w:val="BBBBBB"/>
+      <w:shd w:val="clear" w:color="auto" w:fill="66B966"/>
+    </w:rPr>
+  </w:style>
+  <w:style w:type="character" w:customStyle="1" w:styleId="ColorBBBBBBBg66A3E0">
+    <w:name w:val="ColorBBBBBBBg66A3E0"/>
+    <w:rPr>
+      <w:color w:val="BBBBBB"/>
+      <w:shd w:val="clear" w:color="auto" w:fill="66A3E0"/>
+    </w:rPr>
+  </w:style>
+  <w:style w:type="character" w:customStyle="1" w:styleId="ColorBBBBBBBgC285FF">
+    <w:name w:val="ColorBBBBBBBgC285FF"/>
+    <w:rPr>
+      <w:color w:val="BBBBBB"/>
+      <w:shd w:val="clear" w:color="auto" w:fill="C285FF"/>
+    </w:rPr>
+  </w:style>
+  <w:style w:type="character" w:customStyle="1" w:styleId="ColorBBBBBBBg888888">
+    <w:name w:val="ColorBBBBBBBg888888"/>
+    <w:rPr>
+      <w:color w:val="BBBBBB"/>
+      <w:shd w:val="clear" w:color="auto" w:fill="888888"/>
+    </w:rPr>
+  </w:style>
+  <w:style w:type="character" w:customStyle="1" w:styleId="ColorBBBBBBBgA10000">
+    <w:name w:val="ColorBBBBBBBgA10000"/>
+    <w:rPr>
+      <w:color w:val="BBBBBB"/>
+      <w:shd w:val="clear" w:color="auto" w:fill="A10000"/>
+    </w:rPr>
+  </w:style>
+  <w:style w:type="character" w:customStyle="1" w:styleId="ColorBBBBBBBgB26B00">
+    <w:name w:val="ColorBBBBBBBgB26B00"/>
+    <w:rPr>
+      <w:color w:val="BBBBBB"/>
+      <w:shd w:val="clear" w:color="auto" w:fill="B26B00"/>
+    </w:rPr>
+  </w:style>
+  <w:style w:type="character" w:customStyle="1" w:styleId="ColorBBBBBBBgB2B200">
+    <w:name w:val="ColorBBBBBBBgB2B200"/>
+    <w:rPr>
+      <w:color w:val="BBBBBB"/>
+      <w:shd w:val="clear" w:color="auto" w:fill="B2B200"/>
+    </w:rPr>
+  </w:style>
+  <w:style w:type="character" w:customStyle="1" w:styleId="ColorBBBBBBBg006100">
+    <w:name w:val="ColorBBBBBBBg006100"/>
+    <w:rPr>
+      <w:color w:val="BBBBBB"/>
+      <w:shd w:val="clear" w:color="auto" w:fill="006100"/>
+    </w:rPr>
+  </w:style>
+  <w:style w:type="character" w:customStyle="1" w:styleId="ColorBBBBBBBg0047B2">
+    <w:name w:val="ColorBBBBBBBg0047B2"/>
+    <w:rPr>
+      <w:color w:val="BBBBBB"/>
+      <w:shd w:val="clear" w:color="auto" w:fill="0047B2"/>
+    </w:rPr>
+  </w:style>
+  <w:style w:type="character" w:customStyle="1" w:styleId="ColorBBBBBBBg6B24B2">
+    <w:name w:val="ColorBBBBBBBg6B24B2"/>
+    <w:rPr>
+      <w:color w:val="BBBBBB"/>
+      <w:shd w:val="clear" w:color="auto" w:fill="6B24B2"/>
+    </w:rPr>
+  </w:style>
+  <w:style w:type="character" w:customStyle="1" w:styleId="ColorBBBBBBBg444444">
+    <w:name w:val="ColorBBBBBBBg444444"/>
+    <w:rPr>
+      <w:color w:val="BBBBBB"/>
+      <w:shd w:val="clear" w:color="auto" w:fill="444444"/>
+    </w:rPr>
+  </w:style>
+  <w:style w:type="character" w:customStyle="1" w:styleId="ColorBBBBBBBg5C0000">
+    <w:name w:val="ColorBBBBBBBg5C0000"/>
+    <w:rPr>
+      <w:color w:val="BBBBBB"/>
+      <w:shd w:val="clear" w:color="auto" w:fill="5C0000"/>
+    </w:rPr>
+  </w:style>
+  <w:style w:type="character" w:customStyle="1" w:styleId="ColorBBBBBBBg663D00">
+    <w:name w:val="ColorBBBBBBBg663D00"/>
+    <w:rPr>
+      <w:color w:val="BBBBBB"/>
+      <w:shd w:val="clear" w:color="auto" w:fill="663D00"/>
+    </w:rPr>
+  </w:style>
+  <w:style w:type="character" w:customStyle="1" w:styleId="ColorBBBBBBBg666600">
+    <w:name w:val="ColorBBBBBBBg666600"/>
+    <w:rPr>
+      <w:color w:val="BBBBBB"/>
+      <w:shd w:val="clear" w:color="auto" w:fill="666600"/>
+    </w:rPr>
+  </w:style>
+  <w:style w:type="character" w:customStyle="1" w:styleId="ColorBBBBBBBg003700">
+    <w:name w:val="ColorBBBBBBBg003700"/>
+    <w:rPr>
+      <w:color w:val="BBBBBB"/>
+      <w:shd w:val="clear" w:color="auto" w:fill="003700"/>
+    </w:rPr>
+  </w:style>
+  <w:style w:type="character" w:customStyle="1" w:styleId="ColorBBBBBBBg002966">
+    <w:name w:val="ColorBBBBBBBg002966"/>
+    <w:rPr>
+      <w:color w:val="BBBBBB"/>
+      <w:shd w:val="clear" w:color="auto" w:fill="002966"/>
+    </w:rPr>
+  </w:style>
+  <w:style w:type="character" w:customStyle="1" w:styleId="ColorBBBBBBBg3D1466">
+    <w:name w:val="ColorBBBBBBBg3D1466"/>
+    <w:rPr>
+      <w:color w:val="BBBBBB"/>
+      <w:shd w:val="clear" w:color="auto" w:fill="3D1466"/>
+    </w:rPr>
+  </w:style>
+  <w:style w:type="character" w:customStyle="1" w:styleId="ColorF06666">
+    <w:name w:val="ColorF06666"/>
+    <w:rPr>
+      <w:color w:val="F06666"/>
+    </w:rPr>
+  </w:style>
+  <w:style w:type="character" w:customStyle="1" w:styleId="ColorF06666BgE60000">
+    <w:name w:val="ColorF06666BgE60000"/>
+    <w:rPr>
+      <w:color w:val="F06666"/>
+      <w:shd w:val="clear" w:color="auto" w:fill="E60000"/>
+    </w:rPr>
+  </w:style>
+  <w:style w:type="character" w:customStyle="1" w:styleId="ColorF06666BgFF9900">
+    <w:name w:val="ColorF06666BgFF9900"/>
+    <w:rPr>
+      <w:color w:val="F06666"/>
+      <w:shd w:val="clear" w:color="auto" w:fill="FF9900"/>
+    </w:rPr>
+  </w:style>
+  <w:style w:type="character" w:customStyle="1" w:styleId="ColorF06666BgFFFF00">
+    <w:name w:val="ColorF06666BgFFFF00"/>
+    <w:rPr>
+      <w:color w:val="F06666"/>
+      <w:shd w:val="clear" w:color="auto" w:fill="FFFF00"/>
+    </w:rPr>
+  </w:style>
+  <w:style w:type="character" w:customStyle="1" w:styleId="ColorF06666Bg008A00">
+    <w:name w:val="ColorF06666Bg008A00"/>
+    <w:rPr>
+      <w:color w:val="F06666"/>
+      <w:shd w:val="clear" w:color="auto" w:fill="008A00"/>
+    </w:rPr>
+  </w:style>
+  <w:style w:type="character" w:customStyle="1" w:styleId="ColorF06666Bg0066CC">
+    <w:name w:val="ColorF06666Bg0066CC"/>
+    <w:rPr>
+      <w:color w:val="F06666"/>
+      <w:shd w:val="clear" w:color="auto" w:fill="0066CC"/>
+    </w:rPr>
+  </w:style>
+  <w:style w:type="character" w:customStyle="1" w:styleId="ColorF06666Bg9933FF">
+    <w:name w:val="ColorF06666Bg9933FF"/>
+    <w:rPr>
+      <w:color w:val="F06666"/>
+      <w:shd w:val="clear" w:color="auto" w:fill="9933FF"/>
+    </w:rPr>
+  </w:style>
+  <w:style w:type="character" w:customStyle="1" w:styleId="ColorF06666BgFFFFFF">
+    <w:name w:val="ColorF06666BgFFFFFF"/>
+    <w:rPr>
+      <w:color w:val="F06666"/>
+      <w:shd w:val="clear" w:color="auto" w:fill="FFFFFF"/>
+    </w:rPr>
+  </w:style>
+  <w:style w:type="character" w:customStyle="1" w:styleId="ColorF06666BgFACCCC">
+    <w:name w:val="ColorF06666BgFACCCC"/>
+    <w:rPr>
+      <w:color w:val="F06666"/>
+      <w:shd w:val="clear" w:color="auto" w:fill="FACCCC"/>
+    </w:rPr>
+  </w:style>
+  <w:style w:type="character" w:customStyle="1" w:styleId="ColorF06666BgFFEBCC">
+    <w:name w:val="ColorF06666BgFFEBCC"/>
+    <w:rPr>
+      <w:color w:val="F06666"/>
+      <w:shd w:val="clear" w:color="auto" w:fill="FFEBCC"/>
+    </w:rPr>
+  </w:style>
+  <w:style w:type="character" w:customStyle="1" w:styleId="ColorF06666BgFFFFCC">
+    <w:name w:val="ColorF06666BgFFFFCC"/>
+    <w:rPr>
+      <w:color w:val="F06666"/>
+      <w:shd w:val="clear" w:color="auto" w:fill="FFFFCC"/>
+    </w:rPr>
+  </w:style>
+  <w:style w:type="character" w:customStyle="1" w:styleId="ColorF06666BgCCE8CC">
+    <w:name w:val="ColorF06666BgCCE8CC"/>
+    <w:rPr>
+      <w:color w:val="F06666"/>
+      <w:shd w:val="clear" w:color="auto" w:fill="CCE8CC"/>
+    </w:rPr>
+  </w:style>
+  <w:style w:type="character" w:customStyle="1" w:styleId="ColorF06666BgCCE0F5">
+    <w:name w:val="ColorF06666BgCCE0F5"/>
+    <w:rPr>
+      <w:color w:val="F06666"/>
+      <w:shd w:val="clear" w:color="auto" w:fill="CCE0F5"/>
+    </w:rPr>
+  </w:style>
+  <w:style w:type="character" w:customStyle="1" w:styleId="ColorF06666BgEBD6FF">
+    <w:name w:val="ColorF06666BgEBD6FF"/>
+    <w:rPr>
+      <w:color w:val="F06666"/>
+      <w:shd w:val="clear" w:color="auto" w:fill="EBD6FF"/>
+    </w:rPr>
+  </w:style>
+  <w:style w:type="character" w:customStyle="1" w:styleId="ColorF06666BgBBBBBB">
+    <w:name w:val="ColorF06666BgBBBBBB"/>
+    <w:rPr>
+      <w:color w:val="F06666"/>
+      <w:shd w:val="clear" w:color="auto" w:fill="BBBBBB"/>
+    </w:rPr>
+  </w:style>
+  <w:style w:type="character" w:customStyle="1" w:styleId="ColorF06666BgF06666">
+    <w:name w:val="ColorF06666BgF06666"/>
+    <w:rPr>
+      <w:color w:val="F06666"/>
+      <w:shd w:val="clear" w:color="auto" w:fill="F06666"/>
+    </w:rPr>
+  </w:style>
+  <w:style w:type="character" w:customStyle="1" w:styleId="ColorF06666BgFFC266">
+    <w:name w:val="ColorF06666BgFFC266"/>
+    <w:rPr>
+      <w:color w:val="F06666"/>
+      <w:shd w:val="clear" w:color="auto" w:fill="FFC266"/>
+    </w:rPr>
+  </w:style>
+  <w:style w:type="character" w:customStyle="1" w:styleId="ColorF06666BgFFFF66">
+    <w:name w:val="ColorF06666BgFFFF66"/>
+    <w:rPr>
+      <w:color w:val="F06666"/>
+      <w:shd w:val="clear" w:color="auto" w:fill="FFFF66"/>
+    </w:rPr>
+  </w:style>
+  <w:style w:type="character" w:customStyle="1" w:styleId="ColorF06666Bg66B966">
+    <w:name w:val="ColorF06666Bg66B966"/>
+    <w:rPr>
+      <w:color w:val="F06666"/>
+      <w:shd w:val="clear" w:color="auto" w:fill="66B966"/>
+    </w:rPr>
+  </w:style>
+  <w:style w:type="character" w:customStyle="1" w:styleId="ColorF06666Bg66A3E0">
+    <w:name w:val="ColorF06666Bg66A3E0"/>
+    <w:rPr>
+      <w:color w:val="F06666"/>
+      <w:shd w:val="clear" w:color="auto" w:fill="66A3E0"/>
+    </w:rPr>
+  </w:style>
+  <w:style w:type="character" w:customStyle="1" w:styleId="ColorF06666BgC285FF">
+    <w:name w:val="ColorF06666BgC285FF"/>
+    <w:rPr>
+      <w:color w:val="F06666"/>
+      <w:shd w:val="clear" w:color="auto" w:fill="C285FF"/>
+    </w:rPr>
+  </w:style>
+  <w:style w:type="character" w:customStyle="1" w:styleId="ColorF06666Bg888888">
+    <w:name w:val="ColorF06666Bg888888"/>
+    <w:rPr>
+      <w:color w:val="F06666"/>
+      <w:shd w:val="clear" w:color="auto" w:fill="888888"/>
+    </w:rPr>
+  </w:style>
+  <w:style w:type="character" w:customStyle="1" w:styleId="ColorF06666BgA10000">
+    <w:name w:val="ColorF06666BgA10000"/>
+    <w:rPr>
+      <w:color w:val="F06666"/>
+      <w:shd w:val="clear" w:color="auto" w:fill="A10000"/>
+    </w:rPr>
+  </w:style>
+  <w:style w:type="character" w:customStyle="1" w:styleId="ColorF06666BgB26B00">
+    <w:name w:val="ColorF06666BgB26B00"/>
+    <w:rPr>
+      <w:color w:val="F06666"/>
+      <w:shd w:val="clear" w:color="auto" w:fill="B26B00"/>
+    </w:rPr>
+  </w:style>
+  <w:style w:type="character" w:customStyle="1" w:styleId="ColorF06666BgB2B200">
+    <w:name w:val="ColorF06666BgB2B200"/>
+    <w:rPr>
+      <w:color w:val="F06666"/>
+      <w:shd w:val="clear" w:color="auto" w:fill="B2B200"/>
+    </w:rPr>
+  </w:style>
+  <w:style w:type="character" w:customStyle="1" w:styleId="ColorF06666Bg006100">
+    <w:name w:val="ColorF06666Bg006100"/>
+    <w:rPr>
+      <w:color w:val="F06666"/>
+      <w:shd w:val="clear" w:color="auto" w:fill="006100"/>
+    </w:rPr>
+  </w:style>
+  <w:style w:type="character" w:customStyle="1" w:styleId="ColorF06666Bg0047B2">
+    <w:name w:val="ColorF06666Bg0047B2"/>
+    <w:rPr>
+      <w:color w:val="F06666"/>
+      <w:shd w:val="clear" w:color="auto" w:fill="0047B2"/>
+    </w:rPr>
+  </w:style>
+  <w:style w:type="character" w:customStyle="1" w:styleId="ColorF06666Bg6B24B2">
+    <w:name w:val="ColorF06666Bg6B24B2"/>
+    <w:rPr>
+      <w:color w:val="F06666"/>
+      <w:shd w:val="clear" w:color="auto" w:fill="6B24B2"/>
+    </w:rPr>
+  </w:style>
+  <w:style w:type="character" w:customStyle="1" w:styleId="ColorF06666Bg444444">
+    <w:name w:val="ColorF06666Bg444444"/>
+    <w:rPr>
+      <w:color w:val="F06666"/>
+      <w:shd w:val="clear" w:color="auto" w:fill="444444"/>
+    </w:rPr>
+  </w:style>
+  <w:style w:type="character" w:customStyle="1" w:styleId="ColorF06666Bg5C0000">
+    <w:name w:val="ColorF06666Bg5C0000"/>
+    <w:rPr>
+      <w:color w:val="F06666"/>
+      <w:shd w:val="clear" w:color="auto" w:fill="5C0000"/>
+    </w:rPr>
+  </w:style>
+  <w:style w:type="character" w:customStyle="1" w:styleId="ColorF06666Bg663D00">
+    <w:name w:val="ColorF06666Bg663D00"/>
+    <w:rPr>
+      <w:color w:val="F06666"/>
+      <w:shd w:val="clear" w:color="auto" w:fill="663D00"/>
+    </w:rPr>
+  </w:style>
+  <w:style w:type="character" w:customStyle="1" w:styleId="ColorF06666Bg666600">
+    <w:name w:val="ColorF06666Bg666600"/>
+    <w:rPr>
+      <w:color w:val="F06666"/>
+      <w:shd w:val="clear" w:color="auto" w:fill="666600"/>
+    </w:rPr>
+  </w:style>
+  <w:style w:type="character" w:customStyle="1" w:styleId="ColorF06666Bg003700">
+    <w:name w:val="ColorF06666Bg003700"/>
+    <w:rPr>
+      <w:color w:val="F06666"/>
+      <w:shd w:val="clear" w:color="auto" w:fill="003700"/>
+    </w:rPr>
+  </w:style>
+  <w:style w:type="character" w:customStyle="1" w:styleId="ColorF06666Bg002966">
+    <w:name w:val="ColorF06666Bg002966"/>
+    <w:rPr>
+      <w:color w:val="F06666"/>
+      <w:shd w:val="clear" w:color="auto" w:fill="002966"/>
+    </w:rPr>
+  </w:style>
+  <w:style w:type="character" w:customStyle="1" w:styleId="ColorF06666Bg3D1466">
+    <w:name w:val="ColorF06666Bg3D1466"/>
+    <w:rPr>
+      <w:color w:val="F06666"/>
+      <w:shd w:val="clear" w:color="auto" w:fill="3D1466"/>
+    </w:rPr>
+  </w:style>
+  <w:style w:type="character" w:customStyle="1" w:styleId="ColorFFC266">
+    <w:name w:val="ColorFFC266"/>
+    <w:rPr>
+      <w:color w:val="FFC266"/>
+    </w:rPr>
+  </w:style>
+  <w:style w:type="character" w:customStyle="1" w:styleId="ColorFFC266BgE60000">
+    <w:name w:val="ColorFFC266BgE60000"/>
+    <w:rPr>
+      <w:color w:val="FFC266"/>
+      <w:shd w:val="clear" w:color="auto" w:fill="E60000"/>
+    </w:rPr>
+  </w:style>
+  <w:style w:type="character" w:customStyle="1" w:styleId="ColorFFC266BgFF9900">
+    <w:name w:val="ColorFFC266BgFF9900"/>
+    <w:rPr>
+      <w:color w:val="FFC266"/>
+      <w:shd w:val="clear" w:color="auto" w:fill="FF9900"/>
+    </w:rPr>
+  </w:style>
+  <w:style w:type="character" w:customStyle="1" w:styleId="ColorFFC266BgFFFF00">
+    <w:name w:val="ColorFFC266BgFFFF00"/>
+    <w:rPr>
+      <w:color w:val="FFC266"/>
+      <w:shd w:val="clear" w:color="auto" w:fill="FFFF00"/>
+    </w:rPr>
+  </w:style>
+  <w:style w:type="character" w:customStyle="1" w:styleId="ColorFFC266Bg008A00">
+    <w:name w:val="ColorFFC266Bg008A00"/>
+    <w:rPr>
+      <w:color w:val="FFC266"/>
+      <w:shd w:val="clear" w:color="auto" w:fill="008A00"/>
+    </w:rPr>
+  </w:style>
+  <w:style w:type="character" w:customStyle="1" w:styleId="ColorFFC266Bg0066CC">
+    <w:name w:val="ColorFFC266Bg0066CC"/>
+    <w:rPr>
+      <w:color w:val="FFC266"/>
+      <w:shd w:val="clear" w:color="auto" w:fill="0066CC"/>
+    </w:rPr>
+  </w:style>
+  <w:style w:type="character" w:customStyle="1" w:styleId="ColorFFC266Bg9933FF">
+    <w:name w:val="ColorFFC266Bg9933FF"/>
+    <w:rPr>
+      <w:color w:val="FFC266"/>
+      <w:shd w:val="clear" w:color="auto" w:fill="9933FF"/>
+    </w:rPr>
+  </w:style>
+  <w:style w:type="character" w:customStyle="1" w:styleId="ColorFFC266BgFFFFFF">
+    <w:name w:val="ColorFFC266BgFFFFFF"/>
+    <w:rPr>
+      <w:color w:val="FFC266"/>
+      <w:shd w:val="clear" w:color="auto" w:fill="FFFFFF"/>
+    </w:rPr>
+  </w:style>
+  <w:style w:type="character" w:customStyle="1" w:styleId="ColorFFC266BgFACCCC">
+    <w:name w:val="ColorFFC266BgFACCCC"/>
+    <w:rPr>
+      <w:color w:val="FFC266"/>
+      <w:shd w:val="clear" w:color="auto" w:fill="FACCCC"/>
+    </w:rPr>
+  </w:style>
+  <w:style w:type="character" w:customStyle="1" w:styleId="ColorFFC266BgFFEBCC">
+    <w:name w:val="ColorFFC266BgFFEBCC"/>
+    <w:rPr>
+      <w:color w:val="FFC266"/>
+      <w:shd w:val="clear" w:color="auto" w:fill="FFEBCC"/>
+    </w:rPr>
+  </w:style>
+  <w:style w:type="character" w:customStyle="1" w:styleId="ColorFFC266BgFFFFCC">
+    <w:name w:val="ColorFFC266BgFFFFCC"/>
+    <w:rPr>
+      <w:color w:val="FFC266"/>
+      <w:shd w:val="clear" w:color="auto" w:fill="FFFFCC"/>
+    </w:rPr>
+  </w:style>
+  <w:style w:type="character" w:customStyle="1" w:styleId="ColorFFC266BgCCE8CC">
+    <w:name w:val="ColorFFC266BgCCE8CC"/>
+    <w:rPr>
+      <w:color w:val="FFC266"/>
+      <w:shd w:val="clear" w:color="auto" w:fill="CCE8CC"/>
+    </w:rPr>
+  </w:style>
+  <w:style w:type="character" w:customStyle="1" w:styleId="ColorFFC266BgCCE0F5">
+    <w:name w:val="ColorFFC266BgCCE0F5"/>
+    <w:rPr>
+      <w:color w:val="FFC266"/>
+      <w:shd w:val="clear" w:color="auto" w:fill="CCE0F5"/>
+    </w:rPr>
+  </w:style>
+  <w:style w:type="character" w:customStyle="1" w:styleId="ColorFFC266BgEBD6FF">
+    <w:name w:val="ColorFFC266BgEBD6FF"/>
+    <w:rPr>
+      <w:color w:val="FFC266"/>
+      <w:shd w:val="clear" w:color="auto" w:fill="EBD6FF"/>
+    </w:rPr>
+  </w:style>
+  <w:style w:type="character" w:customStyle="1" w:styleId="ColorFFC266BgBBBBBB">
+    <w:name w:val="ColorFFC266BgBBBBBB"/>
+    <w:rPr>
+      <w:color w:val="FFC266"/>
+      <w:shd w:val="clear" w:color="auto" w:fill="BBBBBB"/>
+    </w:rPr>
+  </w:style>
+  <w:style w:type="character" w:customStyle="1" w:styleId="ColorFFC266BgF06666">
+    <w:name w:val="ColorFFC266BgF06666"/>
+    <w:rPr>
+      <w:color w:val="FFC266"/>
+      <w:shd w:val="clear" w:color="auto" w:fill="F06666"/>
+    </w:rPr>
+  </w:style>
+  <w:style w:type="character" w:customStyle="1" w:styleId="ColorFFC266BgFFC266">
+    <w:name w:val="ColorFFC266BgFFC266"/>
+    <w:rPr>
+      <w:color w:val="FFC266"/>
+      <w:shd w:val="clear" w:color="auto" w:fill="FFC266"/>
+    </w:rPr>
+  </w:style>
+  <w:style w:type="character" w:customStyle="1" w:styleId="ColorFFC266BgFFFF66">
+    <w:name w:val="ColorFFC266BgFFFF66"/>
+    <w:rPr>
+      <w:color w:val="FFC266"/>
+      <w:shd w:val="clear" w:color="auto" w:fill="FFFF66"/>
+    </w:rPr>
+  </w:style>
+  <w:style w:type="character" w:customStyle="1" w:styleId="ColorFFC266Bg66B966">
+    <w:name w:val="ColorFFC266Bg66B966"/>
+    <w:rPr>
+      <w:color w:val="FFC266"/>
+      <w:shd w:val="clear" w:color="auto" w:fill="66B966"/>
+    </w:rPr>
+  </w:style>
+  <w:style w:type="character" w:customStyle="1" w:styleId="ColorFFC266Bg66A3E0">
+    <w:name w:val="ColorFFC266Bg66A3E0"/>
+    <w:rPr>
+      <w:color w:val="FFC266"/>
+      <w:shd w:val="clear" w:color="auto" w:fill="66A3E0"/>
+    </w:rPr>
+  </w:style>
+  <w:style w:type="character" w:customStyle="1" w:styleId="ColorFFC266BgC285FF">
+    <w:name w:val="ColorFFC266BgC285FF"/>
+    <w:rPr>
+      <w:color w:val="FFC266"/>
+      <w:shd w:val="clear" w:color="auto" w:fill="C285FF"/>
+    </w:rPr>
+  </w:style>
+  <w:style w:type="character" w:customStyle="1" w:styleId="ColorFFC266Bg888888">
+    <w:name w:val="ColorFFC266Bg888888"/>
+    <w:rPr>
+      <w:color w:val="FFC266"/>
+      <w:shd w:val="clear" w:color="auto" w:fill="888888"/>
+    </w:rPr>
+  </w:style>
+  <w:style w:type="character" w:customStyle="1" w:styleId="ColorFFC266BgA10000">
+    <w:name w:val="ColorFFC266BgA10000"/>
+    <w:rPr>
+      <w:color w:val="FFC266"/>
+      <w:shd w:val="clear" w:color="auto" w:fill="A10000"/>
+    </w:rPr>
+  </w:style>
+  <w:style w:type="character" w:customStyle="1" w:styleId="ColorFFC266BgB26B00">
+    <w:name w:val="ColorFFC266BgB26B00"/>
+    <w:rPr>
+      <w:color w:val="FFC266"/>
+      <w:shd w:val="clear" w:color="auto" w:fill="B26B00"/>
+    </w:rPr>
+  </w:style>
+  <w:style w:type="character" w:customStyle="1" w:styleId="ColorFFC266BgB2B200">
+    <w:name w:val="ColorFFC266BgB2B200"/>
+    <w:rPr>
+      <w:color w:val="FFC266"/>
+      <w:shd w:val="clear" w:color="auto" w:fill="B2B200"/>
+    </w:rPr>
+  </w:style>
+  <w:style w:type="character" w:customStyle="1" w:styleId="ColorFFC266Bg006100">
+    <w:name w:val="ColorFFC266Bg006100"/>
+    <w:rPr>
+      <w:color w:val="FFC266"/>
+      <w:shd w:val="clear" w:color="auto" w:fill="006100"/>
+    </w:rPr>
+  </w:style>
+  <w:style w:type="character" w:customStyle="1" w:styleId="ColorFFC266Bg0047B2">
+    <w:name w:val="ColorFFC266Bg0047B2"/>
+    <w:rPr>
+      <w:color w:val="FFC266"/>
+      <w:shd w:val="clear" w:color="auto" w:fill="0047B2"/>
+    </w:rPr>
+  </w:style>
+  <w:style w:type="character" w:customStyle="1" w:styleId="ColorFFC266Bg6B24B2">
+    <w:name w:val="ColorFFC266Bg6B24B2"/>
+    <w:rPr>
+      <w:color w:val="FFC266"/>
+      <w:shd w:val="clear" w:color="auto" w:fill="6B24B2"/>
+    </w:rPr>
+  </w:style>
+  <w:style w:type="character" w:customStyle="1" w:styleId="ColorFFC266Bg444444">
+    <w:name w:val="ColorFFC266Bg444444"/>
+    <w:rPr>
+      <w:color w:val="FFC266"/>
+      <w:shd w:val="clear" w:color="auto" w:fill="444444"/>
+    </w:rPr>
+  </w:style>
+  <w:style w:type="character" w:customStyle="1" w:styleId="ColorFFC266Bg5C0000">
+    <w:name w:val="ColorFFC266Bg5C0000"/>
+    <w:rPr>
+      <w:color w:val="FFC266"/>
+      <w:shd w:val="clear" w:color="auto" w:fill="5C0000"/>
+    </w:rPr>
+  </w:style>
+  <w:style w:type="character" w:customStyle="1" w:styleId="ColorFFC266Bg663D00">
+    <w:name w:val="ColorFFC266Bg663D00"/>
+    <w:rPr>
+      <w:color w:val="FFC266"/>
+      <w:shd w:val="clear" w:color="auto" w:fill="663D00"/>
+    </w:rPr>
+  </w:style>
+  <w:style w:type="character" w:customStyle="1" w:styleId="ColorFFC266Bg666600">
+    <w:name w:val="ColorFFC266Bg666600"/>
+    <w:rPr>
+      <w:color w:val="FFC266"/>
+      <w:shd w:val="clear" w:color="auto" w:fill="666600"/>
+    </w:rPr>
+  </w:style>
+  <w:style w:type="character" w:customStyle="1" w:styleId="ColorFFC266Bg003700">
+    <w:name w:val="ColorFFC266Bg003700"/>
+    <w:rPr>
+      <w:color w:val="FFC266"/>
+      <w:shd w:val="clear" w:color="auto" w:fill="003700"/>
+    </w:rPr>
+  </w:style>
+  <w:style w:type="character" w:customStyle="1" w:styleId="ColorFFC266Bg002966">
+    <w:name w:val="ColorFFC266Bg002966"/>
+    <w:rPr>
+      <w:color w:val="FFC266"/>
+      <w:shd w:val="clear" w:color="auto" w:fill="002966"/>
+    </w:rPr>
+  </w:style>
+  <w:style w:type="character" w:customStyle="1" w:styleId="ColorFFC266Bg3D1466">
+    <w:name w:val="ColorFFC266Bg3D1466"/>
+    <w:rPr>
+      <w:color w:val="FFC266"/>
+      <w:shd w:val="clear" w:color="auto" w:fill="3D1466"/>
+    </w:rPr>
+  </w:style>
+  <w:style w:type="character" w:customStyle="1" w:styleId="ColorFFFF66">
+    <w:name w:val="ColorFFFF66"/>
+    <w:rPr>
+      <w:color w:val="FFFF66"/>
+    </w:rPr>
+  </w:style>
+  <w:style w:type="character" w:customStyle="1" w:styleId="ColorFFFF66BgE60000">
+    <w:name w:val="ColorFFFF66BgE60000"/>
+    <w:rPr>
+      <w:color w:val="FFFF66"/>
+      <w:shd w:val="clear" w:color="auto" w:fill="E60000"/>
+    </w:rPr>
+  </w:style>
+  <w:style w:type="character" w:customStyle="1" w:styleId="ColorFFFF66BgFF9900">
+    <w:name w:val="ColorFFFF66BgFF9900"/>
+    <w:rPr>
+      <w:color w:val="FFFF66"/>
+      <w:shd w:val="clear" w:color="auto" w:fill="FF9900"/>
+    </w:rPr>
+  </w:style>
+  <w:style w:type="character" w:customStyle="1" w:styleId="ColorFFFF66BgFFFF00">
+    <w:name w:val="ColorFFFF66BgFFFF00"/>
+    <w:rPr>
+      <w:color w:val="FFFF66"/>
+      <w:shd w:val="clear" w:color="auto" w:fill="FFFF00"/>
+    </w:rPr>
+  </w:style>
+  <w:style w:type="character" w:customStyle="1" w:styleId="ColorFFFF66Bg008A00">
+    <w:name w:val="ColorFFFF66Bg008A00"/>
+    <w:rPr>
+      <w:color w:val="FFFF66"/>
+      <w:shd w:val="clear" w:color="auto" w:fill="008A00"/>
+    </w:rPr>
+  </w:style>
+  <w:style w:type="character" w:customStyle="1" w:styleId="ColorFFFF66Bg0066CC">
+    <w:name w:val="ColorFFFF66Bg0066CC"/>
+    <w:rPr>
+      <w:color w:val="FFFF66"/>
+      <w:shd w:val="clear" w:color="auto" w:fill="0066CC"/>
+    </w:rPr>
+  </w:style>
+  <w:style w:type="character" w:customStyle="1" w:styleId="ColorFFFF66Bg9933FF">
+    <w:name w:val="ColorFFFF66Bg9933FF"/>
+    <w:rPr>
+      <w:color w:val="FFFF66"/>
+      <w:shd w:val="clear" w:color="auto" w:fill="9933FF"/>
+    </w:rPr>
+  </w:style>
+  <w:style w:type="character" w:customStyle="1" w:styleId="ColorFFFF66BgFFFFFF">
+    <w:name w:val="ColorFFFF66BgFFFFFF"/>
+    <w:rPr>
+      <w:color w:val="FFFF66"/>
+      <w:shd w:val="clear" w:color="auto" w:fill="FFFFFF"/>
+    </w:rPr>
+  </w:style>
+  <w:style w:type="character" w:customStyle="1" w:styleId="ColorFFFF66BgFACCCC">
+    <w:name w:val="ColorFFFF66BgFACCCC"/>
+    <w:rPr>
+      <w:color w:val="FFFF66"/>
+      <w:shd w:val="clear" w:color="auto" w:fill="FACCCC"/>
+    </w:rPr>
+  </w:style>
+  <w:style w:type="character" w:customStyle="1" w:styleId="ColorFFFF66BgFFEBCC">
+    <w:name w:val="ColorFFFF66BgFFEBCC"/>
+    <w:rPr>
+      <w:color w:val="FFFF66"/>
+      <w:shd w:val="clear" w:color="auto" w:fill="FFEBCC"/>
+    </w:rPr>
+  </w:style>
+  <w:style w:type="character" w:customStyle="1" w:styleId="ColorFFFF66BgFFFFCC">
+    <w:name w:val="ColorFFFF66BgFFFFCC"/>
+    <w:rPr>
+      <w:color w:val="FFFF66"/>
+      <w:shd w:val="clear" w:color="auto" w:fill="FFFFCC"/>
+    </w:rPr>
+  </w:style>
+  <w:style w:type="character" w:customStyle="1" w:styleId="ColorFFFF66BgCCE8CC">
+    <w:name w:val="ColorFFFF66BgCCE8CC"/>
+    <w:rPr>
+      <w:color w:val="FFFF66"/>
+      <w:shd w:val="clear" w:color="auto" w:fill="CCE8CC"/>
+    </w:rPr>
+  </w:style>
+  <w:style w:type="character" w:customStyle="1" w:styleId="ColorFFFF66BgCCE0F5">
+    <w:name w:val="ColorFFFF66BgCCE0F5"/>
+    <w:rPr>
+      <w:color w:val="FFFF66"/>
+      <w:shd w:val="clear" w:color="auto" w:fill="CCE0F5"/>
+    </w:rPr>
+  </w:style>
+  <w:style w:type="character" w:customStyle="1" w:styleId="ColorFFFF66BgEBD6FF">
+    <w:name w:val="ColorFFFF66BgEBD6FF"/>
+    <w:rPr>
+      <w:color w:val="FFFF66"/>
+      <w:shd w:val="clear" w:color="auto" w:fill="EBD6FF"/>
+    </w:rPr>
+  </w:style>
+  <w:style w:type="character" w:customStyle="1" w:styleId="ColorFFFF66BgBBBBBB">
+    <w:name w:val="ColorFFFF66BgBBBBBB"/>
+    <w:rPr>
+      <w:color w:val="FFFF66"/>
+      <w:shd w:val="clear" w:color="auto" w:fill="BBBBBB"/>
+    </w:rPr>
+  </w:style>
+  <w:style w:type="character" w:customStyle="1" w:styleId="ColorFFFF66BgF06666">
+    <w:name w:val="ColorFFFF66BgF06666"/>
+    <w:rPr>
+      <w:color w:val="FFFF66"/>
+      <w:shd w:val="clear" w:color="auto" w:fill="F06666"/>
+    </w:rPr>
+  </w:style>
+  <w:style w:type="character" w:customStyle="1" w:styleId="ColorFFFF66BgFFC266">
+    <w:name w:val="ColorFFFF66BgFFC266"/>
+    <w:rPr>
+      <w:color w:val="FFFF66"/>
+      <w:shd w:val="clear" w:color="auto" w:fill="FFC266"/>
+    </w:rPr>
+  </w:style>
+  <w:style w:type="character" w:customStyle="1" w:styleId="ColorFFFF66BgFFFF66">
+    <w:name w:val="ColorFFFF66BgFFFF66"/>
+    <w:rPr>
+      <w:color w:val="FFFF66"/>
+      <w:shd w:val="clear" w:color="auto" w:fill="FFFF66"/>
+    </w:rPr>
+  </w:style>
+  <w:style w:type="character" w:customStyle="1" w:styleId="ColorFFFF66Bg66B966">
+    <w:name w:val="ColorFFFF66Bg66B966"/>
+    <w:rPr>
+      <w:color w:val="FFFF66"/>
+      <w:shd w:val="clear" w:color="auto" w:fill="66B966"/>
+    </w:rPr>
+  </w:style>
+  <w:style w:type="character" w:customStyle="1" w:styleId="ColorFFFF66Bg66A3E0">
+    <w:name w:val="ColorFFFF66Bg66A3E0"/>
+    <w:rPr>
+      <w:color w:val="FFFF66"/>
+      <w:shd w:val="clear" w:color="auto" w:fill="66A3E0"/>
+    </w:rPr>
+  </w:style>
+  <w:style w:type="character" w:customStyle="1" w:styleId="ColorFFFF66BgC285FF">
+    <w:name w:val="ColorFFFF66BgC285FF"/>
+    <w:rPr>
+      <w:color w:val="FFFF66"/>
+      <w:shd w:val="clear" w:color="auto" w:fill="C285FF"/>
+    </w:rPr>
+  </w:style>
+  <w:style w:type="character" w:customStyle="1" w:styleId="ColorFFFF66Bg888888">
+    <w:name w:val="ColorFFFF66Bg888888"/>
+    <w:rPr>
+      <w:color w:val="FFFF66"/>
+      <w:shd w:val="clear" w:color="auto" w:fill="888888"/>
+    </w:rPr>
+  </w:style>
+  <w:style w:type="character" w:customStyle="1" w:styleId="ColorFFFF66BgA10000">
+    <w:name w:val="ColorFFFF66BgA10000"/>
+    <w:rPr>
+      <w:color w:val="FFFF66"/>
+      <w:shd w:val="clear" w:color="auto" w:fill="A10000"/>
+    </w:rPr>
+  </w:style>
+  <w:style w:type="character" w:customStyle="1" w:styleId="ColorFFFF66BgB26B00">
+    <w:name w:val="ColorFFFF66BgB26B00"/>
+    <w:rPr>
+      <w:color w:val="FFFF66"/>
+      <w:shd w:val="clear" w:color="auto" w:fill="B26B00"/>
+    </w:rPr>
+  </w:style>
+  <w:style w:type="character" w:customStyle="1" w:styleId="ColorFFFF66BgB2B200">
+    <w:name w:val="ColorFFFF66BgB2B200"/>
+    <w:rPr>
+      <w:color w:val="FFFF66"/>
+      <w:shd w:val="clear" w:color="auto" w:fill="B2B200"/>
+    </w:rPr>
+  </w:style>
+  <w:style w:type="character" w:customStyle="1" w:styleId="ColorFFFF66Bg006100">
+    <w:name w:val="ColorFFFF66Bg006100"/>
+    <w:rPr>
+      <w:color w:val="FFFF66"/>
+      <w:shd w:val="clear" w:color="auto" w:fill="006100"/>
+    </w:rPr>
+  </w:style>
+  <w:style w:type="character" w:customStyle="1" w:styleId="ColorFFFF66Bg0047B2">
+    <w:name w:val="ColorFFFF66Bg0047B2"/>
+    <w:rPr>
+      <w:color w:val="FFFF66"/>
+      <w:shd w:val="clear" w:color="auto" w:fill="0047B2"/>
+    </w:rPr>
+  </w:style>
+  <w:style w:type="character" w:customStyle="1" w:styleId="ColorFFFF66Bg6B24B2">
+    <w:name w:val="ColorFFFF66Bg6B24B2"/>
+    <w:rPr>
+      <w:color w:val="FFFF66"/>
+      <w:shd w:val="clear" w:color="auto" w:fill="6B24B2"/>
+    </w:rPr>
+  </w:style>
+  <w:style w:type="character" w:customStyle="1" w:styleId="ColorFFFF66Bg444444">
+    <w:name w:val="ColorFFFF66Bg444444"/>
+    <w:rPr>
+      <w:color w:val="FFFF66"/>
+      <w:shd w:val="clear" w:color="auto" w:fill="444444"/>
+    </w:rPr>
+  </w:style>
+  <w:style w:type="character" w:customStyle="1" w:styleId="ColorFFFF66Bg5C0000">
+    <w:name w:val="ColorFFFF66Bg5C0000"/>
+    <w:rPr>
+      <w:color w:val="FFFF66"/>
+      <w:shd w:val="clear" w:color="auto" w:fill="5C0000"/>
+    </w:rPr>
+  </w:style>
+  <w:style w:type="character" w:customStyle="1" w:styleId="ColorFFFF66Bg663D00">
+    <w:name w:val="ColorFFFF66Bg663D00"/>
+    <w:rPr>
+      <w:color w:val="FFFF66"/>
+      <w:shd w:val="clear" w:color="auto" w:fill="663D00"/>
+    </w:rPr>
+  </w:style>
+  <w:style w:type="character" w:customStyle="1" w:styleId="ColorFFFF66Bg666600">
+    <w:name w:val="ColorFFFF66Bg666600"/>
+    <w:rPr>
+      <w:color w:val="FFFF66"/>
+      <w:shd w:val="clear" w:color="auto" w:fill="666600"/>
+    </w:rPr>
+  </w:style>
+  <w:style w:type="character" w:customStyle="1" w:styleId="ColorFFFF66Bg003700">
+    <w:name w:val="ColorFFFF66Bg003700"/>
+    <w:rPr>
+      <w:color w:val="FFFF66"/>
+      <w:shd w:val="clear" w:color="auto" w:fill="003700"/>
+    </w:rPr>
+  </w:style>
+  <w:style w:type="character" w:customStyle="1" w:styleId="ColorFFFF66Bg002966">
+    <w:name w:val="ColorFFFF66Bg002966"/>
+    <w:rPr>
+      <w:color w:val="FFFF66"/>
+      <w:shd w:val="clear" w:color="auto" w:fill="002966"/>
+    </w:rPr>
+  </w:style>
+  <w:style w:type="character" w:customStyle="1" w:styleId="ColorFFFF66Bg3D1466">
+    <w:name w:val="ColorFFFF66Bg3D1466"/>
+    <w:rPr>
+      <w:color w:val="FFFF66"/>
+      <w:shd w:val="clear" w:color="auto" w:fill="3D1466"/>
+    </w:rPr>
+  </w:style>
+  <w:style w:type="character" w:customStyle="1" w:styleId="Color66B966">
+    <w:name w:val="Color66B966"/>
+    <w:rPr>
+      <w:color w:val="66B966"/>
+    </w:rPr>
+  </w:style>
+  <w:style w:type="character" w:customStyle="1" w:styleId="Color66B966BgE60000">
+    <w:name w:val="Color66B966BgE60000"/>
+    <w:rPr>
+      <w:color w:val="66B966"/>
+      <w:shd w:val="clear" w:color="auto" w:fill="E60000"/>
+    </w:rPr>
+  </w:style>
+  <w:style w:type="character" w:customStyle="1" w:styleId="Color66B966BgFF9900">
+    <w:name w:val="Color66B966BgFF9900"/>
+    <w:rPr>
+      <w:color w:val="66B966"/>
+      <w:shd w:val="clear" w:color="auto" w:fill="FF9900"/>
+    </w:rPr>
+  </w:style>
+  <w:style w:type="character" w:customStyle="1" w:styleId="Color66B966BgFFFF00">
+    <w:name w:val="Color66B966BgFFFF00"/>
+    <w:rPr>
+      <w:color w:val="66B966"/>
+      <w:shd w:val="clear" w:color="auto" w:fill="FFFF00"/>
+    </w:rPr>
+  </w:style>
+  <w:style w:type="character" w:customStyle="1" w:styleId="Color66B966Bg008A00">
+    <w:name w:val="Color66B966Bg008A00"/>
+    <w:rPr>
+      <w:color w:val="66B966"/>
+      <w:shd w:val="clear" w:color="auto" w:fill="008A00"/>
+    </w:rPr>
+  </w:style>
+  <w:style w:type="character" w:customStyle="1" w:styleId="Color66B966Bg0066CC">
+    <w:name w:val="Color66B966Bg0066CC"/>
+    <w:rPr>
+      <w:color w:val="66B966"/>
+      <w:shd w:val="clear" w:color="auto" w:fill="0066CC"/>
+    </w:rPr>
+  </w:style>
+  <w:style w:type="character" w:customStyle="1" w:styleId="Color66B966Bg9933FF">
+    <w:name w:val="Color66B966Bg9933FF"/>
+    <w:rPr>
+      <w:color w:val="66B966"/>
+      <w:shd w:val="clear" w:color="auto" w:fill="9933FF"/>
+    </w:rPr>
+  </w:style>
+  <w:style w:type="character" w:customStyle="1" w:styleId="Color66B966BgFFFFFF">
+    <w:name w:val="Color66B966BgFFFFFF"/>
+    <w:rPr>
+      <w:color w:val="66B966"/>
+      <w:shd w:val="clear" w:color="auto" w:fill="FFFFFF"/>
+    </w:rPr>
+  </w:style>
+  <w:style w:type="character" w:customStyle="1" w:styleId="Color66B966BgFACCCC">
+    <w:name w:val="Color66B966BgFACCCC"/>
+    <w:rPr>
+      <w:color w:val="66B966"/>
+      <w:shd w:val="clear" w:color="auto" w:fill="FACCCC"/>
+    </w:rPr>
+  </w:style>
+  <w:style w:type="character" w:customStyle="1" w:styleId="Color66B966BgFFEBCC">
+    <w:name w:val="Color66B966BgFFEBCC"/>
+    <w:rPr>
+      <w:color w:val="66B966"/>
+      <w:shd w:val="clear" w:color="auto" w:fill="FFEBCC"/>
+    </w:rPr>
+  </w:style>
+  <w:style w:type="character" w:customStyle="1" w:styleId="Color66B966BgFFFFCC">
+    <w:name w:val="Color66B966BgFFFFCC"/>
+    <w:rPr>
+      <w:color w:val="66B966"/>
+      <w:shd w:val="clear" w:color="auto" w:fill="FFFFCC"/>
+    </w:rPr>
+  </w:style>
+  <w:style w:type="character" w:customStyle="1" w:styleId="Color66B966BgCCE8CC">
+    <w:name w:val="Color66B966BgCCE8CC"/>
+    <w:rPr>
+      <w:color w:val="66B966"/>
+      <w:shd w:val="clear" w:color="auto" w:fill="CCE8CC"/>
+    </w:rPr>
+  </w:style>
+  <w:style w:type="character" w:customStyle="1" w:styleId="Color66B966BgCCE0F5">
+    <w:name w:val="Color66B966BgCCE0F5"/>
+    <w:rPr>
+      <w:color w:val="66B966"/>
+      <w:shd w:val="clear" w:color="auto" w:fill="CCE0F5"/>
+    </w:rPr>
+  </w:style>
+  <w:style w:type="character" w:customStyle="1" w:styleId="Color66B966BgEBD6FF">
+    <w:name w:val="Color66B966BgEBD6FF"/>
+    <w:rPr>
+      <w:color w:val="66B966"/>
+      <w:shd w:val="clear" w:color="auto" w:fill="EBD6FF"/>
+    </w:rPr>
+  </w:style>
+  <w:style w:type="character" w:customStyle="1" w:styleId="Color66B966BgBBBBBB">
+    <w:name w:val="Color66B966BgBBBBBB"/>
+    <w:rPr>
+      <w:color w:val="66B966"/>
+      <w:shd w:val="clear" w:color="auto" w:fill="BBBBBB"/>
+    </w:rPr>
+  </w:style>
+  <w:style w:type="character" w:customStyle="1" w:styleId="Color66B966BgF06666">
+    <w:name w:val="Color66B966BgF06666"/>
+    <w:rPr>
+      <w:color w:val="66B966"/>
+      <w:shd w:val="clear" w:color="auto" w:fill="F06666"/>
+    </w:rPr>
+  </w:style>
+  <w:style w:type="character" w:customStyle="1" w:styleId="Color66B966BgFFC266">
+    <w:name w:val="Color66B966BgFFC266"/>
+    <w:rPr>
+      <w:color w:val="66B966"/>
+      <w:shd w:val="clear" w:color="auto" w:fill="FFC266"/>
+    </w:rPr>
+  </w:style>
+  <w:style w:type="character" w:customStyle="1" w:styleId="Color66B966BgFFFF66">
+    <w:name w:val="Color66B966BgFFFF66"/>
+    <w:rPr>
+      <w:color w:val="66B966"/>
+      <w:shd w:val="clear" w:color="auto" w:fill="FFFF66"/>
+    </w:rPr>
+  </w:style>
+  <w:style w:type="character" w:customStyle="1" w:styleId="Color66B966Bg66B966">
+    <w:name w:val="Color66B966Bg66B966"/>
+    <w:rPr>
+      <w:color w:val="66B966"/>
+      <w:shd w:val="clear" w:color="auto" w:fill="66B966"/>
+    </w:rPr>
+  </w:style>
+  <w:style w:type="character" w:customStyle="1" w:styleId="Color66B966Bg66A3E0">
+    <w:name w:val="Color66B966Bg66A3E0"/>
+    <w:rPr>
+      <w:color w:val="66B966"/>
+      <w:shd w:val="clear" w:color="auto" w:fill="66A3E0"/>
+    </w:rPr>
+  </w:style>
+  <w:style w:type="character" w:customStyle="1" w:styleId="Color66B966BgC285FF">
+    <w:name w:val="Color66B966BgC285FF"/>
+    <w:rPr>
+      <w:color w:val="66B966"/>
+      <w:shd w:val="clear" w:color="auto" w:fill="C285FF"/>
+    </w:rPr>
+  </w:style>
+  <w:style w:type="character" w:customStyle="1" w:styleId="Color66B966Bg888888">
+    <w:name w:val="Color66B966Bg888888"/>
+    <w:rPr>
+      <w:color w:val="66B966"/>
+      <w:shd w:val="clear" w:color="auto" w:fill="888888"/>
+    </w:rPr>
+  </w:style>
+  <w:style w:type="character" w:customStyle="1" w:styleId="Color66B966BgA10000">
+    <w:name w:val="Color66B966BgA10000"/>
+    <w:rPr>
+      <w:color w:val="66B966"/>
+      <w:shd w:val="clear" w:color="auto" w:fill="A10000"/>
+    </w:rPr>
+  </w:style>
+  <w:style w:type="character" w:customStyle="1" w:styleId="Color66B966BgB26B00">
+    <w:name w:val="Color66B966BgB26B00"/>
+    <w:rPr>
+      <w:color w:val="66B966"/>
+      <w:shd w:val="clear" w:color="auto" w:fill="B26B00"/>
+    </w:rPr>
+  </w:style>
+  <w:style w:type="character" w:customStyle="1" w:styleId="Color66B966BgB2B200">
+    <w:name w:val="Color66B966BgB2B200"/>
+    <w:rPr>
+      <w:color w:val="66B966"/>
+      <w:shd w:val="clear" w:color="auto" w:fill="B2B200"/>
+    </w:rPr>
+  </w:style>
+  <w:style w:type="character" w:customStyle="1" w:styleId="Color66B966Bg006100">
+    <w:name w:val="Color66B966Bg006100"/>
+    <w:rPr>
+      <w:color w:val="66B966"/>
+      <w:shd w:val="clear" w:color="auto" w:fill="006100"/>
+    </w:rPr>
+  </w:style>
+  <w:style w:type="character" w:customStyle="1" w:styleId="Color66B966Bg0047B2">
+    <w:name w:val="Color66B966Bg0047B2"/>
+    <w:rPr>
+      <w:color w:val="66B966"/>
+      <w:shd w:val="clear" w:color="auto" w:fill="0047B2"/>
+    </w:rPr>
+  </w:style>
+  <w:style w:type="character" w:customStyle="1" w:styleId="Color66B966Bg6B24B2">
+    <w:name w:val="Color66B966Bg6B24B2"/>
+    <w:rPr>
+      <w:color w:val="66B966"/>
+      <w:shd w:val="clear" w:color="auto" w:fill="6B24B2"/>
+    </w:rPr>
+  </w:style>
+  <w:style w:type="character" w:customStyle="1" w:styleId="Color66B966Bg444444">
+    <w:name w:val="Color66B966Bg444444"/>
+    <w:rPr>
+      <w:color w:val="66B966"/>
+      <w:shd w:val="clear" w:color="auto" w:fill="444444"/>
+    </w:rPr>
+  </w:style>
+  <w:style w:type="character" w:customStyle="1" w:styleId="Color66B966Bg5C0000">
+    <w:name w:val="Color66B966Bg5C0000"/>
+    <w:rPr>
+      <w:color w:val="66B966"/>
+      <w:shd w:val="clear" w:color="auto" w:fill="5C0000"/>
+    </w:rPr>
+  </w:style>
+  <w:style w:type="character" w:customStyle="1" w:styleId="Color66B966Bg663D00">
+    <w:name w:val="Color66B966Bg663D00"/>
+    <w:rPr>
+      <w:color w:val="66B966"/>
+      <w:shd w:val="clear" w:color="auto" w:fill="663D00"/>
+    </w:rPr>
+  </w:style>
+  <w:style w:type="character" w:customStyle="1" w:styleId="Color66B966Bg666600">
+    <w:name w:val="Color66B966Bg666600"/>
+    <w:rPr>
+      <w:color w:val="66B966"/>
+      <w:shd w:val="clear" w:color="auto" w:fill="666600"/>
+    </w:rPr>
+  </w:style>
+  <w:style w:type="character" w:customStyle="1" w:styleId="Color66B966Bg003700">
+    <w:name w:val="Color66B966Bg003700"/>
+    <w:rPr>
+      <w:color w:val="66B966"/>
+      <w:shd w:val="clear" w:color="auto" w:fill="003700"/>
+    </w:rPr>
+  </w:style>
+  <w:style w:type="character" w:customStyle="1" w:styleId="Color66B966Bg002966">
+    <w:name w:val="Color66B966Bg002966"/>
+    <w:rPr>
+      <w:color w:val="66B966"/>
+      <w:shd w:val="clear" w:color="auto" w:fill="002966"/>
+    </w:rPr>
+  </w:style>
+  <w:style w:type="character" w:customStyle="1" w:styleId="Color66B966Bg3D1466">
+    <w:name w:val="Color66B966Bg3D1466"/>
+    <w:rPr>
+      <w:color w:val="66B966"/>
+      <w:shd w:val="clear" w:color="auto" w:fill="3D1466"/>
+    </w:rPr>
+  </w:style>
+  <w:style w:type="character" w:customStyle="1" w:styleId="Color66A3E0">
+    <w:name w:val="Color66A3E0"/>
+    <w:rPr>
+      <w:color w:val="66A3E0"/>
+    </w:rPr>
+  </w:style>
+  <w:style w:type="character" w:customStyle="1" w:styleId="Color66A3E0BgE60000">
+    <w:name w:val="Color66A3E0BgE60000"/>
+    <w:rPr>
+      <w:color w:val="66A3E0"/>
+      <w:shd w:val="clear" w:color="auto" w:fill="E60000"/>
+    </w:rPr>
+  </w:style>
+  <w:style w:type="character" w:customStyle="1" w:styleId="Color66A3E0BgFF9900">
+    <w:name w:val="Color66A3E0BgFF9900"/>
+    <w:rPr>
+      <w:color w:val="66A3E0"/>
+      <w:shd w:val="clear" w:color="auto" w:fill="FF9900"/>
+    </w:rPr>
+  </w:style>
+  <w:style w:type="character" w:customStyle="1" w:styleId="Color66A3E0BgFFFF00">
+    <w:name w:val="Color66A3E0BgFFFF00"/>
+    <w:rPr>
+      <w:color w:val="66A3E0"/>
+      <w:shd w:val="clear" w:color="auto" w:fill="FFFF00"/>
+    </w:rPr>
+  </w:style>
+  <w:style w:type="character" w:customStyle="1" w:styleId="Color66A3E0Bg008A00">
+    <w:name w:val="Color66A3E0Bg008A00"/>
+    <w:rPr>
+      <w:color w:val="66A3E0"/>
+      <w:shd w:val="clear" w:color="auto" w:fill="008A00"/>
+    </w:rPr>
+  </w:style>
+  <w:style w:type="character" w:customStyle="1" w:styleId="Color66A3E0Bg0066CC">
+    <w:name w:val="Color66A3E0Bg0066CC"/>
+    <w:rPr>
+      <w:color w:val="66A3E0"/>
+      <w:shd w:val="clear" w:color="auto" w:fill="0066CC"/>
+    </w:rPr>
+  </w:style>
+  <w:style w:type="character" w:customStyle="1" w:styleId="Color66A3E0Bg9933FF">
+    <w:name w:val="Color66A3E0Bg9933FF"/>
+    <w:rPr>
+      <w:color w:val="66A3E0"/>
+      <w:shd w:val="clear" w:color="auto" w:fill="9933FF"/>
+    </w:rPr>
+  </w:style>
+  <w:style w:type="character" w:customStyle="1" w:styleId="Color66A3E0BgFFFFFF">
+    <w:name w:val="Color66A3E0BgFFFFFF"/>
+    <w:rPr>
+      <w:color w:val="66A3E0"/>
+      <w:shd w:val="clear" w:color="auto" w:fill="FFFFFF"/>
+    </w:rPr>
+  </w:style>
+  <w:style w:type="character" w:customStyle="1" w:styleId="Color66A3E0BgFACCCC">
+    <w:name w:val="Color66A3E0BgFACCCC"/>
+    <w:rPr>
+      <w:color w:val="66A3E0"/>
+      <w:shd w:val="clear" w:color="auto" w:fill="FACCCC"/>
+    </w:rPr>
+  </w:style>
+  <w:style w:type="character" w:customStyle="1" w:styleId="Color66A3E0BgFFEBCC">
+    <w:name w:val="Color66A3E0BgFFEBCC"/>
+    <w:rPr>
+      <w:color w:val="66A3E0"/>
+      <w:shd w:val="clear" w:color="auto" w:fill="FFEBCC"/>
+    </w:rPr>
+  </w:style>
+  <w:style w:type="character" w:customStyle="1" w:styleId="Color66A3E0BgFFFFCC">
+    <w:name w:val="Color66A3E0BgFFFFCC"/>
+    <w:rPr>
+      <w:color w:val="66A3E0"/>
+      <w:shd w:val="clear" w:color="auto" w:fill="FFFFCC"/>
+    </w:rPr>
+  </w:style>
+  <w:style w:type="character" w:customStyle="1" w:styleId="Color66A3E0BgCCE8CC">
+    <w:name w:val="Color66A3E0BgCCE8CC"/>
+    <w:rPr>
+      <w:color w:val="66A3E0"/>
+      <w:shd w:val="clear" w:color="auto" w:fill="CCE8CC"/>
+    </w:rPr>
+  </w:style>
+  <w:style w:type="character" w:customStyle="1" w:styleId="Color66A3E0BgCCE0F5">
+    <w:name w:val="Color66A3E0BgCCE0F5"/>
+    <w:rPr>
+      <w:color w:val="66A3E0"/>
+      <w:shd w:val="clear" w:color="auto" w:fill="CCE0F5"/>
+    </w:rPr>
+  </w:style>
+  <w:style w:type="character" w:customStyle="1" w:styleId="Color66A3E0BgEBD6FF">
+    <w:name w:val="Color66A3E0BgEBD6FF"/>
+    <w:rPr>
+      <w:color w:val="66A3E0"/>
+      <w:shd w:val="clear" w:color="auto" w:fill="EBD6FF"/>
+    </w:rPr>
+  </w:style>
+  <w:style w:type="character" w:customStyle="1" w:styleId="Color66A3E0BgBBBBBB">
+    <w:name w:val="Color66A3E0BgBBBBBB"/>
+    <w:rPr>
+      <w:color w:val="66A3E0"/>
+      <w:shd w:val="clear" w:color="auto" w:fill="BBBBBB"/>
+    </w:rPr>
+  </w:style>
+  <w:style w:type="character" w:customStyle="1" w:styleId="Color66A3E0BgF06666">
+    <w:name w:val="Color66A3E0BgF06666"/>
+    <w:rPr>
+      <w:color w:val="66A3E0"/>
+      <w:shd w:val="clear" w:color="auto" w:fill="F06666"/>
+    </w:rPr>
+  </w:style>
+  <w:style w:type="character" w:customStyle="1" w:styleId="Color66A3E0BgFFC266">
+    <w:name w:val="Color66A3E0BgFFC266"/>
+    <w:rPr>
+      <w:color w:val="66A3E0"/>
+      <w:shd w:val="clear" w:color="auto" w:fill="FFC266"/>
+    </w:rPr>
+  </w:style>
+  <w:style w:type="character" w:customStyle="1" w:styleId="Color66A3E0BgFFFF66">
+    <w:name w:val="Color66A3E0BgFFFF66"/>
+    <w:rPr>
+      <w:color w:val="66A3E0"/>
+      <w:shd w:val="clear" w:color="auto" w:fill="FFFF66"/>
+    </w:rPr>
+  </w:style>
+  <w:style w:type="character" w:customStyle="1" w:styleId="Color66A3E0Bg66B966">
+    <w:name w:val="Color66A3E0Bg66B966"/>
+    <w:rPr>
+      <w:color w:val="66A3E0"/>
+      <w:shd w:val="clear" w:color="auto" w:fill="66B966"/>
+    </w:rPr>
+  </w:style>
+  <w:style w:type="character" w:customStyle="1" w:styleId="Color66A3E0Bg66A3E0">
+    <w:name w:val="Color66A3E0Bg66A3E0"/>
+    <w:rPr>
+      <w:color w:val="66A3E0"/>
+      <w:shd w:val="clear" w:color="auto" w:fill="66A3E0"/>
+    </w:rPr>
+  </w:style>
+  <w:style w:type="character" w:customStyle="1" w:styleId="Color66A3E0BgC285FF">
+    <w:name w:val="Color66A3E0BgC285FF"/>
+    <w:rPr>
+      <w:color w:val="66A3E0"/>
+      <w:shd w:val="clear" w:color="auto" w:fill="C285FF"/>
+    </w:rPr>
+  </w:style>
+  <w:style w:type="character" w:customStyle="1" w:styleId="Color66A3E0Bg888888">
+    <w:name w:val="Color66A3E0Bg888888"/>
+    <w:rPr>
+      <w:color w:val="66A3E0"/>
+      <w:shd w:val="clear" w:color="auto" w:fill="888888"/>
+    </w:rPr>
+  </w:style>
+  <w:style w:type="character" w:customStyle="1" w:styleId="Color66A3E0BgA10000">
+    <w:name w:val="Color66A3E0BgA10000"/>
+    <w:rPr>
+      <w:color w:val="66A3E0"/>
+      <w:shd w:val="clear" w:color="auto" w:fill="A10000"/>
+    </w:rPr>
+  </w:style>
+  <w:style w:type="character" w:customStyle="1" w:styleId="Color66A3E0BgB26B00">
+    <w:name w:val="Color66A3E0BgB26B00"/>
+    <w:rPr>
+      <w:color w:val="66A3E0"/>
+      <w:shd w:val="clear" w:color="auto" w:fill="B26B00"/>
+    </w:rPr>
+  </w:style>
+  <w:style w:type="character" w:customStyle="1" w:styleId="Color66A3E0BgB2B200">
+    <w:name w:val="Color66A3E0BgB2B200"/>
+    <w:rPr>
+      <w:color w:val="66A3E0"/>
+      <w:shd w:val="clear" w:color="auto" w:fill="B2B200"/>
+    </w:rPr>
+  </w:style>
+  <w:style w:type="character" w:customStyle="1" w:styleId="Color66A3E0Bg006100">
+    <w:name w:val="Color66A3E0Bg006100"/>
+    <w:rPr>
+      <w:color w:val="66A3E0"/>
+      <w:shd w:val="clear" w:color="auto" w:fill="006100"/>
+    </w:rPr>
+  </w:style>
+  <w:style w:type="character" w:customStyle="1" w:styleId="Color66A3E0Bg0047B2">
+    <w:name w:val="Color66A3E0Bg0047B2"/>
+    <w:rPr>
+      <w:color w:val="66A3E0"/>
+      <w:shd w:val="clear" w:color="auto" w:fill="0047B2"/>
+    </w:rPr>
+  </w:style>
+  <w:style w:type="character" w:customStyle="1" w:styleId="Color66A3E0Bg6B24B2">
+    <w:name w:val="Color66A3E0Bg6B24B2"/>
+    <w:rPr>
+      <w:color w:val="66A3E0"/>
+      <w:shd w:val="clear" w:color="auto" w:fill="6B24B2"/>
+    </w:rPr>
+  </w:style>
+  <w:style w:type="character" w:customStyle="1" w:styleId="Color66A3E0Bg444444">
+    <w:name w:val="Color66A3E0Bg444444"/>
+    <w:rPr>
+      <w:color w:val="66A3E0"/>
+      <w:shd w:val="clear" w:color="auto" w:fill="444444"/>
+    </w:rPr>
+  </w:style>
+  <w:style w:type="character" w:customStyle="1" w:styleId="Color66A3E0Bg5C0000">
+    <w:name w:val="Color66A3E0Bg5C0000"/>
+    <w:rPr>
+      <w:color w:val="66A3E0"/>
+      <w:shd w:val="clear" w:color="auto" w:fill="5C0000"/>
+    </w:rPr>
+  </w:style>
+  <w:style w:type="character" w:customStyle="1" w:styleId="Color66A3E0Bg663D00">
+    <w:name w:val="Color66A3E0Bg663D00"/>
+    <w:rPr>
+      <w:color w:val="66A3E0"/>
+      <w:shd w:val="clear" w:color="auto" w:fill="663D00"/>
+    </w:rPr>
+  </w:style>
+  <w:style w:type="character" w:customStyle="1" w:styleId="Color66A3E0Bg666600">
+    <w:name w:val="Color66A3E0Bg666600"/>
+    <w:rPr>
+      <w:color w:val="66A3E0"/>
+      <w:shd w:val="clear" w:color="auto" w:fill="666600"/>
+    </w:rPr>
+  </w:style>
+  <w:style w:type="character" w:customStyle="1" w:styleId="Color66A3E0Bg003700">
+    <w:name w:val="Color66A3E0Bg003700"/>
+    <w:rPr>
+      <w:color w:val="66A3E0"/>
+      <w:shd w:val="clear" w:color="auto" w:fill="003700"/>
+    </w:rPr>
+  </w:style>
+  <w:style w:type="character" w:customStyle="1" w:styleId="Color66A3E0Bg002966">
+    <w:name w:val="Color66A3E0Bg002966"/>
+    <w:rPr>
+      <w:color w:val="66A3E0"/>
+      <w:shd w:val="clear" w:color="auto" w:fill="002966"/>
+    </w:rPr>
+  </w:style>
+  <w:style w:type="character" w:customStyle="1" w:styleId="Color66A3E0Bg3D1466">
+    <w:name w:val="Color66A3E0Bg3D1466"/>
+    <w:rPr>
+      <w:color w:val="66A3E0"/>
+      <w:shd w:val="clear" w:color="auto" w:fill="3D1466"/>
+    </w:rPr>
+  </w:style>
+  <w:style w:type="character" w:customStyle="1" w:styleId="ColorC285FF">
+    <w:name w:val="ColorC285FF"/>
+    <w:rPr>
+      <w:color w:val="C285FF"/>
+    </w:rPr>
+  </w:style>
+  <w:style w:type="character" w:customStyle="1" w:styleId="ColorC285FFBgE60000">
+    <w:name w:val="ColorC285FFBgE60000"/>
+    <w:rPr>
+      <w:color w:val="C285FF"/>
+      <w:shd w:val="clear" w:color="auto" w:fill="E60000"/>
+    </w:rPr>
+  </w:style>
+  <w:style w:type="character" w:customStyle="1" w:styleId="ColorC285FFBgFF9900">
+    <w:name w:val="ColorC285FFBgFF9900"/>
+    <w:rPr>
+      <w:color w:val="C285FF"/>
+      <w:shd w:val="clear" w:color="auto" w:fill="FF9900"/>
+    </w:rPr>
+  </w:style>
+  <w:style w:type="character" w:customStyle="1" w:styleId="ColorC285FFBgFFFF00">
+    <w:name w:val="ColorC285FFBgFFFF00"/>
+    <w:rPr>
+      <w:color w:val="C285FF"/>
+      <w:shd w:val="clear" w:color="auto" w:fill="FFFF00"/>
+    </w:rPr>
+  </w:style>
+  <w:style w:type="character" w:customStyle="1" w:styleId="ColorC285FFBg008A00">
+    <w:name w:val="ColorC285FFBg008A00"/>
+    <w:rPr>
+      <w:color w:val="C285FF"/>
+      <w:shd w:val="clear" w:color="auto" w:fill="008A00"/>
+    </w:rPr>
+  </w:style>
+  <w:style w:type="character" w:customStyle="1" w:styleId="ColorC285FFBg0066CC">
+    <w:name w:val="ColorC285FFBg0066CC"/>
+    <w:rPr>
+      <w:color w:val="C285FF"/>
+      <w:shd w:val="clear" w:color="auto" w:fill="0066CC"/>
+    </w:rPr>
+  </w:style>
+  <w:style w:type="character" w:customStyle="1" w:styleId="ColorC285FFBg9933FF">
+    <w:name w:val="ColorC285FFBg9933FF"/>
+    <w:rPr>
+      <w:color w:val="C285FF"/>
+      <w:shd w:val="clear" w:color="auto" w:fill="9933FF"/>
+    </w:rPr>
+  </w:style>
+  <w:style w:type="character" w:customStyle="1" w:styleId="ColorC285FFBgFFFFFF">
+    <w:name w:val="ColorC285FFBgFFFFFF"/>
+    <w:rPr>
+      <w:color w:val="C285FF"/>
+      <w:shd w:val="clear" w:color="auto" w:fill="FFFFFF"/>
+    </w:rPr>
+  </w:style>
+  <w:style w:type="character" w:customStyle="1" w:styleId="ColorC285FFBgFACCCC">
+    <w:name w:val="ColorC285FFBgFACCCC"/>
+    <w:rPr>
+      <w:color w:val="C285FF"/>
+      <w:shd w:val="clear" w:color="auto" w:fill="FACCCC"/>
+    </w:rPr>
+  </w:style>
+  <w:style w:type="character" w:customStyle="1" w:styleId="ColorC285FFBgFFEBCC">
+    <w:name w:val="ColorC285FFBgFFEBCC"/>
+    <w:rPr>
+      <w:color w:val="C285FF"/>
+      <w:shd w:val="clear" w:color="auto" w:fill="FFEBCC"/>
+    </w:rPr>
+  </w:style>
+  <w:style w:type="character" w:customStyle="1" w:styleId="ColorC285FFBgFFFFCC">
+    <w:name w:val="ColorC285FFBgFFFFCC"/>
+    <w:rPr>
+      <w:color w:val="C285FF"/>
+      <w:shd w:val="clear" w:color="auto" w:fill="FFFFCC"/>
+    </w:rPr>
+  </w:style>
+  <w:style w:type="character" w:customStyle="1" w:styleId="ColorC285FFBgCCE8CC">
+    <w:name w:val="ColorC285FFBgCCE8CC"/>
+    <w:rPr>
+      <w:color w:val="C285FF"/>
+      <w:shd w:val="clear" w:color="auto" w:fill="CCE8CC"/>
+    </w:rPr>
+  </w:style>
+  <w:style w:type="character" w:customStyle="1" w:styleId="ColorC285FFBgCCE0F5">
+    <w:name w:val="ColorC285FFBgCCE0F5"/>
+    <w:rPr>
+      <w:color w:val="C285FF"/>
+      <w:shd w:val="clear" w:color="auto" w:fill="CCE0F5"/>
+    </w:rPr>
+  </w:style>
+  <w:style w:type="character" w:customStyle="1" w:styleId="ColorC285FFBgEBD6FF">
+    <w:name w:val="ColorC285FFBgEBD6FF"/>
+    <w:rPr>
+      <w:color w:val="C285FF"/>
+      <w:shd w:val="clear" w:color="auto" w:fill="EBD6FF"/>
+    </w:rPr>
+  </w:style>
+  <w:style w:type="character" w:customStyle="1" w:styleId="ColorC285FFBgBBBBBB">
+    <w:name w:val="ColorC285FFBgBBBBBB"/>
+    <w:rPr>
+      <w:color w:val="C285FF"/>
+      <w:shd w:val="clear" w:color="auto" w:fill="BBBBBB"/>
+    </w:rPr>
+  </w:style>
+  <w:style w:type="character" w:customStyle="1" w:styleId="ColorC285FFBgF06666">
+    <w:name w:val="ColorC285FFBgF06666"/>
+    <w:rPr>
+      <w:color w:val="C285FF"/>
+      <w:shd w:val="clear" w:color="auto" w:fill="F06666"/>
+    </w:rPr>
+  </w:style>
+  <w:style w:type="character" w:customStyle="1" w:styleId="ColorC285FFBgFFC266">
+    <w:name w:val="ColorC285FFBgFFC266"/>
+    <w:rPr>
+      <w:color w:val="C285FF"/>
+      <w:shd w:val="clear" w:color="auto" w:fill="FFC266"/>
+    </w:rPr>
+  </w:style>
+  <w:style w:type="character" w:customStyle="1" w:styleId="ColorC285FFBgFFFF66">
+    <w:name w:val="ColorC285FFBgFFFF66"/>
+    <w:rPr>
+      <w:color w:val="C285FF"/>
+      <w:shd w:val="clear" w:color="auto" w:fill="FFFF66"/>
+    </w:rPr>
+  </w:style>
+  <w:style w:type="character" w:customStyle="1" w:styleId="ColorC285FFBg66B966">
+    <w:name w:val="ColorC285FFBg66B966"/>
+    <w:rPr>
+      <w:color w:val="C285FF"/>
+      <w:shd w:val="clear" w:color="auto" w:fill="66B966"/>
+    </w:rPr>
+  </w:style>
+  <w:style w:type="character" w:customStyle="1" w:styleId="ColorC285FFBg66A3E0">
+    <w:name w:val="ColorC285FFBg66A3E0"/>
+    <w:rPr>
+      <w:color w:val="C285FF"/>
+      <w:shd w:val="clear" w:color="auto" w:fill="66A3E0"/>
+    </w:rPr>
+  </w:style>
+  <w:style w:type="character" w:customStyle="1" w:styleId="ColorC285FFBgC285FF">
+    <w:name w:val="ColorC285FFBgC285FF"/>
+    <w:rPr>
+      <w:color w:val="C285FF"/>
+      <w:shd w:val="clear" w:color="auto" w:fill="C285FF"/>
+    </w:rPr>
+  </w:style>
+  <w:style w:type="character" w:customStyle="1" w:styleId="ColorC285FFBg888888">
+    <w:name w:val="ColorC285FFBg888888"/>
+    <w:rPr>
+      <w:color w:val="C285FF"/>
+      <w:shd w:val="clear" w:color="auto" w:fill="888888"/>
+    </w:rPr>
+  </w:style>
+  <w:style w:type="character" w:customStyle="1" w:styleId="ColorC285FFBgA10000">
+    <w:name w:val="ColorC285FFBgA10000"/>
+    <w:rPr>
+      <w:color w:val="C285FF"/>
+      <w:shd w:val="clear" w:color="auto" w:fill="A10000"/>
+    </w:rPr>
+  </w:style>
+  <w:style w:type="character" w:customStyle="1" w:styleId="ColorC285FFBgB26B00">
+    <w:name w:val="ColorC285FFBgB26B00"/>
+    <w:rPr>
+      <w:color w:val="C285FF"/>
+      <w:shd w:val="clear" w:color="auto" w:fill="B26B00"/>
+    </w:rPr>
+  </w:style>
+  <w:style w:type="character" w:customStyle="1" w:styleId="ColorC285FFBgB2B200">
+    <w:name w:val="ColorC285FFBgB2B200"/>
+    <w:rPr>
+      <w:color w:val="C285FF"/>
+      <w:shd w:val="clear" w:color="auto" w:fill="B2B200"/>
+    </w:rPr>
+  </w:style>
+  <w:style w:type="character" w:customStyle="1" w:styleId="ColorC285FFBg006100">
+    <w:name w:val="ColorC285FFBg006100"/>
+    <w:rPr>
+      <w:color w:val="C285FF"/>
+      <w:shd w:val="clear" w:color="auto" w:fill="006100"/>
+    </w:rPr>
+  </w:style>
+  <w:style w:type="character" w:customStyle="1" w:styleId="ColorC285FFBg0047B2">
+    <w:name w:val="ColorC285FFBg0047B2"/>
+    <w:rPr>
+      <w:color w:val="C285FF"/>
+      <w:shd w:val="clear" w:color="auto" w:fill="0047B2"/>
+    </w:rPr>
+  </w:style>
+  <w:style w:type="character" w:customStyle="1" w:styleId="ColorC285FFBg6B24B2">
+    <w:name w:val="ColorC285FFBg6B24B2"/>
+    <w:rPr>
+      <w:color w:val="C285FF"/>
+      <w:shd w:val="clear" w:color="auto" w:fill="6B24B2"/>
+    </w:rPr>
+  </w:style>
+  <w:style w:type="character" w:customStyle="1" w:styleId="ColorC285FFBg444444">
+    <w:name w:val="ColorC285FFBg444444"/>
+    <w:rPr>
+      <w:color w:val="C285FF"/>
+      <w:shd w:val="clear" w:color="auto" w:fill="444444"/>
+    </w:rPr>
+  </w:style>
+  <w:style w:type="character" w:customStyle="1" w:styleId="ColorC285FFBg5C0000">
+    <w:name w:val="ColorC285FFBg5C0000"/>
+    <w:rPr>
+      <w:color w:val="C285FF"/>
+      <w:shd w:val="clear" w:color="auto" w:fill="5C0000"/>
+    </w:rPr>
+  </w:style>
+  <w:style w:type="character" w:customStyle="1" w:styleId="ColorC285FFBg663D00">
+    <w:name w:val="ColorC285FFBg663D00"/>
+    <w:rPr>
+      <w:color w:val="C285FF"/>
+      <w:shd w:val="clear" w:color="auto" w:fill="663D00"/>
+    </w:rPr>
+  </w:style>
+  <w:style w:type="character" w:customStyle="1" w:styleId="ColorC285FFBg666600">
+    <w:name w:val="ColorC285FFBg666600"/>
+    <w:rPr>
+      <w:color w:val="C285FF"/>
+      <w:shd w:val="clear" w:color="auto" w:fill="666600"/>
+    </w:rPr>
+  </w:style>
+  <w:style w:type="character" w:customStyle="1" w:styleId="ColorC285FFBg003700">
+    <w:name w:val="ColorC285FFBg003700"/>
+    <w:rPr>
+      <w:color w:val="C285FF"/>
+      <w:shd w:val="clear" w:color="auto" w:fill="003700"/>
+    </w:rPr>
+  </w:style>
+  <w:style w:type="character" w:customStyle="1" w:styleId="ColorC285FFBg002966">
+    <w:name w:val="ColorC285FFBg002966"/>
+    <w:rPr>
+      <w:color w:val="C285FF"/>
+      <w:shd w:val="clear" w:color="auto" w:fill="002966"/>
+    </w:rPr>
+  </w:style>
+  <w:style w:type="character" w:customStyle="1" w:styleId="ColorC285FFBg3D1466">
+    <w:name w:val="ColorC285FFBg3D1466"/>
+    <w:rPr>
+      <w:color w:val="C285FF"/>
+      <w:shd w:val="clear" w:color="auto" w:fill="3D1466"/>
+    </w:rPr>
+  </w:style>
+  <w:style w:type="character" w:customStyle="1" w:styleId="Color888888">
+    <w:name w:val="Color888888"/>
+    <w:rPr>
+      <w:color w:val="888888"/>
+    </w:rPr>
+  </w:style>
+  <w:style w:type="character" w:customStyle="1" w:styleId="Color888888BgE60000">
+    <w:name w:val="Color888888BgE60000"/>
+    <w:rPr>
+      <w:color w:val="888888"/>
+      <w:shd w:val="clear" w:color="auto" w:fill="E60000"/>
+    </w:rPr>
+  </w:style>
+  <w:style w:type="character" w:customStyle="1" w:styleId="Color888888BgFF9900">
+    <w:name w:val="Color888888BgFF9900"/>
+    <w:rPr>
+      <w:color w:val="888888"/>
+      <w:shd w:val="clear" w:color="auto" w:fill="FF9900"/>
+    </w:rPr>
+  </w:style>
+  <w:style w:type="character" w:customStyle="1" w:styleId="Color888888BgFFFF00">
+    <w:name w:val="Color888888BgFFFF00"/>
+    <w:rPr>
+      <w:color w:val="888888"/>
+      <w:shd w:val="clear" w:color="auto" w:fill="FFFF00"/>
+    </w:rPr>
+  </w:style>
+  <w:style w:type="character" w:customStyle="1" w:styleId="Color888888Bg008A00">
+    <w:name w:val="Color888888Bg008A00"/>
+    <w:rPr>
+      <w:color w:val="888888"/>
+      <w:shd w:val="clear" w:color="auto" w:fill="008A00"/>
+    </w:rPr>
+  </w:style>
+  <w:style w:type="character" w:customStyle="1" w:styleId="Color888888Bg0066CC">
+    <w:name w:val="Color888888Bg0066CC"/>
+    <w:rPr>
+      <w:color w:val="888888"/>
+      <w:shd w:val="clear" w:color="auto" w:fill="0066CC"/>
+    </w:rPr>
+  </w:style>
+  <w:style w:type="character" w:customStyle="1" w:styleId="Color888888Bg9933FF">
+    <w:name w:val="Color888888Bg9933FF"/>
+    <w:rPr>
+      <w:color w:val="888888"/>
+      <w:shd w:val="clear" w:color="auto" w:fill="9933FF"/>
+    </w:rPr>
+  </w:style>
+  <w:style w:type="character" w:customStyle="1" w:styleId="Color888888BgFFFFFF">
+    <w:name w:val="Color888888BgFFFFFF"/>
+    <w:rPr>
+      <w:color w:val="888888"/>
+      <w:shd w:val="clear" w:color="auto" w:fill="FFFFFF"/>
+    </w:rPr>
+  </w:style>
+  <w:style w:type="character" w:customStyle="1" w:styleId="Color888888BgFACCCC">
+    <w:name w:val="Color888888BgFACCCC"/>
+    <w:rPr>
+      <w:color w:val="888888"/>
+      <w:shd w:val="clear" w:color="auto" w:fill="FACCCC"/>
+    </w:rPr>
+  </w:style>
+  <w:style w:type="character" w:customStyle="1" w:styleId="Color888888BgFFEBCC">
+    <w:name w:val="Color888888BgFFEBCC"/>
+    <w:rPr>
+      <w:color w:val="888888"/>
+      <w:shd w:val="clear" w:color="auto" w:fill="FFEBCC"/>
+    </w:rPr>
+  </w:style>
+  <w:style w:type="character" w:customStyle="1" w:styleId="Color888888BgFFFFCC">
+    <w:name w:val="Color888888BgFFFFCC"/>
+    <w:rPr>
+      <w:color w:val="888888"/>
+      <w:shd w:val="clear" w:color="auto" w:fill="FFFFCC"/>
+    </w:rPr>
+  </w:style>
+  <w:style w:type="character" w:customStyle="1" w:styleId="Color888888BgCCE8CC">
+    <w:name w:val="Color888888BgCCE8CC"/>
+    <w:rPr>
+      <w:color w:val="888888"/>
+      <w:shd w:val="clear" w:color="auto" w:fill="CCE8CC"/>
+    </w:rPr>
+  </w:style>
+  <w:style w:type="character" w:customStyle="1" w:styleId="Color888888BgCCE0F5">
+    <w:name w:val="Color888888BgCCE0F5"/>
+    <w:rPr>
+      <w:color w:val="888888"/>
+      <w:shd w:val="clear" w:color="auto" w:fill="CCE0F5"/>
+    </w:rPr>
+  </w:style>
+  <w:style w:type="character" w:customStyle="1" w:styleId="Color888888BgEBD6FF">
+    <w:name w:val="Color888888BgEBD6FF"/>
+    <w:rPr>
+      <w:color w:val="888888"/>
+      <w:shd w:val="clear" w:color="auto" w:fill="EBD6FF"/>
+    </w:rPr>
+  </w:style>
+  <w:style w:type="character" w:customStyle="1" w:styleId="Color888888BgBBBBBB">
+    <w:name w:val="Color888888BgBBBBBB"/>
+    <w:rPr>
+      <w:color w:val="888888"/>
+      <w:shd w:val="clear" w:color="auto" w:fill="BBBBBB"/>
+    </w:rPr>
+  </w:style>
+  <w:style w:type="character" w:customStyle="1" w:styleId="Color888888BgF06666">
+    <w:name w:val="Color888888BgF06666"/>
+    <w:rPr>
+      <w:color w:val="888888"/>
+      <w:shd w:val="clear" w:color="auto" w:fill="F06666"/>
+    </w:rPr>
+  </w:style>
+  <w:style w:type="character" w:customStyle="1" w:styleId="Color888888BgFFC266">
+    <w:name w:val="Color888888BgFFC266"/>
+    <w:rPr>
+      <w:color w:val="888888"/>
+      <w:shd w:val="clear" w:color="auto" w:fill="FFC266"/>
+    </w:rPr>
+  </w:style>
+  <w:style w:type="character" w:customStyle="1" w:styleId="Color888888BgFFFF66">
+    <w:name w:val="Color888888BgFFFF66"/>
+    <w:rPr>
+      <w:color w:val="888888"/>
+      <w:shd w:val="clear" w:color="auto" w:fill="FFFF66"/>
+    </w:rPr>
+  </w:style>
+  <w:style w:type="character" w:customStyle="1" w:styleId="Color888888Bg66B966">
+    <w:name w:val="Color888888Bg66B966"/>
+    <w:rPr>
+      <w:color w:val="888888"/>
+      <w:shd w:val="clear" w:color="auto" w:fill="66B966"/>
+    </w:rPr>
+  </w:style>
+  <w:style w:type="character" w:customStyle="1" w:styleId="Color888888Bg66A3E0">
+    <w:name w:val="Color888888Bg66A3E0"/>
+    <w:rPr>
+      <w:color w:val="888888"/>
+      <w:shd w:val="clear" w:color="auto" w:fill="66A3E0"/>
+    </w:rPr>
+  </w:style>
+  <w:style w:type="character" w:customStyle="1" w:styleId="Color888888BgC285FF">
+    <w:name w:val="Color888888BgC285FF"/>
+    <w:rPr>
+      <w:color w:val="888888"/>
+      <w:shd w:val="clear" w:color="auto" w:fill="C285FF"/>
+    </w:rPr>
+  </w:style>
+  <w:style w:type="character" w:customStyle="1" w:styleId="Color888888Bg888888">
+    <w:name w:val="Color888888Bg888888"/>
+    <w:rPr>
+      <w:color w:val="888888"/>
+      <w:shd w:val="clear" w:color="auto" w:fill="888888"/>
+    </w:rPr>
+  </w:style>
+  <w:style w:type="character" w:customStyle="1" w:styleId="Color888888BgA10000">
+    <w:name w:val="Color888888BgA10000"/>
+    <w:rPr>
+      <w:color w:val="888888"/>
+      <w:shd w:val="clear" w:color="auto" w:fill="A10000"/>
+    </w:rPr>
+  </w:style>
+  <w:style w:type="character" w:customStyle="1" w:styleId="Color888888BgB26B00">
+    <w:name w:val="Color888888BgB26B00"/>
+    <w:rPr>
+      <w:color w:val="888888"/>
+      <w:shd w:val="clear" w:color="auto" w:fill="B26B00"/>
+    </w:rPr>
+  </w:style>
+  <w:style w:type="character" w:customStyle="1" w:styleId="Color888888BgB2B200">
+    <w:name w:val="Color888888BgB2B200"/>
+    <w:rPr>
+      <w:color w:val="888888"/>
+      <w:shd w:val="clear" w:color="auto" w:fill="B2B200"/>
+    </w:rPr>
+  </w:style>
+  <w:style w:type="character" w:customStyle="1" w:styleId="Color888888Bg006100">
+    <w:name w:val="Color888888Bg006100"/>
+    <w:rPr>
+      <w:color w:val="888888"/>
+      <w:shd w:val="clear" w:color="auto" w:fill="006100"/>
+    </w:rPr>
+  </w:style>
+  <w:style w:type="character" w:customStyle="1" w:styleId="Color888888Bg0047B2">
+    <w:name w:val="Color888888Bg0047B2"/>
+    <w:rPr>
+      <w:color w:val="888888"/>
+      <w:shd w:val="clear" w:color="auto" w:fill="0047B2"/>
+    </w:rPr>
+  </w:style>
+  <w:style w:type="character" w:customStyle="1" w:styleId="Color888888Bg6B24B2">
+    <w:name w:val="Color888888Bg6B24B2"/>
+    <w:rPr>
+      <w:color w:val="888888"/>
+      <w:shd w:val="clear" w:color="auto" w:fill="6B24B2"/>
+    </w:rPr>
+  </w:style>
+  <w:style w:type="character" w:customStyle="1" w:styleId="Color888888Bg444444">
+    <w:name w:val="Color888888Bg444444"/>
+    <w:rPr>
+      <w:color w:val="888888"/>
+      <w:shd w:val="clear" w:color="auto" w:fill="444444"/>
+    </w:rPr>
+  </w:style>
+  <w:style w:type="character" w:customStyle="1" w:styleId="Color888888Bg5C0000">
+    <w:name w:val="Color888888Bg5C0000"/>
+    <w:rPr>
+      <w:color w:val="888888"/>
+      <w:shd w:val="clear" w:color="auto" w:fill="5C0000"/>
+    </w:rPr>
+  </w:style>
+  <w:style w:type="character" w:customStyle="1" w:styleId="Color888888Bg663D00">
+    <w:name w:val="Color888888Bg663D00"/>
+    <w:rPr>
+      <w:color w:val="888888"/>
+      <w:shd w:val="clear" w:color="auto" w:fill="663D00"/>
+    </w:rPr>
+  </w:style>
+  <w:style w:type="character" w:customStyle="1" w:styleId="Color888888Bg666600">
+    <w:name w:val="Color888888Bg666600"/>
+    <w:rPr>
+      <w:color w:val="888888"/>
+      <w:shd w:val="clear" w:color="auto" w:fill="666600"/>
+    </w:rPr>
+  </w:style>
+  <w:style w:type="character" w:customStyle="1" w:styleId="Color888888Bg003700">
+    <w:name w:val="Color888888Bg003700"/>
+    <w:rPr>
+      <w:color w:val="888888"/>
+      <w:shd w:val="clear" w:color="auto" w:fill="003700"/>
+    </w:rPr>
+  </w:style>
+  <w:style w:type="character" w:customStyle="1" w:styleId="Color888888Bg002966">
+    <w:name w:val="Color888888Bg002966"/>
+    <w:rPr>
+      <w:color w:val="888888"/>
+      <w:shd w:val="clear" w:color="auto" w:fill="002966"/>
+    </w:rPr>
+  </w:style>
+  <w:style w:type="character" w:customStyle="1" w:styleId="Color888888Bg3D1466">
+    <w:name w:val="Color888888Bg3D1466"/>
+    <w:rPr>
+      <w:color w:val="888888"/>
+      <w:shd w:val="clear" w:color="auto" w:fill="3D1466"/>
+    </w:rPr>
+  </w:style>
+  <w:style w:type="character" w:customStyle="1" w:styleId="ColorA10000">
+    <w:name w:val="ColorA10000"/>
+    <w:rPr>
+      <w:color w:val="A10000"/>
+    </w:rPr>
+  </w:style>
+  <w:style w:type="character" w:customStyle="1" w:styleId="ColorA10000BgE60000">
+    <w:name w:val="ColorA10000BgE60000"/>
+    <w:rPr>
+      <w:color w:val="A10000"/>
+      <w:shd w:val="clear" w:color="auto" w:fill="E60000"/>
+    </w:rPr>
+  </w:style>
+  <w:style w:type="character" w:customStyle="1" w:styleId="ColorA10000BgFF9900">
+    <w:name w:val="ColorA10000BgFF9900"/>
+    <w:rPr>
+      <w:color w:val="A10000"/>
+      <w:shd w:val="clear" w:color="auto" w:fill="FF9900"/>
+    </w:rPr>
+  </w:style>
+  <w:style w:type="character" w:customStyle="1" w:styleId="ColorA10000BgFFFF00">
+    <w:name w:val="ColorA10000BgFFFF00"/>
+    <w:rPr>
+      <w:color w:val="A10000"/>
+      <w:shd w:val="clear" w:color="auto" w:fill="FFFF00"/>
+    </w:rPr>
+  </w:style>
+  <w:style w:type="character" w:customStyle="1" w:styleId="ColorA10000Bg008A00">
+    <w:name w:val="ColorA10000Bg008A00"/>
+    <w:rPr>
+      <w:color w:val="A10000"/>
+      <w:shd w:val="clear" w:color="auto" w:fill="008A00"/>
+    </w:rPr>
+  </w:style>
+  <w:style w:type="character" w:customStyle="1" w:styleId="ColorA10000Bg0066CC">
+    <w:name w:val="ColorA10000Bg0066CC"/>
+    <w:rPr>
+      <w:color w:val="A10000"/>
+      <w:shd w:val="clear" w:color="auto" w:fill="0066CC"/>
+    </w:rPr>
+  </w:style>
+  <w:style w:type="character" w:customStyle="1" w:styleId="ColorA10000Bg9933FF">
+    <w:name w:val="ColorA10000Bg9933FF"/>
+    <w:rPr>
+      <w:color w:val="A10000"/>
+      <w:shd w:val="clear" w:color="auto" w:fill="9933FF"/>
+    </w:rPr>
+  </w:style>
+  <w:style w:type="character" w:customStyle="1" w:styleId="ColorA10000BgFFFFFF">
+    <w:name w:val="ColorA10000BgFFFFFF"/>
+    <w:rPr>
+      <w:color w:val="A10000"/>
+      <w:shd w:val="clear" w:color="auto" w:fill="FFFFFF"/>
+    </w:rPr>
+  </w:style>
+  <w:style w:type="character" w:customStyle="1" w:styleId="ColorA10000BgFACCCC">
+    <w:name w:val="ColorA10000BgFACCCC"/>
+    <w:rPr>
+      <w:color w:val="A10000"/>
+      <w:shd w:val="clear" w:color="auto" w:fill="FACCCC"/>
+    </w:rPr>
+  </w:style>
+  <w:style w:type="character" w:customStyle="1" w:styleId="ColorA10000BgFFEBCC">
+    <w:name w:val="ColorA10000BgFFEBCC"/>
+    <w:rPr>
+      <w:color w:val="A10000"/>
+      <w:shd w:val="clear" w:color="auto" w:fill="FFEBCC"/>
+    </w:rPr>
+  </w:style>
+  <w:style w:type="character" w:customStyle="1" w:styleId="ColorA10000BgFFFFCC">
+    <w:name w:val="ColorA10000BgFFFFCC"/>
+    <w:rPr>
+      <w:color w:val="A10000"/>
+      <w:shd w:val="clear" w:color="auto" w:fill="FFFFCC"/>
+    </w:rPr>
+  </w:style>
+  <w:style w:type="character" w:customStyle="1" w:styleId="ColorA10000BgCCE8CC">
+    <w:name w:val="ColorA10000BgCCE8CC"/>
+    <w:rPr>
+      <w:color w:val="A10000"/>
+      <w:shd w:val="clear" w:color="auto" w:fill="CCE8CC"/>
+    </w:rPr>
+  </w:style>
+  <w:style w:type="character" w:customStyle="1" w:styleId="ColorA10000BgCCE0F5">
+    <w:name w:val="ColorA10000BgCCE0F5"/>
+    <w:rPr>
+      <w:color w:val="A10000"/>
+      <w:shd w:val="clear" w:color="auto" w:fill="CCE0F5"/>
+    </w:rPr>
+  </w:style>
+  <w:style w:type="character" w:customStyle="1" w:styleId="ColorA10000BgEBD6FF">
+    <w:name w:val="ColorA10000BgEBD6FF"/>
+    <w:rPr>
+      <w:color w:val="A10000"/>
+      <w:shd w:val="clear" w:color="auto" w:fill="EBD6FF"/>
+    </w:rPr>
+  </w:style>
+  <w:style w:type="character" w:customStyle="1" w:styleId="ColorA10000BgBBBBBB">
+    <w:name w:val="ColorA10000BgBBBBBB"/>
+    <w:rPr>
+      <w:color w:val="A10000"/>
+      <w:shd w:val="clear" w:color="auto" w:fill="BBBBBB"/>
+    </w:rPr>
+  </w:style>
+  <w:style w:type="character" w:customStyle="1" w:styleId="ColorA10000BgF06666">
+    <w:name w:val="ColorA10000BgF06666"/>
+    <w:rPr>
+      <w:color w:val="A10000"/>
+      <w:shd w:val="clear" w:color="auto" w:fill="F06666"/>
+    </w:rPr>
+  </w:style>
+  <w:style w:type="character" w:customStyle="1" w:styleId="ColorA10000BgFFC266">
+    <w:name w:val="ColorA10000BgFFC266"/>
+    <w:rPr>
+      <w:color w:val="A10000"/>
+      <w:shd w:val="clear" w:color="auto" w:fill="FFC266"/>
+    </w:rPr>
+  </w:style>
+  <w:style w:type="character" w:customStyle="1" w:styleId="ColorA10000BgFFFF66">
+    <w:name w:val="ColorA10000BgFFFF66"/>
+    <w:rPr>
+      <w:color w:val="A10000"/>
+      <w:shd w:val="clear" w:color="auto" w:fill="FFFF66"/>
+    </w:rPr>
+  </w:style>
+  <w:style w:type="character" w:customStyle="1" w:styleId="ColorA10000Bg66B966">
+    <w:name w:val="ColorA10000Bg66B966"/>
+    <w:rPr>
+      <w:color w:val="A10000"/>
+      <w:shd w:val="clear" w:color="auto" w:fill="66B966"/>
+    </w:rPr>
+  </w:style>
+  <w:style w:type="character" w:customStyle="1" w:styleId="ColorA10000Bg66A3E0">
+    <w:name w:val="ColorA10000Bg66A3E0"/>
+    <w:rPr>
+      <w:color w:val="A10000"/>
+      <w:shd w:val="clear" w:color="auto" w:fill="66A3E0"/>
+    </w:rPr>
+  </w:style>
+  <w:style w:type="character" w:customStyle="1" w:styleId="ColorA10000BgC285FF">
+    <w:name w:val="ColorA10000BgC285FF"/>
+    <w:rPr>
+      <w:color w:val="A10000"/>
+      <w:shd w:val="clear" w:color="auto" w:fill="C285FF"/>
+    </w:rPr>
+  </w:style>
+  <w:style w:type="character" w:customStyle="1" w:styleId="ColorA10000Bg888888">
+    <w:name w:val="ColorA10000Bg888888"/>
+    <w:rPr>
+      <w:color w:val="A10000"/>
+      <w:shd w:val="clear" w:color="auto" w:fill="888888"/>
+    </w:rPr>
+  </w:style>
+  <w:style w:type="character" w:customStyle="1" w:styleId="ColorA10000BgA10000">
+    <w:name w:val="ColorA10000BgA10000"/>
+    <w:rPr>
+      <w:color w:val="A10000"/>
+      <w:shd w:val="clear" w:color="auto" w:fill="A10000"/>
+    </w:rPr>
+  </w:style>
+  <w:style w:type="character" w:customStyle="1" w:styleId="ColorA10000BgB26B00">
+    <w:name w:val="ColorA10000BgB26B00"/>
+    <w:rPr>
+      <w:color w:val="A10000"/>
+      <w:shd w:val="clear" w:color="auto" w:fill="B26B00"/>
+    </w:rPr>
+  </w:style>
+  <w:style w:type="character" w:customStyle="1" w:styleId="ColorA10000BgB2B200">
+    <w:name w:val="ColorA10000BgB2B200"/>
+    <w:rPr>
+      <w:color w:val="A10000"/>
+      <w:shd w:val="clear" w:color="auto" w:fill="B2B200"/>
+    </w:rPr>
+  </w:style>
+  <w:style w:type="character" w:customStyle="1" w:styleId="ColorA10000Bg006100">
+    <w:name w:val="ColorA10000Bg006100"/>
+    <w:rPr>
+      <w:color w:val="A10000"/>
+      <w:shd w:val="clear" w:color="auto" w:fill="006100"/>
+    </w:rPr>
+  </w:style>
+  <w:style w:type="character" w:customStyle="1" w:styleId="ColorA10000Bg0047B2">
+    <w:name w:val="ColorA10000Bg0047B2"/>
+    <w:rPr>
+      <w:color w:val="A10000"/>
+      <w:shd w:val="clear" w:color="auto" w:fill="0047B2"/>
+    </w:rPr>
+  </w:style>
+  <w:style w:type="character" w:customStyle="1" w:styleId="ColorA10000Bg6B24B2">
+    <w:name w:val="ColorA10000Bg6B24B2"/>
+    <w:rPr>
+      <w:color w:val="A10000"/>
+      <w:shd w:val="clear" w:color="auto" w:fill="6B24B2"/>
+    </w:rPr>
+  </w:style>
+  <w:style w:type="character" w:customStyle="1" w:styleId="ColorA10000Bg444444">
+    <w:name w:val="ColorA10000Bg444444"/>
+    <w:rPr>
+      <w:color w:val="A10000"/>
+      <w:shd w:val="clear" w:color="auto" w:fill="444444"/>
+    </w:rPr>
+  </w:style>
+  <w:style w:type="character" w:customStyle="1" w:styleId="ColorA10000Bg5C0000">
+    <w:name w:val="ColorA10000Bg5C0000"/>
+    <w:rPr>
+      <w:color w:val="A10000"/>
+      <w:shd w:val="clear" w:color="auto" w:fill="5C0000"/>
+    </w:rPr>
+  </w:style>
+  <w:style w:type="character" w:customStyle="1" w:styleId="ColorA10000Bg663D00">
+    <w:name w:val="ColorA10000Bg663D00"/>
+    <w:rPr>
+      <w:color w:val="A10000"/>
+      <w:shd w:val="clear" w:color="auto" w:fill="663D00"/>
+    </w:rPr>
+  </w:style>
+  <w:style w:type="character" w:customStyle="1" w:styleId="ColorA10000Bg666600">
+    <w:name w:val="ColorA10000Bg666600"/>
+    <w:rPr>
+      <w:color w:val="A10000"/>
+      <w:shd w:val="clear" w:color="auto" w:fill="666600"/>
+    </w:rPr>
+  </w:style>
+  <w:style w:type="character" w:customStyle="1" w:styleId="ColorA10000Bg003700">
+    <w:name w:val="ColorA10000Bg003700"/>
+    <w:rPr>
+      <w:color w:val="A10000"/>
+      <w:shd w:val="clear" w:color="auto" w:fill="003700"/>
+    </w:rPr>
+  </w:style>
+  <w:style w:type="character" w:customStyle="1" w:styleId="ColorA10000Bg002966">
+    <w:name w:val="ColorA10000Bg002966"/>
+    <w:rPr>
+      <w:color w:val="A10000"/>
+      <w:shd w:val="clear" w:color="auto" w:fill="002966"/>
+    </w:rPr>
+  </w:style>
+  <w:style w:type="character" w:customStyle="1" w:styleId="ColorA10000Bg3D1466">
+    <w:name w:val="ColorA10000Bg3D1466"/>
+    <w:rPr>
+      <w:color w:val="A10000"/>
+      <w:shd w:val="clear" w:color="auto" w:fill="3D1466"/>
+    </w:rPr>
+  </w:style>
+  <w:style w:type="character" w:customStyle="1" w:styleId="ColorB26B00">
+    <w:name w:val="ColorB26B00"/>
+    <w:rPr>
+      <w:color w:val="B26B00"/>
+    </w:rPr>
+  </w:style>
+  <w:style w:type="character" w:customStyle="1" w:styleId="ColorB26B00BgE60000">
+    <w:name w:val="ColorB26B00BgE60000"/>
+    <w:rPr>
+      <w:color w:val="B26B00"/>
+      <w:shd w:val="clear" w:color="auto" w:fill="E60000"/>
+    </w:rPr>
+  </w:style>
+  <w:style w:type="character" w:customStyle="1" w:styleId="ColorB26B00BgFF9900">
+    <w:name w:val="ColorB26B00BgFF9900"/>
+    <w:rPr>
+      <w:color w:val="B26B00"/>
+      <w:shd w:val="clear" w:color="auto" w:fill="FF9900"/>
+    </w:rPr>
+  </w:style>
+  <w:style w:type="character" w:customStyle="1" w:styleId="ColorB26B00BgFFFF00">
+    <w:name w:val="ColorB26B00BgFFFF00"/>
+    <w:rPr>
+      <w:color w:val="B26B00"/>
+      <w:shd w:val="clear" w:color="auto" w:fill="FFFF00"/>
+    </w:rPr>
+  </w:style>
+  <w:style w:type="character" w:customStyle="1" w:styleId="ColorB26B00Bg008A00">
+    <w:name w:val="ColorB26B00Bg008A00"/>
+    <w:rPr>
+      <w:color w:val="B26B00"/>
+      <w:shd w:val="clear" w:color="auto" w:fill="008A00"/>
+    </w:rPr>
+  </w:style>
+  <w:style w:type="character" w:customStyle="1" w:styleId="ColorB26B00Bg0066CC">
+    <w:name w:val="ColorB26B00Bg0066CC"/>
+    <w:rPr>
+      <w:color w:val="B26B00"/>
+      <w:shd w:val="clear" w:color="auto" w:fill="0066CC"/>
+    </w:rPr>
+  </w:style>
+  <w:style w:type="character" w:customStyle="1" w:styleId="ColorB26B00Bg9933FF">
+    <w:name w:val="ColorB26B00Bg9933FF"/>
+    <w:rPr>
+      <w:color w:val="B26B00"/>
+      <w:shd w:val="clear" w:color="auto" w:fill="9933FF"/>
+    </w:rPr>
+  </w:style>
+  <w:style w:type="character" w:customStyle="1" w:styleId="ColorB26B00BgFFFFFF">
+    <w:name w:val="ColorB26B00BgFFFFFF"/>
+    <w:rPr>
+      <w:color w:val="B26B00"/>
+      <w:shd w:val="clear" w:color="auto" w:fill="FFFFFF"/>
+    </w:rPr>
+  </w:style>
+  <w:style w:type="character" w:customStyle="1" w:styleId="ColorB26B00BgFACCCC">
+    <w:name w:val="ColorB26B00BgFACCCC"/>
+    <w:rPr>
+      <w:color w:val="B26B00"/>
+      <w:shd w:val="clear" w:color="auto" w:fill="FACCCC"/>
+    </w:rPr>
+  </w:style>
+  <w:style w:type="character" w:customStyle="1" w:styleId="ColorB26B00BgFFEBCC">
+    <w:name w:val="ColorB26B00BgFFEBCC"/>
+    <w:rPr>
+      <w:color w:val="B26B00"/>
+      <w:shd w:val="clear" w:color="auto" w:fill="FFEBCC"/>
+    </w:rPr>
+  </w:style>
+  <w:style w:type="character" w:customStyle="1" w:styleId="ColorB26B00BgFFFFCC">
+    <w:name w:val="ColorB26B00BgFFFFCC"/>
+    <w:rPr>
+      <w:color w:val="B26B00"/>
+      <w:shd w:val="clear" w:color="auto" w:fill="FFFFCC"/>
+    </w:rPr>
+  </w:style>
+  <w:style w:type="character" w:customStyle="1" w:styleId="ColorB26B00BgCCE8CC">
+    <w:name w:val="ColorB26B00BgCCE8CC"/>
+    <w:rPr>
+      <w:color w:val="B26B00"/>
+      <w:shd w:val="clear" w:color="auto" w:fill="CCE8CC"/>
+    </w:rPr>
+  </w:style>
+  <w:style w:type="character" w:customStyle="1" w:styleId="ColorB26B00BgCCE0F5">
+    <w:name w:val="ColorB26B00BgCCE0F5"/>
+    <w:rPr>
+      <w:color w:val="B26B00"/>
+      <w:shd w:val="clear" w:color="auto" w:fill="CCE0F5"/>
+    </w:rPr>
+  </w:style>
+  <w:style w:type="character" w:customStyle="1" w:styleId="ColorB26B00BgEBD6FF">
+    <w:name w:val="ColorB26B00BgEBD6FF"/>
+    <w:rPr>
+      <w:color w:val="B26B00"/>
+      <w:shd w:val="clear" w:color="auto" w:fill="EBD6FF"/>
+    </w:rPr>
+  </w:style>
+  <w:style w:type="character" w:customStyle="1" w:styleId="ColorB26B00BgBBBBBB">
+    <w:name w:val="ColorB26B00BgBBBBBB"/>
+    <w:rPr>
+      <w:color w:val="B26B00"/>
+      <w:shd w:val="clear" w:color="auto" w:fill="BBBBBB"/>
+    </w:rPr>
+  </w:style>
+  <w:style w:type="character" w:customStyle="1" w:styleId="ColorB26B00BgF06666">
+    <w:name w:val="ColorB26B00BgF06666"/>
+    <w:rPr>
+      <w:color w:val="B26B00"/>
+      <w:shd w:val="clear" w:color="auto" w:fill="F06666"/>
+    </w:rPr>
+  </w:style>
+  <w:style w:type="character" w:customStyle="1" w:styleId="ColorB26B00BgFFC266">
+    <w:name w:val="ColorB26B00BgFFC266"/>
+    <w:rPr>
+      <w:color w:val="B26B00"/>
+      <w:shd w:val="clear" w:color="auto" w:fill="FFC266"/>
+    </w:rPr>
+  </w:style>
+  <w:style w:type="character" w:customStyle="1" w:styleId="ColorB26B00BgFFFF66">
+    <w:name w:val="ColorB26B00BgFFFF66"/>
+    <w:rPr>
+      <w:color w:val="B26B00"/>
+      <w:shd w:val="clear" w:color="auto" w:fill="FFFF66"/>
+    </w:rPr>
+  </w:style>
+  <w:style w:type="character" w:customStyle="1" w:styleId="ColorB26B00Bg66B966">
+    <w:name w:val="ColorB26B00Bg66B966"/>
+    <w:rPr>
+      <w:color w:val="B26B00"/>
+      <w:shd w:val="clear" w:color="auto" w:fill="66B966"/>
+    </w:rPr>
+  </w:style>
+  <w:style w:type="character" w:customStyle="1" w:styleId="ColorB26B00Bg66A3E0">
+    <w:name w:val="ColorB26B00Bg66A3E0"/>
+    <w:rPr>
+      <w:color w:val="B26B00"/>
+      <w:shd w:val="clear" w:color="auto" w:fill="66A3E0"/>
+    </w:rPr>
+  </w:style>
+  <w:style w:type="character" w:customStyle="1" w:styleId="ColorB26B00BgC285FF">
+    <w:name w:val="ColorB26B00BgC285FF"/>
+    <w:rPr>
+      <w:color w:val="B26B00"/>
+      <w:shd w:val="clear" w:color="auto" w:fill="C285FF"/>
+    </w:rPr>
+  </w:style>
+  <w:style w:type="character" w:customStyle="1" w:styleId="ColorB26B00Bg888888">
+    <w:name w:val="ColorB26B00Bg888888"/>
+    <w:rPr>
+      <w:color w:val="B26B00"/>
+      <w:shd w:val="clear" w:color="auto" w:fill="888888"/>
+    </w:rPr>
+  </w:style>
+  <w:style w:type="character" w:customStyle="1" w:styleId="ColorB26B00BgA10000">
+    <w:name w:val="ColorB26B00BgA10000"/>
+    <w:rPr>
+      <w:color w:val="B26B00"/>
+      <w:shd w:val="clear" w:color="auto" w:fill="A10000"/>
+    </w:rPr>
+  </w:style>
+  <w:style w:type="character" w:customStyle="1" w:styleId="ColorB26B00BgB26B00">
+    <w:name w:val="ColorB26B00BgB26B00"/>
+    <w:rPr>
+      <w:color w:val="B26B00"/>
+      <w:shd w:val="clear" w:color="auto" w:fill="B26B00"/>
+    </w:rPr>
+  </w:style>
+  <w:style w:type="character" w:customStyle="1" w:styleId="ColorB26B00BgB2B200">
+    <w:name w:val="ColorB26B00BgB2B200"/>
+    <w:rPr>
+      <w:color w:val="B26B00"/>
+      <w:shd w:val="clear" w:color="auto" w:fill="B2B200"/>
+    </w:rPr>
+  </w:style>
+  <w:style w:type="character" w:customStyle="1" w:styleId="ColorB26B00Bg006100">
+    <w:name w:val="ColorB26B00Bg006100"/>
+    <w:rPr>
+      <w:color w:val="B26B00"/>
+      <w:shd w:val="clear" w:color="auto" w:fill="006100"/>
+    </w:rPr>
+  </w:style>
+  <w:style w:type="character" w:customStyle="1" w:styleId="ColorB26B00Bg0047B2">
+    <w:name w:val="ColorB26B00Bg0047B2"/>
+    <w:rPr>
+      <w:color w:val="B26B00"/>
+      <w:shd w:val="clear" w:color="auto" w:fill="0047B2"/>
+    </w:rPr>
+  </w:style>
+  <w:style w:type="character" w:customStyle="1" w:styleId="ColorB26B00Bg6B24B2">
+    <w:name w:val="ColorB26B00Bg6B24B2"/>
+    <w:rPr>
+      <w:color w:val="B26B00"/>
+      <w:shd w:val="clear" w:color="auto" w:fill="6B24B2"/>
+    </w:rPr>
+  </w:style>
+  <w:style w:type="character" w:customStyle="1" w:styleId="ColorB26B00Bg444444">
+    <w:name w:val="ColorB26B00Bg444444"/>
+    <w:rPr>
+      <w:color w:val="B26B00"/>
+      <w:shd w:val="clear" w:color="auto" w:fill="444444"/>
+    </w:rPr>
+  </w:style>
+  <w:style w:type="character" w:customStyle="1" w:styleId="ColorB26B00Bg5C0000">
+    <w:name w:val="ColorB26B00Bg5C0000"/>
+    <w:rPr>
+      <w:color w:val="B26B00"/>
+      <w:shd w:val="clear" w:color="auto" w:fill="5C0000"/>
+    </w:rPr>
+  </w:style>
+  <w:style w:type="character" w:customStyle="1" w:styleId="ColorB26B00Bg663D00">
+    <w:name w:val="ColorB26B00Bg663D00"/>
+    <w:rPr>
+      <w:color w:val="B26B00"/>
+      <w:shd w:val="clear" w:color="auto" w:fill="663D00"/>
+    </w:rPr>
+  </w:style>
+  <w:style w:type="character" w:customStyle="1" w:styleId="ColorB26B00Bg666600">
+    <w:name w:val="ColorB26B00Bg666600"/>
+    <w:rPr>
+      <w:color w:val="B26B00"/>
+      <w:shd w:val="clear" w:color="auto" w:fill="666600"/>
+    </w:rPr>
+  </w:style>
+  <w:style w:type="character" w:customStyle="1" w:styleId="ColorB26B00Bg003700">
+    <w:name w:val="ColorB26B00Bg003700"/>
+    <w:rPr>
+      <w:color w:val="B26B00"/>
+      <w:shd w:val="clear" w:color="auto" w:fill="003700"/>
+    </w:rPr>
+  </w:style>
+  <w:style w:type="character" w:customStyle="1" w:styleId="ColorB26B00Bg002966">
+    <w:name w:val="ColorB26B00Bg002966"/>
+    <w:rPr>
+      <w:color w:val="B26B00"/>
+      <w:shd w:val="clear" w:color="auto" w:fill="002966"/>
+    </w:rPr>
+  </w:style>
+  <w:style w:type="character" w:customStyle="1" w:styleId="ColorB26B00Bg3D1466">
+    <w:name w:val="ColorB26B00Bg3D1466"/>
+    <w:rPr>
+      <w:color w:val="B26B00"/>
+      <w:shd w:val="clear" w:color="auto" w:fill="3D1466"/>
+    </w:rPr>
+  </w:style>
+  <w:style w:type="character" w:customStyle="1" w:styleId="ColorB2B200">
+    <w:name w:val="ColorB2B200"/>
+    <w:rPr>
+      <w:color w:val="B2B200"/>
+    </w:rPr>
+  </w:style>
+  <w:style w:type="character" w:customStyle="1" w:styleId="ColorB2B200BgE60000">
+    <w:name w:val="ColorB2B200BgE60000"/>
+    <w:rPr>
+      <w:color w:val="B2B200"/>
+      <w:shd w:val="clear" w:color="auto" w:fill="E60000"/>
+    </w:rPr>
+  </w:style>
+  <w:style w:type="character" w:customStyle="1" w:styleId="ColorB2B200BgFF9900">
+    <w:name w:val="ColorB2B200BgFF9900"/>
+    <w:rPr>
+      <w:color w:val="B2B200"/>
+      <w:shd w:val="clear" w:color="auto" w:fill="FF9900"/>
+    </w:rPr>
+  </w:style>
+  <w:style w:type="character" w:customStyle="1" w:styleId="ColorB2B200BgFFFF00">
+    <w:name w:val="ColorB2B200BgFFFF00"/>
+    <w:rPr>
+      <w:color w:val="B2B200"/>
+      <w:shd w:val="clear" w:color="auto" w:fill="FFFF00"/>
+    </w:rPr>
+  </w:style>
+  <w:style w:type="character" w:customStyle="1" w:styleId="ColorB2B200Bg008A00">
+    <w:name w:val="ColorB2B200Bg008A00"/>
+    <w:rPr>
+      <w:color w:val="B2B200"/>
+      <w:shd w:val="clear" w:color="auto" w:fill="008A00"/>
+    </w:rPr>
+  </w:style>
+  <w:style w:type="character" w:customStyle="1" w:styleId="ColorB2B200Bg0066CC">
+    <w:name w:val="ColorB2B200Bg0066CC"/>
+    <w:rPr>
+      <w:color w:val="B2B200"/>
+      <w:shd w:val="clear" w:color="auto" w:fill="0066CC"/>
+    </w:rPr>
+  </w:style>
+  <w:style w:type="character" w:customStyle="1" w:styleId="ColorB2B200Bg9933FF">
+    <w:name w:val="ColorB2B200Bg9933FF"/>
+    <w:rPr>
+      <w:color w:val="B2B200"/>
+      <w:shd w:val="clear" w:color="auto" w:fill="9933FF"/>
+    </w:rPr>
+  </w:style>
+  <w:style w:type="character" w:customStyle="1" w:styleId="ColorB2B200BgFFFFFF">
+    <w:name w:val="ColorB2B200BgFFFFFF"/>
+    <w:rPr>
+      <w:color w:val="B2B200"/>
+      <w:shd w:val="clear" w:color="auto" w:fill="FFFFFF"/>
+    </w:rPr>
+  </w:style>
+  <w:style w:type="character" w:customStyle="1" w:styleId="ColorB2B200BgFACCCC">
+    <w:name w:val="ColorB2B200BgFACCCC"/>
+    <w:rPr>
+      <w:color w:val="B2B200"/>
+      <w:shd w:val="clear" w:color="auto" w:fill="FACCCC"/>
+    </w:rPr>
+  </w:style>
+  <w:style w:type="character" w:customStyle="1" w:styleId="ColorB2B200BgFFEBCC">
+    <w:name w:val="ColorB2B200BgFFEBCC"/>
+    <w:rPr>
+      <w:color w:val="B2B200"/>
+      <w:shd w:val="clear" w:color="auto" w:fill="FFEBCC"/>
+    </w:rPr>
+  </w:style>
+  <w:style w:type="character" w:customStyle="1" w:styleId="ColorB2B200BgFFFFCC">
+    <w:name w:val="ColorB2B200BgFFFFCC"/>
+    <w:rPr>
+      <w:color w:val="B2B200"/>
+      <w:shd w:val="clear" w:color="auto" w:fill="FFFFCC"/>
+    </w:rPr>
+  </w:style>
+  <w:style w:type="character" w:customStyle="1" w:styleId="ColorB2B200BgCCE8CC">
+    <w:name w:val="ColorB2B200BgCCE8CC"/>
+    <w:rPr>
+      <w:color w:val="B2B200"/>
+      <w:shd w:val="clear" w:color="auto" w:fill="CCE8CC"/>
+    </w:rPr>
+  </w:style>
+  <w:style w:type="character" w:customStyle="1" w:styleId="ColorB2B200BgCCE0F5">
+    <w:name w:val="ColorB2B200BgCCE0F5"/>
+    <w:rPr>
+      <w:color w:val="B2B200"/>
+      <w:shd w:val="clear" w:color="auto" w:fill="CCE0F5"/>
+    </w:rPr>
+  </w:style>
+  <w:style w:type="character" w:customStyle="1" w:styleId="ColorB2B200BgEBD6FF">
+    <w:name w:val="ColorB2B200BgEBD6FF"/>
+    <w:rPr>
+      <w:color w:val="B2B200"/>
+      <w:shd w:val="clear" w:color="auto" w:fill="EBD6FF"/>
+    </w:rPr>
+  </w:style>
+  <w:style w:type="character" w:customStyle="1" w:styleId="ColorB2B200BgBBBBBB">
+    <w:name w:val="ColorB2B200BgBBBBBB"/>
+    <w:rPr>
+      <w:color w:val="B2B200"/>
+      <w:shd w:val="clear" w:color="auto" w:fill="BBBBBB"/>
+    </w:rPr>
+  </w:style>
+  <w:style w:type="character" w:customStyle="1" w:styleId="ColorB2B200BgF06666">
+    <w:name w:val="ColorB2B200BgF06666"/>
+    <w:rPr>
+      <w:color w:val="B2B200"/>
+      <w:shd w:val="clear" w:color="auto" w:fill="F06666"/>
+    </w:rPr>
+  </w:style>
+  <w:style w:type="character" w:customStyle="1" w:styleId="ColorB2B200BgFFC266">
+    <w:name w:val="ColorB2B200BgFFC266"/>
+    <w:rPr>
+      <w:color w:val="B2B200"/>
+      <w:shd w:val="clear" w:color="auto" w:fill="FFC266"/>
+    </w:rPr>
+  </w:style>
+  <w:style w:type="character" w:customStyle="1" w:styleId="ColorB2B200BgFFFF66">
+    <w:name w:val="ColorB2B200BgFFFF66"/>
+    <w:rPr>
+      <w:color w:val="B2B200"/>
+      <w:shd w:val="clear" w:color="auto" w:fill="FFFF66"/>
+    </w:rPr>
+  </w:style>
+  <w:style w:type="character" w:customStyle="1" w:styleId="ColorB2B200Bg66B966">
+    <w:name w:val="ColorB2B200Bg66B966"/>
+    <w:rPr>
+      <w:color w:val="B2B200"/>
+      <w:shd w:val="clear" w:color="auto" w:fill="66B966"/>
+    </w:rPr>
+  </w:style>
+  <w:style w:type="character" w:customStyle="1" w:styleId="ColorB2B200Bg66A3E0">
+    <w:name w:val="ColorB2B200Bg66A3E0"/>
+    <w:rPr>
+      <w:color w:val="B2B200"/>
+      <w:shd w:val="clear" w:color="auto" w:fill="66A3E0"/>
+    </w:rPr>
+  </w:style>
+  <w:style w:type="character" w:customStyle="1" w:styleId="ColorB2B200BgC285FF">
+    <w:name w:val="ColorB2B200BgC285FF"/>
+    <w:rPr>
+      <w:color w:val="B2B200"/>
+      <w:shd w:val="clear" w:color="auto" w:fill="C285FF"/>
+    </w:rPr>
+  </w:style>
+  <w:style w:type="character" w:customStyle="1" w:styleId="ColorB2B200Bg888888">
+    <w:name w:val="ColorB2B200Bg888888"/>
+    <w:rPr>
+      <w:color w:val="B2B200"/>
+      <w:shd w:val="clear" w:color="auto" w:fill="888888"/>
+    </w:rPr>
+  </w:style>
+  <w:style w:type="character" w:customStyle="1" w:styleId="ColorB2B200BgA10000">
+    <w:name w:val="ColorB2B200BgA10000"/>
+    <w:rPr>
+      <w:color w:val="B2B200"/>
+      <w:shd w:val="clear" w:color="auto" w:fill="A10000"/>
+    </w:rPr>
+  </w:style>
+  <w:style w:type="character" w:customStyle="1" w:styleId="ColorB2B200BgB26B00">
+    <w:name w:val="ColorB2B200BgB26B00"/>
+    <w:rPr>
+      <w:color w:val="B2B200"/>
+      <w:shd w:val="clear" w:color="auto" w:fill="B26B00"/>
+    </w:rPr>
+  </w:style>
+  <w:style w:type="character" w:customStyle="1" w:styleId="ColorB2B200BgB2B200">
+    <w:name w:val="ColorB2B200BgB2B200"/>
+    <w:rPr>
+      <w:color w:val="B2B200"/>
+      <w:shd w:val="clear" w:color="auto" w:fill="B2B200"/>
+    </w:rPr>
+  </w:style>
+  <w:style w:type="character" w:customStyle="1" w:styleId="ColorB2B200Bg006100">
+    <w:name w:val="ColorB2B200Bg006100"/>
+    <w:rPr>
+      <w:color w:val="B2B200"/>
+      <w:shd w:val="clear" w:color="auto" w:fill="006100"/>
+    </w:rPr>
+  </w:style>
+  <w:style w:type="character" w:customStyle="1" w:styleId="ColorB2B200Bg0047B2">
+    <w:name w:val="ColorB2B200Bg0047B2"/>
+    <w:rPr>
+      <w:color w:val="B2B200"/>
+      <w:shd w:val="clear" w:color="auto" w:fill="0047B2"/>
+    </w:rPr>
+  </w:style>
+  <w:style w:type="character" w:customStyle="1" w:styleId="ColorB2B200Bg6B24B2">
+    <w:name w:val="ColorB2B200Bg6B24B2"/>
+    <w:rPr>
+      <w:color w:val="B2B200"/>
+      <w:shd w:val="clear" w:color="auto" w:fill="6B24B2"/>
+    </w:rPr>
+  </w:style>
+  <w:style w:type="character" w:customStyle="1" w:styleId="ColorB2B200Bg444444">
+    <w:name w:val="ColorB2B200Bg444444"/>
+    <w:rPr>
+      <w:color w:val="B2B200"/>
+      <w:shd w:val="clear" w:color="auto" w:fill="444444"/>
+    </w:rPr>
+  </w:style>
+  <w:style w:type="character" w:customStyle="1" w:styleId="ColorB2B200Bg5C0000">
+    <w:name w:val="ColorB2B200Bg5C0000"/>
+    <w:rPr>
+      <w:color w:val="B2B200"/>
+      <w:shd w:val="clear" w:color="auto" w:fill="5C0000"/>
+    </w:rPr>
+  </w:style>
+  <w:style w:type="character" w:customStyle="1" w:styleId="ColorB2B200Bg663D00">
+    <w:name w:val="ColorB2B200Bg663D00"/>
+    <w:rPr>
+      <w:color w:val="B2B200"/>
+      <w:shd w:val="clear" w:color="auto" w:fill="663D00"/>
+    </w:rPr>
+  </w:style>
+  <w:style w:type="character" w:customStyle="1" w:styleId="ColorB2B200Bg666600">
+    <w:name w:val="ColorB2B200Bg666600"/>
+    <w:rPr>
+      <w:color w:val="B2B200"/>
+      <w:shd w:val="clear" w:color="auto" w:fill="666600"/>
+    </w:rPr>
+  </w:style>
+  <w:style w:type="character" w:customStyle="1" w:styleId="ColorB2B200Bg003700">
+    <w:name w:val="ColorB2B200Bg003700"/>
+    <w:rPr>
+      <w:color w:val="B2B200"/>
+      <w:shd w:val="clear" w:color="auto" w:fill="003700"/>
+    </w:rPr>
+  </w:style>
+  <w:style w:type="character" w:customStyle="1" w:styleId="ColorB2B200Bg002966">
+    <w:name w:val="ColorB2B200Bg002966"/>
+    <w:rPr>
+      <w:color w:val="B2B200"/>
+      <w:shd w:val="clear" w:color="auto" w:fill="002966"/>
+    </w:rPr>
+  </w:style>
+  <w:style w:type="character" w:customStyle="1" w:styleId="ColorB2B200Bg3D1466">
+    <w:name w:val="ColorB2B200Bg3D1466"/>
+    <w:rPr>
+      <w:color w:val="B2B200"/>
+      <w:shd w:val="clear" w:color="auto" w:fill="3D1466"/>
+    </w:rPr>
+  </w:style>
+  <w:style w:type="character" w:customStyle="1" w:styleId="Color006100">
+    <w:name w:val="Color006100"/>
+    <w:rPr>
+      <w:color w:val="006100"/>
+    </w:rPr>
+  </w:style>
+  <w:style w:type="character" w:customStyle="1" w:styleId="Color006100BgE60000">
+    <w:name w:val="Color006100BgE60000"/>
+    <w:rPr>
+      <w:color w:val="006100"/>
+      <w:shd w:val="clear" w:color="auto" w:fill="E60000"/>
+    </w:rPr>
+  </w:style>
+  <w:style w:type="character" w:customStyle="1" w:styleId="Color006100BgFF9900">
+    <w:name w:val="Color006100BgFF9900"/>
+    <w:rPr>
+      <w:color w:val="006100"/>
+      <w:shd w:val="clear" w:color="auto" w:fill="FF9900"/>
+    </w:rPr>
+  </w:style>
+  <w:style w:type="character" w:customStyle="1" w:styleId="Color006100BgFFFF00">
+    <w:name w:val="Color006100BgFFFF00"/>
+    <w:rPr>
+      <w:color w:val="006100"/>
+      <w:shd w:val="clear" w:color="auto" w:fill="FFFF00"/>
+    </w:rPr>
+  </w:style>
+  <w:style w:type="character" w:customStyle="1" w:styleId="Color006100Bg008A00">
+    <w:name w:val="Color006100Bg008A00"/>
+    <w:rPr>
+      <w:color w:val="006100"/>
+      <w:shd w:val="clear" w:color="auto" w:fill="008A00"/>
+    </w:rPr>
+  </w:style>
+  <w:style w:type="character" w:customStyle="1" w:styleId="Color006100Bg0066CC">
+    <w:name w:val="Color006100Bg0066CC"/>
+    <w:rPr>
+      <w:color w:val="006100"/>
+      <w:shd w:val="clear" w:color="auto" w:fill="0066CC"/>
+    </w:rPr>
+  </w:style>
+  <w:style w:type="character" w:customStyle="1" w:styleId="Color006100Bg9933FF">
+    <w:name w:val="Color006100Bg9933FF"/>
+    <w:rPr>
+      <w:color w:val="006100"/>
+      <w:shd w:val="clear" w:color="auto" w:fill="9933FF"/>
+    </w:rPr>
+  </w:style>
+  <w:style w:type="character" w:customStyle="1" w:styleId="Color006100BgFFFFFF">
+    <w:name w:val="Color006100BgFFFFFF"/>
+    <w:rPr>
+      <w:color w:val="006100"/>
+      <w:shd w:val="clear" w:color="auto" w:fill="FFFFFF"/>
+    </w:rPr>
+  </w:style>
+  <w:style w:type="character" w:customStyle="1" w:styleId="Color006100BgFACCCC">
+    <w:name w:val="Color006100BgFACCCC"/>
+    <w:rPr>
+      <w:color w:val="006100"/>
+      <w:shd w:val="clear" w:color="auto" w:fill="FACCCC"/>
+    </w:rPr>
+  </w:style>
+  <w:style w:type="character" w:customStyle="1" w:styleId="Color006100BgFFEBCC">
+    <w:name w:val="Color006100BgFFEBCC"/>
+    <w:rPr>
+      <w:color w:val="006100"/>
+      <w:shd w:val="clear" w:color="auto" w:fill="FFEBCC"/>
+    </w:rPr>
+  </w:style>
+  <w:style w:type="character" w:customStyle="1" w:styleId="Color006100BgFFFFCC">
+    <w:name w:val="Color006100BgFFFFCC"/>
+    <w:rPr>
+      <w:color w:val="006100"/>
+      <w:shd w:val="clear" w:color="auto" w:fill="FFFFCC"/>
+    </w:rPr>
+  </w:style>
+  <w:style w:type="character" w:customStyle="1" w:styleId="Color006100BgCCE8CC">
+    <w:name w:val="Color006100BgCCE8CC"/>
+    <w:rPr>
+      <w:color w:val="006100"/>
+      <w:shd w:val="clear" w:color="auto" w:fill="CCE8CC"/>
+    </w:rPr>
+  </w:style>
+  <w:style w:type="character" w:customStyle="1" w:styleId="Color006100BgCCE0F5">
+    <w:name w:val="Color006100BgCCE0F5"/>
+    <w:rPr>
+      <w:color w:val="006100"/>
+      <w:shd w:val="clear" w:color="auto" w:fill="CCE0F5"/>
+    </w:rPr>
+  </w:style>
+  <w:style w:type="character" w:customStyle="1" w:styleId="Color006100BgEBD6FF">
+    <w:name w:val="Color006100BgEBD6FF"/>
+    <w:rPr>
+      <w:color w:val="006100"/>
+      <w:shd w:val="clear" w:color="auto" w:fill="EBD6FF"/>
+    </w:rPr>
+  </w:style>
+  <w:style w:type="character" w:customStyle="1" w:styleId="Color006100BgBBBBBB">
+    <w:name w:val="Color006100BgBBBBBB"/>
+    <w:rPr>
+      <w:color w:val="006100"/>
+      <w:shd w:val="clear" w:color="auto" w:fill="BBBBBB"/>
+    </w:rPr>
+  </w:style>
+  <w:style w:type="character" w:customStyle="1" w:styleId="Color006100BgF06666">
+    <w:name w:val="Color006100BgF06666"/>
+    <w:rPr>
+      <w:color w:val="006100"/>
+      <w:shd w:val="clear" w:color="auto" w:fill="F06666"/>
+    </w:rPr>
+  </w:style>
+  <w:style w:type="character" w:customStyle="1" w:styleId="Color006100BgFFC266">
+    <w:name w:val="Color006100BgFFC266"/>
+    <w:rPr>
+      <w:color w:val="006100"/>
+      <w:shd w:val="clear" w:color="auto" w:fill="FFC266"/>
+    </w:rPr>
+  </w:style>
+  <w:style w:type="character" w:customStyle="1" w:styleId="Color006100BgFFFF66">
+    <w:name w:val="Color006100BgFFFF66"/>
+    <w:rPr>
+      <w:color w:val="006100"/>
+      <w:shd w:val="clear" w:color="auto" w:fill="FFFF66"/>
+    </w:rPr>
+  </w:style>
+  <w:style w:type="character" w:customStyle="1" w:styleId="Color006100Bg66B966">
+    <w:name w:val="Color006100Bg66B966"/>
+    <w:rPr>
+      <w:color w:val="006100"/>
+      <w:shd w:val="clear" w:color="auto" w:fill="66B966"/>
+    </w:rPr>
+  </w:style>
+  <w:style w:type="character" w:customStyle="1" w:styleId="Color006100Bg66A3E0">
+    <w:name w:val="Color006100Bg66A3E0"/>
+    <w:rPr>
+      <w:color w:val="006100"/>
+      <w:shd w:val="clear" w:color="auto" w:fill="66A3E0"/>
+    </w:rPr>
+  </w:style>
+  <w:style w:type="character" w:customStyle="1" w:styleId="Color006100BgC285FF">
+    <w:name w:val="Color006100BgC285FF"/>
+    <w:rPr>
+      <w:color w:val="006100"/>
+      <w:shd w:val="clear" w:color="auto" w:fill="C285FF"/>
+    </w:rPr>
+  </w:style>
+  <w:style w:type="character" w:customStyle="1" w:styleId="Color006100Bg888888">
+    <w:name w:val="Color006100Bg888888"/>
+    <w:rPr>
+      <w:color w:val="006100"/>
+      <w:shd w:val="clear" w:color="auto" w:fill="888888"/>
+    </w:rPr>
+  </w:style>
+  <w:style w:type="character" w:customStyle="1" w:styleId="Color006100BgA10000">
+    <w:name w:val="Color006100BgA10000"/>
+    <w:rPr>
+      <w:color w:val="006100"/>
+      <w:shd w:val="clear" w:color="auto" w:fill="A10000"/>
+    </w:rPr>
+  </w:style>
+  <w:style w:type="character" w:customStyle="1" w:styleId="Color006100BgB26B00">
+    <w:name w:val="Color006100BgB26B00"/>
+    <w:rPr>
+      <w:color w:val="006100"/>
+      <w:shd w:val="clear" w:color="auto" w:fill="B26B00"/>
+    </w:rPr>
+  </w:style>
+  <w:style w:type="character" w:customStyle="1" w:styleId="Color006100BgB2B200">
+    <w:name w:val="Color006100BgB2B200"/>
+    <w:rPr>
+      <w:color w:val="006100"/>
+      <w:shd w:val="clear" w:color="auto" w:fill="B2B200"/>
+    </w:rPr>
+  </w:style>
+  <w:style w:type="character" w:customStyle="1" w:styleId="Color006100Bg006100">
+    <w:name w:val="Color006100Bg006100"/>
+    <w:rPr>
+      <w:color w:val="006100"/>
+      <w:shd w:val="clear" w:color="auto" w:fill="006100"/>
+    </w:rPr>
+  </w:style>
+  <w:style w:type="character" w:customStyle="1" w:styleId="Color006100Bg0047B2">
+    <w:name w:val="Color006100Bg0047B2"/>
+    <w:rPr>
+      <w:color w:val="006100"/>
+      <w:shd w:val="clear" w:color="auto" w:fill="0047B2"/>
+    </w:rPr>
+  </w:style>
+  <w:style w:type="character" w:customStyle="1" w:styleId="Color006100Bg6B24B2">
+    <w:name w:val="Color006100Bg6B24B2"/>
+    <w:rPr>
+      <w:color w:val="006100"/>
+      <w:shd w:val="clear" w:color="auto" w:fill="6B24B2"/>
+    </w:rPr>
+  </w:style>
+  <w:style w:type="character" w:customStyle="1" w:styleId="Color006100Bg444444">
+    <w:name w:val="Color006100Bg444444"/>
+    <w:rPr>
+      <w:color w:val="006100"/>
+      <w:shd w:val="clear" w:color="auto" w:fill="444444"/>
+    </w:rPr>
+  </w:style>
+  <w:style w:type="character" w:customStyle="1" w:styleId="Color006100Bg5C0000">
+    <w:name w:val="Color006100Bg5C0000"/>
+    <w:rPr>
+      <w:color w:val="006100"/>
+      <w:shd w:val="clear" w:color="auto" w:fill="5C0000"/>
+    </w:rPr>
+  </w:style>
+  <w:style w:type="character" w:customStyle="1" w:styleId="Color006100Bg663D00">
+    <w:name w:val="Color006100Bg663D00"/>
+    <w:rPr>
+      <w:color w:val="006100"/>
+      <w:shd w:val="clear" w:color="auto" w:fill="663D00"/>
+    </w:rPr>
+  </w:style>
+  <w:style w:type="character" w:customStyle="1" w:styleId="Color006100Bg666600">
+    <w:name w:val="Color006100Bg666600"/>
+    <w:rPr>
+      <w:color w:val="006100"/>
+      <w:shd w:val="clear" w:color="auto" w:fill="666600"/>
+    </w:rPr>
+  </w:style>
+  <w:style w:type="character" w:customStyle="1" w:styleId="Color006100Bg003700">
+    <w:name w:val="Color006100Bg003700"/>
+    <w:rPr>
+      <w:color w:val="006100"/>
+      <w:shd w:val="clear" w:color="auto" w:fill="003700"/>
+    </w:rPr>
+  </w:style>
+  <w:style w:type="character" w:customStyle="1" w:styleId="Color006100Bg002966">
+    <w:name w:val="Color006100Bg002966"/>
+    <w:rPr>
+      <w:color w:val="006100"/>
+      <w:shd w:val="clear" w:color="auto" w:fill="002966"/>
+    </w:rPr>
+  </w:style>
+  <w:style w:type="character" w:customStyle="1" w:styleId="Color006100Bg3D1466">
+    <w:name w:val="Color006100Bg3D1466"/>
+    <w:rPr>
+      <w:color w:val="006100"/>
+      <w:shd w:val="clear" w:color="auto" w:fill="3D1466"/>
+    </w:rPr>
+  </w:style>
+  <w:style w:type="character" w:customStyle="1" w:styleId="Color0047B2">
+    <w:name w:val="Color0047B2"/>
+    <w:rPr>
+      <w:color w:val="0047B2"/>
+    </w:rPr>
+  </w:style>
+  <w:style w:type="character" w:customStyle="1" w:styleId="Color0047B2BgE60000">
+    <w:name w:val="Color0047B2BgE60000"/>
+    <w:rPr>
+      <w:color w:val="0047B2"/>
+      <w:shd w:val="clear" w:color="auto" w:fill="E60000"/>
+    </w:rPr>
+  </w:style>
+  <w:style w:type="character" w:customStyle="1" w:styleId="Color0047B2BgFF9900">
+    <w:name w:val="Color0047B2BgFF9900"/>
+    <w:rPr>
+      <w:color w:val="0047B2"/>
+      <w:shd w:val="clear" w:color="auto" w:fill="FF9900"/>
+    </w:rPr>
+  </w:style>
+  <w:style w:type="character" w:customStyle="1" w:styleId="Color0047B2BgFFFF00">
+    <w:name w:val="Color0047B2BgFFFF00"/>
+    <w:rPr>
+      <w:color w:val="0047B2"/>
+      <w:shd w:val="clear" w:color="auto" w:fill="FFFF00"/>
+    </w:rPr>
+  </w:style>
+  <w:style w:type="character" w:customStyle="1" w:styleId="Color0047B2Bg008A00">
+    <w:name w:val="Color0047B2Bg008A00"/>
+    <w:rPr>
+      <w:color w:val="0047B2"/>
+      <w:shd w:val="clear" w:color="auto" w:fill="008A00"/>
+    </w:rPr>
+  </w:style>
+  <w:style w:type="character" w:customStyle="1" w:styleId="Color0047B2Bg0066CC">
+    <w:name w:val="Color0047B2Bg0066CC"/>
+    <w:rPr>
+      <w:color w:val="0047B2"/>
+      <w:shd w:val="clear" w:color="auto" w:fill="0066CC"/>
+    </w:rPr>
+  </w:style>
+  <w:style w:type="character" w:customStyle="1" w:styleId="Color0047B2Bg9933FF">
+    <w:name w:val="Color0047B2Bg9933FF"/>
+    <w:rPr>
+      <w:color w:val="0047B2"/>
+      <w:shd w:val="clear" w:color="auto" w:fill="9933FF"/>
+    </w:rPr>
+  </w:style>
+  <w:style w:type="character" w:customStyle="1" w:styleId="Color0047B2BgFFFFFF">
+    <w:name w:val="Color0047B2BgFFFFFF"/>
+    <w:rPr>
+      <w:color w:val="0047B2"/>
+      <w:shd w:val="clear" w:color="auto" w:fill="FFFFFF"/>
+    </w:rPr>
+  </w:style>
+  <w:style w:type="character" w:customStyle="1" w:styleId="Color0047B2BgFACCCC">
+    <w:name w:val="Color0047B2BgFACCCC"/>
+    <w:rPr>
+      <w:color w:val="0047B2"/>
+      <w:shd w:val="clear" w:color="auto" w:fill="FACCCC"/>
+    </w:rPr>
+  </w:style>
+  <w:style w:type="character" w:customStyle="1" w:styleId="Color0047B2BgFFEBCC">
+    <w:name w:val="Color0047B2BgFFEBCC"/>
+    <w:rPr>
+      <w:color w:val="0047B2"/>
+      <w:shd w:val="clear" w:color="auto" w:fill="FFEBCC"/>
+    </w:rPr>
+  </w:style>
+  <w:style w:type="character" w:customStyle="1" w:styleId="Color0047B2BgFFFFCC">
+    <w:name w:val="Color0047B2BgFFFFCC"/>
+    <w:rPr>
+      <w:color w:val="0047B2"/>
+      <w:shd w:val="clear" w:color="auto" w:fill="FFFFCC"/>
+    </w:rPr>
+  </w:style>
+  <w:style w:type="character" w:customStyle="1" w:styleId="Color0047B2BgCCE8CC">
+    <w:name w:val="Color0047B2BgCCE8CC"/>
+    <w:rPr>
+      <w:color w:val="0047B2"/>
+      <w:shd w:val="clear" w:color="auto" w:fill="CCE8CC"/>
+    </w:rPr>
+  </w:style>
+  <w:style w:type="character" w:customStyle="1" w:styleId="Color0047B2BgCCE0F5">
+    <w:name w:val="Color0047B2BgCCE0F5"/>
+    <w:rPr>
+      <w:color w:val="0047B2"/>
+      <w:shd w:val="clear" w:color="auto" w:fill="CCE0F5"/>
+    </w:rPr>
+  </w:style>
+  <w:style w:type="character" w:customStyle="1" w:styleId="Color0047B2BgEBD6FF">
+    <w:name w:val="Color0047B2BgEBD6FF"/>
+    <w:rPr>
+      <w:color w:val="0047B2"/>
+      <w:shd w:val="clear" w:color="auto" w:fill="EBD6FF"/>
+    </w:rPr>
+  </w:style>
+  <w:style w:type="character" w:customStyle="1" w:styleId="Color0047B2BgBBBBBB">
+    <w:name w:val="Color0047B2BgBBBBBB"/>
+    <w:rPr>
+      <w:color w:val="0047B2"/>
+      <w:shd w:val="clear" w:color="auto" w:fill="BBBBBB"/>
+    </w:rPr>
+  </w:style>
+  <w:style w:type="character" w:customStyle="1" w:styleId="Color0047B2BgF06666">
+    <w:name w:val="Color0047B2BgF06666"/>
+    <w:rPr>
+      <w:color w:val="0047B2"/>
+      <w:shd w:val="clear" w:color="auto" w:fill="F06666"/>
+    </w:rPr>
+  </w:style>
+  <w:style w:type="character" w:customStyle="1" w:styleId="Color0047B2BgFFC266">
+    <w:name w:val="Color0047B2BgFFC266"/>
+    <w:rPr>
+      <w:color w:val="0047B2"/>
+      <w:shd w:val="clear" w:color="auto" w:fill="FFC266"/>
+    </w:rPr>
+  </w:style>
+  <w:style w:type="character" w:customStyle="1" w:styleId="Color0047B2BgFFFF66">
+    <w:name w:val="Color0047B2BgFFFF66"/>
+    <w:rPr>
+      <w:color w:val="0047B2"/>
+      <w:shd w:val="clear" w:color="auto" w:fill="FFFF66"/>
+    </w:rPr>
+  </w:style>
+  <w:style w:type="character" w:customStyle="1" w:styleId="Color0047B2Bg66B966">
+    <w:name w:val="Color0047B2Bg66B966"/>
+    <w:rPr>
+      <w:color w:val="0047B2"/>
+      <w:shd w:val="clear" w:color="auto" w:fill="66B966"/>
+    </w:rPr>
+  </w:style>
+  <w:style w:type="character" w:customStyle="1" w:styleId="Color0047B2Bg66A3E0">
+    <w:name w:val="Color0047B2Bg66A3E0"/>
+    <w:rPr>
+      <w:color w:val="0047B2"/>
+      <w:shd w:val="clear" w:color="auto" w:fill="66A3E0"/>
+    </w:rPr>
+  </w:style>
+  <w:style w:type="character" w:customStyle="1" w:styleId="Color0047B2BgC285FF">
+    <w:name w:val="Color0047B2BgC285FF"/>
+    <w:rPr>
+      <w:color w:val="0047B2"/>
+      <w:shd w:val="clear" w:color="auto" w:fill="C285FF"/>
+    </w:rPr>
+  </w:style>
+  <w:style w:type="character" w:customStyle="1" w:styleId="Color0047B2Bg888888">
+    <w:name w:val="Color0047B2Bg888888"/>
+    <w:rPr>
+      <w:color w:val="0047B2"/>
+      <w:shd w:val="clear" w:color="auto" w:fill="888888"/>
+    </w:rPr>
+  </w:style>
+  <w:style w:type="character" w:customStyle="1" w:styleId="Color0047B2BgA10000">
+    <w:name w:val="Color0047B2BgA10000"/>
+    <w:rPr>
+      <w:color w:val="0047B2"/>
+      <w:shd w:val="clear" w:color="auto" w:fill="A10000"/>
+    </w:rPr>
+  </w:style>
+  <w:style w:type="character" w:customStyle="1" w:styleId="Color0047B2BgB26B00">
+    <w:name w:val="Color0047B2BgB26B00"/>
+    <w:rPr>
+      <w:color w:val="0047B2"/>
+      <w:shd w:val="clear" w:color="auto" w:fill="B26B00"/>
+    </w:rPr>
+  </w:style>
+  <w:style w:type="character" w:customStyle="1" w:styleId="Color0047B2BgB2B200">
+    <w:name w:val="Color0047B2BgB2B200"/>
+    <w:rPr>
+      <w:color w:val="0047B2"/>
+      <w:shd w:val="clear" w:color="auto" w:fill="B2B200"/>
+    </w:rPr>
+  </w:style>
+  <w:style w:type="character" w:customStyle="1" w:styleId="Color0047B2Bg006100">
+    <w:name w:val="Color0047B2Bg006100"/>
+    <w:rPr>
+      <w:color w:val="0047B2"/>
+      <w:shd w:val="clear" w:color="auto" w:fill="006100"/>
+    </w:rPr>
+  </w:style>
+  <w:style w:type="character" w:customStyle="1" w:styleId="Color0047B2Bg0047B2">
+    <w:name w:val="Color0047B2Bg0047B2"/>
+    <w:rPr>
+      <w:color w:val="0047B2"/>
+      <w:shd w:val="clear" w:color="auto" w:fill="0047B2"/>
+    </w:rPr>
+  </w:style>
+  <w:style w:type="character" w:customStyle="1" w:styleId="Color0047B2Bg6B24B2">
+    <w:name w:val="Color0047B2Bg6B24B2"/>
+    <w:rPr>
+      <w:color w:val="0047B2"/>
+      <w:shd w:val="clear" w:color="auto" w:fill="6B24B2"/>
+    </w:rPr>
+  </w:style>
+  <w:style w:type="character" w:customStyle="1" w:styleId="Color0047B2Bg444444">
+    <w:name w:val="Color0047B2Bg444444"/>
+    <w:rPr>
+      <w:color w:val="0047B2"/>
+      <w:shd w:val="clear" w:color="auto" w:fill="444444"/>
+    </w:rPr>
+  </w:style>
+  <w:style w:type="character" w:customStyle="1" w:styleId="Color0047B2Bg5C0000">
+    <w:name w:val="Color0047B2Bg5C0000"/>
+    <w:rPr>
+      <w:color w:val="0047B2"/>
+      <w:shd w:val="clear" w:color="auto" w:fill="5C0000"/>
+    </w:rPr>
+  </w:style>
+  <w:style w:type="character" w:customStyle="1" w:styleId="Color0047B2Bg663D00">
+    <w:name w:val="Color0047B2Bg663D00"/>
+    <w:rPr>
+      <w:color w:val="0047B2"/>
+      <w:shd w:val="clear" w:color="auto" w:fill="663D00"/>
+    </w:rPr>
+  </w:style>
+  <w:style w:type="character" w:customStyle="1" w:styleId="Color0047B2Bg666600">
+    <w:name w:val="Color0047B2Bg666600"/>
+    <w:rPr>
+      <w:color w:val="0047B2"/>
+      <w:shd w:val="clear" w:color="auto" w:fill="666600"/>
+    </w:rPr>
+  </w:style>
+  <w:style w:type="character" w:customStyle="1" w:styleId="Color0047B2Bg003700">
+    <w:name w:val="Color0047B2Bg003700"/>
+    <w:rPr>
+      <w:color w:val="0047B2"/>
+      <w:shd w:val="clear" w:color="auto" w:fill="003700"/>
+    </w:rPr>
+  </w:style>
+  <w:style w:type="character" w:customStyle="1" w:styleId="Color0047B2Bg002966">
+    <w:name w:val="Color0047B2Bg002966"/>
+    <w:rPr>
+      <w:color w:val="0047B2"/>
+      <w:shd w:val="clear" w:color="auto" w:fill="002966"/>
+    </w:rPr>
+  </w:style>
+  <w:style w:type="character" w:customStyle="1" w:styleId="Color0047B2Bg3D1466">
+    <w:name w:val="Color0047B2Bg3D1466"/>
+    <w:rPr>
+      <w:color w:val="0047B2"/>
+      <w:shd w:val="clear" w:color="auto" w:fill="3D1466"/>
+    </w:rPr>
+  </w:style>
+  <w:style w:type="character" w:customStyle="1" w:styleId="Color6B24B2">
+    <w:name w:val="Color6B24B2"/>
+    <w:rPr>
+      <w:color w:val="6B24B2"/>
+    </w:rPr>
+  </w:style>
+  <w:style w:type="character" w:customStyle="1" w:styleId="Color6B24B2BgE60000">
+    <w:name w:val="Color6B24B2BgE60000"/>
+    <w:rPr>
+      <w:color w:val="6B24B2"/>
+      <w:shd w:val="clear" w:color="auto" w:fill="E60000"/>
+    </w:rPr>
+  </w:style>
+  <w:style w:type="character" w:customStyle="1" w:styleId="Color6B24B2BgFF9900">
+    <w:name w:val="Color6B24B2BgFF9900"/>
+    <w:rPr>
+      <w:color w:val="6B24B2"/>
+      <w:shd w:val="clear" w:color="auto" w:fill="FF9900"/>
+    </w:rPr>
+  </w:style>
+  <w:style w:type="character" w:customStyle="1" w:styleId="Color6B24B2BgFFFF00">
+    <w:name w:val="Color6B24B2BgFFFF00"/>
+    <w:rPr>
+      <w:color w:val="6B24B2"/>
+      <w:shd w:val="clear" w:color="auto" w:fill="FFFF00"/>
+    </w:rPr>
+  </w:style>
+  <w:style w:type="character" w:customStyle="1" w:styleId="Color6B24B2Bg008A00">
+    <w:name w:val="Color6B24B2Bg008A00"/>
+    <w:rPr>
+      <w:color w:val="6B24B2"/>
+      <w:shd w:val="clear" w:color="auto" w:fill="008A00"/>
+    </w:rPr>
+  </w:style>
+  <w:style w:type="character" w:customStyle="1" w:styleId="Color6B24B2Bg0066CC">
+    <w:name w:val="Color6B24B2Bg0066CC"/>
+    <w:rPr>
+      <w:color w:val="6B24B2"/>
+      <w:shd w:val="clear" w:color="auto" w:fill="0066CC"/>
+    </w:rPr>
+  </w:style>
+  <w:style w:type="character" w:customStyle="1" w:styleId="Color6B24B2Bg9933FF">
+    <w:name w:val="Color6B24B2Bg9933FF"/>
+    <w:rPr>
+      <w:color w:val="6B24B2"/>
+      <w:shd w:val="clear" w:color="auto" w:fill="9933FF"/>
+    </w:rPr>
+  </w:style>
+  <w:style w:type="character" w:customStyle="1" w:styleId="Color6B24B2BgFFFFFF">
+    <w:name w:val="Color6B24B2BgFFFFFF"/>
+    <w:rPr>
+      <w:color w:val="6B24B2"/>
+      <w:shd w:val="clear" w:color="auto" w:fill="FFFFFF"/>
+    </w:rPr>
+  </w:style>
+  <w:style w:type="character" w:customStyle="1" w:styleId="Color6B24B2BgFACCCC">
+    <w:name w:val="Color6B24B2BgFACCCC"/>
+    <w:rPr>
+      <w:color w:val="6B24B2"/>
+      <w:shd w:val="clear" w:color="auto" w:fill="FACCCC"/>
+    </w:rPr>
+  </w:style>
+  <w:style w:type="character" w:customStyle="1" w:styleId="Color6B24B2BgFFEBCC">
+    <w:name w:val="Color6B24B2BgFFEBCC"/>
+    <w:rPr>
+      <w:color w:val="6B24B2"/>
+      <w:shd w:val="clear" w:color="auto" w:fill="FFEBCC"/>
+    </w:rPr>
+  </w:style>
+  <w:style w:type="character" w:customStyle="1" w:styleId="Color6B24B2BgFFFFCC">
+    <w:name w:val="Color6B24B2BgFFFFCC"/>
+    <w:rPr>
+      <w:color w:val="6B24B2"/>
+      <w:shd w:val="clear" w:color="auto" w:fill="FFFFCC"/>
+    </w:rPr>
+  </w:style>
+  <w:style w:type="character" w:customStyle="1" w:styleId="Color6B24B2BgCCE8CC">
+    <w:name w:val="Color6B24B2BgCCE8CC"/>
+    <w:rPr>
+      <w:color w:val="6B24B2"/>
+      <w:shd w:val="clear" w:color="auto" w:fill="CCE8CC"/>
+    </w:rPr>
+  </w:style>
+  <w:style w:type="character" w:customStyle="1" w:styleId="Color6B24B2BgCCE0F5">
+    <w:name w:val="Color6B24B2BgCCE0F5"/>
+    <w:rPr>
+      <w:color w:val="6B24B2"/>
+      <w:shd w:val="clear" w:color="auto" w:fill="CCE0F5"/>
+    </w:rPr>
+  </w:style>
+  <w:style w:type="character" w:customStyle="1" w:styleId="Color6B24B2BgEBD6FF">
+    <w:name w:val="Color6B24B2BgEBD6FF"/>
+    <w:rPr>
+      <w:color w:val="6B24B2"/>
+      <w:shd w:val="clear" w:color="auto" w:fill="EBD6FF"/>
+    </w:rPr>
+  </w:style>
+  <w:style w:type="character" w:customStyle="1" w:styleId="Color6B24B2BgBBBBBB">
+    <w:name w:val="Color6B24B2BgBBBBBB"/>
+    <w:rPr>
+      <w:color w:val="6B24B2"/>
+      <w:shd w:val="clear" w:color="auto" w:fill="BBBBBB"/>
+    </w:rPr>
+  </w:style>
+  <w:style w:type="character" w:customStyle="1" w:styleId="Color6B24B2BgF06666">
+    <w:name w:val="Color6B24B2BgF06666"/>
+    <w:rPr>
+      <w:color w:val="6B24B2"/>
+      <w:shd w:val="clear" w:color="auto" w:fill="F06666"/>
+    </w:rPr>
+  </w:style>
+  <w:style w:type="character" w:customStyle="1" w:styleId="Color6B24B2BgFFC266">
+    <w:name w:val="Color6B24B2BgFFC266"/>
+    <w:rPr>
+      <w:color w:val="6B24B2"/>
+      <w:shd w:val="clear" w:color="auto" w:fill="FFC266"/>
+    </w:rPr>
+  </w:style>
+  <w:style w:type="character" w:customStyle="1" w:styleId="Color6B24B2BgFFFF66">
+    <w:name w:val="Color6B24B2BgFFFF66"/>
+    <w:rPr>
+      <w:color w:val="6B24B2"/>
+      <w:shd w:val="clear" w:color="auto" w:fill="FFFF66"/>
+    </w:rPr>
+  </w:style>
+  <w:style w:type="character" w:customStyle="1" w:styleId="Color6B24B2Bg66B966">
+    <w:name w:val="Color6B24B2Bg66B966"/>
+    <w:rPr>
+      <w:color w:val="6B24B2"/>
+      <w:shd w:val="clear" w:color="auto" w:fill="66B966"/>
+    </w:rPr>
+  </w:style>
+  <w:style w:type="character" w:customStyle="1" w:styleId="Color6B24B2Bg66A3E0">
+    <w:name w:val="Color6B24B2Bg66A3E0"/>
+    <w:rPr>
+      <w:color w:val="6B24B2"/>
+      <w:shd w:val="clear" w:color="auto" w:fill="66A3E0"/>
+    </w:rPr>
+  </w:style>
+  <w:style w:type="character" w:customStyle="1" w:styleId="Color6B24B2BgC285FF">
+    <w:name w:val="Color6B24B2BgC285FF"/>
+    <w:rPr>
+      <w:color w:val="6B24B2"/>
+      <w:shd w:val="clear" w:color="auto" w:fill="C285FF"/>
+    </w:rPr>
+  </w:style>
+  <w:style w:type="character" w:customStyle="1" w:styleId="Color6B24B2Bg888888">
+    <w:name w:val="Color6B24B2Bg888888"/>
+    <w:rPr>
+      <w:color w:val="6B24B2"/>
+      <w:shd w:val="clear" w:color="auto" w:fill="888888"/>
+    </w:rPr>
+  </w:style>
+  <w:style w:type="character" w:customStyle="1" w:styleId="Color6B24B2BgA10000">
+    <w:name w:val="Color6B24B2BgA10000"/>
+    <w:rPr>
+      <w:color w:val="6B24B2"/>
+      <w:shd w:val="clear" w:color="auto" w:fill="A10000"/>
+    </w:rPr>
+  </w:style>
+  <w:style w:type="character" w:customStyle="1" w:styleId="Color6B24B2BgB26B00">
+    <w:name w:val="Color6B24B2BgB26B00"/>
+    <w:rPr>
+      <w:color w:val="6B24B2"/>
+      <w:shd w:val="clear" w:color="auto" w:fill="B26B00"/>
+    </w:rPr>
+  </w:style>
+  <w:style w:type="character" w:customStyle="1" w:styleId="Color6B24B2BgB2B200">
+    <w:name w:val="Color6B24B2BgB2B200"/>
+    <w:rPr>
+      <w:color w:val="6B24B2"/>
+      <w:shd w:val="clear" w:color="auto" w:fill="B2B200"/>
+    </w:rPr>
+  </w:style>
+  <w:style w:type="character" w:customStyle="1" w:styleId="Color6B24B2Bg006100">
+    <w:name w:val="Color6B24B2Bg006100"/>
+    <w:rPr>
+      <w:color w:val="6B24B2"/>
+      <w:shd w:val="clear" w:color="auto" w:fill="006100"/>
+    </w:rPr>
+  </w:style>
+  <w:style w:type="character" w:customStyle="1" w:styleId="Color6B24B2Bg0047B2">
+    <w:name w:val="Color6B24B2Bg0047B2"/>
+    <w:rPr>
+      <w:color w:val="6B24B2"/>
+      <w:shd w:val="clear" w:color="auto" w:fill="0047B2"/>
+    </w:rPr>
+  </w:style>
+  <w:style w:type="character" w:customStyle="1" w:styleId="Color6B24B2Bg6B24B2">
+    <w:name w:val="Color6B24B2Bg6B24B2"/>
+    <w:rPr>
+      <w:color w:val="6B24B2"/>
+      <w:shd w:val="clear" w:color="auto" w:fill="6B24B2"/>
+    </w:rPr>
+  </w:style>
+  <w:style w:type="character" w:customStyle="1" w:styleId="Color6B24B2Bg444444">
+    <w:name w:val="Color6B24B2Bg444444"/>
+    <w:rPr>
+      <w:color w:val="6B24B2"/>
+      <w:shd w:val="clear" w:color="auto" w:fill="444444"/>
+    </w:rPr>
+  </w:style>
+  <w:style w:type="character" w:customStyle="1" w:styleId="Color6B24B2Bg5C0000">
+    <w:name w:val="Color6B24B2Bg5C0000"/>
+    <w:rPr>
+      <w:color w:val="6B24B2"/>
+      <w:shd w:val="clear" w:color="auto" w:fill="5C0000"/>
+    </w:rPr>
+  </w:style>
+  <w:style w:type="character" w:customStyle="1" w:styleId="Color6B24B2Bg663D00">
+    <w:name w:val="Color6B24B2Bg663D00"/>
+    <w:rPr>
+      <w:color w:val="6B24B2"/>
+      <w:shd w:val="clear" w:color="auto" w:fill="663D00"/>
+    </w:rPr>
+  </w:style>
+  <w:style w:type="character" w:customStyle="1" w:styleId="Color6B24B2Bg666600">
+    <w:name w:val="Color6B24B2Bg666600"/>
+    <w:rPr>
+      <w:color w:val="6B24B2"/>
+      <w:shd w:val="clear" w:color="auto" w:fill="666600"/>
+    </w:rPr>
+  </w:style>
+  <w:style w:type="character" w:customStyle="1" w:styleId="Color6B24B2Bg003700">
+    <w:name w:val="Color6B24B2Bg003700"/>
+    <w:rPr>
+      <w:color w:val="6B24B2"/>
+      <w:shd w:val="clear" w:color="auto" w:fill="003700"/>
+    </w:rPr>
+  </w:style>
+  <w:style w:type="character" w:customStyle="1" w:styleId="Color6B24B2Bg002966">
+    <w:name w:val="Color6B24B2Bg002966"/>
+    <w:rPr>
+      <w:color w:val="6B24B2"/>
+      <w:shd w:val="clear" w:color="auto" w:fill="002966"/>
+    </w:rPr>
+  </w:style>
+  <w:style w:type="character" w:customStyle="1" w:styleId="Color6B24B2Bg3D1466">
+    <w:name w:val="Color6B24B2Bg3D1466"/>
+    <w:rPr>
+      <w:color w:val="6B24B2"/>
+      <w:shd w:val="clear" w:color="auto" w:fill="3D1466"/>
+    </w:rPr>
+  </w:style>
+  <w:style w:type="character" w:customStyle="1" w:styleId="Color444444">
+    <w:name w:val="Color444444"/>
+    <w:rPr>
+      <w:color w:val="444444"/>
+    </w:rPr>
+  </w:style>
+  <w:style w:type="character" w:customStyle="1" w:styleId="Color444444BgE60000">
+    <w:name w:val="Color444444BgE60000"/>
+    <w:rPr>
+      <w:color w:val="444444"/>
+      <w:shd w:val="clear" w:color="auto" w:fill="E60000"/>
+    </w:rPr>
+  </w:style>
+  <w:style w:type="character" w:customStyle="1" w:styleId="Color444444BgFF9900">
+    <w:name w:val="Color444444BgFF9900"/>
+    <w:rPr>
+      <w:color w:val="444444"/>
+      <w:shd w:val="clear" w:color="auto" w:fill="FF9900"/>
+    </w:rPr>
+  </w:style>
+  <w:style w:type="character" w:customStyle="1" w:styleId="Color444444BgFFFF00">
+    <w:name w:val="Color444444BgFFFF00"/>
+    <w:rPr>
+      <w:color w:val="444444"/>
+      <w:shd w:val="clear" w:color="auto" w:fill="FFFF00"/>
+    </w:rPr>
+  </w:style>
+  <w:style w:type="character" w:customStyle="1" w:styleId="Color444444Bg008A00">
+    <w:name w:val="Color444444Bg008A00"/>
+    <w:rPr>
+      <w:color w:val="444444"/>
+      <w:shd w:val="clear" w:color="auto" w:fill="008A00"/>
+    </w:rPr>
+  </w:style>
+  <w:style w:type="character" w:customStyle="1" w:styleId="Color444444Bg0066CC">
+    <w:name w:val="Color444444Bg0066CC"/>
+    <w:rPr>
+      <w:color w:val="444444"/>
+      <w:shd w:val="clear" w:color="auto" w:fill="0066CC"/>
+    </w:rPr>
+  </w:style>
+  <w:style w:type="character" w:customStyle="1" w:styleId="Color444444Bg9933FF">
+    <w:name w:val="Color444444Bg9933FF"/>
+    <w:rPr>
+      <w:color w:val="444444"/>
+      <w:shd w:val="clear" w:color="auto" w:fill="9933FF"/>
+    </w:rPr>
+  </w:style>
+  <w:style w:type="character" w:customStyle="1" w:styleId="Color444444BgFFFFFF">
+    <w:name w:val="Color444444BgFFFFFF"/>
+    <w:rPr>
+      <w:color w:val="444444"/>
+      <w:shd w:val="clear" w:color="auto" w:fill="FFFFFF"/>
+    </w:rPr>
+  </w:style>
+  <w:style w:type="character" w:customStyle="1" w:styleId="Color444444BgFACCCC">
+    <w:name w:val="Color444444BgFACCCC"/>
+    <w:rPr>
+      <w:color w:val="444444"/>
+      <w:shd w:val="clear" w:color="auto" w:fill="FACCCC"/>
+    </w:rPr>
+  </w:style>
+  <w:style w:type="character" w:customStyle="1" w:styleId="Color444444BgFFEBCC">
+    <w:name w:val="Color444444BgFFEBCC"/>
+    <w:rPr>
+      <w:color w:val="444444"/>
+      <w:shd w:val="clear" w:color="auto" w:fill="FFEBCC"/>
+    </w:rPr>
+  </w:style>
+  <w:style w:type="character" w:customStyle="1" w:styleId="Color444444BgFFFFCC">
+    <w:name w:val="Color444444BgFFFFCC"/>
+    <w:rPr>
+      <w:color w:val="444444"/>
+      <w:shd w:val="clear" w:color="auto" w:fill="FFFFCC"/>
+    </w:rPr>
+  </w:style>
+  <w:style w:type="character" w:customStyle="1" w:styleId="Color444444BgCCE8CC">
+    <w:name w:val="Color444444BgCCE8CC"/>
+    <w:rPr>
+      <w:color w:val="444444"/>
+      <w:shd w:val="clear" w:color="auto" w:fill="CCE8CC"/>
+    </w:rPr>
+  </w:style>
+  <w:style w:type="character" w:customStyle="1" w:styleId="Color444444BgCCE0F5">
+    <w:name w:val="Color444444BgCCE0F5"/>
+    <w:rPr>
+      <w:color w:val="444444"/>
+      <w:shd w:val="clear" w:color="auto" w:fill="CCE0F5"/>
+    </w:rPr>
+  </w:style>
+  <w:style w:type="character" w:customStyle="1" w:styleId="Color444444BgEBD6FF">
+    <w:name w:val="Color444444BgEBD6FF"/>
+    <w:rPr>
+      <w:color w:val="444444"/>
+      <w:shd w:val="clear" w:color="auto" w:fill="EBD6FF"/>
+    </w:rPr>
+  </w:style>
+  <w:style w:type="character" w:customStyle="1" w:styleId="Color444444BgBBBBBB">
+    <w:name w:val="Color444444BgBBBBBB"/>
+    <w:rPr>
+      <w:color w:val="444444"/>
+      <w:shd w:val="clear" w:color="auto" w:fill="BBBBBB"/>
+    </w:rPr>
+  </w:style>
+  <w:style w:type="character" w:customStyle="1" w:styleId="Color444444BgF06666">
+    <w:name w:val="Color444444BgF06666"/>
+    <w:rPr>
+      <w:color w:val="444444"/>
+      <w:shd w:val="clear" w:color="auto" w:fill="F06666"/>
+    </w:rPr>
+  </w:style>
+  <w:style w:type="character" w:customStyle="1" w:styleId="Color444444BgFFC266">
+    <w:name w:val="Color444444BgFFC266"/>
+    <w:rPr>
+      <w:color w:val="444444"/>
+      <w:shd w:val="clear" w:color="auto" w:fill="FFC266"/>
+    </w:rPr>
+  </w:style>
+  <w:style w:type="character" w:customStyle="1" w:styleId="Color444444BgFFFF66">
+    <w:name w:val="Color444444BgFFFF66"/>
+    <w:rPr>
+      <w:color w:val="444444"/>
+      <w:shd w:val="clear" w:color="auto" w:fill="FFFF66"/>
+    </w:rPr>
+  </w:style>
+  <w:style w:type="character" w:customStyle="1" w:styleId="Color444444Bg66B966">
+    <w:name w:val="Color444444Bg66B966"/>
+    <w:rPr>
+      <w:color w:val="444444"/>
+      <w:shd w:val="clear" w:color="auto" w:fill="66B966"/>
+    </w:rPr>
+  </w:style>
+  <w:style w:type="character" w:customStyle="1" w:styleId="Color444444Bg66A3E0">
+    <w:name w:val="Color444444Bg66A3E0"/>
+    <w:rPr>
+      <w:color w:val="444444"/>
+      <w:shd w:val="clear" w:color="auto" w:fill="66A3E0"/>
+    </w:rPr>
+  </w:style>
+  <w:style w:type="character" w:customStyle="1" w:styleId="Color444444BgC285FF">
+    <w:name w:val="Color444444BgC285FF"/>
+    <w:rPr>
+      <w:color w:val="444444"/>
+      <w:shd w:val="clear" w:color="auto" w:fill="C285FF"/>
+    </w:rPr>
+  </w:style>
+  <w:style w:type="character" w:customStyle="1" w:styleId="Color444444Bg888888">
+    <w:name w:val="Color444444Bg888888"/>
+    <w:rPr>
+      <w:color w:val="444444"/>
+      <w:shd w:val="clear" w:color="auto" w:fill="888888"/>
+    </w:rPr>
+  </w:style>
+  <w:style w:type="character" w:customStyle="1" w:styleId="Color444444BgA10000">
+    <w:name w:val="Color444444BgA10000"/>
+    <w:rPr>
+      <w:color w:val="444444"/>
+      <w:shd w:val="clear" w:color="auto" w:fill="A10000"/>
+    </w:rPr>
+  </w:style>
+  <w:style w:type="character" w:customStyle="1" w:styleId="Color444444BgB26B00">
+    <w:name w:val="Color444444BgB26B00"/>
+    <w:rPr>
+      <w:color w:val="444444"/>
+      <w:shd w:val="clear" w:color="auto" w:fill="B26B00"/>
+    </w:rPr>
+  </w:style>
+  <w:style w:type="character" w:customStyle="1" w:styleId="Color444444BgB2B200">
+    <w:name w:val="Color444444BgB2B200"/>
+    <w:rPr>
+      <w:color w:val="444444"/>
+      <w:shd w:val="clear" w:color="auto" w:fill="B2B200"/>
+    </w:rPr>
+  </w:style>
+  <w:style w:type="character" w:customStyle="1" w:styleId="Color444444Bg006100">
+    <w:name w:val="Color444444Bg006100"/>
+    <w:rPr>
+      <w:color w:val="444444"/>
+      <w:shd w:val="clear" w:color="auto" w:fill="006100"/>
+    </w:rPr>
+  </w:style>
+  <w:style w:type="character" w:customStyle="1" w:styleId="Color444444Bg0047B2">
+    <w:name w:val="Color444444Bg0047B2"/>
+    <w:rPr>
+      <w:color w:val="444444"/>
+      <w:shd w:val="clear" w:color="auto" w:fill="0047B2"/>
+    </w:rPr>
+  </w:style>
+  <w:style w:type="character" w:customStyle="1" w:styleId="Color444444Bg6B24B2">
+    <w:name w:val="Color444444Bg6B24B2"/>
+    <w:rPr>
+      <w:color w:val="444444"/>
+      <w:shd w:val="clear" w:color="auto" w:fill="6B24B2"/>
+    </w:rPr>
+  </w:style>
+  <w:style w:type="character" w:customStyle="1" w:styleId="Color444444Bg444444">
+    <w:name w:val="Color444444Bg444444"/>
+    <w:rPr>
+      <w:color w:val="444444"/>
+      <w:shd w:val="clear" w:color="auto" w:fill="444444"/>
+    </w:rPr>
+  </w:style>
+  <w:style w:type="character" w:customStyle="1" w:styleId="Color444444Bg5C0000">
+    <w:name w:val="Color444444Bg5C0000"/>
+    <w:rPr>
+      <w:color w:val="444444"/>
+      <w:shd w:val="clear" w:color="auto" w:fill="5C0000"/>
+    </w:rPr>
+  </w:style>
+  <w:style w:type="character" w:customStyle="1" w:styleId="Color444444Bg663D00">
+    <w:name w:val="Color444444Bg663D00"/>
+    <w:rPr>
+      <w:color w:val="444444"/>
+      <w:shd w:val="clear" w:color="auto" w:fill="663D00"/>
+    </w:rPr>
+  </w:style>
+  <w:style w:type="character" w:customStyle="1" w:styleId="Color444444Bg666600">
+    <w:name w:val="Color444444Bg666600"/>
+    <w:rPr>
+      <w:color w:val="444444"/>
+      <w:shd w:val="clear" w:color="auto" w:fill="666600"/>
+    </w:rPr>
+  </w:style>
+  <w:style w:type="character" w:customStyle="1" w:styleId="Color444444Bg003700">
+    <w:name w:val="Color444444Bg003700"/>
+    <w:rPr>
+      <w:color w:val="444444"/>
+      <w:shd w:val="clear" w:color="auto" w:fill="003700"/>
+    </w:rPr>
+  </w:style>
+  <w:style w:type="character" w:customStyle="1" w:styleId="Color444444Bg002966">
+    <w:name w:val="Color444444Bg002966"/>
+    <w:rPr>
+      <w:color w:val="444444"/>
+      <w:shd w:val="clear" w:color="auto" w:fill="002966"/>
+    </w:rPr>
+  </w:style>
+  <w:style w:type="character" w:customStyle="1" w:styleId="Color444444Bg3D1466">
+    <w:name w:val="Color444444Bg3D1466"/>
+    <w:rPr>
+      <w:color w:val="444444"/>
+      <w:shd w:val="clear" w:color="auto" w:fill="3D1466"/>
+    </w:rPr>
+  </w:style>
+  <w:style w:type="character" w:customStyle="1" w:styleId="Color5C0000">
+    <w:name w:val="Color5C0000"/>
+    <w:rPr>
+      <w:color w:val="5C0000"/>
+    </w:rPr>
+  </w:style>
+  <w:style w:type="character" w:customStyle="1" w:styleId="Color5C0000BgE60000">
+    <w:name w:val="Color5C0000BgE60000"/>
+    <w:rPr>
+      <w:color w:val="5C0000"/>
+      <w:shd w:val="clear" w:color="auto" w:fill="E60000"/>
+    </w:rPr>
+  </w:style>
+  <w:style w:type="character" w:customStyle="1" w:styleId="Color5C0000BgFF9900">
+    <w:name w:val="Color5C0000BgFF9900"/>
+    <w:rPr>
+      <w:color w:val="5C0000"/>
+      <w:shd w:val="clear" w:color="auto" w:fill="FF9900"/>
+    </w:rPr>
+  </w:style>
+  <w:style w:type="character" w:customStyle="1" w:styleId="Color5C0000BgFFFF00">
+    <w:name w:val="Color5C0000BgFFFF00"/>
+    <w:rPr>
+      <w:color w:val="5C0000"/>
+      <w:shd w:val="clear" w:color="auto" w:fill="FFFF00"/>
+    </w:rPr>
+  </w:style>
+  <w:style w:type="character" w:customStyle="1" w:styleId="Color5C0000Bg008A00">
+    <w:name w:val="Color5C0000Bg008A00"/>
+    <w:rPr>
+      <w:color w:val="5C0000"/>
+      <w:shd w:val="clear" w:color="auto" w:fill="008A00"/>
+    </w:rPr>
+  </w:style>
+  <w:style w:type="character" w:customStyle="1" w:styleId="Color5C0000Bg0066CC">
+    <w:name w:val="Color5C0000Bg0066CC"/>
+    <w:rPr>
+      <w:color w:val="5C0000"/>
+      <w:shd w:val="clear" w:color="auto" w:fill="0066CC"/>
+    </w:rPr>
+  </w:style>
+  <w:style w:type="character" w:customStyle="1" w:styleId="Color5C0000Bg9933FF">
+    <w:name w:val="Color5C0000Bg9933FF"/>
+    <w:rPr>
+      <w:color w:val="5C0000"/>
+      <w:shd w:val="clear" w:color="auto" w:fill="9933FF"/>
+    </w:rPr>
+  </w:style>
+  <w:style w:type="character" w:customStyle="1" w:styleId="Color5C0000BgFFFFFF">
+    <w:name w:val="Color5C0000BgFFFFFF"/>
+    <w:rPr>
+      <w:color w:val="5C0000"/>
+      <w:shd w:val="clear" w:color="auto" w:fill="FFFFFF"/>
+    </w:rPr>
+  </w:style>
+  <w:style w:type="character" w:customStyle="1" w:styleId="Color5C0000BgFACCCC">
+    <w:name w:val="Color5C0000BgFACCCC"/>
+    <w:rPr>
+      <w:color w:val="5C0000"/>
+      <w:shd w:val="clear" w:color="auto" w:fill="FACCCC"/>
+    </w:rPr>
+  </w:style>
+  <w:style w:type="character" w:customStyle="1" w:styleId="Color5C0000BgFFEBCC">
+    <w:name w:val="Color5C0000BgFFEBCC"/>
+    <w:rPr>
+      <w:color w:val="5C0000"/>
+      <w:shd w:val="clear" w:color="auto" w:fill="FFEBCC"/>
+    </w:rPr>
+  </w:style>
+  <w:style w:type="character" w:customStyle="1" w:styleId="Color5C0000BgFFFFCC">
+    <w:name w:val="Color5C0000BgFFFFCC"/>
+    <w:rPr>
+      <w:color w:val="5C0000"/>
+      <w:shd w:val="clear" w:color="auto" w:fill="FFFFCC"/>
+    </w:rPr>
+  </w:style>
+  <w:style w:type="character" w:customStyle="1" w:styleId="Color5C0000BgCCE8CC">
+    <w:name w:val="Color5C0000BgCCE8CC"/>
+    <w:rPr>
+      <w:color w:val="5C0000"/>
+      <w:shd w:val="clear" w:color="auto" w:fill="CCE8CC"/>
+    </w:rPr>
+  </w:style>
+  <w:style w:type="character" w:customStyle="1" w:styleId="Color5C0000BgCCE0F5">
+    <w:name w:val="Color5C0000BgCCE0F5"/>
+    <w:rPr>
+      <w:color w:val="5C0000"/>
+      <w:shd w:val="clear" w:color="auto" w:fill="CCE0F5"/>
+    </w:rPr>
+  </w:style>
+  <w:style w:type="character" w:customStyle="1" w:styleId="Color5C0000BgEBD6FF">
+    <w:name w:val="Color5C0000BgEBD6FF"/>
+    <w:rPr>
+      <w:color w:val="5C0000"/>
+      <w:shd w:val="clear" w:color="auto" w:fill="EBD6FF"/>
+    </w:rPr>
+  </w:style>
+  <w:style w:type="character" w:customStyle="1" w:styleId="Color5C0000BgBBBBBB">
+    <w:name w:val="Color5C0000BgBBBBBB"/>
+    <w:rPr>
+      <w:color w:val="5C0000"/>
+      <w:shd w:val="clear" w:color="auto" w:fill="BBBBBB"/>
+    </w:rPr>
+  </w:style>
+  <w:style w:type="character" w:customStyle="1" w:styleId="Color5C0000BgF06666">
+    <w:name w:val="Color5C0000BgF06666"/>
+    <w:rPr>
+      <w:color w:val="5C0000"/>
+      <w:shd w:val="clear" w:color="auto" w:fill="F06666"/>
+    </w:rPr>
+  </w:style>
+  <w:style w:type="character" w:customStyle="1" w:styleId="Color5C0000BgFFC266">
+    <w:name w:val="Color5C0000BgFFC266"/>
+    <w:rPr>
+      <w:color w:val="5C0000"/>
+      <w:shd w:val="clear" w:color="auto" w:fill="FFC266"/>
+    </w:rPr>
+  </w:style>
+  <w:style w:type="character" w:customStyle="1" w:styleId="Color5C0000BgFFFF66">
+    <w:name w:val="Color5C0000BgFFFF66"/>
+    <w:rPr>
+      <w:color w:val="5C0000"/>
+      <w:shd w:val="clear" w:color="auto" w:fill="FFFF66"/>
+    </w:rPr>
+  </w:style>
+  <w:style w:type="character" w:customStyle="1" w:styleId="Color5C0000Bg66B966">
+    <w:name w:val="Color5C0000Bg66B966"/>
+    <w:rPr>
+      <w:color w:val="5C0000"/>
+      <w:shd w:val="clear" w:color="auto" w:fill="66B966"/>
+    </w:rPr>
+  </w:style>
+  <w:style w:type="character" w:customStyle="1" w:styleId="Color5C0000Bg66A3E0">
+    <w:name w:val="Color5C0000Bg66A3E0"/>
+    <w:rPr>
+      <w:color w:val="5C0000"/>
+      <w:shd w:val="clear" w:color="auto" w:fill="66A3E0"/>
+    </w:rPr>
+  </w:style>
+  <w:style w:type="character" w:customStyle="1" w:styleId="Color5C0000BgC285FF">
+    <w:name w:val="Color5C0000BgC285FF"/>
+    <w:rPr>
+      <w:color w:val="5C0000"/>
+      <w:shd w:val="clear" w:color="auto" w:fill="C285FF"/>
+    </w:rPr>
+  </w:style>
+  <w:style w:type="character" w:customStyle="1" w:styleId="Color5C0000Bg888888">
+    <w:name w:val="Color5C0000Bg888888"/>
+    <w:rPr>
+      <w:color w:val="5C0000"/>
+      <w:shd w:val="clear" w:color="auto" w:fill="888888"/>
+    </w:rPr>
+  </w:style>
+  <w:style w:type="character" w:customStyle="1" w:styleId="Color5C0000BgA10000">
+    <w:name w:val="Color5C0000BgA10000"/>
+    <w:rPr>
+      <w:color w:val="5C0000"/>
+      <w:shd w:val="clear" w:color="auto" w:fill="A10000"/>
+    </w:rPr>
+  </w:style>
+  <w:style w:type="character" w:customStyle="1" w:styleId="Color5C0000BgB26B00">
+    <w:name w:val="Color5C0000BgB26B00"/>
+    <w:rPr>
+      <w:color w:val="5C0000"/>
+      <w:shd w:val="clear" w:color="auto" w:fill="B26B00"/>
+    </w:rPr>
+  </w:style>
+  <w:style w:type="character" w:customStyle="1" w:styleId="Color5C0000BgB2B200">
+    <w:name w:val="Color5C0000BgB2B200"/>
+    <w:rPr>
+      <w:color w:val="5C0000"/>
+      <w:shd w:val="clear" w:color="auto" w:fill="B2B200"/>
+    </w:rPr>
+  </w:style>
+  <w:style w:type="character" w:customStyle="1" w:styleId="Color5C0000Bg006100">
+    <w:name w:val="Color5C0000Bg006100"/>
+    <w:rPr>
+      <w:color w:val="5C0000"/>
+      <w:shd w:val="clear" w:color="auto" w:fill="006100"/>
+    </w:rPr>
+  </w:style>
+  <w:style w:type="character" w:customStyle="1" w:styleId="Color5C0000Bg0047B2">
+    <w:name w:val="Color5C0000Bg0047B2"/>
+    <w:rPr>
+      <w:color w:val="5C0000"/>
+      <w:shd w:val="clear" w:color="auto" w:fill="0047B2"/>
+    </w:rPr>
+  </w:style>
+  <w:style w:type="character" w:customStyle="1" w:styleId="Color5C0000Bg6B24B2">
+    <w:name w:val="Color5C0000Bg6B24B2"/>
+    <w:rPr>
+      <w:color w:val="5C0000"/>
+      <w:shd w:val="clear" w:color="auto" w:fill="6B24B2"/>
+    </w:rPr>
+  </w:style>
+  <w:style w:type="character" w:customStyle="1" w:styleId="Color5C0000Bg444444">
+    <w:name w:val="Color5C0000Bg444444"/>
+    <w:rPr>
+      <w:color w:val="5C0000"/>
+      <w:shd w:val="clear" w:color="auto" w:fill="444444"/>
+    </w:rPr>
+  </w:style>
+  <w:style w:type="character" w:customStyle="1" w:styleId="Color5C0000Bg5C0000">
+    <w:name w:val="Color5C0000Bg5C0000"/>
+    <w:rPr>
+      <w:color w:val="5C0000"/>
+      <w:shd w:val="clear" w:color="auto" w:fill="5C0000"/>
+    </w:rPr>
+  </w:style>
+  <w:style w:type="character" w:customStyle="1" w:styleId="Color5C0000Bg663D00">
+    <w:name w:val="Color5C0000Bg663D00"/>
+    <w:rPr>
+      <w:color w:val="5C0000"/>
+      <w:shd w:val="clear" w:color="auto" w:fill="663D00"/>
+    </w:rPr>
+  </w:style>
+  <w:style w:type="character" w:customStyle="1" w:styleId="Color5C0000Bg666600">
+    <w:name w:val="Color5C0000Bg666600"/>
+    <w:rPr>
+      <w:color w:val="5C0000"/>
+      <w:shd w:val="clear" w:color="auto" w:fill="666600"/>
+    </w:rPr>
+  </w:style>
+  <w:style w:type="character" w:customStyle="1" w:styleId="Color5C0000Bg003700">
+    <w:name w:val="Color5C0000Bg003700"/>
+    <w:rPr>
+      <w:color w:val="5C0000"/>
+      <w:shd w:val="clear" w:color="auto" w:fill="003700"/>
+    </w:rPr>
+  </w:style>
+  <w:style w:type="character" w:customStyle="1" w:styleId="Color5C0000Bg002966">
+    <w:name w:val="Color5C0000Bg002966"/>
+    <w:rPr>
+      <w:color w:val="5C0000"/>
+      <w:shd w:val="clear" w:color="auto" w:fill="002966"/>
+    </w:rPr>
+  </w:style>
+  <w:style w:type="character" w:customStyle="1" w:styleId="Color5C0000Bg3D1466">
+    <w:name w:val="Color5C0000Bg3D1466"/>
+    <w:rPr>
+      <w:color w:val="5C0000"/>
+      <w:shd w:val="clear" w:color="auto" w:fill="3D1466"/>
+    </w:rPr>
+  </w:style>
+  <w:style w:type="character" w:customStyle="1" w:styleId="Color663D00">
+    <w:name w:val="Color663D00"/>
+    <w:rPr>
+      <w:color w:val="663D00"/>
+    </w:rPr>
+  </w:style>
+  <w:style w:type="character" w:customStyle="1" w:styleId="Color663D00BgE60000">
+    <w:name w:val="Color663D00BgE60000"/>
+    <w:rPr>
+      <w:color w:val="663D00"/>
+      <w:shd w:val="clear" w:color="auto" w:fill="E60000"/>
+    </w:rPr>
+  </w:style>
+  <w:style w:type="character" w:customStyle="1" w:styleId="Color663D00BgFF9900">
+    <w:name w:val="Color663D00BgFF9900"/>
+    <w:rPr>
+      <w:color w:val="663D00"/>
+      <w:shd w:val="clear" w:color="auto" w:fill="FF9900"/>
+    </w:rPr>
+  </w:style>
+  <w:style w:type="character" w:customStyle="1" w:styleId="Color663D00BgFFFF00">
+    <w:name w:val="Color663D00BgFFFF00"/>
+    <w:rPr>
+      <w:color w:val="663D00"/>
+      <w:shd w:val="clear" w:color="auto" w:fill="FFFF00"/>
+    </w:rPr>
+  </w:style>
+  <w:style w:type="character" w:customStyle="1" w:styleId="Color663D00Bg008A00">
+    <w:name w:val="Color663D00Bg008A00"/>
+    <w:rPr>
+      <w:color w:val="663D00"/>
+      <w:shd w:val="clear" w:color="auto" w:fill="008A00"/>
+    </w:rPr>
+  </w:style>
+  <w:style w:type="character" w:customStyle="1" w:styleId="Color663D00Bg0066CC">
+    <w:name w:val="Color663D00Bg0066CC"/>
+    <w:rPr>
+      <w:color w:val="663D00"/>
+      <w:shd w:val="clear" w:color="auto" w:fill="0066CC"/>
+    </w:rPr>
+  </w:style>
+  <w:style w:type="character" w:customStyle="1" w:styleId="Color663D00Bg9933FF">
+    <w:name w:val="Color663D00Bg9933FF"/>
+    <w:rPr>
+      <w:color w:val="663D00"/>
+      <w:shd w:val="clear" w:color="auto" w:fill="9933FF"/>
+    </w:rPr>
+  </w:style>
+  <w:style w:type="character" w:customStyle="1" w:styleId="Color663D00BgFFFFFF">
+    <w:name w:val="Color663D00BgFFFFFF"/>
+    <w:rPr>
+      <w:color w:val="663D00"/>
+      <w:shd w:val="clear" w:color="auto" w:fill="FFFFFF"/>
+    </w:rPr>
+  </w:style>
+  <w:style w:type="character" w:customStyle="1" w:styleId="Color663D00BgFACCCC">
+    <w:name w:val="Color663D00BgFACCCC"/>
+    <w:rPr>
+      <w:color w:val="663D00"/>
+      <w:shd w:val="clear" w:color="auto" w:fill="FACCCC"/>
+    </w:rPr>
+  </w:style>
+  <w:style w:type="character" w:customStyle="1" w:styleId="Color663D00BgFFEBCC">
+    <w:name w:val="Color663D00BgFFEBCC"/>
+    <w:rPr>
+      <w:color w:val="663D00"/>
+      <w:shd w:val="clear" w:color="auto" w:fill="FFEBCC"/>
+    </w:rPr>
+  </w:style>
+  <w:style w:type="character" w:customStyle="1" w:styleId="Color663D00BgFFFFCC">
+    <w:name w:val="Color663D00BgFFFFCC"/>
+    <w:rPr>
+      <w:color w:val="663D00"/>
+      <w:shd w:val="clear" w:color="auto" w:fill="FFFFCC"/>
+    </w:rPr>
+  </w:style>
+  <w:style w:type="character" w:customStyle="1" w:styleId="Color663D00BgCCE8CC">
+    <w:name w:val="Color663D00BgCCE8CC"/>
+    <w:rPr>
+      <w:color w:val="663D00"/>
+      <w:shd w:val="clear" w:color="auto" w:fill="CCE8CC"/>
+    </w:rPr>
+  </w:style>
+  <w:style w:type="character" w:customStyle="1" w:styleId="Color663D00BgCCE0F5">
+    <w:name w:val="Color663D00BgCCE0F5"/>
+    <w:rPr>
+      <w:color w:val="663D00"/>
+      <w:shd w:val="clear" w:color="auto" w:fill="CCE0F5"/>
+    </w:rPr>
+  </w:style>
+  <w:style w:type="character" w:customStyle="1" w:styleId="Color663D00BgEBD6FF">
+    <w:name w:val="Color663D00BgEBD6FF"/>
+    <w:rPr>
+      <w:color w:val="663D00"/>
+      <w:shd w:val="clear" w:color="auto" w:fill="EBD6FF"/>
+    </w:rPr>
+  </w:style>
+  <w:style w:type="character" w:customStyle="1" w:styleId="Color663D00BgBBBBBB">
+    <w:name w:val="Color663D00BgBBBBBB"/>
+    <w:rPr>
+      <w:color w:val="663D00"/>
+      <w:shd w:val="clear" w:color="auto" w:fill="BBBBBB"/>
+    </w:rPr>
+  </w:style>
+  <w:style w:type="character" w:customStyle="1" w:styleId="Color663D00BgF06666">
+    <w:name w:val="Color663D00BgF06666"/>
+    <w:rPr>
+      <w:color w:val="663D00"/>
+      <w:shd w:val="clear" w:color="auto" w:fill="F06666"/>
+    </w:rPr>
+  </w:style>
+  <w:style w:type="character" w:customStyle="1" w:styleId="Color663D00BgFFC266">
+    <w:name w:val="Color663D00BgFFC266"/>
+    <w:rPr>
+      <w:color w:val="663D00"/>
+      <w:shd w:val="clear" w:color="auto" w:fill="FFC266"/>
+    </w:rPr>
+  </w:style>
+  <w:style w:type="character" w:customStyle="1" w:styleId="Color663D00BgFFFF66">
+    <w:name w:val="Color663D00BgFFFF66"/>
+    <w:rPr>
+      <w:color w:val="663D00"/>
+      <w:shd w:val="clear" w:color="auto" w:fill="FFFF66"/>
+    </w:rPr>
+  </w:style>
+  <w:style w:type="character" w:customStyle="1" w:styleId="Color663D00Bg66B966">
+    <w:name w:val="Color663D00Bg66B966"/>
+    <w:rPr>
+      <w:color w:val="663D00"/>
+      <w:shd w:val="clear" w:color="auto" w:fill="66B966"/>
+    </w:rPr>
+  </w:style>
+  <w:style w:type="character" w:customStyle="1" w:styleId="Color663D00Bg66A3E0">
+    <w:name w:val="Color663D00Bg66A3E0"/>
+    <w:rPr>
+      <w:color w:val="663D00"/>
+      <w:shd w:val="clear" w:color="auto" w:fill="66A3E0"/>
+    </w:rPr>
+  </w:style>
+  <w:style w:type="character" w:customStyle="1" w:styleId="Color663D00BgC285FF">
+    <w:name w:val="Color663D00BgC285FF"/>
+    <w:rPr>
+      <w:color w:val="663D00"/>
+      <w:shd w:val="clear" w:color="auto" w:fill="C285FF"/>
+    </w:rPr>
+  </w:style>
+  <w:style w:type="character" w:customStyle="1" w:styleId="Color663D00Bg888888">
+    <w:name w:val="Color663D00Bg888888"/>
+    <w:rPr>
+      <w:color w:val="663D00"/>
+      <w:shd w:val="clear" w:color="auto" w:fill="888888"/>
+    </w:rPr>
+  </w:style>
+  <w:style w:type="character" w:customStyle="1" w:styleId="Color663D00BgA10000">
+    <w:name w:val="Color663D00BgA10000"/>
+    <w:rPr>
+      <w:color w:val="663D00"/>
+      <w:shd w:val="clear" w:color="auto" w:fill="A10000"/>
+    </w:rPr>
+  </w:style>
+  <w:style w:type="character" w:customStyle="1" w:styleId="Color663D00BgB26B00">
+    <w:name w:val="Color663D00BgB26B00"/>
+    <w:rPr>
+      <w:color w:val="663D00"/>
+      <w:shd w:val="clear" w:color="auto" w:fill="B26B00"/>
+    </w:rPr>
+  </w:style>
+  <w:style w:type="character" w:customStyle="1" w:styleId="Color663D00BgB2B200">
+    <w:name w:val="Color663D00BgB2B200"/>
+    <w:rPr>
+      <w:color w:val="663D00"/>
+      <w:shd w:val="clear" w:color="auto" w:fill="B2B200"/>
+    </w:rPr>
+  </w:style>
+  <w:style w:type="character" w:customStyle="1" w:styleId="Color663D00Bg006100">
+    <w:name w:val="Color663D00Bg006100"/>
+    <w:rPr>
+      <w:color w:val="663D00"/>
+      <w:shd w:val="clear" w:color="auto" w:fill="006100"/>
+    </w:rPr>
+  </w:style>
+  <w:style w:type="character" w:customStyle="1" w:styleId="Color663D00Bg0047B2">
+    <w:name w:val="Color663D00Bg0047B2"/>
+    <w:rPr>
+      <w:color w:val="663D00"/>
+      <w:shd w:val="clear" w:color="auto" w:fill="0047B2"/>
+    </w:rPr>
+  </w:style>
+  <w:style w:type="character" w:customStyle="1" w:styleId="Color663D00Bg6B24B2">
+    <w:name w:val="Color663D00Bg6B24B2"/>
+    <w:rPr>
+      <w:color w:val="663D00"/>
+      <w:shd w:val="clear" w:color="auto" w:fill="6B24B2"/>
+    </w:rPr>
+  </w:style>
+  <w:style w:type="character" w:customStyle="1" w:styleId="Color663D00Bg444444">
+    <w:name w:val="Color663D00Bg444444"/>
+    <w:rPr>
+      <w:color w:val="663D00"/>
+      <w:shd w:val="clear" w:color="auto" w:fill="444444"/>
+    </w:rPr>
+  </w:style>
+  <w:style w:type="character" w:customStyle="1" w:styleId="Color663D00Bg5C0000">
+    <w:name w:val="Color663D00Bg5C0000"/>
+    <w:rPr>
+      <w:color w:val="663D00"/>
+      <w:shd w:val="clear" w:color="auto" w:fill="5C0000"/>
+    </w:rPr>
+  </w:style>
+  <w:style w:type="character" w:customStyle="1" w:styleId="Color663D00Bg663D00">
+    <w:name w:val="Color663D00Bg663D00"/>
+    <w:rPr>
+      <w:color w:val="663D00"/>
+      <w:shd w:val="clear" w:color="auto" w:fill="663D00"/>
+    </w:rPr>
+  </w:style>
+  <w:style w:type="character" w:customStyle="1" w:styleId="Color663D00Bg666600">
+    <w:name w:val="Color663D00Bg666600"/>
+    <w:rPr>
+      <w:color w:val="663D00"/>
+      <w:shd w:val="clear" w:color="auto" w:fill="666600"/>
+    </w:rPr>
+  </w:style>
+  <w:style w:type="character" w:customStyle="1" w:styleId="Color663D00Bg003700">
+    <w:name w:val="Color663D00Bg003700"/>
+    <w:rPr>
+      <w:color w:val="663D00"/>
+      <w:shd w:val="clear" w:color="auto" w:fill="003700"/>
+    </w:rPr>
+  </w:style>
+  <w:style w:type="character" w:customStyle="1" w:styleId="Color663D00Bg002966">
+    <w:name w:val="Color663D00Bg002966"/>
+    <w:rPr>
+      <w:color w:val="663D00"/>
+      <w:shd w:val="clear" w:color="auto" w:fill="002966"/>
+    </w:rPr>
+  </w:style>
+  <w:style w:type="character" w:customStyle="1" w:styleId="Color663D00Bg3D1466">
+    <w:name w:val="Color663D00Bg3D1466"/>
+    <w:rPr>
+      <w:color w:val="663D00"/>
+      <w:shd w:val="clear" w:color="auto" w:fill="3D1466"/>
+    </w:rPr>
+  </w:style>
+  <w:style w:type="character" w:customStyle="1" w:styleId="Color666600">
+    <w:name w:val="Color666600"/>
+    <w:rPr>
+      <w:color w:val="666600"/>
+    </w:rPr>
+  </w:style>
+  <w:style w:type="character" w:customStyle="1" w:styleId="Color666600BgE60000">
+    <w:name w:val="Color666600BgE60000"/>
+    <w:rPr>
+      <w:color w:val="666600"/>
+      <w:shd w:val="clear" w:color="auto" w:fill="E60000"/>
+    </w:rPr>
+  </w:style>
+  <w:style w:type="character" w:customStyle="1" w:styleId="Color666600BgFF9900">
+    <w:name w:val="Color666600BgFF9900"/>
+    <w:rPr>
+      <w:color w:val="666600"/>
+      <w:shd w:val="clear" w:color="auto" w:fill="FF9900"/>
+    </w:rPr>
+  </w:style>
+  <w:style w:type="character" w:customStyle="1" w:styleId="Color666600BgFFFF00">
+    <w:name w:val="Color666600BgFFFF00"/>
+    <w:rPr>
+      <w:color w:val="666600"/>
+      <w:shd w:val="clear" w:color="auto" w:fill="FFFF00"/>
+    </w:rPr>
+  </w:style>
+  <w:style w:type="character" w:customStyle="1" w:styleId="Color666600Bg008A00">
+    <w:name w:val="Color666600Bg008A00"/>
+    <w:rPr>
+      <w:color w:val="666600"/>
+      <w:shd w:val="clear" w:color="auto" w:fill="008A00"/>
+    </w:rPr>
+  </w:style>
+  <w:style w:type="character" w:customStyle="1" w:styleId="Color666600Bg0066CC">
+    <w:name w:val="Color666600Bg0066CC"/>
+    <w:rPr>
+      <w:color w:val="666600"/>
+      <w:shd w:val="clear" w:color="auto" w:fill="0066CC"/>
+    </w:rPr>
+  </w:style>
+  <w:style w:type="character" w:customStyle="1" w:styleId="Color666600Bg9933FF">
+    <w:name w:val="Color666600Bg9933FF"/>
+    <w:rPr>
+      <w:color w:val="666600"/>
+      <w:shd w:val="clear" w:color="auto" w:fill="9933FF"/>
+    </w:rPr>
+  </w:style>
+  <w:style w:type="character" w:customStyle="1" w:styleId="Color666600BgFFFFFF">
+    <w:name w:val="Color666600BgFFFFFF"/>
+    <w:rPr>
+      <w:color w:val="666600"/>
+      <w:shd w:val="clear" w:color="auto" w:fill="FFFFFF"/>
+    </w:rPr>
+  </w:style>
+  <w:style w:type="character" w:customStyle="1" w:styleId="Color666600BgFACCCC">
+    <w:name w:val="Color666600BgFACCCC"/>
+    <w:rPr>
+      <w:color w:val="666600"/>
+      <w:shd w:val="clear" w:color="auto" w:fill="FACCCC"/>
+    </w:rPr>
+  </w:style>
+  <w:style w:type="character" w:customStyle="1" w:styleId="Color666600BgFFEBCC">
+    <w:name w:val="Color666600BgFFEBCC"/>
+    <w:rPr>
+      <w:color w:val="666600"/>
+      <w:shd w:val="clear" w:color="auto" w:fill="FFEBCC"/>
+    </w:rPr>
+  </w:style>
+  <w:style w:type="character" w:customStyle="1" w:styleId="Color666600BgFFFFCC">
+    <w:name w:val="Color666600BgFFFFCC"/>
+    <w:rPr>
+      <w:color w:val="666600"/>
+      <w:shd w:val="clear" w:color="auto" w:fill="FFFFCC"/>
+    </w:rPr>
+  </w:style>
+  <w:style w:type="character" w:customStyle="1" w:styleId="Color666600BgCCE8CC">
+    <w:name w:val="Color666600BgCCE8CC"/>
+    <w:rPr>
+      <w:color w:val="666600"/>
+      <w:shd w:val="clear" w:color="auto" w:fill="CCE8CC"/>
+    </w:rPr>
+  </w:style>
+  <w:style w:type="character" w:customStyle="1" w:styleId="Color666600BgCCE0F5">
+    <w:name w:val="Color666600BgCCE0F5"/>
+    <w:rPr>
+      <w:color w:val="666600"/>
+      <w:shd w:val="clear" w:color="auto" w:fill="CCE0F5"/>
+    </w:rPr>
+  </w:style>
+  <w:style w:type="character" w:customStyle="1" w:styleId="Color666600BgEBD6FF">
+    <w:name w:val="Color666600BgEBD6FF"/>
+    <w:rPr>
+      <w:color w:val="666600"/>
+      <w:shd w:val="clear" w:color="auto" w:fill="EBD6FF"/>
+    </w:rPr>
+  </w:style>
+  <w:style w:type="character" w:customStyle="1" w:styleId="Color666600BgBBBBBB">
+    <w:name w:val="Color666600BgBBBBBB"/>
+    <w:rPr>
+      <w:color w:val="666600"/>
+      <w:shd w:val="clear" w:color="auto" w:fill="BBBBBB"/>
+    </w:rPr>
+  </w:style>
+  <w:style w:type="character" w:customStyle="1" w:styleId="Color666600BgF06666">
+    <w:name w:val="Color666600BgF06666"/>
+    <w:rPr>
+      <w:color w:val="666600"/>
+      <w:shd w:val="clear" w:color="auto" w:fill="F06666"/>
+    </w:rPr>
+  </w:style>
+  <w:style w:type="character" w:customStyle="1" w:styleId="Color666600BgFFC266">
+    <w:name w:val="Color666600BgFFC266"/>
+    <w:rPr>
+      <w:color w:val="666600"/>
+      <w:shd w:val="clear" w:color="auto" w:fill="FFC266"/>
+    </w:rPr>
+  </w:style>
+  <w:style w:type="character" w:customStyle="1" w:styleId="Color666600BgFFFF66">
+    <w:name w:val="Color666600BgFFFF66"/>
+    <w:rPr>
+      <w:color w:val="666600"/>
+      <w:shd w:val="clear" w:color="auto" w:fill="FFFF66"/>
+    </w:rPr>
+  </w:style>
+  <w:style w:type="character" w:customStyle="1" w:styleId="Color666600Bg66B966">
+    <w:name w:val="Color666600Bg66B966"/>
+    <w:rPr>
+      <w:color w:val="666600"/>
+      <w:shd w:val="clear" w:color="auto" w:fill="66B966"/>
+    </w:rPr>
+  </w:style>
+  <w:style w:type="character" w:customStyle="1" w:styleId="Color666600Bg66A3E0">
+    <w:name w:val="Color666600Bg66A3E0"/>
+    <w:rPr>
+      <w:color w:val="666600"/>
+      <w:shd w:val="clear" w:color="auto" w:fill="66A3E0"/>
+    </w:rPr>
+  </w:style>
+  <w:style w:type="character" w:customStyle="1" w:styleId="Color666600BgC285FF">
+    <w:name w:val="Color666600BgC285FF"/>
+    <w:rPr>
+      <w:color w:val="666600"/>
+      <w:shd w:val="clear" w:color="auto" w:fill="C285FF"/>
+    </w:rPr>
+  </w:style>
+  <w:style w:type="character" w:customStyle="1" w:styleId="Color666600Bg888888">
+    <w:name w:val="Color666600Bg888888"/>
+    <w:rPr>
+      <w:color w:val="666600"/>
+      <w:shd w:val="clear" w:color="auto" w:fill="888888"/>
+    </w:rPr>
+  </w:style>
+  <w:style w:type="character" w:customStyle="1" w:styleId="Color666600BgA10000">
+    <w:name w:val="Color666600BgA10000"/>
+    <w:rPr>
+      <w:color w:val="666600"/>
+      <w:shd w:val="clear" w:color="auto" w:fill="A10000"/>
+    </w:rPr>
+  </w:style>
+  <w:style w:type="character" w:customStyle="1" w:styleId="Color666600BgB26B00">
+    <w:name w:val="Color666600BgB26B00"/>
+    <w:rPr>
+      <w:color w:val="666600"/>
+      <w:shd w:val="clear" w:color="auto" w:fill="B26B00"/>
+    </w:rPr>
+  </w:style>
+  <w:style w:type="character" w:customStyle="1" w:styleId="Color666600BgB2B200">
+    <w:name w:val="Color666600BgB2B200"/>
+    <w:rPr>
+      <w:color w:val="666600"/>
+      <w:shd w:val="clear" w:color="auto" w:fill="B2B200"/>
+    </w:rPr>
+  </w:style>
+  <w:style w:type="character" w:customStyle="1" w:styleId="Color666600Bg006100">
+    <w:name w:val="Color666600Bg006100"/>
+    <w:rPr>
+      <w:color w:val="666600"/>
+      <w:shd w:val="clear" w:color="auto" w:fill="006100"/>
+    </w:rPr>
+  </w:style>
+  <w:style w:type="character" w:customStyle="1" w:styleId="Color666600Bg0047B2">
+    <w:name w:val="Color666600Bg0047B2"/>
+    <w:rPr>
+      <w:color w:val="666600"/>
+      <w:shd w:val="clear" w:color="auto" w:fill="0047B2"/>
+    </w:rPr>
+  </w:style>
+  <w:style w:type="character" w:customStyle="1" w:styleId="Color666600Bg6B24B2">
+    <w:name w:val="Color666600Bg6B24B2"/>
+    <w:rPr>
+      <w:color w:val="666600"/>
+      <w:shd w:val="clear" w:color="auto" w:fill="6B24B2"/>
+    </w:rPr>
+  </w:style>
+  <w:style w:type="character" w:customStyle="1" w:styleId="Color666600Bg444444">
+    <w:name w:val="Color666600Bg444444"/>
+    <w:rPr>
+      <w:color w:val="666600"/>
+      <w:shd w:val="clear" w:color="auto" w:fill="444444"/>
+    </w:rPr>
+  </w:style>
+  <w:style w:type="character" w:customStyle="1" w:styleId="Color666600Bg5C0000">
+    <w:name w:val="Color666600Bg5C0000"/>
+    <w:rPr>
+      <w:color w:val="666600"/>
+      <w:shd w:val="clear" w:color="auto" w:fill="5C0000"/>
+    </w:rPr>
+  </w:style>
+  <w:style w:type="character" w:customStyle="1" w:styleId="Color666600Bg663D00">
+    <w:name w:val="Color666600Bg663D00"/>
+    <w:rPr>
+      <w:color w:val="666600"/>
+      <w:shd w:val="clear" w:color="auto" w:fill="663D00"/>
+    </w:rPr>
+  </w:style>
+  <w:style w:type="character" w:customStyle="1" w:styleId="Color666600Bg666600">
+    <w:name w:val="Color666600Bg666600"/>
+    <w:rPr>
+      <w:color w:val="666600"/>
+      <w:shd w:val="clear" w:color="auto" w:fill="666600"/>
+    </w:rPr>
+  </w:style>
+  <w:style w:type="character" w:customStyle="1" w:styleId="Color666600Bg003700">
+    <w:name w:val="Color666600Bg003700"/>
+    <w:rPr>
+      <w:color w:val="666600"/>
+      <w:shd w:val="clear" w:color="auto" w:fill="003700"/>
+    </w:rPr>
+  </w:style>
+  <w:style w:type="character" w:customStyle="1" w:styleId="Color666600Bg002966">
+    <w:name w:val="Color666600Bg002966"/>
+    <w:rPr>
+      <w:color w:val="666600"/>
+      <w:shd w:val="clear" w:color="auto" w:fill="002966"/>
+    </w:rPr>
+  </w:style>
+  <w:style w:type="character" w:customStyle="1" w:styleId="Color666600Bg3D1466">
+    <w:name w:val="Color666600Bg3D1466"/>
+    <w:rPr>
+      <w:color w:val="666600"/>
+      <w:shd w:val="clear" w:color="auto" w:fill="3D1466"/>
+    </w:rPr>
+  </w:style>
+  <w:style w:type="character" w:customStyle="1" w:styleId="Color003700">
+    <w:name w:val="Color003700"/>
+    <w:rPr>
+      <w:color w:val="003700"/>
+    </w:rPr>
+  </w:style>
+  <w:style w:type="character" w:customStyle="1" w:styleId="Color003700BgE60000">
+    <w:name w:val="Color003700BgE60000"/>
+    <w:rPr>
+      <w:color w:val="003700"/>
+      <w:shd w:val="clear" w:color="auto" w:fill="E60000"/>
+    </w:rPr>
+  </w:style>
+  <w:style w:type="character" w:customStyle="1" w:styleId="Color003700BgFF9900">
+    <w:name w:val="Color003700BgFF9900"/>
+    <w:rPr>
+      <w:color w:val="003700"/>
+      <w:shd w:val="clear" w:color="auto" w:fill="FF9900"/>
+    </w:rPr>
+  </w:style>
+  <w:style w:type="character" w:customStyle="1" w:styleId="Color003700BgFFFF00">
+    <w:name w:val="Color003700BgFFFF00"/>
+    <w:rPr>
+      <w:color w:val="003700"/>
+      <w:shd w:val="clear" w:color="auto" w:fill="FFFF00"/>
+    </w:rPr>
+  </w:style>
+  <w:style w:type="character" w:customStyle="1" w:styleId="Color003700Bg008A00">
+    <w:name w:val="Color003700Bg008A00"/>
+    <w:rPr>
+      <w:color w:val="003700"/>
+      <w:shd w:val="clear" w:color="auto" w:fill="008A00"/>
+    </w:rPr>
+  </w:style>
+  <w:style w:type="character" w:customStyle="1" w:styleId="Color003700Bg0066CC">
+    <w:name w:val="Color003700Bg0066CC"/>
+    <w:rPr>
+      <w:color w:val="003700"/>
+      <w:shd w:val="clear" w:color="auto" w:fill="0066CC"/>
+    </w:rPr>
+  </w:style>
+  <w:style w:type="character" w:customStyle="1" w:styleId="Color003700Bg9933FF">
+    <w:name w:val="Color003700Bg9933FF"/>
+    <w:rPr>
+      <w:color w:val="003700"/>
+      <w:shd w:val="clear" w:color="auto" w:fill="9933FF"/>
+    </w:rPr>
+  </w:style>
+  <w:style w:type="character" w:customStyle="1" w:styleId="Color003700BgFFFFFF">
+    <w:name w:val="Color003700BgFFFFFF"/>
+    <w:rPr>
+      <w:color w:val="003700"/>
+      <w:shd w:val="clear" w:color="auto" w:fill="FFFFFF"/>
+    </w:rPr>
+  </w:style>
+  <w:style w:type="character" w:customStyle="1" w:styleId="Color003700BgFACCCC">
+    <w:name w:val="Color003700BgFACCCC"/>
+    <w:rPr>
+      <w:color w:val="003700"/>
+      <w:shd w:val="clear" w:color="auto" w:fill="FACCCC"/>
+    </w:rPr>
+  </w:style>
+  <w:style w:type="character" w:customStyle="1" w:styleId="Color003700BgFFEBCC">
+    <w:name w:val="Color003700BgFFEBCC"/>
+    <w:rPr>
+      <w:color w:val="003700"/>
+      <w:shd w:val="clear" w:color="auto" w:fill="FFEBCC"/>
+    </w:rPr>
+  </w:style>
+  <w:style w:type="character" w:customStyle="1" w:styleId="Color003700BgFFFFCC">
+    <w:name w:val="Color003700BgFFFFCC"/>
+    <w:rPr>
+      <w:color w:val="003700"/>
+      <w:shd w:val="clear" w:color="auto" w:fill="FFFFCC"/>
+    </w:rPr>
+  </w:style>
+  <w:style w:type="character" w:customStyle="1" w:styleId="Color003700BgCCE8CC">
+    <w:name w:val="Color003700BgCCE8CC"/>
+    <w:rPr>
+      <w:color w:val="003700"/>
+      <w:shd w:val="clear" w:color="auto" w:fill="CCE8CC"/>
+    </w:rPr>
+  </w:style>
+  <w:style w:type="character" w:customStyle="1" w:styleId="Color003700BgCCE0F5">
+    <w:name w:val="Color003700BgCCE0F5"/>
+    <w:rPr>
+      <w:color w:val="003700"/>
+      <w:shd w:val="clear" w:color="auto" w:fill="CCE0F5"/>
+    </w:rPr>
+  </w:style>
+  <w:style w:type="character" w:customStyle="1" w:styleId="Color003700BgEBD6FF">
+    <w:name w:val="Color003700BgEBD6FF"/>
+    <w:rPr>
+      <w:color w:val="003700"/>
+      <w:shd w:val="clear" w:color="auto" w:fill="EBD6FF"/>
+    </w:rPr>
+  </w:style>
+  <w:style w:type="character" w:customStyle="1" w:styleId="Color003700BgBBBBBB">
+    <w:name w:val="Color003700BgBBBBBB"/>
+    <w:rPr>
+      <w:color w:val="003700"/>
+      <w:shd w:val="clear" w:color="auto" w:fill="BBBBBB"/>
+    </w:rPr>
+  </w:style>
+  <w:style w:type="character" w:customStyle="1" w:styleId="Color003700BgF06666">
+    <w:name w:val="Color003700BgF06666"/>
+    <w:rPr>
+      <w:color w:val="003700"/>
+      <w:shd w:val="clear" w:color="auto" w:fill="F06666"/>
+    </w:rPr>
+  </w:style>
+  <w:style w:type="character" w:customStyle="1" w:styleId="Color003700BgFFC266">
+    <w:name w:val="Color003700BgFFC266"/>
+    <w:rPr>
+      <w:color w:val="003700"/>
+      <w:shd w:val="clear" w:color="auto" w:fill="FFC266"/>
+    </w:rPr>
+  </w:style>
+  <w:style w:type="character" w:customStyle="1" w:styleId="Color003700BgFFFF66">
+    <w:name w:val="Color003700BgFFFF66"/>
+    <w:rPr>
+      <w:color w:val="003700"/>
+      <w:shd w:val="clear" w:color="auto" w:fill="FFFF66"/>
+    </w:rPr>
+  </w:style>
+  <w:style w:type="character" w:customStyle="1" w:styleId="Color003700Bg66B966">
+    <w:name w:val="Color003700Bg66B966"/>
+    <w:rPr>
+      <w:color w:val="003700"/>
+      <w:shd w:val="clear" w:color="auto" w:fill="66B966"/>
+    </w:rPr>
+  </w:style>
+  <w:style w:type="character" w:customStyle="1" w:styleId="Color003700Bg66A3E0">
+    <w:name w:val="Color003700Bg66A3E0"/>
+    <w:rPr>
+      <w:color w:val="003700"/>
+      <w:shd w:val="clear" w:color="auto" w:fill="66A3E0"/>
+    </w:rPr>
+  </w:style>
+  <w:style w:type="character" w:customStyle="1" w:styleId="Color003700BgC285FF">
+    <w:name w:val="Color003700BgC285FF"/>
+    <w:rPr>
+      <w:color w:val="003700"/>
+      <w:shd w:val="clear" w:color="auto" w:fill="C285FF"/>
+    </w:rPr>
+  </w:style>
+  <w:style w:type="character" w:customStyle="1" w:styleId="Color003700Bg888888">
+    <w:name w:val="Color003700Bg888888"/>
+    <w:rPr>
+      <w:color w:val="003700"/>
+      <w:shd w:val="clear" w:color="auto" w:fill="888888"/>
+    </w:rPr>
+  </w:style>
+  <w:style w:type="character" w:customStyle="1" w:styleId="Color003700BgA10000">
+    <w:name w:val="Color003700BgA10000"/>
+    <w:rPr>
+      <w:color w:val="003700"/>
+      <w:shd w:val="clear" w:color="auto" w:fill="A10000"/>
+    </w:rPr>
+  </w:style>
+  <w:style w:type="character" w:customStyle="1" w:styleId="Color003700BgB26B00">
+    <w:name w:val="Color003700BgB26B00"/>
+    <w:rPr>
+      <w:color w:val="003700"/>
+      <w:shd w:val="clear" w:color="auto" w:fill="B26B00"/>
+    </w:rPr>
+  </w:style>
+  <w:style w:type="character" w:customStyle="1" w:styleId="Color003700BgB2B200">
+    <w:name w:val="Color003700BgB2B200"/>
+    <w:rPr>
+      <w:color w:val="003700"/>
+      <w:shd w:val="clear" w:color="auto" w:fill="B2B200"/>
+    </w:rPr>
+  </w:style>
+  <w:style w:type="character" w:customStyle="1" w:styleId="Color003700Bg006100">
+    <w:name w:val="Color003700Bg006100"/>
+    <w:rPr>
+      <w:color w:val="003700"/>
+      <w:shd w:val="clear" w:color="auto" w:fill="006100"/>
+    </w:rPr>
+  </w:style>
+  <w:style w:type="character" w:customStyle="1" w:styleId="Color003700Bg0047B2">
+    <w:name w:val="Color003700Bg0047B2"/>
+    <w:rPr>
+      <w:color w:val="003700"/>
+      <w:shd w:val="clear" w:color="auto" w:fill="0047B2"/>
+    </w:rPr>
+  </w:style>
+  <w:style w:type="character" w:customStyle="1" w:styleId="Color003700Bg6B24B2">
+    <w:name w:val="Color003700Bg6B24B2"/>
+    <w:rPr>
+      <w:color w:val="003700"/>
+      <w:shd w:val="clear" w:color="auto" w:fill="6B24B2"/>
+    </w:rPr>
+  </w:style>
+  <w:style w:type="character" w:customStyle="1" w:styleId="Color003700Bg444444">
+    <w:name w:val="Color003700Bg444444"/>
+    <w:rPr>
+      <w:color w:val="003700"/>
+      <w:shd w:val="clear" w:color="auto" w:fill="444444"/>
+    </w:rPr>
+  </w:style>
+  <w:style w:type="character" w:customStyle="1" w:styleId="Color003700Bg5C0000">
+    <w:name w:val="Color003700Bg5C0000"/>
+    <w:rPr>
+      <w:color w:val="003700"/>
+      <w:shd w:val="clear" w:color="auto" w:fill="5C0000"/>
+    </w:rPr>
+  </w:style>
+  <w:style w:type="character" w:customStyle="1" w:styleId="Color003700Bg663D00">
+    <w:name w:val="Color003700Bg663D00"/>
+    <w:rPr>
+      <w:color w:val="003700"/>
+      <w:shd w:val="clear" w:color="auto" w:fill="663D00"/>
+    </w:rPr>
+  </w:style>
+  <w:style w:type="character" w:customStyle="1" w:styleId="Color003700Bg666600">
+    <w:name w:val="Color003700Bg666600"/>
+    <w:rPr>
+      <w:color w:val="003700"/>
+      <w:shd w:val="clear" w:color="auto" w:fill="666600"/>
+    </w:rPr>
+  </w:style>
+  <w:style w:type="character" w:customStyle="1" w:styleId="Color003700Bg003700">
+    <w:name w:val="Color003700Bg003700"/>
+    <w:rPr>
+      <w:color w:val="003700"/>
+      <w:shd w:val="clear" w:color="auto" w:fill="003700"/>
+    </w:rPr>
+  </w:style>
+  <w:style w:type="character" w:customStyle="1" w:styleId="Color003700Bg002966">
+    <w:name w:val="Color003700Bg002966"/>
+    <w:rPr>
+      <w:color w:val="003700"/>
+      <w:shd w:val="clear" w:color="auto" w:fill="002966"/>
+    </w:rPr>
+  </w:style>
+  <w:style w:type="character" w:customStyle="1" w:styleId="Color003700Bg3D1466">
+    <w:name w:val="Color003700Bg3D1466"/>
+    <w:rPr>
+      <w:color w:val="003700"/>
+      <w:shd w:val="clear" w:color="auto" w:fill="3D1466"/>
+    </w:rPr>
+  </w:style>
+  <w:style w:type="character" w:customStyle="1" w:styleId="Color002966">
+    <w:name w:val="Color002966"/>
+    <w:rPr>
+      <w:color w:val="002966"/>
+    </w:rPr>
+  </w:style>
+  <w:style w:type="character" w:customStyle="1" w:styleId="Color002966BgE60000">
+    <w:name w:val="Color002966BgE60000"/>
+    <w:rPr>
+      <w:color w:val="002966"/>
+      <w:shd w:val="clear" w:color="auto" w:fill="E60000"/>
+    </w:rPr>
+  </w:style>
+  <w:style w:type="character" w:customStyle="1" w:styleId="Color002966BgFF9900">
+    <w:name w:val="Color002966BgFF9900"/>
+    <w:rPr>
+      <w:color w:val="002966"/>
+      <w:shd w:val="clear" w:color="auto" w:fill="FF9900"/>
+    </w:rPr>
+  </w:style>
+  <w:style w:type="character" w:customStyle="1" w:styleId="Color002966BgFFFF00">
+    <w:name w:val="Color002966BgFFFF00"/>
+    <w:rPr>
+      <w:color w:val="002966"/>
+      <w:shd w:val="clear" w:color="auto" w:fill="FFFF00"/>
+    </w:rPr>
+  </w:style>
+  <w:style w:type="character" w:customStyle="1" w:styleId="Color002966Bg008A00">
+    <w:name w:val="Color002966Bg008A00"/>
+    <w:rPr>
+      <w:color w:val="002966"/>
+      <w:shd w:val="clear" w:color="auto" w:fill="008A00"/>
+    </w:rPr>
+  </w:style>
+  <w:style w:type="character" w:customStyle="1" w:styleId="Color002966Bg0066CC">
+    <w:name w:val="Color002966Bg0066CC"/>
+    <w:rPr>
+      <w:color w:val="002966"/>
+      <w:shd w:val="clear" w:color="auto" w:fill="0066CC"/>
+    </w:rPr>
+  </w:style>
+  <w:style w:type="character" w:customStyle="1" w:styleId="Color002966Bg9933FF">
+    <w:name w:val="Color002966Bg9933FF"/>
+    <w:rPr>
+      <w:color w:val="002966"/>
+      <w:shd w:val="clear" w:color="auto" w:fill="9933FF"/>
+    </w:rPr>
+  </w:style>
+  <w:style w:type="character" w:customStyle="1" w:styleId="Color002966BgFFFFFF">
+    <w:name w:val="Color002966BgFFFFFF"/>
+    <w:rPr>
+      <w:color w:val="002966"/>
+      <w:shd w:val="clear" w:color="auto" w:fill="FFFFFF"/>
+    </w:rPr>
+  </w:style>
+  <w:style w:type="character" w:customStyle="1" w:styleId="Color002966BgFACCCC">
+    <w:name w:val="Color002966BgFACCCC"/>
+    <w:rPr>
+      <w:color w:val="002966"/>
+      <w:shd w:val="clear" w:color="auto" w:fill="FACCCC"/>
+    </w:rPr>
+  </w:style>
+  <w:style w:type="character" w:customStyle="1" w:styleId="Color002966BgFFEBCC">
+    <w:name w:val="Color002966BgFFEBCC"/>
+    <w:rPr>
+      <w:color w:val="002966"/>
+      <w:shd w:val="clear" w:color="auto" w:fill="FFEBCC"/>
+    </w:rPr>
+  </w:style>
+  <w:style w:type="character" w:customStyle="1" w:styleId="Color002966BgFFFFCC">
+    <w:name w:val="Color002966BgFFFFCC"/>
+    <w:rPr>
+      <w:color w:val="002966"/>
+      <w:shd w:val="clear" w:color="auto" w:fill="FFFFCC"/>
+    </w:rPr>
+  </w:style>
+  <w:style w:type="character" w:customStyle="1" w:styleId="Color002966BgCCE8CC">
+    <w:name w:val="Color002966BgCCE8CC"/>
+    <w:rPr>
+      <w:color w:val="002966"/>
+      <w:shd w:val="clear" w:color="auto" w:fill="CCE8CC"/>
+    </w:rPr>
+  </w:style>
+  <w:style w:type="character" w:customStyle="1" w:styleId="Color002966BgCCE0F5">
+    <w:name w:val="Color002966BgCCE0F5"/>
+    <w:rPr>
+      <w:color w:val="002966"/>
+      <w:shd w:val="clear" w:color="auto" w:fill="CCE0F5"/>
+    </w:rPr>
+  </w:style>
+  <w:style w:type="character" w:customStyle="1" w:styleId="Color002966BgEBD6FF">
+    <w:name w:val="Color002966BgEBD6FF"/>
+    <w:rPr>
+      <w:color w:val="002966"/>
+      <w:shd w:val="clear" w:color="auto" w:fill="EBD6FF"/>
+    </w:rPr>
+  </w:style>
+  <w:style w:type="character" w:customStyle="1" w:styleId="Color002966BgBBBBBB">
+    <w:name w:val="Color002966BgBBBBBB"/>
+    <w:rPr>
+      <w:color w:val="002966"/>
+      <w:shd w:val="clear" w:color="auto" w:fill="BBBBBB"/>
+    </w:rPr>
+  </w:style>
+  <w:style w:type="character" w:customStyle="1" w:styleId="Color002966BgF06666">
+    <w:name w:val="Color002966BgF06666"/>
+    <w:rPr>
+      <w:color w:val="002966"/>
+      <w:shd w:val="clear" w:color="auto" w:fill="F06666"/>
+    </w:rPr>
+  </w:style>
+  <w:style w:type="character" w:customStyle="1" w:styleId="Color002966BgFFC266">
+    <w:name w:val="Color002966BgFFC266"/>
+    <w:rPr>
+      <w:color w:val="002966"/>
+      <w:shd w:val="clear" w:color="auto" w:fill="FFC266"/>
+    </w:rPr>
+  </w:style>
+  <w:style w:type="character" w:customStyle="1" w:styleId="Color002966BgFFFF66">
+    <w:name w:val="Color002966BgFFFF66"/>
+    <w:rPr>
+      <w:color w:val="002966"/>
+      <w:shd w:val="clear" w:color="auto" w:fill="FFFF66"/>
+    </w:rPr>
+  </w:style>
+  <w:style w:type="character" w:customStyle="1" w:styleId="Color002966Bg66B966">
+    <w:name w:val="Color002966Bg66B966"/>
+    <w:rPr>
+      <w:color w:val="002966"/>
+      <w:shd w:val="clear" w:color="auto" w:fill="66B966"/>
+    </w:rPr>
+  </w:style>
+  <w:style w:type="character" w:customStyle="1" w:styleId="Color002966Bg66A3E0">
+    <w:name w:val="Color002966Bg66A3E0"/>
+    <w:rPr>
+      <w:color w:val="002966"/>
+      <w:shd w:val="clear" w:color="auto" w:fill="66A3E0"/>
+    </w:rPr>
+  </w:style>
+  <w:style w:type="character" w:customStyle="1" w:styleId="Color002966BgC285FF">
+    <w:name w:val="Color002966BgC285FF"/>
+    <w:rPr>
+      <w:color w:val="002966"/>
+      <w:shd w:val="clear" w:color="auto" w:fill="C285FF"/>
+    </w:rPr>
+  </w:style>
+  <w:style w:type="character" w:customStyle="1" w:styleId="Color002966Bg888888">
+    <w:name w:val="Color002966Bg888888"/>
+    <w:rPr>
+      <w:color w:val="002966"/>
+      <w:shd w:val="clear" w:color="auto" w:fill="888888"/>
+    </w:rPr>
+  </w:style>
+  <w:style w:type="character" w:customStyle="1" w:styleId="Color002966BgA10000">
+    <w:name w:val="Color002966BgA10000"/>
+    <w:rPr>
+      <w:color w:val="002966"/>
+      <w:shd w:val="clear" w:color="auto" w:fill="A10000"/>
+    </w:rPr>
+  </w:style>
+  <w:style w:type="character" w:customStyle="1" w:styleId="Color002966BgB26B00">
+    <w:name w:val="Color002966BgB26B00"/>
+    <w:rPr>
+      <w:color w:val="002966"/>
+      <w:shd w:val="clear" w:color="auto" w:fill="B26B00"/>
+    </w:rPr>
+  </w:style>
+  <w:style w:type="character" w:customStyle="1" w:styleId="Color002966BgB2B200">
+    <w:name w:val="Color002966BgB2B200"/>
+    <w:rPr>
+      <w:color w:val="002966"/>
+      <w:shd w:val="clear" w:color="auto" w:fill="B2B200"/>
+    </w:rPr>
+  </w:style>
+  <w:style w:type="character" w:customStyle="1" w:styleId="Color002966Bg006100">
+    <w:name w:val="Color002966Bg006100"/>
+    <w:rPr>
+      <w:color w:val="002966"/>
+      <w:shd w:val="clear" w:color="auto" w:fill="006100"/>
+    </w:rPr>
+  </w:style>
+  <w:style w:type="character" w:customStyle="1" w:styleId="Color002966Bg0047B2">
+    <w:name w:val="Color002966Bg0047B2"/>
+    <w:rPr>
+      <w:color w:val="002966"/>
+      <w:shd w:val="clear" w:color="auto" w:fill="0047B2"/>
+    </w:rPr>
+  </w:style>
+  <w:style w:type="character" w:customStyle="1" w:styleId="Color002966Bg6B24B2">
+    <w:name w:val="Color002966Bg6B24B2"/>
+    <w:rPr>
+      <w:color w:val="002966"/>
+      <w:shd w:val="clear" w:color="auto" w:fill="6B24B2"/>
+    </w:rPr>
+  </w:style>
+  <w:style w:type="character" w:customStyle="1" w:styleId="Color002966Bg444444">
+    <w:name w:val="Color002966Bg444444"/>
+    <w:rPr>
+      <w:color w:val="002966"/>
+      <w:shd w:val="clear" w:color="auto" w:fill="444444"/>
+    </w:rPr>
+  </w:style>
+  <w:style w:type="character" w:customStyle="1" w:styleId="Color002966Bg5C0000">
+    <w:name w:val="Color002966Bg5C0000"/>
+    <w:rPr>
+      <w:color w:val="002966"/>
+      <w:shd w:val="clear" w:color="auto" w:fill="5C0000"/>
+    </w:rPr>
+  </w:style>
+  <w:style w:type="character" w:customStyle="1" w:styleId="Color002966Bg663D00">
+    <w:name w:val="Color002966Bg663D00"/>
+    <w:rPr>
+      <w:color w:val="002966"/>
+      <w:shd w:val="clear" w:color="auto" w:fill="663D00"/>
+    </w:rPr>
+  </w:style>
+  <w:style w:type="character" w:customStyle="1" w:styleId="Color002966Bg666600">
+    <w:name w:val="Color002966Bg666600"/>
+    <w:rPr>
+      <w:color w:val="002966"/>
+      <w:shd w:val="clear" w:color="auto" w:fill="666600"/>
+    </w:rPr>
+  </w:style>
+  <w:style w:type="character" w:customStyle="1" w:styleId="Color002966Bg003700">
+    <w:name w:val="Color002966Bg003700"/>
+    <w:rPr>
+      <w:color w:val="002966"/>
+      <w:shd w:val="clear" w:color="auto" w:fill="003700"/>
+    </w:rPr>
+  </w:style>
+  <w:style w:type="character" w:customStyle="1" w:styleId="Color002966Bg002966">
+    <w:name w:val="Color002966Bg002966"/>
+    <w:rPr>
+      <w:color w:val="002966"/>
+      <w:shd w:val="clear" w:color="auto" w:fill="002966"/>
+    </w:rPr>
+  </w:style>
+  <w:style w:type="character" w:customStyle="1" w:styleId="Color002966Bg3D1466">
+    <w:name w:val="Color002966Bg3D1466"/>
+    <w:rPr>
+      <w:color w:val="002966"/>
+      <w:shd w:val="clear" w:color="auto" w:fill="3D1466"/>
+    </w:rPr>
+  </w:style>
+  <w:style w:type="character" w:customStyle="1" w:styleId="Color3D1466">
+    <w:name w:val="Color3D1466"/>
+    <w:rPr>
+      <w:color w:val="3D1466"/>
+    </w:rPr>
+  </w:style>
+  <w:style w:type="character" w:customStyle="1" w:styleId="Color3D1466BgE60000">
+    <w:name w:val="Color3D1466BgE60000"/>
+    <w:rPr>
+      <w:color w:val="3D1466"/>
+      <w:shd w:val="clear" w:color="auto" w:fill="E60000"/>
+    </w:rPr>
+  </w:style>
+  <w:style w:type="character" w:customStyle="1" w:styleId="Color3D1466BgFF9900">
+    <w:name w:val="Color3D1466BgFF9900"/>
+    <w:rPr>
+      <w:color w:val="3D1466"/>
+      <w:shd w:val="clear" w:color="auto" w:fill="FF9900"/>
+    </w:rPr>
+  </w:style>
+  <w:style w:type="character" w:customStyle="1" w:styleId="Color3D1466BgFFFF00">
+    <w:name w:val="Color3D1466BgFFFF00"/>
+    <w:rPr>
+      <w:color w:val="3D1466"/>
+      <w:shd w:val="clear" w:color="auto" w:fill="FFFF00"/>
+    </w:rPr>
+  </w:style>
+  <w:style w:type="character" w:customStyle="1" w:styleId="Color3D1466Bg008A00">
+    <w:name w:val="Color3D1466Bg008A00"/>
+    <w:rPr>
+      <w:color w:val="3D1466"/>
+      <w:shd w:val="clear" w:color="auto" w:fill="008A00"/>
+    </w:rPr>
+  </w:style>
+  <w:style w:type="character" w:customStyle="1" w:styleId="Color3D1466Bg0066CC">
+    <w:name w:val="Color3D1466Bg0066CC"/>
+    <w:rPr>
+      <w:color w:val="3D1466"/>
+      <w:shd w:val="clear" w:color="auto" w:fill="0066CC"/>
+    </w:rPr>
+  </w:style>
+  <w:style w:type="character" w:customStyle="1" w:styleId="Color3D1466Bg9933FF">
+    <w:name w:val="Color3D1466Bg9933FF"/>
+    <w:rPr>
+      <w:color w:val="3D1466"/>
+      <w:shd w:val="clear" w:color="auto" w:fill="9933FF"/>
+    </w:rPr>
+  </w:style>
+  <w:style w:type="character" w:customStyle="1" w:styleId="Color3D1466BgFFFFFF">
+    <w:name w:val="Color3D1466BgFFFFFF"/>
+    <w:rPr>
+      <w:color w:val="3D1466"/>
+      <w:shd w:val="clear" w:color="auto" w:fill="FFFFFF"/>
+    </w:rPr>
+  </w:style>
+  <w:style w:type="character" w:customStyle="1" w:styleId="Color3D1466BgFACCCC">
+    <w:name w:val="Color3D1466BgFACCCC"/>
+    <w:rPr>
+      <w:color w:val="3D1466"/>
+      <w:shd w:val="clear" w:color="auto" w:fill="FACCCC"/>
+    </w:rPr>
+  </w:style>
+  <w:style w:type="character" w:customStyle="1" w:styleId="Color3D1466BgFFEBCC">
+    <w:name w:val="Color3D1466BgFFEBCC"/>
+    <w:rPr>
+      <w:color w:val="3D1466"/>
+      <w:shd w:val="clear" w:color="auto" w:fill="FFEBCC"/>
+    </w:rPr>
+  </w:style>
+  <w:style w:type="character" w:customStyle="1" w:styleId="Color3D1466BgFFFFCC">
+    <w:name w:val="Color3D1466BgFFFFCC"/>
+    <w:rPr>
+      <w:color w:val="3D1466"/>
+      <w:shd w:val="clear" w:color="auto" w:fill="FFFFCC"/>
+    </w:rPr>
+  </w:style>
+  <w:style w:type="character" w:customStyle="1" w:styleId="Color3D1466BgCCE8CC">
+    <w:name w:val="Color3D1466BgCCE8CC"/>
+    <w:rPr>
+      <w:color w:val="3D1466"/>
+      <w:shd w:val="clear" w:color="auto" w:fill="CCE8CC"/>
+    </w:rPr>
+  </w:style>
+  <w:style w:type="character" w:customStyle="1" w:styleId="Color3D1466BgCCE0F5">
+    <w:name w:val="Color3D1466BgCCE0F5"/>
+    <w:rPr>
+      <w:color w:val="3D1466"/>
+      <w:shd w:val="clear" w:color="auto" w:fill="CCE0F5"/>
+    </w:rPr>
+  </w:style>
+  <w:style w:type="character" w:customStyle="1" w:styleId="Color3D1466BgEBD6FF">
+    <w:name w:val="Color3D1466BgEBD6FF"/>
+    <w:rPr>
+      <w:color w:val="3D1466"/>
+      <w:shd w:val="clear" w:color="auto" w:fill="EBD6FF"/>
+    </w:rPr>
+  </w:style>
+  <w:style w:type="character" w:customStyle="1" w:styleId="Color3D1466BgBBBBBB">
+    <w:name w:val="Color3D1466BgBBBBBB"/>
+    <w:rPr>
+      <w:color w:val="3D1466"/>
+      <w:shd w:val="clear" w:color="auto" w:fill="BBBBBB"/>
+    </w:rPr>
+  </w:style>
+  <w:style w:type="character" w:customStyle="1" w:styleId="Color3D1466BgF06666">
+    <w:name w:val="Color3D1466BgF06666"/>
+    <w:rPr>
+      <w:color w:val="3D1466"/>
+      <w:shd w:val="clear" w:color="auto" w:fill="F06666"/>
+    </w:rPr>
+  </w:style>
+  <w:style w:type="character" w:customStyle="1" w:styleId="Color3D1466BgFFC266">
+    <w:name w:val="Color3D1466BgFFC266"/>
+    <w:rPr>
+      <w:color w:val="3D1466"/>
+      <w:shd w:val="clear" w:color="auto" w:fill="FFC266"/>
+    </w:rPr>
+  </w:style>
+  <w:style w:type="character" w:customStyle="1" w:styleId="Color3D1466BgFFFF66">
+    <w:name w:val="Color3D1466BgFFFF66"/>
+    <w:rPr>
+      <w:color w:val="3D1466"/>
+      <w:shd w:val="clear" w:color="auto" w:fill="FFFF66"/>
+    </w:rPr>
+  </w:style>
+  <w:style w:type="character" w:customStyle="1" w:styleId="Color3D1466Bg66B966">
+    <w:name w:val="Color3D1466Bg66B966"/>
+    <w:rPr>
+      <w:color w:val="3D1466"/>
+      <w:shd w:val="clear" w:color="auto" w:fill="66B966"/>
+    </w:rPr>
+  </w:style>
+  <w:style w:type="character" w:customStyle="1" w:styleId="Color3D1466Bg66A3E0">
+    <w:name w:val="Color3D1466Bg66A3E0"/>
+    <w:rPr>
+      <w:color w:val="3D1466"/>
+      <w:shd w:val="clear" w:color="auto" w:fill="66A3E0"/>
+    </w:rPr>
+  </w:style>
+  <w:style w:type="character" w:customStyle="1" w:styleId="Color3D1466BgC285FF">
+    <w:name w:val="Color3D1466BgC285FF"/>
+    <w:rPr>
+      <w:color w:val="3D1466"/>
+      <w:shd w:val="clear" w:color="auto" w:fill="C285FF"/>
+    </w:rPr>
+  </w:style>
+  <w:style w:type="character" w:customStyle="1" w:styleId="Color3D1466Bg888888">
+    <w:name w:val="Color3D1466Bg888888"/>
+    <w:rPr>
+      <w:color w:val="3D1466"/>
+      <w:shd w:val="clear" w:color="auto" w:fill="888888"/>
+    </w:rPr>
+  </w:style>
+  <w:style w:type="character" w:customStyle="1" w:styleId="Color3D1466BgA10000">
+    <w:name w:val="Color3D1466BgA10000"/>
+    <w:rPr>
+      <w:color w:val="3D1466"/>
+      <w:shd w:val="clear" w:color="auto" w:fill="A10000"/>
+    </w:rPr>
+  </w:style>
+  <w:style w:type="character" w:customStyle="1" w:styleId="Color3D1466BgB26B00">
+    <w:name w:val="Color3D1466BgB26B00"/>
+    <w:rPr>
+      <w:color w:val="3D1466"/>
+      <w:shd w:val="clear" w:color="auto" w:fill="B26B00"/>
+    </w:rPr>
+  </w:style>
+  <w:style w:type="character" w:customStyle="1" w:styleId="Color3D1466BgB2B200">
+    <w:name w:val="Color3D1466BgB2B200"/>
+    <w:rPr>
+      <w:color w:val="3D1466"/>
+      <w:shd w:val="clear" w:color="auto" w:fill="B2B200"/>
+    </w:rPr>
+  </w:style>
+  <w:style w:type="character" w:customStyle="1" w:styleId="Color3D1466Bg006100">
+    <w:name w:val="Color3D1466Bg006100"/>
+    <w:rPr>
+      <w:color w:val="3D1466"/>
+      <w:shd w:val="clear" w:color="auto" w:fill="006100"/>
+    </w:rPr>
+  </w:style>
+  <w:style w:type="character" w:customStyle="1" w:styleId="Color3D1466Bg0047B2">
+    <w:name w:val="Color3D1466Bg0047B2"/>
+    <w:rPr>
+      <w:color w:val="3D1466"/>
+      <w:shd w:val="clear" w:color="auto" w:fill="0047B2"/>
+    </w:rPr>
+  </w:style>
+  <w:style w:type="character" w:customStyle="1" w:styleId="Color3D1466Bg6B24B2">
+    <w:name w:val="Color3D1466Bg6B24B2"/>
+    <w:rPr>
+      <w:color w:val="3D1466"/>
+      <w:shd w:val="clear" w:color="auto" w:fill="6B24B2"/>
+    </w:rPr>
+  </w:style>
+  <w:style w:type="character" w:customStyle="1" w:styleId="Color3D1466Bg444444">
+    <w:name w:val="Color3D1466Bg444444"/>
+    <w:rPr>
+      <w:color w:val="3D1466"/>
+      <w:shd w:val="clear" w:color="auto" w:fill="444444"/>
+    </w:rPr>
+  </w:style>
+  <w:style w:type="character" w:customStyle="1" w:styleId="Color3D1466Bg5C0000">
+    <w:name w:val="Color3D1466Bg5C0000"/>
+    <w:rPr>
+      <w:color w:val="3D1466"/>
+      <w:shd w:val="clear" w:color="auto" w:fill="5C0000"/>
+    </w:rPr>
+  </w:style>
+  <w:style w:type="character" w:customStyle="1" w:styleId="Color3D1466Bg663D00">
+    <w:name w:val="Color3D1466Bg663D00"/>
+    <w:rPr>
+      <w:color w:val="3D1466"/>
+      <w:shd w:val="clear" w:color="auto" w:fill="663D00"/>
+    </w:rPr>
+  </w:style>
+  <w:style w:type="character" w:customStyle="1" w:styleId="Color3D1466Bg666600">
+    <w:name w:val="Color3D1466Bg666600"/>
+    <w:rPr>
+      <w:color w:val="3D1466"/>
+      <w:shd w:val="clear" w:color="auto" w:fill="666600"/>
+    </w:rPr>
+  </w:style>
+  <w:style w:type="character" w:customStyle="1" w:styleId="Color3D1466Bg003700">
+    <w:name w:val="Color3D1466Bg003700"/>
+    <w:rPr>
+      <w:color w:val="3D1466"/>
+      <w:shd w:val="clear" w:color="auto" w:fill="003700"/>
+    </w:rPr>
+  </w:style>
+  <w:style w:type="character" w:customStyle="1" w:styleId="Color3D1466Bg002966">
+    <w:name w:val="Color3D1466Bg002966"/>
+    <w:rPr>
+      <w:color w:val="3D1466"/>
+      <w:shd w:val="clear" w:color="auto" w:fill="002966"/>
+    </w:rPr>
+  </w:style>
+  <w:style w:type="character" w:customStyle="1" w:styleId="Color3D1466Bg3D1466">
+    <w:name w:val="Color3D1466Bg3D1466"/>
+    <w:rPr>
+      <w:color w:val="3D1466"/>
+      <w:shd w:val="clear" w:color="auto" w:fill="3D1466"/>
+    </w:rPr>
+  </w:style>
 </w:styles>
 </file>
 

--- a/app/reference_docs/reference_letter.docx
+++ b/app/reference_docs/reference_letter.docx
@@ -1145,18 +1145,21 @@
   </w:style>
   <w:style w:type="character" w:customStyle="1" w:styleId="ColorE60000">
     <w:name w:val="ColorE60000"/>
+    <w:semiHidden/>
     <w:rPr>
       <w:color w:val="E60000"/>
     </w:rPr>
   </w:style>
   <w:style w:type="character" w:customStyle="1" w:styleId="BgE60000">
     <w:name w:val="BgE60000"/>
+    <w:semiHidden/>
     <w:rPr>
       <w:shd w:val="clear" w:color="auto" w:fill="E60000"/>
     </w:rPr>
   </w:style>
   <w:style w:type="character" w:customStyle="1" w:styleId="ColorE60000BgE60000">
     <w:name w:val="ColorE60000BgE60000"/>
+    <w:semiHidden/>
     <w:rPr>
       <w:color w:val="E60000"/>
       <w:shd w:val="clear" w:color="auto" w:fill="E60000"/>
@@ -1164,12 +1167,14 @@
   </w:style>
   <w:style w:type="character" w:customStyle="1" w:styleId="BgFF9900">
     <w:name w:val="BgFF9900"/>
+    <w:semiHidden/>
     <w:rPr>
       <w:shd w:val="clear" w:color="auto" w:fill="FF9900"/>
     </w:rPr>
   </w:style>
   <w:style w:type="character" w:customStyle="1" w:styleId="ColorE60000BgFF9900">
     <w:name w:val="ColorE60000BgFF9900"/>
+    <w:semiHidden/>
     <w:rPr>
       <w:color w:val="E60000"/>
       <w:shd w:val="clear" w:color="auto" w:fill="FF9900"/>
@@ -1177,12 +1182,14 @@
   </w:style>
   <w:style w:type="character" w:customStyle="1" w:styleId="BgFFFF00">
     <w:name w:val="BgFFFF00"/>
+    <w:semiHidden/>
     <w:rPr>
       <w:shd w:val="clear" w:color="auto" w:fill="FFFF00"/>
     </w:rPr>
   </w:style>
   <w:style w:type="character" w:customStyle="1" w:styleId="ColorE60000BgFFFF00">
     <w:name w:val="ColorE60000BgFFFF00"/>
+    <w:semiHidden/>
     <w:rPr>
       <w:color w:val="E60000"/>
       <w:shd w:val="clear" w:color="auto" w:fill="FFFF00"/>
@@ -1190,12 +1197,14 @@
   </w:style>
   <w:style w:type="character" w:customStyle="1" w:styleId="Bg008A00">
     <w:name w:val="Bg008A00"/>
+    <w:semiHidden/>
     <w:rPr>
       <w:shd w:val="clear" w:color="auto" w:fill="008A00"/>
     </w:rPr>
   </w:style>
   <w:style w:type="character" w:customStyle="1" w:styleId="ColorE60000Bg008A00">
     <w:name w:val="ColorE60000Bg008A00"/>
+    <w:semiHidden/>
     <w:rPr>
       <w:color w:val="E60000"/>
       <w:shd w:val="clear" w:color="auto" w:fill="008A00"/>
@@ -1203,12 +1212,14 @@
   </w:style>
   <w:style w:type="character" w:customStyle="1" w:styleId="Bg0066CC">
     <w:name w:val="Bg0066CC"/>
+    <w:semiHidden/>
     <w:rPr>
       <w:shd w:val="clear" w:color="auto" w:fill="0066CC"/>
     </w:rPr>
   </w:style>
   <w:style w:type="character" w:customStyle="1" w:styleId="ColorE60000Bg0066CC">
     <w:name w:val="ColorE60000Bg0066CC"/>
+    <w:semiHidden/>
     <w:rPr>
       <w:color w:val="E60000"/>
       <w:shd w:val="clear" w:color="auto" w:fill="0066CC"/>
@@ -1216,12 +1227,14 @@
   </w:style>
   <w:style w:type="character" w:customStyle="1" w:styleId="Bg9933FF">
     <w:name w:val="Bg9933FF"/>
+    <w:semiHidden/>
     <w:rPr>
       <w:shd w:val="clear" w:color="auto" w:fill="9933FF"/>
     </w:rPr>
   </w:style>
   <w:style w:type="character" w:customStyle="1" w:styleId="ColorE60000Bg9933FF">
     <w:name w:val="ColorE60000Bg9933FF"/>
+    <w:semiHidden/>
     <w:rPr>
       <w:color w:val="E60000"/>
       <w:shd w:val="clear" w:color="auto" w:fill="9933FF"/>
@@ -1229,12 +1242,14 @@
   </w:style>
   <w:style w:type="character" w:customStyle="1" w:styleId="BgFFFFFF">
     <w:name w:val="BgFFFFFF"/>
+    <w:semiHidden/>
     <w:rPr>
       <w:shd w:val="clear" w:color="auto" w:fill="FFFFFF"/>
     </w:rPr>
   </w:style>
   <w:style w:type="character" w:customStyle="1" w:styleId="ColorE60000BgFFFFFF">
     <w:name w:val="ColorE60000BgFFFFFF"/>
+    <w:semiHidden/>
     <w:rPr>
       <w:color w:val="E60000"/>
       <w:shd w:val="clear" w:color="auto" w:fill="FFFFFF"/>
@@ -1242,12 +1257,14 @@
   </w:style>
   <w:style w:type="character" w:customStyle="1" w:styleId="BgFACCCC">
     <w:name w:val="BgFACCCC"/>
+    <w:semiHidden/>
     <w:rPr>
       <w:shd w:val="clear" w:color="auto" w:fill="FACCCC"/>
     </w:rPr>
   </w:style>
   <w:style w:type="character" w:customStyle="1" w:styleId="ColorE60000BgFACCCC">
     <w:name w:val="ColorE60000BgFACCCC"/>
+    <w:semiHidden/>
     <w:rPr>
       <w:color w:val="E60000"/>
       <w:shd w:val="clear" w:color="auto" w:fill="FACCCC"/>
@@ -1255,12 +1272,14 @@
   </w:style>
   <w:style w:type="character" w:customStyle="1" w:styleId="BgFFEBCC">
     <w:name w:val="BgFFEBCC"/>
+    <w:semiHidden/>
     <w:rPr>
       <w:shd w:val="clear" w:color="auto" w:fill="FFEBCC"/>
     </w:rPr>
   </w:style>
   <w:style w:type="character" w:customStyle="1" w:styleId="ColorE60000BgFFEBCC">
     <w:name w:val="ColorE60000BgFFEBCC"/>
+    <w:semiHidden/>
     <w:rPr>
       <w:color w:val="E60000"/>
       <w:shd w:val="clear" w:color="auto" w:fill="FFEBCC"/>
@@ -1268,12 +1287,14 @@
   </w:style>
   <w:style w:type="character" w:customStyle="1" w:styleId="BgFFFFCC">
     <w:name w:val="BgFFFFCC"/>
+    <w:semiHidden/>
     <w:rPr>
       <w:shd w:val="clear" w:color="auto" w:fill="FFFFCC"/>
     </w:rPr>
   </w:style>
   <w:style w:type="character" w:customStyle="1" w:styleId="ColorE60000BgFFFFCC">
     <w:name w:val="ColorE60000BgFFFFCC"/>
+    <w:semiHidden/>
     <w:rPr>
       <w:color w:val="E60000"/>
       <w:shd w:val="clear" w:color="auto" w:fill="FFFFCC"/>
@@ -1281,12 +1302,14 @@
   </w:style>
   <w:style w:type="character" w:customStyle="1" w:styleId="BgCCE8CC">
     <w:name w:val="BgCCE8CC"/>
+    <w:semiHidden/>
     <w:rPr>
       <w:shd w:val="clear" w:color="auto" w:fill="CCE8CC"/>
     </w:rPr>
   </w:style>
   <w:style w:type="character" w:customStyle="1" w:styleId="ColorE60000BgCCE8CC">
     <w:name w:val="ColorE60000BgCCE8CC"/>
+    <w:semiHidden/>
     <w:rPr>
       <w:color w:val="E60000"/>
       <w:shd w:val="clear" w:color="auto" w:fill="CCE8CC"/>
@@ -1294,12 +1317,14 @@
   </w:style>
   <w:style w:type="character" w:customStyle="1" w:styleId="BgCCE0F5">
     <w:name w:val="BgCCE0F5"/>
+    <w:semiHidden/>
     <w:rPr>
       <w:shd w:val="clear" w:color="auto" w:fill="CCE0F5"/>
     </w:rPr>
   </w:style>
   <w:style w:type="character" w:customStyle="1" w:styleId="ColorE60000BgCCE0F5">
     <w:name w:val="ColorE60000BgCCE0F5"/>
+    <w:semiHidden/>
     <w:rPr>
       <w:color w:val="E60000"/>
       <w:shd w:val="clear" w:color="auto" w:fill="CCE0F5"/>
@@ -1307,12 +1332,14 @@
   </w:style>
   <w:style w:type="character" w:customStyle="1" w:styleId="BgEBD6FF">
     <w:name w:val="BgEBD6FF"/>
+    <w:semiHidden/>
     <w:rPr>
       <w:shd w:val="clear" w:color="auto" w:fill="EBD6FF"/>
     </w:rPr>
   </w:style>
   <w:style w:type="character" w:customStyle="1" w:styleId="ColorE60000BgEBD6FF">
     <w:name w:val="ColorE60000BgEBD6FF"/>
+    <w:semiHidden/>
     <w:rPr>
       <w:color w:val="E60000"/>
       <w:shd w:val="clear" w:color="auto" w:fill="EBD6FF"/>
@@ -1320,12 +1347,14 @@
   </w:style>
   <w:style w:type="character" w:customStyle="1" w:styleId="BgBBBBBB">
     <w:name w:val="BgBBBBBB"/>
+    <w:semiHidden/>
     <w:rPr>
       <w:shd w:val="clear" w:color="auto" w:fill="BBBBBB"/>
     </w:rPr>
   </w:style>
   <w:style w:type="character" w:customStyle="1" w:styleId="ColorE60000BgBBBBBB">
     <w:name w:val="ColorE60000BgBBBBBB"/>
+    <w:semiHidden/>
     <w:rPr>
       <w:color w:val="E60000"/>
       <w:shd w:val="clear" w:color="auto" w:fill="BBBBBB"/>
@@ -1333,12 +1362,14 @@
   </w:style>
   <w:style w:type="character" w:customStyle="1" w:styleId="BgF06666">
     <w:name w:val="BgF06666"/>
+    <w:semiHidden/>
     <w:rPr>
       <w:shd w:val="clear" w:color="auto" w:fill="F06666"/>
     </w:rPr>
   </w:style>
   <w:style w:type="character" w:customStyle="1" w:styleId="ColorE60000BgF06666">
     <w:name w:val="ColorE60000BgF06666"/>
+    <w:semiHidden/>
     <w:rPr>
       <w:color w:val="E60000"/>
       <w:shd w:val="clear" w:color="auto" w:fill="F06666"/>
@@ -1346,12 +1377,14 @@
   </w:style>
   <w:style w:type="character" w:customStyle="1" w:styleId="BgFFC266">
     <w:name w:val="BgFFC266"/>
+    <w:semiHidden/>
     <w:rPr>
       <w:shd w:val="clear" w:color="auto" w:fill="FFC266"/>
     </w:rPr>
   </w:style>
   <w:style w:type="character" w:customStyle="1" w:styleId="ColorE60000BgFFC266">
     <w:name w:val="ColorE60000BgFFC266"/>
+    <w:semiHidden/>
     <w:rPr>
       <w:color w:val="E60000"/>
       <w:shd w:val="clear" w:color="auto" w:fill="FFC266"/>
@@ -1359,12 +1392,14 @@
   </w:style>
   <w:style w:type="character" w:customStyle="1" w:styleId="BgFFFF66">
     <w:name w:val="BgFFFF66"/>
+    <w:semiHidden/>
     <w:rPr>
       <w:shd w:val="clear" w:color="auto" w:fill="FFFF66"/>
     </w:rPr>
   </w:style>
   <w:style w:type="character" w:customStyle="1" w:styleId="ColorE60000BgFFFF66">
     <w:name w:val="ColorE60000BgFFFF66"/>
+    <w:semiHidden/>
     <w:rPr>
       <w:color w:val="E60000"/>
       <w:shd w:val="clear" w:color="auto" w:fill="FFFF66"/>
@@ -1372,12 +1407,14 @@
   </w:style>
   <w:style w:type="character" w:customStyle="1" w:styleId="Bg66B966">
     <w:name w:val="Bg66B966"/>
+    <w:semiHidden/>
     <w:rPr>
       <w:shd w:val="clear" w:color="auto" w:fill="66B966"/>
     </w:rPr>
   </w:style>
   <w:style w:type="character" w:customStyle="1" w:styleId="ColorE60000Bg66B966">
     <w:name w:val="ColorE60000Bg66B966"/>
+    <w:semiHidden/>
     <w:rPr>
       <w:color w:val="E60000"/>
       <w:shd w:val="clear" w:color="auto" w:fill="66B966"/>
@@ -1385,12 +1422,14 @@
   </w:style>
   <w:style w:type="character" w:customStyle="1" w:styleId="Bg66A3E0">
     <w:name w:val="Bg66A3E0"/>
+    <w:semiHidden/>
     <w:rPr>
       <w:shd w:val="clear" w:color="auto" w:fill="66A3E0"/>
     </w:rPr>
   </w:style>
   <w:style w:type="character" w:customStyle="1" w:styleId="ColorE60000Bg66A3E0">
     <w:name w:val="ColorE60000Bg66A3E0"/>
+    <w:semiHidden/>
     <w:rPr>
       <w:color w:val="E60000"/>
       <w:shd w:val="clear" w:color="auto" w:fill="66A3E0"/>
@@ -1398,12 +1437,14 @@
   </w:style>
   <w:style w:type="character" w:customStyle="1" w:styleId="BgC285FF">
     <w:name w:val="BgC285FF"/>
+    <w:semiHidden/>
     <w:rPr>
       <w:shd w:val="clear" w:color="auto" w:fill="C285FF"/>
     </w:rPr>
   </w:style>
   <w:style w:type="character" w:customStyle="1" w:styleId="ColorE60000BgC285FF">
     <w:name w:val="ColorE60000BgC285FF"/>
+    <w:semiHidden/>
     <w:rPr>
       <w:color w:val="E60000"/>
       <w:shd w:val="clear" w:color="auto" w:fill="C285FF"/>
@@ -1411,12 +1452,14 @@
   </w:style>
   <w:style w:type="character" w:customStyle="1" w:styleId="Bg888888">
     <w:name w:val="Bg888888"/>
+    <w:semiHidden/>
     <w:rPr>
       <w:shd w:val="clear" w:color="auto" w:fill="888888"/>
     </w:rPr>
   </w:style>
   <w:style w:type="character" w:customStyle="1" w:styleId="ColorE60000Bg888888">
     <w:name w:val="ColorE60000Bg888888"/>
+    <w:semiHidden/>
     <w:rPr>
       <w:color w:val="E60000"/>
       <w:shd w:val="clear" w:color="auto" w:fill="888888"/>
@@ -1424,12 +1467,14 @@
   </w:style>
   <w:style w:type="character" w:customStyle="1" w:styleId="BgA10000">
     <w:name w:val="BgA10000"/>
+    <w:semiHidden/>
     <w:rPr>
       <w:shd w:val="clear" w:color="auto" w:fill="A10000"/>
     </w:rPr>
   </w:style>
   <w:style w:type="character" w:customStyle="1" w:styleId="ColorE60000BgA10000">
     <w:name w:val="ColorE60000BgA10000"/>
+    <w:semiHidden/>
     <w:rPr>
       <w:color w:val="E60000"/>
       <w:shd w:val="clear" w:color="auto" w:fill="A10000"/>
@@ -1437,12 +1482,14 @@
   </w:style>
   <w:style w:type="character" w:customStyle="1" w:styleId="BgB26B00">
     <w:name w:val="BgB26B00"/>
+    <w:semiHidden/>
     <w:rPr>
       <w:shd w:val="clear" w:color="auto" w:fill="B26B00"/>
     </w:rPr>
   </w:style>
   <w:style w:type="character" w:customStyle="1" w:styleId="ColorE60000BgB26B00">
     <w:name w:val="ColorE60000BgB26B00"/>
+    <w:semiHidden/>
     <w:rPr>
       <w:color w:val="E60000"/>
       <w:shd w:val="clear" w:color="auto" w:fill="B26B00"/>
@@ -1450,12 +1497,14 @@
   </w:style>
   <w:style w:type="character" w:customStyle="1" w:styleId="BgB2B200">
     <w:name w:val="BgB2B200"/>
+    <w:semiHidden/>
     <w:rPr>
       <w:shd w:val="clear" w:color="auto" w:fill="B2B200"/>
     </w:rPr>
   </w:style>
   <w:style w:type="character" w:customStyle="1" w:styleId="ColorE60000BgB2B200">
     <w:name w:val="ColorE60000BgB2B200"/>
+    <w:semiHidden/>
     <w:rPr>
       <w:color w:val="E60000"/>
       <w:shd w:val="clear" w:color="auto" w:fill="B2B200"/>
@@ -1463,12 +1512,14 @@
   </w:style>
   <w:style w:type="character" w:customStyle="1" w:styleId="Bg006100">
     <w:name w:val="Bg006100"/>
+    <w:semiHidden/>
     <w:rPr>
       <w:shd w:val="clear" w:color="auto" w:fill="006100"/>
     </w:rPr>
   </w:style>
   <w:style w:type="character" w:customStyle="1" w:styleId="ColorE60000Bg006100">
     <w:name w:val="ColorE60000Bg006100"/>
+    <w:semiHidden/>
     <w:rPr>
       <w:color w:val="E60000"/>
       <w:shd w:val="clear" w:color="auto" w:fill="006100"/>
@@ -1476,12 +1527,14 @@
   </w:style>
   <w:style w:type="character" w:customStyle="1" w:styleId="Bg0047B2">
     <w:name w:val="Bg0047B2"/>
+    <w:semiHidden/>
     <w:rPr>
       <w:shd w:val="clear" w:color="auto" w:fill="0047B2"/>
     </w:rPr>
   </w:style>
   <w:style w:type="character" w:customStyle="1" w:styleId="ColorE60000Bg0047B2">
     <w:name w:val="ColorE60000Bg0047B2"/>
+    <w:semiHidden/>
     <w:rPr>
       <w:color w:val="E60000"/>
       <w:shd w:val="clear" w:color="auto" w:fill="0047B2"/>
@@ -1489,12 +1542,14 @@
   </w:style>
   <w:style w:type="character" w:customStyle="1" w:styleId="Bg6B24B2">
     <w:name w:val="Bg6B24B2"/>
+    <w:semiHidden/>
     <w:rPr>
       <w:shd w:val="clear" w:color="auto" w:fill="6B24B2"/>
     </w:rPr>
   </w:style>
   <w:style w:type="character" w:customStyle="1" w:styleId="ColorE60000Bg6B24B2">
     <w:name w:val="ColorE60000Bg6B24B2"/>
+    <w:semiHidden/>
     <w:rPr>
       <w:color w:val="E60000"/>
       <w:shd w:val="clear" w:color="auto" w:fill="6B24B2"/>
@@ -1502,12 +1557,14 @@
   </w:style>
   <w:style w:type="character" w:customStyle="1" w:styleId="Bg444444">
     <w:name w:val="Bg444444"/>
+    <w:semiHidden/>
     <w:rPr>
       <w:shd w:val="clear" w:color="auto" w:fill="444444"/>
     </w:rPr>
   </w:style>
   <w:style w:type="character" w:customStyle="1" w:styleId="ColorE60000Bg444444">
     <w:name w:val="ColorE60000Bg444444"/>
+    <w:semiHidden/>
     <w:rPr>
       <w:color w:val="E60000"/>
       <w:shd w:val="clear" w:color="auto" w:fill="444444"/>
@@ -1515,12 +1572,14 @@
   </w:style>
   <w:style w:type="character" w:customStyle="1" w:styleId="Bg5C0000">
     <w:name w:val="Bg5C0000"/>
+    <w:semiHidden/>
     <w:rPr>
       <w:shd w:val="clear" w:color="auto" w:fill="5C0000"/>
     </w:rPr>
   </w:style>
   <w:style w:type="character" w:customStyle="1" w:styleId="ColorE60000Bg5C0000">
     <w:name w:val="ColorE60000Bg5C0000"/>
+    <w:semiHidden/>
     <w:rPr>
       <w:color w:val="E60000"/>
       <w:shd w:val="clear" w:color="auto" w:fill="5C0000"/>
@@ -1528,12 +1587,14 @@
   </w:style>
   <w:style w:type="character" w:customStyle="1" w:styleId="Bg663D00">
     <w:name w:val="Bg663D00"/>
+    <w:semiHidden/>
     <w:rPr>
       <w:shd w:val="clear" w:color="auto" w:fill="663D00"/>
     </w:rPr>
   </w:style>
   <w:style w:type="character" w:customStyle="1" w:styleId="ColorE60000Bg663D00">
     <w:name w:val="ColorE60000Bg663D00"/>
+    <w:semiHidden/>
     <w:rPr>
       <w:color w:val="E60000"/>
       <w:shd w:val="clear" w:color="auto" w:fill="663D00"/>
@@ -1541,12 +1602,14 @@
   </w:style>
   <w:style w:type="character" w:customStyle="1" w:styleId="Bg666600">
     <w:name w:val="Bg666600"/>
+    <w:semiHidden/>
     <w:rPr>
       <w:shd w:val="clear" w:color="auto" w:fill="666600"/>
     </w:rPr>
   </w:style>
   <w:style w:type="character" w:customStyle="1" w:styleId="ColorE60000Bg666600">
     <w:name w:val="ColorE60000Bg666600"/>
+    <w:semiHidden/>
     <w:rPr>
       <w:color w:val="E60000"/>
       <w:shd w:val="clear" w:color="auto" w:fill="666600"/>
@@ -1554,12 +1617,14 @@
   </w:style>
   <w:style w:type="character" w:customStyle="1" w:styleId="Bg003700">
     <w:name w:val="Bg003700"/>
+    <w:semiHidden/>
     <w:rPr>
       <w:shd w:val="clear" w:color="auto" w:fill="003700"/>
     </w:rPr>
   </w:style>
   <w:style w:type="character" w:customStyle="1" w:styleId="ColorE60000Bg003700">
     <w:name w:val="ColorE60000Bg003700"/>
+    <w:semiHidden/>
     <w:rPr>
       <w:color w:val="E60000"/>
       <w:shd w:val="clear" w:color="auto" w:fill="003700"/>
@@ -1567,12 +1632,14 @@
   </w:style>
   <w:style w:type="character" w:customStyle="1" w:styleId="Bg002966">
     <w:name w:val="Bg002966"/>
+    <w:semiHidden/>
     <w:rPr>
       <w:shd w:val="clear" w:color="auto" w:fill="002966"/>
     </w:rPr>
   </w:style>
   <w:style w:type="character" w:customStyle="1" w:styleId="ColorE60000Bg002966">
     <w:name w:val="ColorE60000Bg002966"/>
+    <w:semiHidden/>
     <w:rPr>
       <w:color w:val="E60000"/>
       <w:shd w:val="clear" w:color="auto" w:fill="002966"/>
@@ -1580,12 +1647,14 @@
   </w:style>
   <w:style w:type="character" w:customStyle="1" w:styleId="Bg3D1466">
     <w:name w:val="Bg3D1466"/>
+    <w:semiHidden/>
     <w:rPr>
       <w:shd w:val="clear" w:color="auto" w:fill="3D1466"/>
     </w:rPr>
   </w:style>
   <w:style w:type="character" w:customStyle="1" w:styleId="ColorE60000Bg3D1466">
     <w:name w:val="ColorE60000Bg3D1466"/>
+    <w:semiHidden/>
     <w:rPr>
       <w:color w:val="E60000"/>
       <w:shd w:val="clear" w:color="auto" w:fill="3D1466"/>
@@ -1593,12 +1662,14 @@
   </w:style>
   <w:style w:type="character" w:customStyle="1" w:styleId="ColorFF9900">
     <w:name w:val="ColorFF9900"/>
+    <w:semiHidden/>
     <w:rPr>
       <w:color w:val="FF9900"/>
     </w:rPr>
   </w:style>
   <w:style w:type="character" w:customStyle="1" w:styleId="ColorFF9900BgE60000">
     <w:name w:val="ColorFF9900BgE60000"/>
+    <w:semiHidden/>
     <w:rPr>
       <w:color w:val="FF9900"/>
       <w:shd w:val="clear" w:color="auto" w:fill="E60000"/>
@@ -1606,6 +1677,7 @@
   </w:style>
   <w:style w:type="character" w:customStyle="1" w:styleId="ColorFF9900BgFF9900">
     <w:name w:val="ColorFF9900BgFF9900"/>
+    <w:semiHidden/>
     <w:rPr>
       <w:color w:val="FF9900"/>
       <w:shd w:val="clear" w:color="auto" w:fill="FF9900"/>
@@ -1613,6 +1685,7 @@
   </w:style>
   <w:style w:type="character" w:customStyle="1" w:styleId="ColorFF9900BgFFFF00">
     <w:name w:val="ColorFF9900BgFFFF00"/>
+    <w:semiHidden/>
     <w:rPr>
       <w:color w:val="FF9900"/>
       <w:shd w:val="clear" w:color="auto" w:fill="FFFF00"/>
@@ -1620,6 +1693,7 @@
   </w:style>
   <w:style w:type="character" w:customStyle="1" w:styleId="ColorFF9900Bg008A00">
     <w:name w:val="ColorFF9900Bg008A00"/>
+    <w:semiHidden/>
     <w:rPr>
       <w:color w:val="FF9900"/>
       <w:shd w:val="clear" w:color="auto" w:fill="008A00"/>
@@ -1627,6 +1701,7 @@
   </w:style>
   <w:style w:type="character" w:customStyle="1" w:styleId="ColorFF9900Bg0066CC">
     <w:name w:val="ColorFF9900Bg0066CC"/>
+    <w:semiHidden/>
     <w:rPr>
       <w:color w:val="FF9900"/>
       <w:shd w:val="clear" w:color="auto" w:fill="0066CC"/>
@@ -1634,6 +1709,7 @@
   </w:style>
   <w:style w:type="character" w:customStyle="1" w:styleId="ColorFF9900Bg9933FF">
     <w:name w:val="ColorFF9900Bg9933FF"/>
+    <w:semiHidden/>
     <w:rPr>
       <w:color w:val="FF9900"/>
       <w:shd w:val="clear" w:color="auto" w:fill="9933FF"/>
@@ -1641,6 +1717,7 @@
   </w:style>
   <w:style w:type="character" w:customStyle="1" w:styleId="ColorFF9900BgFFFFFF">
     <w:name w:val="ColorFF9900BgFFFFFF"/>
+    <w:semiHidden/>
     <w:rPr>
       <w:color w:val="FF9900"/>
       <w:shd w:val="clear" w:color="auto" w:fill="FFFFFF"/>
@@ -1648,6 +1725,7 @@
   </w:style>
   <w:style w:type="character" w:customStyle="1" w:styleId="ColorFF9900BgFACCCC">
     <w:name w:val="ColorFF9900BgFACCCC"/>
+    <w:semiHidden/>
     <w:rPr>
       <w:color w:val="FF9900"/>
       <w:shd w:val="clear" w:color="auto" w:fill="FACCCC"/>
@@ -1655,6 +1733,7 @@
   </w:style>
   <w:style w:type="character" w:customStyle="1" w:styleId="ColorFF9900BgFFEBCC">
     <w:name w:val="ColorFF9900BgFFEBCC"/>
+    <w:semiHidden/>
     <w:rPr>
       <w:color w:val="FF9900"/>
       <w:shd w:val="clear" w:color="auto" w:fill="FFEBCC"/>
@@ -1662,6 +1741,7 @@
   </w:style>
   <w:style w:type="character" w:customStyle="1" w:styleId="ColorFF9900BgFFFFCC">
     <w:name w:val="ColorFF9900BgFFFFCC"/>
+    <w:semiHidden/>
     <w:rPr>
       <w:color w:val="FF9900"/>
       <w:shd w:val="clear" w:color="auto" w:fill="FFFFCC"/>
@@ -1669,6 +1749,7 @@
   </w:style>
   <w:style w:type="character" w:customStyle="1" w:styleId="ColorFF9900BgCCE8CC">
     <w:name w:val="ColorFF9900BgCCE8CC"/>
+    <w:semiHidden/>
     <w:rPr>
       <w:color w:val="FF9900"/>
       <w:shd w:val="clear" w:color="auto" w:fill="CCE8CC"/>
@@ -1676,6 +1757,7 @@
   </w:style>
   <w:style w:type="character" w:customStyle="1" w:styleId="ColorFF9900BgCCE0F5">
     <w:name w:val="ColorFF9900BgCCE0F5"/>
+    <w:semiHidden/>
     <w:rPr>
       <w:color w:val="FF9900"/>
       <w:shd w:val="clear" w:color="auto" w:fill="CCE0F5"/>
@@ -1683,6 +1765,7 @@
   </w:style>
   <w:style w:type="character" w:customStyle="1" w:styleId="ColorFF9900BgEBD6FF">
     <w:name w:val="ColorFF9900BgEBD6FF"/>
+    <w:semiHidden/>
     <w:rPr>
       <w:color w:val="FF9900"/>
       <w:shd w:val="clear" w:color="auto" w:fill="EBD6FF"/>
@@ -1690,6 +1773,7 @@
   </w:style>
   <w:style w:type="character" w:customStyle="1" w:styleId="ColorFF9900BgBBBBBB">
     <w:name w:val="ColorFF9900BgBBBBBB"/>
+    <w:semiHidden/>
     <w:rPr>
       <w:color w:val="FF9900"/>
       <w:shd w:val="clear" w:color="auto" w:fill="BBBBBB"/>
@@ -1697,6 +1781,7 @@
   </w:style>
   <w:style w:type="character" w:customStyle="1" w:styleId="ColorFF9900BgF06666">
     <w:name w:val="ColorFF9900BgF06666"/>
+    <w:semiHidden/>
     <w:rPr>
       <w:color w:val="FF9900"/>
       <w:shd w:val="clear" w:color="auto" w:fill="F06666"/>
@@ -1704,6 +1789,7 @@
   </w:style>
   <w:style w:type="character" w:customStyle="1" w:styleId="ColorFF9900BgFFC266">
     <w:name w:val="ColorFF9900BgFFC266"/>
+    <w:semiHidden/>
     <w:rPr>
       <w:color w:val="FF9900"/>
       <w:shd w:val="clear" w:color="auto" w:fill="FFC266"/>
@@ -1711,6 +1797,7 @@
   </w:style>
   <w:style w:type="character" w:customStyle="1" w:styleId="ColorFF9900BgFFFF66">
     <w:name w:val="ColorFF9900BgFFFF66"/>
+    <w:semiHidden/>
     <w:rPr>
       <w:color w:val="FF9900"/>
       <w:shd w:val="clear" w:color="auto" w:fill="FFFF66"/>
@@ -1718,6 +1805,7 @@
   </w:style>
   <w:style w:type="character" w:customStyle="1" w:styleId="ColorFF9900Bg66B966">
     <w:name w:val="ColorFF9900Bg66B966"/>
+    <w:semiHidden/>
     <w:rPr>
       <w:color w:val="FF9900"/>
       <w:shd w:val="clear" w:color="auto" w:fill="66B966"/>
@@ -1725,6 +1813,7 @@
   </w:style>
   <w:style w:type="character" w:customStyle="1" w:styleId="ColorFF9900Bg66A3E0">
     <w:name w:val="ColorFF9900Bg66A3E0"/>
+    <w:semiHidden/>
     <w:rPr>
       <w:color w:val="FF9900"/>
       <w:shd w:val="clear" w:color="auto" w:fill="66A3E0"/>
@@ -1732,6 +1821,7 @@
   </w:style>
   <w:style w:type="character" w:customStyle="1" w:styleId="ColorFF9900BgC285FF">
     <w:name w:val="ColorFF9900BgC285FF"/>
+    <w:semiHidden/>
     <w:rPr>
       <w:color w:val="FF9900"/>
       <w:shd w:val="clear" w:color="auto" w:fill="C285FF"/>
@@ -1739,6 +1829,7 @@
   </w:style>
   <w:style w:type="character" w:customStyle="1" w:styleId="ColorFF9900Bg888888">
     <w:name w:val="ColorFF9900Bg888888"/>
+    <w:semiHidden/>
     <w:rPr>
       <w:color w:val="FF9900"/>
       <w:shd w:val="clear" w:color="auto" w:fill="888888"/>
@@ -1746,6 +1837,7 @@
   </w:style>
   <w:style w:type="character" w:customStyle="1" w:styleId="ColorFF9900BgA10000">
     <w:name w:val="ColorFF9900BgA10000"/>
+    <w:semiHidden/>
     <w:rPr>
       <w:color w:val="FF9900"/>
       <w:shd w:val="clear" w:color="auto" w:fill="A10000"/>
@@ -1753,6 +1845,7 @@
   </w:style>
   <w:style w:type="character" w:customStyle="1" w:styleId="ColorFF9900BgB26B00">
     <w:name w:val="ColorFF9900BgB26B00"/>
+    <w:semiHidden/>
     <w:rPr>
       <w:color w:val="FF9900"/>
       <w:shd w:val="clear" w:color="auto" w:fill="B26B00"/>
@@ -1760,6 +1853,7 @@
   </w:style>
   <w:style w:type="character" w:customStyle="1" w:styleId="ColorFF9900BgB2B200">
     <w:name w:val="ColorFF9900BgB2B200"/>
+    <w:semiHidden/>
     <w:rPr>
       <w:color w:val="FF9900"/>
       <w:shd w:val="clear" w:color="auto" w:fill="B2B200"/>
@@ -1767,6 +1861,7 @@
   </w:style>
   <w:style w:type="character" w:customStyle="1" w:styleId="ColorFF9900Bg006100">
     <w:name w:val="ColorFF9900Bg006100"/>
+    <w:semiHidden/>
     <w:rPr>
       <w:color w:val="FF9900"/>
       <w:shd w:val="clear" w:color="auto" w:fill="006100"/>
@@ -1774,6 +1869,7 @@
   </w:style>
   <w:style w:type="character" w:customStyle="1" w:styleId="ColorFF9900Bg0047B2">
     <w:name w:val="ColorFF9900Bg0047B2"/>
+    <w:semiHidden/>
     <w:rPr>
       <w:color w:val="FF9900"/>
       <w:shd w:val="clear" w:color="auto" w:fill="0047B2"/>
@@ -1781,6 +1877,7 @@
   </w:style>
   <w:style w:type="character" w:customStyle="1" w:styleId="ColorFF9900Bg6B24B2">
     <w:name w:val="ColorFF9900Bg6B24B2"/>
+    <w:semiHidden/>
     <w:rPr>
       <w:color w:val="FF9900"/>
       <w:shd w:val="clear" w:color="auto" w:fill="6B24B2"/>
@@ -1788,6 +1885,7 @@
   </w:style>
   <w:style w:type="character" w:customStyle="1" w:styleId="ColorFF9900Bg444444">
     <w:name w:val="ColorFF9900Bg444444"/>
+    <w:semiHidden/>
     <w:rPr>
       <w:color w:val="FF9900"/>
       <w:shd w:val="clear" w:color="auto" w:fill="444444"/>
@@ -1795,6 +1893,7 @@
   </w:style>
   <w:style w:type="character" w:customStyle="1" w:styleId="ColorFF9900Bg5C0000">
     <w:name w:val="ColorFF9900Bg5C0000"/>
+    <w:semiHidden/>
     <w:rPr>
       <w:color w:val="FF9900"/>
       <w:shd w:val="clear" w:color="auto" w:fill="5C0000"/>
@@ -1802,6 +1901,7 @@
   </w:style>
   <w:style w:type="character" w:customStyle="1" w:styleId="ColorFF9900Bg663D00">
     <w:name w:val="ColorFF9900Bg663D00"/>
+    <w:semiHidden/>
     <w:rPr>
       <w:color w:val="FF9900"/>
       <w:shd w:val="clear" w:color="auto" w:fill="663D00"/>
@@ -1809,6 +1909,7 @@
   </w:style>
   <w:style w:type="character" w:customStyle="1" w:styleId="ColorFF9900Bg666600">
     <w:name w:val="ColorFF9900Bg666600"/>
+    <w:semiHidden/>
     <w:rPr>
       <w:color w:val="FF9900"/>
       <w:shd w:val="clear" w:color="auto" w:fill="666600"/>
@@ -1816,6 +1917,7 @@
   </w:style>
   <w:style w:type="character" w:customStyle="1" w:styleId="ColorFF9900Bg003700">
     <w:name w:val="ColorFF9900Bg003700"/>
+    <w:semiHidden/>
     <w:rPr>
       <w:color w:val="FF9900"/>
       <w:shd w:val="clear" w:color="auto" w:fill="003700"/>
@@ -1823,6 +1925,7 @@
   </w:style>
   <w:style w:type="character" w:customStyle="1" w:styleId="ColorFF9900Bg002966">
     <w:name w:val="ColorFF9900Bg002966"/>
+    <w:semiHidden/>
     <w:rPr>
       <w:color w:val="FF9900"/>
       <w:shd w:val="clear" w:color="auto" w:fill="002966"/>
@@ -1830,6 +1933,7 @@
   </w:style>
   <w:style w:type="character" w:customStyle="1" w:styleId="ColorFF9900Bg3D1466">
     <w:name w:val="ColorFF9900Bg3D1466"/>
+    <w:semiHidden/>
     <w:rPr>
       <w:color w:val="FF9900"/>
       <w:shd w:val="clear" w:color="auto" w:fill="3D1466"/>
@@ -1837,12 +1941,14 @@
   </w:style>
   <w:style w:type="character" w:customStyle="1" w:styleId="ColorFFFF00">
     <w:name w:val="ColorFFFF00"/>
+    <w:semiHidden/>
     <w:rPr>
       <w:color w:val="FFFF00"/>
     </w:rPr>
   </w:style>
   <w:style w:type="character" w:customStyle="1" w:styleId="ColorFFFF00BgE60000">
     <w:name w:val="ColorFFFF00BgE60000"/>
+    <w:semiHidden/>
     <w:rPr>
       <w:color w:val="FFFF00"/>
       <w:shd w:val="clear" w:color="auto" w:fill="E60000"/>
@@ -1850,6 +1956,7 @@
   </w:style>
   <w:style w:type="character" w:customStyle="1" w:styleId="ColorFFFF00BgFF9900">
     <w:name w:val="ColorFFFF00BgFF9900"/>
+    <w:semiHidden/>
     <w:rPr>
       <w:color w:val="FFFF00"/>
       <w:shd w:val="clear" w:color="auto" w:fill="FF9900"/>
@@ -1857,6 +1964,7 @@
   </w:style>
   <w:style w:type="character" w:customStyle="1" w:styleId="ColorFFFF00BgFFFF00">
     <w:name w:val="ColorFFFF00BgFFFF00"/>
+    <w:semiHidden/>
     <w:rPr>
       <w:color w:val="FFFF00"/>
       <w:shd w:val="clear" w:color="auto" w:fill="FFFF00"/>
@@ -1864,6 +1972,7 @@
   </w:style>
   <w:style w:type="character" w:customStyle="1" w:styleId="ColorFFFF00Bg008A00">
     <w:name w:val="ColorFFFF00Bg008A00"/>
+    <w:semiHidden/>
     <w:rPr>
       <w:color w:val="FFFF00"/>
       <w:shd w:val="clear" w:color="auto" w:fill="008A00"/>
@@ -1871,6 +1980,7 @@
   </w:style>
   <w:style w:type="character" w:customStyle="1" w:styleId="ColorFFFF00Bg0066CC">
     <w:name w:val="ColorFFFF00Bg0066CC"/>
+    <w:semiHidden/>
     <w:rPr>
       <w:color w:val="FFFF00"/>
       <w:shd w:val="clear" w:color="auto" w:fill="0066CC"/>
@@ -1878,6 +1988,7 @@
   </w:style>
   <w:style w:type="character" w:customStyle="1" w:styleId="ColorFFFF00Bg9933FF">
     <w:name w:val="ColorFFFF00Bg9933FF"/>
+    <w:semiHidden/>
     <w:rPr>
       <w:color w:val="FFFF00"/>
       <w:shd w:val="clear" w:color="auto" w:fill="9933FF"/>
@@ -1885,6 +1996,7 @@
   </w:style>
   <w:style w:type="character" w:customStyle="1" w:styleId="ColorFFFF00BgFFFFFF">
     <w:name w:val="ColorFFFF00BgFFFFFF"/>
+    <w:semiHidden/>
     <w:rPr>
       <w:color w:val="FFFF00"/>
       <w:shd w:val="clear" w:color="auto" w:fill="FFFFFF"/>
@@ -1892,6 +2004,7 @@
   </w:style>
   <w:style w:type="character" w:customStyle="1" w:styleId="ColorFFFF00BgFACCCC">
     <w:name w:val="ColorFFFF00BgFACCCC"/>
+    <w:semiHidden/>
     <w:rPr>
       <w:color w:val="FFFF00"/>
       <w:shd w:val="clear" w:color="auto" w:fill="FACCCC"/>
@@ -1899,6 +2012,7 @@
   </w:style>
   <w:style w:type="character" w:customStyle="1" w:styleId="ColorFFFF00BgFFEBCC">
     <w:name w:val="ColorFFFF00BgFFEBCC"/>
+    <w:semiHidden/>
     <w:rPr>
       <w:color w:val="FFFF00"/>
       <w:shd w:val="clear" w:color="auto" w:fill="FFEBCC"/>
@@ -1906,6 +2020,7 @@
   </w:style>
   <w:style w:type="character" w:customStyle="1" w:styleId="ColorFFFF00BgFFFFCC">
     <w:name w:val="ColorFFFF00BgFFFFCC"/>
+    <w:semiHidden/>
     <w:rPr>
       <w:color w:val="FFFF00"/>
       <w:shd w:val="clear" w:color="auto" w:fill="FFFFCC"/>
@@ -1913,6 +2028,7 @@
   </w:style>
   <w:style w:type="character" w:customStyle="1" w:styleId="ColorFFFF00BgCCE8CC">
     <w:name w:val="ColorFFFF00BgCCE8CC"/>
+    <w:semiHidden/>
     <w:rPr>
       <w:color w:val="FFFF00"/>
       <w:shd w:val="clear" w:color="auto" w:fill="CCE8CC"/>
@@ -1920,6 +2036,7 @@
   </w:style>
   <w:style w:type="character" w:customStyle="1" w:styleId="ColorFFFF00BgCCE0F5">
     <w:name w:val="ColorFFFF00BgCCE0F5"/>
+    <w:semiHidden/>
     <w:rPr>
       <w:color w:val="FFFF00"/>
       <w:shd w:val="clear" w:color="auto" w:fill="CCE0F5"/>
@@ -1927,6 +2044,7 @@
   </w:style>
   <w:style w:type="character" w:customStyle="1" w:styleId="ColorFFFF00BgEBD6FF">
     <w:name w:val="ColorFFFF00BgEBD6FF"/>
+    <w:semiHidden/>
     <w:rPr>
       <w:color w:val="FFFF00"/>
       <w:shd w:val="clear" w:color="auto" w:fill="EBD6FF"/>
@@ -1934,6 +2052,7 @@
   </w:style>
   <w:style w:type="character" w:customStyle="1" w:styleId="ColorFFFF00BgBBBBBB">
     <w:name w:val="ColorFFFF00BgBBBBBB"/>
+    <w:semiHidden/>
     <w:rPr>
       <w:color w:val="FFFF00"/>
       <w:shd w:val="clear" w:color="auto" w:fill="BBBBBB"/>
@@ -1941,6 +2060,7 @@
   </w:style>
   <w:style w:type="character" w:customStyle="1" w:styleId="ColorFFFF00BgF06666">
     <w:name w:val="ColorFFFF00BgF06666"/>
+    <w:semiHidden/>
     <w:rPr>
       <w:color w:val="FFFF00"/>
       <w:shd w:val="clear" w:color="auto" w:fill="F06666"/>
@@ -1948,6 +2068,7 @@
   </w:style>
   <w:style w:type="character" w:customStyle="1" w:styleId="ColorFFFF00BgFFC266">
     <w:name w:val="ColorFFFF00BgFFC266"/>
+    <w:semiHidden/>
     <w:rPr>
       <w:color w:val="FFFF00"/>
       <w:shd w:val="clear" w:color="auto" w:fill="FFC266"/>
@@ -1955,6 +2076,7 @@
   </w:style>
   <w:style w:type="character" w:customStyle="1" w:styleId="ColorFFFF00BgFFFF66">
     <w:name w:val="ColorFFFF00BgFFFF66"/>
+    <w:semiHidden/>
     <w:rPr>
       <w:color w:val="FFFF00"/>
       <w:shd w:val="clear" w:color="auto" w:fill="FFFF66"/>
@@ -1962,6 +2084,7 @@
   </w:style>
   <w:style w:type="character" w:customStyle="1" w:styleId="ColorFFFF00Bg66B966">
     <w:name w:val="ColorFFFF00Bg66B966"/>
+    <w:semiHidden/>
     <w:rPr>
       <w:color w:val="FFFF00"/>
       <w:shd w:val="clear" w:color="auto" w:fill="66B966"/>
@@ -1969,6 +2092,7 @@
   </w:style>
   <w:style w:type="character" w:customStyle="1" w:styleId="ColorFFFF00Bg66A3E0">
     <w:name w:val="ColorFFFF00Bg66A3E0"/>
+    <w:semiHidden/>
     <w:rPr>
       <w:color w:val="FFFF00"/>
       <w:shd w:val="clear" w:color="auto" w:fill="66A3E0"/>
@@ -1976,6 +2100,7 @@
   </w:style>
   <w:style w:type="character" w:customStyle="1" w:styleId="ColorFFFF00BgC285FF">
     <w:name w:val="ColorFFFF00BgC285FF"/>
+    <w:semiHidden/>
     <w:rPr>
       <w:color w:val="FFFF00"/>
       <w:shd w:val="clear" w:color="auto" w:fill="C285FF"/>
@@ -1983,6 +2108,7 @@
   </w:style>
   <w:style w:type="character" w:customStyle="1" w:styleId="ColorFFFF00Bg888888">
     <w:name w:val="ColorFFFF00Bg888888"/>
+    <w:semiHidden/>
     <w:rPr>
       <w:color w:val="FFFF00"/>
       <w:shd w:val="clear" w:color="auto" w:fill="888888"/>
@@ -1990,6 +2116,7 @@
   </w:style>
   <w:style w:type="character" w:customStyle="1" w:styleId="ColorFFFF00BgA10000">
     <w:name w:val="ColorFFFF00BgA10000"/>
+    <w:semiHidden/>
     <w:rPr>
       <w:color w:val="FFFF00"/>
       <w:shd w:val="clear" w:color="auto" w:fill="A10000"/>
@@ -1997,6 +2124,7 @@
   </w:style>
   <w:style w:type="character" w:customStyle="1" w:styleId="ColorFFFF00BgB26B00">
     <w:name w:val="ColorFFFF00BgB26B00"/>
+    <w:semiHidden/>
     <w:rPr>
       <w:color w:val="FFFF00"/>
       <w:shd w:val="clear" w:color="auto" w:fill="B26B00"/>
@@ -2004,6 +2132,7 @@
   </w:style>
   <w:style w:type="character" w:customStyle="1" w:styleId="ColorFFFF00BgB2B200">
     <w:name w:val="ColorFFFF00BgB2B200"/>
+    <w:semiHidden/>
     <w:rPr>
       <w:color w:val="FFFF00"/>
       <w:shd w:val="clear" w:color="auto" w:fill="B2B200"/>
@@ -2011,6 +2140,7 @@
   </w:style>
   <w:style w:type="character" w:customStyle="1" w:styleId="ColorFFFF00Bg006100">
     <w:name w:val="ColorFFFF00Bg006100"/>
+    <w:semiHidden/>
     <w:rPr>
       <w:color w:val="FFFF00"/>
       <w:shd w:val="clear" w:color="auto" w:fill="006100"/>
@@ -2018,6 +2148,7 @@
   </w:style>
   <w:style w:type="character" w:customStyle="1" w:styleId="ColorFFFF00Bg0047B2">
     <w:name w:val="ColorFFFF00Bg0047B2"/>
+    <w:semiHidden/>
     <w:rPr>
       <w:color w:val="FFFF00"/>
       <w:shd w:val="clear" w:color="auto" w:fill="0047B2"/>
@@ -2025,6 +2156,7 @@
   </w:style>
   <w:style w:type="character" w:customStyle="1" w:styleId="ColorFFFF00Bg6B24B2">
     <w:name w:val="ColorFFFF00Bg6B24B2"/>
+    <w:semiHidden/>
     <w:rPr>
       <w:color w:val="FFFF00"/>
       <w:shd w:val="clear" w:color="auto" w:fill="6B24B2"/>
@@ -2032,6 +2164,7 @@
   </w:style>
   <w:style w:type="character" w:customStyle="1" w:styleId="ColorFFFF00Bg444444">
     <w:name w:val="ColorFFFF00Bg444444"/>
+    <w:semiHidden/>
     <w:rPr>
       <w:color w:val="FFFF00"/>
       <w:shd w:val="clear" w:color="auto" w:fill="444444"/>
@@ -2039,6 +2172,7 @@
   </w:style>
   <w:style w:type="character" w:customStyle="1" w:styleId="ColorFFFF00Bg5C0000">
     <w:name w:val="ColorFFFF00Bg5C0000"/>
+    <w:semiHidden/>
     <w:rPr>
       <w:color w:val="FFFF00"/>
       <w:shd w:val="clear" w:color="auto" w:fill="5C0000"/>
@@ -2046,6 +2180,7 @@
   </w:style>
   <w:style w:type="character" w:customStyle="1" w:styleId="ColorFFFF00Bg663D00">
     <w:name w:val="ColorFFFF00Bg663D00"/>
+    <w:semiHidden/>
     <w:rPr>
       <w:color w:val="FFFF00"/>
       <w:shd w:val="clear" w:color="auto" w:fill="663D00"/>
@@ -2053,6 +2188,7 @@
   </w:style>
   <w:style w:type="character" w:customStyle="1" w:styleId="ColorFFFF00Bg666600">
     <w:name w:val="ColorFFFF00Bg666600"/>
+    <w:semiHidden/>
     <w:rPr>
       <w:color w:val="FFFF00"/>
       <w:shd w:val="clear" w:color="auto" w:fill="666600"/>
@@ -2060,6 +2196,7 @@
   </w:style>
   <w:style w:type="character" w:customStyle="1" w:styleId="ColorFFFF00Bg003700">
     <w:name w:val="ColorFFFF00Bg003700"/>
+    <w:semiHidden/>
     <w:rPr>
       <w:color w:val="FFFF00"/>
       <w:shd w:val="clear" w:color="auto" w:fill="003700"/>
@@ -2067,6 +2204,7 @@
   </w:style>
   <w:style w:type="character" w:customStyle="1" w:styleId="ColorFFFF00Bg002966">
     <w:name w:val="ColorFFFF00Bg002966"/>
+    <w:semiHidden/>
     <w:rPr>
       <w:color w:val="FFFF00"/>
       <w:shd w:val="clear" w:color="auto" w:fill="002966"/>
@@ -2074,6 +2212,7 @@
   </w:style>
   <w:style w:type="character" w:customStyle="1" w:styleId="ColorFFFF00Bg3D1466">
     <w:name w:val="ColorFFFF00Bg3D1466"/>
+    <w:semiHidden/>
     <w:rPr>
       <w:color w:val="FFFF00"/>
       <w:shd w:val="clear" w:color="auto" w:fill="3D1466"/>
@@ -2081,12 +2220,14 @@
   </w:style>
   <w:style w:type="character" w:customStyle="1" w:styleId="Color008A00">
     <w:name w:val="Color008A00"/>
+    <w:semiHidden/>
     <w:rPr>
       <w:color w:val="008A00"/>
     </w:rPr>
   </w:style>
   <w:style w:type="character" w:customStyle="1" w:styleId="Color008A00BgE60000">
     <w:name w:val="Color008A00BgE60000"/>
+    <w:semiHidden/>
     <w:rPr>
       <w:color w:val="008A00"/>
       <w:shd w:val="clear" w:color="auto" w:fill="E60000"/>
@@ -2094,6 +2235,7 @@
   </w:style>
   <w:style w:type="character" w:customStyle="1" w:styleId="Color008A00BgFF9900">
     <w:name w:val="Color008A00BgFF9900"/>
+    <w:semiHidden/>
     <w:rPr>
       <w:color w:val="008A00"/>
       <w:shd w:val="clear" w:color="auto" w:fill="FF9900"/>
@@ -2101,6 +2243,7 @@
   </w:style>
   <w:style w:type="character" w:customStyle="1" w:styleId="Color008A00BgFFFF00">
     <w:name w:val="Color008A00BgFFFF00"/>
+    <w:semiHidden/>
     <w:rPr>
       <w:color w:val="008A00"/>
       <w:shd w:val="clear" w:color="auto" w:fill="FFFF00"/>
@@ -2108,6 +2251,7 @@
   </w:style>
   <w:style w:type="character" w:customStyle="1" w:styleId="Color008A00Bg008A00">
     <w:name w:val="Color008A00Bg008A00"/>
+    <w:semiHidden/>
     <w:rPr>
       <w:color w:val="008A00"/>
       <w:shd w:val="clear" w:color="auto" w:fill="008A00"/>
@@ -2115,6 +2259,7 @@
   </w:style>
   <w:style w:type="character" w:customStyle="1" w:styleId="Color008A00Bg0066CC">
     <w:name w:val="Color008A00Bg0066CC"/>
+    <w:semiHidden/>
     <w:rPr>
       <w:color w:val="008A00"/>
       <w:shd w:val="clear" w:color="auto" w:fill="0066CC"/>
@@ -2122,6 +2267,7 @@
   </w:style>
   <w:style w:type="character" w:customStyle="1" w:styleId="Color008A00Bg9933FF">
     <w:name w:val="Color008A00Bg9933FF"/>
+    <w:semiHidden/>
     <w:rPr>
       <w:color w:val="008A00"/>
       <w:shd w:val="clear" w:color="auto" w:fill="9933FF"/>
@@ -2129,6 +2275,7 @@
   </w:style>
   <w:style w:type="character" w:customStyle="1" w:styleId="Color008A00BgFFFFFF">
     <w:name w:val="Color008A00BgFFFFFF"/>
+    <w:semiHidden/>
     <w:rPr>
       <w:color w:val="008A00"/>
       <w:shd w:val="clear" w:color="auto" w:fill="FFFFFF"/>
@@ -2136,6 +2283,7 @@
   </w:style>
   <w:style w:type="character" w:customStyle="1" w:styleId="Color008A00BgFACCCC">
     <w:name w:val="Color008A00BgFACCCC"/>
+    <w:semiHidden/>
     <w:rPr>
       <w:color w:val="008A00"/>
       <w:shd w:val="clear" w:color="auto" w:fill="FACCCC"/>
@@ -2143,6 +2291,7 @@
   </w:style>
   <w:style w:type="character" w:customStyle="1" w:styleId="Color008A00BgFFEBCC">
     <w:name w:val="Color008A00BgFFEBCC"/>
+    <w:semiHidden/>
     <w:rPr>
       <w:color w:val="008A00"/>
       <w:shd w:val="clear" w:color="auto" w:fill="FFEBCC"/>
@@ -2150,6 +2299,7 @@
   </w:style>
   <w:style w:type="character" w:customStyle="1" w:styleId="Color008A00BgFFFFCC">
     <w:name w:val="Color008A00BgFFFFCC"/>
+    <w:semiHidden/>
     <w:rPr>
       <w:color w:val="008A00"/>
       <w:shd w:val="clear" w:color="auto" w:fill="FFFFCC"/>
@@ -2157,6 +2307,7 @@
   </w:style>
   <w:style w:type="character" w:customStyle="1" w:styleId="Color008A00BgCCE8CC">
     <w:name w:val="Color008A00BgCCE8CC"/>
+    <w:semiHidden/>
     <w:rPr>
       <w:color w:val="008A00"/>
       <w:shd w:val="clear" w:color="auto" w:fill="CCE8CC"/>
@@ -2164,6 +2315,7 @@
   </w:style>
   <w:style w:type="character" w:customStyle="1" w:styleId="Color008A00BgCCE0F5">
     <w:name w:val="Color008A00BgCCE0F5"/>
+    <w:semiHidden/>
     <w:rPr>
       <w:color w:val="008A00"/>
       <w:shd w:val="clear" w:color="auto" w:fill="CCE0F5"/>
@@ -2171,6 +2323,7 @@
   </w:style>
   <w:style w:type="character" w:customStyle="1" w:styleId="Color008A00BgEBD6FF">
     <w:name w:val="Color008A00BgEBD6FF"/>
+    <w:semiHidden/>
     <w:rPr>
       <w:color w:val="008A00"/>
       <w:shd w:val="clear" w:color="auto" w:fill="EBD6FF"/>
@@ -2178,6 +2331,7 @@
   </w:style>
   <w:style w:type="character" w:customStyle="1" w:styleId="Color008A00BgBBBBBB">
     <w:name w:val="Color008A00BgBBBBBB"/>
+    <w:semiHidden/>
     <w:rPr>
       <w:color w:val="008A00"/>
       <w:shd w:val="clear" w:color="auto" w:fill="BBBBBB"/>
@@ -2185,6 +2339,7 @@
   </w:style>
   <w:style w:type="character" w:customStyle="1" w:styleId="Color008A00BgF06666">
     <w:name w:val="Color008A00BgF06666"/>
+    <w:semiHidden/>
     <w:rPr>
       <w:color w:val="008A00"/>
       <w:shd w:val="clear" w:color="auto" w:fill="F06666"/>
@@ -2192,6 +2347,7 @@
   </w:style>
   <w:style w:type="character" w:customStyle="1" w:styleId="Color008A00BgFFC266">
     <w:name w:val="Color008A00BgFFC266"/>
+    <w:semiHidden/>
     <w:rPr>
       <w:color w:val="008A00"/>
       <w:shd w:val="clear" w:color="auto" w:fill="FFC266"/>
@@ -2199,6 +2355,7 @@
   </w:style>
   <w:style w:type="character" w:customStyle="1" w:styleId="Color008A00BgFFFF66">
     <w:name w:val="Color008A00BgFFFF66"/>
+    <w:semiHidden/>
     <w:rPr>
       <w:color w:val="008A00"/>
       <w:shd w:val="clear" w:color="auto" w:fill="FFFF66"/>
@@ -2206,6 +2363,7 @@
   </w:style>
   <w:style w:type="character" w:customStyle="1" w:styleId="Color008A00Bg66B966">
     <w:name w:val="Color008A00Bg66B966"/>
+    <w:semiHidden/>
     <w:rPr>
       <w:color w:val="008A00"/>
       <w:shd w:val="clear" w:color="auto" w:fill="66B966"/>
@@ -2213,6 +2371,7 @@
   </w:style>
   <w:style w:type="character" w:customStyle="1" w:styleId="Color008A00Bg66A3E0">
     <w:name w:val="Color008A00Bg66A3E0"/>
+    <w:semiHidden/>
     <w:rPr>
       <w:color w:val="008A00"/>
       <w:shd w:val="clear" w:color="auto" w:fill="66A3E0"/>
@@ -2220,6 +2379,7 @@
   </w:style>
   <w:style w:type="character" w:customStyle="1" w:styleId="Color008A00BgC285FF">
     <w:name w:val="Color008A00BgC285FF"/>
+    <w:semiHidden/>
     <w:rPr>
       <w:color w:val="008A00"/>
       <w:shd w:val="clear" w:color="auto" w:fill="C285FF"/>
@@ -2227,6 +2387,7 @@
   </w:style>
   <w:style w:type="character" w:customStyle="1" w:styleId="Color008A00Bg888888">
     <w:name w:val="Color008A00Bg888888"/>
+    <w:semiHidden/>
     <w:rPr>
       <w:color w:val="008A00"/>
       <w:shd w:val="clear" w:color="auto" w:fill="888888"/>
@@ -2234,6 +2395,7 @@
   </w:style>
   <w:style w:type="character" w:customStyle="1" w:styleId="Color008A00BgA10000">
     <w:name w:val="Color008A00BgA10000"/>
+    <w:semiHidden/>
     <w:rPr>
       <w:color w:val="008A00"/>
       <w:shd w:val="clear" w:color="auto" w:fill="A10000"/>
@@ -2241,6 +2403,7 @@
   </w:style>
   <w:style w:type="character" w:customStyle="1" w:styleId="Color008A00BgB26B00">
     <w:name w:val="Color008A00BgB26B00"/>
+    <w:semiHidden/>
     <w:rPr>
       <w:color w:val="008A00"/>
       <w:shd w:val="clear" w:color="auto" w:fill="B26B00"/>
@@ -2248,6 +2411,7 @@
   </w:style>
   <w:style w:type="character" w:customStyle="1" w:styleId="Color008A00BgB2B200">
     <w:name w:val="Color008A00BgB2B200"/>
+    <w:semiHidden/>
     <w:rPr>
       <w:color w:val="008A00"/>
       <w:shd w:val="clear" w:color="auto" w:fill="B2B200"/>
@@ -2255,6 +2419,7 @@
   </w:style>
   <w:style w:type="character" w:customStyle="1" w:styleId="Color008A00Bg006100">
     <w:name w:val="Color008A00Bg006100"/>
+    <w:semiHidden/>
     <w:rPr>
       <w:color w:val="008A00"/>
       <w:shd w:val="clear" w:color="auto" w:fill="006100"/>
@@ -2262,6 +2427,7 @@
   </w:style>
   <w:style w:type="character" w:customStyle="1" w:styleId="Color008A00Bg0047B2">
     <w:name w:val="Color008A00Bg0047B2"/>
+    <w:semiHidden/>
     <w:rPr>
       <w:color w:val="008A00"/>
       <w:shd w:val="clear" w:color="auto" w:fill="0047B2"/>
@@ -2269,6 +2435,7 @@
   </w:style>
   <w:style w:type="character" w:customStyle="1" w:styleId="Color008A00Bg6B24B2">
     <w:name w:val="Color008A00Bg6B24B2"/>
+    <w:semiHidden/>
     <w:rPr>
       <w:color w:val="008A00"/>
       <w:shd w:val="clear" w:color="auto" w:fill="6B24B2"/>
@@ -2276,6 +2443,7 @@
   </w:style>
   <w:style w:type="character" w:customStyle="1" w:styleId="Color008A00Bg444444">
     <w:name w:val="Color008A00Bg444444"/>
+    <w:semiHidden/>
     <w:rPr>
       <w:color w:val="008A00"/>
       <w:shd w:val="clear" w:color="auto" w:fill="444444"/>
@@ -2283,6 +2451,7 @@
   </w:style>
   <w:style w:type="character" w:customStyle="1" w:styleId="Color008A00Bg5C0000">
     <w:name w:val="Color008A00Bg5C0000"/>
+    <w:semiHidden/>
     <w:rPr>
       <w:color w:val="008A00"/>
       <w:shd w:val="clear" w:color="auto" w:fill="5C0000"/>
@@ -2290,6 +2459,7 @@
   </w:style>
   <w:style w:type="character" w:customStyle="1" w:styleId="Color008A00Bg663D00">
     <w:name w:val="Color008A00Bg663D00"/>
+    <w:semiHidden/>
     <w:rPr>
       <w:color w:val="008A00"/>
       <w:shd w:val="clear" w:color="auto" w:fill="663D00"/>
@@ -2297,6 +2467,7 @@
   </w:style>
   <w:style w:type="character" w:customStyle="1" w:styleId="Color008A00Bg666600">
     <w:name w:val="Color008A00Bg666600"/>
+    <w:semiHidden/>
     <w:rPr>
       <w:color w:val="008A00"/>
       <w:shd w:val="clear" w:color="auto" w:fill="666600"/>
@@ -2304,6 +2475,7 @@
   </w:style>
   <w:style w:type="character" w:customStyle="1" w:styleId="Color008A00Bg003700">
     <w:name w:val="Color008A00Bg003700"/>
+    <w:semiHidden/>
     <w:rPr>
       <w:color w:val="008A00"/>
       <w:shd w:val="clear" w:color="auto" w:fill="003700"/>
@@ -2311,6 +2483,7 @@
   </w:style>
   <w:style w:type="character" w:customStyle="1" w:styleId="Color008A00Bg002966">
     <w:name w:val="Color008A00Bg002966"/>
+    <w:semiHidden/>
     <w:rPr>
       <w:color w:val="008A00"/>
       <w:shd w:val="clear" w:color="auto" w:fill="002966"/>
@@ -2318,6 +2491,7 @@
   </w:style>
   <w:style w:type="character" w:customStyle="1" w:styleId="Color008A00Bg3D1466">
     <w:name w:val="Color008A00Bg3D1466"/>
+    <w:semiHidden/>
     <w:rPr>
       <w:color w:val="008A00"/>
       <w:shd w:val="clear" w:color="auto" w:fill="3D1466"/>
@@ -2325,12 +2499,14 @@
   </w:style>
   <w:style w:type="character" w:customStyle="1" w:styleId="Color0066CC">
     <w:name w:val="Color0066CC"/>
+    <w:semiHidden/>
     <w:rPr>
       <w:color w:val="0066CC"/>
     </w:rPr>
   </w:style>
   <w:style w:type="character" w:customStyle="1" w:styleId="Color0066CCBgE60000">
     <w:name w:val="Color0066CCBgE60000"/>
+    <w:semiHidden/>
     <w:rPr>
       <w:color w:val="0066CC"/>
       <w:shd w:val="clear" w:color="auto" w:fill="E60000"/>
@@ -2338,6 +2514,7 @@
   </w:style>
   <w:style w:type="character" w:customStyle="1" w:styleId="Color0066CCBgFF9900">
     <w:name w:val="Color0066CCBgFF9900"/>
+    <w:semiHidden/>
     <w:rPr>
       <w:color w:val="0066CC"/>
       <w:shd w:val="clear" w:color="auto" w:fill="FF9900"/>
@@ -2345,6 +2522,7 @@
   </w:style>
   <w:style w:type="character" w:customStyle="1" w:styleId="Color0066CCBgFFFF00">
     <w:name w:val="Color0066CCBgFFFF00"/>
+    <w:semiHidden/>
     <w:rPr>
       <w:color w:val="0066CC"/>
       <w:shd w:val="clear" w:color="auto" w:fill="FFFF00"/>
@@ -2352,6 +2530,7 @@
   </w:style>
   <w:style w:type="character" w:customStyle="1" w:styleId="Color0066CCBg008A00">
     <w:name w:val="Color0066CCBg008A00"/>
+    <w:semiHidden/>
     <w:rPr>
       <w:color w:val="0066CC"/>
       <w:shd w:val="clear" w:color="auto" w:fill="008A00"/>
@@ -2359,6 +2538,7 @@
   </w:style>
   <w:style w:type="character" w:customStyle="1" w:styleId="Color0066CCBg0066CC">
     <w:name w:val="Color0066CCBg0066CC"/>
+    <w:semiHidden/>
     <w:rPr>
       <w:color w:val="0066CC"/>
       <w:shd w:val="clear" w:color="auto" w:fill="0066CC"/>
@@ -2366,6 +2546,7 @@
   </w:style>
   <w:style w:type="character" w:customStyle="1" w:styleId="Color0066CCBg9933FF">
     <w:name w:val="Color0066CCBg9933FF"/>
+    <w:semiHidden/>
     <w:rPr>
       <w:color w:val="0066CC"/>
       <w:shd w:val="clear" w:color="auto" w:fill="9933FF"/>
@@ -2373,6 +2554,7 @@
   </w:style>
   <w:style w:type="character" w:customStyle="1" w:styleId="Color0066CCBgFFFFFF">
     <w:name w:val="Color0066CCBgFFFFFF"/>
+    <w:semiHidden/>
     <w:rPr>
       <w:color w:val="0066CC"/>
       <w:shd w:val="clear" w:color="auto" w:fill="FFFFFF"/>
@@ -2380,6 +2562,7 @@
   </w:style>
   <w:style w:type="character" w:customStyle="1" w:styleId="Color0066CCBgFACCCC">
     <w:name w:val="Color0066CCBgFACCCC"/>
+    <w:semiHidden/>
     <w:rPr>
       <w:color w:val="0066CC"/>
       <w:shd w:val="clear" w:color="auto" w:fill="FACCCC"/>
@@ -2387,6 +2570,7 @@
   </w:style>
   <w:style w:type="character" w:customStyle="1" w:styleId="Color0066CCBgFFEBCC">
     <w:name w:val="Color0066CCBgFFEBCC"/>
+    <w:semiHidden/>
     <w:rPr>
       <w:color w:val="0066CC"/>
       <w:shd w:val="clear" w:color="auto" w:fill="FFEBCC"/>
@@ -2394,6 +2578,7 @@
   </w:style>
   <w:style w:type="character" w:customStyle="1" w:styleId="Color0066CCBgFFFFCC">
     <w:name w:val="Color0066CCBgFFFFCC"/>
+    <w:semiHidden/>
     <w:rPr>
       <w:color w:val="0066CC"/>
       <w:shd w:val="clear" w:color="auto" w:fill="FFFFCC"/>
@@ -2401,6 +2586,7 @@
   </w:style>
   <w:style w:type="character" w:customStyle="1" w:styleId="Color0066CCBgCCE8CC">
     <w:name w:val="Color0066CCBgCCE8CC"/>
+    <w:semiHidden/>
     <w:rPr>
       <w:color w:val="0066CC"/>
       <w:shd w:val="clear" w:color="auto" w:fill="CCE8CC"/>
@@ -2408,6 +2594,7 @@
   </w:style>
   <w:style w:type="character" w:customStyle="1" w:styleId="Color0066CCBgCCE0F5">
     <w:name w:val="Color0066CCBgCCE0F5"/>
+    <w:semiHidden/>
     <w:rPr>
       <w:color w:val="0066CC"/>
       <w:shd w:val="clear" w:color="auto" w:fill="CCE0F5"/>
@@ -2415,6 +2602,7 @@
   </w:style>
   <w:style w:type="character" w:customStyle="1" w:styleId="Color0066CCBgEBD6FF">
     <w:name w:val="Color0066CCBgEBD6FF"/>
+    <w:semiHidden/>
     <w:rPr>
       <w:color w:val="0066CC"/>
       <w:shd w:val="clear" w:color="auto" w:fill="EBD6FF"/>
@@ -2422,6 +2610,7 @@
   </w:style>
   <w:style w:type="character" w:customStyle="1" w:styleId="Color0066CCBgBBBBBB">
     <w:name w:val="Color0066CCBgBBBBBB"/>
+    <w:semiHidden/>
     <w:rPr>
       <w:color w:val="0066CC"/>
       <w:shd w:val="clear" w:color="auto" w:fill="BBBBBB"/>
@@ -2429,6 +2618,7 @@
   </w:style>
   <w:style w:type="character" w:customStyle="1" w:styleId="Color0066CCBgF06666">
     <w:name w:val="Color0066CCBgF06666"/>
+    <w:semiHidden/>
     <w:rPr>
       <w:color w:val="0066CC"/>
       <w:shd w:val="clear" w:color="auto" w:fill="F06666"/>
@@ -2436,6 +2626,7 @@
   </w:style>
   <w:style w:type="character" w:customStyle="1" w:styleId="Color0066CCBgFFC266">
     <w:name w:val="Color0066CCBgFFC266"/>
+    <w:semiHidden/>
     <w:rPr>
       <w:color w:val="0066CC"/>
       <w:shd w:val="clear" w:color="auto" w:fill="FFC266"/>
@@ -2443,6 +2634,7 @@
   </w:style>
   <w:style w:type="character" w:customStyle="1" w:styleId="Color0066CCBgFFFF66">
     <w:name w:val="Color0066CCBgFFFF66"/>
+    <w:semiHidden/>
     <w:rPr>
       <w:color w:val="0066CC"/>
       <w:shd w:val="clear" w:color="auto" w:fill="FFFF66"/>
@@ -2450,6 +2642,7 @@
   </w:style>
   <w:style w:type="character" w:customStyle="1" w:styleId="Color0066CCBg66B966">
     <w:name w:val="Color0066CCBg66B966"/>
+    <w:semiHidden/>
     <w:rPr>
       <w:color w:val="0066CC"/>
       <w:shd w:val="clear" w:color="auto" w:fill="66B966"/>
@@ -2457,6 +2650,7 @@
   </w:style>
   <w:style w:type="character" w:customStyle="1" w:styleId="Color0066CCBg66A3E0">
     <w:name w:val="Color0066CCBg66A3E0"/>
+    <w:semiHidden/>
     <w:rPr>
       <w:color w:val="0066CC"/>
       <w:shd w:val="clear" w:color="auto" w:fill="66A3E0"/>
@@ -2464,6 +2658,7 @@
   </w:style>
   <w:style w:type="character" w:customStyle="1" w:styleId="Color0066CCBgC285FF">
     <w:name w:val="Color0066CCBgC285FF"/>
+    <w:semiHidden/>
     <w:rPr>
       <w:color w:val="0066CC"/>
       <w:shd w:val="clear" w:color="auto" w:fill="C285FF"/>
@@ -2471,6 +2666,7 @@
   </w:style>
   <w:style w:type="character" w:customStyle="1" w:styleId="Color0066CCBg888888">
     <w:name w:val="Color0066CCBg888888"/>
+    <w:semiHidden/>
     <w:rPr>
       <w:color w:val="0066CC"/>
       <w:shd w:val="clear" w:color="auto" w:fill="888888"/>
@@ -2478,6 +2674,7 @@
   </w:style>
   <w:style w:type="character" w:customStyle="1" w:styleId="Color0066CCBgA10000">
     <w:name w:val="Color0066CCBgA10000"/>
+    <w:semiHidden/>
     <w:rPr>
       <w:color w:val="0066CC"/>
       <w:shd w:val="clear" w:color="auto" w:fill="A10000"/>
@@ -2485,6 +2682,7 @@
   </w:style>
   <w:style w:type="character" w:customStyle="1" w:styleId="Color0066CCBgB26B00">
     <w:name w:val="Color0066CCBgB26B00"/>
+    <w:semiHidden/>
     <w:rPr>
       <w:color w:val="0066CC"/>
       <w:shd w:val="clear" w:color="auto" w:fill="B26B00"/>
@@ -2492,6 +2690,7 @@
   </w:style>
   <w:style w:type="character" w:customStyle="1" w:styleId="Color0066CCBgB2B200">
     <w:name w:val="Color0066CCBgB2B200"/>
+    <w:semiHidden/>
     <w:rPr>
       <w:color w:val="0066CC"/>
       <w:shd w:val="clear" w:color="auto" w:fill="B2B200"/>
@@ -2499,6 +2698,7 @@
   </w:style>
   <w:style w:type="character" w:customStyle="1" w:styleId="Color0066CCBg006100">
     <w:name w:val="Color0066CCBg006100"/>
+    <w:semiHidden/>
     <w:rPr>
       <w:color w:val="0066CC"/>
       <w:shd w:val="clear" w:color="auto" w:fill="006100"/>
@@ -2506,6 +2706,7 @@
   </w:style>
   <w:style w:type="character" w:customStyle="1" w:styleId="Color0066CCBg0047B2">
     <w:name w:val="Color0066CCBg0047B2"/>
+    <w:semiHidden/>
     <w:rPr>
       <w:color w:val="0066CC"/>
       <w:shd w:val="clear" w:color="auto" w:fill="0047B2"/>
@@ -2513,6 +2714,7 @@
   </w:style>
   <w:style w:type="character" w:customStyle="1" w:styleId="Color0066CCBg6B24B2">
     <w:name w:val="Color0066CCBg6B24B2"/>
+    <w:semiHidden/>
     <w:rPr>
       <w:color w:val="0066CC"/>
       <w:shd w:val="clear" w:color="auto" w:fill="6B24B2"/>
@@ -2520,6 +2722,7 @@
   </w:style>
   <w:style w:type="character" w:customStyle="1" w:styleId="Color0066CCBg444444">
     <w:name w:val="Color0066CCBg444444"/>
+    <w:semiHidden/>
     <w:rPr>
       <w:color w:val="0066CC"/>
       <w:shd w:val="clear" w:color="auto" w:fill="444444"/>
@@ -2527,6 +2730,7 @@
   </w:style>
   <w:style w:type="character" w:customStyle="1" w:styleId="Color0066CCBg5C0000">
     <w:name w:val="Color0066CCBg5C0000"/>
+    <w:semiHidden/>
     <w:rPr>
       <w:color w:val="0066CC"/>
       <w:shd w:val="clear" w:color="auto" w:fill="5C0000"/>
@@ -2534,6 +2738,7 @@
   </w:style>
   <w:style w:type="character" w:customStyle="1" w:styleId="Color0066CCBg663D00">
     <w:name w:val="Color0066CCBg663D00"/>
+    <w:semiHidden/>
     <w:rPr>
       <w:color w:val="0066CC"/>
       <w:shd w:val="clear" w:color="auto" w:fill="663D00"/>
@@ -2541,6 +2746,7 @@
   </w:style>
   <w:style w:type="character" w:customStyle="1" w:styleId="Color0066CCBg666600">
     <w:name w:val="Color0066CCBg666600"/>
+    <w:semiHidden/>
     <w:rPr>
       <w:color w:val="0066CC"/>
       <w:shd w:val="clear" w:color="auto" w:fill="666600"/>
@@ -2548,6 +2754,7 @@
   </w:style>
   <w:style w:type="character" w:customStyle="1" w:styleId="Color0066CCBg003700">
     <w:name w:val="Color0066CCBg003700"/>
+    <w:semiHidden/>
     <w:rPr>
       <w:color w:val="0066CC"/>
       <w:shd w:val="clear" w:color="auto" w:fill="003700"/>
@@ -2555,6 +2762,7 @@
   </w:style>
   <w:style w:type="character" w:customStyle="1" w:styleId="Color0066CCBg002966">
     <w:name w:val="Color0066CCBg002966"/>
+    <w:semiHidden/>
     <w:rPr>
       <w:color w:val="0066CC"/>
       <w:shd w:val="clear" w:color="auto" w:fill="002966"/>
@@ -2562,6 +2770,7 @@
   </w:style>
   <w:style w:type="character" w:customStyle="1" w:styleId="Color0066CCBg3D1466">
     <w:name w:val="Color0066CCBg3D1466"/>
+    <w:semiHidden/>
     <w:rPr>
       <w:color w:val="0066CC"/>
       <w:shd w:val="clear" w:color="auto" w:fill="3D1466"/>
@@ -2569,12 +2778,14 @@
   </w:style>
   <w:style w:type="character" w:customStyle="1" w:styleId="Color9933FF">
     <w:name w:val="Color9933FF"/>
+    <w:semiHidden/>
     <w:rPr>
       <w:color w:val="9933FF"/>
     </w:rPr>
   </w:style>
   <w:style w:type="character" w:customStyle="1" w:styleId="Color9933FFBgE60000">
     <w:name w:val="Color9933FFBgE60000"/>
+    <w:semiHidden/>
     <w:rPr>
       <w:color w:val="9933FF"/>
       <w:shd w:val="clear" w:color="auto" w:fill="E60000"/>
@@ -2582,6 +2793,7 @@
   </w:style>
   <w:style w:type="character" w:customStyle="1" w:styleId="Color9933FFBgFF9900">
     <w:name w:val="Color9933FFBgFF9900"/>
+    <w:semiHidden/>
     <w:rPr>
       <w:color w:val="9933FF"/>
       <w:shd w:val="clear" w:color="auto" w:fill="FF9900"/>
@@ -2589,6 +2801,7 @@
   </w:style>
   <w:style w:type="character" w:customStyle="1" w:styleId="Color9933FFBgFFFF00">
     <w:name w:val="Color9933FFBgFFFF00"/>
+    <w:semiHidden/>
     <w:rPr>
       <w:color w:val="9933FF"/>
       <w:shd w:val="clear" w:color="auto" w:fill="FFFF00"/>
@@ -2596,6 +2809,7 @@
   </w:style>
   <w:style w:type="character" w:customStyle="1" w:styleId="Color9933FFBg008A00">
     <w:name w:val="Color9933FFBg008A00"/>
+    <w:semiHidden/>
     <w:rPr>
       <w:color w:val="9933FF"/>
       <w:shd w:val="clear" w:color="auto" w:fill="008A00"/>
@@ -2603,6 +2817,7 @@
   </w:style>
   <w:style w:type="character" w:customStyle="1" w:styleId="Color9933FFBg0066CC">
     <w:name w:val="Color9933FFBg0066CC"/>
+    <w:semiHidden/>
     <w:rPr>
       <w:color w:val="9933FF"/>
       <w:shd w:val="clear" w:color="auto" w:fill="0066CC"/>
@@ -2610,6 +2825,7 @@
   </w:style>
   <w:style w:type="character" w:customStyle="1" w:styleId="Color9933FFBg9933FF">
     <w:name w:val="Color9933FFBg9933FF"/>
+    <w:semiHidden/>
     <w:rPr>
       <w:color w:val="9933FF"/>
       <w:shd w:val="clear" w:color="auto" w:fill="9933FF"/>
@@ -2617,6 +2833,7 @@
   </w:style>
   <w:style w:type="character" w:customStyle="1" w:styleId="Color9933FFBgFFFFFF">
     <w:name w:val="Color9933FFBgFFFFFF"/>
+    <w:semiHidden/>
     <w:rPr>
       <w:color w:val="9933FF"/>
       <w:shd w:val="clear" w:color="auto" w:fill="FFFFFF"/>
@@ -2624,6 +2841,7 @@
   </w:style>
   <w:style w:type="character" w:customStyle="1" w:styleId="Color9933FFBgFACCCC">
     <w:name w:val="Color9933FFBgFACCCC"/>
+    <w:semiHidden/>
     <w:rPr>
       <w:color w:val="9933FF"/>
       <w:shd w:val="clear" w:color="auto" w:fill="FACCCC"/>
@@ -2631,6 +2849,7 @@
   </w:style>
   <w:style w:type="character" w:customStyle="1" w:styleId="Color9933FFBgFFEBCC">
     <w:name w:val="Color9933FFBgFFEBCC"/>
+    <w:semiHidden/>
     <w:rPr>
       <w:color w:val="9933FF"/>
       <w:shd w:val="clear" w:color="auto" w:fill="FFEBCC"/>
@@ -2638,6 +2857,7 @@
   </w:style>
   <w:style w:type="character" w:customStyle="1" w:styleId="Color9933FFBgFFFFCC">
     <w:name w:val="Color9933FFBgFFFFCC"/>
+    <w:semiHidden/>
     <w:rPr>
       <w:color w:val="9933FF"/>
       <w:shd w:val="clear" w:color="auto" w:fill="FFFFCC"/>
@@ -2645,6 +2865,7 @@
   </w:style>
   <w:style w:type="character" w:customStyle="1" w:styleId="Color9933FFBgCCE8CC">
     <w:name w:val="Color9933FFBgCCE8CC"/>
+    <w:semiHidden/>
     <w:rPr>
       <w:color w:val="9933FF"/>
       <w:shd w:val="clear" w:color="auto" w:fill="CCE8CC"/>
@@ -2652,6 +2873,7 @@
   </w:style>
   <w:style w:type="character" w:customStyle="1" w:styleId="Color9933FFBgCCE0F5">
     <w:name w:val="Color9933FFBgCCE0F5"/>
+    <w:semiHidden/>
     <w:rPr>
       <w:color w:val="9933FF"/>
       <w:shd w:val="clear" w:color="auto" w:fill="CCE0F5"/>
@@ -2659,6 +2881,7 @@
   </w:style>
   <w:style w:type="character" w:customStyle="1" w:styleId="Color9933FFBgEBD6FF">
     <w:name w:val="Color9933FFBgEBD6FF"/>
+    <w:semiHidden/>
     <w:rPr>
       <w:color w:val="9933FF"/>
       <w:shd w:val="clear" w:color="auto" w:fill="EBD6FF"/>
@@ -2666,6 +2889,7 @@
   </w:style>
   <w:style w:type="character" w:customStyle="1" w:styleId="Color9933FFBgBBBBBB">
     <w:name w:val="Color9933FFBgBBBBBB"/>
+    <w:semiHidden/>
     <w:rPr>
       <w:color w:val="9933FF"/>
       <w:shd w:val="clear" w:color="auto" w:fill="BBBBBB"/>
@@ -2673,6 +2897,7 @@
   </w:style>
   <w:style w:type="character" w:customStyle="1" w:styleId="Color9933FFBgF06666">
     <w:name w:val="Color9933FFBgF06666"/>
+    <w:semiHidden/>
     <w:rPr>
       <w:color w:val="9933FF"/>
       <w:shd w:val="clear" w:color="auto" w:fill="F06666"/>
@@ -2680,6 +2905,7 @@
   </w:style>
   <w:style w:type="character" w:customStyle="1" w:styleId="Color9933FFBgFFC266">
     <w:name w:val="Color9933FFBgFFC266"/>
+    <w:semiHidden/>
     <w:rPr>
       <w:color w:val="9933FF"/>
       <w:shd w:val="clear" w:color="auto" w:fill="FFC266"/>
@@ -2687,6 +2913,7 @@
   </w:style>
   <w:style w:type="character" w:customStyle="1" w:styleId="Color9933FFBgFFFF66">
     <w:name w:val="Color9933FFBgFFFF66"/>
+    <w:semiHidden/>
     <w:rPr>
       <w:color w:val="9933FF"/>
       <w:shd w:val="clear" w:color="auto" w:fill="FFFF66"/>
@@ -2694,6 +2921,7 @@
   </w:style>
   <w:style w:type="character" w:customStyle="1" w:styleId="Color9933FFBg66B966">
     <w:name w:val="Color9933FFBg66B966"/>
+    <w:semiHidden/>
     <w:rPr>
       <w:color w:val="9933FF"/>
       <w:shd w:val="clear" w:color="auto" w:fill="66B966"/>
@@ -2701,6 +2929,7 @@
   </w:style>
   <w:style w:type="character" w:customStyle="1" w:styleId="Color9933FFBg66A3E0">
     <w:name w:val="Color9933FFBg66A3E0"/>
+    <w:semiHidden/>
     <w:rPr>
       <w:color w:val="9933FF"/>
       <w:shd w:val="clear" w:color="auto" w:fill="66A3E0"/>
@@ -2708,6 +2937,7 @@
   </w:style>
   <w:style w:type="character" w:customStyle="1" w:styleId="Color9933FFBgC285FF">
     <w:name w:val="Color9933FFBgC285FF"/>
+    <w:semiHidden/>
     <w:rPr>
       <w:color w:val="9933FF"/>
       <w:shd w:val="clear" w:color="auto" w:fill="C285FF"/>
@@ -2715,6 +2945,7 @@
   </w:style>
   <w:style w:type="character" w:customStyle="1" w:styleId="Color9933FFBg888888">
     <w:name w:val="Color9933FFBg888888"/>
+    <w:semiHidden/>
     <w:rPr>
       <w:color w:val="9933FF"/>
       <w:shd w:val="clear" w:color="auto" w:fill="888888"/>
@@ -2722,6 +2953,7 @@
   </w:style>
   <w:style w:type="character" w:customStyle="1" w:styleId="Color9933FFBgA10000">
     <w:name w:val="Color9933FFBgA10000"/>
+    <w:semiHidden/>
     <w:rPr>
       <w:color w:val="9933FF"/>
       <w:shd w:val="clear" w:color="auto" w:fill="A10000"/>
@@ -2729,6 +2961,7 @@
   </w:style>
   <w:style w:type="character" w:customStyle="1" w:styleId="Color9933FFBgB26B00">
     <w:name w:val="Color9933FFBgB26B00"/>
+    <w:semiHidden/>
     <w:rPr>
       <w:color w:val="9933FF"/>
       <w:shd w:val="clear" w:color="auto" w:fill="B26B00"/>
@@ -2736,6 +2969,7 @@
   </w:style>
   <w:style w:type="character" w:customStyle="1" w:styleId="Color9933FFBgB2B200">
     <w:name w:val="Color9933FFBgB2B200"/>
+    <w:semiHidden/>
     <w:rPr>
       <w:color w:val="9933FF"/>
       <w:shd w:val="clear" w:color="auto" w:fill="B2B200"/>
@@ -2743,6 +2977,7 @@
   </w:style>
   <w:style w:type="character" w:customStyle="1" w:styleId="Color9933FFBg006100">
     <w:name w:val="Color9933FFBg006100"/>
+    <w:semiHidden/>
     <w:rPr>
       <w:color w:val="9933FF"/>
       <w:shd w:val="clear" w:color="auto" w:fill="006100"/>
@@ -2750,6 +2985,7 @@
   </w:style>
   <w:style w:type="character" w:customStyle="1" w:styleId="Color9933FFBg0047B2">
     <w:name w:val="Color9933FFBg0047B2"/>
+    <w:semiHidden/>
     <w:rPr>
       <w:color w:val="9933FF"/>
       <w:shd w:val="clear" w:color="auto" w:fill="0047B2"/>
@@ -2757,6 +2993,7 @@
   </w:style>
   <w:style w:type="character" w:customStyle="1" w:styleId="Color9933FFBg6B24B2">
     <w:name w:val="Color9933FFBg6B24B2"/>
+    <w:semiHidden/>
     <w:rPr>
       <w:color w:val="9933FF"/>
       <w:shd w:val="clear" w:color="auto" w:fill="6B24B2"/>
@@ -2764,6 +3001,7 @@
   </w:style>
   <w:style w:type="character" w:customStyle="1" w:styleId="Color9933FFBg444444">
     <w:name w:val="Color9933FFBg444444"/>
+    <w:semiHidden/>
     <w:rPr>
       <w:color w:val="9933FF"/>
       <w:shd w:val="clear" w:color="auto" w:fill="444444"/>
@@ -2771,6 +3009,7 @@
   </w:style>
   <w:style w:type="character" w:customStyle="1" w:styleId="Color9933FFBg5C0000">
     <w:name w:val="Color9933FFBg5C0000"/>
+    <w:semiHidden/>
     <w:rPr>
       <w:color w:val="9933FF"/>
       <w:shd w:val="clear" w:color="auto" w:fill="5C0000"/>
@@ -2778,6 +3017,7 @@
   </w:style>
   <w:style w:type="character" w:customStyle="1" w:styleId="Color9933FFBg663D00">
     <w:name w:val="Color9933FFBg663D00"/>
+    <w:semiHidden/>
     <w:rPr>
       <w:color w:val="9933FF"/>
       <w:shd w:val="clear" w:color="auto" w:fill="663D00"/>
@@ -2785,6 +3025,7 @@
   </w:style>
   <w:style w:type="character" w:customStyle="1" w:styleId="Color9933FFBg666600">
     <w:name w:val="Color9933FFBg666600"/>
+    <w:semiHidden/>
     <w:rPr>
       <w:color w:val="9933FF"/>
       <w:shd w:val="clear" w:color="auto" w:fill="666600"/>
@@ -2792,6 +3033,7 @@
   </w:style>
   <w:style w:type="character" w:customStyle="1" w:styleId="Color9933FFBg003700">
     <w:name w:val="Color9933FFBg003700"/>
+    <w:semiHidden/>
     <w:rPr>
       <w:color w:val="9933FF"/>
       <w:shd w:val="clear" w:color="auto" w:fill="003700"/>
@@ -2799,6 +3041,7 @@
   </w:style>
   <w:style w:type="character" w:customStyle="1" w:styleId="Color9933FFBg002966">
     <w:name w:val="Color9933FFBg002966"/>
+    <w:semiHidden/>
     <w:rPr>
       <w:color w:val="9933FF"/>
       <w:shd w:val="clear" w:color="auto" w:fill="002966"/>
@@ -2806,6 +3049,7 @@
   </w:style>
   <w:style w:type="character" w:customStyle="1" w:styleId="Color9933FFBg3D1466">
     <w:name w:val="Color9933FFBg3D1466"/>
+    <w:semiHidden/>
     <w:rPr>
       <w:color w:val="9933FF"/>
       <w:shd w:val="clear" w:color="auto" w:fill="3D1466"/>
@@ -2813,12 +3057,14 @@
   </w:style>
   <w:style w:type="character" w:customStyle="1" w:styleId="ColorFFFFFF">
     <w:name w:val="ColorFFFFFF"/>
+    <w:semiHidden/>
     <w:rPr>
       <w:color w:val="FFFFFF"/>
     </w:rPr>
   </w:style>
   <w:style w:type="character" w:customStyle="1" w:styleId="ColorFFFFFFBgE60000">
     <w:name w:val="ColorFFFFFFBgE60000"/>
+    <w:semiHidden/>
     <w:rPr>
       <w:color w:val="FFFFFF"/>
       <w:shd w:val="clear" w:color="auto" w:fill="E60000"/>
@@ -2826,6 +3072,7 @@
   </w:style>
   <w:style w:type="character" w:customStyle="1" w:styleId="ColorFFFFFFBgFF9900">
     <w:name w:val="ColorFFFFFFBgFF9900"/>
+    <w:semiHidden/>
     <w:rPr>
       <w:color w:val="FFFFFF"/>
       <w:shd w:val="clear" w:color="auto" w:fill="FF9900"/>
@@ -2833,6 +3080,7 @@
   </w:style>
   <w:style w:type="character" w:customStyle="1" w:styleId="ColorFFFFFFBgFFFF00">
     <w:name w:val="ColorFFFFFFBgFFFF00"/>
+    <w:semiHidden/>
     <w:rPr>
       <w:color w:val="FFFFFF"/>
       <w:shd w:val="clear" w:color="auto" w:fill="FFFF00"/>
@@ -2840,6 +3088,7 @@
   </w:style>
   <w:style w:type="character" w:customStyle="1" w:styleId="ColorFFFFFFBg008A00">
     <w:name w:val="ColorFFFFFFBg008A00"/>
+    <w:semiHidden/>
     <w:rPr>
       <w:color w:val="FFFFFF"/>
       <w:shd w:val="clear" w:color="auto" w:fill="008A00"/>
@@ -2847,6 +3096,7 @@
   </w:style>
   <w:style w:type="character" w:customStyle="1" w:styleId="ColorFFFFFFBg0066CC">
     <w:name w:val="ColorFFFFFFBg0066CC"/>
+    <w:semiHidden/>
     <w:rPr>
       <w:color w:val="FFFFFF"/>
       <w:shd w:val="clear" w:color="auto" w:fill="0066CC"/>
@@ -2854,6 +3104,7 @@
   </w:style>
   <w:style w:type="character" w:customStyle="1" w:styleId="ColorFFFFFFBg9933FF">
     <w:name w:val="ColorFFFFFFBg9933FF"/>
+    <w:semiHidden/>
     <w:rPr>
       <w:color w:val="FFFFFF"/>
       <w:shd w:val="clear" w:color="auto" w:fill="9933FF"/>
@@ -2861,6 +3112,7 @@
   </w:style>
   <w:style w:type="character" w:customStyle="1" w:styleId="ColorFFFFFFBgFFFFFF">
     <w:name w:val="ColorFFFFFFBgFFFFFF"/>
+    <w:semiHidden/>
     <w:rPr>
       <w:color w:val="FFFFFF"/>
       <w:shd w:val="clear" w:color="auto" w:fill="FFFFFF"/>
@@ -2868,6 +3120,7 @@
   </w:style>
   <w:style w:type="character" w:customStyle="1" w:styleId="ColorFFFFFFBgFACCCC">
     <w:name w:val="ColorFFFFFFBgFACCCC"/>
+    <w:semiHidden/>
     <w:rPr>
       <w:color w:val="FFFFFF"/>
       <w:shd w:val="clear" w:color="auto" w:fill="FACCCC"/>
@@ -2875,6 +3128,7 @@
   </w:style>
   <w:style w:type="character" w:customStyle="1" w:styleId="ColorFFFFFFBgFFEBCC">
     <w:name w:val="ColorFFFFFFBgFFEBCC"/>
+    <w:semiHidden/>
     <w:rPr>
       <w:color w:val="FFFFFF"/>
       <w:shd w:val="clear" w:color="auto" w:fill="FFEBCC"/>
@@ -2882,6 +3136,7 @@
   </w:style>
   <w:style w:type="character" w:customStyle="1" w:styleId="ColorFFFFFFBgFFFFCC">
     <w:name w:val="ColorFFFFFFBgFFFFCC"/>
+    <w:semiHidden/>
     <w:rPr>
       <w:color w:val="FFFFFF"/>
       <w:shd w:val="clear" w:color="auto" w:fill="FFFFCC"/>
@@ -2889,6 +3144,7 @@
   </w:style>
   <w:style w:type="character" w:customStyle="1" w:styleId="ColorFFFFFFBgCCE8CC">
     <w:name w:val="ColorFFFFFFBgCCE8CC"/>
+    <w:semiHidden/>
     <w:rPr>
       <w:color w:val="FFFFFF"/>
       <w:shd w:val="clear" w:color="auto" w:fill="CCE8CC"/>
@@ -2896,6 +3152,7 @@
   </w:style>
   <w:style w:type="character" w:customStyle="1" w:styleId="ColorFFFFFFBgCCE0F5">
     <w:name w:val="ColorFFFFFFBgCCE0F5"/>
+    <w:semiHidden/>
     <w:rPr>
       <w:color w:val="FFFFFF"/>
       <w:shd w:val="clear" w:color="auto" w:fill="CCE0F5"/>
@@ -2903,6 +3160,7 @@
   </w:style>
   <w:style w:type="character" w:customStyle="1" w:styleId="ColorFFFFFFBgEBD6FF">
     <w:name w:val="ColorFFFFFFBgEBD6FF"/>
+    <w:semiHidden/>
     <w:rPr>
       <w:color w:val="FFFFFF"/>
       <w:shd w:val="clear" w:color="auto" w:fill="EBD6FF"/>
@@ -2910,6 +3168,7 @@
   </w:style>
   <w:style w:type="character" w:customStyle="1" w:styleId="ColorFFFFFFBgBBBBBB">
     <w:name w:val="ColorFFFFFFBgBBBBBB"/>
+    <w:semiHidden/>
     <w:rPr>
       <w:color w:val="FFFFFF"/>
       <w:shd w:val="clear" w:color="auto" w:fill="BBBBBB"/>
@@ -2917,6 +3176,7 @@
   </w:style>
   <w:style w:type="character" w:customStyle="1" w:styleId="ColorFFFFFFBgF06666">
     <w:name w:val="ColorFFFFFFBgF06666"/>
+    <w:semiHidden/>
     <w:rPr>
       <w:color w:val="FFFFFF"/>
       <w:shd w:val="clear" w:color="auto" w:fill="F06666"/>
@@ -2924,6 +3184,7 @@
   </w:style>
   <w:style w:type="character" w:customStyle="1" w:styleId="ColorFFFFFFBgFFC266">
     <w:name w:val="ColorFFFFFFBgFFC266"/>
+    <w:semiHidden/>
     <w:rPr>
       <w:color w:val="FFFFFF"/>
       <w:shd w:val="clear" w:color="auto" w:fill="FFC266"/>
@@ -2931,6 +3192,7 @@
   </w:style>
   <w:style w:type="character" w:customStyle="1" w:styleId="ColorFFFFFFBgFFFF66">
     <w:name w:val="ColorFFFFFFBgFFFF66"/>
+    <w:semiHidden/>
     <w:rPr>
       <w:color w:val="FFFFFF"/>
       <w:shd w:val="clear" w:color="auto" w:fill="FFFF66"/>
@@ -2938,6 +3200,7 @@
   </w:style>
   <w:style w:type="character" w:customStyle="1" w:styleId="ColorFFFFFFBg66B966">
     <w:name w:val="ColorFFFFFFBg66B966"/>
+    <w:semiHidden/>
     <w:rPr>
       <w:color w:val="FFFFFF"/>
       <w:shd w:val="clear" w:color="auto" w:fill="66B966"/>
@@ -2945,6 +3208,7 @@
   </w:style>
   <w:style w:type="character" w:customStyle="1" w:styleId="ColorFFFFFFBg66A3E0">
     <w:name w:val="ColorFFFFFFBg66A3E0"/>
+    <w:semiHidden/>
     <w:rPr>
       <w:color w:val="FFFFFF"/>
       <w:shd w:val="clear" w:color="auto" w:fill="66A3E0"/>
@@ -2952,6 +3216,7 @@
   </w:style>
   <w:style w:type="character" w:customStyle="1" w:styleId="ColorFFFFFFBgC285FF">
     <w:name w:val="ColorFFFFFFBgC285FF"/>
+    <w:semiHidden/>
     <w:rPr>
       <w:color w:val="FFFFFF"/>
       <w:shd w:val="clear" w:color="auto" w:fill="C285FF"/>
@@ -2959,6 +3224,7 @@
   </w:style>
   <w:style w:type="character" w:customStyle="1" w:styleId="ColorFFFFFFBg888888">
     <w:name w:val="ColorFFFFFFBg888888"/>
+    <w:semiHidden/>
     <w:rPr>
       <w:color w:val="FFFFFF"/>
       <w:shd w:val="clear" w:color="auto" w:fill="888888"/>
@@ -2966,6 +3232,7 @@
   </w:style>
   <w:style w:type="character" w:customStyle="1" w:styleId="ColorFFFFFFBgA10000">
     <w:name w:val="ColorFFFFFFBgA10000"/>
+    <w:semiHidden/>
     <w:rPr>
       <w:color w:val="FFFFFF"/>
       <w:shd w:val="clear" w:color="auto" w:fill="A10000"/>
@@ -2973,6 +3240,7 @@
   </w:style>
   <w:style w:type="character" w:customStyle="1" w:styleId="ColorFFFFFFBgB26B00">
     <w:name w:val="ColorFFFFFFBgB26B00"/>
+    <w:semiHidden/>
     <w:rPr>
       <w:color w:val="FFFFFF"/>
       <w:shd w:val="clear" w:color="auto" w:fill="B26B00"/>
@@ -2980,6 +3248,7 @@
   </w:style>
   <w:style w:type="character" w:customStyle="1" w:styleId="ColorFFFFFFBgB2B200">
     <w:name w:val="ColorFFFFFFBgB2B200"/>
+    <w:semiHidden/>
     <w:rPr>
       <w:color w:val="FFFFFF"/>
       <w:shd w:val="clear" w:color="auto" w:fill="B2B200"/>
@@ -2987,6 +3256,7 @@
   </w:style>
   <w:style w:type="character" w:customStyle="1" w:styleId="ColorFFFFFFBg006100">
     <w:name w:val="ColorFFFFFFBg006100"/>
+    <w:semiHidden/>
     <w:rPr>
       <w:color w:val="FFFFFF"/>
       <w:shd w:val="clear" w:color="auto" w:fill="006100"/>
@@ -2994,6 +3264,7 @@
   </w:style>
   <w:style w:type="character" w:customStyle="1" w:styleId="ColorFFFFFFBg0047B2">
     <w:name w:val="ColorFFFFFFBg0047B2"/>
+    <w:semiHidden/>
     <w:rPr>
       <w:color w:val="FFFFFF"/>
       <w:shd w:val="clear" w:color="auto" w:fill="0047B2"/>
@@ -3001,6 +3272,7 @@
   </w:style>
   <w:style w:type="character" w:customStyle="1" w:styleId="ColorFFFFFFBg6B24B2">
     <w:name w:val="ColorFFFFFFBg6B24B2"/>
+    <w:semiHidden/>
     <w:rPr>
       <w:color w:val="FFFFFF"/>
       <w:shd w:val="clear" w:color="auto" w:fill="6B24B2"/>
@@ -3008,6 +3280,7 @@
   </w:style>
   <w:style w:type="character" w:customStyle="1" w:styleId="ColorFFFFFFBg444444">
     <w:name w:val="ColorFFFFFFBg444444"/>
+    <w:semiHidden/>
     <w:rPr>
       <w:color w:val="FFFFFF"/>
       <w:shd w:val="clear" w:color="auto" w:fill="444444"/>
@@ -3015,6 +3288,7 @@
   </w:style>
   <w:style w:type="character" w:customStyle="1" w:styleId="ColorFFFFFFBg5C0000">
     <w:name w:val="ColorFFFFFFBg5C0000"/>
+    <w:semiHidden/>
     <w:rPr>
       <w:color w:val="FFFFFF"/>
       <w:shd w:val="clear" w:color="auto" w:fill="5C0000"/>
@@ -3022,6 +3296,7 @@
   </w:style>
   <w:style w:type="character" w:customStyle="1" w:styleId="ColorFFFFFFBg663D00">
     <w:name w:val="ColorFFFFFFBg663D00"/>
+    <w:semiHidden/>
     <w:rPr>
       <w:color w:val="FFFFFF"/>
       <w:shd w:val="clear" w:color="auto" w:fill="663D00"/>
@@ -3029,6 +3304,7 @@
   </w:style>
   <w:style w:type="character" w:customStyle="1" w:styleId="ColorFFFFFFBg666600">
     <w:name w:val="ColorFFFFFFBg666600"/>
+    <w:semiHidden/>
     <w:rPr>
       <w:color w:val="FFFFFF"/>
       <w:shd w:val="clear" w:color="auto" w:fill="666600"/>
@@ -3036,6 +3312,7 @@
   </w:style>
   <w:style w:type="character" w:customStyle="1" w:styleId="ColorFFFFFFBg003700">
     <w:name w:val="ColorFFFFFFBg003700"/>
+    <w:semiHidden/>
     <w:rPr>
       <w:color w:val="FFFFFF"/>
       <w:shd w:val="clear" w:color="auto" w:fill="003700"/>
@@ -3043,6 +3320,7 @@
   </w:style>
   <w:style w:type="character" w:customStyle="1" w:styleId="ColorFFFFFFBg002966">
     <w:name w:val="ColorFFFFFFBg002966"/>
+    <w:semiHidden/>
     <w:rPr>
       <w:color w:val="FFFFFF"/>
       <w:shd w:val="clear" w:color="auto" w:fill="002966"/>
@@ -3050,6 +3328,7 @@
   </w:style>
   <w:style w:type="character" w:customStyle="1" w:styleId="ColorFFFFFFBg3D1466">
     <w:name w:val="ColorFFFFFFBg3D1466"/>
+    <w:semiHidden/>
     <w:rPr>
       <w:color w:val="FFFFFF"/>
       <w:shd w:val="clear" w:color="auto" w:fill="3D1466"/>
@@ -3057,12 +3336,14 @@
   </w:style>
   <w:style w:type="character" w:customStyle="1" w:styleId="ColorFACCCC">
     <w:name w:val="ColorFACCCC"/>
+    <w:semiHidden/>
     <w:rPr>
       <w:color w:val="FACCCC"/>
     </w:rPr>
   </w:style>
   <w:style w:type="character" w:customStyle="1" w:styleId="ColorFACCCCBgE60000">
     <w:name w:val="ColorFACCCCBgE60000"/>
+    <w:semiHidden/>
     <w:rPr>
       <w:color w:val="FACCCC"/>
       <w:shd w:val="clear" w:color="auto" w:fill="E60000"/>
@@ -3070,6 +3351,7 @@
   </w:style>
   <w:style w:type="character" w:customStyle="1" w:styleId="ColorFACCCCBgFF9900">
     <w:name w:val="ColorFACCCCBgFF9900"/>
+    <w:semiHidden/>
     <w:rPr>
       <w:color w:val="FACCCC"/>
       <w:shd w:val="clear" w:color="auto" w:fill="FF9900"/>
@@ -3077,6 +3359,7 @@
   </w:style>
   <w:style w:type="character" w:customStyle="1" w:styleId="ColorFACCCCBgFFFF00">
     <w:name w:val="ColorFACCCCBgFFFF00"/>
+    <w:semiHidden/>
     <w:rPr>
       <w:color w:val="FACCCC"/>
       <w:shd w:val="clear" w:color="auto" w:fill="FFFF00"/>
@@ -3084,6 +3367,7 @@
   </w:style>
   <w:style w:type="character" w:customStyle="1" w:styleId="ColorFACCCCBg008A00">
     <w:name w:val="ColorFACCCCBg008A00"/>
+    <w:semiHidden/>
     <w:rPr>
       <w:color w:val="FACCCC"/>
       <w:shd w:val="clear" w:color="auto" w:fill="008A00"/>
@@ -3091,6 +3375,7 @@
   </w:style>
   <w:style w:type="character" w:customStyle="1" w:styleId="ColorFACCCCBg0066CC">
     <w:name w:val="ColorFACCCCBg0066CC"/>
+    <w:semiHidden/>
     <w:rPr>
       <w:color w:val="FACCCC"/>
       <w:shd w:val="clear" w:color="auto" w:fill="0066CC"/>
@@ -3098,6 +3383,7 @@
   </w:style>
   <w:style w:type="character" w:customStyle="1" w:styleId="ColorFACCCCBg9933FF">
     <w:name w:val="ColorFACCCCBg9933FF"/>
+    <w:semiHidden/>
     <w:rPr>
       <w:color w:val="FACCCC"/>
       <w:shd w:val="clear" w:color="auto" w:fill="9933FF"/>
@@ -3105,6 +3391,7 @@
   </w:style>
   <w:style w:type="character" w:customStyle="1" w:styleId="ColorFACCCCBgFFFFFF">
     <w:name w:val="ColorFACCCCBgFFFFFF"/>
+    <w:semiHidden/>
     <w:rPr>
       <w:color w:val="FACCCC"/>
       <w:shd w:val="clear" w:color="auto" w:fill="FFFFFF"/>
@@ -3112,6 +3399,7 @@
   </w:style>
   <w:style w:type="character" w:customStyle="1" w:styleId="ColorFACCCCBgFACCCC">
     <w:name w:val="ColorFACCCCBgFACCCC"/>
+    <w:semiHidden/>
     <w:rPr>
       <w:color w:val="FACCCC"/>
       <w:shd w:val="clear" w:color="auto" w:fill="FACCCC"/>
@@ -3119,6 +3407,7 @@
   </w:style>
   <w:style w:type="character" w:customStyle="1" w:styleId="ColorFACCCCBgFFEBCC">
     <w:name w:val="ColorFACCCCBgFFEBCC"/>
+    <w:semiHidden/>
     <w:rPr>
       <w:color w:val="FACCCC"/>
       <w:shd w:val="clear" w:color="auto" w:fill="FFEBCC"/>
@@ -3126,6 +3415,7 @@
   </w:style>
   <w:style w:type="character" w:customStyle="1" w:styleId="ColorFACCCCBgFFFFCC">
     <w:name w:val="ColorFACCCCBgFFFFCC"/>
+    <w:semiHidden/>
     <w:rPr>
       <w:color w:val="FACCCC"/>
       <w:shd w:val="clear" w:color="auto" w:fill="FFFFCC"/>
@@ -3133,6 +3423,7 @@
   </w:style>
   <w:style w:type="character" w:customStyle="1" w:styleId="ColorFACCCCBgCCE8CC">
     <w:name w:val="ColorFACCCCBgCCE8CC"/>
+    <w:semiHidden/>
     <w:rPr>
       <w:color w:val="FACCCC"/>
       <w:shd w:val="clear" w:color="auto" w:fill="CCE8CC"/>
@@ -3140,6 +3431,7 @@
   </w:style>
   <w:style w:type="character" w:customStyle="1" w:styleId="ColorFACCCCBgCCE0F5">
     <w:name w:val="ColorFACCCCBgCCE0F5"/>
+    <w:semiHidden/>
     <w:rPr>
       <w:color w:val="FACCCC"/>
       <w:shd w:val="clear" w:color="auto" w:fill="CCE0F5"/>
@@ -3147,6 +3439,7 @@
   </w:style>
   <w:style w:type="character" w:customStyle="1" w:styleId="ColorFACCCCBgEBD6FF">
     <w:name w:val="ColorFACCCCBgEBD6FF"/>
+    <w:semiHidden/>
     <w:rPr>
       <w:color w:val="FACCCC"/>
       <w:shd w:val="clear" w:color="auto" w:fill="EBD6FF"/>
@@ -3154,6 +3447,7 @@
   </w:style>
   <w:style w:type="character" w:customStyle="1" w:styleId="ColorFACCCCBgBBBBBB">
     <w:name w:val="ColorFACCCCBgBBBBBB"/>
+    <w:semiHidden/>
     <w:rPr>
       <w:color w:val="FACCCC"/>
       <w:shd w:val="clear" w:color="auto" w:fill="BBBBBB"/>
@@ -3161,6 +3455,7 @@
   </w:style>
   <w:style w:type="character" w:customStyle="1" w:styleId="ColorFACCCCBgF06666">
     <w:name w:val="ColorFACCCCBgF06666"/>
+    <w:semiHidden/>
     <w:rPr>
       <w:color w:val="FACCCC"/>
       <w:shd w:val="clear" w:color="auto" w:fill="F06666"/>
@@ -3168,6 +3463,7 @@
   </w:style>
   <w:style w:type="character" w:customStyle="1" w:styleId="ColorFACCCCBgFFC266">
     <w:name w:val="ColorFACCCCBgFFC266"/>
+    <w:semiHidden/>
     <w:rPr>
       <w:color w:val="FACCCC"/>
       <w:shd w:val="clear" w:color="auto" w:fill="FFC266"/>
@@ -3175,6 +3471,7 @@
   </w:style>
   <w:style w:type="character" w:customStyle="1" w:styleId="ColorFACCCCBgFFFF66">
     <w:name w:val="ColorFACCCCBgFFFF66"/>
+    <w:semiHidden/>
     <w:rPr>
       <w:color w:val="FACCCC"/>
       <w:shd w:val="clear" w:color="auto" w:fill="FFFF66"/>
@@ -3182,6 +3479,7 @@
   </w:style>
   <w:style w:type="character" w:customStyle="1" w:styleId="ColorFACCCCBg66B966">
     <w:name w:val="ColorFACCCCBg66B966"/>
+    <w:semiHidden/>
     <w:rPr>
       <w:color w:val="FACCCC"/>
       <w:shd w:val="clear" w:color="auto" w:fill="66B966"/>
@@ -3189,6 +3487,7 @@
   </w:style>
   <w:style w:type="character" w:customStyle="1" w:styleId="ColorFACCCCBg66A3E0">
     <w:name w:val="ColorFACCCCBg66A3E0"/>
+    <w:semiHidden/>
     <w:rPr>
       <w:color w:val="FACCCC"/>
       <w:shd w:val="clear" w:color="auto" w:fill="66A3E0"/>
@@ -3196,6 +3495,7 @@
   </w:style>
   <w:style w:type="character" w:customStyle="1" w:styleId="ColorFACCCCBgC285FF">
     <w:name w:val="ColorFACCCCBgC285FF"/>
+    <w:semiHidden/>
     <w:rPr>
       <w:color w:val="FACCCC"/>
       <w:shd w:val="clear" w:color="auto" w:fill="C285FF"/>
@@ -3203,6 +3503,7 @@
   </w:style>
   <w:style w:type="character" w:customStyle="1" w:styleId="ColorFACCCCBg888888">
     <w:name w:val="ColorFACCCCBg888888"/>
+    <w:semiHidden/>
     <w:rPr>
       <w:color w:val="FACCCC"/>
       <w:shd w:val="clear" w:color="auto" w:fill="888888"/>
@@ -3210,6 +3511,7 @@
   </w:style>
   <w:style w:type="character" w:customStyle="1" w:styleId="ColorFACCCCBgA10000">
     <w:name w:val="ColorFACCCCBgA10000"/>
+    <w:semiHidden/>
     <w:rPr>
       <w:color w:val="FACCCC"/>
       <w:shd w:val="clear" w:color="auto" w:fill="A10000"/>
@@ -3217,6 +3519,7 @@
   </w:style>
   <w:style w:type="character" w:customStyle="1" w:styleId="ColorFACCCCBgB26B00">
     <w:name w:val="ColorFACCCCBgB26B00"/>
+    <w:semiHidden/>
     <w:rPr>
       <w:color w:val="FACCCC"/>
       <w:shd w:val="clear" w:color="auto" w:fill="B26B00"/>
@@ -3224,6 +3527,7 @@
   </w:style>
   <w:style w:type="character" w:customStyle="1" w:styleId="ColorFACCCCBgB2B200">
     <w:name w:val="ColorFACCCCBgB2B200"/>
+    <w:semiHidden/>
     <w:rPr>
       <w:color w:val="FACCCC"/>
       <w:shd w:val="clear" w:color="auto" w:fill="B2B200"/>
@@ -3231,6 +3535,7 @@
   </w:style>
   <w:style w:type="character" w:customStyle="1" w:styleId="ColorFACCCCBg006100">
     <w:name w:val="ColorFACCCCBg006100"/>
+    <w:semiHidden/>
     <w:rPr>
       <w:color w:val="FACCCC"/>
       <w:shd w:val="clear" w:color="auto" w:fill="006100"/>
@@ -3238,6 +3543,7 @@
   </w:style>
   <w:style w:type="character" w:customStyle="1" w:styleId="ColorFACCCCBg0047B2">
     <w:name w:val="ColorFACCCCBg0047B2"/>
+    <w:semiHidden/>
     <w:rPr>
       <w:color w:val="FACCCC"/>
       <w:shd w:val="clear" w:color="auto" w:fill="0047B2"/>
@@ -3245,6 +3551,7 @@
   </w:style>
   <w:style w:type="character" w:customStyle="1" w:styleId="ColorFACCCCBg6B24B2">
     <w:name w:val="ColorFACCCCBg6B24B2"/>
+    <w:semiHidden/>
     <w:rPr>
       <w:color w:val="FACCCC"/>
       <w:shd w:val="clear" w:color="auto" w:fill="6B24B2"/>
@@ -3252,6 +3559,7 @@
   </w:style>
   <w:style w:type="character" w:customStyle="1" w:styleId="ColorFACCCCBg444444">
     <w:name w:val="ColorFACCCCBg444444"/>
+    <w:semiHidden/>
     <w:rPr>
       <w:color w:val="FACCCC"/>
       <w:shd w:val="clear" w:color="auto" w:fill="444444"/>
@@ -3259,6 +3567,7 @@
   </w:style>
   <w:style w:type="character" w:customStyle="1" w:styleId="ColorFACCCCBg5C0000">
     <w:name w:val="ColorFACCCCBg5C0000"/>
+    <w:semiHidden/>
     <w:rPr>
       <w:color w:val="FACCCC"/>
       <w:shd w:val="clear" w:color="auto" w:fill="5C0000"/>
@@ -3266,6 +3575,7 @@
   </w:style>
   <w:style w:type="character" w:customStyle="1" w:styleId="ColorFACCCCBg663D00">
     <w:name w:val="ColorFACCCCBg663D00"/>
+    <w:semiHidden/>
     <w:rPr>
       <w:color w:val="FACCCC"/>
       <w:shd w:val="clear" w:color="auto" w:fill="663D00"/>
@@ -3273,6 +3583,7 @@
   </w:style>
   <w:style w:type="character" w:customStyle="1" w:styleId="ColorFACCCCBg666600">
     <w:name w:val="ColorFACCCCBg666600"/>
+    <w:semiHidden/>
     <w:rPr>
       <w:color w:val="FACCCC"/>
       <w:shd w:val="clear" w:color="auto" w:fill="666600"/>
@@ -3280,6 +3591,7 @@
   </w:style>
   <w:style w:type="character" w:customStyle="1" w:styleId="ColorFACCCCBg003700">
     <w:name w:val="ColorFACCCCBg003700"/>
+    <w:semiHidden/>
     <w:rPr>
       <w:color w:val="FACCCC"/>
       <w:shd w:val="clear" w:color="auto" w:fill="003700"/>
@@ -3287,6 +3599,7 @@
   </w:style>
   <w:style w:type="character" w:customStyle="1" w:styleId="ColorFACCCCBg002966">
     <w:name w:val="ColorFACCCCBg002966"/>
+    <w:semiHidden/>
     <w:rPr>
       <w:color w:val="FACCCC"/>
       <w:shd w:val="clear" w:color="auto" w:fill="002966"/>
@@ -3294,6 +3607,7 @@
   </w:style>
   <w:style w:type="character" w:customStyle="1" w:styleId="ColorFACCCCBg3D1466">
     <w:name w:val="ColorFACCCCBg3D1466"/>
+    <w:semiHidden/>
     <w:rPr>
       <w:color w:val="FACCCC"/>
       <w:shd w:val="clear" w:color="auto" w:fill="3D1466"/>
@@ -3301,12 +3615,14 @@
   </w:style>
   <w:style w:type="character" w:customStyle="1" w:styleId="ColorFFEBCC">
     <w:name w:val="ColorFFEBCC"/>
+    <w:semiHidden/>
     <w:rPr>
       <w:color w:val="FFEBCC"/>
     </w:rPr>
   </w:style>
   <w:style w:type="character" w:customStyle="1" w:styleId="ColorFFEBCCBgE60000">
     <w:name w:val="ColorFFEBCCBgE60000"/>
+    <w:semiHidden/>
     <w:rPr>
       <w:color w:val="FFEBCC"/>
       <w:shd w:val="clear" w:color="auto" w:fill="E60000"/>
@@ -3314,6 +3630,7 @@
   </w:style>
   <w:style w:type="character" w:customStyle="1" w:styleId="ColorFFEBCCBgFF9900">
     <w:name w:val="ColorFFEBCCBgFF9900"/>
+    <w:semiHidden/>
     <w:rPr>
       <w:color w:val="FFEBCC"/>
       <w:shd w:val="clear" w:color="auto" w:fill="FF9900"/>
@@ -3321,6 +3638,7 @@
   </w:style>
   <w:style w:type="character" w:customStyle="1" w:styleId="ColorFFEBCCBgFFFF00">
     <w:name w:val="ColorFFEBCCBgFFFF00"/>
+    <w:semiHidden/>
     <w:rPr>
       <w:color w:val="FFEBCC"/>
       <w:shd w:val="clear" w:color="auto" w:fill="FFFF00"/>
@@ -3328,6 +3646,7 @@
   </w:style>
   <w:style w:type="character" w:customStyle="1" w:styleId="ColorFFEBCCBg008A00">
     <w:name w:val="ColorFFEBCCBg008A00"/>
+    <w:semiHidden/>
     <w:rPr>
       <w:color w:val="FFEBCC"/>
       <w:shd w:val="clear" w:color="auto" w:fill="008A00"/>
@@ -3335,6 +3654,7 @@
   </w:style>
   <w:style w:type="character" w:customStyle="1" w:styleId="ColorFFEBCCBg0066CC">
     <w:name w:val="ColorFFEBCCBg0066CC"/>
+    <w:semiHidden/>
     <w:rPr>
       <w:color w:val="FFEBCC"/>
       <w:shd w:val="clear" w:color="auto" w:fill="0066CC"/>
@@ -3342,6 +3662,7 @@
   </w:style>
   <w:style w:type="character" w:customStyle="1" w:styleId="ColorFFEBCCBg9933FF">
     <w:name w:val="ColorFFEBCCBg9933FF"/>
+    <w:semiHidden/>
     <w:rPr>
       <w:color w:val="FFEBCC"/>
       <w:shd w:val="clear" w:color="auto" w:fill="9933FF"/>
@@ -3349,6 +3670,7 @@
   </w:style>
   <w:style w:type="character" w:customStyle="1" w:styleId="ColorFFEBCCBgFFFFFF">
     <w:name w:val="ColorFFEBCCBgFFFFFF"/>
+    <w:semiHidden/>
     <w:rPr>
       <w:color w:val="FFEBCC"/>
       <w:shd w:val="clear" w:color="auto" w:fill="FFFFFF"/>
@@ -3356,6 +3678,7 @@
   </w:style>
   <w:style w:type="character" w:customStyle="1" w:styleId="ColorFFEBCCBgFACCCC">
     <w:name w:val="ColorFFEBCCBgFACCCC"/>
+    <w:semiHidden/>
     <w:rPr>
       <w:color w:val="FFEBCC"/>
       <w:shd w:val="clear" w:color="auto" w:fill="FACCCC"/>
@@ -3363,6 +3686,7 @@
   </w:style>
   <w:style w:type="character" w:customStyle="1" w:styleId="ColorFFEBCCBgFFEBCC">
     <w:name w:val="ColorFFEBCCBgFFEBCC"/>
+    <w:semiHidden/>
     <w:rPr>
       <w:color w:val="FFEBCC"/>
       <w:shd w:val="clear" w:color="auto" w:fill="FFEBCC"/>
@@ -3370,6 +3694,7 @@
   </w:style>
   <w:style w:type="character" w:customStyle="1" w:styleId="ColorFFEBCCBgFFFFCC">
     <w:name w:val="ColorFFEBCCBgFFFFCC"/>
+    <w:semiHidden/>
     <w:rPr>
       <w:color w:val="FFEBCC"/>
       <w:shd w:val="clear" w:color="auto" w:fill="FFFFCC"/>
@@ -3377,6 +3702,7 @@
   </w:style>
   <w:style w:type="character" w:customStyle="1" w:styleId="ColorFFEBCCBgCCE8CC">
     <w:name w:val="ColorFFEBCCBgCCE8CC"/>
+    <w:semiHidden/>
     <w:rPr>
       <w:color w:val="FFEBCC"/>
       <w:shd w:val="clear" w:color="auto" w:fill="CCE8CC"/>
@@ -3384,6 +3710,7 @@
   </w:style>
   <w:style w:type="character" w:customStyle="1" w:styleId="ColorFFEBCCBgCCE0F5">
     <w:name w:val="ColorFFEBCCBgCCE0F5"/>
+    <w:semiHidden/>
     <w:rPr>
       <w:color w:val="FFEBCC"/>
       <w:shd w:val="clear" w:color="auto" w:fill="CCE0F5"/>
@@ -3391,6 +3718,7 @@
   </w:style>
   <w:style w:type="character" w:customStyle="1" w:styleId="ColorFFEBCCBgEBD6FF">
     <w:name w:val="ColorFFEBCCBgEBD6FF"/>
+    <w:semiHidden/>
     <w:rPr>
       <w:color w:val="FFEBCC"/>
       <w:shd w:val="clear" w:color="auto" w:fill="EBD6FF"/>
@@ -3398,6 +3726,7 @@
   </w:style>
   <w:style w:type="character" w:customStyle="1" w:styleId="ColorFFEBCCBgBBBBBB">
     <w:name w:val="ColorFFEBCCBgBBBBBB"/>
+    <w:semiHidden/>
     <w:rPr>
       <w:color w:val="FFEBCC"/>
       <w:shd w:val="clear" w:color="auto" w:fill="BBBBBB"/>
@@ -3405,6 +3734,7 @@
   </w:style>
   <w:style w:type="character" w:customStyle="1" w:styleId="ColorFFEBCCBgF06666">
     <w:name w:val="ColorFFEBCCBgF06666"/>
+    <w:semiHidden/>
     <w:rPr>
       <w:color w:val="FFEBCC"/>
       <w:shd w:val="clear" w:color="auto" w:fill="F06666"/>
@@ -3412,6 +3742,7 @@
   </w:style>
   <w:style w:type="character" w:customStyle="1" w:styleId="ColorFFEBCCBgFFC266">
     <w:name w:val="ColorFFEBCCBgFFC266"/>
+    <w:semiHidden/>
     <w:rPr>
       <w:color w:val="FFEBCC"/>
       <w:shd w:val="clear" w:color="auto" w:fill="FFC266"/>
@@ -3419,6 +3750,7 @@
   </w:style>
   <w:style w:type="character" w:customStyle="1" w:styleId="ColorFFEBCCBgFFFF66">
     <w:name w:val="ColorFFEBCCBgFFFF66"/>
+    <w:semiHidden/>
     <w:rPr>
       <w:color w:val="FFEBCC"/>
       <w:shd w:val="clear" w:color="auto" w:fill="FFFF66"/>
@@ -3426,6 +3758,7 @@
   </w:style>
   <w:style w:type="character" w:customStyle="1" w:styleId="ColorFFEBCCBg66B966">
     <w:name w:val="ColorFFEBCCBg66B966"/>
+    <w:semiHidden/>
     <w:rPr>
       <w:color w:val="FFEBCC"/>
       <w:shd w:val="clear" w:color="auto" w:fill="66B966"/>
@@ -3433,6 +3766,7 @@
   </w:style>
   <w:style w:type="character" w:customStyle="1" w:styleId="ColorFFEBCCBg66A3E0">
     <w:name w:val="ColorFFEBCCBg66A3E0"/>
+    <w:semiHidden/>
     <w:rPr>
       <w:color w:val="FFEBCC"/>
       <w:shd w:val="clear" w:color="auto" w:fill="66A3E0"/>
@@ -3440,6 +3774,7 @@
   </w:style>
   <w:style w:type="character" w:customStyle="1" w:styleId="ColorFFEBCCBgC285FF">
     <w:name w:val="ColorFFEBCCBgC285FF"/>
+    <w:semiHidden/>
     <w:rPr>
       <w:color w:val="FFEBCC"/>
       <w:shd w:val="clear" w:color="auto" w:fill="C285FF"/>
@@ -3447,6 +3782,7 @@
   </w:style>
   <w:style w:type="character" w:customStyle="1" w:styleId="ColorFFEBCCBg888888">
     <w:name w:val="ColorFFEBCCBg888888"/>
+    <w:semiHidden/>
     <w:rPr>
       <w:color w:val="FFEBCC"/>
       <w:shd w:val="clear" w:color="auto" w:fill="888888"/>
@@ -3454,6 +3790,7 @@
   </w:style>
   <w:style w:type="character" w:customStyle="1" w:styleId="ColorFFEBCCBgA10000">
     <w:name w:val="ColorFFEBCCBgA10000"/>
+    <w:semiHidden/>
     <w:rPr>
       <w:color w:val="FFEBCC"/>
       <w:shd w:val="clear" w:color="auto" w:fill="A10000"/>
@@ -3461,6 +3798,7 @@
   </w:style>
   <w:style w:type="character" w:customStyle="1" w:styleId="ColorFFEBCCBgB26B00">
     <w:name w:val="ColorFFEBCCBgB26B00"/>
+    <w:semiHidden/>
     <w:rPr>
       <w:color w:val="FFEBCC"/>
       <w:shd w:val="clear" w:color="auto" w:fill="B26B00"/>
@@ -3468,6 +3806,7 @@
   </w:style>
   <w:style w:type="character" w:customStyle="1" w:styleId="ColorFFEBCCBgB2B200">
     <w:name w:val="ColorFFEBCCBgB2B200"/>
+    <w:semiHidden/>
     <w:rPr>
       <w:color w:val="FFEBCC"/>
       <w:shd w:val="clear" w:color="auto" w:fill="B2B200"/>
@@ -3475,6 +3814,7 @@
   </w:style>
   <w:style w:type="character" w:customStyle="1" w:styleId="ColorFFEBCCBg006100">
     <w:name w:val="ColorFFEBCCBg006100"/>
+    <w:semiHidden/>
     <w:rPr>
       <w:color w:val="FFEBCC"/>
       <w:shd w:val="clear" w:color="auto" w:fill="006100"/>
@@ -3482,6 +3822,7 @@
   </w:style>
   <w:style w:type="character" w:customStyle="1" w:styleId="ColorFFEBCCBg0047B2">
     <w:name w:val="ColorFFEBCCBg0047B2"/>
+    <w:semiHidden/>
     <w:rPr>
       <w:color w:val="FFEBCC"/>
       <w:shd w:val="clear" w:color="auto" w:fill="0047B2"/>
@@ -3489,6 +3830,7 @@
   </w:style>
   <w:style w:type="character" w:customStyle="1" w:styleId="ColorFFEBCCBg6B24B2">
     <w:name w:val="ColorFFEBCCBg6B24B2"/>
+    <w:semiHidden/>
     <w:rPr>
       <w:color w:val="FFEBCC"/>
       <w:shd w:val="clear" w:color="auto" w:fill="6B24B2"/>
@@ -3496,6 +3838,7 @@
   </w:style>
   <w:style w:type="character" w:customStyle="1" w:styleId="ColorFFEBCCBg444444">
     <w:name w:val="ColorFFEBCCBg444444"/>
+    <w:semiHidden/>
     <w:rPr>
       <w:color w:val="FFEBCC"/>
       <w:shd w:val="clear" w:color="auto" w:fill="444444"/>
@@ -3503,6 +3846,7 @@
   </w:style>
   <w:style w:type="character" w:customStyle="1" w:styleId="ColorFFEBCCBg5C0000">
     <w:name w:val="ColorFFEBCCBg5C0000"/>
+    <w:semiHidden/>
     <w:rPr>
       <w:color w:val="FFEBCC"/>
       <w:shd w:val="clear" w:color="auto" w:fill="5C0000"/>
@@ -3510,6 +3854,7 @@
   </w:style>
   <w:style w:type="character" w:customStyle="1" w:styleId="ColorFFEBCCBg663D00">
     <w:name w:val="ColorFFEBCCBg663D00"/>
+    <w:semiHidden/>
     <w:rPr>
       <w:color w:val="FFEBCC"/>
       <w:shd w:val="clear" w:color="auto" w:fill="663D00"/>
@@ -3517,6 +3862,7 @@
   </w:style>
   <w:style w:type="character" w:customStyle="1" w:styleId="ColorFFEBCCBg666600">
     <w:name w:val="ColorFFEBCCBg666600"/>
+    <w:semiHidden/>
     <w:rPr>
       <w:color w:val="FFEBCC"/>
       <w:shd w:val="clear" w:color="auto" w:fill="666600"/>
@@ -3524,6 +3870,7 @@
   </w:style>
   <w:style w:type="character" w:customStyle="1" w:styleId="ColorFFEBCCBg003700">
     <w:name w:val="ColorFFEBCCBg003700"/>
+    <w:semiHidden/>
     <w:rPr>
       <w:color w:val="FFEBCC"/>
       <w:shd w:val="clear" w:color="auto" w:fill="003700"/>
@@ -3531,6 +3878,7 @@
   </w:style>
   <w:style w:type="character" w:customStyle="1" w:styleId="ColorFFEBCCBg002966">
     <w:name w:val="ColorFFEBCCBg002966"/>
+    <w:semiHidden/>
     <w:rPr>
       <w:color w:val="FFEBCC"/>
       <w:shd w:val="clear" w:color="auto" w:fill="002966"/>
@@ -3538,6 +3886,7 @@
   </w:style>
   <w:style w:type="character" w:customStyle="1" w:styleId="ColorFFEBCCBg3D1466">
     <w:name w:val="ColorFFEBCCBg3D1466"/>
+    <w:semiHidden/>
     <w:rPr>
       <w:color w:val="FFEBCC"/>
       <w:shd w:val="clear" w:color="auto" w:fill="3D1466"/>
@@ -3545,12 +3894,14 @@
   </w:style>
   <w:style w:type="character" w:customStyle="1" w:styleId="ColorFFFFCC">
     <w:name w:val="ColorFFFFCC"/>
+    <w:semiHidden/>
     <w:rPr>
       <w:color w:val="FFFFCC"/>
     </w:rPr>
   </w:style>
   <w:style w:type="character" w:customStyle="1" w:styleId="ColorFFFFCCBgE60000">
     <w:name w:val="ColorFFFFCCBgE60000"/>
+    <w:semiHidden/>
     <w:rPr>
       <w:color w:val="FFFFCC"/>
       <w:shd w:val="clear" w:color="auto" w:fill="E60000"/>
@@ -3558,6 +3909,7 @@
   </w:style>
   <w:style w:type="character" w:customStyle="1" w:styleId="ColorFFFFCCBgFF9900">
     <w:name w:val="ColorFFFFCCBgFF9900"/>
+    <w:semiHidden/>
     <w:rPr>
       <w:color w:val="FFFFCC"/>
       <w:shd w:val="clear" w:color="auto" w:fill="FF9900"/>
@@ -3565,6 +3917,7 @@
   </w:style>
   <w:style w:type="character" w:customStyle="1" w:styleId="ColorFFFFCCBgFFFF00">
     <w:name w:val="ColorFFFFCCBgFFFF00"/>
+    <w:semiHidden/>
     <w:rPr>
       <w:color w:val="FFFFCC"/>
       <w:shd w:val="clear" w:color="auto" w:fill="FFFF00"/>
@@ -3572,6 +3925,7 @@
   </w:style>
   <w:style w:type="character" w:customStyle="1" w:styleId="ColorFFFFCCBg008A00">
     <w:name w:val="ColorFFFFCCBg008A00"/>
+    <w:semiHidden/>
     <w:rPr>
       <w:color w:val="FFFFCC"/>
       <w:shd w:val="clear" w:color="auto" w:fill="008A00"/>
@@ -3579,6 +3933,7 @@
   </w:style>
   <w:style w:type="character" w:customStyle="1" w:styleId="ColorFFFFCCBg0066CC">
     <w:name w:val="ColorFFFFCCBg0066CC"/>
+    <w:semiHidden/>
     <w:rPr>
       <w:color w:val="FFFFCC"/>
       <w:shd w:val="clear" w:color="auto" w:fill="0066CC"/>
@@ -3586,6 +3941,7 @@
   </w:style>
   <w:style w:type="character" w:customStyle="1" w:styleId="ColorFFFFCCBg9933FF">
     <w:name w:val="ColorFFFFCCBg9933FF"/>
+    <w:semiHidden/>
     <w:rPr>
       <w:color w:val="FFFFCC"/>
       <w:shd w:val="clear" w:color="auto" w:fill="9933FF"/>
@@ -3593,6 +3949,7 @@
   </w:style>
   <w:style w:type="character" w:customStyle="1" w:styleId="ColorFFFFCCBgFFFFFF">
     <w:name w:val="ColorFFFFCCBgFFFFFF"/>
+    <w:semiHidden/>
     <w:rPr>
       <w:color w:val="FFFFCC"/>
       <w:shd w:val="clear" w:color="auto" w:fill="FFFFFF"/>
@@ -3600,6 +3957,7 @@
   </w:style>
   <w:style w:type="character" w:customStyle="1" w:styleId="ColorFFFFCCBgFACCCC">
     <w:name w:val="ColorFFFFCCBgFACCCC"/>
+    <w:semiHidden/>
     <w:rPr>
       <w:color w:val="FFFFCC"/>
       <w:shd w:val="clear" w:color="auto" w:fill="FACCCC"/>
@@ -3607,6 +3965,7 @@
   </w:style>
   <w:style w:type="character" w:customStyle="1" w:styleId="ColorFFFFCCBgFFEBCC">
     <w:name w:val="ColorFFFFCCBgFFEBCC"/>
+    <w:semiHidden/>
     <w:rPr>
       <w:color w:val="FFFFCC"/>
       <w:shd w:val="clear" w:color="auto" w:fill="FFEBCC"/>
@@ -3614,6 +3973,7 @@
   </w:style>
   <w:style w:type="character" w:customStyle="1" w:styleId="ColorFFFFCCBgFFFFCC">
     <w:name w:val="ColorFFFFCCBgFFFFCC"/>
+    <w:semiHidden/>
     <w:rPr>
       <w:color w:val="FFFFCC"/>
       <w:shd w:val="clear" w:color="auto" w:fill="FFFFCC"/>
@@ -3621,6 +3981,7 @@
   </w:style>
   <w:style w:type="character" w:customStyle="1" w:styleId="ColorFFFFCCBgCCE8CC">
     <w:name w:val="ColorFFFFCCBgCCE8CC"/>
+    <w:semiHidden/>
     <w:rPr>
       <w:color w:val="FFFFCC"/>
       <w:shd w:val="clear" w:color="auto" w:fill="CCE8CC"/>
@@ -3628,6 +3989,7 @@
   </w:style>
   <w:style w:type="character" w:customStyle="1" w:styleId="ColorFFFFCCBgCCE0F5">
     <w:name w:val="ColorFFFFCCBgCCE0F5"/>
+    <w:semiHidden/>
     <w:rPr>
       <w:color w:val="FFFFCC"/>
       <w:shd w:val="clear" w:color="auto" w:fill="CCE0F5"/>
@@ -3635,6 +3997,7 @@
   </w:style>
   <w:style w:type="character" w:customStyle="1" w:styleId="ColorFFFFCCBgEBD6FF">
     <w:name w:val="ColorFFFFCCBgEBD6FF"/>
+    <w:semiHidden/>
     <w:rPr>
       <w:color w:val="FFFFCC"/>
       <w:shd w:val="clear" w:color="auto" w:fill="EBD6FF"/>
@@ -3642,6 +4005,7 @@
   </w:style>
   <w:style w:type="character" w:customStyle="1" w:styleId="ColorFFFFCCBgBBBBBB">
     <w:name w:val="ColorFFFFCCBgBBBBBB"/>
+    <w:semiHidden/>
     <w:rPr>
       <w:color w:val="FFFFCC"/>
       <w:shd w:val="clear" w:color="auto" w:fill="BBBBBB"/>
@@ -3649,6 +4013,7 @@
   </w:style>
   <w:style w:type="character" w:customStyle="1" w:styleId="ColorFFFFCCBgF06666">
     <w:name w:val="ColorFFFFCCBgF06666"/>
+    <w:semiHidden/>
     <w:rPr>
       <w:color w:val="FFFFCC"/>
       <w:shd w:val="clear" w:color="auto" w:fill="F06666"/>
@@ -3656,6 +4021,7 @@
   </w:style>
   <w:style w:type="character" w:customStyle="1" w:styleId="ColorFFFFCCBgFFC266">
     <w:name w:val="ColorFFFFCCBgFFC266"/>
+    <w:semiHidden/>
     <w:rPr>
       <w:color w:val="FFFFCC"/>
       <w:shd w:val="clear" w:color="auto" w:fill="FFC266"/>
@@ -3663,6 +4029,7 @@
   </w:style>
   <w:style w:type="character" w:customStyle="1" w:styleId="ColorFFFFCCBgFFFF66">
     <w:name w:val="ColorFFFFCCBgFFFF66"/>
+    <w:semiHidden/>
     <w:rPr>
       <w:color w:val="FFFFCC"/>
       <w:shd w:val="clear" w:color="auto" w:fill="FFFF66"/>
@@ -3670,6 +4037,7 @@
   </w:style>
   <w:style w:type="character" w:customStyle="1" w:styleId="ColorFFFFCCBg66B966">
     <w:name w:val="ColorFFFFCCBg66B966"/>
+    <w:semiHidden/>
     <w:rPr>
       <w:color w:val="FFFFCC"/>
       <w:shd w:val="clear" w:color="auto" w:fill="66B966"/>
@@ -3677,6 +4045,7 @@
   </w:style>
   <w:style w:type="character" w:customStyle="1" w:styleId="ColorFFFFCCBg66A3E0">
     <w:name w:val="ColorFFFFCCBg66A3E0"/>
+    <w:semiHidden/>
     <w:rPr>
       <w:color w:val="FFFFCC"/>
       <w:shd w:val="clear" w:color="auto" w:fill="66A3E0"/>
@@ -3684,6 +4053,7 @@
   </w:style>
   <w:style w:type="character" w:customStyle="1" w:styleId="ColorFFFFCCBgC285FF">
     <w:name w:val="ColorFFFFCCBgC285FF"/>
+    <w:semiHidden/>
     <w:rPr>
       <w:color w:val="FFFFCC"/>
       <w:shd w:val="clear" w:color="auto" w:fill="C285FF"/>
@@ -3691,6 +4061,7 @@
   </w:style>
   <w:style w:type="character" w:customStyle="1" w:styleId="ColorFFFFCCBg888888">
     <w:name w:val="ColorFFFFCCBg888888"/>
+    <w:semiHidden/>
     <w:rPr>
       <w:color w:val="FFFFCC"/>
       <w:shd w:val="clear" w:color="auto" w:fill="888888"/>
@@ -3698,6 +4069,7 @@
   </w:style>
   <w:style w:type="character" w:customStyle="1" w:styleId="ColorFFFFCCBgA10000">
     <w:name w:val="ColorFFFFCCBgA10000"/>
+    <w:semiHidden/>
     <w:rPr>
       <w:color w:val="FFFFCC"/>
       <w:shd w:val="clear" w:color="auto" w:fill="A10000"/>
@@ -3705,6 +4077,7 @@
   </w:style>
   <w:style w:type="character" w:customStyle="1" w:styleId="ColorFFFFCCBgB26B00">
     <w:name w:val="ColorFFFFCCBgB26B00"/>
+    <w:semiHidden/>
     <w:rPr>
       <w:color w:val="FFFFCC"/>
       <w:shd w:val="clear" w:color="auto" w:fill="B26B00"/>
@@ -3712,6 +4085,7 @@
   </w:style>
   <w:style w:type="character" w:customStyle="1" w:styleId="ColorFFFFCCBgB2B200">
     <w:name w:val="ColorFFFFCCBgB2B200"/>
+    <w:semiHidden/>
     <w:rPr>
       <w:color w:val="FFFFCC"/>
       <w:shd w:val="clear" w:color="auto" w:fill="B2B200"/>
@@ -3719,6 +4093,7 @@
   </w:style>
   <w:style w:type="character" w:customStyle="1" w:styleId="ColorFFFFCCBg006100">
     <w:name w:val="ColorFFFFCCBg006100"/>
+    <w:semiHidden/>
     <w:rPr>
       <w:color w:val="FFFFCC"/>
       <w:shd w:val="clear" w:color="auto" w:fill="006100"/>
@@ -3726,6 +4101,7 @@
   </w:style>
   <w:style w:type="character" w:customStyle="1" w:styleId="ColorFFFFCCBg0047B2">
     <w:name w:val="ColorFFFFCCBg0047B2"/>
+    <w:semiHidden/>
     <w:rPr>
       <w:color w:val="FFFFCC"/>
       <w:shd w:val="clear" w:color="auto" w:fill="0047B2"/>
@@ -3733,6 +4109,7 @@
   </w:style>
   <w:style w:type="character" w:customStyle="1" w:styleId="ColorFFFFCCBg6B24B2">
     <w:name w:val="ColorFFFFCCBg6B24B2"/>
+    <w:semiHidden/>
     <w:rPr>
       <w:color w:val="FFFFCC"/>
       <w:shd w:val="clear" w:color="auto" w:fill="6B24B2"/>
@@ -3740,6 +4117,7 @@
   </w:style>
   <w:style w:type="character" w:customStyle="1" w:styleId="ColorFFFFCCBg444444">
     <w:name w:val="ColorFFFFCCBg444444"/>
+    <w:semiHidden/>
     <w:rPr>
       <w:color w:val="FFFFCC"/>
       <w:shd w:val="clear" w:color="auto" w:fill="444444"/>
@@ -3747,6 +4125,7 @@
   </w:style>
   <w:style w:type="character" w:customStyle="1" w:styleId="ColorFFFFCCBg5C0000">
     <w:name w:val="ColorFFFFCCBg5C0000"/>
+    <w:semiHidden/>
     <w:rPr>
       <w:color w:val="FFFFCC"/>
       <w:shd w:val="clear" w:color="auto" w:fill="5C0000"/>
@@ -3754,6 +4133,7 @@
   </w:style>
   <w:style w:type="character" w:customStyle="1" w:styleId="ColorFFFFCCBg663D00">
     <w:name w:val="ColorFFFFCCBg663D00"/>
+    <w:semiHidden/>
     <w:rPr>
       <w:color w:val="FFFFCC"/>
       <w:shd w:val="clear" w:color="auto" w:fill="663D00"/>
@@ -3761,6 +4141,7 @@
   </w:style>
   <w:style w:type="character" w:customStyle="1" w:styleId="ColorFFFFCCBg666600">
     <w:name w:val="ColorFFFFCCBg666600"/>
+    <w:semiHidden/>
     <w:rPr>
       <w:color w:val="FFFFCC"/>
       <w:shd w:val="clear" w:color="auto" w:fill="666600"/>
@@ -3768,6 +4149,7 @@
   </w:style>
   <w:style w:type="character" w:customStyle="1" w:styleId="ColorFFFFCCBg003700">
     <w:name w:val="ColorFFFFCCBg003700"/>
+    <w:semiHidden/>
     <w:rPr>
       <w:color w:val="FFFFCC"/>
       <w:shd w:val="clear" w:color="auto" w:fill="003700"/>
@@ -3775,6 +4157,7 @@
   </w:style>
   <w:style w:type="character" w:customStyle="1" w:styleId="ColorFFFFCCBg002966">
     <w:name w:val="ColorFFFFCCBg002966"/>
+    <w:semiHidden/>
     <w:rPr>
       <w:color w:val="FFFFCC"/>
       <w:shd w:val="clear" w:color="auto" w:fill="002966"/>
@@ -3782,6 +4165,7 @@
   </w:style>
   <w:style w:type="character" w:customStyle="1" w:styleId="ColorFFFFCCBg3D1466">
     <w:name w:val="ColorFFFFCCBg3D1466"/>
+    <w:semiHidden/>
     <w:rPr>
       <w:color w:val="FFFFCC"/>
       <w:shd w:val="clear" w:color="auto" w:fill="3D1466"/>
@@ -3789,12 +4173,14 @@
   </w:style>
   <w:style w:type="character" w:customStyle="1" w:styleId="ColorCCE8CC">
     <w:name w:val="ColorCCE8CC"/>
+    <w:semiHidden/>
     <w:rPr>
       <w:color w:val="CCE8CC"/>
     </w:rPr>
   </w:style>
   <w:style w:type="character" w:customStyle="1" w:styleId="ColorCCE8CCBgE60000">
     <w:name w:val="ColorCCE8CCBgE60000"/>
+    <w:semiHidden/>
     <w:rPr>
       <w:color w:val="CCE8CC"/>
       <w:shd w:val="clear" w:color="auto" w:fill="E60000"/>
@@ -3802,6 +4188,7 @@
   </w:style>
   <w:style w:type="character" w:customStyle="1" w:styleId="ColorCCE8CCBgFF9900">
     <w:name w:val="ColorCCE8CCBgFF9900"/>
+    <w:semiHidden/>
     <w:rPr>
       <w:color w:val="CCE8CC"/>
       <w:shd w:val="clear" w:color="auto" w:fill="FF9900"/>
@@ -3809,6 +4196,7 @@
   </w:style>
   <w:style w:type="character" w:customStyle="1" w:styleId="ColorCCE8CCBgFFFF00">
     <w:name w:val="ColorCCE8CCBgFFFF00"/>
+    <w:semiHidden/>
     <w:rPr>
       <w:color w:val="CCE8CC"/>
       <w:shd w:val="clear" w:color="auto" w:fill="FFFF00"/>
@@ -3816,6 +4204,7 @@
   </w:style>
   <w:style w:type="character" w:customStyle="1" w:styleId="ColorCCE8CCBg008A00">
     <w:name w:val="ColorCCE8CCBg008A00"/>
+    <w:semiHidden/>
     <w:rPr>
       <w:color w:val="CCE8CC"/>
       <w:shd w:val="clear" w:color="auto" w:fill="008A00"/>
@@ -3823,6 +4212,7 @@
   </w:style>
   <w:style w:type="character" w:customStyle="1" w:styleId="ColorCCE8CCBg0066CC">
     <w:name w:val="ColorCCE8CCBg0066CC"/>
+    <w:semiHidden/>
     <w:rPr>
       <w:color w:val="CCE8CC"/>
       <w:shd w:val="clear" w:color="auto" w:fill="0066CC"/>
@@ -3830,6 +4220,7 @@
   </w:style>
   <w:style w:type="character" w:customStyle="1" w:styleId="ColorCCE8CCBg9933FF">
     <w:name w:val="ColorCCE8CCBg9933FF"/>
+    <w:semiHidden/>
     <w:rPr>
       <w:color w:val="CCE8CC"/>
       <w:shd w:val="clear" w:color="auto" w:fill="9933FF"/>
@@ -3837,6 +4228,7 @@
   </w:style>
   <w:style w:type="character" w:customStyle="1" w:styleId="ColorCCE8CCBgFFFFFF">
     <w:name w:val="ColorCCE8CCBgFFFFFF"/>
+    <w:semiHidden/>
     <w:rPr>
       <w:color w:val="CCE8CC"/>
       <w:shd w:val="clear" w:color="auto" w:fill="FFFFFF"/>
@@ -3844,6 +4236,7 @@
   </w:style>
   <w:style w:type="character" w:customStyle="1" w:styleId="ColorCCE8CCBgFACCCC">
     <w:name w:val="ColorCCE8CCBgFACCCC"/>
+    <w:semiHidden/>
     <w:rPr>
       <w:color w:val="CCE8CC"/>
       <w:shd w:val="clear" w:color="auto" w:fill="FACCCC"/>
@@ -3851,6 +4244,7 @@
   </w:style>
   <w:style w:type="character" w:customStyle="1" w:styleId="ColorCCE8CCBgFFEBCC">
     <w:name w:val="ColorCCE8CCBgFFEBCC"/>
+    <w:semiHidden/>
     <w:rPr>
       <w:color w:val="CCE8CC"/>
       <w:shd w:val="clear" w:color="auto" w:fill="FFEBCC"/>
@@ -3858,6 +4252,7 @@
   </w:style>
   <w:style w:type="character" w:customStyle="1" w:styleId="ColorCCE8CCBgFFFFCC">
     <w:name w:val="ColorCCE8CCBgFFFFCC"/>
+    <w:semiHidden/>
     <w:rPr>
       <w:color w:val="CCE8CC"/>
       <w:shd w:val="clear" w:color="auto" w:fill="FFFFCC"/>
@@ -3865,6 +4260,7 @@
   </w:style>
   <w:style w:type="character" w:customStyle="1" w:styleId="ColorCCE8CCBgCCE8CC">
     <w:name w:val="ColorCCE8CCBgCCE8CC"/>
+    <w:semiHidden/>
     <w:rPr>
       <w:color w:val="CCE8CC"/>
       <w:shd w:val="clear" w:color="auto" w:fill="CCE8CC"/>
@@ -3872,6 +4268,7 @@
   </w:style>
   <w:style w:type="character" w:customStyle="1" w:styleId="ColorCCE8CCBgCCE0F5">
     <w:name w:val="ColorCCE8CCBgCCE0F5"/>
+    <w:semiHidden/>
     <w:rPr>
       <w:color w:val="CCE8CC"/>
       <w:shd w:val="clear" w:color="auto" w:fill="CCE0F5"/>
@@ -3879,6 +4276,7 @@
   </w:style>
   <w:style w:type="character" w:customStyle="1" w:styleId="ColorCCE8CCBgEBD6FF">
     <w:name w:val="ColorCCE8CCBgEBD6FF"/>
+    <w:semiHidden/>
     <w:rPr>
       <w:color w:val="CCE8CC"/>
       <w:shd w:val="clear" w:color="auto" w:fill="EBD6FF"/>
@@ -3886,6 +4284,7 @@
   </w:style>
   <w:style w:type="character" w:customStyle="1" w:styleId="ColorCCE8CCBgBBBBBB">
     <w:name w:val="ColorCCE8CCBgBBBBBB"/>
+    <w:semiHidden/>
     <w:rPr>
       <w:color w:val="CCE8CC"/>
       <w:shd w:val="clear" w:color="auto" w:fill="BBBBBB"/>
@@ -3893,6 +4292,7 @@
   </w:style>
   <w:style w:type="character" w:customStyle="1" w:styleId="ColorCCE8CCBgF06666">
     <w:name w:val="ColorCCE8CCBgF06666"/>
+    <w:semiHidden/>
     <w:rPr>
       <w:color w:val="CCE8CC"/>
       <w:shd w:val="clear" w:color="auto" w:fill="F06666"/>
@@ -3900,6 +4300,7 @@
   </w:style>
   <w:style w:type="character" w:customStyle="1" w:styleId="ColorCCE8CCBgFFC266">
     <w:name w:val="ColorCCE8CCBgFFC266"/>
+    <w:semiHidden/>
     <w:rPr>
       <w:color w:val="CCE8CC"/>
       <w:shd w:val="clear" w:color="auto" w:fill="FFC266"/>
@@ -3907,6 +4308,7 @@
   </w:style>
   <w:style w:type="character" w:customStyle="1" w:styleId="ColorCCE8CCBgFFFF66">
     <w:name w:val="ColorCCE8CCBgFFFF66"/>
+    <w:semiHidden/>
     <w:rPr>
       <w:color w:val="CCE8CC"/>
       <w:shd w:val="clear" w:color="auto" w:fill="FFFF66"/>
@@ -3914,6 +4316,7 @@
   </w:style>
   <w:style w:type="character" w:customStyle="1" w:styleId="ColorCCE8CCBg66B966">
     <w:name w:val="ColorCCE8CCBg66B966"/>
+    <w:semiHidden/>
     <w:rPr>
       <w:color w:val="CCE8CC"/>
       <w:shd w:val="clear" w:color="auto" w:fill="66B966"/>
@@ -3921,6 +4324,7 @@
   </w:style>
   <w:style w:type="character" w:customStyle="1" w:styleId="ColorCCE8CCBg66A3E0">
     <w:name w:val="ColorCCE8CCBg66A3E0"/>
+    <w:semiHidden/>
     <w:rPr>
       <w:color w:val="CCE8CC"/>
       <w:shd w:val="clear" w:color="auto" w:fill="66A3E0"/>
@@ -3928,6 +4332,7 @@
   </w:style>
   <w:style w:type="character" w:customStyle="1" w:styleId="ColorCCE8CCBgC285FF">
     <w:name w:val="ColorCCE8CCBgC285FF"/>
+    <w:semiHidden/>
     <w:rPr>
       <w:color w:val="CCE8CC"/>
       <w:shd w:val="clear" w:color="auto" w:fill="C285FF"/>
@@ -3935,6 +4340,7 @@
   </w:style>
   <w:style w:type="character" w:customStyle="1" w:styleId="ColorCCE8CCBg888888">
     <w:name w:val="ColorCCE8CCBg888888"/>
+    <w:semiHidden/>
     <w:rPr>
       <w:color w:val="CCE8CC"/>
       <w:shd w:val="clear" w:color="auto" w:fill="888888"/>
@@ -3942,6 +4348,7 @@
   </w:style>
   <w:style w:type="character" w:customStyle="1" w:styleId="ColorCCE8CCBgA10000">
     <w:name w:val="ColorCCE8CCBgA10000"/>
+    <w:semiHidden/>
     <w:rPr>
       <w:color w:val="CCE8CC"/>
       <w:shd w:val="clear" w:color="auto" w:fill="A10000"/>
@@ -3949,6 +4356,7 @@
   </w:style>
   <w:style w:type="character" w:customStyle="1" w:styleId="ColorCCE8CCBgB26B00">
     <w:name w:val="ColorCCE8CCBgB26B00"/>
+    <w:semiHidden/>
     <w:rPr>
       <w:color w:val="CCE8CC"/>
       <w:shd w:val="clear" w:color="auto" w:fill="B26B00"/>
@@ -3956,6 +4364,7 @@
   </w:style>
   <w:style w:type="character" w:customStyle="1" w:styleId="ColorCCE8CCBgB2B200">
     <w:name w:val="ColorCCE8CCBgB2B200"/>
+    <w:semiHidden/>
     <w:rPr>
       <w:color w:val="CCE8CC"/>
       <w:shd w:val="clear" w:color="auto" w:fill="B2B200"/>
@@ -3963,6 +4372,7 @@
   </w:style>
   <w:style w:type="character" w:customStyle="1" w:styleId="ColorCCE8CCBg006100">
     <w:name w:val="ColorCCE8CCBg006100"/>
+    <w:semiHidden/>
     <w:rPr>
       <w:color w:val="CCE8CC"/>
       <w:shd w:val="clear" w:color="auto" w:fill="006100"/>
@@ -3970,6 +4380,7 @@
   </w:style>
   <w:style w:type="character" w:customStyle="1" w:styleId="ColorCCE8CCBg0047B2">
     <w:name w:val="ColorCCE8CCBg0047B2"/>
+    <w:semiHidden/>
     <w:rPr>
       <w:color w:val="CCE8CC"/>
       <w:shd w:val="clear" w:color="auto" w:fill="0047B2"/>
@@ -3977,6 +4388,7 @@
   </w:style>
   <w:style w:type="character" w:customStyle="1" w:styleId="ColorCCE8CCBg6B24B2">
     <w:name w:val="ColorCCE8CCBg6B24B2"/>
+    <w:semiHidden/>
     <w:rPr>
       <w:color w:val="CCE8CC"/>
       <w:shd w:val="clear" w:color="auto" w:fill="6B24B2"/>
@@ -3984,6 +4396,7 @@
   </w:style>
   <w:style w:type="character" w:customStyle="1" w:styleId="ColorCCE8CCBg444444">
     <w:name w:val="ColorCCE8CCBg444444"/>
+    <w:semiHidden/>
     <w:rPr>
       <w:color w:val="CCE8CC"/>
       <w:shd w:val="clear" w:color="auto" w:fill="444444"/>
@@ -3991,6 +4404,7 @@
   </w:style>
   <w:style w:type="character" w:customStyle="1" w:styleId="ColorCCE8CCBg5C0000">
     <w:name w:val="ColorCCE8CCBg5C0000"/>
+    <w:semiHidden/>
     <w:rPr>
       <w:color w:val="CCE8CC"/>
       <w:shd w:val="clear" w:color="auto" w:fill="5C0000"/>
@@ -3998,6 +4412,7 @@
   </w:style>
   <w:style w:type="character" w:customStyle="1" w:styleId="ColorCCE8CCBg663D00">
     <w:name w:val="ColorCCE8CCBg663D00"/>
+    <w:semiHidden/>
     <w:rPr>
       <w:color w:val="CCE8CC"/>
       <w:shd w:val="clear" w:color="auto" w:fill="663D00"/>
@@ -4005,6 +4420,7 @@
   </w:style>
   <w:style w:type="character" w:customStyle="1" w:styleId="ColorCCE8CCBg666600">
     <w:name w:val="ColorCCE8CCBg666600"/>
+    <w:semiHidden/>
     <w:rPr>
       <w:color w:val="CCE8CC"/>
       <w:shd w:val="clear" w:color="auto" w:fill="666600"/>
@@ -4012,6 +4428,7 @@
   </w:style>
   <w:style w:type="character" w:customStyle="1" w:styleId="ColorCCE8CCBg003700">
     <w:name w:val="ColorCCE8CCBg003700"/>
+    <w:semiHidden/>
     <w:rPr>
       <w:color w:val="CCE8CC"/>
       <w:shd w:val="clear" w:color="auto" w:fill="003700"/>
@@ -4019,6 +4436,7 @@
   </w:style>
   <w:style w:type="character" w:customStyle="1" w:styleId="ColorCCE8CCBg002966">
     <w:name w:val="ColorCCE8CCBg002966"/>
+    <w:semiHidden/>
     <w:rPr>
       <w:color w:val="CCE8CC"/>
       <w:shd w:val="clear" w:color="auto" w:fill="002966"/>
@@ -4026,6 +4444,7 @@
   </w:style>
   <w:style w:type="character" w:customStyle="1" w:styleId="ColorCCE8CCBg3D1466">
     <w:name w:val="ColorCCE8CCBg3D1466"/>
+    <w:semiHidden/>
     <w:rPr>
       <w:color w:val="CCE8CC"/>
       <w:shd w:val="clear" w:color="auto" w:fill="3D1466"/>
@@ -4033,12 +4452,14 @@
   </w:style>
   <w:style w:type="character" w:customStyle="1" w:styleId="ColorCCE0F5">
     <w:name w:val="ColorCCE0F5"/>
+    <w:semiHidden/>
     <w:rPr>
       <w:color w:val="CCE0F5"/>
     </w:rPr>
   </w:style>
   <w:style w:type="character" w:customStyle="1" w:styleId="ColorCCE0F5BgE60000">
     <w:name w:val="ColorCCE0F5BgE60000"/>
+    <w:semiHidden/>
     <w:rPr>
       <w:color w:val="CCE0F5"/>
       <w:shd w:val="clear" w:color="auto" w:fill="E60000"/>
@@ -4046,6 +4467,7 @@
   </w:style>
   <w:style w:type="character" w:customStyle="1" w:styleId="ColorCCE0F5BgFF9900">
     <w:name w:val="ColorCCE0F5BgFF9900"/>
+    <w:semiHidden/>
     <w:rPr>
       <w:color w:val="CCE0F5"/>
       <w:shd w:val="clear" w:color="auto" w:fill="FF9900"/>
@@ -4053,6 +4475,7 @@
   </w:style>
   <w:style w:type="character" w:customStyle="1" w:styleId="ColorCCE0F5BgFFFF00">
     <w:name w:val="ColorCCE0F5BgFFFF00"/>
+    <w:semiHidden/>
     <w:rPr>
       <w:color w:val="CCE0F5"/>
       <w:shd w:val="clear" w:color="auto" w:fill="FFFF00"/>
@@ -4060,6 +4483,7 @@
   </w:style>
   <w:style w:type="character" w:customStyle="1" w:styleId="ColorCCE0F5Bg008A00">
     <w:name w:val="ColorCCE0F5Bg008A00"/>
+    <w:semiHidden/>
     <w:rPr>
       <w:color w:val="CCE0F5"/>
       <w:shd w:val="clear" w:color="auto" w:fill="008A00"/>
@@ -4067,6 +4491,7 @@
   </w:style>
   <w:style w:type="character" w:customStyle="1" w:styleId="ColorCCE0F5Bg0066CC">
     <w:name w:val="ColorCCE0F5Bg0066CC"/>
+    <w:semiHidden/>
     <w:rPr>
       <w:color w:val="CCE0F5"/>
       <w:shd w:val="clear" w:color="auto" w:fill="0066CC"/>
@@ -4074,6 +4499,7 @@
   </w:style>
   <w:style w:type="character" w:customStyle="1" w:styleId="ColorCCE0F5Bg9933FF">
     <w:name w:val="ColorCCE0F5Bg9933FF"/>
+    <w:semiHidden/>
     <w:rPr>
       <w:color w:val="CCE0F5"/>
       <w:shd w:val="clear" w:color="auto" w:fill="9933FF"/>
@@ -4081,6 +4507,7 @@
   </w:style>
   <w:style w:type="character" w:customStyle="1" w:styleId="ColorCCE0F5BgFFFFFF">
     <w:name w:val="ColorCCE0F5BgFFFFFF"/>
+    <w:semiHidden/>
     <w:rPr>
       <w:color w:val="CCE0F5"/>
       <w:shd w:val="clear" w:color="auto" w:fill="FFFFFF"/>
@@ -4088,6 +4515,7 @@
   </w:style>
   <w:style w:type="character" w:customStyle="1" w:styleId="ColorCCE0F5BgFACCCC">
     <w:name w:val="ColorCCE0F5BgFACCCC"/>
+    <w:semiHidden/>
     <w:rPr>
       <w:color w:val="CCE0F5"/>
       <w:shd w:val="clear" w:color="auto" w:fill="FACCCC"/>
@@ -4095,6 +4523,7 @@
   </w:style>
   <w:style w:type="character" w:customStyle="1" w:styleId="ColorCCE0F5BgFFEBCC">
     <w:name w:val="ColorCCE0F5BgFFEBCC"/>
+    <w:semiHidden/>
     <w:rPr>
       <w:color w:val="CCE0F5"/>
       <w:shd w:val="clear" w:color="auto" w:fill="FFEBCC"/>
@@ -4102,6 +4531,7 @@
   </w:style>
   <w:style w:type="character" w:customStyle="1" w:styleId="ColorCCE0F5BgFFFFCC">
     <w:name w:val="ColorCCE0F5BgFFFFCC"/>
+    <w:semiHidden/>
     <w:rPr>
       <w:color w:val="CCE0F5"/>
       <w:shd w:val="clear" w:color="auto" w:fill="FFFFCC"/>
@@ -4109,6 +4539,7 @@
   </w:style>
   <w:style w:type="character" w:customStyle="1" w:styleId="ColorCCE0F5BgCCE8CC">
     <w:name w:val="ColorCCE0F5BgCCE8CC"/>
+    <w:semiHidden/>
     <w:rPr>
       <w:color w:val="CCE0F5"/>
       <w:shd w:val="clear" w:color="auto" w:fill="CCE8CC"/>
@@ -4116,6 +4547,7 @@
   </w:style>
   <w:style w:type="character" w:customStyle="1" w:styleId="ColorCCE0F5BgCCE0F5">
     <w:name w:val="ColorCCE0F5BgCCE0F5"/>
+    <w:semiHidden/>
     <w:rPr>
       <w:color w:val="CCE0F5"/>
       <w:shd w:val="clear" w:color="auto" w:fill="CCE0F5"/>
@@ -4123,6 +4555,7 @@
   </w:style>
   <w:style w:type="character" w:customStyle="1" w:styleId="ColorCCE0F5BgEBD6FF">
     <w:name w:val="ColorCCE0F5BgEBD6FF"/>
+    <w:semiHidden/>
     <w:rPr>
       <w:color w:val="CCE0F5"/>
       <w:shd w:val="clear" w:color="auto" w:fill="EBD6FF"/>
@@ -4130,6 +4563,7 @@
   </w:style>
   <w:style w:type="character" w:customStyle="1" w:styleId="ColorCCE0F5BgBBBBBB">
     <w:name w:val="ColorCCE0F5BgBBBBBB"/>
+    <w:semiHidden/>
     <w:rPr>
       <w:color w:val="CCE0F5"/>
       <w:shd w:val="clear" w:color="auto" w:fill="BBBBBB"/>
@@ -4137,6 +4571,7 @@
   </w:style>
   <w:style w:type="character" w:customStyle="1" w:styleId="ColorCCE0F5BgF06666">
     <w:name w:val="ColorCCE0F5BgF06666"/>
+    <w:semiHidden/>
     <w:rPr>
       <w:color w:val="CCE0F5"/>
       <w:shd w:val="clear" w:color="auto" w:fill="F06666"/>
@@ -4144,6 +4579,7 @@
   </w:style>
   <w:style w:type="character" w:customStyle="1" w:styleId="ColorCCE0F5BgFFC266">
     <w:name w:val="ColorCCE0F5BgFFC266"/>
+    <w:semiHidden/>
     <w:rPr>
       <w:color w:val="CCE0F5"/>
       <w:shd w:val="clear" w:color="auto" w:fill="FFC266"/>
@@ -4151,6 +4587,7 @@
   </w:style>
   <w:style w:type="character" w:customStyle="1" w:styleId="ColorCCE0F5BgFFFF66">
     <w:name w:val="ColorCCE0F5BgFFFF66"/>
+    <w:semiHidden/>
     <w:rPr>
       <w:color w:val="CCE0F5"/>
       <w:shd w:val="clear" w:color="auto" w:fill="FFFF66"/>
@@ -4158,6 +4595,7 @@
   </w:style>
   <w:style w:type="character" w:customStyle="1" w:styleId="ColorCCE0F5Bg66B966">
     <w:name w:val="ColorCCE0F5Bg66B966"/>
+    <w:semiHidden/>
     <w:rPr>
       <w:color w:val="CCE0F5"/>
       <w:shd w:val="clear" w:color="auto" w:fill="66B966"/>
@@ -4165,6 +4603,7 @@
   </w:style>
   <w:style w:type="character" w:customStyle="1" w:styleId="ColorCCE0F5Bg66A3E0">
     <w:name w:val="ColorCCE0F5Bg66A3E0"/>
+    <w:semiHidden/>
     <w:rPr>
       <w:color w:val="CCE0F5"/>
       <w:shd w:val="clear" w:color="auto" w:fill="66A3E0"/>
@@ -4172,6 +4611,7 @@
   </w:style>
   <w:style w:type="character" w:customStyle="1" w:styleId="ColorCCE0F5BgC285FF">
     <w:name w:val="ColorCCE0F5BgC285FF"/>
+    <w:semiHidden/>
     <w:rPr>
       <w:color w:val="CCE0F5"/>
       <w:shd w:val="clear" w:color="auto" w:fill="C285FF"/>
@@ -4179,6 +4619,7 @@
   </w:style>
   <w:style w:type="character" w:customStyle="1" w:styleId="ColorCCE0F5Bg888888">
     <w:name w:val="ColorCCE0F5Bg888888"/>
+    <w:semiHidden/>
     <w:rPr>
       <w:color w:val="CCE0F5"/>
       <w:shd w:val="clear" w:color="auto" w:fill="888888"/>
@@ -4186,6 +4627,7 @@
   </w:style>
   <w:style w:type="character" w:customStyle="1" w:styleId="ColorCCE0F5BgA10000">
     <w:name w:val="ColorCCE0F5BgA10000"/>
+    <w:semiHidden/>
     <w:rPr>
       <w:color w:val="CCE0F5"/>
       <w:shd w:val="clear" w:color="auto" w:fill="A10000"/>
@@ -4193,6 +4635,7 @@
   </w:style>
   <w:style w:type="character" w:customStyle="1" w:styleId="ColorCCE0F5BgB26B00">
     <w:name w:val="ColorCCE0F5BgB26B00"/>
+    <w:semiHidden/>
     <w:rPr>
       <w:color w:val="CCE0F5"/>
       <w:shd w:val="clear" w:color="auto" w:fill="B26B00"/>
@@ -4200,6 +4643,7 @@
   </w:style>
   <w:style w:type="character" w:customStyle="1" w:styleId="ColorCCE0F5BgB2B200">
     <w:name w:val="ColorCCE0F5BgB2B200"/>
+    <w:semiHidden/>
     <w:rPr>
       <w:color w:val="CCE0F5"/>
       <w:shd w:val="clear" w:color="auto" w:fill="B2B200"/>
@@ -4207,6 +4651,7 @@
   </w:style>
   <w:style w:type="character" w:customStyle="1" w:styleId="ColorCCE0F5Bg006100">
     <w:name w:val="ColorCCE0F5Bg006100"/>
+    <w:semiHidden/>
     <w:rPr>
       <w:color w:val="CCE0F5"/>
       <w:shd w:val="clear" w:color="auto" w:fill="006100"/>
@@ -4214,6 +4659,7 @@
   </w:style>
   <w:style w:type="character" w:customStyle="1" w:styleId="ColorCCE0F5Bg0047B2">
     <w:name w:val="ColorCCE0F5Bg0047B2"/>
+    <w:semiHidden/>
     <w:rPr>
       <w:color w:val="CCE0F5"/>
       <w:shd w:val="clear" w:color="auto" w:fill="0047B2"/>
@@ -4221,6 +4667,7 @@
   </w:style>
   <w:style w:type="character" w:customStyle="1" w:styleId="ColorCCE0F5Bg6B24B2">
     <w:name w:val="ColorCCE0F5Bg6B24B2"/>
+    <w:semiHidden/>
     <w:rPr>
       <w:color w:val="CCE0F5"/>
       <w:shd w:val="clear" w:color="auto" w:fill="6B24B2"/>
@@ -4228,6 +4675,7 @@
   </w:style>
   <w:style w:type="character" w:customStyle="1" w:styleId="ColorCCE0F5Bg444444">
     <w:name w:val="ColorCCE0F5Bg444444"/>
+    <w:semiHidden/>
     <w:rPr>
       <w:color w:val="CCE0F5"/>
       <w:shd w:val="clear" w:color="auto" w:fill="444444"/>
@@ -4235,6 +4683,7 @@
   </w:style>
   <w:style w:type="character" w:customStyle="1" w:styleId="ColorCCE0F5Bg5C0000">
     <w:name w:val="ColorCCE0F5Bg5C0000"/>
+    <w:semiHidden/>
     <w:rPr>
       <w:color w:val="CCE0F5"/>
       <w:shd w:val="clear" w:color="auto" w:fill="5C0000"/>
@@ -4242,6 +4691,7 @@
   </w:style>
   <w:style w:type="character" w:customStyle="1" w:styleId="ColorCCE0F5Bg663D00">
     <w:name w:val="ColorCCE0F5Bg663D00"/>
+    <w:semiHidden/>
     <w:rPr>
       <w:color w:val="CCE0F5"/>
       <w:shd w:val="clear" w:color="auto" w:fill="663D00"/>
@@ -4249,6 +4699,7 @@
   </w:style>
   <w:style w:type="character" w:customStyle="1" w:styleId="ColorCCE0F5Bg666600">
     <w:name w:val="ColorCCE0F5Bg666600"/>
+    <w:semiHidden/>
     <w:rPr>
       <w:color w:val="CCE0F5"/>
       <w:shd w:val="clear" w:color="auto" w:fill="666600"/>
@@ -4256,6 +4707,7 @@
   </w:style>
   <w:style w:type="character" w:customStyle="1" w:styleId="ColorCCE0F5Bg003700">
     <w:name w:val="ColorCCE0F5Bg003700"/>
+    <w:semiHidden/>
     <w:rPr>
       <w:color w:val="CCE0F5"/>
       <w:shd w:val="clear" w:color="auto" w:fill="003700"/>
@@ -4263,6 +4715,7 @@
   </w:style>
   <w:style w:type="character" w:customStyle="1" w:styleId="ColorCCE0F5Bg002966">
     <w:name w:val="ColorCCE0F5Bg002966"/>
+    <w:semiHidden/>
     <w:rPr>
       <w:color w:val="CCE0F5"/>
       <w:shd w:val="clear" w:color="auto" w:fill="002966"/>
@@ -4270,6 +4723,7 @@
   </w:style>
   <w:style w:type="character" w:customStyle="1" w:styleId="ColorCCE0F5Bg3D1466">
     <w:name w:val="ColorCCE0F5Bg3D1466"/>
+    <w:semiHidden/>
     <w:rPr>
       <w:color w:val="CCE0F5"/>
       <w:shd w:val="clear" w:color="auto" w:fill="3D1466"/>
@@ -4277,12 +4731,14 @@
   </w:style>
   <w:style w:type="character" w:customStyle="1" w:styleId="ColorEBD6FF">
     <w:name w:val="ColorEBD6FF"/>
+    <w:semiHidden/>
     <w:rPr>
       <w:color w:val="EBD6FF"/>
     </w:rPr>
   </w:style>
   <w:style w:type="character" w:customStyle="1" w:styleId="ColorEBD6FFBgE60000">
     <w:name w:val="ColorEBD6FFBgE60000"/>
+    <w:semiHidden/>
     <w:rPr>
       <w:color w:val="EBD6FF"/>
       <w:shd w:val="clear" w:color="auto" w:fill="E60000"/>
@@ -4290,6 +4746,7 @@
   </w:style>
   <w:style w:type="character" w:customStyle="1" w:styleId="ColorEBD6FFBgFF9900">
     <w:name w:val="ColorEBD6FFBgFF9900"/>
+    <w:semiHidden/>
     <w:rPr>
       <w:color w:val="EBD6FF"/>
       <w:shd w:val="clear" w:color="auto" w:fill="FF9900"/>
@@ -4297,6 +4754,7 @@
   </w:style>
   <w:style w:type="character" w:customStyle="1" w:styleId="ColorEBD6FFBgFFFF00">
     <w:name w:val="ColorEBD6FFBgFFFF00"/>
+    <w:semiHidden/>
     <w:rPr>
       <w:color w:val="EBD6FF"/>
       <w:shd w:val="clear" w:color="auto" w:fill="FFFF00"/>
@@ -4304,6 +4762,7 @@
   </w:style>
   <w:style w:type="character" w:customStyle="1" w:styleId="ColorEBD6FFBg008A00">
     <w:name w:val="ColorEBD6FFBg008A00"/>
+    <w:semiHidden/>
     <w:rPr>
       <w:color w:val="EBD6FF"/>
       <w:shd w:val="clear" w:color="auto" w:fill="008A00"/>
@@ -4311,6 +4770,7 @@
   </w:style>
   <w:style w:type="character" w:customStyle="1" w:styleId="ColorEBD6FFBg0066CC">
     <w:name w:val="ColorEBD6FFBg0066CC"/>
+    <w:semiHidden/>
     <w:rPr>
       <w:color w:val="EBD6FF"/>
       <w:shd w:val="clear" w:color="auto" w:fill="0066CC"/>
@@ -4318,6 +4778,7 @@
   </w:style>
   <w:style w:type="character" w:customStyle="1" w:styleId="ColorEBD6FFBg9933FF">
     <w:name w:val="ColorEBD6FFBg9933FF"/>
+    <w:semiHidden/>
     <w:rPr>
       <w:color w:val="EBD6FF"/>
       <w:shd w:val="clear" w:color="auto" w:fill="9933FF"/>
@@ -4325,6 +4786,7 @@
   </w:style>
   <w:style w:type="character" w:customStyle="1" w:styleId="ColorEBD6FFBgFFFFFF">
     <w:name w:val="ColorEBD6FFBgFFFFFF"/>
+    <w:semiHidden/>
     <w:rPr>
       <w:color w:val="EBD6FF"/>
       <w:shd w:val="clear" w:color="auto" w:fill="FFFFFF"/>
@@ -4332,6 +4794,7 @@
   </w:style>
   <w:style w:type="character" w:customStyle="1" w:styleId="ColorEBD6FFBgFACCCC">
     <w:name w:val="ColorEBD6FFBgFACCCC"/>
+    <w:semiHidden/>
     <w:rPr>
       <w:color w:val="EBD6FF"/>
       <w:shd w:val="clear" w:color="auto" w:fill="FACCCC"/>
@@ -4339,6 +4802,7 @@
   </w:style>
   <w:style w:type="character" w:customStyle="1" w:styleId="ColorEBD6FFBgFFEBCC">
     <w:name w:val="ColorEBD6FFBgFFEBCC"/>
+    <w:semiHidden/>
     <w:rPr>
       <w:color w:val="EBD6FF"/>
       <w:shd w:val="clear" w:color="auto" w:fill="FFEBCC"/>
@@ -4346,6 +4810,7 @@
   </w:style>
   <w:style w:type="character" w:customStyle="1" w:styleId="ColorEBD6FFBgFFFFCC">
     <w:name w:val="ColorEBD6FFBgFFFFCC"/>
+    <w:semiHidden/>
     <w:rPr>
       <w:color w:val="EBD6FF"/>
       <w:shd w:val="clear" w:color="auto" w:fill="FFFFCC"/>
@@ -4353,6 +4818,7 @@
   </w:style>
   <w:style w:type="character" w:customStyle="1" w:styleId="ColorEBD6FFBgCCE8CC">
     <w:name w:val="ColorEBD6FFBgCCE8CC"/>
+    <w:semiHidden/>
     <w:rPr>
       <w:color w:val="EBD6FF"/>
       <w:shd w:val="clear" w:color="auto" w:fill="CCE8CC"/>
@@ -4360,6 +4826,7 @@
   </w:style>
   <w:style w:type="character" w:customStyle="1" w:styleId="ColorEBD6FFBgCCE0F5">
     <w:name w:val="ColorEBD6FFBgCCE0F5"/>
+    <w:semiHidden/>
     <w:rPr>
       <w:color w:val="EBD6FF"/>
       <w:shd w:val="clear" w:color="auto" w:fill="CCE0F5"/>
@@ -4367,6 +4834,7 @@
   </w:style>
   <w:style w:type="character" w:customStyle="1" w:styleId="ColorEBD6FFBgEBD6FF">
     <w:name w:val="ColorEBD6FFBgEBD6FF"/>
+    <w:semiHidden/>
     <w:rPr>
       <w:color w:val="EBD6FF"/>
       <w:shd w:val="clear" w:color="auto" w:fill="EBD6FF"/>
@@ -4374,6 +4842,7 @@
   </w:style>
   <w:style w:type="character" w:customStyle="1" w:styleId="ColorEBD6FFBgBBBBBB">
     <w:name w:val="ColorEBD6FFBgBBBBBB"/>
+    <w:semiHidden/>
     <w:rPr>
       <w:color w:val="EBD6FF"/>
       <w:shd w:val="clear" w:color="auto" w:fill="BBBBBB"/>
@@ -4381,6 +4850,7 @@
   </w:style>
   <w:style w:type="character" w:customStyle="1" w:styleId="ColorEBD6FFBgF06666">
     <w:name w:val="ColorEBD6FFBgF06666"/>
+    <w:semiHidden/>
     <w:rPr>
       <w:color w:val="EBD6FF"/>
       <w:shd w:val="clear" w:color="auto" w:fill="F06666"/>
@@ -4388,6 +4858,7 @@
   </w:style>
   <w:style w:type="character" w:customStyle="1" w:styleId="ColorEBD6FFBgFFC266">
     <w:name w:val="ColorEBD6FFBgFFC266"/>
+    <w:semiHidden/>
     <w:rPr>
       <w:color w:val="EBD6FF"/>
       <w:shd w:val="clear" w:color="auto" w:fill="FFC266"/>
@@ -4395,6 +4866,7 @@
   </w:style>
   <w:style w:type="character" w:customStyle="1" w:styleId="ColorEBD6FFBgFFFF66">
     <w:name w:val="ColorEBD6FFBgFFFF66"/>
+    <w:semiHidden/>
     <w:rPr>
       <w:color w:val="EBD6FF"/>
       <w:shd w:val="clear" w:color="auto" w:fill="FFFF66"/>
@@ -4402,6 +4874,7 @@
   </w:style>
   <w:style w:type="character" w:customStyle="1" w:styleId="ColorEBD6FFBg66B966">
     <w:name w:val="ColorEBD6FFBg66B966"/>
+    <w:semiHidden/>
     <w:rPr>
       <w:color w:val="EBD6FF"/>
       <w:shd w:val="clear" w:color="auto" w:fill="66B966"/>
@@ -4409,6 +4882,7 @@
   </w:style>
   <w:style w:type="character" w:customStyle="1" w:styleId="ColorEBD6FFBg66A3E0">
     <w:name w:val="ColorEBD6FFBg66A3E0"/>
+    <w:semiHidden/>
     <w:rPr>
       <w:color w:val="EBD6FF"/>
       <w:shd w:val="clear" w:color="auto" w:fill="66A3E0"/>
@@ -4416,6 +4890,7 @@
   </w:style>
   <w:style w:type="character" w:customStyle="1" w:styleId="ColorEBD6FFBgC285FF">
     <w:name w:val="ColorEBD6FFBgC285FF"/>
+    <w:semiHidden/>
     <w:rPr>
       <w:color w:val="EBD6FF"/>
       <w:shd w:val="clear" w:color="auto" w:fill="C285FF"/>
@@ -4423,6 +4898,7 @@
   </w:style>
   <w:style w:type="character" w:customStyle="1" w:styleId="ColorEBD6FFBg888888">
     <w:name w:val="ColorEBD6FFBg888888"/>
+    <w:semiHidden/>
     <w:rPr>
       <w:color w:val="EBD6FF"/>
       <w:shd w:val="clear" w:color="auto" w:fill="888888"/>
@@ -4430,6 +4906,7 @@
   </w:style>
   <w:style w:type="character" w:customStyle="1" w:styleId="ColorEBD6FFBgA10000">
     <w:name w:val="ColorEBD6FFBgA10000"/>
+    <w:semiHidden/>
     <w:rPr>
       <w:color w:val="EBD6FF"/>
       <w:shd w:val="clear" w:color="auto" w:fill="A10000"/>
@@ -4437,6 +4914,7 @@
   </w:style>
   <w:style w:type="character" w:customStyle="1" w:styleId="ColorEBD6FFBgB26B00">
     <w:name w:val="ColorEBD6FFBgB26B00"/>
+    <w:semiHidden/>
     <w:rPr>
       <w:color w:val="EBD6FF"/>
       <w:shd w:val="clear" w:color="auto" w:fill="B26B00"/>
@@ -4444,6 +4922,7 @@
   </w:style>
   <w:style w:type="character" w:customStyle="1" w:styleId="ColorEBD6FFBgB2B200">
     <w:name w:val="ColorEBD6FFBgB2B200"/>
+    <w:semiHidden/>
     <w:rPr>
       <w:color w:val="EBD6FF"/>
       <w:shd w:val="clear" w:color="auto" w:fill="B2B200"/>
@@ -4451,6 +4930,7 @@
   </w:style>
   <w:style w:type="character" w:customStyle="1" w:styleId="ColorEBD6FFBg006100">
     <w:name w:val="ColorEBD6FFBg006100"/>
+    <w:semiHidden/>
     <w:rPr>
       <w:color w:val="EBD6FF"/>
       <w:shd w:val="clear" w:color="auto" w:fill="006100"/>
@@ -4458,6 +4938,7 @@
   </w:style>
   <w:style w:type="character" w:customStyle="1" w:styleId="ColorEBD6FFBg0047B2">
     <w:name w:val="ColorEBD6FFBg0047B2"/>
+    <w:semiHidden/>
     <w:rPr>
       <w:color w:val="EBD6FF"/>
       <w:shd w:val="clear" w:color="auto" w:fill="0047B2"/>
@@ -4465,6 +4946,7 @@
   </w:style>
   <w:style w:type="character" w:customStyle="1" w:styleId="ColorEBD6FFBg6B24B2">
     <w:name w:val="ColorEBD6FFBg6B24B2"/>
+    <w:semiHidden/>
     <w:rPr>
       <w:color w:val="EBD6FF"/>
       <w:shd w:val="clear" w:color="auto" w:fill="6B24B2"/>
@@ -4472,6 +4954,7 @@
   </w:style>
   <w:style w:type="character" w:customStyle="1" w:styleId="ColorEBD6FFBg444444">
     <w:name w:val="ColorEBD6FFBg444444"/>
+    <w:semiHidden/>
     <w:rPr>
       <w:color w:val="EBD6FF"/>
       <w:shd w:val="clear" w:color="auto" w:fill="444444"/>
@@ -4479,6 +4962,7 @@
   </w:style>
   <w:style w:type="character" w:customStyle="1" w:styleId="ColorEBD6FFBg5C0000">
     <w:name w:val="ColorEBD6FFBg5C0000"/>
+    <w:semiHidden/>
     <w:rPr>
       <w:color w:val="EBD6FF"/>
       <w:shd w:val="clear" w:color="auto" w:fill="5C0000"/>
@@ -4486,6 +4970,7 @@
   </w:style>
   <w:style w:type="character" w:customStyle="1" w:styleId="ColorEBD6FFBg663D00">
     <w:name w:val="ColorEBD6FFBg663D00"/>
+    <w:semiHidden/>
     <w:rPr>
       <w:color w:val="EBD6FF"/>
       <w:shd w:val="clear" w:color="auto" w:fill="663D00"/>
@@ -4493,6 +4978,7 @@
   </w:style>
   <w:style w:type="character" w:customStyle="1" w:styleId="ColorEBD6FFBg666600">
     <w:name w:val="ColorEBD6FFBg666600"/>
+    <w:semiHidden/>
     <w:rPr>
       <w:color w:val="EBD6FF"/>
       <w:shd w:val="clear" w:color="auto" w:fill="666600"/>
@@ -4500,6 +4986,7 @@
   </w:style>
   <w:style w:type="character" w:customStyle="1" w:styleId="ColorEBD6FFBg003700">
     <w:name w:val="ColorEBD6FFBg003700"/>
+    <w:semiHidden/>
     <w:rPr>
       <w:color w:val="EBD6FF"/>
       <w:shd w:val="clear" w:color="auto" w:fill="003700"/>
@@ -4507,6 +4994,7 @@
   </w:style>
   <w:style w:type="character" w:customStyle="1" w:styleId="ColorEBD6FFBg002966">
     <w:name w:val="ColorEBD6FFBg002966"/>
+    <w:semiHidden/>
     <w:rPr>
       <w:color w:val="EBD6FF"/>
       <w:shd w:val="clear" w:color="auto" w:fill="002966"/>
@@ -4514,6 +5002,7 @@
   </w:style>
   <w:style w:type="character" w:customStyle="1" w:styleId="ColorEBD6FFBg3D1466">
     <w:name w:val="ColorEBD6FFBg3D1466"/>
+    <w:semiHidden/>
     <w:rPr>
       <w:color w:val="EBD6FF"/>
       <w:shd w:val="clear" w:color="auto" w:fill="3D1466"/>
@@ -4521,12 +5010,14 @@
   </w:style>
   <w:style w:type="character" w:customStyle="1" w:styleId="ColorBBBBBB">
     <w:name w:val="ColorBBBBBB"/>
+    <w:semiHidden/>
     <w:rPr>
       <w:color w:val="BBBBBB"/>
     </w:rPr>
   </w:style>
   <w:style w:type="character" w:customStyle="1" w:styleId="ColorBBBBBBBgE60000">
     <w:name w:val="ColorBBBBBBBgE60000"/>
+    <w:semiHidden/>
     <w:rPr>
       <w:color w:val="BBBBBB"/>
       <w:shd w:val="clear" w:color="auto" w:fill="E60000"/>
@@ -4534,6 +5025,7 @@
   </w:style>
   <w:style w:type="character" w:customStyle="1" w:styleId="ColorBBBBBBBgFF9900">
     <w:name w:val="ColorBBBBBBBgFF9900"/>
+    <w:semiHidden/>
     <w:rPr>
       <w:color w:val="BBBBBB"/>
       <w:shd w:val="clear" w:color="auto" w:fill="FF9900"/>
@@ -4541,6 +5033,7 @@
   </w:style>
   <w:style w:type="character" w:customStyle="1" w:styleId="ColorBBBBBBBgFFFF00">
     <w:name w:val="ColorBBBBBBBgFFFF00"/>
+    <w:semiHidden/>
     <w:rPr>
       <w:color w:val="BBBBBB"/>
       <w:shd w:val="clear" w:color="auto" w:fill="FFFF00"/>
@@ -4548,6 +5041,7 @@
   </w:style>
   <w:style w:type="character" w:customStyle="1" w:styleId="ColorBBBBBBBg008A00">
     <w:name w:val="ColorBBBBBBBg008A00"/>
+    <w:semiHidden/>
     <w:rPr>
       <w:color w:val="BBBBBB"/>
       <w:shd w:val="clear" w:color="auto" w:fill="008A00"/>
@@ -4555,6 +5049,7 @@
   </w:style>
   <w:style w:type="character" w:customStyle="1" w:styleId="ColorBBBBBBBg0066CC">
     <w:name w:val="ColorBBBBBBBg0066CC"/>
+    <w:semiHidden/>
     <w:rPr>
       <w:color w:val="BBBBBB"/>
       <w:shd w:val="clear" w:color="auto" w:fill="0066CC"/>
@@ -4562,6 +5057,7 @@
   </w:style>
   <w:style w:type="character" w:customStyle="1" w:styleId="ColorBBBBBBBg9933FF">
     <w:name w:val="ColorBBBBBBBg9933FF"/>
+    <w:semiHidden/>
     <w:rPr>
       <w:color w:val="BBBBBB"/>
       <w:shd w:val="clear" w:color="auto" w:fill="9933FF"/>
@@ -4569,6 +5065,7 @@
   </w:style>
   <w:style w:type="character" w:customStyle="1" w:styleId="ColorBBBBBBBgFFFFFF">
     <w:name w:val="ColorBBBBBBBgFFFFFF"/>
+    <w:semiHidden/>
     <w:rPr>
       <w:color w:val="BBBBBB"/>
       <w:shd w:val="clear" w:color="auto" w:fill="FFFFFF"/>
@@ -4576,6 +5073,7 @@
   </w:style>
   <w:style w:type="character" w:customStyle="1" w:styleId="ColorBBBBBBBgFACCCC">
     <w:name w:val="ColorBBBBBBBgFACCCC"/>
+    <w:semiHidden/>
     <w:rPr>
       <w:color w:val="BBBBBB"/>
       <w:shd w:val="clear" w:color="auto" w:fill="FACCCC"/>
@@ -4583,6 +5081,7 @@
   </w:style>
   <w:style w:type="character" w:customStyle="1" w:styleId="ColorBBBBBBBgFFEBCC">
     <w:name w:val="ColorBBBBBBBgFFEBCC"/>
+    <w:semiHidden/>
     <w:rPr>
       <w:color w:val="BBBBBB"/>
       <w:shd w:val="clear" w:color="auto" w:fill="FFEBCC"/>
@@ -4590,6 +5089,7 @@
   </w:style>
   <w:style w:type="character" w:customStyle="1" w:styleId="ColorBBBBBBBgFFFFCC">
     <w:name w:val="ColorBBBBBBBgFFFFCC"/>
+    <w:semiHidden/>
     <w:rPr>
       <w:color w:val="BBBBBB"/>
       <w:shd w:val="clear" w:color="auto" w:fill="FFFFCC"/>
@@ -4597,6 +5097,7 @@
   </w:style>
   <w:style w:type="character" w:customStyle="1" w:styleId="ColorBBBBBBBgCCE8CC">
     <w:name w:val="ColorBBBBBBBgCCE8CC"/>
+    <w:semiHidden/>
     <w:rPr>
       <w:color w:val="BBBBBB"/>
       <w:shd w:val="clear" w:color="auto" w:fill="CCE8CC"/>
@@ -4604,6 +5105,7 @@
   </w:style>
   <w:style w:type="character" w:customStyle="1" w:styleId="ColorBBBBBBBgCCE0F5">
     <w:name w:val="ColorBBBBBBBgCCE0F5"/>
+    <w:semiHidden/>
     <w:rPr>
       <w:color w:val="BBBBBB"/>
       <w:shd w:val="clear" w:color="auto" w:fill="CCE0F5"/>
@@ -4611,6 +5113,7 @@
   </w:style>
   <w:style w:type="character" w:customStyle="1" w:styleId="ColorBBBBBBBgEBD6FF">
     <w:name w:val="ColorBBBBBBBgEBD6FF"/>
+    <w:semiHidden/>
     <w:rPr>
       <w:color w:val="BBBBBB"/>
       <w:shd w:val="clear" w:color="auto" w:fill="EBD6FF"/>
@@ -4618,6 +5121,7 @@
   </w:style>
   <w:style w:type="character" w:customStyle="1" w:styleId="ColorBBBBBBBgBBBBBB">
     <w:name w:val="ColorBBBBBBBgBBBBBB"/>
+    <w:semiHidden/>
     <w:rPr>
       <w:color w:val="BBBBBB"/>
       <w:shd w:val="clear" w:color="auto" w:fill="BBBBBB"/>
@@ -4625,6 +5129,7 @@
   </w:style>
   <w:style w:type="character" w:customStyle="1" w:styleId="ColorBBBBBBBgF06666">
     <w:name w:val="ColorBBBBBBBgF06666"/>
+    <w:semiHidden/>
     <w:rPr>
       <w:color w:val="BBBBBB"/>
       <w:shd w:val="clear" w:color="auto" w:fill="F06666"/>
@@ -4632,6 +5137,7 @@
   </w:style>
   <w:style w:type="character" w:customStyle="1" w:styleId="ColorBBBBBBBgFFC266">
     <w:name w:val="ColorBBBBBBBgFFC266"/>
+    <w:semiHidden/>
     <w:rPr>
       <w:color w:val="BBBBBB"/>
       <w:shd w:val="clear" w:color="auto" w:fill="FFC266"/>
@@ -4639,6 +5145,7 @@
   </w:style>
   <w:style w:type="character" w:customStyle="1" w:styleId="ColorBBBBBBBgFFFF66">
     <w:name w:val="ColorBBBBBBBgFFFF66"/>
+    <w:semiHidden/>
     <w:rPr>
       <w:color w:val="BBBBBB"/>
       <w:shd w:val="clear" w:color="auto" w:fill="FFFF66"/>
@@ -4646,6 +5153,7 @@
   </w:style>
   <w:style w:type="character" w:customStyle="1" w:styleId="ColorBBBBBBBg66B966">
     <w:name w:val="ColorBBBBBBBg66B966"/>
+    <w:semiHidden/>
     <w:rPr>
       <w:color w:val="BBBBBB"/>
       <w:shd w:val="clear" w:color="auto" w:fill="66B966"/>
@@ -4653,6 +5161,7 @@
   </w:style>
   <w:style w:type="character" w:customStyle="1" w:styleId="ColorBBBBBBBg66A3E0">
     <w:name w:val="ColorBBBBBBBg66A3E0"/>
+    <w:semiHidden/>
     <w:rPr>
       <w:color w:val="BBBBBB"/>
       <w:shd w:val="clear" w:color="auto" w:fill="66A3E0"/>
@@ -4660,6 +5169,7 @@
   </w:style>
   <w:style w:type="character" w:customStyle="1" w:styleId="ColorBBBBBBBgC285FF">
     <w:name w:val="ColorBBBBBBBgC285FF"/>
+    <w:semiHidden/>
     <w:rPr>
       <w:color w:val="BBBBBB"/>
       <w:shd w:val="clear" w:color="auto" w:fill="C285FF"/>
@@ -4667,6 +5177,7 @@
   </w:style>
   <w:style w:type="character" w:customStyle="1" w:styleId="ColorBBBBBBBg888888">
     <w:name w:val="ColorBBBBBBBg888888"/>
+    <w:semiHidden/>
     <w:rPr>
       <w:color w:val="BBBBBB"/>
       <w:shd w:val="clear" w:color="auto" w:fill="888888"/>
@@ -4674,6 +5185,7 @@
   </w:style>
   <w:style w:type="character" w:customStyle="1" w:styleId="ColorBBBBBBBgA10000">
     <w:name w:val="ColorBBBBBBBgA10000"/>
+    <w:semiHidden/>
     <w:rPr>
       <w:color w:val="BBBBBB"/>
       <w:shd w:val="clear" w:color="auto" w:fill="A10000"/>
@@ -4681,6 +5193,7 @@
   </w:style>
   <w:style w:type="character" w:customStyle="1" w:styleId="ColorBBBBBBBgB26B00">
     <w:name w:val="ColorBBBBBBBgB26B00"/>
+    <w:semiHidden/>
     <w:rPr>
       <w:color w:val="BBBBBB"/>
       <w:shd w:val="clear" w:color="auto" w:fill="B26B00"/>
@@ -4688,6 +5201,7 @@
   </w:style>
   <w:style w:type="character" w:customStyle="1" w:styleId="ColorBBBBBBBgB2B200">
     <w:name w:val="ColorBBBBBBBgB2B200"/>
+    <w:semiHidden/>
     <w:rPr>
       <w:color w:val="BBBBBB"/>
       <w:shd w:val="clear" w:color="auto" w:fill="B2B200"/>
@@ -4695,6 +5209,7 @@
   </w:style>
   <w:style w:type="character" w:customStyle="1" w:styleId="ColorBBBBBBBg006100">
     <w:name w:val="ColorBBBBBBBg006100"/>
+    <w:semiHidden/>
     <w:rPr>
       <w:color w:val="BBBBBB"/>
       <w:shd w:val="clear" w:color="auto" w:fill="006100"/>
@@ -4702,6 +5217,7 @@
   </w:style>
   <w:style w:type="character" w:customStyle="1" w:styleId="ColorBBBBBBBg0047B2">
     <w:name w:val="ColorBBBBBBBg0047B2"/>
+    <w:semiHidden/>
     <w:rPr>
       <w:color w:val="BBBBBB"/>
       <w:shd w:val="clear" w:color="auto" w:fill="0047B2"/>
@@ -4709,6 +5225,7 @@
   </w:style>
   <w:style w:type="character" w:customStyle="1" w:styleId="ColorBBBBBBBg6B24B2">
     <w:name w:val="ColorBBBBBBBg6B24B2"/>
+    <w:semiHidden/>
     <w:rPr>
       <w:color w:val="BBBBBB"/>
       <w:shd w:val="clear" w:color="auto" w:fill="6B24B2"/>
@@ -4716,6 +5233,7 @@
   </w:style>
   <w:style w:type="character" w:customStyle="1" w:styleId="ColorBBBBBBBg444444">
     <w:name w:val="ColorBBBBBBBg444444"/>
+    <w:semiHidden/>
     <w:rPr>
       <w:color w:val="BBBBBB"/>
       <w:shd w:val="clear" w:color="auto" w:fill="444444"/>
@@ -4723,6 +5241,7 @@
   </w:style>
   <w:style w:type="character" w:customStyle="1" w:styleId="ColorBBBBBBBg5C0000">
     <w:name w:val="ColorBBBBBBBg5C0000"/>
+    <w:semiHidden/>
     <w:rPr>
       <w:color w:val="BBBBBB"/>
       <w:shd w:val="clear" w:color="auto" w:fill="5C0000"/>
@@ -4730,6 +5249,7 @@
   </w:style>
   <w:style w:type="character" w:customStyle="1" w:styleId="ColorBBBBBBBg663D00">
     <w:name w:val="ColorBBBBBBBg663D00"/>
+    <w:semiHidden/>
     <w:rPr>
       <w:color w:val="BBBBBB"/>
       <w:shd w:val="clear" w:color="auto" w:fill="663D00"/>
@@ -4737,6 +5257,7 @@
   </w:style>
   <w:style w:type="character" w:customStyle="1" w:styleId="ColorBBBBBBBg666600">
     <w:name w:val="ColorBBBBBBBg666600"/>
+    <w:semiHidden/>
     <w:rPr>
       <w:color w:val="BBBBBB"/>
       <w:shd w:val="clear" w:color="auto" w:fill="666600"/>
@@ -4744,6 +5265,7 @@
   </w:style>
   <w:style w:type="character" w:customStyle="1" w:styleId="ColorBBBBBBBg003700">
     <w:name w:val="ColorBBBBBBBg003700"/>
+    <w:semiHidden/>
     <w:rPr>
       <w:color w:val="BBBBBB"/>
       <w:shd w:val="clear" w:color="auto" w:fill="003700"/>
@@ -4751,6 +5273,7 @@
   </w:style>
   <w:style w:type="character" w:customStyle="1" w:styleId="ColorBBBBBBBg002966">
     <w:name w:val="ColorBBBBBBBg002966"/>
+    <w:semiHidden/>
     <w:rPr>
       <w:color w:val="BBBBBB"/>
       <w:shd w:val="clear" w:color="auto" w:fill="002966"/>
@@ -4758,6 +5281,7 @@
   </w:style>
   <w:style w:type="character" w:customStyle="1" w:styleId="ColorBBBBBBBg3D1466">
     <w:name w:val="ColorBBBBBBBg3D1466"/>
+    <w:semiHidden/>
     <w:rPr>
       <w:color w:val="BBBBBB"/>
       <w:shd w:val="clear" w:color="auto" w:fill="3D1466"/>
@@ -4765,12 +5289,14 @@
   </w:style>
   <w:style w:type="character" w:customStyle="1" w:styleId="ColorF06666">
     <w:name w:val="ColorF06666"/>
+    <w:semiHidden/>
     <w:rPr>
       <w:color w:val="F06666"/>
     </w:rPr>
   </w:style>
   <w:style w:type="character" w:customStyle="1" w:styleId="ColorF06666BgE60000">
     <w:name w:val="ColorF06666BgE60000"/>
+    <w:semiHidden/>
     <w:rPr>
       <w:color w:val="F06666"/>
       <w:shd w:val="clear" w:color="auto" w:fill="E60000"/>
@@ -4778,6 +5304,7 @@
   </w:style>
   <w:style w:type="character" w:customStyle="1" w:styleId="ColorF06666BgFF9900">
     <w:name w:val="ColorF06666BgFF9900"/>
+    <w:semiHidden/>
     <w:rPr>
       <w:color w:val="F06666"/>
       <w:shd w:val="clear" w:color="auto" w:fill="FF9900"/>
@@ -4785,6 +5312,7 @@
   </w:style>
   <w:style w:type="character" w:customStyle="1" w:styleId="ColorF06666BgFFFF00">
     <w:name w:val="ColorF06666BgFFFF00"/>
+    <w:semiHidden/>
     <w:rPr>
       <w:color w:val="F06666"/>
       <w:shd w:val="clear" w:color="auto" w:fill="FFFF00"/>
@@ -4792,6 +5320,7 @@
   </w:style>
   <w:style w:type="character" w:customStyle="1" w:styleId="ColorF06666Bg008A00">
     <w:name w:val="ColorF06666Bg008A00"/>
+    <w:semiHidden/>
     <w:rPr>
       <w:color w:val="F06666"/>
       <w:shd w:val="clear" w:color="auto" w:fill="008A00"/>
@@ -4799,6 +5328,7 @@
   </w:style>
   <w:style w:type="character" w:customStyle="1" w:styleId="ColorF06666Bg0066CC">
     <w:name w:val="ColorF06666Bg0066CC"/>
+    <w:semiHidden/>
     <w:rPr>
       <w:color w:val="F06666"/>
       <w:shd w:val="clear" w:color="auto" w:fill="0066CC"/>
@@ -4806,6 +5336,7 @@
   </w:style>
   <w:style w:type="character" w:customStyle="1" w:styleId="ColorF06666Bg9933FF">
     <w:name w:val="ColorF06666Bg9933FF"/>
+    <w:semiHidden/>
     <w:rPr>
       <w:color w:val="F06666"/>
       <w:shd w:val="clear" w:color="auto" w:fill="9933FF"/>
@@ -4813,6 +5344,7 @@
   </w:style>
   <w:style w:type="character" w:customStyle="1" w:styleId="ColorF06666BgFFFFFF">
     <w:name w:val="ColorF06666BgFFFFFF"/>
+    <w:semiHidden/>
     <w:rPr>
       <w:color w:val="F06666"/>
       <w:shd w:val="clear" w:color="auto" w:fill="FFFFFF"/>
@@ -4820,6 +5352,7 @@
   </w:style>
   <w:style w:type="character" w:customStyle="1" w:styleId="ColorF06666BgFACCCC">
     <w:name w:val="ColorF06666BgFACCCC"/>
+    <w:semiHidden/>
     <w:rPr>
       <w:color w:val="F06666"/>
       <w:shd w:val="clear" w:color="auto" w:fill="FACCCC"/>
@@ -4827,6 +5360,7 @@
   </w:style>
   <w:style w:type="character" w:customStyle="1" w:styleId="ColorF06666BgFFEBCC">
     <w:name w:val="ColorF06666BgFFEBCC"/>
+    <w:semiHidden/>
     <w:rPr>
       <w:color w:val="F06666"/>
       <w:shd w:val="clear" w:color="auto" w:fill="FFEBCC"/>
@@ -4834,6 +5368,7 @@
   </w:style>
   <w:style w:type="character" w:customStyle="1" w:styleId="ColorF06666BgFFFFCC">
     <w:name w:val="ColorF06666BgFFFFCC"/>
+    <w:semiHidden/>
     <w:rPr>
       <w:color w:val="F06666"/>
       <w:shd w:val="clear" w:color="auto" w:fill="FFFFCC"/>
@@ -4841,6 +5376,7 @@
   </w:style>
   <w:style w:type="character" w:customStyle="1" w:styleId="ColorF06666BgCCE8CC">
     <w:name w:val="ColorF06666BgCCE8CC"/>
+    <w:semiHidden/>
     <w:rPr>
       <w:color w:val="F06666"/>
       <w:shd w:val="clear" w:color="auto" w:fill="CCE8CC"/>
@@ -4848,6 +5384,7 @@
   </w:style>
   <w:style w:type="character" w:customStyle="1" w:styleId="ColorF06666BgCCE0F5">
     <w:name w:val="ColorF06666BgCCE0F5"/>
+    <w:semiHidden/>
     <w:rPr>
       <w:color w:val="F06666"/>
       <w:shd w:val="clear" w:color="auto" w:fill="CCE0F5"/>
@@ -4855,6 +5392,7 @@
   </w:style>
   <w:style w:type="character" w:customStyle="1" w:styleId="ColorF06666BgEBD6FF">
     <w:name w:val="ColorF06666BgEBD6FF"/>
+    <w:semiHidden/>
     <w:rPr>
       <w:color w:val="F06666"/>
       <w:shd w:val="clear" w:color="auto" w:fill="EBD6FF"/>
@@ -4862,6 +5400,7 @@
   </w:style>
   <w:style w:type="character" w:customStyle="1" w:styleId="ColorF06666BgBBBBBB">
     <w:name w:val="ColorF06666BgBBBBBB"/>
+    <w:semiHidden/>
     <w:rPr>
       <w:color w:val="F06666"/>
       <w:shd w:val="clear" w:color="auto" w:fill="BBBBBB"/>
@@ -4869,6 +5408,7 @@
   </w:style>
   <w:style w:type="character" w:customStyle="1" w:styleId="ColorF06666BgF06666">
     <w:name w:val="ColorF06666BgF06666"/>
+    <w:semiHidden/>
     <w:rPr>
       <w:color w:val="F06666"/>
       <w:shd w:val="clear" w:color="auto" w:fill="F06666"/>
@@ -4876,6 +5416,7 @@
   </w:style>
   <w:style w:type="character" w:customStyle="1" w:styleId="ColorF06666BgFFC266">
     <w:name w:val="ColorF06666BgFFC266"/>
+    <w:semiHidden/>
     <w:rPr>
       <w:color w:val="F06666"/>
       <w:shd w:val="clear" w:color="auto" w:fill="FFC266"/>
@@ -4883,6 +5424,7 @@
   </w:style>
   <w:style w:type="character" w:customStyle="1" w:styleId="ColorF06666BgFFFF66">
     <w:name w:val="ColorF06666BgFFFF66"/>
+    <w:semiHidden/>
     <w:rPr>
       <w:color w:val="F06666"/>
       <w:shd w:val="clear" w:color="auto" w:fill="FFFF66"/>
@@ -4890,6 +5432,7 @@
   </w:style>
   <w:style w:type="character" w:customStyle="1" w:styleId="ColorF06666Bg66B966">
     <w:name w:val="ColorF06666Bg66B966"/>
+    <w:semiHidden/>
     <w:rPr>
       <w:color w:val="F06666"/>
       <w:shd w:val="clear" w:color="auto" w:fill="66B966"/>
@@ -4897,6 +5440,7 @@
   </w:style>
   <w:style w:type="character" w:customStyle="1" w:styleId="ColorF06666Bg66A3E0">
     <w:name w:val="ColorF06666Bg66A3E0"/>
+    <w:semiHidden/>
     <w:rPr>
       <w:color w:val="F06666"/>
       <w:shd w:val="clear" w:color="auto" w:fill="66A3E0"/>
@@ -4904,6 +5448,7 @@
   </w:style>
   <w:style w:type="character" w:customStyle="1" w:styleId="ColorF06666BgC285FF">
     <w:name w:val="ColorF06666BgC285FF"/>
+    <w:semiHidden/>
     <w:rPr>
       <w:color w:val="F06666"/>
       <w:shd w:val="clear" w:color="auto" w:fill="C285FF"/>
@@ -4911,6 +5456,7 @@
   </w:style>
   <w:style w:type="character" w:customStyle="1" w:styleId="ColorF06666Bg888888">
     <w:name w:val="ColorF06666Bg888888"/>
+    <w:semiHidden/>
     <w:rPr>
       <w:color w:val="F06666"/>
       <w:shd w:val="clear" w:color="auto" w:fill="888888"/>
@@ -4918,6 +5464,7 @@
   </w:style>
   <w:style w:type="character" w:customStyle="1" w:styleId="ColorF06666BgA10000">
     <w:name w:val="ColorF06666BgA10000"/>
+    <w:semiHidden/>
     <w:rPr>
       <w:color w:val="F06666"/>
       <w:shd w:val="clear" w:color="auto" w:fill="A10000"/>
@@ -4925,6 +5472,7 @@
   </w:style>
   <w:style w:type="character" w:customStyle="1" w:styleId="ColorF06666BgB26B00">
     <w:name w:val="ColorF06666BgB26B00"/>
+    <w:semiHidden/>
     <w:rPr>
       <w:color w:val="F06666"/>
       <w:shd w:val="clear" w:color="auto" w:fill="B26B00"/>
@@ -4932,6 +5480,7 @@
   </w:style>
   <w:style w:type="character" w:customStyle="1" w:styleId="ColorF06666BgB2B200">
     <w:name w:val="ColorF06666BgB2B200"/>
+    <w:semiHidden/>
     <w:rPr>
       <w:color w:val="F06666"/>
       <w:shd w:val="clear" w:color="auto" w:fill="B2B200"/>
@@ -4939,6 +5488,7 @@
   </w:style>
   <w:style w:type="character" w:customStyle="1" w:styleId="ColorF06666Bg006100">
     <w:name w:val="ColorF06666Bg006100"/>
+    <w:semiHidden/>
     <w:rPr>
       <w:color w:val="F06666"/>
       <w:shd w:val="clear" w:color="auto" w:fill="006100"/>
@@ -4946,6 +5496,7 @@
   </w:style>
   <w:style w:type="character" w:customStyle="1" w:styleId="ColorF06666Bg0047B2">
     <w:name w:val="ColorF06666Bg0047B2"/>
+    <w:semiHidden/>
     <w:rPr>
       <w:color w:val="F06666"/>
       <w:shd w:val="clear" w:color="auto" w:fill="0047B2"/>
@@ -4953,6 +5504,7 @@
   </w:style>
   <w:style w:type="character" w:customStyle="1" w:styleId="ColorF06666Bg6B24B2">
     <w:name w:val="ColorF06666Bg6B24B2"/>
+    <w:semiHidden/>
     <w:rPr>
       <w:color w:val="F06666"/>
       <w:shd w:val="clear" w:color="auto" w:fill="6B24B2"/>
@@ -4960,6 +5512,7 @@
   </w:style>
   <w:style w:type="character" w:customStyle="1" w:styleId="ColorF06666Bg444444">
     <w:name w:val="ColorF06666Bg444444"/>
+    <w:semiHidden/>
     <w:rPr>
       <w:color w:val="F06666"/>
       <w:shd w:val="clear" w:color="auto" w:fill="444444"/>
@@ -4967,6 +5520,7 @@
   </w:style>
   <w:style w:type="character" w:customStyle="1" w:styleId="ColorF06666Bg5C0000">
     <w:name w:val="ColorF06666Bg5C0000"/>
+    <w:semiHidden/>
     <w:rPr>
       <w:color w:val="F06666"/>
       <w:shd w:val="clear" w:color="auto" w:fill="5C0000"/>
@@ -4974,6 +5528,7 @@
   </w:style>
   <w:style w:type="character" w:customStyle="1" w:styleId="ColorF06666Bg663D00">
     <w:name w:val="ColorF06666Bg663D00"/>
+    <w:semiHidden/>
     <w:rPr>
       <w:color w:val="F06666"/>
       <w:shd w:val="clear" w:color="auto" w:fill="663D00"/>
@@ -4981,6 +5536,7 @@
   </w:style>
   <w:style w:type="character" w:customStyle="1" w:styleId="ColorF06666Bg666600">
     <w:name w:val="ColorF06666Bg666600"/>
+    <w:semiHidden/>
     <w:rPr>
       <w:color w:val="F06666"/>
       <w:shd w:val="clear" w:color="auto" w:fill="666600"/>
@@ -4988,6 +5544,7 @@
   </w:style>
   <w:style w:type="character" w:customStyle="1" w:styleId="ColorF06666Bg003700">
     <w:name w:val="ColorF06666Bg003700"/>
+    <w:semiHidden/>
     <w:rPr>
       <w:color w:val="F06666"/>
       <w:shd w:val="clear" w:color="auto" w:fill="003700"/>
@@ -4995,6 +5552,7 @@
   </w:style>
   <w:style w:type="character" w:customStyle="1" w:styleId="ColorF06666Bg002966">
     <w:name w:val="ColorF06666Bg002966"/>
+    <w:semiHidden/>
     <w:rPr>
       <w:color w:val="F06666"/>
       <w:shd w:val="clear" w:color="auto" w:fill="002966"/>
@@ -5002,6 +5560,7 @@
   </w:style>
   <w:style w:type="character" w:customStyle="1" w:styleId="ColorF06666Bg3D1466">
     <w:name w:val="ColorF06666Bg3D1466"/>
+    <w:semiHidden/>
     <w:rPr>
       <w:color w:val="F06666"/>
       <w:shd w:val="clear" w:color="auto" w:fill="3D1466"/>
@@ -5009,12 +5568,14 @@
   </w:style>
   <w:style w:type="character" w:customStyle="1" w:styleId="ColorFFC266">
     <w:name w:val="ColorFFC266"/>
+    <w:semiHidden/>
     <w:rPr>
       <w:color w:val="FFC266"/>
     </w:rPr>
   </w:style>
   <w:style w:type="character" w:customStyle="1" w:styleId="ColorFFC266BgE60000">
     <w:name w:val="ColorFFC266BgE60000"/>
+    <w:semiHidden/>
     <w:rPr>
       <w:color w:val="FFC266"/>
       <w:shd w:val="clear" w:color="auto" w:fill="E60000"/>
@@ -5022,6 +5583,7 @@
   </w:style>
   <w:style w:type="character" w:customStyle="1" w:styleId="ColorFFC266BgFF9900">
     <w:name w:val="ColorFFC266BgFF9900"/>
+    <w:semiHidden/>
     <w:rPr>
       <w:color w:val="FFC266"/>
       <w:shd w:val="clear" w:color="auto" w:fill="FF9900"/>
@@ -5029,6 +5591,7 @@
   </w:style>
   <w:style w:type="character" w:customStyle="1" w:styleId="ColorFFC266BgFFFF00">
     <w:name w:val="ColorFFC266BgFFFF00"/>
+    <w:semiHidden/>
     <w:rPr>
       <w:color w:val="FFC266"/>
       <w:shd w:val="clear" w:color="auto" w:fill="FFFF00"/>
@@ -5036,6 +5599,7 @@
   </w:style>
   <w:style w:type="character" w:customStyle="1" w:styleId="ColorFFC266Bg008A00">
     <w:name w:val="ColorFFC266Bg008A00"/>
+    <w:semiHidden/>
     <w:rPr>
       <w:color w:val="FFC266"/>
       <w:shd w:val="clear" w:color="auto" w:fill="008A00"/>
@@ -5043,6 +5607,7 @@
   </w:style>
   <w:style w:type="character" w:customStyle="1" w:styleId="ColorFFC266Bg0066CC">
     <w:name w:val="ColorFFC266Bg0066CC"/>
+    <w:semiHidden/>
     <w:rPr>
       <w:color w:val="FFC266"/>
       <w:shd w:val="clear" w:color="auto" w:fill="0066CC"/>
@@ -5050,6 +5615,7 @@
   </w:style>
   <w:style w:type="character" w:customStyle="1" w:styleId="ColorFFC266Bg9933FF">
     <w:name w:val="ColorFFC266Bg9933FF"/>
+    <w:semiHidden/>
     <w:rPr>
       <w:color w:val="FFC266"/>
       <w:shd w:val="clear" w:color="auto" w:fill="9933FF"/>
@@ -5057,6 +5623,7 @@
   </w:style>
   <w:style w:type="character" w:customStyle="1" w:styleId="ColorFFC266BgFFFFFF">
     <w:name w:val="ColorFFC266BgFFFFFF"/>
+    <w:semiHidden/>
     <w:rPr>
       <w:color w:val="FFC266"/>
       <w:shd w:val="clear" w:color="auto" w:fill="FFFFFF"/>
@@ -5064,6 +5631,7 @@
   </w:style>
   <w:style w:type="character" w:customStyle="1" w:styleId="ColorFFC266BgFACCCC">
     <w:name w:val="ColorFFC266BgFACCCC"/>
+    <w:semiHidden/>
     <w:rPr>
       <w:color w:val="FFC266"/>
       <w:shd w:val="clear" w:color="auto" w:fill="FACCCC"/>
@@ -5071,6 +5639,7 @@
   </w:style>
   <w:style w:type="character" w:customStyle="1" w:styleId="ColorFFC266BgFFEBCC">
     <w:name w:val="ColorFFC266BgFFEBCC"/>
+    <w:semiHidden/>
     <w:rPr>
       <w:color w:val="FFC266"/>
       <w:shd w:val="clear" w:color="auto" w:fill="FFEBCC"/>
@@ -5078,6 +5647,7 @@
   </w:style>
   <w:style w:type="character" w:customStyle="1" w:styleId="ColorFFC266BgFFFFCC">
     <w:name w:val="ColorFFC266BgFFFFCC"/>
+    <w:semiHidden/>
     <w:rPr>
       <w:color w:val="FFC266"/>
       <w:shd w:val="clear" w:color="auto" w:fill="FFFFCC"/>
@@ -5085,6 +5655,7 @@
   </w:style>
   <w:style w:type="character" w:customStyle="1" w:styleId="ColorFFC266BgCCE8CC">
     <w:name w:val="ColorFFC266BgCCE8CC"/>
+    <w:semiHidden/>
     <w:rPr>
       <w:color w:val="FFC266"/>
       <w:shd w:val="clear" w:color="auto" w:fill="CCE8CC"/>
@@ -5092,6 +5663,7 @@
   </w:style>
   <w:style w:type="character" w:customStyle="1" w:styleId="ColorFFC266BgCCE0F5">
     <w:name w:val="ColorFFC266BgCCE0F5"/>
+    <w:semiHidden/>
     <w:rPr>
       <w:color w:val="FFC266"/>
       <w:shd w:val="clear" w:color="auto" w:fill="CCE0F5"/>
@@ -5099,6 +5671,7 @@
   </w:style>
   <w:style w:type="character" w:customStyle="1" w:styleId="ColorFFC266BgEBD6FF">
     <w:name w:val="ColorFFC266BgEBD6FF"/>
+    <w:semiHidden/>
     <w:rPr>
       <w:color w:val="FFC266"/>
       <w:shd w:val="clear" w:color="auto" w:fill="EBD6FF"/>
@@ -5106,6 +5679,7 @@
   </w:style>
   <w:style w:type="character" w:customStyle="1" w:styleId="ColorFFC266BgBBBBBB">
     <w:name w:val="ColorFFC266BgBBBBBB"/>
+    <w:semiHidden/>
     <w:rPr>
       <w:color w:val="FFC266"/>
       <w:shd w:val="clear" w:color="auto" w:fill="BBBBBB"/>
@@ -5113,6 +5687,7 @@
   </w:style>
   <w:style w:type="character" w:customStyle="1" w:styleId="ColorFFC266BgF06666">
     <w:name w:val="ColorFFC266BgF06666"/>
+    <w:semiHidden/>
     <w:rPr>
       <w:color w:val="FFC266"/>
       <w:shd w:val="clear" w:color="auto" w:fill="F06666"/>
@@ -5120,6 +5695,7 @@
   </w:style>
   <w:style w:type="character" w:customStyle="1" w:styleId="ColorFFC266BgFFC266">
     <w:name w:val="ColorFFC266BgFFC266"/>
+    <w:semiHidden/>
     <w:rPr>
       <w:color w:val="FFC266"/>
       <w:shd w:val="clear" w:color="auto" w:fill="FFC266"/>
@@ -5127,6 +5703,7 @@
   </w:style>
   <w:style w:type="character" w:customStyle="1" w:styleId="ColorFFC266BgFFFF66">
     <w:name w:val="ColorFFC266BgFFFF66"/>
+    <w:semiHidden/>
     <w:rPr>
       <w:color w:val="FFC266"/>
       <w:shd w:val="clear" w:color="auto" w:fill="FFFF66"/>
@@ -5134,6 +5711,7 @@
   </w:style>
   <w:style w:type="character" w:customStyle="1" w:styleId="ColorFFC266Bg66B966">
     <w:name w:val="ColorFFC266Bg66B966"/>
+    <w:semiHidden/>
     <w:rPr>
       <w:color w:val="FFC266"/>
       <w:shd w:val="clear" w:color="auto" w:fill="66B966"/>
@@ -5141,6 +5719,7 @@
   </w:style>
   <w:style w:type="character" w:customStyle="1" w:styleId="ColorFFC266Bg66A3E0">
     <w:name w:val="ColorFFC266Bg66A3E0"/>
+    <w:semiHidden/>
     <w:rPr>
       <w:color w:val="FFC266"/>
       <w:shd w:val="clear" w:color="auto" w:fill="66A3E0"/>
@@ -5148,6 +5727,7 @@
   </w:style>
   <w:style w:type="character" w:customStyle="1" w:styleId="ColorFFC266BgC285FF">
     <w:name w:val="ColorFFC266BgC285FF"/>
+    <w:semiHidden/>
     <w:rPr>
       <w:color w:val="FFC266"/>
       <w:shd w:val="clear" w:color="auto" w:fill="C285FF"/>
@@ -5155,6 +5735,7 @@
   </w:style>
   <w:style w:type="character" w:customStyle="1" w:styleId="ColorFFC266Bg888888">
     <w:name w:val="ColorFFC266Bg888888"/>
+    <w:semiHidden/>
     <w:rPr>
       <w:color w:val="FFC266"/>
       <w:shd w:val="clear" w:color="auto" w:fill="888888"/>
@@ -5162,6 +5743,7 @@
   </w:style>
   <w:style w:type="character" w:customStyle="1" w:styleId="ColorFFC266BgA10000">
     <w:name w:val="ColorFFC266BgA10000"/>
+    <w:semiHidden/>
     <w:rPr>
       <w:color w:val="FFC266"/>
       <w:shd w:val="clear" w:color="auto" w:fill="A10000"/>
@@ -5169,6 +5751,7 @@
   </w:style>
   <w:style w:type="character" w:customStyle="1" w:styleId="ColorFFC266BgB26B00">
     <w:name w:val="ColorFFC266BgB26B00"/>
+    <w:semiHidden/>
     <w:rPr>
       <w:color w:val="FFC266"/>
       <w:shd w:val="clear" w:color="auto" w:fill="B26B00"/>
@@ -5176,6 +5759,7 @@
   </w:style>
   <w:style w:type="character" w:customStyle="1" w:styleId="ColorFFC266BgB2B200">
     <w:name w:val="ColorFFC266BgB2B200"/>
+    <w:semiHidden/>
     <w:rPr>
       <w:color w:val="FFC266"/>
       <w:shd w:val="clear" w:color="auto" w:fill="B2B200"/>
@@ -5183,6 +5767,7 @@
   </w:style>
   <w:style w:type="character" w:customStyle="1" w:styleId="ColorFFC266Bg006100">
     <w:name w:val="ColorFFC266Bg006100"/>
+    <w:semiHidden/>
     <w:rPr>
       <w:color w:val="FFC266"/>
       <w:shd w:val="clear" w:color="auto" w:fill="006100"/>
@@ -5190,6 +5775,7 @@
   </w:style>
   <w:style w:type="character" w:customStyle="1" w:styleId="ColorFFC266Bg0047B2">
     <w:name w:val="ColorFFC266Bg0047B2"/>
+    <w:semiHidden/>
     <w:rPr>
       <w:color w:val="FFC266"/>
       <w:shd w:val="clear" w:color="auto" w:fill="0047B2"/>
@@ -5197,6 +5783,7 @@
   </w:style>
   <w:style w:type="character" w:customStyle="1" w:styleId="ColorFFC266Bg6B24B2">
     <w:name w:val="ColorFFC266Bg6B24B2"/>
+    <w:semiHidden/>
     <w:rPr>
       <w:color w:val="FFC266"/>
       <w:shd w:val="clear" w:color="auto" w:fill="6B24B2"/>
@@ -5204,6 +5791,7 @@
   </w:style>
   <w:style w:type="character" w:customStyle="1" w:styleId="ColorFFC266Bg444444">
     <w:name w:val="ColorFFC266Bg444444"/>
+    <w:semiHidden/>
     <w:rPr>
       <w:color w:val="FFC266"/>
       <w:shd w:val="clear" w:color="auto" w:fill="444444"/>
@@ -5211,6 +5799,7 @@
   </w:style>
   <w:style w:type="character" w:customStyle="1" w:styleId="ColorFFC266Bg5C0000">
     <w:name w:val="ColorFFC266Bg5C0000"/>
+    <w:semiHidden/>
     <w:rPr>
       <w:color w:val="FFC266"/>
       <w:shd w:val="clear" w:color="auto" w:fill="5C0000"/>
@@ -5218,6 +5807,7 @@
   </w:style>
   <w:style w:type="character" w:customStyle="1" w:styleId="ColorFFC266Bg663D00">
     <w:name w:val="ColorFFC266Bg663D00"/>
+    <w:semiHidden/>
     <w:rPr>
       <w:color w:val="FFC266"/>
       <w:shd w:val="clear" w:color="auto" w:fill="663D00"/>
@@ -5225,6 +5815,7 @@
   </w:style>
   <w:style w:type="character" w:customStyle="1" w:styleId="ColorFFC266Bg666600">
     <w:name w:val="ColorFFC266Bg666600"/>
+    <w:semiHidden/>
     <w:rPr>
       <w:color w:val="FFC266"/>
       <w:shd w:val="clear" w:color="auto" w:fill="666600"/>
@@ -5232,6 +5823,7 @@
   </w:style>
   <w:style w:type="character" w:customStyle="1" w:styleId="ColorFFC266Bg003700">
     <w:name w:val="ColorFFC266Bg003700"/>
+    <w:semiHidden/>
     <w:rPr>
       <w:color w:val="FFC266"/>
       <w:shd w:val="clear" w:color="auto" w:fill="003700"/>
@@ -5239,6 +5831,7 @@
   </w:style>
   <w:style w:type="character" w:customStyle="1" w:styleId="ColorFFC266Bg002966">
     <w:name w:val="ColorFFC266Bg002966"/>
+    <w:semiHidden/>
     <w:rPr>
       <w:color w:val="FFC266"/>
       <w:shd w:val="clear" w:color="auto" w:fill="002966"/>
@@ -5246,6 +5839,7 @@
   </w:style>
   <w:style w:type="character" w:customStyle="1" w:styleId="ColorFFC266Bg3D1466">
     <w:name w:val="ColorFFC266Bg3D1466"/>
+    <w:semiHidden/>
     <w:rPr>
       <w:color w:val="FFC266"/>
       <w:shd w:val="clear" w:color="auto" w:fill="3D1466"/>
@@ -5253,12 +5847,14 @@
   </w:style>
   <w:style w:type="character" w:customStyle="1" w:styleId="ColorFFFF66">
     <w:name w:val="ColorFFFF66"/>
+    <w:semiHidden/>
     <w:rPr>
       <w:color w:val="FFFF66"/>
     </w:rPr>
   </w:style>
   <w:style w:type="character" w:customStyle="1" w:styleId="ColorFFFF66BgE60000">
     <w:name w:val="ColorFFFF66BgE60000"/>
+    <w:semiHidden/>
     <w:rPr>
       <w:color w:val="FFFF66"/>
       <w:shd w:val="clear" w:color="auto" w:fill="E60000"/>
@@ -5266,6 +5862,7 @@
   </w:style>
   <w:style w:type="character" w:customStyle="1" w:styleId="ColorFFFF66BgFF9900">
     <w:name w:val="ColorFFFF66BgFF9900"/>
+    <w:semiHidden/>
     <w:rPr>
       <w:color w:val="FFFF66"/>
       <w:shd w:val="clear" w:color="auto" w:fill="FF9900"/>
@@ -5273,6 +5870,7 @@
   </w:style>
   <w:style w:type="character" w:customStyle="1" w:styleId="ColorFFFF66BgFFFF00">
     <w:name w:val="ColorFFFF66BgFFFF00"/>
+    <w:semiHidden/>
     <w:rPr>
       <w:color w:val="FFFF66"/>
       <w:shd w:val="clear" w:color="auto" w:fill="FFFF00"/>
@@ -5280,6 +5878,7 @@
   </w:style>
   <w:style w:type="character" w:customStyle="1" w:styleId="ColorFFFF66Bg008A00">
     <w:name w:val="ColorFFFF66Bg008A00"/>
+    <w:semiHidden/>
     <w:rPr>
       <w:color w:val="FFFF66"/>
       <w:shd w:val="clear" w:color="auto" w:fill="008A00"/>
@@ -5287,6 +5886,7 @@
   </w:style>
   <w:style w:type="character" w:customStyle="1" w:styleId="ColorFFFF66Bg0066CC">
     <w:name w:val="ColorFFFF66Bg0066CC"/>
+    <w:semiHidden/>
     <w:rPr>
       <w:color w:val="FFFF66"/>
       <w:shd w:val="clear" w:color="auto" w:fill="0066CC"/>
@@ -5294,6 +5894,7 @@
   </w:style>
   <w:style w:type="character" w:customStyle="1" w:styleId="ColorFFFF66Bg9933FF">
     <w:name w:val="ColorFFFF66Bg9933FF"/>
+    <w:semiHidden/>
     <w:rPr>
       <w:color w:val="FFFF66"/>
       <w:shd w:val="clear" w:color="auto" w:fill="9933FF"/>
@@ -5301,6 +5902,7 @@
   </w:style>
   <w:style w:type="character" w:customStyle="1" w:styleId="ColorFFFF66BgFFFFFF">
     <w:name w:val="ColorFFFF66BgFFFFFF"/>
+    <w:semiHidden/>
     <w:rPr>
       <w:color w:val="FFFF66"/>
       <w:shd w:val="clear" w:color="auto" w:fill="FFFFFF"/>
@@ -5308,6 +5910,7 @@
   </w:style>
   <w:style w:type="character" w:customStyle="1" w:styleId="ColorFFFF66BgFACCCC">
     <w:name w:val="ColorFFFF66BgFACCCC"/>
+    <w:semiHidden/>
     <w:rPr>
       <w:color w:val="FFFF66"/>
       <w:shd w:val="clear" w:color="auto" w:fill="FACCCC"/>
@@ -5315,6 +5918,7 @@
   </w:style>
   <w:style w:type="character" w:customStyle="1" w:styleId="ColorFFFF66BgFFEBCC">
     <w:name w:val="ColorFFFF66BgFFEBCC"/>
+    <w:semiHidden/>
     <w:rPr>
       <w:color w:val="FFFF66"/>
       <w:shd w:val="clear" w:color="auto" w:fill="FFEBCC"/>
@@ -5322,6 +5926,7 @@
   </w:style>
   <w:style w:type="character" w:customStyle="1" w:styleId="ColorFFFF66BgFFFFCC">
     <w:name w:val="ColorFFFF66BgFFFFCC"/>
+    <w:semiHidden/>
     <w:rPr>
       <w:color w:val="FFFF66"/>
       <w:shd w:val="clear" w:color="auto" w:fill="FFFFCC"/>
@@ -5329,6 +5934,7 @@
   </w:style>
   <w:style w:type="character" w:customStyle="1" w:styleId="ColorFFFF66BgCCE8CC">
     <w:name w:val="ColorFFFF66BgCCE8CC"/>
+    <w:semiHidden/>
     <w:rPr>
       <w:color w:val="FFFF66"/>
       <w:shd w:val="clear" w:color="auto" w:fill="CCE8CC"/>
@@ -5336,6 +5942,7 @@
   </w:style>
   <w:style w:type="character" w:customStyle="1" w:styleId="ColorFFFF66BgCCE0F5">
     <w:name w:val="ColorFFFF66BgCCE0F5"/>
+    <w:semiHidden/>
     <w:rPr>
       <w:color w:val="FFFF66"/>
       <w:shd w:val="clear" w:color="auto" w:fill="CCE0F5"/>
@@ -5343,6 +5950,7 @@
   </w:style>
   <w:style w:type="character" w:customStyle="1" w:styleId="ColorFFFF66BgEBD6FF">
     <w:name w:val="ColorFFFF66BgEBD6FF"/>
+    <w:semiHidden/>
     <w:rPr>
       <w:color w:val="FFFF66"/>
       <w:shd w:val="clear" w:color="auto" w:fill="EBD6FF"/>
@@ -5350,6 +5958,7 @@
   </w:style>
   <w:style w:type="character" w:customStyle="1" w:styleId="ColorFFFF66BgBBBBBB">
     <w:name w:val="ColorFFFF66BgBBBBBB"/>
+    <w:semiHidden/>
     <w:rPr>
       <w:color w:val="FFFF66"/>
       <w:shd w:val="clear" w:color="auto" w:fill="BBBBBB"/>
@@ -5357,6 +5966,7 @@
   </w:style>
   <w:style w:type="character" w:customStyle="1" w:styleId="ColorFFFF66BgF06666">
     <w:name w:val="ColorFFFF66BgF06666"/>
+    <w:semiHidden/>
     <w:rPr>
       <w:color w:val="FFFF66"/>
       <w:shd w:val="clear" w:color="auto" w:fill="F06666"/>
@@ -5364,6 +5974,7 @@
   </w:style>
   <w:style w:type="character" w:customStyle="1" w:styleId="ColorFFFF66BgFFC266">
     <w:name w:val="ColorFFFF66BgFFC266"/>
+    <w:semiHidden/>
     <w:rPr>
       <w:color w:val="FFFF66"/>
       <w:shd w:val="clear" w:color="auto" w:fill="FFC266"/>
@@ -5371,6 +5982,7 @@
   </w:style>
   <w:style w:type="character" w:customStyle="1" w:styleId="ColorFFFF66BgFFFF66">
     <w:name w:val="ColorFFFF66BgFFFF66"/>
+    <w:semiHidden/>
     <w:rPr>
       <w:color w:val="FFFF66"/>
       <w:shd w:val="clear" w:color="auto" w:fill="FFFF66"/>
@@ -5378,6 +5990,7 @@
   </w:style>
   <w:style w:type="character" w:customStyle="1" w:styleId="ColorFFFF66Bg66B966">
     <w:name w:val="ColorFFFF66Bg66B966"/>
+    <w:semiHidden/>
     <w:rPr>
       <w:color w:val="FFFF66"/>
       <w:shd w:val="clear" w:color="auto" w:fill="66B966"/>
@@ -5385,6 +5998,7 @@
   </w:style>
   <w:style w:type="character" w:customStyle="1" w:styleId="ColorFFFF66Bg66A3E0">
     <w:name w:val="ColorFFFF66Bg66A3E0"/>
+    <w:semiHidden/>
     <w:rPr>
       <w:color w:val="FFFF66"/>
       <w:shd w:val="clear" w:color="auto" w:fill="66A3E0"/>
@@ -5392,6 +6006,7 @@
   </w:style>
   <w:style w:type="character" w:customStyle="1" w:styleId="ColorFFFF66BgC285FF">
     <w:name w:val="ColorFFFF66BgC285FF"/>
+    <w:semiHidden/>
     <w:rPr>
       <w:color w:val="FFFF66"/>
       <w:shd w:val="clear" w:color="auto" w:fill="C285FF"/>
@@ -5399,6 +6014,7 @@
   </w:style>
   <w:style w:type="character" w:customStyle="1" w:styleId="ColorFFFF66Bg888888">
     <w:name w:val="ColorFFFF66Bg888888"/>
+    <w:semiHidden/>
     <w:rPr>
       <w:color w:val="FFFF66"/>
       <w:shd w:val="clear" w:color="auto" w:fill="888888"/>
@@ -5406,6 +6022,7 @@
   </w:style>
   <w:style w:type="character" w:customStyle="1" w:styleId="ColorFFFF66BgA10000">
     <w:name w:val="ColorFFFF66BgA10000"/>
+    <w:semiHidden/>
     <w:rPr>
       <w:color w:val="FFFF66"/>
       <w:shd w:val="clear" w:color="auto" w:fill="A10000"/>
@@ -5413,6 +6030,7 @@
   </w:style>
   <w:style w:type="character" w:customStyle="1" w:styleId="ColorFFFF66BgB26B00">
     <w:name w:val="ColorFFFF66BgB26B00"/>
+    <w:semiHidden/>
     <w:rPr>
       <w:color w:val="FFFF66"/>
       <w:shd w:val="clear" w:color="auto" w:fill="B26B00"/>
@@ -5420,6 +6038,7 @@
   </w:style>
   <w:style w:type="character" w:customStyle="1" w:styleId="ColorFFFF66BgB2B200">
     <w:name w:val="ColorFFFF66BgB2B200"/>
+    <w:semiHidden/>
     <w:rPr>
       <w:color w:val="FFFF66"/>
       <w:shd w:val="clear" w:color="auto" w:fill="B2B200"/>
@@ -5427,6 +6046,7 @@
   </w:style>
   <w:style w:type="character" w:customStyle="1" w:styleId="ColorFFFF66Bg006100">
     <w:name w:val="ColorFFFF66Bg006100"/>
+    <w:semiHidden/>
     <w:rPr>
       <w:color w:val="FFFF66"/>
       <w:shd w:val="clear" w:color="auto" w:fill="006100"/>
@@ -5434,6 +6054,7 @@
   </w:style>
   <w:style w:type="character" w:customStyle="1" w:styleId="ColorFFFF66Bg0047B2">
     <w:name w:val="ColorFFFF66Bg0047B2"/>
+    <w:semiHidden/>
     <w:rPr>
       <w:color w:val="FFFF66"/>
       <w:shd w:val="clear" w:color="auto" w:fill="0047B2"/>
@@ -5441,6 +6062,7 @@
   </w:style>
   <w:style w:type="character" w:customStyle="1" w:styleId="ColorFFFF66Bg6B24B2">
     <w:name w:val="ColorFFFF66Bg6B24B2"/>
+    <w:semiHidden/>
     <w:rPr>
       <w:color w:val="FFFF66"/>
       <w:shd w:val="clear" w:color="auto" w:fill="6B24B2"/>
@@ -5448,6 +6070,7 @@
   </w:style>
   <w:style w:type="character" w:customStyle="1" w:styleId="ColorFFFF66Bg444444">
     <w:name w:val="ColorFFFF66Bg444444"/>
+    <w:semiHidden/>
     <w:rPr>
       <w:color w:val="FFFF66"/>
       <w:shd w:val="clear" w:color="auto" w:fill="444444"/>
@@ -5455,6 +6078,7 @@
   </w:style>
   <w:style w:type="character" w:customStyle="1" w:styleId="ColorFFFF66Bg5C0000">
     <w:name w:val="ColorFFFF66Bg5C0000"/>
+    <w:semiHidden/>
     <w:rPr>
       <w:color w:val="FFFF66"/>
       <w:shd w:val="clear" w:color="auto" w:fill="5C0000"/>
@@ -5462,6 +6086,7 @@
   </w:style>
   <w:style w:type="character" w:customStyle="1" w:styleId="ColorFFFF66Bg663D00">
     <w:name w:val="ColorFFFF66Bg663D00"/>
+    <w:semiHidden/>
     <w:rPr>
       <w:color w:val="FFFF66"/>
       <w:shd w:val="clear" w:color="auto" w:fill="663D00"/>
@@ -5469,6 +6094,7 @@
   </w:style>
   <w:style w:type="character" w:customStyle="1" w:styleId="ColorFFFF66Bg666600">
     <w:name w:val="ColorFFFF66Bg666600"/>
+    <w:semiHidden/>
     <w:rPr>
       <w:color w:val="FFFF66"/>
       <w:shd w:val="clear" w:color="auto" w:fill="666600"/>
@@ -5476,6 +6102,7 @@
   </w:style>
   <w:style w:type="character" w:customStyle="1" w:styleId="ColorFFFF66Bg003700">
     <w:name w:val="ColorFFFF66Bg003700"/>
+    <w:semiHidden/>
     <w:rPr>
       <w:color w:val="FFFF66"/>
       <w:shd w:val="clear" w:color="auto" w:fill="003700"/>
@@ -5483,6 +6110,7 @@
   </w:style>
   <w:style w:type="character" w:customStyle="1" w:styleId="ColorFFFF66Bg002966">
     <w:name w:val="ColorFFFF66Bg002966"/>
+    <w:semiHidden/>
     <w:rPr>
       <w:color w:val="FFFF66"/>
       <w:shd w:val="clear" w:color="auto" w:fill="002966"/>
@@ -5490,6 +6118,7 @@
   </w:style>
   <w:style w:type="character" w:customStyle="1" w:styleId="ColorFFFF66Bg3D1466">
     <w:name w:val="ColorFFFF66Bg3D1466"/>
+    <w:semiHidden/>
     <w:rPr>
       <w:color w:val="FFFF66"/>
       <w:shd w:val="clear" w:color="auto" w:fill="3D1466"/>
@@ -5497,12 +6126,14 @@
   </w:style>
   <w:style w:type="character" w:customStyle="1" w:styleId="Color66B966">
     <w:name w:val="Color66B966"/>
+    <w:semiHidden/>
     <w:rPr>
       <w:color w:val="66B966"/>
     </w:rPr>
   </w:style>
   <w:style w:type="character" w:customStyle="1" w:styleId="Color66B966BgE60000">
     <w:name w:val="Color66B966BgE60000"/>
+    <w:semiHidden/>
     <w:rPr>
       <w:color w:val="66B966"/>
       <w:shd w:val="clear" w:color="auto" w:fill="E60000"/>
@@ -5510,6 +6141,7 @@
   </w:style>
   <w:style w:type="character" w:customStyle="1" w:styleId="Color66B966BgFF9900">
     <w:name w:val="Color66B966BgFF9900"/>
+    <w:semiHidden/>
     <w:rPr>
       <w:color w:val="66B966"/>
       <w:shd w:val="clear" w:color="auto" w:fill="FF9900"/>
@@ -5517,6 +6149,7 @@
   </w:style>
   <w:style w:type="character" w:customStyle="1" w:styleId="Color66B966BgFFFF00">
     <w:name w:val="Color66B966BgFFFF00"/>
+    <w:semiHidden/>
     <w:rPr>
       <w:color w:val="66B966"/>
       <w:shd w:val="clear" w:color="auto" w:fill="FFFF00"/>
@@ -5524,6 +6157,7 @@
   </w:style>
   <w:style w:type="character" w:customStyle="1" w:styleId="Color66B966Bg008A00">
     <w:name w:val="Color66B966Bg008A00"/>
+    <w:semiHidden/>
     <w:rPr>
       <w:color w:val="66B966"/>
       <w:shd w:val="clear" w:color="auto" w:fill="008A00"/>
@@ -5531,6 +6165,7 @@
   </w:style>
   <w:style w:type="character" w:customStyle="1" w:styleId="Color66B966Bg0066CC">
     <w:name w:val="Color66B966Bg0066CC"/>
+    <w:semiHidden/>
     <w:rPr>
       <w:color w:val="66B966"/>
       <w:shd w:val="clear" w:color="auto" w:fill="0066CC"/>
@@ -5538,6 +6173,7 @@
   </w:style>
   <w:style w:type="character" w:customStyle="1" w:styleId="Color66B966Bg9933FF">
     <w:name w:val="Color66B966Bg9933FF"/>
+    <w:semiHidden/>
     <w:rPr>
       <w:color w:val="66B966"/>
       <w:shd w:val="clear" w:color="auto" w:fill="9933FF"/>
@@ -5545,6 +6181,7 @@
   </w:style>
   <w:style w:type="character" w:customStyle="1" w:styleId="Color66B966BgFFFFFF">
     <w:name w:val="Color66B966BgFFFFFF"/>
+    <w:semiHidden/>
     <w:rPr>
       <w:color w:val="66B966"/>
       <w:shd w:val="clear" w:color="auto" w:fill="FFFFFF"/>
@@ -5552,6 +6189,7 @@
   </w:style>
   <w:style w:type="character" w:customStyle="1" w:styleId="Color66B966BgFACCCC">
     <w:name w:val="Color66B966BgFACCCC"/>
+    <w:semiHidden/>
     <w:rPr>
       <w:color w:val="66B966"/>
       <w:shd w:val="clear" w:color="auto" w:fill="FACCCC"/>
@@ -5559,6 +6197,7 @@
   </w:style>
   <w:style w:type="character" w:customStyle="1" w:styleId="Color66B966BgFFEBCC">
     <w:name w:val="Color66B966BgFFEBCC"/>
+    <w:semiHidden/>
     <w:rPr>
       <w:color w:val="66B966"/>
       <w:shd w:val="clear" w:color="auto" w:fill="FFEBCC"/>
@@ -5566,6 +6205,7 @@
   </w:style>
   <w:style w:type="character" w:customStyle="1" w:styleId="Color66B966BgFFFFCC">
     <w:name w:val="Color66B966BgFFFFCC"/>
+    <w:semiHidden/>
     <w:rPr>
       <w:color w:val="66B966"/>
       <w:shd w:val="clear" w:color="auto" w:fill="FFFFCC"/>
@@ -5573,6 +6213,7 @@
   </w:style>
   <w:style w:type="character" w:customStyle="1" w:styleId="Color66B966BgCCE8CC">
     <w:name w:val="Color66B966BgCCE8CC"/>
+    <w:semiHidden/>
     <w:rPr>
       <w:color w:val="66B966"/>
       <w:shd w:val="clear" w:color="auto" w:fill="CCE8CC"/>
@@ -5580,6 +6221,7 @@
   </w:style>
   <w:style w:type="character" w:customStyle="1" w:styleId="Color66B966BgCCE0F5">
     <w:name w:val="Color66B966BgCCE0F5"/>
+    <w:semiHidden/>
     <w:rPr>
       <w:color w:val="66B966"/>
       <w:shd w:val="clear" w:color="auto" w:fill="CCE0F5"/>
@@ -5587,6 +6229,7 @@
   </w:style>
   <w:style w:type="character" w:customStyle="1" w:styleId="Color66B966BgEBD6FF">
     <w:name w:val="Color66B966BgEBD6FF"/>
+    <w:semiHidden/>
     <w:rPr>
       <w:color w:val="66B966"/>
       <w:shd w:val="clear" w:color="auto" w:fill="EBD6FF"/>
@@ -5594,6 +6237,7 @@
   </w:style>
   <w:style w:type="character" w:customStyle="1" w:styleId="Color66B966BgBBBBBB">
     <w:name w:val="Color66B966BgBBBBBB"/>
+    <w:semiHidden/>
     <w:rPr>
       <w:color w:val="66B966"/>
       <w:shd w:val="clear" w:color="auto" w:fill="BBBBBB"/>
@@ -5601,6 +6245,7 @@
   </w:style>
   <w:style w:type="character" w:customStyle="1" w:styleId="Color66B966BgF06666">
     <w:name w:val="Color66B966BgF06666"/>
+    <w:semiHidden/>
     <w:rPr>
       <w:color w:val="66B966"/>
       <w:shd w:val="clear" w:color="auto" w:fill="F06666"/>
@@ -5608,6 +6253,7 @@
   </w:style>
   <w:style w:type="character" w:customStyle="1" w:styleId="Color66B966BgFFC266">
     <w:name w:val="Color66B966BgFFC266"/>
+    <w:semiHidden/>
     <w:rPr>
       <w:color w:val="66B966"/>
       <w:shd w:val="clear" w:color="auto" w:fill="FFC266"/>
@@ -5615,6 +6261,7 @@
   </w:style>
   <w:style w:type="character" w:customStyle="1" w:styleId="Color66B966BgFFFF66">
     <w:name w:val="Color66B966BgFFFF66"/>
+    <w:semiHidden/>
     <w:rPr>
       <w:color w:val="66B966"/>
       <w:shd w:val="clear" w:color="auto" w:fill="FFFF66"/>
@@ -5622,6 +6269,7 @@
   </w:style>
   <w:style w:type="character" w:customStyle="1" w:styleId="Color66B966Bg66B966">
     <w:name w:val="Color66B966Bg66B966"/>
+    <w:semiHidden/>
     <w:rPr>
       <w:color w:val="66B966"/>
       <w:shd w:val="clear" w:color="auto" w:fill="66B966"/>
@@ -5629,6 +6277,7 @@
   </w:style>
   <w:style w:type="character" w:customStyle="1" w:styleId="Color66B966Bg66A3E0">
     <w:name w:val="Color66B966Bg66A3E0"/>
+    <w:semiHidden/>
     <w:rPr>
       <w:color w:val="66B966"/>
       <w:shd w:val="clear" w:color="auto" w:fill="66A3E0"/>
@@ -5636,6 +6285,7 @@
   </w:style>
   <w:style w:type="character" w:customStyle="1" w:styleId="Color66B966BgC285FF">
     <w:name w:val="Color66B966BgC285FF"/>
+    <w:semiHidden/>
     <w:rPr>
       <w:color w:val="66B966"/>
       <w:shd w:val="clear" w:color="auto" w:fill="C285FF"/>
@@ -5643,6 +6293,7 @@
   </w:style>
   <w:style w:type="character" w:customStyle="1" w:styleId="Color66B966Bg888888">
     <w:name w:val="Color66B966Bg888888"/>
+    <w:semiHidden/>
     <w:rPr>
       <w:color w:val="66B966"/>
       <w:shd w:val="clear" w:color="auto" w:fill="888888"/>
@@ -5650,6 +6301,7 @@
   </w:style>
   <w:style w:type="character" w:customStyle="1" w:styleId="Color66B966BgA10000">
     <w:name w:val="Color66B966BgA10000"/>
+    <w:semiHidden/>
     <w:rPr>
       <w:color w:val="66B966"/>
       <w:shd w:val="clear" w:color="auto" w:fill="A10000"/>
@@ -5657,6 +6309,7 @@
   </w:style>
   <w:style w:type="character" w:customStyle="1" w:styleId="Color66B966BgB26B00">
     <w:name w:val="Color66B966BgB26B00"/>
+    <w:semiHidden/>
     <w:rPr>
       <w:color w:val="66B966"/>
       <w:shd w:val="clear" w:color="auto" w:fill="B26B00"/>
@@ -5664,6 +6317,7 @@
   </w:style>
   <w:style w:type="character" w:customStyle="1" w:styleId="Color66B966BgB2B200">
     <w:name w:val="Color66B966BgB2B200"/>
+    <w:semiHidden/>
     <w:rPr>
       <w:color w:val="66B966"/>
       <w:shd w:val="clear" w:color="auto" w:fill="B2B200"/>
@@ -5671,6 +6325,7 @@
   </w:style>
   <w:style w:type="character" w:customStyle="1" w:styleId="Color66B966Bg006100">
     <w:name w:val="Color66B966Bg006100"/>
+    <w:semiHidden/>
     <w:rPr>
       <w:color w:val="66B966"/>
       <w:shd w:val="clear" w:color="auto" w:fill="006100"/>
@@ -5678,6 +6333,7 @@
   </w:style>
   <w:style w:type="character" w:customStyle="1" w:styleId="Color66B966Bg0047B2">
     <w:name w:val="Color66B966Bg0047B2"/>
+    <w:semiHidden/>
     <w:rPr>
       <w:color w:val="66B966"/>
       <w:shd w:val="clear" w:color="auto" w:fill="0047B2"/>
@@ -5685,6 +6341,7 @@
   </w:style>
   <w:style w:type="character" w:customStyle="1" w:styleId="Color66B966Bg6B24B2">
     <w:name w:val="Color66B966Bg6B24B2"/>
+    <w:semiHidden/>
     <w:rPr>
       <w:color w:val="66B966"/>
       <w:shd w:val="clear" w:color="auto" w:fill="6B24B2"/>
@@ -5692,6 +6349,7 @@
   </w:style>
   <w:style w:type="character" w:customStyle="1" w:styleId="Color66B966Bg444444">
     <w:name w:val="Color66B966Bg444444"/>
+    <w:semiHidden/>
     <w:rPr>
       <w:color w:val="66B966"/>
       <w:shd w:val="clear" w:color="auto" w:fill="444444"/>
@@ -5699,6 +6357,7 @@
   </w:style>
   <w:style w:type="character" w:customStyle="1" w:styleId="Color66B966Bg5C0000">
     <w:name w:val="Color66B966Bg5C0000"/>
+    <w:semiHidden/>
     <w:rPr>
       <w:color w:val="66B966"/>
       <w:shd w:val="clear" w:color="auto" w:fill="5C0000"/>
@@ -5706,6 +6365,7 @@
   </w:style>
   <w:style w:type="character" w:customStyle="1" w:styleId="Color66B966Bg663D00">
     <w:name w:val="Color66B966Bg663D00"/>
+    <w:semiHidden/>
     <w:rPr>
       <w:color w:val="66B966"/>
       <w:shd w:val="clear" w:color="auto" w:fill="663D00"/>
@@ -5713,6 +6373,7 @@
   </w:style>
   <w:style w:type="character" w:customStyle="1" w:styleId="Color66B966Bg666600">
     <w:name w:val="Color66B966Bg666600"/>
+    <w:semiHidden/>
     <w:rPr>
       <w:color w:val="66B966"/>
       <w:shd w:val="clear" w:color="auto" w:fill="666600"/>
@@ -5720,6 +6381,7 @@
   </w:style>
   <w:style w:type="character" w:customStyle="1" w:styleId="Color66B966Bg003700">
     <w:name w:val="Color66B966Bg003700"/>
+    <w:semiHidden/>
     <w:rPr>
       <w:color w:val="66B966"/>
       <w:shd w:val="clear" w:color="auto" w:fill="003700"/>
@@ -5727,6 +6389,7 @@
   </w:style>
   <w:style w:type="character" w:customStyle="1" w:styleId="Color66B966Bg002966">
     <w:name w:val="Color66B966Bg002966"/>
+    <w:semiHidden/>
     <w:rPr>
       <w:color w:val="66B966"/>
       <w:shd w:val="clear" w:color="auto" w:fill="002966"/>
@@ -5734,6 +6397,7 @@
   </w:style>
   <w:style w:type="character" w:customStyle="1" w:styleId="Color66B966Bg3D1466">
     <w:name w:val="Color66B966Bg3D1466"/>
+    <w:semiHidden/>
     <w:rPr>
       <w:color w:val="66B966"/>
       <w:shd w:val="clear" w:color="auto" w:fill="3D1466"/>
@@ -5741,12 +6405,14 @@
   </w:style>
   <w:style w:type="character" w:customStyle="1" w:styleId="Color66A3E0">
     <w:name w:val="Color66A3E0"/>
+    <w:semiHidden/>
     <w:rPr>
       <w:color w:val="66A3E0"/>
     </w:rPr>
   </w:style>
   <w:style w:type="character" w:customStyle="1" w:styleId="Color66A3E0BgE60000">
     <w:name w:val="Color66A3E0BgE60000"/>
+    <w:semiHidden/>
     <w:rPr>
       <w:color w:val="66A3E0"/>
       <w:shd w:val="clear" w:color="auto" w:fill="E60000"/>
@@ -5754,6 +6420,7 @@
   </w:style>
   <w:style w:type="character" w:customStyle="1" w:styleId="Color66A3E0BgFF9900">
     <w:name w:val="Color66A3E0BgFF9900"/>
+    <w:semiHidden/>
     <w:rPr>
       <w:color w:val="66A3E0"/>
       <w:shd w:val="clear" w:color="auto" w:fill="FF9900"/>
@@ -5761,6 +6428,7 @@
   </w:style>
   <w:style w:type="character" w:customStyle="1" w:styleId="Color66A3E0BgFFFF00">
     <w:name w:val="Color66A3E0BgFFFF00"/>
+    <w:semiHidden/>
     <w:rPr>
       <w:color w:val="66A3E0"/>
       <w:shd w:val="clear" w:color="auto" w:fill="FFFF00"/>
@@ -5768,6 +6436,7 @@
   </w:style>
   <w:style w:type="character" w:customStyle="1" w:styleId="Color66A3E0Bg008A00">
     <w:name w:val="Color66A3E0Bg008A00"/>
+    <w:semiHidden/>
     <w:rPr>
       <w:color w:val="66A3E0"/>
       <w:shd w:val="clear" w:color="auto" w:fill="008A00"/>
@@ -5775,6 +6444,7 @@
   </w:style>
   <w:style w:type="character" w:customStyle="1" w:styleId="Color66A3E0Bg0066CC">
     <w:name w:val="Color66A3E0Bg0066CC"/>
+    <w:semiHidden/>
     <w:rPr>
       <w:color w:val="66A3E0"/>
       <w:shd w:val="clear" w:color="auto" w:fill="0066CC"/>
@@ -5782,6 +6452,7 @@
   </w:style>
   <w:style w:type="character" w:customStyle="1" w:styleId="Color66A3E0Bg9933FF">
     <w:name w:val="Color66A3E0Bg9933FF"/>
+    <w:semiHidden/>
     <w:rPr>
       <w:color w:val="66A3E0"/>
       <w:shd w:val="clear" w:color="auto" w:fill="9933FF"/>
@@ -5789,6 +6460,7 @@
   </w:style>
   <w:style w:type="character" w:customStyle="1" w:styleId="Color66A3E0BgFFFFFF">
     <w:name w:val="Color66A3E0BgFFFFFF"/>
+    <w:semiHidden/>
     <w:rPr>
       <w:color w:val="66A3E0"/>
       <w:shd w:val="clear" w:color="auto" w:fill="FFFFFF"/>
@@ -5796,6 +6468,7 @@
   </w:style>
   <w:style w:type="character" w:customStyle="1" w:styleId="Color66A3E0BgFACCCC">
     <w:name w:val="Color66A3E0BgFACCCC"/>
+    <w:semiHidden/>
     <w:rPr>
       <w:color w:val="66A3E0"/>
       <w:shd w:val="clear" w:color="auto" w:fill="FACCCC"/>
@@ -5803,6 +6476,7 @@
   </w:style>
   <w:style w:type="character" w:customStyle="1" w:styleId="Color66A3E0BgFFEBCC">
     <w:name w:val="Color66A3E0BgFFEBCC"/>
+    <w:semiHidden/>
     <w:rPr>
       <w:color w:val="66A3E0"/>
       <w:shd w:val="clear" w:color="auto" w:fill="FFEBCC"/>
@@ -5810,6 +6484,7 @@
   </w:style>
   <w:style w:type="character" w:customStyle="1" w:styleId="Color66A3E0BgFFFFCC">
     <w:name w:val="Color66A3E0BgFFFFCC"/>
+    <w:semiHidden/>
     <w:rPr>
       <w:color w:val="66A3E0"/>
       <w:shd w:val="clear" w:color="auto" w:fill="FFFFCC"/>
@@ -5817,6 +6492,7 @@
   </w:style>
   <w:style w:type="character" w:customStyle="1" w:styleId="Color66A3E0BgCCE8CC">
     <w:name w:val="Color66A3E0BgCCE8CC"/>
+    <w:semiHidden/>
     <w:rPr>
       <w:color w:val="66A3E0"/>
       <w:shd w:val="clear" w:color="auto" w:fill="CCE8CC"/>
@@ -5824,6 +6500,7 @@
   </w:style>
   <w:style w:type="character" w:customStyle="1" w:styleId="Color66A3E0BgCCE0F5">
     <w:name w:val="Color66A3E0BgCCE0F5"/>
+    <w:semiHidden/>
     <w:rPr>
       <w:color w:val="66A3E0"/>
       <w:shd w:val="clear" w:color="auto" w:fill="CCE0F5"/>
@@ -5831,6 +6508,7 @@
   </w:style>
   <w:style w:type="character" w:customStyle="1" w:styleId="Color66A3E0BgEBD6FF">
     <w:name w:val="Color66A3E0BgEBD6FF"/>
+    <w:semiHidden/>
     <w:rPr>
       <w:color w:val="66A3E0"/>
       <w:shd w:val="clear" w:color="auto" w:fill="EBD6FF"/>
@@ -5838,6 +6516,7 @@
   </w:style>
   <w:style w:type="character" w:customStyle="1" w:styleId="Color66A3E0BgBBBBBB">
     <w:name w:val="Color66A3E0BgBBBBBB"/>
+    <w:semiHidden/>
     <w:rPr>
       <w:color w:val="66A3E0"/>
       <w:shd w:val="clear" w:color="auto" w:fill="BBBBBB"/>
@@ -5845,6 +6524,7 @@
   </w:style>
   <w:style w:type="character" w:customStyle="1" w:styleId="Color66A3E0BgF06666">
     <w:name w:val="Color66A3E0BgF06666"/>
+    <w:semiHidden/>
     <w:rPr>
       <w:color w:val="66A3E0"/>
       <w:shd w:val="clear" w:color="auto" w:fill="F06666"/>
@@ -5852,6 +6532,7 @@
   </w:style>
   <w:style w:type="character" w:customStyle="1" w:styleId="Color66A3E0BgFFC266">
     <w:name w:val="Color66A3E0BgFFC266"/>
+    <w:semiHidden/>
     <w:rPr>
       <w:color w:val="66A3E0"/>
       <w:shd w:val="clear" w:color="auto" w:fill="FFC266"/>
@@ -5859,6 +6540,7 @@
   </w:style>
   <w:style w:type="character" w:customStyle="1" w:styleId="Color66A3E0BgFFFF66">
     <w:name w:val="Color66A3E0BgFFFF66"/>
+    <w:semiHidden/>
     <w:rPr>
       <w:color w:val="66A3E0"/>
       <w:shd w:val="clear" w:color="auto" w:fill="FFFF66"/>
@@ -5866,6 +6548,7 @@
   </w:style>
   <w:style w:type="character" w:customStyle="1" w:styleId="Color66A3E0Bg66B966">
     <w:name w:val="Color66A3E0Bg66B966"/>
+    <w:semiHidden/>
     <w:rPr>
       <w:color w:val="66A3E0"/>
       <w:shd w:val="clear" w:color="auto" w:fill="66B966"/>
@@ -5873,6 +6556,7 @@
   </w:style>
   <w:style w:type="character" w:customStyle="1" w:styleId="Color66A3E0Bg66A3E0">
     <w:name w:val="Color66A3E0Bg66A3E0"/>
+    <w:semiHidden/>
     <w:rPr>
       <w:color w:val="66A3E0"/>
       <w:shd w:val="clear" w:color="auto" w:fill="66A3E0"/>
@@ -5880,6 +6564,7 @@
   </w:style>
   <w:style w:type="character" w:customStyle="1" w:styleId="Color66A3E0BgC285FF">
     <w:name w:val="Color66A3E0BgC285FF"/>
+    <w:semiHidden/>
     <w:rPr>
       <w:color w:val="66A3E0"/>
       <w:shd w:val="clear" w:color="auto" w:fill="C285FF"/>
@@ -5887,6 +6572,7 @@
   </w:style>
   <w:style w:type="character" w:customStyle="1" w:styleId="Color66A3E0Bg888888">
     <w:name w:val="Color66A3E0Bg888888"/>
+    <w:semiHidden/>
     <w:rPr>
       <w:color w:val="66A3E0"/>
       <w:shd w:val="clear" w:color="auto" w:fill="888888"/>
@@ -5894,6 +6580,7 @@
   </w:style>
   <w:style w:type="character" w:customStyle="1" w:styleId="Color66A3E0BgA10000">
     <w:name w:val="Color66A3E0BgA10000"/>
+    <w:semiHidden/>
     <w:rPr>
       <w:color w:val="66A3E0"/>
       <w:shd w:val="clear" w:color="auto" w:fill="A10000"/>
@@ -5901,6 +6588,7 @@
   </w:style>
   <w:style w:type="character" w:customStyle="1" w:styleId="Color66A3E0BgB26B00">
     <w:name w:val="Color66A3E0BgB26B00"/>
+    <w:semiHidden/>
     <w:rPr>
       <w:color w:val="66A3E0"/>
       <w:shd w:val="clear" w:color="auto" w:fill="B26B00"/>
@@ -5908,6 +6596,7 @@
   </w:style>
   <w:style w:type="character" w:customStyle="1" w:styleId="Color66A3E0BgB2B200">
     <w:name w:val="Color66A3E0BgB2B200"/>
+    <w:semiHidden/>
     <w:rPr>
       <w:color w:val="66A3E0"/>
       <w:shd w:val="clear" w:color="auto" w:fill="B2B200"/>
@@ -5915,6 +6604,7 @@
   </w:style>
   <w:style w:type="character" w:customStyle="1" w:styleId="Color66A3E0Bg006100">
     <w:name w:val="Color66A3E0Bg006100"/>
+    <w:semiHidden/>
     <w:rPr>
       <w:color w:val="66A3E0"/>
       <w:shd w:val="clear" w:color="auto" w:fill="006100"/>
@@ -5922,6 +6612,7 @@
   </w:style>
   <w:style w:type="character" w:customStyle="1" w:styleId="Color66A3E0Bg0047B2">
     <w:name w:val="Color66A3E0Bg0047B2"/>
+    <w:semiHidden/>
     <w:rPr>
       <w:color w:val="66A3E0"/>
       <w:shd w:val="clear" w:color="auto" w:fill="0047B2"/>
@@ -5929,6 +6620,7 @@
   </w:style>
   <w:style w:type="character" w:customStyle="1" w:styleId="Color66A3E0Bg6B24B2">
     <w:name w:val="Color66A3E0Bg6B24B2"/>
+    <w:semiHidden/>
     <w:rPr>
       <w:color w:val="66A3E0"/>
       <w:shd w:val="clear" w:color="auto" w:fill="6B24B2"/>
@@ -5936,6 +6628,7 @@
   </w:style>
   <w:style w:type="character" w:customStyle="1" w:styleId="Color66A3E0Bg444444">
     <w:name w:val="Color66A3E0Bg444444"/>
+    <w:semiHidden/>
     <w:rPr>
       <w:color w:val="66A3E0"/>
       <w:shd w:val="clear" w:color="auto" w:fill="444444"/>
@@ -5943,6 +6636,7 @@
   </w:style>
   <w:style w:type="character" w:customStyle="1" w:styleId="Color66A3E0Bg5C0000">
     <w:name w:val="Color66A3E0Bg5C0000"/>
+    <w:semiHidden/>
     <w:rPr>
       <w:color w:val="66A3E0"/>
       <w:shd w:val="clear" w:color="auto" w:fill="5C0000"/>
@@ -5950,6 +6644,7 @@
   </w:style>
   <w:style w:type="character" w:customStyle="1" w:styleId="Color66A3E0Bg663D00">
     <w:name w:val="Color66A3E0Bg663D00"/>
+    <w:semiHidden/>
     <w:rPr>
       <w:color w:val="66A3E0"/>
       <w:shd w:val="clear" w:color="auto" w:fill="663D00"/>
@@ -5957,6 +6652,7 @@
   </w:style>
   <w:style w:type="character" w:customStyle="1" w:styleId="Color66A3E0Bg666600">
     <w:name w:val="Color66A3E0Bg666600"/>
+    <w:semiHidden/>
     <w:rPr>
       <w:color w:val="66A3E0"/>
       <w:shd w:val="clear" w:color="auto" w:fill="666600"/>
@@ -5964,6 +6660,7 @@
   </w:style>
   <w:style w:type="character" w:customStyle="1" w:styleId="Color66A3E0Bg003700">
     <w:name w:val="Color66A3E0Bg003700"/>
+    <w:semiHidden/>
     <w:rPr>
       <w:color w:val="66A3E0"/>
       <w:shd w:val="clear" w:color="auto" w:fill="003700"/>
@@ -5971,6 +6668,7 @@
   </w:style>
   <w:style w:type="character" w:customStyle="1" w:styleId="Color66A3E0Bg002966">
     <w:name w:val="Color66A3E0Bg002966"/>
+    <w:semiHidden/>
     <w:rPr>
       <w:color w:val="66A3E0"/>
       <w:shd w:val="clear" w:color="auto" w:fill="002966"/>
@@ -5978,6 +6676,7 @@
   </w:style>
   <w:style w:type="character" w:customStyle="1" w:styleId="Color66A3E0Bg3D1466">
     <w:name w:val="Color66A3E0Bg3D1466"/>
+    <w:semiHidden/>
     <w:rPr>
       <w:color w:val="66A3E0"/>
       <w:shd w:val="clear" w:color="auto" w:fill="3D1466"/>
@@ -5985,12 +6684,14 @@
   </w:style>
   <w:style w:type="character" w:customStyle="1" w:styleId="ColorC285FF">
     <w:name w:val="ColorC285FF"/>
+    <w:semiHidden/>
     <w:rPr>
       <w:color w:val="C285FF"/>
     </w:rPr>
   </w:style>
   <w:style w:type="character" w:customStyle="1" w:styleId="ColorC285FFBgE60000">
     <w:name w:val="ColorC285FFBgE60000"/>
+    <w:semiHidden/>
     <w:rPr>
       <w:color w:val="C285FF"/>
       <w:shd w:val="clear" w:color="auto" w:fill="E60000"/>
@@ -5998,6 +6699,7 @@
   </w:style>
   <w:style w:type="character" w:customStyle="1" w:styleId="ColorC285FFBgFF9900">
     <w:name w:val="ColorC285FFBgFF9900"/>
+    <w:semiHidden/>
     <w:rPr>
       <w:color w:val="C285FF"/>
       <w:shd w:val="clear" w:color="auto" w:fill="FF9900"/>
@@ -6005,6 +6707,7 @@
   </w:style>
   <w:style w:type="character" w:customStyle="1" w:styleId="ColorC285FFBgFFFF00">
     <w:name w:val="ColorC285FFBgFFFF00"/>
+    <w:semiHidden/>
     <w:rPr>
       <w:color w:val="C285FF"/>
       <w:shd w:val="clear" w:color="auto" w:fill="FFFF00"/>
@@ -6012,6 +6715,7 @@
   </w:style>
   <w:style w:type="character" w:customStyle="1" w:styleId="ColorC285FFBg008A00">
     <w:name w:val="ColorC285FFBg008A00"/>
+    <w:semiHidden/>
     <w:rPr>
       <w:color w:val="C285FF"/>
       <w:shd w:val="clear" w:color="auto" w:fill="008A00"/>
@@ -6019,6 +6723,7 @@
   </w:style>
   <w:style w:type="character" w:customStyle="1" w:styleId="ColorC285FFBg0066CC">
     <w:name w:val="ColorC285FFBg0066CC"/>
+    <w:semiHidden/>
     <w:rPr>
       <w:color w:val="C285FF"/>
       <w:shd w:val="clear" w:color="auto" w:fill="0066CC"/>
@@ -6026,6 +6731,7 @@
   </w:style>
   <w:style w:type="character" w:customStyle="1" w:styleId="ColorC285FFBg9933FF">
     <w:name w:val="ColorC285FFBg9933FF"/>
+    <w:semiHidden/>
     <w:rPr>
       <w:color w:val="C285FF"/>
       <w:shd w:val="clear" w:color="auto" w:fill="9933FF"/>
@@ -6033,6 +6739,7 @@
   </w:style>
   <w:style w:type="character" w:customStyle="1" w:styleId="ColorC285FFBgFFFFFF">
     <w:name w:val="ColorC285FFBgFFFFFF"/>
+    <w:semiHidden/>
     <w:rPr>
       <w:color w:val="C285FF"/>
       <w:shd w:val="clear" w:color="auto" w:fill="FFFFFF"/>
@@ -6040,6 +6747,7 @@
   </w:style>
   <w:style w:type="character" w:customStyle="1" w:styleId="ColorC285FFBgFACCCC">
     <w:name w:val="ColorC285FFBgFACCCC"/>
+    <w:semiHidden/>
     <w:rPr>
       <w:color w:val="C285FF"/>
       <w:shd w:val="clear" w:color="auto" w:fill="FACCCC"/>
@@ -6047,6 +6755,7 @@
   </w:style>
   <w:style w:type="character" w:customStyle="1" w:styleId="ColorC285FFBgFFEBCC">
     <w:name w:val="ColorC285FFBgFFEBCC"/>
+    <w:semiHidden/>
     <w:rPr>
       <w:color w:val="C285FF"/>
       <w:shd w:val="clear" w:color="auto" w:fill="FFEBCC"/>
@@ -6054,6 +6763,7 @@
   </w:style>
   <w:style w:type="character" w:customStyle="1" w:styleId="ColorC285FFBgFFFFCC">
     <w:name w:val="ColorC285FFBgFFFFCC"/>
+    <w:semiHidden/>
     <w:rPr>
       <w:color w:val="C285FF"/>
       <w:shd w:val="clear" w:color="auto" w:fill="FFFFCC"/>
@@ -6061,6 +6771,7 @@
   </w:style>
   <w:style w:type="character" w:customStyle="1" w:styleId="ColorC285FFBgCCE8CC">
     <w:name w:val="ColorC285FFBgCCE8CC"/>
+    <w:semiHidden/>
     <w:rPr>
       <w:color w:val="C285FF"/>
       <w:shd w:val="clear" w:color="auto" w:fill="CCE8CC"/>
@@ -6068,6 +6779,7 @@
   </w:style>
   <w:style w:type="character" w:customStyle="1" w:styleId="ColorC285FFBgCCE0F5">
     <w:name w:val="ColorC285FFBgCCE0F5"/>
+    <w:semiHidden/>
     <w:rPr>
       <w:color w:val="C285FF"/>
       <w:shd w:val="clear" w:color="auto" w:fill="CCE0F5"/>
@@ -6075,6 +6787,7 @@
   </w:style>
   <w:style w:type="character" w:customStyle="1" w:styleId="ColorC285FFBgEBD6FF">
     <w:name w:val="ColorC285FFBgEBD6FF"/>
+    <w:semiHidden/>
     <w:rPr>
       <w:color w:val="C285FF"/>
       <w:shd w:val="clear" w:color="auto" w:fill="EBD6FF"/>
@@ -6082,6 +6795,7 @@
   </w:style>
   <w:style w:type="character" w:customStyle="1" w:styleId="ColorC285FFBgBBBBBB">
     <w:name w:val="ColorC285FFBgBBBBBB"/>
+    <w:semiHidden/>
     <w:rPr>
       <w:color w:val="C285FF"/>
       <w:shd w:val="clear" w:color="auto" w:fill="BBBBBB"/>
@@ -6089,6 +6803,7 @@
   </w:style>
   <w:style w:type="character" w:customStyle="1" w:styleId="ColorC285FFBgF06666">
     <w:name w:val="ColorC285FFBgF06666"/>
+    <w:semiHidden/>
     <w:rPr>
       <w:color w:val="C285FF"/>
       <w:shd w:val="clear" w:color="auto" w:fill="F06666"/>
@@ -6096,6 +6811,7 @@
   </w:style>
   <w:style w:type="character" w:customStyle="1" w:styleId="ColorC285FFBgFFC266">
     <w:name w:val="ColorC285FFBgFFC266"/>
+    <w:semiHidden/>
     <w:rPr>
       <w:color w:val="C285FF"/>
       <w:shd w:val="clear" w:color="auto" w:fill="FFC266"/>
@@ -6103,6 +6819,7 @@
   </w:style>
   <w:style w:type="character" w:customStyle="1" w:styleId="ColorC285FFBgFFFF66">
     <w:name w:val="ColorC285FFBgFFFF66"/>
+    <w:semiHidden/>
     <w:rPr>
       <w:color w:val="C285FF"/>
       <w:shd w:val="clear" w:color="auto" w:fill="FFFF66"/>
@@ -6110,6 +6827,7 @@
   </w:style>
   <w:style w:type="character" w:customStyle="1" w:styleId="ColorC285FFBg66B966">
     <w:name w:val="ColorC285FFBg66B966"/>
+    <w:semiHidden/>
     <w:rPr>
       <w:color w:val="C285FF"/>
       <w:shd w:val="clear" w:color="auto" w:fill="66B966"/>
@@ -6117,6 +6835,7 @@
   </w:style>
   <w:style w:type="character" w:customStyle="1" w:styleId="ColorC285FFBg66A3E0">
     <w:name w:val="ColorC285FFBg66A3E0"/>
+    <w:semiHidden/>
     <w:rPr>
       <w:color w:val="C285FF"/>
       <w:shd w:val="clear" w:color="auto" w:fill="66A3E0"/>
@@ -6124,6 +6843,7 @@
   </w:style>
   <w:style w:type="character" w:customStyle="1" w:styleId="ColorC285FFBgC285FF">
     <w:name w:val="ColorC285FFBgC285FF"/>
+    <w:semiHidden/>
     <w:rPr>
       <w:color w:val="C285FF"/>
       <w:shd w:val="clear" w:color="auto" w:fill="C285FF"/>
@@ -6131,6 +6851,7 @@
   </w:style>
   <w:style w:type="character" w:customStyle="1" w:styleId="ColorC285FFBg888888">
     <w:name w:val="ColorC285FFBg888888"/>
+    <w:semiHidden/>
     <w:rPr>
       <w:color w:val="C285FF"/>
       <w:shd w:val="clear" w:color="auto" w:fill="888888"/>
@@ -6138,6 +6859,7 @@
   </w:style>
   <w:style w:type="character" w:customStyle="1" w:styleId="ColorC285FFBgA10000">
     <w:name w:val="ColorC285FFBgA10000"/>
+    <w:semiHidden/>
     <w:rPr>
       <w:color w:val="C285FF"/>
       <w:shd w:val="clear" w:color="auto" w:fill="A10000"/>
@@ -6145,6 +6867,7 @@
   </w:style>
   <w:style w:type="character" w:customStyle="1" w:styleId="ColorC285FFBgB26B00">
     <w:name w:val="ColorC285FFBgB26B00"/>
+    <w:semiHidden/>
     <w:rPr>
       <w:color w:val="C285FF"/>
       <w:shd w:val="clear" w:color="auto" w:fill="B26B00"/>
@@ -6152,6 +6875,7 @@
   </w:style>
   <w:style w:type="character" w:customStyle="1" w:styleId="ColorC285FFBgB2B200">
     <w:name w:val="ColorC285FFBgB2B200"/>
+    <w:semiHidden/>
     <w:rPr>
       <w:color w:val="C285FF"/>
       <w:shd w:val="clear" w:color="auto" w:fill="B2B200"/>
@@ -6159,6 +6883,7 @@
   </w:style>
   <w:style w:type="character" w:customStyle="1" w:styleId="ColorC285FFBg006100">
     <w:name w:val="ColorC285FFBg006100"/>
+    <w:semiHidden/>
     <w:rPr>
       <w:color w:val="C285FF"/>
       <w:shd w:val="clear" w:color="auto" w:fill="006100"/>
@@ -6166,6 +6891,7 @@
   </w:style>
   <w:style w:type="character" w:customStyle="1" w:styleId="ColorC285FFBg0047B2">
     <w:name w:val="ColorC285FFBg0047B2"/>
+    <w:semiHidden/>
     <w:rPr>
       <w:color w:val="C285FF"/>
       <w:shd w:val="clear" w:color="auto" w:fill="0047B2"/>
@@ -6173,6 +6899,7 @@
   </w:style>
   <w:style w:type="character" w:customStyle="1" w:styleId="ColorC285FFBg6B24B2">
     <w:name w:val="ColorC285FFBg6B24B2"/>
+    <w:semiHidden/>
     <w:rPr>
       <w:color w:val="C285FF"/>
       <w:shd w:val="clear" w:color="auto" w:fill="6B24B2"/>
@@ -6180,6 +6907,7 @@
   </w:style>
   <w:style w:type="character" w:customStyle="1" w:styleId="ColorC285FFBg444444">
     <w:name w:val="ColorC285FFBg444444"/>
+    <w:semiHidden/>
     <w:rPr>
       <w:color w:val="C285FF"/>
       <w:shd w:val="clear" w:color="auto" w:fill="444444"/>
@@ -6187,6 +6915,7 @@
   </w:style>
   <w:style w:type="character" w:customStyle="1" w:styleId="ColorC285FFBg5C0000">
     <w:name w:val="ColorC285FFBg5C0000"/>
+    <w:semiHidden/>
     <w:rPr>
       <w:color w:val="C285FF"/>
       <w:shd w:val="clear" w:color="auto" w:fill="5C0000"/>
@@ -6194,6 +6923,7 @@
   </w:style>
   <w:style w:type="character" w:customStyle="1" w:styleId="ColorC285FFBg663D00">
     <w:name w:val="ColorC285FFBg663D00"/>
+    <w:semiHidden/>
     <w:rPr>
       <w:color w:val="C285FF"/>
       <w:shd w:val="clear" w:color="auto" w:fill="663D00"/>
@@ -6201,6 +6931,7 @@
   </w:style>
   <w:style w:type="character" w:customStyle="1" w:styleId="ColorC285FFBg666600">
     <w:name w:val="ColorC285FFBg666600"/>
+    <w:semiHidden/>
     <w:rPr>
       <w:color w:val="C285FF"/>
       <w:shd w:val="clear" w:color="auto" w:fill="666600"/>
@@ -6208,6 +6939,7 @@
   </w:style>
   <w:style w:type="character" w:customStyle="1" w:styleId="ColorC285FFBg003700">
     <w:name w:val="ColorC285FFBg003700"/>
+    <w:semiHidden/>
     <w:rPr>
       <w:color w:val="C285FF"/>
       <w:shd w:val="clear" w:color="auto" w:fill="003700"/>
@@ -6215,6 +6947,7 @@
   </w:style>
   <w:style w:type="character" w:customStyle="1" w:styleId="ColorC285FFBg002966">
     <w:name w:val="ColorC285FFBg002966"/>
+    <w:semiHidden/>
     <w:rPr>
       <w:color w:val="C285FF"/>
       <w:shd w:val="clear" w:color="auto" w:fill="002966"/>
@@ -6222,6 +6955,7 @@
   </w:style>
   <w:style w:type="character" w:customStyle="1" w:styleId="ColorC285FFBg3D1466">
     <w:name w:val="ColorC285FFBg3D1466"/>
+    <w:semiHidden/>
     <w:rPr>
       <w:color w:val="C285FF"/>
       <w:shd w:val="clear" w:color="auto" w:fill="3D1466"/>
@@ -6229,12 +6963,14 @@
   </w:style>
   <w:style w:type="character" w:customStyle="1" w:styleId="Color888888">
     <w:name w:val="Color888888"/>
+    <w:semiHidden/>
     <w:rPr>
       <w:color w:val="888888"/>
     </w:rPr>
   </w:style>
   <w:style w:type="character" w:customStyle="1" w:styleId="Color888888BgE60000">
     <w:name w:val="Color888888BgE60000"/>
+    <w:semiHidden/>
     <w:rPr>
       <w:color w:val="888888"/>
       <w:shd w:val="clear" w:color="auto" w:fill="E60000"/>
@@ -6242,6 +6978,7 @@
   </w:style>
   <w:style w:type="character" w:customStyle="1" w:styleId="Color888888BgFF9900">
     <w:name w:val="Color888888BgFF9900"/>
+    <w:semiHidden/>
     <w:rPr>
       <w:color w:val="888888"/>
       <w:shd w:val="clear" w:color="auto" w:fill="FF9900"/>
@@ -6249,6 +6986,7 @@
   </w:style>
   <w:style w:type="character" w:customStyle="1" w:styleId="Color888888BgFFFF00">
     <w:name w:val="Color888888BgFFFF00"/>
+    <w:semiHidden/>
     <w:rPr>
       <w:color w:val="888888"/>
       <w:shd w:val="clear" w:color="auto" w:fill="FFFF00"/>
@@ -6256,6 +6994,7 @@
   </w:style>
   <w:style w:type="character" w:customStyle="1" w:styleId="Color888888Bg008A00">
     <w:name w:val="Color888888Bg008A00"/>
+    <w:semiHidden/>
     <w:rPr>
       <w:color w:val="888888"/>
       <w:shd w:val="clear" w:color="auto" w:fill="008A00"/>
@@ -6263,6 +7002,7 @@
   </w:style>
   <w:style w:type="character" w:customStyle="1" w:styleId="Color888888Bg0066CC">
     <w:name w:val="Color888888Bg0066CC"/>
+    <w:semiHidden/>
     <w:rPr>
       <w:color w:val="888888"/>
       <w:shd w:val="clear" w:color="auto" w:fill="0066CC"/>
@@ -6270,6 +7010,7 @@
   </w:style>
   <w:style w:type="character" w:customStyle="1" w:styleId="Color888888Bg9933FF">
     <w:name w:val="Color888888Bg9933FF"/>
+    <w:semiHidden/>
     <w:rPr>
       <w:color w:val="888888"/>
       <w:shd w:val="clear" w:color="auto" w:fill="9933FF"/>
@@ -6277,6 +7018,7 @@
   </w:style>
   <w:style w:type="character" w:customStyle="1" w:styleId="Color888888BgFFFFFF">
     <w:name w:val="Color888888BgFFFFFF"/>
+    <w:semiHidden/>
     <w:rPr>
       <w:color w:val="888888"/>
       <w:shd w:val="clear" w:color="auto" w:fill="FFFFFF"/>
@@ -6284,6 +7026,7 @@
   </w:style>
   <w:style w:type="character" w:customStyle="1" w:styleId="Color888888BgFACCCC">
     <w:name w:val="Color888888BgFACCCC"/>
+    <w:semiHidden/>
     <w:rPr>
       <w:color w:val="888888"/>
       <w:shd w:val="clear" w:color="auto" w:fill="FACCCC"/>
@@ -6291,6 +7034,7 @@
   </w:style>
   <w:style w:type="character" w:customStyle="1" w:styleId="Color888888BgFFEBCC">
     <w:name w:val="Color888888BgFFEBCC"/>
+    <w:semiHidden/>
     <w:rPr>
       <w:color w:val="888888"/>
       <w:shd w:val="clear" w:color="auto" w:fill="FFEBCC"/>
@@ -6298,6 +7042,7 @@
   </w:style>
   <w:style w:type="character" w:customStyle="1" w:styleId="Color888888BgFFFFCC">
     <w:name w:val="Color888888BgFFFFCC"/>
+    <w:semiHidden/>
     <w:rPr>
       <w:color w:val="888888"/>
       <w:shd w:val="clear" w:color="auto" w:fill="FFFFCC"/>
@@ -6305,6 +7050,7 @@
   </w:style>
   <w:style w:type="character" w:customStyle="1" w:styleId="Color888888BgCCE8CC">
     <w:name w:val="Color888888BgCCE8CC"/>
+    <w:semiHidden/>
     <w:rPr>
       <w:color w:val="888888"/>
       <w:shd w:val="clear" w:color="auto" w:fill="CCE8CC"/>
@@ -6312,6 +7058,7 @@
   </w:style>
   <w:style w:type="character" w:customStyle="1" w:styleId="Color888888BgCCE0F5">
     <w:name w:val="Color888888BgCCE0F5"/>
+    <w:semiHidden/>
     <w:rPr>
       <w:color w:val="888888"/>
       <w:shd w:val="clear" w:color="auto" w:fill="CCE0F5"/>
@@ -6319,6 +7066,7 @@
   </w:style>
   <w:style w:type="character" w:customStyle="1" w:styleId="Color888888BgEBD6FF">
     <w:name w:val="Color888888BgEBD6FF"/>
+    <w:semiHidden/>
     <w:rPr>
       <w:color w:val="888888"/>
       <w:shd w:val="clear" w:color="auto" w:fill="EBD6FF"/>
@@ -6326,6 +7074,7 @@
   </w:style>
   <w:style w:type="character" w:customStyle="1" w:styleId="Color888888BgBBBBBB">
     <w:name w:val="Color888888BgBBBBBB"/>
+    <w:semiHidden/>
     <w:rPr>
       <w:color w:val="888888"/>
       <w:shd w:val="clear" w:color="auto" w:fill="BBBBBB"/>
@@ -6333,6 +7082,7 @@
   </w:style>
   <w:style w:type="character" w:customStyle="1" w:styleId="Color888888BgF06666">
     <w:name w:val="Color888888BgF06666"/>
+    <w:semiHidden/>
     <w:rPr>
       <w:color w:val="888888"/>
       <w:shd w:val="clear" w:color="auto" w:fill="F06666"/>
@@ -6340,6 +7090,7 @@
   </w:style>
   <w:style w:type="character" w:customStyle="1" w:styleId="Color888888BgFFC266">
     <w:name w:val="Color888888BgFFC266"/>
+    <w:semiHidden/>
     <w:rPr>
       <w:color w:val="888888"/>
       <w:shd w:val="clear" w:color="auto" w:fill="FFC266"/>
@@ -6347,6 +7098,7 @@
   </w:style>
   <w:style w:type="character" w:customStyle="1" w:styleId="Color888888BgFFFF66">
     <w:name w:val="Color888888BgFFFF66"/>
+    <w:semiHidden/>
     <w:rPr>
       <w:color w:val="888888"/>
       <w:shd w:val="clear" w:color="auto" w:fill="FFFF66"/>
@@ -6354,6 +7106,7 @@
   </w:style>
   <w:style w:type="character" w:customStyle="1" w:styleId="Color888888Bg66B966">
     <w:name w:val="Color888888Bg66B966"/>
+    <w:semiHidden/>
     <w:rPr>
       <w:color w:val="888888"/>
       <w:shd w:val="clear" w:color="auto" w:fill="66B966"/>
@@ -6361,6 +7114,7 @@
   </w:style>
   <w:style w:type="character" w:customStyle="1" w:styleId="Color888888Bg66A3E0">
     <w:name w:val="Color888888Bg66A3E0"/>
+    <w:semiHidden/>
     <w:rPr>
       <w:color w:val="888888"/>
       <w:shd w:val="clear" w:color="auto" w:fill="66A3E0"/>
@@ -6368,6 +7122,7 @@
   </w:style>
   <w:style w:type="character" w:customStyle="1" w:styleId="Color888888BgC285FF">
     <w:name w:val="Color888888BgC285FF"/>
+    <w:semiHidden/>
     <w:rPr>
       <w:color w:val="888888"/>
       <w:shd w:val="clear" w:color="auto" w:fill="C285FF"/>
@@ -6375,6 +7130,7 @@
   </w:style>
   <w:style w:type="character" w:customStyle="1" w:styleId="Color888888Bg888888">
     <w:name w:val="Color888888Bg888888"/>
+    <w:semiHidden/>
     <w:rPr>
       <w:color w:val="888888"/>
       <w:shd w:val="clear" w:color="auto" w:fill="888888"/>
@@ -6382,6 +7138,7 @@
   </w:style>
   <w:style w:type="character" w:customStyle="1" w:styleId="Color888888BgA10000">
     <w:name w:val="Color888888BgA10000"/>
+    <w:semiHidden/>
     <w:rPr>
       <w:color w:val="888888"/>
       <w:shd w:val="clear" w:color="auto" w:fill="A10000"/>
@@ -6389,6 +7146,7 @@
   </w:style>
   <w:style w:type="character" w:customStyle="1" w:styleId="Color888888BgB26B00">
     <w:name w:val="Color888888BgB26B00"/>
+    <w:semiHidden/>
     <w:rPr>
       <w:color w:val="888888"/>
       <w:shd w:val="clear" w:color="auto" w:fill="B26B00"/>
@@ -6396,6 +7154,7 @@
   </w:style>
   <w:style w:type="character" w:customStyle="1" w:styleId="Color888888BgB2B200">
     <w:name w:val="Color888888BgB2B200"/>
+    <w:semiHidden/>
     <w:rPr>
       <w:color w:val="888888"/>
       <w:shd w:val="clear" w:color="auto" w:fill="B2B200"/>
@@ -6403,6 +7162,7 @@
   </w:style>
   <w:style w:type="character" w:customStyle="1" w:styleId="Color888888Bg006100">
     <w:name w:val="Color888888Bg006100"/>
+    <w:semiHidden/>
     <w:rPr>
       <w:color w:val="888888"/>
       <w:shd w:val="clear" w:color="auto" w:fill="006100"/>
@@ -6410,6 +7170,7 @@
   </w:style>
   <w:style w:type="character" w:customStyle="1" w:styleId="Color888888Bg0047B2">
     <w:name w:val="Color888888Bg0047B2"/>
+    <w:semiHidden/>
     <w:rPr>
       <w:color w:val="888888"/>
       <w:shd w:val="clear" w:color="auto" w:fill="0047B2"/>
@@ -6417,6 +7178,7 @@
   </w:style>
   <w:style w:type="character" w:customStyle="1" w:styleId="Color888888Bg6B24B2">
     <w:name w:val="Color888888Bg6B24B2"/>
+    <w:semiHidden/>
     <w:rPr>
       <w:color w:val="888888"/>
       <w:shd w:val="clear" w:color="auto" w:fill="6B24B2"/>
@@ -6424,6 +7186,7 @@
   </w:style>
   <w:style w:type="character" w:customStyle="1" w:styleId="Color888888Bg444444">
     <w:name w:val="Color888888Bg444444"/>
+    <w:semiHidden/>
     <w:rPr>
       <w:color w:val="888888"/>
       <w:shd w:val="clear" w:color="auto" w:fill="444444"/>
@@ -6431,6 +7194,7 @@
   </w:style>
   <w:style w:type="character" w:customStyle="1" w:styleId="Color888888Bg5C0000">
     <w:name w:val="Color888888Bg5C0000"/>
+    <w:semiHidden/>
     <w:rPr>
       <w:color w:val="888888"/>
       <w:shd w:val="clear" w:color="auto" w:fill="5C0000"/>
@@ -6438,6 +7202,7 @@
   </w:style>
   <w:style w:type="character" w:customStyle="1" w:styleId="Color888888Bg663D00">
     <w:name w:val="Color888888Bg663D00"/>
+    <w:semiHidden/>
     <w:rPr>
       <w:color w:val="888888"/>
       <w:shd w:val="clear" w:color="auto" w:fill="663D00"/>
@@ -6445,6 +7210,7 @@
   </w:style>
   <w:style w:type="character" w:customStyle="1" w:styleId="Color888888Bg666600">
     <w:name w:val="Color888888Bg666600"/>
+    <w:semiHidden/>
     <w:rPr>
       <w:color w:val="888888"/>
       <w:shd w:val="clear" w:color="auto" w:fill="666600"/>
@@ -6452,6 +7218,7 @@
   </w:style>
   <w:style w:type="character" w:customStyle="1" w:styleId="Color888888Bg003700">
     <w:name w:val="Color888888Bg003700"/>
+    <w:semiHidden/>
     <w:rPr>
       <w:color w:val="888888"/>
       <w:shd w:val="clear" w:color="auto" w:fill="003700"/>
@@ -6459,6 +7226,7 @@
   </w:style>
   <w:style w:type="character" w:customStyle="1" w:styleId="Color888888Bg002966">
     <w:name w:val="Color888888Bg002966"/>
+    <w:semiHidden/>
     <w:rPr>
       <w:color w:val="888888"/>
       <w:shd w:val="clear" w:color="auto" w:fill="002966"/>
@@ -6466,6 +7234,7 @@
   </w:style>
   <w:style w:type="character" w:customStyle="1" w:styleId="Color888888Bg3D1466">
     <w:name w:val="Color888888Bg3D1466"/>
+    <w:semiHidden/>
     <w:rPr>
       <w:color w:val="888888"/>
       <w:shd w:val="clear" w:color="auto" w:fill="3D1466"/>
@@ -6473,12 +7242,14 @@
   </w:style>
   <w:style w:type="character" w:customStyle="1" w:styleId="ColorA10000">
     <w:name w:val="ColorA10000"/>
+    <w:semiHidden/>
     <w:rPr>
       <w:color w:val="A10000"/>
     </w:rPr>
   </w:style>
   <w:style w:type="character" w:customStyle="1" w:styleId="ColorA10000BgE60000">
     <w:name w:val="ColorA10000BgE60000"/>
+    <w:semiHidden/>
     <w:rPr>
       <w:color w:val="A10000"/>
       <w:shd w:val="clear" w:color="auto" w:fill="E60000"/>
@@ -6486,6 +7257,7 @@
   </w:style>
   <w:style w:type="character" w:customStyle="1" w:styleId="ColorA10000BgFF9900">
     <w:name w:val="ColorA10000BgFF9900"/>
+    <w:semiHidden/>
     <w:rPr>
       <w:color w:val="A10000"/>
       <w:shd w:val="clear" w:color="auto" w:fill="FF9900"/>
@@ -6493,6 +7265,7 @@
   </w:style>
   <w:style w:type="character" w:customStyle="1" w:styleId="ColorA10000BgFFFF00">
     <w:name w:val="ColorA10000BgFFFF00"/>
+    <w:semiHidden/>
     <w:rPr>
       <w:color w:val="A10000"/>
       <w:shd w:val="clear" w:color="auto" w:fill="FFFF00"/>
@@ -6500,6 +7273,7 @@
   </w:style>
   <w:style w:type="character" w:customStyle="1" w:styleId="ColorA10000Bg008A00">
     <w:name w:val="ColorA10000Bg008A00"/>
+    <w:semiHidden/>
     <w:rPr>
       <w:color w:val="A10000"/>
       <w:shd w:val="clear" w:color="auto" w:fill="008A00"/>
@@ -6507,6 +7281,7 @@
   </w:style>
   <w:style w:type="character" w:customStyle="1" w:styleId="ColorA10000Bg0066CC">
     <w:name w:val="ColorA10000Bg0066CC"/>
+    <w:semiHidden/>
     <w:rPr>
       <w:color w:val="A10000"/>
       <w:shd w:val="clear" w:color="auto" w:fill="0066CC"/>
@@ -6514,6 +7289,7 @@
   </w:style>
   <w:style w:type="character" w:customStyle="1" w:styleId="ColorA10000Bg9933FF">
     <w:name w:val="ColorA10000Bg9933FF"/>
+    <w:semiHidden/>
     <w:rPr>
       <w:color w:val="A10000"/>
       <w:shd w:val="clear" w:color="auto" w:fill="9933FF"/>
@@ -6521,6 +7297,7 @@
   </w:style>
   <w:style w:type="character" w:customStyle="1" w:styleId="ColorA10000BgFFFFFF">
     <w:name w:val="ColorA10000BgFFFFFF"/>
+    <w:semiHidden/>
     <w:rPr>
       <w:color w:val="A10000"/>
       <w:shd w:val="clear" w:color="auto" w:fill="FFFFFF"/>
@@ -6528,6 +7305,7 @@
   </w:style>
   <w:style w:type="character" w:customStyle="1" w:styleId="ColorA10000BgFACCCC">
     <w:name w:val="ColorA10000BgFACCCC"/>
+    <w:semiHidden/>
     <w:rPr>
       <w:color w:val="A10000"/>
       <w:shd w:val="clear" w:color="auto" w:fill="FACCCC"/>
@@ -6535,6 +7313,7 @@
   </w:style>
   <w:style w:type="character" w:customStyle="1" w:styleId="ColorA10000BgFFEBCC">
     <w:name w:val="ColorA10000BgFFEBCC"/>
+    <w:semiHidden/>
     <w:rPr>
       <w:color w:val="A10000"/>
       <w:shd w:val="clear" w:color="auto" w:fill="FFEBCC"/>
@@ -6542,6 +7321,7 @@
   </w:style>
   <w:style w:type="character" w:customStyle="1" w:styleId="ColorA10000BgFFFFCC">
     <w:name w:val="ColorA10000BgFFFFCC"/>
+    <w:semiHidden/>
     <w:rPr>
       <w:color w:val="A10000"/>
       <w:shd w:val="clear" w:color="auto" w:fill="FFFFCC"/>
@@ -6549,6 +7329,7 @@
   </w:style>
   <w:style w:type="character" w:customStyle="1" w:styleId="ColorA10000BgCCE8CC">
     <w:name w:val="ColorA10000BgCCE8CC"/>
+    <w:semiHidden/>
     <w:rPr>
       <w:color w:val="A10000"/>
       <w:shd w:val="clear" w:color="auto" w:fill="CCE8CC"/>
@@ -6556,6 +7337,7 @@
   </w:style>
   <w:style w:type="character" w:customStyle="1" w:styleId="ColorA10000BgCCE0F5">
     <w:name w:val="ColorA10000BgCCE0F5"/>
+    <w:semiHidden/>
     <w:rPr>
       <w:color w:val="A10000"/>
       <w:shd w:val="clear" w:color="auto" w:fill="CCE0F5"/>
@@ -6563,6 +7345,7 @@
   </w:style>
   <w:style w:type="character" w:customStyle="1" w:styleId="ColorA10000BgEBD6FF">
     <w:name w:val="ColorA10000BgEBD6FF"/>
+    <w:semiHidden/>
     <w:rPr>
       <w:color w:val="A10000"/>
       <w:shd w:val="clear" w:color="auto" w:fill="EBD6FF"/>
@@ -6570,6 +7353,7 @@
   </w:style>
   <w:style w:type="character" w:customStyle="1" w:styleId="ColorA10000BgBBBBBB">
     <w:name w:val="ColorA10000BgBBBBBB"/>
+    <w:semiHidden/>
     <w:rPr>
       <w:color w:val="A10000"/>
       <w:shd w:val="clear" w:color="auto" w:fill="BBBBBB"/>
@@ -6577,6 +7361,7 @@
   </w:style>
   <w:style w:type="character" w:customStyle="1" w:styleId="ColorA10000BgF06666">
     <w:name w:val="ColorA10000BgF06666"/>
+    <w:semiHidden/>
     <w:rPr>
       <w:color w:val="A10000"/>
       <w:shd w:val="clear" w:color="auto" w:fill="F06666"/>
@@ -6584,6 +7369,7 @@
   </w:style>
   <w:style w:type="character" w:customStyle="1" w:styleId="ColorA10000BgFFC266">
     <w:name w:val="ColorA10000BgFFC266"/>
+    <w:semiHidden/>
     <w:rPr>
       <w:color w:val="A10000"/>
       <w:shd w:val="clear" w:color="auto" w:fill="FFC266"/>
@@ -6591,6 +7377,7 @@
   </w:style>
   <w:style w:type="character" w:customStyle="1" w:styleId="ColorA10000BgFFFF66">
     <w:name w:val="ColorA10000BgFFFF66"/>
+    <w:semiHidden/>
     <w:rPr>
       <w:color w:val="A10000"/>
       <w:shd w:val="clear" w:color="auto" w:fill="FFFF66"/>
@@ -6598,6 +7385,7 @@
   </w:style>
   <w:style w:type="character" w:customStyle="1" w:styleId="ColorA10000Bg66B966">
     <w:name w:val="ColorA10000Bg66B966"/>
+    <w:semiHidden/>
     <w:rPr>
       <w:color w:val="A10000"/>
       <w:shd w:val="clear" w:color="auto" w:fill="66B966"/>
@@ -6605,6 +7393,7 @@
   </w:style>
   <w:style w:type="character" w:customStyle="1" w:styleId="ColorA10000Bg66A3E0">
     <w:name w:val="ColorA10000Bg66A3E0"/>
+    <w:semiHidden/>
     <w:rPr>
       <w:color w:val="A10000"/>
       <w:shd w:val="clear" w:color="auto" w:fill="66A3E0"/>
@@ -6612,6 +7401,7 @@
   </w:style>
   <w:style w:type="character" w:customStyle="1" w:styleId="ColorA10000BgC285FF">
     <w:name w:val="ColorA10000BgC285FF"/>
+    <w:semiHidden/>
     <w:rPr>
       <w:color w:val="A10000"/>
       <w:shd w:val="clear" w:color="auto" w:fill="C285FF"/>
@@ -6619,6 +7409,7 @@
   </w:style>
   <w:style w:type="character" w:customStyle="1" w:styleId="ColorA10000Bg888888">
     <w:name w:val="ColorA10000Bg888888"/>
+    <w:semiHidden/>
     <w:rPr>
       <w:color w:val="A10000"/>
       <w:shd w:val="clear" w:color="auto" w:fill="888888"/>
@@ -6626,6 +7417,7 @@
   </w:style>
   <w:style w:type="character" w:customStyle="1" w:styleId="ColorA10000BgA10000">
     <w:name w:val="ColorA10000BgA10000"/>
+    <w:semiHidden/>
     <w:rPr>
       <w:color w:val="A10000"/>
       <w:shd w:val="clear" w:color="auto" w:fill="A10000"/>
@@ -6633,6 +7425,7 @@
   </w:style>
   <w:style w:type="character" w:customStyle="1" w:styleId="ColorA10000BgB26B00">
     <w:name w:val="ColorA10000BgB26B00"/>
+    <w:semiHidden/>
     <w:rPr>
       <w:color w:val="A10000"/>
       <w:shd w:val="clear" w:color="auto" w:fill="B26B00"/>
@@ -6640,6 +7433,7 @@
   </w:style>
   <w:style w:type="character" w:customStyle="1" w:styleId="ColorA10000BgB2B200">
     <w:name w:val="ColorA10000BgB2B200"/>
+    <w:semiHidden/>
     <w:rPr>
       <w:color w:val="A10000"/>
       <w:shd w:val="clear" w:color="auto" w:fill="B2B200"/>
@@ -6647,6 +7441,7 @@
   </w:style>
   <w:style w:type="character" w:customStyle="1" w:styleId="ColorA10000Bg006100">
     <w:name w:val="ColorA10000Bg006100"/>
+    <w:semiHidden/>
     <w:rPr>
       <w:color w:val="A10000"/>
       <w:shd w:val="clear" w:color="auto" w:fill="006100"/>
@@ -6654,6 +7449,7 @@
   </w:style>
   <w:style w:type="character" w:customStyle="1" w:styleId="ColorA10000Bg0047B2">
     <w:name w:val="ColorA10000Bg0047B2"/>
+    <w:semiHidden/>
     <w:rPr>
       <w:color w:val="A10000"/>
       <w:shd w:val="clear" w:color="auto" w:fill="0047B2"/>
@@ -6661,6 +7457,7 @@
   </w:style>
   <w:style w:type="character" w:customStyle="1" w:styleId="ColorA10000Bg6B24B2">
     <w:name w:val="ColorA10000Bg6B24B2"/>
+    <w:semiHidden/>
     <w:rPr>
       <w:color w:val="A10000"/>
       <w:shd w:val="clear" w:color="auto" w:fill="6B24B2"/>
@@ -6668,6 +7465,7 @@
   </w:style>
   <w:style w:type="character" w:customStyle="1" w:styleId="ColorA10000Bg444444">
     <w:name w:val="ColorA10000Bg444444"/>
+    <w:semiHidden/>
     <w:rPr>
       <w:color w:val="A10000"/>
       <w:shd w:val="clear" w:color="auto" w:fill="444444"/>
@@ -6675,6 +7473,7 @@
   </w:style>
   <w:style w:type="character" w:customStyle="1" w:styleId="ColorA10000Bg5C0000">
     <w:name w:val="ColorA10000Bg5C0000"/>
+    <w:semiHidden/>
     <w:rPr>
       <w:color w:val="A10000"/>
       <w:shd w:val="clear" w:color="auto" w:fill="5C0000"/>
@@ -6682,6 +7481,7 @@
   </w:style>
   <w:style w:type="character" w:customStyle="1" w:styleId="ColorA10000Bg663D00">
     <w:name w:val="ColorA10000Bg663D00"/>
+    <w:semiHidden/>
     <w:rPr>
       <w:color w:val="A10000"/>
       <w:shd w:val="clear" w:color="auto" w:fill="663D00"/>
@@ -6689,6 +7489,7 @@
   </w:style>
   <w:style w:type="character" w:customStyle="1" w:styleId="ColorA10000Bg666600">
     <w:name w:val="ColorA10000Bg666600"/>
+    <w:semiHidden/>
     <w:rPr>
       <w:color w:val="A10000"/>
       <w:shd w:val="clear" w:color="auto" w:fill="666600"/>
@@ -6696,6 +7497,7 @@
   </w:style>
   <w:style w:type="character" w:customStyle="1" w:styleId="ColorA10000Bg003700">
     <w:name w:val="ColorA10000Bg003700"/>
+    <w:semiHidden/>
     <w:rPr>
       <w:color w:val="A10000"/>
       <w:shd w:val="clear" w:color="auto" w:fill="003700"/>
@@ -6703,6 +7505,7 @@
   </w:style>
   <w:style w:type="character" w:customStyle="1" w:styleId="ColorA10000Bg002966">
     <w:name w:val="ColorA10000Bg002966"/>
+    <w:semiHidden/>
     <w:rPr>
       <w:color w:val="A10000"/>
       <w:shd w:val="clear" w:color="auto" w:fill="002966"/>
@@ -6710,6 +7513,7 @@
   </w:style>
   <w:style w:type="character" w:customStyle="1" w:styleId="ColorA10000Bg3D1466">
     <w:name w:val="ColorA10000Bg3D1466"/>
+    <w:semiHidden/>
     <w:rPr>
       <w:color w:val="A10000"/>
       <w:shd w:val="clear" w:color="auto" w:fill="3D1466"/>
@@ -6717,12 +7521,14 @@
   </w:style>
   <w:style w:type="character" w:customStyle="1" w:styleId="ColorB26B00">
     <w:name w:val="ColorB26B00"/>
+    <w:semiHidden/>
     <w:rPr>
       <w:color w:val="B26B00"/>
     </w:rPr>
   </w:style>
   <w:style w:type="character" w:customStyle="1" w:styleId="ColorB26B00BgE60000">
     <w:name w:val="ColorB26B00BgE60000"/>
+    <w:semiHidden/>
     <w:rPr>
       <w:color w:val="B26B00"/>
       <w:shd w:val="clear" w:color="auto" w:fill="E60000"/>
@@ -6730,6 +7536,7 @@
   </w:style>
   <w:style w:type="character" w:customStyle="1" w:styleId="ColorB26B00BgFF9900">
     <w:name w:val="ColorB26B00BgFF9900"/>
+    <w:semiHidden/>
     <w:rPr>
       <w:color w:val="B26B00"/>
       <w:shd w:val="clear" w:color="auto" w:fill="FF9900"/>
@@ -6737,6 +7544,7 @@
   </w:style>
   <w:style w:type="character" w:customStyle="1" w:styleId="ColorB26B00BgFFFF00">
     <w:name w:val="ColorB26B00BgFFFF00"/>
+    <w:semiHidden/>
     <w:rPr>
       <w:color w:val="B26B00"/>
       <w:shd w:val="clear" w:color="auto" w:fill="FFFF00"/>
@@ -6744,6 +7552,7 @@
   </w:style>
   <w:style w:type="character" w:customStyle="1" w:styleId="ColorB26B00Bg008A00">
     <w:name w:val="ColorB26B00Bg008A00"/>
+    <w:semiHidden/>
     <w:rPr>
       <w:color w:val="B26B00"/>
       <w:shd w:val="clear" w:color="auto" w:fill="008A00"/>
@@ -6751,6 +7560,7 @@
   </w:style>
   <w:style w:type="character" w:customStyle="1" w:styleId="ColorB26B00Bg0066CC">
     <w:name w:val="ColorB26B00Bg0066CC"/>
+    <w:semiHidden/>
     <w:rPr>
       <w:color w:val="B26B00"/>
       <w:shd w:val="clear" w:color="auto" w:fill="0066CC"/>
@@ -6758,6 +7568,7 @@
   </w:style>
   <w:style w:type="character" w:customStyle="1" w:styleId="ColorB26B00Bg9933FF">
     <w:name w:val="ColorB26B00Bg9933FF"/>
+    <w:semiHidden/>
     <w:rPr>
       <w:color w:val="B26B00"/>
       <w:shd w:val="clear" w:color="auto" w:fill="9933FF"/>
@@ -6765,6 +7576,7 @@
   </w:style>
   <w:style w:type="character" w:customStyle="1" w:styleId="ColorB26B00BgFFFFFF">
     <w:name w:val="ColorB26B00BgFFFFFF"/>
+    <w:semiHidden/>
     <w:rPr>
       <w:color w:val="B26B00"/>
       <w:shd w:val="clear" w:color="auto" w:fill="FFFFFF"/>
@@ -6772,6 +7584,7 @@
   </w:style>
   <w:style w:type="character" w:customStyle="1" w:styleId="ColorB26B00BgFACCCC">
     <w:name w:val="ColorB26B00BgFACCCC"/>
+    <w:semiHidden/>
     <w:rPr>
       <w:color w:val="B26B00"/>
       <w:shd w:val="clear" w:color="auto" w:fill="FACCCC"/>
@@ -6779,6 +7592,7 @@
   </w:style>
   <w:style w:type="character" w:customStyle="1" w:styleId="ColorB26B00BgFFEBCC">
     <w:name w:val="ColorB26B00BgFFEBCC"/>
+    <w:semiHidden/>
     <w:rPr>
       <w:color w:val="B26B00"/>
       <w:shd w:val="clear" w:color="auto" w:fill="FFEBCC"/>
@@ -6786,6 +7600,7 @@
   </w:style>
   <w:style w:type="character" w:customStyle="1" w:styleId="ColorB26B00BgFFFFCC">
     <w:name w:val="ColorB26B00BgFFFFCC"/>
+    <w:semiHidden/>
     <w:rPr>
       <w:color w:val="B26B00"/>
       <w:shd w:val="clear" w:color="auto" w:fill="FFFFCC"/>
@@ -6793,6 +7608,7 @@
   </w:style>
   <w:style w:type="character" w:customStyle="1" w:styleId="ColorB26B00BgCCE8CC">
     <w:name w:val="ColorB26B00BgCCE8CC"/>
+    <w:semiHidden/>
     <w:rPr>
       <w:color w:val="B26B00"/>
       <w:shd w:val="clear" w:color="auto" w:fill="CCE8CC"/>
@@ -6800,6 +7616,7 @@
   </w:style>
   <w:style w:type="character" w:customStyle="1" w:styleId="ColorB26B00BgCCE0F5">
     <w:name w:val="ColorB26B00BgCCE0F5"/>
+    <w:semiHidden/>
     <w:rPr>
       <w:color w:val="B26B00"/>
       <w:shd w:val="clear" w:color="auto" w:fill="CCE0F5"/>
@@ -6807,6 +7624,7 @@
   </w:style>
   <w:style w:type="character" w:customStyle="1" w:styleId="ColorB26B00BgEBD6FF">
     <w:name w:val="ColorB26B00BgEBD6FF"/>
+    <w:semiHidden/>
     <w:rPr>
       <w:color w:val="B26B00"/>
       <w:shd w:val="clear" w:color="auto" w:fill="EBD6FF"/>
@@ -6814,6 +7632,7 @@
   </w:style>
   <w:style w:type="character" w:customStyle="1" w:styleId="ColorB26B00BgBBBBBB">
     <w:name w:val="ColorB26B00BgBBBBBB"/>
+    <w:semiHidden/>
     <w:rPr>
       <w:color w:val="B26B00"/>
       <w:shd w:val="clear" w:color="auto" w:fill="BBBBBB"/>
@@ -6821,6 +7640,7 @@
   </w:style>
   <w:style w:type="character" w:customStyle="1" w:styleId="ColorB26B00BgF06666">
     <w:name w:val="ColorB26B00BgF06666"/>
+    <w:semiHidden/>
     <w:rPr>
       <w:color w:val="B26B00"/>
       <w:shd w:val="clear" w:color="auto" w:fill="F06666"/>
@@ -6828,6 +7648,7 @@
   </w:style>
   <w:style w:type="character" w:customStyle="1" w:styleId="ColorB26B00BgFFC266">
     <w:name w:val="ColorB26B00BgFFC266"/>
+    <w:semiHidden/>
     <w:rPr>
       <w:color w:val="B26B00"/>
       <w:shd w:val="clear" w:color="auto" w:fill="FFC266"/>
@@ -6835,6 +7656,7 @@
   </w:style>
   <w:style w:type="character" w:customStyle="1" w:styleId="ColorB26B00BgFFFF66">
     <w:name w:val="ColorB26B00BgFFFF66"/>
+    <w:semiHidden/>
     <w:rPr>
       <w:color w:val="B26B00"/>
       <w:shd w:val="clear" w:color="auto" w:fill="FFFF66"/>
@@ -6842,6 +7664,7 @@
   </w:style>
   <w:style w:type="character" w:customStyle="1" w:styleId="ColorB26B00Bg66B966">
     <w:name w:val="ColorB26B00Bg66B966"/>
+    <w:semiHidden/>
     <w:rPr>
       <w:color w:val="B26B00"/>
       <w:shd w:val="clear" w:color="auto" w:fill="66B966"/>
@@ -6849,6 +7672,7 @@
   </w:style>
   <w:style w:type="character" w:customStyle="1" w:styleId="ColorB26B00Bg66A3E0">
     <w:name w:val="ColorB26B00Bg66A3E0"/>
+    <w:semiHidden/>
     <w:rPr>
       <w:color w:val="B26B00"/>
       <w:shd w:val="clear" w:color="auto" w:fill="66A3E0"/>
@@ -6856,6 +7680,7 @@
   </w:style>
   <w:style w:type="character" w:customStyle="1" w:styleId="ColorB26B00BgC285FF">
     <w:name w:val="ColorB26B00BgC285FF"/>
+    <w:semiHidden/>
     <w:rPr>
       <w:color w:val="B26B00"/>
       <w:shd w:val="clear" w:color="auto" w:fill="C285FF"/>
@@ -6863,6 +7688,7 @@
   </w:style>
   <w:style w:type="character" w:customStyle="1" w:styleId="ColorB26B00Bg888888">
     <w:name w:val="ColorB26B00Bg888888"/>
+    <w:semiHidden/>
     <w:rPr>
       <w:color w:val="B26B00"/>
       <w:shd w:val="clear" w:color="auto" w:fill="888888"/>
@@ -6870,6 +7696,7 @@
   </w:style>
   <w:style w:type="character" w:customStyle="1" w:styleId="ColorB26B00BgA10000">
     <w:name w:val="ColorB26B00BgA10000"/>
+    <w:semiHidden/>
     <w:rPr>
       <w:color w:val="B26B00"/>
       <w:shd w:val="clear" w:color="auto" w:fill="A10000"/>
@@ -6877,6 +7704,7 @@
   </w:style>
   <w:style w:type="character" w:customStyle="1" w:styleId="ColorB26B00BgB26B00">
     <w:name w:val="ColorB26B00BgB26B00"/>
+    <w:semiHidden/>
     <w:rPr>
       <w:color w:val="B26B00"/>
       <w:shd w:val="clear" w:color="auto" w:fill="B26B00"/>
@@ -6884,6 +7712,7 @@
   </w:style>
   <w:style w:type="character" w:customStyle="1" w:styleId="ColorB26B00BgB2B200">
     <w:name w:val="ColorB26B00BgB2B200"/>
+    <w:semiHidden/>
     <w:rPr>
       <w:color w:val="B26B00"/>
       <w:shd w:val="clear" w:color="auto" w:fill="B2B200"/>
@@ -6891,6 +7720,7 @@
   </w:style>
   <w:style w:type="character" w:customStyle="1" w:styleId="ColorB26B00Bg006100">
     <w:name w:val="ColorB26B00Bg006100"/>
+    <w:semiHidden/>
     <w:rPr>
       <w:color w:val="B26B00"/>
       <w:shd w:val="clear" w:color="auto" w:fill="006100"/>
@@ -6898,6 +7728,7 @@
   </w:style>
   <w:style w:type="character" w:customStyle="1" w:styleId="ColorB26B00Bg0047B2">
     <w:name w:val="ColorB26B00Bg0047B2"/>
+    <w:semiHidden/>
     <w:rPr>
       <w:color w:val="B26B00"/>
       <w:shd w:val="clear" w:color="auto" w:fill="0047B2"/>
@@ -6905,6 +7736,7 @@
   </w:style>
   <w:style w:type="character" w:customStyle="1" w:styleId="ColorB26B00Bg6B24B2">
     <w:name w:val="ColorB26B00Bg6B24B2"/>
+    <w:semiHidden/>
     <w:rPr>
       <w:color w:val="B26B00"/>
       <w:shd w:val="clear" w:color="auto" w:fill="6B24B2"/>
@@ -6912,6 +7744,7 @@
   </w:style>
   <w:style w:type="character" w:customStyle="1" w:styleId="ColorB26B00Bg444444">
     <w:name w:val="ColorB26B00Bg444444"/>
+    <w:semiHidden/>
     <w:rPr>
       <w:color w:val="B26B00"/>
       <w:shd w:val="clear" w:color="auto" w:fill="444444"/>
@@ -6919,6 +7752,7 @@
   </w:style>
   <w:style w:type="character" w:customStyle="1" w:styleId="ColorB26B00Bg5C0000">
     <w:name w:val="ColorB26B00Bg5C0000"/>
+    <w:semiHidden/>
     <w:rPr>
       <w:color w:val="B26B00"/>
       <w:shd w:val="clear" w:color="auto" w:fill="5C0000"/>
@@ -6926,6 +7760,7 @@
   </w:style>
   <w:style w:type="character" w:customStyle="1" w:styleId="ColorB26B00Bg663D00">
     <w:name w:val="ColorB26B00Bg663D00"/>
+    <w:semiHidden/>
     <w:rPr>
       <w:color w:val="B26B00"/>
       <w:shd w:val="clear" w:color="auto" w:fill="663D00"/>
@@ -6933,6 +7768,7 @@
   </w:style>
   <w:style w:type="character" w:customStyle="1" w:styleId="ColorB26B00Bg666600">
     <w:name w:val="ColorB26B00Bg666600"/>
+    <w:semiHidden/>
     <w:rPr>
       <w:color w:val="B26B00"/>
       <w:shd w:val="clear" w:color="auto" w:fill="666600"/>
@@ -6940,6 +7776,7 @@
   </w:style>
   <w:style w:type="character" w:customStyle="1" w:styleId="ColorB26B00Bg003700">
     <w:name w:val="ColorB26B00Bg003700"/>
+    <w:semiHidden/>
     <w:rPr>
       <w:color w:val="B26B00"/>
       <w:shd w:val="clear" w:color="auto" w:fill="003700"/>
@@ -6947,6 +7784,7 @@
   </w:style>
   <w:style w:type="character" w:customStyle="1" w:styleId="ColorB26B00Bg002966">
     <w:name w:val="ColorB26B00Bg002966"/>
+    <w:semiHidden/>
     <w:rPr>
       <w:color w:val="B26B00"/>
       <w:shd w:val="clear" w:color="auto" w:fill="002966"/>
@@ -6954,6 +7792,7 @@
   </w:style>
   <w:style w:type="character" w:customStyle="1" w:styleId="ColorB26B00Bg3D1466">
     <w:name w:val="ColorB26B00Bg3D1466"/>
+    <w:semiHidden/>
     <w:rPr>
       <w:color w:val="B26B00"/>
       <w:shd w:val="clear" w:color="auto" w:fill="3D1466"/>
@@ -6961,12 +7800,14 @@
   </w:style>
   <w:style w:type="character" w:customStyle="1" w:styleId="ColorB2B200">
     <w:name w:val="ColorB2B200"/>
+    <w:semiHidden/>
     <w:rPr>
       <w:color w:val="B2B200"/>
     </w:rPr>
   </w:style>
   <w:style w:type="character" w:customStyle="1" w:styleId="ColorB2B200BgE60000">
     <w:name w:val="ColorB2B200BgE60000"/>
+    <w:semiHidden/>
     <w:rPr>
       <w:color w:val="B2B200"/>
       <w:shd w:val="clear" w:color="auto" w:fill="E60000"/>
@@ -6974,6 +7815,7 @@
   </w:style>
   <w:style w:type="character" w:customStyle="1" w:styleId="ColorB2B200BgFF9900">
     <w:name w:val="ColorB2B200BgFF9900"/>
+    <w:semiHidden/>
     <w:rPr>
       <w:color w:val="B2B200"/>
       <w:shd w:val="clear" w:color="auto" w:fill="FF9900"/>
@@ -6981,6 +7823,7 @@
   </w:style>
   <w:style w:type="character" w:customStyle="1" w:styleId="ColorB2B200BgFFFF00">
     <w:name w:val="ColorB2B200BgFFFF00"/>
+    <w:semiHidden/>
     <w:rPr>
       <w:color w:val="B2B200"/>
       <w:shd w:val="clear" w:color="auto" w:fill="FFFF00"/>
@@ -6988,6 +7831,7 @@
   </w:style>
   <w:style w:type="character" w:customStyle="1" w:styleId="ColorB2B200Bg008A00">
     <w:name w:val="ColorB2B200Bg008A00"/>
+    <w:semiHidden/>
     <w:rPr>
       <w:color w:val="B2B200"/>
       <w:shd w:val="clear" w:color="auto" w:fill="008A00"/>
@@ -6995,6 +7839,7 @@
   </w:style>
   <w:style w:type="character" w:customStyle="1" w:styleId="ColorB2B200Bg0066CC">
     <w:name w:val="ColorB2B200Bg0066CC"/>
+    <w:semiHidden/>
     <w:rPr>
       <w:color w:val="B2B200"/>
       <w:shd w:val="clear" w:color="auto" w:fill="0066CC"/>
@@ -7002,6 +7847,7 @@
   </w:style>
   <w:style w:type="character" w:customStyle="1" w:styleId="ColorB2B200Bg9933FF">
     <w:name w:val="ColorB2B200Bg9933FF"/>
+    <w:semiHidden/>
     <w:rPr>
       <w:color w:val="B2B200"/>
       <w:shd w:val="clear" w:color="auto" w:fill="9933FF"/>
@@ -7009,6 +7855,7 @@
   </w:style>
   <w:style w:type="character" w:customStyle="1" w:styleId="ColorB2B200BgFFFFFF">
     <w:name w:val="ColorB2B200BgFFFFFF"/>
+    <w:semiHidden/>
     <w:rPr>
       <w:color w:val="B2B200"/>
       <w:shd w:val="clear" w:color="auto" w:fill="FFFFFF"/>
@@ -7016,6 +7863,7 @@
   </w:style>
   <w:style w:type="character" w:customStyle="1" w:styleId="ColorB2B200BgFACCCC">
     <w:name w:val="ColorB2B200BgFACCCC"/>
+    <w:semiHidden/>
     <w:rPr>
       <w:color w:val="B2B200"/>
       <w:shd w:val="clear" w:color="auto" w:fill="FACCCC"/>
@@ -7023,6 +7871,7 @@
   </w:style>
   <w:style w:type="character" w:customStyle="1" w:styleId="ColorB2B200BgFFEBCC">
     <w:name w:val="ColorB2B200BgFFEBCC"/>
+    <w:semiHidden/>
     <w:rPr>
       <w:color w:val="B2B200"/>
       <w:shd w:val="clear" w:color="auto" w:fill="FFEBCC"/>
@@ -7030,6 +7879,7 @@
   </w:style>
   <w:style w:type="character" w:customStyle="1" w:styleId="ColorB2B200BgFFFFCC">
     <w:name w:val="ColorB2B200BgFFFFCC"/>
+    <w:semiHidden/>
     <w:rPr>
       <w:color w:val="B2B200"/>
       <w:shd w:val="clear" w:color="auto" w:fill="FFFFCC"/>
@@ -7037,6 +7887,7 @@
   </w:style>
   <w:style w:type="character" w:customStyle="1" w:styleId="ColorB2B200BgCCE8CC">
     <w:name w:val="ColorB2B200BgCCE8CC"/>
+    <w:semiHidden/>
     <w:rPr>
       <w:color w:val="B2B200"/>
       <w:shd w:val="clear" w:color="auto" w:fill="CCE8CC"/>
@@ -7044,6 +7895,7 @@
   </w:style>
   <w:style w:type="character" w:customStyle="1" w:styleId="ColorB2B200BgCCE0F5">
     <w:name w:val="ColorB2B200BgCCE0F5"/>
+    <w:semiHidden/>
     <w:rPr>
       <w:color w:val="B2B200"/>
       <w:shd w:val="clear" w:color="auto" w:fill="CCE0F5"/>
@@ -7051,6 +7903,7 @@
   </w:style>
   <w:style w:type="character" w:customStyle="1" w:styleId="ColorB2B200BgEBD6FF">
     <w:name w:val="ColorB2B200BgEBD6FF"/>
+    <w:semiHidden/>
     <w:rPr>
       <w:color w:val="B2B200"/>
       <w:shd w:val="clear" w:color="auto" w:fill="EBD6FF"/>
@@ -7058,6 +7911,7 @@
   </w:style>
   <w:style w:type="character" w:customStyle="1" w:styleId="ColorB2B200BgBBBBBB">
     <w:name w:val="ColorB2B200BgBBBBBB"/>
+    <w:semiHidden/>
     <w:rPr>
       <w:color w:val="B2B200"/>
       <w:shd w:val="clear" w:color="auto" w:fill="BBBBBB"/>
@@ -7065,6 +7919,7 @@
   </w:style>
   <w:style w:type="character" w:customStyle="1" w:styleId="ColorB2B200BgF06666">
     <w:name w:val="ColorB2B200BgF06666"/>
+    <w:semiHidden/>
     <w:rPr>
       <w:color w:val="B2B200"/>
       <w:shd w:val="clear" w:color="auto" w:fill="F06666"/>
@@ -7072,6 +7927,7 @@
   </w:style>
   <w:style w:type="character" w:customStyle="1" w:styleId="ColorB2B200BgFFC266">
     <w:name w:val="ColorB2B200BgFFC266"/>
+    <w:semiHidden/>
     <w:rPr>
       <w:color w:val="B2B200"/>
       <w:shd w:val="clear" w:color="auto" w:fill="FFC266"/>
@@ -7079,6 +7935,7 @@
   </w:style>
   <w:style w:type="character" w:customStyle="1" w:styleId="ColorB2B200BgFFFF66">
     <w:name w:val="ColorB2B200BgFFFF66"/>
+    <w:semiHidden/>
     <w:rPr>
       <w:color w:val="B2B200"/>
       <w:shd w:val="clear" w:color="auto" w:fill="FFFF66"/>
@@ -7086,6 +7943,7 @@
   </w:style>
   <w:style w:type="character" w:customStyle="1" w:styleId="ColorB2B200Bg66B966">
     <w:name w:val="ColorB2B200Bg66B966"/>
+    <w:semiHidden/>
     <w:rPr>
       <w:color w:val="B2B200"/>
       <w:shd w:val="clear" w:color="auto" w:fill="66B966"/>
@@ -7093,6 +7951,7 @@
   </w:style>
   <w:style w:type="character" w:customStyle="1" w:styleId="ColorB2B200Bg66A3E0">
     <w:name w:val="ColorB2B200Bg66A3E0"/>
+    <w:semiHidden/>
     <w:rPr>
       <w:color w:val="B2B200"/>
       <w:shd w:val="clear" w:color="auto" w:fill="66A3E0"/>
@@ -7100,6 +7959,7 @@
   </w:style>
   <w:style w:type="character" w:customStyle="1" w:styleId="ColorB2B200BgC285FF">
     <w:name w:val="ColorB2B200BgC285FF"/>
+    <w:semiHidden/>
     <w:rPr>
       <w:color w:val="B2B200"/>
       <w:shd w:val="clear" w:color="auto" w:fill="C285FF"/>
@@ -7107,6 +7967,7 @@
   </w:style>
   <w:style w:type="character" w:customStyle="1" w:styleId="ColorB2B200Bg888888">
     <w:name w:val="ColorB2B200Bg888888"/>
+    <w:semiHidden/>
     <w:rPr>
       <w:color w:val="B2B200"/>
       <w:shd w:val="clear" w:color="auto" w:fill="888888"/>
@@ -7114,6 +7975,7 @@
   </w:style>
   <w:style w:type="character" w:customStyle="1" w:styleId="ColorB2B200BgA10000">
     <w:name w:val="ColorB2B200BgA10000"/>
+    <w:semiHidden/>
     <w:rPr>
       <w:color w:val="B2B200"/>
       <w:shd w:val="clear" w:color="auto" w:fill="A10000"/>
@@ -7121,6 +7983,7 @@
   </w:style>
   <w:style w:type="character" w:customStyle="1" w:styleId="ColorB2B200BgB26B00">
     <w:name w:val="ColorB2B200BgB26B00"/>
+    <w:semiHidden/>
     <w:rPr>
       <w:color w:val="B2B200"/>
       <w:shd w:val="clear" w:color="auto" w:fill="B26B00"/>
@@ -7128,6 +7991,7 @@
   </w:style>
   <w:style w:type="character" w:customStyle="1" w:styleId="ColorB2B200BgB2B200">
     <w:name w:val="ColorB2B200BgB2B200"/>
+    <w:semiHidden/>
     <w:rPr>
       <w:color w:val="B2B200"/>
       <w:shd w:val="clear" w:color="auto" w:fill="B2B200"/>
@@ -7135,6 +7999,7 @@
   </w:style>
   <w:style w:type="character" w:customStyle="1" w:styleId="ColorB2B200Bg006100">
     <w:name w:val="ColorB2B200Bg006100"/>
+    <w:semiHidden/>
     <w:rPr>
       <w:color w:val="B2B200"/>
       <w:shd w:val="clear" w:color="auto" w:fill="006100"/>
@@ -7142,6 +8007,7 @@
   </w:style>
   <w:style w:type="character" w:customStyle="1" w:styleId="ColorB2B200Bg0047B2">
     <w:name w:val="ColorB2B200Bg0047B2"/>
+    <w:semiHidden/>
     <w:rPr>
       <w:color w:val="B2B200"/>
       <w:shd w:val="clear" w:color="auto" w:fill="0047B2"/>
@@ -7149,6 +8015,7 @@
   </w:style>
   <w:style w:type="character" w:customStyle="1" w:styleId="ColorB2B200Bg6B24B2">
     <w:name w:val="ColorB2B200Bg6B24B2"/>
+    <w:semiHidden/>
     <w:rPr>
       <w:color w:val="B2B200"/>
       <w:shd w:val="clear" w:color="auto" w:fill="6B24B2"/>
@@ -7156,6 +8023,7 @@
   </w:style>
   <w:style w:type="character" w:customStyle="1" w:styleId="ColorB2B200Bg444444">
     <w:name w:val="ColorB2B200Bg444444"/>
+    <w:semiHidden/>
     <w:rPr>
       <w:color w:val="B2B200"/>
       <w:shd w:val="clear" w:color="auto" w:fill="444444"/>
@@ -7163,6 +8031,7 @@
   </w:style>
   <w:style w:type="character" w:customStyle="1" w:styleId="ColorB2B200Bg5C0000">
     <w:name w:val="ColorB2B200Bg5C0000"/>
+    <w:semiHidden/>
     <w:rPr>
       <w:color w:val="B2B200"/>
       <w:shd w:val="clear" w:color="auto" w:fill="5C0000"/>
@@ -7170,6 +8039,7 @@
   </w:style>
   <w:style w:type="character" w:customStyle="1" w:styleId="ColorB2B200Bg663D00">
     <w:name w:val="ColorB2B200Bg663D00"/>
+    <w:semiHidden/>
     <w:rPr>
       <w:color w:val="B2B200"/>
       <w:shd w:val="clear" w:color="auto" w:fill="663D00"/>
@@ -7177,6 +8047,7 @@
   </w:style>
   <w:style w:type="character" w:customStyle="1" w:styleId="ColorB2B200Bg666600">
     <w:name w:val="ColorB2B200Bg666600"/>
+    <w:semiHidden/>
     <w:rPr>
       <w:color w:val="B2B200"/>
       <w:shd w:val="clear" w:color="auto" w:fill="666600"/>
@@ -7184,6 +8055,7 @@
   </w:style>
   <w:style w:type="character" w:customStyle="1" w:styleId="ColorB2B200Bg003700">
     <w:name w:val="ColorB2B200Bg003700"/>
+    <w:semiHidden/>
     <w:rPr>
       <w:color w:val="B2B200"/>
       <w:shd w:val="clear" w:color="auto" w:fill="003700"/>
@@ -7191,6 +8063,7 @@
   </w:style>
   <w:style w:type="character" w:customStyle="1" w:styleId="ColorB2B200Bg002966">
     <w:name w:val="ColorB2B200Bg002966"/>
+    <w:semiHidden/>
     <w:rPr>
       <w:color w:val="B2B200"/>
       <w:shd w:val="clear" w:color="auto" w:fill="002966"/>
@@ -7198,6 +8071,7 @@
   </w:style>
   <w:style w:type="character" w:customStyle="1" w:styleId="ColorB2B200Bg3D1466">
     <w:name w:val="ColorB2B200Bg3D1466"/>
+    <w:semiHidden/>
     <w:rPr>
       <w:color w:val="B2B200"/>
       <w:shd w:val="clear" w:color="auto" w:fill="3D1466"/>
@@ -7205,12 +8079,14 @@
   </w:style>
   <w:style w:type="character" w:customStyle="1" w:styleId="Color006100">
     <w:name w:val="Color006100"/>
+    <w:semiHidden/>
     <w:rPr>
       <w:color w:val="006100"/>
     </w:rPr>
   </w:style>
   <w:style w:type="character" w:customStyle="1" w:styleId="Color006100BgE60000">
     <w:name w:val="Color006100BgE60000"/>
+    <w:semiHidden/>
     <w:rPr>
       <w:color w:val="006100"/>
       <w:shd w:val="clear" w:color="auto" w:fill="E60000"/>
@@ -7218,6 +8094,7 @@
   </w:style>
   <w:style w:type="character" w:customStyle="1" w:styleId="Color006100BgFF9900">
     <w:name w:val="Color006100BgFF9900"/>
+    <w:semiHidden/>
     <w:rPr>
       <w:color w:val="006100"/>
       <w:shd w:val="clear" w:color="auto" w:fill="FF9900"/>
@@ -7225,6 +8102,7 @@
   </w:style>
   <w:style w:type="character" w:customStyle="1" w:styleId="Color006100BgFFFF00">
     <w:name w:val="Color006100BgFFFF00"/>
+    <w:semiHidden/>
     <w:rPr>
       <w:color w:val="006100"/>
       <w:shd w:val="clear" w:color="auto" w:fill="FFFF00"/>
@@ -7232,6 +8110,7 @@
   </w:style>
   <w:style w:type="character" w:customStyle="1" w:styleId="Color006100Bg008A00">
     <w:name w:val="Color006100Bg008A00"/>
+    <w:semiHidden/>
     <w:rPr>
       <w:color w:val="006100"/>
       <w:shd w:val="clear" w:color="auto" w:fill="008A00"/>
@@ -7239,6 +8118,7 @@
   </w:style>
   <w:style w:type="character" w:customStyle="1" w:styleId="Color006100Bg0066CC">
     <w:name w:val="Color006100Bg0066CC"/>
+    <w:semiHidden/>
     <w:rPr>
       <w:color w:val="006100"/>
       <w:shd w:val="clear" w:color="auto" w:fill="0066CC"/>
@@ -7246,6 +8126,7 @@
   </w:style>
   <w:style w:type="character" w:customStyle="1" w:styleId="Color006100Bg9933FF">
     <w:name w:val="Color006100Bg9933FF"/>
+    <w:semiHidden/>
     <w:rPr>
       <w:color w:val="006100"/>
       <w:shd w:val="clear" w:color="auto" w:fill="9933FF"/>
@@ -7253,6 +8134,7 @@
   </w:style>
   <w:style w:type="character" w:customStyle="1" w:styleId="Color006100BgFFFFFF">
     <w:name w:val="Color006100BgFFFFFF"/>
+    <w:semiHidden/>
     <w:rPr>
       <w:color w:val="006100"/>
       <w:shd w:val="clear" w:color="auto" w:fill="FFFFFF"/>
@@ -7260,6 +8142,7 @@
   </w:style>
   <w:style w:type="character" w:customStyle="1" w:styleId="Color006100BgFACCCC">
     <w:name w:val="Color006100BgFACCCC"/>
+    <w:semiHidden/>
     <w:rPr>
       <w:color w:val="006100"/>
       <w:shd w:val="clear" w:color="auto" w:fill="FACCCC"/>
@@ -7267,6 +8150,7 @@
   </w:style>
   <w:style w:type="character" w:customStyle="1" w:styleId="Color006100BgFFEBCC">
     <w:name w:val="Color006100BgFFEBCC"/>
+    <w:semiHidden/>
     <w:rPr>
       <w:color w:val="006100"/>
       <w:shd w:val="clear" w:color="auto" w:fill="FFEBCC"/>
@@ -7274,6 +8158,7 @@
   </w:style>
   <w:style w:type="character" w:customStyle="1" w:styleId="Color006100BgFFFFCC">
     <w:name w:val="Color006100BgFFFFCC"/>
+    <w:semiHidden/>
     <w:rPr>
       <w:color w:val="006100"/>
       <w:shd w:val="clear" w:color="auto" w:fill="FFFFCC"/>
@@ -7281,6 +8166,7 @@
   </w:style>
   <w:style w:type="character" w:customStyle="1" w:styleId="Color006100BgCCE8CC">
     <w:name w:val="Color006100BgCCE8CC"/>
+    <w:semiHidden/>
     <w:rPr>
       <w:color w:val="006100"/>
       <w:shd w:val="clear" w:color="auto" w:fill="CCE8CC"/>
@@ -7288,6 +8174,7 @@
   </w:style>
   <w:style w:type="character" w:customStyle="1" w:styleId="Color006100BgCCE0F5">
     <w:name w:val="Color006100BgCCE0F5"/>
+    <w:semiHidden/>
     <w:rPr>
       <w:color w:val="006100"/>
       <w:shd w:val="clear" w:color="auto" w:fill="CCE0F5"/>
@@ -7295,6 +8182,7 @@
   </w:style>
   <w:style w:type="character" w:customStyle="1" w:styleId="Color006100BgEBD6FF">
     <w:name w:val="Color006100BgEBD6FF"/>
+    <w:semiHidden/>
     <w:rPr>
       <w:color w:val="006100"/>
       <w:shd w:val="clear" w:color="auto" w:fill="EBD6FF"/>
@@ -7302,6 +8190,7 @@
   </w:style>
   <w:style w:type="character" w:customStyle="1" w:styleId="Color006100BgBBBBBB">
     <w:name w:val="Color006100BgBBBBBB"/>
+    <w:semiHidden/>
     <w:rPr>
       <w:color w:val="006100"/>
       <w:shd w:val="clear" w:color="auto" w:fill="BBBBBB"/>
@@ -7309,6 +8198,7 @@
   </w:style>
   <w:style w:type="character" w:customStyle="1" w:styleId="Color006100BgF06666">
     <w:name w:val="Color006100BgF06666"/>
+    <w:semiHidden/>
     <w:rPr>
       <w:color w:val="006100"/>
       <w:shd w:val="clear" w:color="auto" w:fill="F06666"/>
@@ -7316,6 +8206,7 @@
   </w:style>
   <w:style w:type="character" w:customStyle="1" w:styleId="Color006100BgFFC266">
     <w:name w:val="Color006100BgFFC266"/>
+    <w:semiHidden/>
     <w:rPr>
       <w:color w:val="006100"/>
       <w:shd w:val="clear" w:color="auto" w:fill="FFC266"/>
@@ -7323,6 +8214,7 @@
   </w:style>
   <w:style w:type="character" w:customStyle="1" w:styleId="Color006100BgFFFF66">
     <w:name w:val="Color006100BgFFFF66"/>
+    <w:semiHidden/>
     <w:rPr>
       <w:color w:val="006100"/>
       <w:shd w:val="clear" w:color="auto" w:fill="FFFF66"/>
@@ -7330,6 +8222,7 @@
   </w:style>
   <w:style w:type="character" w:customStyle="1" w:styleId="Color006100Bg66B966">
     <w:name w:val="Color006100Bg66B966"/>
+    <w:semiHidden/>
     <w:rPr>
       <w:color w:val="006100"/>
       <w:shd w:val="clear" w:color="auto" w:fill="66B966"/>
@@ -7337,6 +8230,7 @@
   </w:style>
   <w:style w:type="character" w:customStyle="1" w:styleId="Color006100Bg66A3E0">
     <w:name w:val="Color006100Bg66A3E0"/>
+    <w:semiHidden/>
     <w:rPr>
       <w:color w:val="006100"/>
       <w:shd w:val="clear" w:color="auto" w:fill="66A3E0"/>
@@ -7344,6 +8238,7 @@
   </w:style>
   <w:style w:type="character" w:customStyle="1" w:styleId="Color006100BgC285FF">
     <w:name w:val="Color006100BgC285FF"/>
+    <w:semiHidden/>
     <w:rPr>
       <w:color w:val="006100"/>
       <w:shd w:val="clear" w:color="auto" w:fill="C285FF"/>
@@ -7351,6 +8246,7 @@
   </w:style>
   <w:style w:type="character" w:customStyle="1" w:styleId="Color006100Bg888888">
     <w:name w:val="Color006100Bg888888"/>
+    <w:semiHidden/>
     <w:rPr>
       <w:color w:val="006100"/>
       <w:shd w:val="clear" w:color="auto" w:fill="888888"/>
@@ -7358,6 +8254,7 @@
   </w:style>
   <w:style w:type="character" w:customStyle="1" w:styleId="Color006100BgA10000">
     <w:name w:val="Color006100BgA10000"/>
+    <w:semiHidden/>
     <w:rPr>
       <w:color w:val="006100"/>
       <w:shd w:val="clear" w:color="auto" w:fill="A10000"/>
@@ -7365,6 +8262,7 @@
   </w:style>
   <w:style w:type="character" w:customStyle="1" w:styleId="Color006100BgB26B00">
     <w:name w:val="Color006100BgB26B00"/>
+    <w:semiHidden/>
     <w:rPr>
       <w:color w:val="006100"/>
       <w:shd w:val="clear" w:color="auto" w:fill="B26B00"/>
@@ -7372,6 +8270,7 @@
   </w:style>
   <w:style w:type="character" w:customStyle="1" w:styleId="Color006100BgB2B200">
     <w:name w:val="Color006100BgB2B200"/>
+    <w:semiHidden/>
     <w:rPr>
       <w:color w:val="006100"/>
       <w:shd w:val="clear" w:color="auto" w:fill="B2B200"/>
@@ -7379,6 +8278,7 @@
   </w:style>
   <w:style w:type="character" w:customStyle="1" w:styleId="Color006100Bg006100">
     <w:name w:val="Color006100Bg006100"/>
+    <w:semiHidden/>
     <w:rPr>
       <w:color w:val="006100"/>
       <w:shd w:val="clear" w:color="auto" w:fill="006100"/>
@@ -7386,6 +8286,7 @@
   </w:style>
   <w:style w:type="character" w:customStyle="1" w:styleId="Color006100Bg0047B2">
     <w:name w:val="Color006100Bg0047B2"/>
+    <w:semiHidden/>
     <w:rPr>
       <w:color w:val="006100"/>
       <w:shd w:val="clear" w:color="auto" w:fill="0047B2"/>
@@ -7393,6 +8294,7 @@
   </w:style>
   <w:style w:type="character" w:customStyle="1" w:styleId="Color006100Bg6B24B2">
     <w:name w:val="Color006100Bg6B24B2"/>
+    <w:semiHidden/>
     <w:rPr>
       <w:color w:val="006100"/>
       <w:shd w:val="clear" w:color="auto" w:fill="6B24B2"/>
@@ -7400,6 +8302,7 @@
   </w:style>
   <w:style w:type="character" w:customStyle="1" w:styleId="Color006100Bg444444">
     <w:name w:val="Color006100Bg444444"/>
+    <w:semiHidden/>
     <w:rPr>
       <w:color w:val="006100"/>
       <w:shd w:val="clear" w:color="auto" w:fill="444444"/>
@@ -7407,6 +8310,7 @@
   </w:style>
   <w:style w:type="character" w:customStyle="1" w:styleId="Color006100Bg5C0000">
     <w:name w:val="Color006100Bg5C0000"/>
+    <w:semiHidden/>
     <w:rPr>
       <w:color w:val="006100"/>
       <w:shd w:val="clear" w:color="auto" w:fill="5C0000"/>
@@ -7414,6 +8318,7 @@
   </w:style>
   <w:style w:type="character" w:customStyle="1" w:styleId="Color006100Bg663D00">
     <w:name w:val="Color006100Bg663D00"/>
+    <w:semiHidden/>
     <w:rPr>
       <w:color w:val="006100"/>
       <w:shd w:val="clear" w:color="auto" w:fill="663D00"/>
@@ -7421,6 +8326,7 @@
   </w:style>
   <w:style w:type="character" w:customStyle="1" w:styleId="Color006100Bg666600">
     <w:name w:val="Color006100Bg666600"/>
+    <w:semiHidden/>
     <w:rPr>
       <w:color w:val="006100"/>
       <w:shd w:val="clear" w:color="auto" w:fill="666600"/>
@@ -7428,6 +8334,7 @@
   </w:style>
   <w:style w:type="character" w:customStyle="1" w:styleId="Color006100Bg003700">
     <w:name w:val="Color006100Bg003700"/>
+    <w:semiHidden/>
     <w:rPr>
       <w:color w:val="006100"/>
       <w:shd w:val="clear" w:color="auto" w:fill="003700"/>
@@ -7435,6 +8342,7 @@
   </w:style>
   <w:style w:type="character" w:customStyle="1" w:styleId="Color006100Bg002966">
     <w:name w:val="Color006100Bg002966"/>
+    <w:semiHidden/>
     <w:rPr>
       <w:color w:val="006100"/>
       <w:shd w:val="clear" w:color="auto" w:fill="002966"/>
@@ -7442,6 +8350,7 @@
   </w:style>
   <w:style w:type="character" w:customStyle="1" w:styleId="Color006100Bg3D1466">
     <w:name w:val="Color006100Bg3D1466"/>
+    <w:semiHidden/>
     <w:rPr>
       <w:color w:val="006100"/>
       <w:shd w:val="clear" w:color="auto" w:fill="3D1466"/>
@@ -7449,12 +8358,14 @@
   </w:style>
   <w:style w:type="character" w:customStyle="1" w:styleId="Color0047B2">
     <w:name w:val="Color0047B2"/>
+    <w:semiHidden/>
     <w:rPr>
       <w:color w:val="0047B2"/>
     </w:rPr>
   </w:style>
   <w:style w:type="character" w:customStyle="1" w:styleId="Color0047B2BgE60000">
     <w:name w:val="Color0047B2BgE60000"/>
+    <w:semiHidden/>
     <w:rPr>
       <w:color w:val="0047B2"/>
       <w:shd w:val="clear" w:color="auto" w:fill="E60000"/>
@@ -7462,6 +8373,7 @@
   </w:style>
   <w:style w:type="character" w:customStyle="1" w:styleId="Color0047B2BgFF9900">
     <w:name w:val="Color0047B2BgFF9900"/>
+    <w:semiHidden/>
     <w:rPr>
       <w:color w:val="0047B2"/>
       <w:shd w:val="clear" w:color="auto" w:fill="FF9900"/>
@@ -7469,6 +8381,7 @@
   </w:style>
   <w:style w:type="character" w:customStyle="1" w:styleId="Color0047B2BgFFFF00">
     <w:name w:val="Color0047B2BgFFFF00"/>
+    <w:semiHidden/>
     <w:rPr>
       <w:color w:val="0047B2"/>
       <w:shd w:val="clear" w:color="auto" w:fill="FFFF00"/>
@@ -7476,6 +8389,7 @@
   </w:style>
   <w:style w:type="character" w:customStyle="1" w:styleId="Color0047B2Bg008A00">
     <w:name w:val="Color0047B2Bg008A00"/>
+    <w:semiHidden/>
     <w:rPr>
       <w:color w:val="0047B2"/>
       <w:shd w:val="clear" w:color="auto" w:fill="008A00"/>
@@ -7483,6 +8397,7 @@
   </w:style>
   <w:style w:type="character" w:customStyle="1" w:styleId="Color0047B2Bg0066CC">
     <w:name w:val="Color0047B2Bg0066CC"/>
+    <w:semiHidden/>
     <w:rPr>
       <w:color w:val="0047B2"/>
       <w:shd w:val="clear" w:color="auto" w:fill="0066CC"/>
@@ -7490,6 +8405,7 @@
   </w:style>
   <w:style w:type="character" w:customStyle="1" w:styleId="Color0047B2Bg9933FF">
     <w:name w:val="Color0047B2Bg9933FF"/>
+    <w:semiHidden/>
     <w:rPr>
       <w:color w:val="0047B2"/>
       <w:shd w:val="clear" w:color="auto" w:fill="9933FF"/>
@@ -7497,6 +8413,7 @@
   </w:style>
   <w:style w:type="character" w:customStyle="1" w:styleId="Color0047B2BgFFFFFF">
     <w:name w:val="Color0047B2BgFFFFFF"/>
+    <w:semiHidden/>
     <w:rPr>
       <w:color w:val="0047B2"/>
       <w:shd w:val="clear" w:color="auto" w:fill="FFFFFF"/>
@@ -7504,6 +8421,7 @@
   </w:style>
   <w:style w:type="character" w:customStyle="1" w:styleId="Color0047B2BgFACCCC">
     <w:name w:val="Color0047B2BgFACCCC"/>
+    <w:semiHidden/>
     <w:rPr>
       <w:color w:val="0047B2"/>
       <w:shd w:val="clear" w:color="auto" w:fill="FACCCC"/>
@@ -7511,6 +8429,7 @@
   </w:style>
   <w:style w:type="character" w:customStyle="1" w:styleId="Color0047B2BgFFEBCC">
     <w:name w:val="Color0047B2BgFFEBCC"/>
+    <w:semiHidden/>
     <w:rPr>
       <w:color w:val="0047B2"/>
       <w:shd w:val="clear" w:color="auto" w:fill="FFEBCC"/>
@@ -7518,6 +8437,7 @@
   </w:style>
   <w:style w:type="character" w:customStyle="1" w:styleId="Color0047B2BgFFFFCC">
     <w:name w:val="Color0047B2BgFFFFCC"/>
+    <w:semiHidden/>
     <w:rPr>
       <w:color w:val="0047B2"/>
       <w:shd w:val="clear" w:color="auto" w:fill="FFFFCC"/>
@@ -7525,6 +8445,7 @@
   </w:style>
   <w:style w:type="character" w:customStyle="1" w:styleId="Color0047B2BgCCE8CC">
     <w:name w:val="Color0047B2BgCCE8CC"/>
+    <w:semiHidden/>
     <w:rPr>
       <w:color w:val="0047B2"/>
       <w:shd w:val="clear" w:color="auto" w:fill="CCE8CC"/>
@@ -7532,6 +8453,7 @@
   </w:style>
   <w:style w:type="character" w:customStyle="1" w:styleId="Color0047B2BgCCE0F5">
     <w:name w:val="Color0047B2BgCCE0F5"/>
+    <w:semiHidden/>
     <w:rPr>
       <w:color w:val="0047B2"/>
       <w:shd w:val="clear" w:color="auto" w:fill="CCE0F5"/>
@@ -7539,6 +8461,7 @@
   </w:style>
   <w:style w:type="character" w:customStyle="1" w:styleId="Color0047B2BgEBD6FF">
     <w:name w:val="Color0047B2BgEBD6FF"/>
+    <w:semiHidden/>
     <w:rPr>
       <w:color w:val="0047B2"/>
       <w:shd w:val="clear" w:color="auto" w:fill="EBD6FF"/>
@@ -7546,6 +8469,7 @@
   </w:style>
   <w:style w:type="character" w:customStyle="1" w:styleId="Color0047B2BgBBBBBB">
     <w:name w:val="Color0047B2BgBBBBBB"/>
+    <w:semiHidden/>
     <w:rPr>
       <w:color w:val="0047B2"/>
       <w:shd w:val="clear" w:color="auto" w:fill="BBBBBB"/>
@@ -7553,6 +8477,7 @@
   </w:style>
   <w:style w:type="character" w:customStyle="1" w:styleId="Color0047B2BgF06666">
     <w:name w:val="Color0047B2BgF06666"/>
+    <w:semiHidden/>
     <w:rPr>
       <w:color w:val="0047B2"/>
       <w:shd w:val="clear" w:color="auto" w:fill="F06666"/>
@@ -7560,6 +8485,7 @@
   </w:style>
   <w:style w:type="character" w:customStyle="1" w:styleId="Color0047B2BgFFC266">
     <w:name w:val="Color0047B2BgFFC266"/>
+    <w:semiHidden/>
     <w:rPr>
       <w:color w:val="0047B2"/>
       <w:shd w:val="clear" w:color="auto" w:fill="FFC266"/>
@@ -7567,6 +8493,7 @@
   </w:style>
   <w:style w:type="character" w:customStyle="1" w:styleId="Color0047B2BgFFFF66">
     <w:name w:val="Color0047B2BgFFFF66"/>
+    <w:semiHidden/>
     <w:rPr>
       <w:color w:val="0047B2"/>
       <w:shd w:val="clear" w:color="auto" w:fill="FFFF66"/>
@@ -7574,6 +8501,7 @@
   </w:style>
   <w:style w:type="character" w:customStyle="1" w:styleId="Color0047B2Bg66B966">
     <w:name w:val="Color0047B2Bg66B966"/>
+    <w:semiHidden/>
     <w:rPr>
       <w:color w:val="0047B2"/>
       <w:shd w:val="clear" w:color="auto" w:fill="66B966"/>
@@ -7581,6 +8509,7 @@
   </w:style>
   <w:style w:type="character" w:customStyle="1" w:styleId="Color0047B2Bg66A3E0">
     <w:name w:val="Color0047B2Bg66A3E0"/>
+    <w:semiHidden/>
     <w:rPr>
       <w:color w:val="0047B2"/>
       <w:shd w:val="clear" w:color="auto" w:fill="66A3E0"/>
@@ -7588,6 +8517,7 @@
   </w:style>
   <w:style w:type="character" w:customStyle="1" w:styleId="Color0047B2BgC285FF">
     <w:name w:val="Color0047B2BgC285FF"/>
+    <w:semiHidden/>
     <w:rPr>
       <w:color w:val="0047B2"/>
       <w:shd w:val="clear" w:color="auto" w:fill="C285FF"/>
@@ -7595,6 +8525,7 @@
   </w:style>
   <w:style w:type="character" w:customStyle="1" w:styleId="Color0047B2Bg888888">
     <w:name w:val="Color0047B2Bg888888"/>
+    <w:semiHidden/>
     <w:rPr>
       <w:color w:val="0047B2"/>
       <w:shd w:val="clear" w:color="auto" w:fill="888888"/>
@@ -7602,6 +8533,7 @@
   </w:style>
   <w:style w:type="character" w:customStyle="1" w:styleId="Color0047B2BgA10000">
     <w:name w:val="Color0047B2BgA10000"/>
+    <w:semiHidden/>
     <w:rPr>
       <w:color w:val="0047B2"/>
       <w:shd w:val="clear" w:color="auto" w:fill="A10000"/>
@@ -7609,6 +8541,7 @@
   </w:style>
   <w:style w:type="character" w:customStyle="1" w:styleId="Color0047B2BgB26B00">
     <w:name w:val="Color0047B2BgB26B00"/>
+    <w:semiHidden/>
     <w:rPr>
       <w:color w:val="0047B2"/>
       <w:shd w:val="clear" w:color="auto" w:fill="B26B00"/>
@@ -7616,6 +8549,7 @@
   </w:style>
   <w:style w:type="character" w:customStyle="1" w:styleId="Color0047B2BgB2B200">
     <w:name w:val="Color0047B2BgB2B200"/>
+    <w:semiHidden/>
     <w:rPr>
       <w:color w:val="0047B2"/>
       <w:shd w:val="clear" w:color="auto" w:fill="B2B200"/>
@@ -7623,6 +8557,7 @@
   </w:style>
   <w:style w:type="character" w:customStyle="1" w:styleId="Color0047B2Bg006100">
     <w:name w:val="Color0047B2Bg006100"/>
+    <w:semiHidden/>
     <w:rPr>
       <w:color w:val="0047B2"/>
       <w:shd w:val="clear" w:color="auto" w:fill="006100"/>
@@ -7630,6 +8565,7 @@
   </w:style>
   <w:style w:type="character" w:customStyle="1" w:styleId="Color0047B2Bg0047B2">
     <w:name w:val="Color0047B2Bg0047B2"/>
+    <w:semiHidden/>
     <w:rPr>
       <w:color w:val="0047B2"/>
       <w:shd w:val="clear" w:color="auto" w:fill="0047B2"/>
@@ -7637,6 +8573,7 @@
   </w:style>
   <w:style w:type="character" w:customStyle="1" w:styleId="Color0047B2Bg6B24B2">
     <w:name w:val="Color0047B2Bg6B24B2"/>
+    <w:semiHidden/>
     <w:rPr>
       <w:color w:val="0047B2"/>
       <w:shd w:val="clear" w:color="auto" w:fill="6B24B2"/>
@@ -7644,6 +8581,7 @@
   </w:style>
   <w:style w:type="character" w:customStyle="1" w:styleId="Color0047B2Bg444444">
     <w:name w:val="Color0047B2Bg444444"/>
+    <w:semiHidden/>
     <w:rPr>
       <w:color w:val="0047B2"/>
       <w:shd w:val="clear" w:color="auto" w:fill="444444"/>
@@ -7651,6 +8589,7 @@
   </w:style>
   <w:style w:type="character" w:customStyle="1" w:styleId="Color0047B2Bg5C0000">
     <w:name w:val="Color0047B2Bg5C0000"/>
+    <w:semiHidden/>
     <w:rPr>
       <w:color w:val="0047B2"/>
       <w:shd w:val="clear" w:color="auto" w:fill="5C0000"/>
@@ -7658,6 +8597,7 @@
   </w:style>
   <w:style w:type="character" w:customStyle="1" w:styleId="Color0047B2Bg663D00">
     <w:name w:val="Color0047B2Bg663D00"/>
+    <w:semiHidden/>
     <w:rPr>
       <w:color w:val="0047B2"/>
       <w:shd w:val="clear" w:color="auto" w:fill="663D00"/>
@@ -7665,6 +8605,7 @@
   </w:style>
   <w:style w:type="character" w:customStyle="1" w:styleId="Color0047B2Bg666600">
     <w:name w:val="Color0047B2Bg666600"/>
+    <w:semiHidden/>
     <w:rPr>
       <w:color w:val="0047B2"/>
       <w:shd w:val="clear" w:color="auto" w:fill="666600"/>
@@ -7672,6 +8613,7 @@
   </w:style>
   <w:style w:type="character" w:customStyle="1" w:styleId="Color0047B2Bg003700">
     <w:name w:val="Color0047B2Bg003700"/>
+    <w:semiHidden/>
     <w:rPr>
       <w:color w:val="0047B2"/>
       <w:shd w:val="clear" w:color="auto" w:fill="003700"/>
@@ -7679,6 +8621,7 @@
   </w:style>
   <w:style w:type="character" w:customStyle="1" w:styleId="Color0047B2Bg002966">
     <w:name w:val="Color0047B2Bg002966"/>
+    <w:semiHidden/>
     <w:rPr>
       <w:color w:val="0047B2"/>
       <w:shd w:val="clear" w:color="auto" w:fill="002966"/>
@@ -7686,6 +8629,7 @@
   </w:style>
   <w:style w:type="character" w:customStyle="1" w:styleId="Color0047B2Bg3D1466">
     <w:name w:val="Color0047B2Bg3D1466"/>
+    <w:semiHidden/>
     <w:rPr>
       <w:color w:val="0047B2"/>
       <w:shd w:val="clear" w:color="auto" w:fill="3D1466"/>
@@ -7693,12 +8637,14 @@
   </w:style>
   <w:style w:type="character" w:customStyle="1" w:styleId="Color6B24B2">
     <w:name w:val="Color6B24B2"/>
+    <w:semiHidden/>
     <w:rPr>
       <w:color w:val="6B24B2"/>
     </w:rPr>
   </w:style>
   <w:style w:type="character" w:customStyle="1" w:styleId="Color6B24B2BgE60000">
     <w:name w:val="Color6B24B2BgE60000"/>
+    <w:semiHidden/>
     <w:rPr>
       <w:color w:val="6B24B2"/>
       <w:shd w:val="clear" w:color="auto" w:fill="E60000"/>
@@ -7706,6 +8652,7 @@
   </w:style>
   <w:style w:type="character" w:customStyle="1" w:styleId="Color6B24B2BgFF9900">
     <w:name w:val="Color6B24B2BgFF9900"/>
+    <w:semiHidden/>
     <w:rPr>
       <w:color w:val="6B24B2"/>
       <w:shd w:val="clear" w:color="auto" w:fill="FF9900"/>
@@ -7713,6 +8660,7 @@
   </w:style>
   <w:style w:type="character" w:customStyle="1" w:styleId="Color6B24B2BgFFFF00">
     <w:name w:val="Color6B24B2BgFFFF00"/>
+    <w:semiHidden/>
     <w:rPr>
       <w:color w:val="6B24B2"/>
       <w:shd w:val="clear" w:color="auto" w:fill="FFFF00"/>
@@ -7720,6 +8668,7 @@
   </w:style>
   <w:style w:type="character" w:customStyle="1" w:styleId="Color6B24B2Bg008A00">
     <w:name w:val="Color6B24B2Bg008A00"/>
+    <w:semiHidden/>
     <w:rPr>
       <w:color w:val="6B24B2"/>
       <w:shd w:val="clear" w:color="auto" w:fill="008A00"/>
@@ -7727,6 +8676,7 @@
   </w:style>
   <w:style w:type="character" w:customStyle="1" w:styleId="Color6B24B2Bg0066CC">
     <w:name w:val="Color6B24B2Bg0066CC"/>
+    <w:semiHidden/>
     <w:rPr>
       <w:color w:val="6B24B2"/>
       <w:shd w:val="clear" w:color="auto" w:fill="0066CC"/>
@@ -7734,6 +8684,7 @@
   </w:style>
   <w:style w:type="character" w:customStyle="1" w:styleId="Color6B24B2Bg9933FF">
     <w:name w:val="Color6B24B2Bg9933FF"/>
+    <w:semiHidden/>
     <w:rPr>
       <w:color w:val="6B24B2"/>
       <w:shd w:val="clear" w:color="auto" w:fill="9933FF"/>
@@ -7741,6 +8692,7 @@
   </w:style>
   <w:style w:type="character" w:customStyle="1" w:styleId="Color6B24B2BgFFFFFF">
     <w:name w:val="Color6B24B2BgFFFFFF"/>
+    <w:semiHidden/>
     <w:rPr>
       <w:color w:val="6B24B2"/>
       <w:shd w:val="clear" w:color="auto" w:fill="FFFFFF"/>
@@ -7748,6 +8700,7 @@
   </w:style>
   <w:style w:type="character" w:customStyle="1" w:styleId="Color6B24B2BgFACCCC">
     <w:name w:val="Color6B24B2BgFACCCC"/>
+    <w:semiHidden/>
     <w:rPr>
       <w:color w:val="6B24B2"/>
       <w:shd w:val="clear" w:color="auto" w:fill="FACCCC"/>
@@ -7755,6 +8708,7 @@
   </w:style>
   <w:style w:type="character" w:customStyle="1" w:styleId="Color6B24B2BgFFEBCC">
     <w:name w:val="Color6B24B2BgFFEBCC"/>
+    <w:semiHidden/>
     <w:rPr>
       <w:color w:val="6B24B2"/>
       <w:shd w:val="clear" w:color="auto" w:fill="FFEBCC"/>
@@ -7762,6 +8716,7 @@
   </w:style>
   <w:style w:type="character" w:customStyle="1" w:styleId="Color6B24B2BgFFFFCC">
     <w:name w:val="Color6B24B2BgFFFFCC"/>
+    <w:semiHidden/>
     <w:rPr>
       <w:color w:val="6B24B2"/>
       <w:shd w:val="clear" w:color="auto" w:fill="FFFFCC"/>
@@ -7769,6 +8724,7 @@
   </w:style>
   <w:style w:type="character" w:customStyle="1" w:styleId="Color6B24B2BgCCE8CC">
     <w:name w:val="Color6B24B2BgCCE8CC"/>
+    <w:semiHidden/>
     <w:rPr>
       <w:color w:val="6B24B2"/>
       <w:shd w:val="clear" w:color="auto" w:fill="CCE8CC"/>
@@ -7776,6 +8732,7 @@
   </w:style>
   <w:style w:type="character" w:customStyle="1" w:styleId="Color6B24B2BgCCE0F5">
     <w:name w:val="Color6B24B2BgCCE0F5"/>
+    <w:semiHidden/>
     <w:rPr>
       <w:color w:val="6B24B2"/>
       <w:shd w:val="clear" w:color="auto" w:fill="CCE0F5"/>
@@ -7783,6 +8740,7 @@
   </w:style>
   <w:style w:type="character" w:customStyle="1" w:styleId="Color6B24B2BgEBD6FF">
     <w:name w:val="Color6B24B2BgEBD6FF"/>
+    <w:semiHidden/>
     <w:rPr>
       <w:color w:val="6B24B2"/>
       <w:shd w:val="clear" w:color="auto" w:fill="EBD6FF"/>
@@ -7790,6 +8748,7 @@
   </w:style>
   <w:style w:type="character" w:customStyle="1" w:styleId="Color6B24B2BgBBBBBB">
     <w:name w:val="Color6B24B2BgBBBBBB"/>
+    <w:semiHidden/>
     <w:rPr>
       <w:color w:val="6B24B2"/>
       <w:shd w:val="clear" w:color="auto" w:fill="BBBBBB"/>
@@ -7797,6 +8756,7 @@
   </w:style>
   <w:style w:type="character" w:customStyle="1" w:styleId="Color6B24B2BgF06666">
     <w:name w:val="Color6B24B2BgF06666"/>
+    <w:semiHidden/>
     <w:rPr>
       <w:color w:val="6B24B2"/>
       <w:shd w:val="clear" w:color="auto" w:fill="F06666"/>
@@ -7804,6 +8764,7 @@
   </w:style>
   <w:style w:type="character" w:customStyle="1" w:styleId="Color6B24B2BgFFC266">
     <w:name w:val="Color6B24B2BgFFC266"/>
+    <w:semiHidden/>
     <w:rPr>
       <w:color w:val="6B24B2"/>
       <w:shd w:val="clear" w:color="auto" w:fill="FFC266"/>
@@ -7811,6 +8772,7 @@
   </w:style>
   <w:style w:type="character" w:customStyle="1" w:styleId="Color6B24B2BgFFFF66">
     <w:name w:val="Color6B24B2BgFFFF66"/>
+    <w:semiHidden/>
     <w:rPr>
       <w:color w:val="6B24B2"/>
       <w:shd w:val="clear" w:color="auto" w:fill="FFFF66"/>
@@ -7818,6 +8780,7 @@
   </w:style>
   <w:style w:type="character" w:customStyle="1" w:styleId="Color6B24B2Bg66B966">
     <w:name w:val="Color6B24B2Bg66B966"/>
+    <w:semiHidden/>
     <w:rPr>
       <w:color w:val="6B24B2"/>
       <w:shd w:val="clear" w:color="auto" w:fill="66B966"/>
@@ -7825,6 +8788,7 @@
   </w:style>
   <w:style w:type="character" w:customStyle="1" w:styleId="Color6B24B2Bg66A3E0">
     <w:name w:val="Color6B24B2Bg66A3E0"/>
+    <w:semiHidden/>
     <w:rPr>
       <w:color w:val="6B24B2"/>
       <w:shd w:val="clear" w:color="auto" w:fill="66A3E0"/>
@@ -7832,6 +8796,7 @@
   </w:style>
   <w:style w:type="character" w:customStyle="1" w:styleId="Color6B24B2BgC285FF">
     <w:name w:val="Color6B24B2BgC285FF"/>
+    <w:semiHidden/>
     <w:rPr>
       <w:color w:val="6B24B2"/>
       <w:shd w:val="clear" w:color="auto" w:fill="C285FF"/>
@@ -7839,6 +8804,7 @@
   </w:style>
   <w:style w:type="character" w:customStyle="1" w:styleId="Color6B24B2Bg888888">
     <w:name w:val="Color6B24B2Bg888888"/>
+    <w:semiHidden/>
     <w:rPr>
       <w:color w:val="6B24B2"/>
       <w:shd w:val="clear" w:color="auto" w:fill="888888"/>
@@ -7846,6 +8812,7 @@
   </w:style>
   <w:style w:type="character" w:customStyle="1" w:styleId="Color6B24B2BgA10000">
     <w:name w:val="Color6B24B2BgA10000"/>
+    <w:semiHidden/>
     <w:rPr>
       <w:color w:val="6B24B2"/>
       <w:shd w:val="clear" w:color="auto" w:fill="A10000"/>
@@ -7853,6 +8820,7 @@
   </w:style>
   <w:style w:type="character" w:customStyle="1" w:styleId="Color6B24B2BgB26B00">
     <w:name w:val="Color6B24B2BgB26B00"/>
+    <w:semiHidden/>
     <w:rPr>
       <w:color w:val="6B24B2"/>
       <w:shd w:val="clear" w:color="auto" w:fill="B26B00"/>
@@ -7860,6 +8828,7 @@
   </w:style>
   <w:style w:type="character" w:customStyle="1" w:styleId="Color6B24B2BgB2B200">
     <w:name w:val="Color6B24B2BgB2B200"/>
+    <w:semiHidden/>
     <w:rPr>
       <w:color w:val="6B24B2"/>
       <w:shd w:val="clear" w:color="auto" w:fill="B2B200"/>
@@ -7867,6 +8836,7 @@
   </w:style>
   <w:style w:type="character" w:customStyle="1" w:styleId="Color6B24B2Bg006100">
     <w:name w:val="Color6B24B2Bg006100"/>
+    <w:semiHidden/>
     <w:rPr>
       <w:color w:val="6B24B2"/>
       <w:shd w:val="clear" w:color="auto" w:fill="006100"/>
@@ -7874,6 +8844,7 @@
   </w:style>
   <w:style w:type="character" w:customStyle="1" w:styleId="Color6B24B2Bg0047B2">
     <w:name w:val="Color6B24B2Bg0047B2"/>
+    <w:semiHidden/>
     <w:rPr>
       <w:color w:val="6B24B2"/>
       <w:shd w:val="clear" w:color="auto" w:fill="0047B2"/>
@@ -7881,6 +8852,7 @@
   </w:style>
   <w:style w:type="character" w:customStyle="1" w:styleId="Color6B24B2Bg6B24B2">
     <w:name w:val="Color6B24B2Bg6B24B2"/>
+    <w:semiHidden/>
     <w:rPr>
       <w:color w:val="6B24B2"/>
       <w:shd w:val="clear" w:color="auto" w:fill="6B24B2"/>
@@ -7888,6 +8860,7 @@
   </w:style>
   <w:style w:type="character" w:customStyle="1" w:styleId="Color6B24B2Bg444444">
     <w:name w:val="Color6B24B2Bg444444"/>
+    <w:semiHidden/>
     <w:rPr>
       <w:color w:val="6B24B2"/>
       <w:shd w:val="clear" w:color="auto" w:fill="444444"/>
@@ -7895,6 +8868,7 @@
   </w:style>
   <w:style w:type="character" w:customStyle="1" w:styleId="Color6B24B2Bg5C0000">
     <w:name w:val="Color6B24B2Bg5C0000"/>
+    <w:semiHidden/>
     <w:rPr>
       <w:color w:val="6B24B2"/>
       <w:shd w:val="clear" w:color="auto" w:fill="5C0000"/>
@@ -7902,6 +8876,7 @@
   </w:style>
   <w:style w:type="character" w:customStyle="1" w:styleId="Color6B24B2Bg663D00">
     <w:name w:val="Color6B24B2Bg663D00"/>
+    <w:semiHidden/>
     <w:rPr>
       <w:color w:val="6B24B2"/>
       <w:shd w:val="clear" w:color="auto" w:fill="663D00"/>
@@ -7909,6 +8884,7 @@
   </w:style>
   <w:style w:type="character" w:customStyle="1" w:styleId="Color6B24B2Bg666600">
     <w:name w:val="Color6B24B2Bg666600"/>
+    <w:semiHidden/>
     <w:rPr>
       <w:color w:val="6B24B2"/>
       <w:shd w:val="clear" w:color="auto" w:fill="666600"/>
@@ -7916,6 +8892,7 @@
   </w:style>
   <w:style w:type="character" w:customStyle="1" w:styleId="Color6B24B2Bg003700">
     <w:name w:val="Color6B24B2Bg003700"/>
+    <w:semiHidden/>
     <w:rPr>
       <w:color w:val="6B24B2"/>
       <w:shd w:val="clear" w:color="auto" w:fill="003700"/>
@@ -7923,6 +8900,7 @@
   </w:style>
   <w:style w:type="character" w:customStyle="1" w:styleId="Color6B24B2Bg002966">
     <w:name w:val="Color6B24B2Bg002966"/>
+    <w:semiHidden/>
     <w:rPr>
       <w:color w:val="6B24B2"/>
       <w:shd w:val="clear" w:color="auto" w:fill="002966"/>
@@ -7930,6 +8908,7 @@
   </w:style>
   <w:style w:type="character" w:customStyle="1" w:styleId="Color6B24B2Bg3D1466">
     <w:name w:val="Color6B24B2Bg3D1466"/>
+    <w:semiHidden/>
     <w:rPr>
       <w:color w:val="6B24B2"/>
       <w:shd w:val="clear" w:color="auto" w:fill="3D1466"/>
@@ -7937,12 +8916,14 @@
   </w:style>
   <w:style w:type="character" w:customStyle="1" w:styleId="Color444444">
     <w:name w:val="Color444444"/>
+    <w:semiHidden/>
     <w:rPr>
       <w:color w:val="444444"/>
     </w:rPr>
   </w:style>
   <w:style w:type="character" w:customStyle="1" w:styleId="Color444444BgE60000">
     <w:name w:val="Color444444BgE60000"/>
+    <w:semiHidden/>
     <w:rPr>
       <w:color w:val="444444"/>
       <w:shd w:val="clear" w:color="auto" w:fill="E60000"/>
@@ -7950,6 +8931,7 @@
   </w:style>
   <w:style w:type="character" w:customStyle="1" w:styleId="Color444444BgFF9900">
     <w:name w:val="Color444444BgFF9900"/>
+    <w:semiHidden/>
     <w:rPr>
       <w:color w:val="444444"/>
       <w:shd w:val="clear" w:color="auto" w:fill="FF9900"/>
@@ -7957,6 +8939,7 @@
   </w:style>
   <w:style w:type="character" w:customStyle="1" w:styleId="Color444444BgFFFF00">
     <w:name w:val="Color444444BgFFFF00"/>
+    <w:semiHidden/>
     <w:rPr>
       <w:color w:val="444444"/>
       <w:shd w:val="clear" w:color="auto" w:fill="FFFF00"/>
@@ -7964,6 +8947,7 @@
   </w:style>
   <w:style w:type="character" w:customStyle="1" w:styleId="Color444444Bg008A00">
     <w:name w:val="Color444444Bg008A00"/>
+    <w:semiHidden/>
     <w:rPr>
       <w:color w:val="444444"/>
       <w:shd w:val="clear" w:color="auto" w:fill="008A00"/>
@@ -7971,6 +8955,7 @@
   </w:style>
   <w:style w:type="character" w:customStyle="1" w:styleId="Color444444Bg0066CC">
     <w:name w:val="Color444444Bg0066CC"/>
+    <w:semiHidden/>
     <w:rPr>
       <w:color w:val="444444"/>
       <w:shd w:val="clear" w:color="auto" w:fill="0066CC"/>
@@ -7978,6 +8963,7 @@
   </w:style>
   <w:style w:type="character" w:customStyle="1" w:styleId="Color444444Bg9933FF">
     <w:name w:val="Color444444Bg9933FF"/>
+    <w:semiHidden/>
     <w:rPr>
       <w:color w:val="444444"/>
       <w:shd w:val="clear" w:color="auto" w:fill="9933FF"/>
@@ -7985,6 +8971,7 @@
   </w:style>
   <w:style w:type="character" w:customStyle="1" w:styleId="Color444444BgFFFFFF">
     <w:name w:val="Color444444BgFFFFFF"/>
+    <w:semiHidden/>
     <w:rPr>
       <w:color w:val="444444"/>
       <w:shd w:val="clear" w:color="auto" w:fill="FFFFFF"/>
@@ -7992,6 +8979,7 @@
   </w:style>
   <w:style w:type="character" w:customStyle="1" w:styleId="Color444444BgFACCCC">
     <w:name w:val="Color444444BgFACCCC"/>
+    <w:semiHidden/>
     <w:rPr>
       <w:color w:val="444444"/>
       <w:shd w:val="clear" w:color="auto" w:fill="FACCCC"/>
@@ -7999,6 +8987,7 @@
   </w:style>
   <w:style w:type="character" w:customStyle="1" w:styleId="Color444444BgFFEBCC">
     <w:name w:val="Color444444BgFFEBCC"/>
+    <w:semiHidden/>
     <w:rPr>
       <w:color w:val="444444"/>
       <w:shd w:val="clear" w:color="auto" w:fill="FFEBCC"/>
@@ -8006,6 +8995,7 @@
   </w:style>
   <w:style w:type="character" w:customStyle="1" w:styleId="Color444444BgFFFFCC">
     <w:name w:val="Color444444BgFFFFCC"/>
+    <w:semiHidden/>
     <w:rPr>
       <w:color w:val="444444"/>
       <w:shd w:val="clear" w:color="auto" w:fill="FFFFCC"/>
@@ -8013,6 +9003,7 @@
   </w:style>
   <w:style w:type="character" w:customStyle="1" w:styleId="Color444444BgCCE8CC">
     <w:name w:val="Color444444BgCCE8CC"/>
+    <w:semiHidden/>
     <w:rPr>
       <w:color w:val="444444"/>
       <w:shd w:val="clear" w:color="auto" w:fill="CCE8CC"/>
@@ -8020,6 +9011,7 @@
   </w:style>
   <w:style w:type="character" w:customStyle="1" w:styleId="Color444444BgCCE0F5">
     <w:name w:val="Color444444BgCCE0F5"/>
+    <w:semiHidden/>
     <w:rPr>
       <w:color w:val="444444"/>
       <w:shd w:val="clear" w:color="auto" w:fill="CCE0F5"/>
@@ -8027,6 +9019,7 @@
   </w:style>
   <w:style w:type="character" w:customStyle="1" w:styleId="Color444444BgEBD6FF">
     <w:name w:val="Color444444BgEBD6FF"/>
+    <w:semiHidden/>
     <w:rPr>
       <w:color w:val="444444"/>
       <w:shd w:val="clear" w:color="auto" w:fill="EBD6FF"/>
@@ -8034,6 +9027,7 @@
   </w:style>
   <w:style w:type="character" w:customStyle="1" w:styleId="Color444444BgBBBBBB">
     <w:name w:val="Color444444BgBBBBBB"/>
+    <w:semiHidden/>
     <w:rPr>
       <w:color w:val="444444"/>
       <w:shd w:val="clear" w:color="auto" w:fill="BBBBBB"/>
@@ -8041,6 +9035,7 @@
   </w:style>
   <w:style w:type="character" w:customStyle="1" w:styleId="Color444444BgF06666">
     <w:name w:val="Color444444BgF06666"/>
+    <w:semiHidden/>
     <w:rPr>
       <w:color w:val="444444"/>
       <w:shd w:val="clear" w:color="auto" w:fill="F06666"/>
@@ -8048,6 +9043,7 @@
   </w:style>
   <w:style w:type="character" w:customStyle="1" w:styleId="Color444444BgFFC266">
     <w:name w:val="Color444444BgFFC266"/>
+    <w:semiHidden/>
     <w:rPr>
       <w:color w:val="444444"/>
       <w:shd w:val="clear" w:color="auto" w:fill="FFC266"/>
@@ -8055,6 +9051,7 @@
   </w:style>
   <w:style w:type="character" w:customStyle="1" w:styleId="Color444444BgFFFF66">
     <w:name w:val="Color444444BgFFFF66"/>
+    <w:semiHidden/>
     <w:rPr>
       <w:color w:val="444444"/>
       <w:shd w:val="clear" w:color="auto" w:fill="FFFF66"/>
@@ -8062,6 +9059,7 @@
   </w:style>
   <w:style w:type="character" w:customStyle="1" w:styleId="Color444444Bg66B966">
     <w:name w:val="Color444444Bg66B966"/>
+    <w:semiHidden/>
     <w:rPr>
       <w:color w:val="444444"/>
       <w:shd w:val="clear" w:color="auto" w:fill="66B966"/>
@@ -8069,6 +9067,7 @@
   </w:style>
   <w:style w:type="character" w:customStyle="1" w:styleId="Color444444Bg66A3E0">
     <w:name w:val="Color444444Bg66A3E0"/>
+    <w:semiHidden/>
     <w:rPr>
       <w:color w:val="444444"/>
       <w:shd w:val="clear" w:color="auto" w:fill="66A3E0"/>
@@ -8076,6 +9075,7 @@
   </w:style>
   <w:style w:type="character" w:customStyle="1" w:styleId="Color444444BgC285FF">
     <w:name w:val="Color444444BgC285FF"/>
+    <w:semiHidden/>
     <w:rPr>
       <w:color w:val="444444"/>
       <w:shd w:val="clear" w:color="auto" w:fill="C285FF"/>
@@ -8083,6 +9083,7 @@
   </w:style>
   <w:style w:type="character" w:customStyle="1" w:styleId="Color444444Bg888888">
     <w:name w:val="Color444444Bg888888"/>
+    <w:semiHidden/>
     <w:rPr>
       <w:color w:val="444444"/>
       <w:shd w:val="clear" w:color="auto" w:fill="888888"/>
@@ -8090,6 +9091,7 @@
   </w:style>
   <w:style w:type="character" w:customStyle="1" w:styleId="Color444444BgA10000">
     <w:name w:val="Color444444BgA10000"/>
+    <w:semiHidden/>
     <w:rPr>
       <w:color w:val="444444"/>
       <w:shd w:val="clear" w:color="auto" w:fill="A10000"/>
@@ -8097,6 +9099,7 @@
   </w:style>
   <w:style w:type="character" w:customStyle="1" w:styleId="Color444444BgB26B00">
     <w:name w:val="Color444444BgB26B00"/>
+    <w:semiHidden/>
     <w:rPr>
       <w:color w:val="444444"/>
       <w:shd w:val="clear" w:color="auto" w:fill="B26B00"/>
@@ -8104,6 +9107,7 @@
   </w:style>
   <w:style w:type="character" w:customStyle="1" w:styleId="Color444444BgB2B200">
     <w:name w:val="Color444444BgB2B200"/>
+    <w:semiHidden/>
     <w:rPr>
       <w:color w:val="444444"/>
       <w:shd w:val="clear" w:color="auto" w:fill="B2B200"/>
@@ -8111,6 +9115,7 @@
   </w:style>
   <w:style w:type="character" w:customStyle="1" w:styleId="Color444444Bg006100">
     <w:name w:val="Color444444Bg006100"/>
+    <w:semiHidden/>
     <w:rPr>
       <w:color w:val="444444"/>
       <w:shd w:val="clear" w:color="auto" w:fill="006100"/>
@@ -8118,6 +9123,7 @@
   </w:style>
   <w:style w:type="character" w:customStyle="1" w:styleId="Color444444Bg0047B2">
     <w:name w:val="Color444444Bg0047B2"/>
+    <w:semiHidden/>
     <w:rPr>
       <w:color w:val="444444"/>
       <w:shd w:val="clear" w:color="auto" w:fill="0047B2"/>
@@ -8125,6 +9131,7 @@
   </w:style>
   <w:style w:type="character" w:customStyle="1" w:styleId="Color444444Bg6B24B2">
     <w:name w:val="Color444444Bg6B24B2"/>
+    <w:semiHidden/>
     <w:rPr>
       <w:color w:val="444444"/>
       <w:shd w:val="clear" w:color="auto" w:fill="6B24B2"/>
@@ -8132,6 +9139,7 @@
   </w:style>
   <w:style w:type="character" w:customStyle="1" w:styleId="Color444444Bg444444">
     <w:name w:val="Color444444Bg444444"/>
+    <w:semiHidden/>
     <w:rPr>
       <w:color w:val="444444"/>
       <w:shd w:val="clear" w:color="auto" w:fill="444444"/>
@@ -8139,6 +9147,7 @@
   </w:style>
   <w:style w:type="character" w:customStyle="1" w:styleId="Color444444Bg5C0000">
     <w:name w:val="Color444444Bg5C0000"/>
+    <w:semiHidden/>
     <w:rPr>
       <w:color w:val="444444"/>
       <w:shd w:val="clear" w:color="auto" w:fill="5C0000"/>
@@ -8146,6 +9155,7 @@
   </w:style>
   <w:style w:type="character" w:customStyle="1" w:styleId="Color444444Bg663D00">
     <w:name w:val="Color444444Bg663D00"/>
+    <w:semiHidden/>
     <w:rPr>
       <w:color w:val="444444"/>
       <w:shd w:val="clear" w:color="auto" w:fill="663D00"/>
@@ -8153,6 +9163,7 @@
   </w:style>
   <w:style w:type="character" w:customStyle="1" w:styleId="Color444444Bg666600">
     <w:name w:val="Color444444Bg666600"/>
+    <w:semiHidden/>
     <w:rPr>
       <w:color w:val="444444"/>
       <w:shd w:val="clear" w:color="auto" w:fill="666600"/>
@@ -8160,6 +9171,7 @@
   </w:style>
   <w:style w:type="character" w:customStyle="1" w:styleId="Color444444Bg003700">
     <w:name w:val="Color444444Bg003700"/>
+    <w:semiHidden/>
     <w:rPr>
       <w:color w:val="444444"/>
       <w:shd w:val="clear" w:color="auto" w:fill="003700"/>
@@ -8167,6 +9179,7 @@
   </w:style>
   <w:style w:type="character" w:customStyle="1" w:styleId="Color444444Bg002966">
     <w:name w:val="Color444444Bg002966"/>
+    <w:semiHidden/>
     <w:rPr>
       <w:color w:val="444444"/>
       <w:shd w:val="clear" w:color="auto" w:fill="002966"/>
@@ -8174,6 +9187,7 @@
   </w:style>
   <w:style w:type="character" w:customStyle="1" w:styleId="Color444444Bg3D1466">
     <w:name w:val="Color444444Bg3D1466"/>
+    <w:semiHidden/>
     <w:rPr>
       <w:color w:val="444444"/>
       <w:shd w:val="clear" w:color="auto" w:fill="3D1466"/>
@@ -8181,12 +9195,14 @@
   </w:style>
   <w:style w:type="character" w:customStyle="1" w:styleId="Color5C0000">
     <w:name w:val="Color5C0000"/>
+    <w:semiHidden/>
     <w:rPr>
       <w:color w:val="5C0000"/>
     </w:rPr>
   </w:style>
   <w:style w:type="character" w:customStyle="1" w:styleId="Color5C0000BgE60000">
     <w:name w:val="Color5C0000BgE60000"/>
+    <w:semiHidden/>
     <w:rPr>
       <w:color w:val="5C0000"/>
       <w:shd w:val="clear" w:color="auto" w:fill="E60000"/>
@@ -8194,6 +9210,7 @@
   </w:style>
   <w:style w:type="character" w:customStyle="1" w:styleId="Color5C0000BgFF9900">
     <w:name w:val="Color5C0000BgFF9900"/>
+    <w:semiHidden/>
     <w:rPr>
       <w:color w:val="5C0000"/>
       <w:shd w:val="clear" w:color="auto" w:fill="FF9900"/>
@@ -8201,6 +9218,7 @@
   </w:style>
   <w:style w:type="character" w:customStyle="1" w:styleId="Color5C0000BgFFFF00">
     <w:name w:val="Color5C0000BgFFFF00"/>
+    <w:semiHidden/>
     <w:rPr>
       <w:color w:val="5C0000"/>
       <w:shd w:val="clear" w:color="auto" w:fill="FFFF00"/>
@@ -8208,6 +9226,7 @@
   </w:style>
   <w:style w:type="character" w:customStyle="1" w:styleId="Color5C0000Bg008A00">
     <w:name w:val="Color5C0000Bg008A00"/>
+    <w:semiHidden/>
     <w:rPr>
       <w:color w:val="5C0000"/>
       <w:shd w:val="clear" w:color="auto" w:fill="008A00"/>
@@ -8215,6 +9234,7 @@
   </w:style>
   <w:style w:type="character" w:customStyle="1" w:styleId="Color5C0000Bg0066CC">
     <w:name w:val="Color5C0000Bg0066CC"/>
+    <w:semiHidden/>
     <w:rPr>
       <w:color w:val="5C0000"/>
       <w:shd w:val="clear" w:color="auto" w:fill="0066CC"/>
@@ -8222,6 +9242,7 @@
   </w:style>
   <w:style w:type="character" w:customStyle="1" w:styleId="Color5C0000Bg9933FF">
     <w:name w:val="Color5C0000Bg9933FF"/>
+    <w:semiHidden/>
     <w:rPr>
       <w:color w:val="5C0000"/>
       <w:shd w:val="clear" w:color="auto" w:fill="9933FF"/>
@@ -8229,6 +9250,7 @@
   </w:style>
   <w:style w:type="character" w:customStyle="1" w:styleId="Color5C0000BgFFFFFF">
     <w:name w:val="Color5C0000BgFFFFFF"/>
+    <w:semiHidden/>
     <w:rPr>
       <w:color w:val="5C0000"/>
       <w:shd w:val="clear" w:color="auto" w:fill="FFFFFF"/>
@@ -8236,6 +9258,7 @@
   </w:style>
   <w:style w:type="character" w:customStyle="1" w:styleId="Color5C0000BgFACCCC">
     <w:name w:val="Color5C0000BgFACCCC"/>
+    <w:semiHidden/>
     <w:rPr>
       <w:color w:val="5C0000"/>
       <w:shd w:val="clear" w:color="auto" w:fill="FACCCC"/>
@@ -8243,6 +9266,7 @@
   </w:style>
   <w:style w:type="character" w:customStyle="1" w:styleId="Color5C0000BgFFEBCC">
     <w:name w:val="Color5C0000BgFFEBCC"/>
+    <w:semiHidden/>
     <w:rPr>
       <w:color w:val="5C0000"/>
       <w:shd w:val="clear" w:color="auto" w:fill="FFEBCC"/>
@@ -8250,6 +9274,7 @@
   </w:style>
   <w:style w:type="character" w:customStyle="1" w:styleId="Color5C0000BgFFFFCC">
     <w:name w:val="Color5C0000BgFFFFCC"/>
+    <w:semiHidden/>
     <w:rPr>
       <w:color w:val="5C0000"/>
       <w:shd w:val="clear" w:color="auto" w:fill="FFFFCC"/>
@@ -8257,6 +9282,7 @@
   </w:style>
   <w:style w:type="character" w:customStyle="1" w:styleId="Color5C0000BgCCE8CC">
     <w:name w:val="Color5C0000BgCCE8CC"/>
+    <w:semiHidden/>
     <w:rPr>
       <w:color w:val="5C0000"/>
       <w:shd w:val="clear" w:color="auto" w:fill="CCE8CC"/>
@@ -8264,6 +9290,7 @@
   </w:style>
   <w:style w:type="character" w:customStyle="1" w:styleId="Color5C0000BgCCE0F5">
     <w:name w:val="Color5C0000BgCCE0F5"/>
+    <w:semiHidden/>
     <w:rPr>
       <w:color w:val="5C0000"/>
       <w:shd w:val="clear" w:color="auto" w:fill="CCE0F5"/>
@@ -8271,6 +9298,7 @@
   </w:style>
   <w:style w:type="character" w:customStyle="1" w:styleId="Color5C0000BgEBD6FF">
     <w:name w:val="Color5C0000BgEBD6FF"/>
+    <w:semiHidden/>
     <w:rPr>
       <w:color w:val="5C0000"/>
       <w:shd w:val="clear" w:color="auto" w:fill="EBD6FF"/>
@@ -8278,6 +9306,7 @@
   </w:style>
   <w:style w:type="character" w:customStyle="1" w:styleId="Color5C0000BgBBBBBB">
     <w:name w:val="Color5C0000BgBBBBBB"/>
+    <w:semiHidden/>
     <w:rPr>
       <w:color w:val="5C0000"/>
       <w:shd w:val="clear" w:color="auto" w:fill="BBBBBB"/>
@@ -8285,6 +9314,7 @@
   </w:style>
   <w:style w:type="character" w:customStyle="1" w:styleId="Color5C0000BgF06666">
     <w:name w:val="Color5C0000BgF06666"/>
+    <w:semiHidden/>
     <w:rPr>
       <w:color w:val="5C0000"/>
       <w:shd w:val="clear" w:color="auto" w:fill="F06666"/>
@@ -8292,6 +9322,7 @@
   </w:style>
   <w:style w:type="character" w:customStyle="1" w:styleId="Color5C0000BgFFC266">
     <w:name w:val="Color5C0000BgFFC266"/>
+    <w:semiHidden/>
     <w:rPr>
       <w:color w:val="5C0000"/>
       <w:shd w:val="clear" w:color="auto" w:fill="FFC266"/>
@@ -8299,6 +9330,7 @@
   </w:style>
   <w:style w:type="character" w:customStyle="1" w:styleId="Color5C0000BgFFFF66">
     <w:name w:val="Color5C0000BgFFFF66"/>
+    <w:semiHidden/>
     <w:rPr>
       <w:color w:val="5C0000"/>
       <w:shd w:val="clear" w:color="auto" w:fill="FFFF66"/>
@@ -8306,6 +9338,7 @@
   </w:style>
   <w:style w:type="character" w:customStyle="1" w:styleId="Color5C0000Bg66B966">
     <w:name w:val="Color5C0000Bg66B966"/>
+    <w:semiHidden/>
     <w:rPr>
       <w:color w:val="5C0000"/>
       <w:shd w:val="clear" w:color="auto" w:fill="66B966"/>
@@ -8313,6 +9346,7 @@
   </w:style>
   <w:style w:type="character" w:customStyle="1" w:styleId="Color5C0000Bg66A3E0">
     <w:name w:val="Color5C0000Bg66A3E0"/>
+    <w:semiHidden/>
     <w:rPr>
       <w:color w:val="5C0000"/>
       <w:shd w:val="clear" w:color="auto" w:fill="66A3E0"/>
@@ -8320,6 +9354,7 @@
   </w:style>
   <w:style w:type="character" w:customStyle="1" w:styleId="Color5C0000BgC285FF">
     <w:name w:val="Color5C0000BgC285FF"/>
+    <w:semiHidden/>
     <w:rPr>
       <w:color w:val="5C0000"/>
       <w:shd w:val="clear" w:color="auto" w:fill="C285FF"/>
@@ -8327,6 +9362,7 @@
   </w:style>
   <w:style w:type="character" w:customStyle="1" w:styleId="Color5C0000Bg888888">
     <w:name w:val="Color5C0000Bg888888"/>
+    <w:semiHidden/>
     <w:rPr>
       <w:color w:val="5C0000"/>
       <w:shd w:val="clear" w:color="auto" w:fill="888888"/>
@@ -8334,6 +9370,7 @@
   </w:style>
   <w:style w:type="character" w:customStyle="1" w:styleId="Color5C0000BgA10000">
     <w:name w:val="Color5C0000BgA10000"/>
+    <w:semiHidden/>
     <w:rPr>
       <w:color w:val="5C0000"/>
       <w:shd w:val="clear" w:color="auto" w:fill="A10000"/>
@@ -8341,6 +9378,7 @@
   </w:style>
   <w:style w:type="character" w:customStyle="1" w:styleId="Color5C0000BgB26B00">
     <w:name w:val="Color5C0000BgB26B00"/>
+    <w:semiHidden/>
     <w:rPr>
       <w:color w:val="5C0000"/>
       <w:shd w:val="clear" w:color="auto" w:fill="B26B00"/>
@@ -8348,6 +9386,7 @@
   </w:style>
   <w:style w:type="character" w:customStyle="1" w:styleId="Color5C0000BgB2B200">
     <w:name w:val="Color5C0000BgB2B200"/>
+    <w:semiHidden/>
     <w:rPr>
       <w:color w:val="5C0000"/>
       <w:shd w:val="clear" w:color="auto" w:fill="B2B200"/>
@@ -8355,6 +9394,7 @@
   </w:style>
   <w:style w:type="character" w:customStyle="1" w:styleId="Color5C0000Bg006100">
     <w:name w:val="Color5C0000Bg006100"/>
+    <w:semiHidden/>
     <w:rPr>
       <w:color w:val="5C0000"/>
       <w:shd w:val="clear" w:color="auto" w:fill="006100"/>
@@ -8362,6 +9402,7 @@
   </w:style>
   <w:style w:type="character" w:customStyle="1" w:styleId="Color5C0000Bg0047B2">
     <w:name w:val="Color5C0000Bg0047B2"/>
+    <w:semiHidden/>
     <w:rPr>
       <w:color w:val="5C0000"/>
       <w:shd w:val="clear" w:color="auto" w:fill="0047B2"/>
@@ -8369,6 +9410,7 @@
   </w:style>
   <w:style w:type="character" w:customStyle="1" w:styleId="Color5C0000Bg6B24B2">
     <w:name w:val="Color5C0000Bg6B24B2"/>
+    <w:semiHidden/>
     <w:rPr>
       <w:color w:val="5C0000"/>
       <w:shd w:val="clear" w:color="auto" w:fill="6B24B2"/>
@@ -8376,6 +9418,7 @@
   </w:style>
   <w:style w:type="character" w:customStyle="1" w:styleId="Color5C0000Bg444444">
     <w:name w:val="Color5C0000Bg444444"/>
+    <w:semiHidden/>
     <w:rPr>
       <w:color w:val="5C0000"/>
       <w:shd w:val="clear" w:color="auto" w:fill="444444"/>
@@ -8383,6 +9426,7 @@
   </w:style>
   <w:style w:type="character" w:customStyle="1" w:styleId="Color5C0000Bg5C0000">
     <w:name w:val="Color5C0000Bg5C0000"/>
+    <w:semiHidden/>
     <w:rPr>
       <w:color w:val="5C0000"/>
       <w:shd w:val="clear" w:color="auto" w:fill="5C0000"/>
@@ -8390,6 +9434,7 @@
   </w:style>
   <w:style w:type="character" w:customStyle="1" w:styleId="Color5C0000Bg663D00">
     <w:name w:val="Color5C0000Bg663D00"/>
+    <w:semiHidden/>
     <w:rPr>
       <w:color w:val="5C0000"/>
       <w:shd w:val="clear" w:color="auto" w:fill="663D00"/>
@@ -8397,6 +9442,7 @@
   </w:style>
   <w:style w:type="character" w:customStyle="1" w:styleId="Color5C0000Bg666600">
     <w:name w:val="Color5C0000Bg666600"/>
+    <w:semiHidden/>
     <w:rPr>
       <w:color w:val="5C0000"/>
       <w:shd w:val="clear" w:color="auto" w:fill="666600"/>
@@ -8404,6 +9450,7 @@
   </w:style>
   <w:style w:type="character" w:customStyle="1" w:styleId="Color5C0000Bg003700">
     <w:name w:val="Color5C0000Bg003700"/>
+    <w:semiHidden/>
     <w:rPr>
       <w:color w:val="5C0000"/>
       <w:shd w:val="clear" w:color="auto" w:fill="003700"/>
@@ -8411,6 +9458,7 @@
   </w:style>
   <w:style w:type="character" w:customStyle="1" w:styleId="Color5C0000Bg002966">
     <w:name w:val="Color5C0000Bg002966"/>
+    <w:semiHidden/>
     <w:rPr>
       <w:color w:val="5C0000"/>
       <w:shd w:val="clear" w:color="auto" w:fill="002966"/>
@@ -8418,6 +9466,7 @@
   </w:style>
   <w:style w:type="character" w:customStyle="1" w:styleId="Color5C0000Bg3D1466">
     <w:name w:val="Color5C0000Bg3D1466"/>
+    <w:semiHidden/>
     <w:rPr>
       <w:color w:val="5C0000"/>
       <w:shd w:val="clear" w:color="auto" w:fill="3D1466"/>
@@ -8425,12 +9474,14 @@
   </w:style>
   <w:style w:type="character" w:customStyle="1" w:styleId="Color663D00">
     <w:name w:val="Color663D00"/>
+    <w:semiHidden/>
     <w:rPr>
       <w:color w:val="663D00"/>
     </w:rPr>
   </w:style>
   <w:style w:type="character" w:customStyle="1" w:styleId="Color663D00BgE60000">
     <w:name w:val="Color663D00BgE60000"/>
+    <w:semiHidden/>
     <w:rPr>
       <w:color w:val="663D00"/>
       <w:shd w:val="clear" w:color="auto" w:fill="E60000"/>
@@ -8438,6 +9489,7 @@
   </w:style>
   <w:style w:type="character" w:customStyle="1" w:styleId="Color663D00BgFF9900">
     <w:name w:val="Color663D00BgFF9900"/>
+    <w:semiHidden/>
     <w:rPr>
       <w:color w:val="663D00"/>
       <w:shd w:val="clear" w:color="auto" w:fill="FF9900"/>
@@ -8445,6 +9497,7 @@
   </w:style>
   <w:style w:type="character" w:customStyle="1" w:styleId="Color663D00BgFFFF00">
     <w:name w:val="Color663D00BgFFFF00"/>
+    <w:semiHidden/>
     <w:rPr>
       <w:color w:val="663D00"/>
       <w:shd w:val="clear" w:color="auto" w:fill="FFFF00"/>
@@ -8452,6 +9505,7 @@
   </w:style>
   <w:style w:type="character" w:customStyle="1" w:styleId="Color663D00Bg008A00">
     <w:name w:val="Color663D00Bg008A00"/>
+    <w:semiHidden/>
     <w:rPr>
       <w:color w:val="663D00"/>
       <w:shd w:val="clear" w:color="auto" w:fill="008A00"/>
@@ -8459,6 +9513,7 @@
   </w:style>
   <w:style w:type="character" w:customStyle="1" w:styleId="Color663D00Bg0066CC">
     <w:name w:val="Color663D00Bg0066CC"/>
+    <w:semiHidden/>
     <w:rPr>
       <w:color w:val="663D00"/>
       <w:shd w:val="clear" w:color="auto" w:fill="0066CC"/>
@@ -8466,6 +9521,7 @@
   </w:style>
   <w:style w:type="character" w:customStyle="1" w:styleId="Color663D00Bg9933FF">
     <w:name w:val="Color663D00Bg9933FF"/>
+    <w:semiHidden/>
     <w:rPr>
       <w:color w:val="663D00"/>
       <w:shd w:val="clear" w:color="auto" w:fill="9933FF"/>
@@ -8473,6 +9529,7 @@
   </w:style>
   <w:style w:type="character" w:customStyle="1" w:styleId="Color663D00BgFFFFFF">
     <w:name w:val="Color663D00BgFFFFFF"/>
+    <w:semiHidden/>
     <w:rPr>
       <w:color w:val="663D00"/>
       <w:shd w:val="clear" w:color="auto" w:fill="FFFFFF"/>
@@ -8480,6 +9537,7 @@
   </w:style>
   <w:style w:type="character" w:customStyle="1" w:styleId="Color663D00BgFACCCC">
     <w:name w:val="Color663D00BgFACCCC"/>
+    <w:semiHidden/>
     <w:rPr>
       <w:color w:val="663D00"/>
       <w:shd w:val="clear" w:color="auto" w:fill="FACCCC"/>
@@ -8487,6 +9545,7 @@
   </w:style>
   <w:style w:type="character" w:customStyle="1" w:styleId="Color663D00BgFFEBCC">
     <w:name w:val="Color663D00BgFFEBCC"/>
+    <w:semiHidden/>
     <w:rPr>
       <w:color w:val="663D00"/>
       <w:shd w:val="clear" w:color="auto" w:fill="FFEBCC"/>
@@ -8494,6 +9553,7 @@
   </w:style>
   <w:style w:type="character" w:customStyle="1" w:styleId="Color663D00BgFFFFCC">
     <w:name w:val="Color663D00BgFFFFCC"/>
+    <w:semiHidden/>
     <w:rPr>
       <w:color w:val="663D00"/>
       <w:shd w:val="clear" w:color="auto" w:fill="FFFFCC"/>
@@ -8501,6 +9561,7 @@
   </w:style>
   <w:style w:type="character" w:customStyle="1" w:styleId="Color663D00BgCCE8CC">
     <w:name w:val="Color663D00BgCCE8CC"/>
+    <w:semiHidden/>
     <w:rPr>
       <w:color w:val="663D00"/>
       <w:shd w:val="clear" w:color="auto" w:fill="CCE8CC"/>
@@ -8508,6 +9569,7 @@
   </w:style>
   <w:style w:type="character" w:customStyle="1" w:styleId="Color663D00BgCCE0F5">
     <w:name w:val="Color663D00BgCCE0F5"/>
+    <w:semiHidden/>
     <w:rPr>
       <w:color w:val="663D00"/>
       <w:shd w:val="clear" w:color="auto" w:fill="CCE0F5"/>
@@ -8515,6 +9577,7 @@
   </w:style>
   <w:style w:type="character" w:customStyle="1" w:styleId="Color663D00BgEBD6FF">
     <w:name w:val="Color663D00BgEBD6FF"/>
+    <w:semiHidden/>
     <w:rPr>
       <w:color w:val="663D00"/>
       <w:shd w:val="clear" w:color="auto" w:fill="EBD6FF"/>
@@ -8522,6 +9585,7 @@
   </w:style>
   <w:style w:type="character" w:customStyle="1" w:styleId="Color663D00BgBBBBBB">
     <w:name w:val="Color663D00BgBBBBBB"/>
+    <w:semiHidden/>
     <w:rPr>
       <w:color w:val="663D00"/>
       <w:shd w:val="clear" w:color="auto" w:fill="BBBBBB"/>
@@ -8529,6 +9593,7 @@
   </w:style>
   <w:style w:type="character" w:customStyle="1" w:styleId="Color663D00BgF06666">
     <w:name w:val="Color663D00BgF06666"/>
+    <w:semiHidden/>
     <w:rPr>
       <w:color w:val="663D00"/>
       <w:shd w:val="clear" w:color="auto" w:fill="F06666"/>
@@ -8536,6 +9601,7 @@
   </w:style>
   <w:style w:type="character" w:customStyle="1" w:styleId="Color663D00BgFFC266">
     <w:name w:val="Color663D00BgFFC266"/>
+    <w:semiHidden/>
     <w:rPr>
       <w:color w:val="663D00"/>
       <w:shd w:val="clear" w:color="auto" w:fill="FFC266"/>
@@ -8543,6 +9609,7 @@
   </w:style>
   <w:style w:type="character" w:customStyle="1" w:styleId="Color663D00BgFFFF66">
     <w:name w:val="Color663D00BgFFFF66"/>
+    <w:semiHidden/>
     <w:rPr>
       <w:color w:val="663D00"/>
       <w:shd w:val="clear" w:color="auto" w:fill="FFFF66"/>
@@ -8550,6 +9617,7 @@
   </w:style>
   <w:style w:type="character" w:customStyle="1" w:styleId="Color663D00Bg66B966">
     <w:name w:val="Color663D00Bg66B966"/>
+    <w:semiHidden/>
     <w:rPr>
       <w:color w:val="663D00"/>
       <w:shd w:val="clear" w:color="auto" w:fill="66B966"/>
@@ -8557,6 +9625,7 @@
   </w:style>
   <w:style w:type="character" w:customStyle="1" w:styleId="Color663D00Bg66A3E0">
     <w:name w:val="Color663D00Bg66A3E0"/>
+    <w:semiHidden/>
     <w:rPr>
       <w:color w:val="663D00"/>
       <w:shd w:val="clear" w:color="auto" w:fill="66A3E0"/>
@@ -8564,6 +9633,7 @@
   </w:style>
   <w:style w:type="character" w:customStyle="1" w:styleId="Color663D00BgC285FF">
     <w:name w:val="Color663D00BgC285FF"/>
+    <w:semiHidden/>
     <w:rPr>
       <w:color w:val="663D00"/>
       <w:shd w:val="clear" w:color="auto" w:fill="C285FF"/>
@@ -8571,6 +9641,7 @@
   </w:style>
   <w:style w:type="character" w:customStyle="1" w:styleId="Color663D00Bg888888">
     <w:name w:val="Color663D00Bg888888"/>
+    <w:semiHidden/>
     <w:rPr>
       <w:color w:val="663D00"/>
       <w:shd w:val="clear" w:color="auto" w:fill="888888"/>
@@ -8578,6 +9649,7 @@
   </w:style>
   <w:style w:type="character" w:customStyle="1" w:styleId="Color663D00BgA10000">
     <w:name w:val="Color663D00BgA10000"/>
+    <w:semiHidden/>
     <w:rPr>
       <w:color w:val="663D00"/>
       <w:shd w:val="clear" w:color="auto" w:fill="A10000"/>
@@ -8585,6 +9657,7 @@
   </w:style>
   <w:style w:type="character" w:customStyle="1" w:styleId="Color663D00BgB26B00">
     <w:name w:val="Color663D00BgB26B00"/>
+    <w:semiHidden/>
     <w:rPr>
       <w:color w:val="663D00"/>
       <w:shd w:val="clear" w:color="auto" w:fill="B26B00"/>
@@ -8592,6 +9665,7 @@
   </w:style>
   <w:style w:type="character" w:customStyle="1" w:styleId="Color663D00BgB2B200">
     <w:name w:val="Color663D00BgB2B200"/>
+    <w:semiHidden/>
     <w:rPr>
       <w:color w:val="663D00"/>
       <w:shd w:val="clear" w:color="auto" w:fill="B2B200"/>
@@ -8599,6 +9673,7 @@
   </w:style>
   <w:style w:type="character" w:customStyle="1" w:styleId="Color663D00Bg006100">
     <w:name w:val="Color663D00Bg006100"/>
+    <w:semiHidden/>
     <w:rPr>
       <w:color w:val="663D00"/>
       <w:shd w:val="clear" w:color="auto" w:fill="006100"/>
@@ -8606,6 +9681,7 @@
   </w:style>
   <w:style w:type="character" w:customStyle="1" w:styleId="Color663D00Bg0047B2">
     <w:name w:val="Color663D00Bg0047B2"/>
+    <w:semiHidden/>
     <w:rPr>
       <w:color w:val="663D00"/>
       <w:shd w:val="clear" w:color="auto" w:fill="0047B2"/>
@@ -8613,6 +9689,7 @@
   </w:style>
   <w:style w:type="character" w:customStyle="1" w:styleId="Color663D00Bg6B24B2">
     <w:name w:val="Color663D00Bg6B24B2"/>
+    <w:semiHidden/>
     <w:rPr>
       <w:color w:val="663D00"/>
       <w:shd w:val="clear" w:color="auto" w:fill="6B24B2"/>
@@ -8620,6 +9697,7 @@
   </w:style>
   <w:style w:type="character" w:customStyle="1" w:styleId="Color663D00Bg444444">
     <w:name w:val="Color663D00Bg444444"/>
+    <w:semiHidden/>
     <w:rPr>
       <w:color w:val="663D00"/>
       <w:shd w:val="clear" w:color="auto" w:fill="444444"/>
@@ -8627,6 +9705,7 @@
   </w:style>
   <w:style w:type="character" w:customStyle="1" w:styleId="Color663D00Bg5C0000">
     <w:name w:val="Color663D00Bg5C0000"/>
+    <w:semiHidden/>
     <w:rPr>
       <w:color w:val="663D00"/>
       <w:shd w:val="clear" w:color="auto" w:fill="5C0000"/>
@@ -8634,6 +9713,7 @@
   </w:style>
   <w:style w:type="character" w:customStyle="1" w:styleId="Color663D00Bg663D00">
     <w:name w:val="Color663D00Bg663D00"/>
+    <w:semiHidden/>
     <w:rPr>
       <w:color w:val="663D00"/>
       <w:shd w:val="clear" w:color="auto" w:fill="663D00"/>
@@ -8641,6 +9721,7 @@
   </w:style>
   <w:style w:type="character" w:customStyle="1" w:styleId="Color663D00Bg666600">
     <w:name w:val="Color663D00Bg666600"/>
+    <w:semiHidden/>
     <w:rPr>
       <w:color w:val="663D00"/>
       <w:shd w:val="clear" w:color="auto" w:fill="666600"/>
@@ -8648,6 +9729,7 @@
   </w:style>
   <w:style w:type="character" w:customStyle="1" w:styleId="Color663D00Bg003700">
     <w:name w:val="Color663D00Bg003700"/>
+    <w:semiHidden/>
     <w:rPr>
       <w:color w:val="663D00"/>
       <w:shd w:val="clear" w:color="auto" w:fill="003700"/>
@@ -8655,6 +9737,7 @@
   </w:style>
   <w:style w:type="character" w:customStyle="1" w:styleId="Color663D00Bg002966">
     <w:name w:val="Color663D00Bg002966"/>
+    <w:semiHidden/>
     <w:rPr>
       <w:color w:val="663D00"/>
       <w:shd w:val="clear" w:color="auto" w:fill="002966"/>
@@ -8662,6 +9745,7 @@
   </w:style>
   <w:style w:type="character" w:customStyle="1" w:styleId="Color663D00Bg3D1466">
     <w:name w:val="Color663D00Bg3D1466"/>
+    <w:semiHidden/>
     <w:rPr>
       <w:color w:val="663D00"/>
       <w:shd w:val="clear" w:color="auto" w:fill="3D1466"/>
@@ -8669,12 +9753,14 @@
   </w:style>
   <w:style w:type="character" w:customStyle="1" w:styleId="Color666600">
     <w:name w:val="Color666600"/>
+    <w:semiHidden/>
     <w:rPr>
       <w:color w:val="666600"/>
     </w:rPr>
   </w:style>
   <w:style w:type="character" w:customStyle="1" w:styleId="Color666600BgE60000">
     <w:name w:val="Color666600BgE60000"/>
+    <w:semiHidden/>
     <w:rPr>
       <w:color w:val="666600"/>
       <w:shd w:val="clear" w:color="auto" w:fill="E60000"/>
@@ -8682,6 +9768,7 @@
   </w:style>
   <w:style w:type="character" w:customStyle="1" w:styleId="Color666600BgFF9900">
     <w:name w:val="Color666600BgFF9900"/>
+    <w:semiHidden/>
     <w:rPr>
       <w:color w:val="666600"/>
       <w:shd w:val="clear" w:color="auto" w:fill="FF9900"/>
@@ -8689,6 +9776,7 @@
   </w:style>
   <w:style w:type="character" w:customStyle="1" w:styleId="Color666600BgFFFF00">
     <w:name w:val="Color666600BgFFFF00"/>
+    <w:semiHidden/>
     <w:rPr>
       <w:color w:val="666600"/>
       <w:shd w:val="clear" w:color="auto" w:fill="FFFF00"/>
@@ -8696,6 +9784,7 @@
   </w:style>
   <w:style w:type="character" w:customStyle="1" w:styleId="Color666600Bg008A00">
     <w:name w:val="Color666600Bg008A00"/>
+    <w:semiHidden/>
     <w:rPr>
       <w:color w:val="666600"/>
       <w:shd w:val="clear" w:color="auto" w:fill="008A00"/>
@@ -8703,6 +9792,7 @@
   </w:style>
   <w:style w:type="character" w:customStyle="1" w:styleId="Color666600Bg0066CC">
     <w:name w:val="Color666600Bg0066CC"/>
+    <w:semiHidden/>
     <w:rPr>
       <w:color w:val="666600"/>
       <w:shd w:val="clear" w:color="auto" w:fill="0066CC"/>
@@ -8710,6 +9800,7 @@
   </w:style>
   <w:style w:type="character" w:customStyle="1" w:styleId="Color666600Bg9933FF">
     <w:name w:val="Color666600Bg9933FF"/>
+    <w:semiHidden/>
     <w:rPr>
       <w:color w:val="666600"/>
       <w:shd w:val="clear" w:color="auto" w:fill="9933FF"/>
@@ -8717,6 +9808,7 @@
   </w:style>
   <w:style w:type="character" w:customStyle="1" w:styleId="Color666600BgFFFFFF">
     <w:name w:val="Color666600BgFFFFFF"/>
+    <w:semiHidden/>
     <w:rPr>
       <w:color w:val="666600"/>
       <w:shd w:val="clear" w:color="auto" w:fill="FFFFFF"/>
@@ -8724,6 +9816,7 @@
   </w:style>
   <w:style w:type="character" w:customStyle="1" w:styleId="Color666600BgFACCCC">
     <w:name w:val="Color666600BgFACCCC"/>
+    <w:semiHidden/>
     <w:rPr>
       <w:color w:val="666600"/>
       <w:shd w:val="clear" w:color="auto" w:fill="FACCCC"/>
@@ -8731,6 +9824,7 @@
   </w:style>
   <w:style w:type="character" w:customStyle="1" w:styleId="Color666600BgFFEBCC">
     <w:name w:val="Color666600BgFFEBCC"/>
+    <w:semiHidden/>
     <w:rPr>
       <w:color w:val="666600"/>
       <w:shd w:val="clear" w:color="auto" w:fill="FFEBCC"/>
@@ -8738,6 +9832,7 @@
   </w:style>
   <w:style w:type="character" w:customStyle="1" w:styleId="Color666600BgFFFFCC">
     <w:name w:val="Color666600BgFFFFCC"/>
+    <w:semiHidden/>
     <w:rPr>
       <w:color w:val="666600"/>
       <w:shd w:val="clear" w:color="auto" w:fill="FFFFCC"/>
@@ -8745,6 +9840,7 @@
   </w:style>
   <w:style w:type="character" w:customStyle="1" w:styleId="Color666600BgCCE8CC">
     <w:name w:val="Color666600BgCCE8CC"/>
+    <w:semiHidden/>
     <w:rPr>
       <w:color w:val="666600"/>
       <w:shd w:val="clear" w:color="auto" w:fill="CCE8CC"/>
@@ -8752,6 +9848,7 @@
   </w:style>
   <w:style w:type="character" w:customStyle="1" w:styleId="Color666600BgCCE0F5">
     <w:name w:val="Color666600BgCCE0F5"/>
+    <w:semiHidden/>
     <w:rPr>
       <w:color w:val="666600"/>
       <w:shd w:val="clear" w:color="auto" w:fill="CCE0F5"/>
@@ -8759,6 +9856,7 @@
   </w:style>
   <w:style w:type="character" w:customStyle="1" w:styleId="Color666600BgEBD6FF">
     <w:name w:val="Color666600BgEBD6FF"/>
+    <w:semiHidden/>
     <w:rPr>
       <w:color w:val="666600"/>
       <w:shd w:val="clear" w:color="auto" w:fill="EBD6FF"/>
@@ -8766,6 +9864,7 @@
   </w:style>
   <w:style w:type="character" w:customStyle="1" w:styleId="Color666600BgBBBBBB">
     <w:name w:val="Color666600BgBBBBBB"/>
+    <w:semiHidden/>
     <w:rPr>
       <w:color w:val="666600"/>
       <w:shd w:val="clear" w:color="auto" w:fill="BBBBBB"/>
@@ -8773,6 +9872,7 @@
   </w:style>
   <w:style w:type="character" w:customStyle="1" w:styleId="Color666600BgF06666">
     <w:name w:val="Color666600BgF06666"/>
+    <w:semiHidden/>
     <w:rPr>
       <w:color w:val="666600"/>
       <w:shd w:val="clear" w:color="auto" w:fill="F06666"/>
@@ -8780,6 +9880,7 @@
   </w:style>
   <w:style w:type="character" w:customStyle="1" w:styleId="Color666600BgFFC266">
     <w:name w:val="Color666600BgFFC266"/>
+    <w:semiHidden/>
     <w:rPr>
       <w:color w:val="666600"/>
       <w:shd w:val="clear" w:color="auto" w:fill="FFC266"/>
@@ -8787,6 +9888,7 @@
   </w:style>
   <w:style w:type="character" w:customStyle="1" w:styleId="Color666600BgFFFF66">
     <w:name w:val="Color666600BgFFFF66"/>
+    <w:semiHidden/>
     <w:rPr>
       <w:color w:val="666600"/>
       <w:shd w:val="clear" w:color="auto" w:fill="FFFF66"/>
@@ -8794,6 +9896,7 @@
   </w:style>
   <w:style w:type="character" w:customStyle="1" w:styleId="Color666600Bg66B966">
     <w:name w:val="Color666600Bg66B966"/>
+    <w:semiHidden/>
     <w:rPr>
       <w:color w:val="666600"/>
       <w:shd w:val="clear" w:color="auto" w:fill="66B966"/>
@@ -8801,6 +9904,7 @@
   </w:style>
   <w:style w:type="character" w:customStyle="1" w:styleId="Color666600Bg66A3E0">
     <w:name w:val="Color666600Bg66A3E0"/>
+    <w:semiHidden/>
     <w:rPr>
       <w:color w:val="666600"/>
       <w:shd w:val="clear" w:color="auto" w:fill="66A3E0"/>
@@ -8808,6 +9912,7 @@
   </w:style>
   <w:style w:type="character" w:customStyle="1" w:styleId="Color666600BgC285FF">
     <w:name w:val="Color666600BgC285FF"/>
+    <w:semiHidden/>
     <w:rPr>
       <w:color w:val="666600"/>
       <w:shd w:val="clear" w:color="auto" w:fill="C285FF"/>
@@ -8815,6 +9920,7 @@
   </w:style>
   <w:style w:type="character" w:customStyle="1" w:styleId="Color666600Bg888888">
     <w:name w:val="Color666600Bg888888"/>
+    <w:semiHidden/>
     <w:rPr>
       <w:color w:val="666600"/>
       <w:shd w:val="clear" w:color="auto" w:fill="888888"/>
@@ -8822,6 +9928,7 @@
   </w:style>
   <w:style w:type="character" w:customStyle="1" w:styleId="Color666600BgA10000">
     <w:name w:val="Color666600BgA10000"/>
+    <w:semiHidden/>
     <w:rPr>
       <w:color w:val="666600"/>
       <w:shd w:val="clear" w:color="auto" w:fill="A10000"/>
@@ -8829,6 +9936,7 @@
   </w:style>
   <w:style w:type="character" w:customStyle="1" w:styleId="Color666600BgB26B00">
     <w:name w:val="Color666600BgB26B00"/>
+    <w:semiHidden/>
     <w:rPr>
       <w:color w:val="666600"/>
       <w:shd w:val="clear" w:color="auto" w:fill="B26B00"/>
@@ -8836,6 +9944,7 @@
   </w:style>
   <w:style w:type="character" w:customStyle="1" w:styleId="Color666600BgB2B200">
     <w:name w:val="Color666600BgB2B200"/>
+    <w:semiHidden/>
     <w:rPr>
       <w:color w:val="666600"/>
       <w:shd w:val="clear" w:color="auto" w:fill="B2B200"/>
@@ -8843,6 +9952,7 @@
   </w:style>
   <w:style w:type="character" w:customStyle="1" w:styleId="Color666600Bg006100">
     <w:name w:val="Color666600Bg006100"/>
+    <w:semiHidden/>
     <w:rPr>
       <w:color w:val="666600"/>
       <w:shd w:val="clear" w:color="auto" w:fill="006100"/>
@@ -8850,6 +9960,7 @@
   </w:style>
   <w:style w:type="character" w:customStyle="1" w:styleId="Color666600Bg0047B2">
     <w:name w:val="Color666600Bg0047B2"/>
+    <w:semiHidden/>
     <w:rPr>
       <w:color w:val="666600"/>
       <w:shd w:val="clear" w:color="auto" w:fill="0047B2"/>
@@ -8857,6 +9968,7 @@
   </w:style>
   <w:style w:type="character" w:customStyle="1" w:styleId="Color666600Bg6B24B2">
     <w:name w:val="Color666600Bg6B24B2"/>
+    <w:semiHidden/>
     <w:rPr>
       <w:color w:val="666600"/>
       <w:shd w:val="clear" w:color="auto" w:fill="6B24B2"/>
@@ -8864,6 +9976,7 @@
   </w:style>
   <w:style w:type="character" w:customStyle="1" w:styleId="Color666600Bg444444">
     <w:name w:val="Color666600Bg444444"/>
+    <w:semiHidden/>
     <w:rPr>
       <w:color w:val="666600"/>
       <w:shd w:val="clear" w:color="auto" w:fill="444444"/>
@@ -8871,6 +9984,7 @@
   </w:style>
   <w:style w:type="character" w:customStyle="1" w:styleId="Color666600Bg5C0000">
     <w:name w:val="Color666600Bg5C0000"/>
+    <w:semiHidden/>
     <w:rPr>
       <w:color w:val="666600"/>
       <w:shd w:val="clear" w:color="auto" w:fill="5C0000"/>
@@ -8878,6 +9992,7 @@
   </w:style>
   <w:style w:type="character" w:customStyle="1" w:styleId="Color666600Bg663D00">
     <w:name w:val="Color666600Bg663D00"/>
+    <w:semiHidden/>
     <w:rPr>
       <w:color w:val="666600"/>
       <w:shd w:val="clear" w:color="auto" w:fill="663D00"/>
@@ -8885,6 +10000,7 @@
   </w:style>
   <w:style w:type="character" w:customStyle="1" w:styleId="Color666600Bg666600">
     <w:name w:val="Color666600Bg666600"/>
+    <w:semiHidden/>
     <w:rPr>
       <w:color w:val="666600"/>
       <w:shd w:val="clear" w:color="auto" w:fill="666600"/>
@@ -8892,6 +10008,7 @@
   </w:style>
   <w:style w:type="character" w:customStyle="1" w:styleId="Color666600Bg003700">
     <w:name w:val="Color666600Bg003700"/>
+    <w:semiHidden/>
     <w:rPr>
       <w:color w:val="666600"/>
       <w:shd w:val="clear" w:color="auto" w:fill="003700"/>
@@ -8899,6 +10016,7 @@
   </w:style>
   <w:style w:type="character" w:customStyle="1" w:styleId="Color666600Bg002966">
     <w:name w:val="Color666600Bg002966"/>
+    <w:semiHidden/>
     <w:rPr>
       <w:color w:val="666600"/>
       <w:shd w:val="clear" w:color="auto" w:fill="002966"/>
@@ -8906,6 +10024,7 @@
   </w:style>
   <w:style w:type="character" w:customStyle="1" w:styleId="Color666600Bg3D1466">
     <w:name w:val="Color666600Bg3D1466"/>
+    <w:semiHidden/>
     <w:rPr>
       <w:color w:val="666600"/>
       <w:shd w:val="clear" w:color="auto" w:fill="3D1466"/>
@@ -8913,12 +10032,14 @@
   </w:style>
   <w:style w:type="character" w:customStyle="1" w:styleId="Color003700">
     <w:name w:val="Color003700"/>
+    <w:semiHidden/>
     <w:rPr>
       <w:color w:val="003700"/>
     </w:rPr>
   </w:style>
   <w:style w:type="character" w:customStyle="1" w:styleId="Color003700BgE60000">
     <w:name w:val="Color003700BgE60000"/>
+    <w:semiHidden/>
     <w:rPr>
       <w:color w:val="003700"/>
       <w:shd w:val="clear" w:color="auto" w:fill="E60000"/>
@@ -8926,6 +10047,7 @@
   </w:style>
   <w:style w:type="character" w:customStyle="1" w:styleId="Color003700BgFF9900">
     <w:name w:val="Color003700BgFF9900"/>
+    <w:semiHidden/>
     <w:rPr>
       <w:color w:val="003700"/>
       <w:shd w:val="clear" w:color="auto" w:fill="FF9900"/>
@@ -8933,6 +10055,7 @@
   </w:style>
   <w:style w:type="character" w:customStyle="1" w:styleId="Color003700BgFFFF00">
     <w:name w:val="Color003700BgFFFF00"/>
+    <w:semiHidden/>
     <w:rPr>
       <w:color w:val="003700"/>
       <w:shd w:val="clear" w:color="auto" w:fill="FFFF00"/>
@@ -8940,6 +10063,7 @@
   </w:style>
   <w:style w:type="character" w:customStyle="1" w:styleId="Color003700Bg008A00">
     <w:name w:val="Color003700Bg008A00"/>
+    <w:semiHidden/>
     <w:rPr>
       <w:color w:val="003700"/>
       <w:shd w:val="clear" w:color="auto" w:fill="008A00"/>
@@ -8947,6 +10071,7 @@
   </w:style>
   <w:style w:type="character" w:customStyle="1" w:styleId="Color003700Bg0066CC">
     <w:name w:val="Color003700Bg0066CC"/>
+    <w:semiHidden/>
     <w:rPr>
       <w:color w:val="003700"/>
       <w:shd w:val="clear" w:color="auto" w:fill="0066CC"/>
@@ -8954,6 +10079,7 @@
   </w:style>
   <w:style w:type="character" w:customStyle="1" w:styleId="Color003700Bg9933FF">
     <w:name w:val="Color003700Bg9933FF"/>
+    <w:semiHidden/>
     <w:rPr>
       <w:color w:val="003700"/>
       <w:shd w:val="clear" w:color="auto" w:fill="9933FF"/>
@@ -8961,6 +10087,7 @@
   </w:style>
   <w:style w:type="character" w:customStyle="1" w:styleId="Color003700BgFFFFFF">
     <w:name w:val="Color003700BgFFFFFF"/>
+    <w:semiHidden/>
     <w:rPr>
       <w:color w:val="003700"/>
       <w:shd w:val="clear" w:color="auto" w:fill="FFFFFF"/>
@@ -8968,6 +10095,7 @@
   </w:style>
   <w:style w:type="character" w:customStyle="1" w:styleId="Color003700BgFACCCC">
     <w:name w:val="Color003700BgFACCCC"/>
+    <w:semiHidden/>
     <w:rPr>
       <w:color w:val="003700"/>
       <w:shd w:val="clear" w:color="auto" w:fill="FACCCC"/>
@@ -8975,6 +10103,7 @@
   </w:style>
   <w:style w:type="character" w:customStyle="1" w:styleId="Color003700BgFFEBCC">
     <w:name w:val="Color003700BgFFEBCC"/>
+    <w:semiHidden/>
     <w:rPr>
       <w:color w:val="003700"/>
       <w:shd w:val="clear" w:color="auto" w:fill="FFEBCC"/>
@@ -8982,6 +10111,7 @@
   </w:style>
   <w:style w:type="character" w:customStyle="1" w:styleId="Color003700BgFFFFCC">
     <w:name w:val="Color003700BgFFFFCC"/>
+    <w:semiHidden/>
     <w:rPr>
       <w:color w:val="003700"/>
       <w:shd w:val="clear" w:color="auto" w:fill="FFFFCC"/>
@@ -8989,6 +10119,7 @@
   </w:style>
   <w:style w:type="character" w:customStyle="1" w:styleId="Color003700BgCCE8CC">
     <w:name w:val="Color003700BgCCE8CC"/>
+    <w:semiHidden/>
     <w:rPr>
       <w:color w:val="003700"/>
       <w:shd w:val="clear" w:color="auto" w:fill="CCE8CC"/>
@@ -8996,6 +10127,7 @@
   </w:style>
   <w:style w:type="character" w:customStyle="1" w:styleId="Color003700BgCCE0F5">
     <w:name w:val="Color003700BgCCE0F5"/>
+    <w:semiHidden/>
     <w:rPr>
       <w:color w:val="003700"/>
       <w:shd w:val="clear" w:color="auto" w:fill="CCE0F5"/>
@@ -9003,6 +10135,7 @@
   </w:style>
   <w:style w:type="character" w:customStyle="1" w:styleId="Color003700BgEBD6FF">
     <w:name w:val="Color003700BgEBD6FF"/>
+    <w:semiHidden/>
     <w:rPr>
       <w:color w:val="003700"/>
       <w:shd w:val="clear" w:color="auto" w:fill="EBD6FF"/>
@@ -9010,6 +10143,7 @@
   </w:style>
   <w:style w:type="character" w:customStyle="1" w:styleId="Color003700BgBBBBBB">
     <w:name w:val="Color003700BgBBBBBB"/>
+    <w:semiHidden/>
     <w:rPr>
       <w:color w:val="003700"/>
       <w:shd w:val="clear" w:color="auto" w:fill="BBBBBB"/>
@@ -9017,6 +10151,7 @@
   </w:style>
   <w:style w:type="character" w:customStyle="1" w:styleId="Color003700BgF06666">
     <w:name w:val="Color003700BgF06666"/>
+    <w:semiHidden/>
     <w:rPr>
       <w:color w:val="003700"/>
       <w:shd w:val="clear" w:color="auto" w:fill="F06666"/>
@@ -9024,6 +10159,7 @@
   </w:style>
   <w:style w:type="character" w:customStyle="1" w:styleId="Color003700BgFFC266">
     <w:name w:val="Color003700BgFFC266"/>
+    <w:semiHidden/>
     <w:rPr>
       <w:color w:val="003700"/>
       <w:shd w:val="clear" w:color="auto" w:fill="FFC266"/>
@@ -9031,6 +10167,7 @@
   </w:style>
   <w:style w:type="character" w:customStyle="1" w:styleId="Color003700BgFFFF66">
     <w:name w:val="Color003700BgFFFF66"/>
+    <w:semiHidden/>
     <w:rPr>
       <w:color w:val="003700"/>
       <w:shd w:val="clear" w:color="auto" w:fill="FFFF66"/>
@@ -9038,6 +10175,7 @@
   </w:style>
   <w:style w:type="character" w:customStyle="1" w:styleId="Color003700Bg66B966">
     <w:name w:val="Color003700Bg66B966"/>
+    <w:semiHidden/>
     <w:rPr>
       <w:color w:val="003700"/>
       <w:shd w:val="clear" w:color="auto" w:fill="66B966"/>
@@ -9045,6 +10183,7 @@
   </w:style>
   <w:style w:type="character" w:customStyle="1" w:styleId="Color003700Bg66A3E0">
     <w:name w:val="Color003700Bg66A3E0"/>
+    <w:semiHidden/>
     <w:rPr>
       <w:color w:val="003700"/>
       <w:shd w:val="clear" w:color="auto" w:fill="66A3E0"/>
@@ -9052,6 +10191,7 @@
   </w:style>
   <w:style w:type="character" w:customStyle="1" w:styleId="Color003700BgC285FF">
     <w:name w:val="Color003700BgC285FF"/>
+    <w:semiHidden/>
     <w:rPr>
       <w:color w:val="003700"/>
       <w:shd w:val="clear" w:color="auto" w:fill="C285FF"/>
@@ -9059,6 +10199,7 @@
   </w:style>
   <w:style w:type="character" w:customStyle="1" w:styleId="Color003700Bg888888">
     <w:name w:val="Color003700Bg888888"/>
+    <w:semiHidden/>
     <w:rPr>
       <w:color w:val="003700"/>
       <w:shd w:val="clear" w:color="auto" w:fill="888888"/>
@@ -9066,6 +10207,7 @@
   </w:style>
   <w:style w:type="character" w:customStyle="1" w:styleId="Color003700BgA10000">
     <w:name w:val="Color003700BgA10000"/>
+    <w:semiHidden/>
     <w:rPr>
       <w:color w:val="003700"/>
       <w:shd w:val="clear" w:color="auto" w:fill="A10000"/>
@@ -9073,6 +10215,7 @@
   </w:style>
   <w:style w:type="character" w:customStyle="1" w:styleId="Color003700BgB26B00">
     <w:name w:val="Color003700BgB26B00"/>
+    <w:semiHidden/>
     <w:rPr>
       <w:color w:val="003700"/>
       <w:shd w:val="clear" w:color="auto" w:fill="B26B00"/>
@@ -9080,6 +10223,7 @@
   </w:style>
   <w:style w:type="character" w:customStyle="1" w:styleId="Color003700BgB2B200">
     <w:name w:val="Color003700BgB2B200"/>
+    <w:semiHidden/>
     <w:rPr>
       <w:color w:val="003700"/>
       <w:shd w:val="clear" w:color="auto" w:fill="B2B200"/>
@@ -9087,6 +10231,7 @@
   </w:style>
   <w:style w:type="character" w:customStyle="1" w:styleId="Color003700Bg006100">
     <w:name w:val="Color003700Bg006100"/>
+    <w:semiHidden/>
     <w:rPr>
       <w:color w:val="003700"/>
       <w:shd w:val="clear" w:color="auto" w:fill="006100"/>
@@ -9094,6 +10239,7 @@
   </w:style>
   <w:style w:type="character" w:customStyle="1" w:styleId="Color003700Bg0047B2">
     <w:name w:val="Color003700Bg0047B2"/>
+    <w:semiHidden/>
     <w:rPr>
       <w:color w:val="003700"/>
       <w:shd w:val="clear" w:color="auto" w:fill="0047B2"/>
@@ -9101,6 +10247,7 @@
   </w:style>
   <w:style w:type="character" w:customStyle="1" w:styleId="Color003700Bg6B24B2">
     <w:name w:val="Color003700Bg6B24B2"/>
+    <w:semiHidden/>
     <w:rPr>
       <w:color w:val="003700"/>
       <w:shd w:val="clear" w:color="auto" w:fill="6B24B2"/>
@@ -9108,6 +10255,7 @@
   </w:style>
   <w:style w:type="character" w:customStyle="1" w:styleId="Color003700Bg444444">
     <w:name w:val="Color003700Bg444444"/>
+    <w:semiHidden/>
     <w:rPr>
       <w:color w:val="003700"/>
       <w:shd w:val="clear" w:color="auto" w:fill="444444"/>
@@ -9115,6 +10263,7 @@
   </w:style>
   <w:style w:type="character" w:customStyle="1" w:styleId="Color003700Bg5C0000">
     <w:name w:val="Color003700Bg5C0000"/>
+    <w:semiHidden/>
     <w:rPr>
       <w:color w:val="003700"/>
       <w:shd w:val="clear" w:color="auto" w:fill="5C0000"/>
@@ -9122,6 +10271,7 @@
   </w:style>
   <w:style w:type="character" w:customStyle="1" w:styleId="Color003700Bg663D00">
     <w:name w:val="Color003700Bg663D00"/>
+    <w:semiHidden/>
     <w:rPr>
       <w:color w:val="003700"/>
       <w:shd w:val="clear" w:color="auto" w:fill="663D00"/>
@@ -9129,6 +10279,7 @@
   </w:style>
   <w:style w:type="character" w:customStyle="1" w:styleId="Color003700Bg666600">
     <w:name w:val="Color003700Bg666600"/>
+    <w:semiHidden/>
     <w:rPr>
       <w:color w:val="003700"/>
       <w:shd w:val="clear" w:color="auto" w:fill="666600"/>
@@ -9136,6 +10287,7 @@
   </w:style>
   <w:style w:type="character" w:customStyle="1" w:styleId="Color003700Bg003700">
     <w:name w:val="Color003700Bg003700"/>
+    <w:semiHidden/>
     <w:rPr>
       <w:color w:val="003700"/>
       <w:shd w:val="clear" w:color="auto" w:fill="003700"/>
@@ -9143,6 +10295,7 @@
   </w:style>
   <w:style w:type="character" w:customStyle="1" w:styleId="Color003700Bg002966">
     <w:name w:val="Color003700Bg002966"/>
+    <w:semiHidden/>
     <w:rPr>
       <w:color w:val="003700"/>
       <w:shd w:val="clear" w:color="auto" w:fill="002966"/>
@@ -9150,6 +10303,7 @@
   </w:style>
   <w:style w:type="character" w:customStyle="1" w:styleId="Color003700Bg3D1466">
     <w:name w:val="Color003700Bg3D1466"/>
+    <w:semiHidden/>
     <w:rPr>
       <w:color w:val="003700"/>
       <w:shd w:val="clear" w:color="auto" w:fill="3D1466"/>
@@ -9157,12 +10311,14 @@
   </w:style>
   <w:style w:type="character" w:customStyle="1" w:styleId="Color002966">
     <w:name w:val="Color002966"/>
+    <w:semiHidden/>
     <w:rPr>
       <w:color w:val="002966"/>
     </w:rPr>
   </w:style>
   <w:style w:type="character" w:customStyle="1" w:styleId="Color002966BgE60000">
     <w:name w:val="Color002966BgE60000"/>
+    <w:semiHidden/>
     <w:rPr>
       <w:color w:val="002966"/>
       <w:shd w:val="clear" w:color="auto" w:fill="E60000"/>
@@ -9170,6 +10326,7 @@
   </w:style>
   <w:style w:type="character" w:customStyle="1" w:styleId="Color002966BgFF9900">
     <w:name w:val="Color002966BgFF9900"/>
+    <w:semiHidden/>
     <w:rPr>
       <w:color w:val="002966"/>
       <w:shd w:val="clear" w:color="auto" w:fill="FF9900"/>
@@ -9177,6 +10334,7 @@
   </w:style>
   <w:style w:type="character" w:customStyle="1" w:styleId="Color002966BgFFFF00">
     <w:name w:val="Color002966BgFFFF00"/>
+    <w:semiHidden/>
     <w:rPr>
       <w:color w:val="002966"/>
       <w:shd w:val="clear" w:color="auto" w:fill="FFFF00"/>
@@ -9184,6 +10342,7 @@
   </w:style>
   <w:style w:type="character" w:customStyle="1" w:styleId="Color002966Bg008A00">
     <w:name w:val="Color002966Bg008A00"/>
+    <w:semiHidden/>
     <w:rPr>
       <w:color w:val="002966"/>
       <w:shd w:val="clear" w:color="auto" w:fill="008A00"/>
@@ -9191,6 +10350,7 @@
   </w:style>
   <w:style w:type="character" w:customStyle="1" w:styleId="Color002966Bg0066CC">
     <w:name w:val="Color002966Bg0066CC"/>
+    <w:semiHidden/>
     <w:rPr>
       <w:color w:val="002966"/>
       <w:shd w:val="clear" w:color="auto" w:fill="0066CC"/>
@@ -9198,6 +10358,7 @@
   </w:style>
   <w:style w:type="character" w:customStyle="1" w:styleId="Color002966Bg9933FF">
     <w:name w:val="Color002966Bg9933FF"/>
+    <w:semiHidden/>
     <w:rPr>
       <w:color w:val="002966"/>
       <w:shd w:val="clear" w:color="auto" w:fill="9933FF"/>
@@ -9205,6 +10366,7 @@
   </w:style>
   <w:style w:type="character" w:customStyle="1" w:styleId="Color002966BgFFFFFF">
     <w:name w:val="Color002966BgFFFFFF"/>
+    <w:semiHidden/>
     <w:rPr>
       <w:color w:val="002966"/>
       <w:shd w:val="clear" w:color="auto" w:fill="FFFFFF"/>
@@ -9212,6 +10374,7 @@
   </w:style>
   <w:style w:type="character" w:customStyle="1" w:styleId="Color002966BgFACCCC">
     <w:name w:val="Color002966BgFACCCC"/>
+    <w:semiHidden/>
     <w:rPr>
       <w:color w:val="002966"/>
       <w:shd w:val="clear" w:color="auto" w:fill="FACCCC"/>
@@ -9219,6 +10382,7 @@
   </w:style>
   <w:style w:type="character" w:customStyle="1" w:styleId="Color002966BgFFEBCC">
     <w:name w:val="Color002966BgFFEBCC"/>
+    <w:semiHidden/>
     <w:rPr>
       <w:color w:val="002966"/>
       <w:shd w:val="clear" w:color="auto" w:fill="FFEBCC"/>
@@ -9226,6 +10390,7 @@
   </w:style>
   <w:style w:type="character" w:customStyle="1" w:styleId="Color002966BgFFFFCC">
     <w:name w:val="Color002966BgFFFFCC"/>
+    <w:semiHidden/>
     <w:rPr>
       <w:color w:val="002966"/>
       <w:shd w:val="clear" w:color="auto" w:fill="FFFFCC"/>
@@ -9233,6 +10398,7 @@
   </w:style>
   <w:style w:type="character" w:customStyle="1" w:styleId="Color002966BgCCE8CC">
     <w:name w:val="Color002966BgCCE8CC"/>
+    <w:semiHidden/>
     <w:rPr>
       <w:color w:val="002966"/>
       <w:shd w:val="clear" w:color="auto" w:fill="CCE8CC"/>
@@ -9240,6 +10406,7 @@
   </w:style>
   <w:style w:type="character" w:customStyle="1" w:styleId="Color002966BgCCE0F5">
     <w:name w:val="Color002966BgCCE0F5"/>
+    <w:semiHidden/>
     <w:rPr>
       <w:color w:val="002966"/>
       <w:shd w:val="clear" w:color="auto" w:fill="CCE0F5"/>
@@ -9247,6 +10414,7 @@
   </w:style>
   <w:style w:type="character" w:customStyle="1" w:styleId="Color002966BgEBD6FF">
     <w:name w:val="Color002966BgEBD6FF"/>
+    <w:semiHidden/>
     <w:rPr>
       <w:color w:val="002966"/>
       <w:shd w:val="clear" w:color="auto" w:fill="EBD6FF"/>
@@ -9254,6 +10422,7 @@
   </w:style>
   <w:style w:type="character" w:customStyle="1" w:styleId="Color002966BgBBBBBB">
     <w:name w:val="Color002966BgBBBBBB"/>
+    <w:semiHidden/>
     <w:rPr>
       <w:color w:val="002966"/>
       <w:shd w:val="clear" w:color="auto" w:fill="BBBBBB"/>
@@ -9261,6 +10430,7 @@
   </w:style>
   <w:style w:type="character" w:customStyle="1" w:styleId="Color002966BgF06666">
     <w:name w:val="Color002966BgF06666"/>
+    <w:semiHidden/>
     <w:rPr>
       <w:color w:val="002966"/>
       <w:shd w:val="clear" w:color="auto" w:fill="F06666"/>
@@ -9268,6 +10438,7 @@
   </w:style>
   <w:style w:type="character" w:customStyle="1" w:styleId="Color002966BgFFC266">
     <w:name w:val="Color002966BgFFC266"/>
+    <w:semiHidden/>
     <w:rPr>
       <w:color w:val="002966"/>
       <w:shd w:val="clear" w:color="auto" w:fill="FFC266"/>
@@ -9275,6 +10446,7 @@
   </w:style>
   <w:style w:type="character" w:customStyle="1" w:styleId="Color002966BgFFFF66">
     <w:name w:val="Color002966BgFFFF66"/>
+    <w:semiHidden/>
     <w:rPr>
       <w:color w:val="002966"/>
       <w:shd w:val="clear" w:color="auto" w:fill="FFFF66"/>
@@ -9282,6 +10454,7 @@
   </w:style>
   <w:style w:type="character" w:customStyle="1" w:styleId="Color002966Bg66B966">
     <w:name w:val="Color002966Bg66B966"/>
+    <w:semiHidden/>
     <w:rPr>
       <w:color w:val="002966"/>
       <w:shd w:val="clear" w:color="auto" w:fill="66B966"/>
@@ -9289,6 +10462,7 @@
   </w:style>
   <w:style w:type="character" w:customStyle="1" w:styleId="Color002966Bg66A3E0">
     <w:name w:val="Color002966Bg66A3E0"/>
+    <w:semiHidden/>
     <w:rPr>
       <w:color w:val="002966"/>
       <w:shd w:val="clear" w:color="auto" w:fill="66A3E0"/>
@@ -9296,6 +10470,7 @@
   </w:style>
   <w:style w:type="character" w:customStyle="1" w:styleId="Color002966BgC285FF">
     <w:name w:val="Color002966BgC285FF"/>
+    <w:semiHidden/>
     <w:rPr>
       <w:color w:val="002966"/>
       <w:shd w:val="clear" w:color="auto" w:fill="C285FF"/>
@@ -9303,6 +10478,7 @@
   </w:style>
   <w:style w:type="character" w:customStyle="1" w:styleId="Color002966Bg888888">
     <w:name w:val="Color002966Bg888888"/>
+    <w:semiHidden/>
     <w:rPr>
       <w:color w:val="002966"/>
       <w:shd w:val="clear" w:color="auto" w:fill="888888"/>
@@ -9310,6 +10486,7 @@
   </w:style>
   <w:style w:type="character" w:customStyle="1" w:styleId="Color002966BgA10000">
     <w:name w:val="Color002966BgA10000"/>
+    <w:semiHidden/>
     <w:rPr>
       <w:color w:val="002966"/>
       <w:shd w:val="clear" w:color="auto" w:fill="A10000"/>
@@ -9317,6 +10494,7 @@
   </w:style>
   <w:style w:type="character" w:customStyle="1" w:styleId="Color002966BgB26B00">
     <w:name w:val="Color002966BgB26B00"/>
+    <w:semiHidden/>
     <w:rPr>
       <w:color w:val="002966"/>
       <w:shd w:val="clear" w:color="auto" w:fill="B26B00"/>
@@ -9324,6 +10502,7 @@
   </w:style>
   <w:style w:type="character" w:customStyle="1" w:styleId="Color002966BgB2B200">
     <w:name w:val="Color002966BgB2B200"/>
+    <w:semiHidden/>
     <w:rPr>
       <w:color w:val="002966"/>
       <w:shd w:val="clear" w:color="auto" w:fill="B2B200"/>
@@ -9331,6 +10510,7 @@
   </w:style>
   <w:style w:type="character" w:customStyle="1" w:styleId="Color002966Bg006100">
     <w:name w:val="Color002966Bg006100"/>
+    <w:semiHidden/>
     <w:rPr>
       <w:color w:val="002966"/>
       <w:shd w:val="clear" w:color="auto" w:fill="006100"/>
@@ -9338,6 +10518,7 @@
   </w:style>
   <w:style w:type="character" w:customStyle="1" w:styleId="Color002966Bg0047B2">
     <w:name w:val="Color002966Bg0047B2"/>
+    <w:semiHidden/>
     <w:rPr>
       <w:color w:val="002966"/>
       <w:shd w:val="clear" w:color="auto" w:fill="0047B2"/>
@@ -9345,6 +10526,7 @@
   </w:style>
   <w:style w:type="character" w:customStyle="1" w:styleId="Color002966Bg6B24B2">
     <w:name w:val="Color002966Bg6B24B2"/>
+    <w:semiHidden/>
     <w:rPr>
       <w:color w:val="002966"/>
       <w:shd w:val="clear" w:color="auto" w:fill="6B24B2"/>
@@ -9352,6 +10534,7 @@
   </w:style>
   <w:style w:type="character" w:customStyle="1" w:styleId="Color002966Bg444444">
     <w:name w:val="Color002966Bg444444"/>
+    <w:semiHidden/>
     <w:rPr>
       <w:color w:val="002966"/>
       <w:shd w:val="clear" w:color="auto" w:fill="444444"/>
@@ -9359,6 +10542,7 @@
   </w:style>
   <w:style w:type="character" w:customStyle="1" w:styleId="Color002966Bg5C0000">
     <w:name w:val="Color002966Bg5C0000"/>
+    <w:semiHidden/>
     <w:rPr>
       <w:color w:val="002966"/>
       <w:shd w:val="clear" w:color="auto" w:fill="5C0000"/>
@@ -9366,6 +10550,7 @@
   </w:style>
   <w:style w:type="character" w:customStyle="1" w:styleId="Color002966Bg663D00">
     <w:name w:val="Color002966Bg663D00"/>
+    <w:semiHidden/>
     <w:rPr>
       <w:color w:val="002966"/>
       <w:shd w:val="clear" w:color="auto" w:fill="663D00"/>
@@ -9373,6 +10558,7 @@
   </w:style>
   <w:style w:type="character" w:customStyle="1" w:styleId="Color002966Bg666600">
     <w:name w:val="Color002966Bg666600"/>
+    <w:semiHidden/>
     <w:rPr>
       <w:color w:val="002966"/>
       <w:shd w:val="clear" w:color="auto" w:fill="666600"/>
@@ -9380,6 +10566,7 @@
   </w:style>
   <w:style w:type="character" w:customStyle="1" w:styleId="Color002966Bg003700">
     <w:name w:val="Color002966Bg003700"/>
+    <w:semiHidden/>
     <w:rPr>
       <w:color w:val="002966"/>
       <w:shd w:val="clear" w:color="auto" w:fill="003700"/>
@@ -9387,6 +10574,7 @@
   </w:style>
   <w:style w:type="character" w:customStyle="1" w:styleId="Color002966Bg002966">
     <w:name w:val="Color002966Bg002966"/>
+    <w:semiHidden/>
     <w:rPr>
       <w:color w:val="002966"/>
       <w:shd w:val="clear" w:color="auto" w:fill="002966"/>
@@ -9394,6 +10582,7 @@
   </w:style>
   <w:style w:type="character" w:customStyle="1" w:styleId="Color002966Bg3D1466">
     <w:name w:val="Color002966Bg3D1466"/>
+    <w:semiHidden/>
     <w:rPr>
       <w:color w:val="002966"/>
       <w:shd w:val="clear" w:color="auto" w:fill="3D1466"/>
@@ -9401,12 +10590,14 @@
   </w:style>
   <w:style w:type="character" w:customStyle="1" w:styleId="Color3D1466">
     <w:name w:val="Color3D1466"/>
+    <w:semiHidden/>
     <w:rPr>
       <w:color w:val="3D1466"/>
     </w:rPr>
   </w:style>
   <w:style w:type="character" w:customStyle="1" w:styleId="Color3D1466BgE60000">
     <w:name w:val="Color3D1466BgE60000"/>
+    <w:semiHidden/>
     <w:rPr>
       <w:color w:val="3D1466"/>
       <w:shd w:val="clear" w:color="auto" w:fill="E60000"/>
@@ -9414,6 +10605,7 @@
   </w:style>
   <w:style w:type="character" w:customStyle="1" w:styleId="Color3D1466BgFF9900">
     <w:name w:val="Color3D1466BgFF9900"/>
+    <w:semiHidden/>
     <w:rPr>
       <w:color w:val="3D1466"/>
       <w:shd w:val="clear" w:color="auto" w:fill="FF9900"/>
@@ -9421,6 +10613,7 @@
   </w:style>
   <w:style w:type="character" w:customStyle="1" w:styleId="Color3D1466BgFFFF00">
     <w:name w:val="Color3D1466BgFFFF00"/>
+    <w:semiHidden/>
     <w:rPr>
       <w:color w:val="3D1466"/>
       <w:shd w:val="clear" w:color="auto" w:fill="FFFF00"/>
@@ -9428,6 +10621,7 @@
   </w:style>
   <w:style w:type="character" w:customStyle="1" w:styleId="Color3D1466Bg008A00">
     <w:name w:val="Color3D1466Bg008A00"/>
+    <w:semiHidden/>
     <w:rPr>
       <w:color w:val="3D1466"/>
       <w:shd w:val="clear" w:color="auto" w:fill="008A00"/>
@@ -9435,6 +10629,7 @@
   </w:style>
   <w:style w:type="character" w:customStyle="1" w:styleId="Color3D1466Bg0066CC">
     <w:name w:val="Color3D1466Bg0066CC"/>
+    <w:semiHidden/>
     <w:rPr>
       <w:color w:val="3D1466"/>
       <w:shd w:val="clear" w:color="auto" w:fill="0066CC"/>
@@ -9442,6 +10637,7 @@
   </w:style>
   <w:style w:type="character" w:customStyle="1" w:styleId="Color3D1466Bg9933FF">
     <w:name w:val="Color3D1466Bg9933FF"/>
+    <w:semiHidden/>
     <w:rPr>
       <w:color w:val="3D1466"/>
       <w:shd w:val="clear" w:color="auto" w:fill="9933FF"/>
@@ -9449,6 +10645,7 @@
   </w:style>
   <w:style w:type="character" w:customStyle="1" w:styleId="Color3D1466BgFFFFFF">
     <w:name w:val="Color3D1466BgFFFFFF"/>
+    <w:semiHidden/>
     <w:rPr>
       <w:color w:val="3D1466"/>
       <w:shd w:val="clear" w:color="auto" w:fill="FFFFFF"/>
@@ -9456,6 +10653,7 @@
   </w:style>
   <w:style w:type="character" w:customStyle="1" w:styleId="Color3D1466BgFACCCC">
     <w:name w:val="Color3D1466BgFACCCC"/>
+    <w:semiHidden/>
     <w:rPr>
       <w:color w:val="3D1466"/>
       <w:shd w:val="clear" w:color="auto" w:fill="FACCCC"/>
@@ -9463,6 +10661,7 @@
   </w:style>
   <w:style w:type="character" w:customStyle="1" w:styleId="Color3D1466BgFFEBCC">
     <w:name w:val="Color3D1466BgFFEBCC"/>
+    <w:semiHidden/>
     <w:rPr>
       <w:color w:val="3D1466"/>
       <w:shd w:val="clear" w:color="auto" w:fill="FFEBCC"/>
@@ -9470,6 +10669,7 @@
   </w:style>
   <w:style w:type="character" w:customStyle="1" w:styleId="Color3D1466BgFFFFCC">
     <w:name w:val="Color3D1466BgFFFFCC"/>
+    <w:semiHidden/>
     <w:rPr>
       <w:color w:val="3D1466"/>
       <w:shd w:val="clear" w:color="auto" w:fill="FFFFCC"/>
@@ -9477,6 +10677,7 @@
   </w:style>
   <w:style w:type="character" w:customStyle="1" w:styleId="Color3D1466BgCCE8CC">
     <w:name w:val="Color3D1466BgCCE8CC"/>
+    <w:semiHidden/>
     <w:rPr>
       <w:color w:val="3D1466"/>
       <w:shd w:val="clear" w:color="auto" w:fill="CCE8CC"/>
@@ -9484,6 +10685,7 @@
   </w:style>
   <w:style w:type="character" w:customStyle="1" w:styleId="Color3D1466BgCCE0F5">
     <w:name w:val="Color3D1466BgCCE0F5"/>
+    <w:semiHidden/>
     <w:rPr>
       <w:color w:val="3D1466"/>
       <w:shd w:val="clear" w:color="auto" w:fill="CCE0F5"/>
@@ -9491,6 +10693,7 @@
   </w:style>
   <w:style w:type="character" w:customStyle="1" w:styleId="Color3D1466BgEBD6FF">
     <w:name w:val="Color3D1466BgEBD6FF"/>
+    <w:semiHidden/>
     <w:rPr>
       <w:color w:val="3D1466"/>
       <w:shd w:val="clear" w:color="auto" w:fill="EBD6FF"/>
@@ -9498,6 +10701,7 @@
   </w:style>
   <w:style w:type="character" w:customStyle="1" w:styleId="Color3D1466BgBBBBBB">
     <w:name w:val="Color3D1466BgBBBBBB"/>
+    <w:semiHidden/>
     <w:rPr>
       <w:color w:val="3D1466"/>
       <w:shd w:val="clear" w:color="auto" w:fill="BBBBBB"/>
@@ -9505,6 +10709,7 @@
   </w:style>
   <w:style w:type="character" w:customStyle="1" w:styleId="Color3D1466BgF06666">
     <w:name w:val="Color3D1466BgF06666"/>
+    <w:semiHidden/>
     <w:rPr>
       <w:color w:val="3D1466"/>
       <w:shd w:val="clear" w:color="auto" w:fill="F06666"/>
@@ -9512,6 +10717,7 @@
   </w:style>
   <w:style w:type="character" w:customStyle="1" w:styleId="Color3D1466BgFFC266">
     <w:name w:val="Color3D1466BgFFC266"/>
+    <w:semiHidden/>
     <w:rPr>
       <w:color w:val="3D1466"/>
       <w:shd w:val="clear" w:color="auto" w:fill="FFC266"/>
@@ -9519,6 +10725,7 @@
   </w:style>
   <w:style w:type="character" w:customStyle="1" w:styleId="Color3D1466BgFFFF66">
     <w:name w:val="Color3D1466BgFFFF66"/>
+    <w:semiHidden/>
     <w:rPr>
       <w:color w:val="3D1466"/>
       <w:shd w:val="clear" w:color="auto" w:fill="FFFF66"/>
@@ -9526,6 +10733,7 @@
   </w:style>
   <w:style w:type="character" w:customStyle="1" w:styleId="Color3D1466Bg66B966">
     <w:name w:val="Color3D1466Bg66B966"/>
+    <w:semiHidden/>
     <w:rPr>
       <w:color w:val="3D1466"/>
       <w:shd w:val="clear" w:color="auto" w:fill="66B966"/>
@@ -9533,6 +10741,7 @@
   </w:style>
   <w:style w:type="character" w:customStyle="1" w:styleId="Color3D1466Bg66A3E0">
     <w:name w:val="Color3D1466Bg66A3E0"/>
+    <w:semiHidden/>
     <w:rPr>
       <w:color w:val="3D1466"/>
       <w:shd w:val="clear" w:color="auto" w:fill="66A3E0"/>
@@ -9540,6 +10749,7 @@
   </w:style>
   <w:style w:type="character" w:customStyle="1" w:styleId="Color3D1466BgC285FF">
     <w:name w:val="Color3D1466BgC285FF"/>
+    <w:semiHidden/>
     <w:rPr>
       <w:color w:val="3D1466"/>
       <w:shd w:val="clear" w:color="auto" w:fill="C285FF"/>
@@ -9547,6 +10757,7 @@
   </w:style>
   <w:style w:type="character" w:customStyle="1" w:styleId="Color3D1466Bg888888">
     <w:name w:val="Color3D1466Bg888888"/>
+    <w:semiHidden/>
     <w:rPr>
       <w:color w:val="3D1466"/>
       <w:shd w:val="clear" w:color="auto" w:fill="888888"/>
@@ -9554,6 +10765,7 @@
   </w:style>
   <w:style w:type="character" w:customStyle="1" w:styleId="Color3D1466BgA10000">
     <w:name w:val="Color3D1466BgA10000"/>
+    <w:semiHidden/>
     <w:rPr>
       <w:color w:val="3D1466"/>
       <w:shd w:val="clear" w:color="auto" w:fill="A10000"/>
@@ -9561,6 +10773,7 @@
   </w:style>
   <w:style w:type="character" w:customStyle="1" w:styleId="Color3D1466BgB26B00">
     <w:name w:val="Color3D1466BgB26B00"/>
+    <w:semiHidden/>
     <w:rPr>
       <w:color w:val="3D1466"/>
       <w:shd w:val="clear" w:color="auto" w:fill="B26B00"/>
@@ -9568,6 +10781,7 @@
   </w:style>
   <w:style w:type="character" w:customStyle="1" w:styleId="Color3D1466BgB2B200">
     <w:name w:val="Color3D1466BgB2B200"/>
+    <w:semiHidden/>
     <w:rPr>
       <w:color w:val="3D1466"/>
       <w:shd w:val="clear" w:color="auto" w:fill="B2B200"/>
@@ -9575,6 +10789,7 @@
   </w:style>
   <w:style w:type="character" w:customStyle="1" w:styleId="Color3D1466Bg006100">
     <w:name w:val="Color3D1466Bg006100"/>
+    <w:semiHidden/>
     <w:rPr>
       <w:color w:val="3D1466"/>
       <w:shd w:val="clear" w:color="auto" w:fill="006100"/>
@@ -9582,6 +10797,7 @@
   </w:style>
   <w:style w:type="character" w:customStyle="1" w:styleId="Color3D1466Bg0047B2">
     <w:name w:val="Color3D1466Bg0047B2"/>
+    <w:semiHidden/>
     <w:rPr>
       <w:color w:val="3D1466"/>
       <w:shd w:val="clear" w:color="auto" w:fill="0047B2"/>
@@ -9589,6 +10805,7 @@
   </w:style>
   <w:style w:type="character" w:customStyle="1" w:styleId="Color3D1466Bg6B24B2">
     <w:name w:val="Color3D1466Bg6B24B2"/>
+    <w:semiHidden/>
     <w:rPr>
       <w:color w:val="3D1466"/>
       <w:shd w:val="clear" w:color="auto" w:fill="6B24B2"/>
@@ -9596,6 +10813,7 @@
   </w:style>
   <w:style w:type="character" w:customStyle="1" w:styleId="Color3D1466Bg444444">
     <w:name w:val="Color3D1466Bg444444"/>
+    <w:semiHidden/>
     <w:rPr>
       <w:color w:val="3D1466"/>
       <w:shd w:val="clear" w:color="auto" w:fill="444444"/>
@@ -9603,6 +10821,7 @@
   </w:style>
   <w:style w:type="character" w:customStyle="1" w:styleId="Color3D1466Bg5C0000">
     <w:name w:val="Color3D1466Bg5C0000"/>
+    <w:semiHidden/>
     <w:rPr>
       <w:color w:val="3D1466"/>
       <w:shd w:val="clear" w:color="auto" w:fill="5C0000"/>
@@ -9610,6 +10829,7 @@
   </w:style>
   <w:style w:type="character" w:customStyle="1" w:styleId="Color3D1466Bg663D00">
     <w:name w:val="Color3D1466Bg663D00"/>
+    <w:semiHidden/>
     <w:rPr>
       <w:color w:val="3D1466"/>
       <w:shd w:val="clear" w:color="auto" w:fill="663D00"/>
@@ -9617,6 +10837,7 @@
   </w:style>
   <w:style w:type="character" w:customStyle="1" w:styleId="Color3D1466Bg666600">
     <w:name w:val="Color3D1466Bg666600"/>
+    <w:semiHidden/>
     <w:rPr>
       <w:color w:val="3D1466"/>
       <w:shd w:val="clear" w:color="auto" w:fill="666600"/>
@@ -9624,6 +10845,7 @@
   </w:style>
   <w:style w:type="character" w:customStyle="1" w:styleId="Color3D1466Bg003700">
     <w:name w:val="Color3D1466Bg003700"/>
+    <w:semiHidden/>
     <w:rPr>
       <w:color w:val="3D1466"/>
       <w:shd w:val="clear" w:color="auto" w:fill="003700"/>
@@ -9631,6 +10853,7 @@
   </w:style>
   <w:style w:type="character" w:customStyle="1" w:styleId="Color3D1466Bg002966">
     <w:name w:val="Color3D1466Bg002966"/>
+    <w:semiHidden/>
     <w:rPr>
       <w:color w:val="3D1466"/>
       <w:shd w:val="clear" w:color="auto" w:fill="002966"/>
@@ -9638,6 +10861,7 @@
   </w:style>
   <w:style w:type="character" w:customStyle="1" w:styleId="Color3D1466Bg3D1466">
     <w:name w:val="Color3D1466Bg3D1466"/>
+    <w:semiHidden/>
     <w:rPr>
       <w:color w:val="3D1466"/>
       <w:shd w:val="clear" w:color="auto" w:fill="3D1466"/>

--- a/app/reference_docs/reference_letter.docx
+++ b/app/reference_docs/reference_letter.docx
@@ -10867,6 +10867,30 @@
       <w:shd w:val="clear" w:color="auto" w:fill="3D1466"/>
     </w:rPr>
   </w:style>
+  <w:style w:type="paragraph" w:customStyle="1" w:styleId="align-center">
+    <w:name w:val="align-center"/>
+    <w:basedOn w:val="Normal"/>
+    <w:semiHidden/>
+    <w:pPr>
+      <w:jc w:val="center"/>
+    </w:pPr>
+  </w:style>
+  <w:style w:type="paragraph" w:customStyle="1" w:styleId="align-right">
+    <w:name w:val="align-right"/>
+    <w:basedOn w:val="Normal"/>
+    <w:semiHidden/>
+    <w:pPr>
+      <w:jc w:val="right"/>
+    </w:pPr>
+  </w:style>
+  <w:style w:type="paragraph" w:customStyle="1" w:styleId="align-justify">
+    <w:name w:val="align-justify"/>
+    <w:basedOn w:val="Normal"/>
+    <w:semiHidden/>
+    <w:pPr>
+      <w:jc w:val="both"/>
+    </w:pPr>
+  </w:style>
 </w:styles>
 </file>
 
